--- a/report/時序期末報告_統碩一_藍永濬.docx
+++ b/report/時序期末報告_統碩一_藍永濬.docx
@@ -280,8 +280,48 @@
                                         <w:sz w:val="24"/>
                                         <w:szCs w:val="24"/>
                                       </w:rPr>
-                                      <w:t>作者: 114354025 統碩一 藍永濬</w:t>
+                                      <w:t>作者: 114354025 統碩</w:t>
                                     </w:r>
+                                    <w:proofErr w:type="gramStart"/>
+                                    <w:r>
+                                      <w:rPr>
+                                        <w:rFonts w:ascii="標楷體" w:eastAsia="標楷體" w:hAnsi="標楷體" w:hint="eastAsia"/>
+                                        <w:b/>
+                                        <w:bCs/>
+                                        <w:caps/>
+                                        <w:color w:val="000000" w:themeColor="text1"/>
+                                        <w:sz w:val="24"/>
+                                        <w:szCs w:val="24"/>
+                                      </w:rPr>
+                                      <w:t>一</w:t>
+                                    </w:r>
+                                    <w:proofErr w:type="gramEnd"/>
+                                    <w:r>
+                                      <w:rPr>
+                                        <w:rFonts w:ascii="標楷體" w:eastAsia="標楷體" w:hAnsi="標楷體" w:hint="eastAsia"/>
+                                        <w:b/>
+                                        <w:bCs/>
+                                        <w:caps/>
+                                        <w:color w:val="000000" w:themeColor="text1"/>
+                                        <w:sz w:val="24"/>
+                                        <w:szCs w:val="24"/>
+                                      </w:rPr>
+                                      <w:t xml:space="preserve"> 藍永</w:t>
+                                    </w:r>
+                                    <w:proofErr w:type="gramStart"/>
+                                    <w:r>
+                                      <w:rPr>
+                                        <w:rFonts w:ascii="標楷體" w:eastAsia="標楷體" w:hAnsi="標楷體" w:hint="eastAsia"/>
+                                        <w:b/>
+                                        <w:bCs/>
+                                        <w:caps/>
+                                        <w:color w:val="000000" w:themeColor="text1"/>
+                                        <w:sz w:val="24"/>
+                                        <w:szCs w:val="24"/>
+                                      </w:rPr>
+                                      <w:t>濬</w:t>
+                                    </w:r>
+                                    <w:proofErr w:type="gramEnd"/>
                                   </w:sdtContent>
                                 </w:sdt>
                               </w:p>
@@ -510,8 +550,48 @@
                                   <w:sz w:val="24"/>
                                   <w:szCs w:val="24"/>
                                 </w:rPr>
-                                <w:t>作者: 114354025 統碩一 藍永濬</w:t>
+                                <w:t>作者: 114354025 統碩</w:t>
                               </w:r>
+                              <w:proofErr w:type="gramStart"/>
+                              <w:r>
+                                <w:rPr>
+                                  <w:rFonts w:ascii="標楷體" w:eastAsia="標楷體" w:hAnsi="標楷體" w:hint="eastAsia"/>
+                                  <w:b/>
+                                  <w:bCs/>
+                                  <w:caps/>
+                                  <w:color w:val="000000" w:themeColor="text1"/>
+                                  <w:sz w:val="24"/>
+                                  <w:szCs w:val="24"/>
+                                </w:rPr>
+                                <w:t>一</w:t>
+                              </w:r>
+                              <w:proofErr w:type="gramEnd"/>
+                              <w:r>
+                                <w:rPr>
+                                  <w:rFonts w:ascii="標楷體" w:eastAsia="標楷體" w:hAnsi="標楷體" w:hint="eastAsia"/>
+                                  <w:b/>
+                                  <w:bCs/>
+                                  <w:caps/>
+                                  <w:color w:val="000000" w:themeColor="text1"/>
+                                  <w:sz w:val="24"/>
+                                  <w:szCs w:val="24"/>
+                                </w:rPr>
+                                <w:t xml:space="preserve"> 藍永</w:t>
+                              </w:r>
+                              <w:proofErr w:type="gramStart"/>
+                              <w:r>
+                                <w:rPr>
+                                  <w:rFonts w:ascii="標楷體" w:eastAsia="標楷體" w:hAnsi="標楷體" w:hint="eastAsia"/>
+                                  <w:b/>
+                                  <w:bCs/>
+                                  <w:caps/>
+                                  <w:color w:val="000000" w:themeColor="text1"/>
+                                  <w:sz w:val="24"/>
+                                  <w:szCs w:val="24"/>
+                                </w:rPr>
+                                <w:t>濬</w:t>
+                              </w:r>
+                              <w:proofErr w:type="gramEnd"/>
                             </w:sdtContent>
                           </w:sdt>
                         </w:p>
@@ -767,12 +847,14 @@
         </w:rPr>
         <w:t>等候選模型，並以</w:t>
       </w:r>
+      <w:proofErr w:type="spellStart"/>
       <w:r>
         <w:rPr>
           <w:rFonts w:ascii="CMU Serif" w:eastAsia="標楷體" w:hAnsi="CMU Serif"/>
         </w:rPr>
         <w:t>AICc</w:t>
       </w:r>
+      <w:proofErr w:type="spellEnd"/>
       <w:r>
         <w:rPr>
           <w:rFonts w:ascii="CMU Serif" w:eastAsia="標楷體" w:hAnsi="CMU Serif"/>
@@ -789,7 +871,21 @@
         <w:rPr>
           <w:rFonts w:ascii="CMU Serif" w:eastAsia="標楷體" w:hAnsi="CMU Serif"/>
         </w:rPr>
-        <w:t>、預測誤差與殘差診斷作為模型比較依據。</w:t>
+        <w:t>、預測誤差</w:t>
+      </w:r>
+      <w:proofErr w:type="gramStart"/>
+      <w:r>
+        <w:rPr>
+          <w:rFonts w:ascii="CMU Serif" w:eastAsia="標楷體" w:hAnsi="CMU Serif"/>
+        </w:rPr>
+        <w:t>與殘差診斷</w:t>
+      </w:r>
+      <w:proofErr w:type="gramEnd"/>
+      <w:r>
+        <w:rPr>
+          <w:rFonts w:ascii="CMU Serif" w:eastAsia="標楷體" w:hAnsi="CMU Serif"/>
+        </w:rPr>
+        <w:t>作為模型比較依據。</w:t>
       </w:r>
     </w:p>
     <w:p>
@@ -812,11 +908,19 @@
         </w:rPr>
         <w:t xml:space="preserve">12 </w:t>
       </w:r>
-      <w:r>
-        <w:rPr>
-          <w:rFonts w:ascii="CMU Serif" w:eastAsia="標楷體" w:hAnsi="CMU Serif" w:hint="eastAsia"/>
-        </w:rPr>
-        <w:t>個月的住宅價格指數，並搭配預測區間說明不確定</w:t>
+      <w:proofErr w:type="gramStart"/>
+      <w:r>
+        <w:rPr>
+          <w:rFonts w:ascii="CMU Serif" w:eastAsia="標楷體" w:hAnsi="CMU Serif" w:hint="eastAsia"/>
+        </w:rPr>
+        <w:t>個</w:t>
+      </w:r>
+      <w:proofErr w:type="gramEnd"/>
+      <w:r>
+        <w:rPr>
+          <w:rFonts w:ascii="CMU Serif" w:eastAsia="標楷體" w:hAnsi="CMU Serif" w:hint="eastAsia"/>
+        </w:rPr>
+        <w:t>月的住宅價格指數，並搭配預測區間說明不確定</w:t>
       </w:r>
       <w:r>
         <w:rPr>
@@ -1060,7 +1164,21 @@
         <w:rPr>
           <w:rFonts w:ascii="CMU Serif" w:eastAsia="標楷體" w:hAnsi="CMU Serif" w:hint="eastAsia"/>
         </w:rPr>
-        <w:t>等候選模型，並根據模型配適、殘差診斷與預測表現選出最終模型。</w:t>
+        <w:t>等候選模型，並根據模型</w:t>
+      </w:r>
+      <w:proofErr w:type="gramStart"/>
+      <w:r>
+        <w:rPr>
+          <w:rFonts w:ascii="CMU Serif" w:eastAsia="標楷體" w:hAnsi="CMU Serif" w:hint="eastAsia"/>
+        </w:rPr>
+        <w:t>配適、殘差</w:t>
+      </w:r>
+      <w:proofErr w:type="gramEnd"/>
+      <w:r>
+        <w:rPr>
+          <w:rFonts w:ascii="CMU Serif" w:eastAsia="標楷體" w:hAnsi="CMU Serif" w:hint="eastAsia"/>
+        </w:rPr>
+        <w:t>診斷與預測表現選出最終模型。</w:t>
       </w:r>
     </w:p>
     <w:p>
@@ -1341,24 +1459,28 @@
         </w:rPr>
         <w:t>。資料集中包含兩個主要變數：住宅價格指數</w:t>
       </w:r>
+      <w:proofErr w:type="spellStart"/>
       <w:r>
         <w:rPr>
           <w:rFonts w:ascii="CMU Serif" w:eastAsia="標楷體" w:hAnsi="CMU Serif" w:hint="eastAsia"/>
         </w:rPr>
         <w:t>hpi</w:t>
       </w:r>
+      <w:proofErr w:type="spellEnd"/>
       <w:r>
         <w:rPr>
           <w:rFonts w:ascii="CMU Serif" w:eastAsia="標楷體" w:hAnsi="CMU Serif" w:hint="eastAsia"/>
         </w:rPr>
         <w:t>，以及既有住宅銷售數量</w:t>
       </w:r>
+      <w:proofErr w:type="spellStart"/>
       <w:r>
         <w:rPr>
           <w:rFonts w:ascii="CMU Serif" w:eastAsia="標楷體" w:hAnsi="CMU Serif" w:hint="eastAsia"/>
         </w:rPr>
         <w:t>numsold</w:t>
       </w:r>
+      <w:proofErr w:type="spellEnd"/>
       <w:r>
         <w:rPr>
           <w:rFonts w:ascii="CMU Serif" w:eastAsia="標楷體" w:hAnsi="CMU Serif" w:hint="eastAsia"/>
@@ -1375,8 +1497,16 @@
         <w:rPr>
           <w:rFonts w:ascii="CMU Serif" w:eastAsia="標楷體" w:hAnsi="CMU Serif" w:hint="eastAsia"/>
         </w:rPr>
-        <w:t xml:space="preserve"> numsold</w:t>
-      </w:r>
+        <w:t xml:space="preserve"> </w:t>
+      </w:r>
+      <w:proofErr w:type="spellStart"/>
+      <w:r>
+        <w:rPr>
+          <w:rFonts w:ascii="CMU Serif" w:eastAsia="標楷體" w:hAnsi="CMU Serif" w:hint="eastAsia"/>
+        </w:rPr>
+        <w:t>numsold</w:t>
+      </w:r>
+      <w:proofErr w:type="spellEnd"/>
       <w:r>
         <w:rPr>
           <w:rFonts w:ascii="CMU Serif" w:eastAsia="標楷體" w:hAnsi="CMU Serif" w:hint="eastAsia"/>
@@ -1620,7 +1750,21 @@
         <w:rPr>
           <w:rFonts w:ascii="CMU Serif" w:eastAsia="標楷體" w:hAnsi="CMU Serif" w:hint="eastAsia"/>
         </w:rPr>
-        <w:t>透過建立單變量時間數列模型，</w:t>
+        <w:t>透過建立</w:t>
+      </w:r>
+      <w:proofErr w:type="gramStart"/>
+      <w:r>
+        <w:rPr>
+          <w:rFonts w:ascii="CMU Serif" w:eastAsia="標楷體" w:hAnsi="CMU Serif" w:hint="eastAsia"/>
+        </w:rPr>
+        <w:t>單變量</w:t>
+      </w:r>
+      <w:proofErr w:type="gramEnd"/>
+      <w:r>
+        <w:rPr>
+          <w:rFonts w:ascii="CMU Serif" w:eastAsia="標楷體" w:hAnsi="CMU Serif" w:hint="eastAsia"/>
+        </w:rPr>
+        <w:t>時間數列模型，</w:t>
       </w:r>
       <w:r>
         <w:rPr>
@@ -1975,22 +2119,1351 @@
           <w:sz w:val="32"/>
           <w:szCs w:val="32"/>
         </w:rPr>
-        <w:t>4. EDA</w:t>
+        <w:t xml:space="preserve">4. </w:t>
+      </w:r>
+      <w:r>
+        <w:rPr>
+          <w:rFonts w:ascii="CMU Serif" w:eastAsia="標楷體" w:hAnsi="CMU Serif" w:hint="eastAsia"/>
+          <w:b/>
+          <w:bCs/>
+          <w:sz w:val="32"/>
+          <w:szCs w:val="32"/>
+        </w:rPr>
+        <w:t>探索性資料分析</w:t>
+      </w:r>
+      <w:r>
+        <w:rPr>
+          <w:rFonts w:ascii="CMU Serif" w:eastAsia="標楷體" w:hAnsi="CMU Serif" w:hint="eastAsia"/>
+          <w:b/>
+          <w:bCs/>
+          <w:sz w:val="32"/>
+          <w:szCs w:val="32"/>
+        </w:rPr>
+        <w:t>(</w:t>
+      </w:r>
+      <w:r>
+        <w:rPr>
+          <w:rFonts w:ascii="CMU Serif" w:eastAsia="標楷體" w:hAnsi="CMU Serif" w:hint="eastAsia"/>
+          <w:b/>
+          <w:bCs/>
+          <w:sz w:val="32"/>
+          <w:szCs w:val="32"/>
+        </w:rPr>
+        <w:t>EDA</w:t>
+      </w:r>
+      <w:r>
+        <w:rPr>
+          <w:rFonts w:ascii="CMU Serif" w:eastAsia="標楷體" w:hAnsi="CMU Serif" w:hint="eastAsia"/>
+          <w:b/>
+          <w:bCs/>
+          <w:sz w:val="32"/>
+          <w:szCs w:val="32"/>
+        </w:rPr>
+        <w:t>)</w:t>
       </w:r>
     </w:p>
     <w:p>
       <w:pPr>
         <w:widowControl/>
+        <w:spacing w:after="0"/>
         <w:rPr>
           <w:rFonts w:ascii="CMU Serif" w:eastAsia="標楷體" w:hAnsi="CMU Serif"/>
         </w:rPr>
       </w:pPr>
       <w:r>
         <w:rPr>
-          <w:rFonts w:ascii="CMU Serif" w:eastAsia="標楷體" w:hAnsi="CMU Serif"/>
-        </w:rPr>
-        <w:br w:type="page"/>
-      </w:r>
+          <w:rFonts w:ascii="CMU Serif" w:eastAsia="標楷體" w:hAnsi="CMU Serif" w:hint="eastAsia"/>
+        </w:rPr>
+        <w:t>本章</w:t>
+      </w:r>
+      <w:r>
+        <w:rPr>
+          <w:rFonts w:ascii="CMU Serif" w:eastAsia="標楷體" w:hAnsi="CMU Serif" w:hint="eastAsia"/>
+        </w:rPr>
+        <w:t>使用清理後的</w:t>
+      </w:r>
+      <w:r>
+        <w:rPr>
+          <w:rFonts w:ascii="CMU Serif" w:eastAsia="標楷體" w:hAnsi="CMU Serif" w:hint="eastAsia"/>
+        </w:rPr>
+        <w:t>HPI</w:t>
+      </w:r>
+      <w:r>
+        <w:rPr>
+          <w:rFonts w:ascii="CMU Serif" w:eastAsia="標楷體" w:hAnsi="CMU Serif" w:hint="eastAsia"/>
+        </w:rPr>
+        <w:t>月資料進行探索性資料分析</w:t>
+      </w:r>
+      <w:r>
+        <w:rPr>
+          <w:rFonts w:ascii="CMU Serif" w:eastAsia="標楷體" w:hAnsi="CMU Serif" w:hint="eastAsia"/>
+        </w:rPr>
+        <w:t>，</w:t>
+      </w:r>
+      <w:r>
+        <w:rPr>
+          <w:rFonts w:ascii="CMU Serif" w:eastAsia="標楷體" w:hAnsi="CMU Serif" w:hint="eastAsia"/>
+        </w:rPr>
+        <w:t>主要目標是觀察住宅價格指數的長期趨勢、波動情形、可能的季節性與異常變化，作為後續模型識別與轉換處理的依據。</w:t>
+      </w:r>
+    </w:p>
+    <w:p>
+      <w:pPr>
+        <w:widowControl/>
+        <w:spacing w:after="0"/>
+        <w:rPr>
+          <w:rFonts w:ascii="CMU Serif" w:eastAsia="標楷體" w:hAnsi="CMU Serif"/>
+          <w:b/>
+          <w:bCs/>
+          <w:sz w:val="28"/>
+          <w:szCs w:val="28"/>
+        </w:rPr>
+      </w:pPr>
+      <w:r>
+        <w:rPr>
+          <w:rFonts w:ascii="CMU Serif" w:eastAsia="標楷體" w:hAnsi="CMU Serif" w:hint="eastAsia"/>
+          <w:b/>
+          <w:bCs/>
+          <w:sz w:val="28"/>
+          <w:szCs w:val="28"/>
+        </w:rPr>
+        <w:t xml:space="preserve">4.1  </w:t>
+      </w:r>
+      <w:r>
+        <w:rPr>
+          <w:rFonts w:ascii="CMU Serif" w:eastAsia="標楷體" w:hAnsi="CMU Serif" w:hint="eastAsia"/>
+          <w:b/>
+          <w:bCs/>
+          <w:sz w:val="28"/>
+          <w:szCs w:val="28"/>
+        </w:rPr>
+        <w:t>時間數列圖</w:t>
+      </w:r>
+    </w:p>
+    <w:p>
+      <w:pPr>
+        <w:widowControl/>
+        <w:spacing w:after="0"/>
+        <w:jc w:val="center"/>
+        <w:rPr>
+          <w:rFonts w:ascii="CMU Serif" w:eastAsia="標楷體" w:hAnsi="CMU Serif" w:hint="eastAsia"/>
+        </w:rPr>
+      </w:pPr>
+      <w:r>
+        <w:rPr>
+          <w:rFonts w:ascii="CMU Serif" w:eastAsia="標楷體" w:hAnsi="CMU Serif" w:hint="eastAsia"/>
+          <w:noProof/>
+        </w:rPr>
+        <w:lastRenderedPageBreak/>
+        <w:drawing>
+          <wp:inline distT="0" distB="0" distL="0" distR="0" wp14:anchorId="42085CBA" wp14:editId="34CADDBF">
+            <wp:extent cx="4946650" cy="2287017"/>
+            <wp:effectExtent l="0" t="0" r="6350" b="0"/>
+            <wp:docPr id="785062136" name="圖片 2"/>
+            <wp:cNvGraphicFramePr>
+              <a:graphicFrameLocks xmlns:a="http://schemas.openxmlformats.org/drawingml/2006/main" noChangeAspect="1"/>
+            </wp:cNvGraphicFramePr>
+            <a:graphic xmlns:a="http://schemas.openxmlformats.org/drawingml/2006/main">
+              <a:graphicData uri="http://schemas.openxmlformats.org/drawingml/2006/picture">
+                <pic:pic xmlns:pic="http://schemas.openxmlformats.org/drawingml/2006/picture">
+                  <pic:nvPicPr>
+                    <pic:cNvPr id="785062136" name="圖片 785062136"/>
+                    <pic:cNvPicPr/>
+                  </pic:nvPicPr>
+                  <pic:blipFill>
+                    <a:blip r:embed="rId4">
+                      <a:extLst>
+                        <a:ext uri="{28A0092B-C50C-407E-A947-70E740481C1C}">
+                          <a14:useLocalDpi xmlns:a14="http://schemas.microsoft.com/office/drawing/2010/main" val="0"/>
+                        </a:ext>
+                      </a:extLst>
+                    </a:blip>
+                    <a:stretch>
+                      <a:fillRect/>
+                    </a:stretch>
+                  </pic:blipFill>
+                  <pic:spPr>
+                    <a:xfrm>
+                      <a:off x="0" y="0"/>
+                      <a:ext cx="4954782" cy="2290777"/>
+                    </a:xfrm>
+                    <a:prstGeom prst="rect">
+                      <a:avLst/>
+                    </a:prstGeom>
+                  </pic:spPr>
+                </pic:pic>
+              </a:graphicData>
+            </a:graphic>
+          </wp:inline>
+        </w:drawing>
+      </w:r>
+    </w:p>
+    <w:p>
+      <w:pPr>
+        <w:widowControl/>
+        <w:spacing w:after="0"/>
+        <w:rPr>
+          <w:rFonts w:ascii="CMU Serif" w:eastAsia="標楷體" w:hAnsi="CMU Serif"/>
+        </w:rPr>
+      </w:pPr>
+      <w:r>
+        <w:rPr>
+          <w:rFonts w:ascii="CMU Serif" w:eastAsia="標楷體" w:hAnsi="CMU Serif" w:hint="eastAsia"/>
+        </w:rPr>
+        <w:t>由圖中可以觀察到，</w:t>
+      </w:r>
+      <w:r>
+        <w:rPr>
+          <w:rFonts w:ascii="CMU Serif" w:eastAsia="標楷體" w:hAnsi="CMU Serif" w:hint="eastAsia"/>
+        </w:rPr>
+        <w:t>HPI</w:t>
+      </w:r>
+      <w:r>
+        <w:rPr>
+          <w:rFonts w:ascii="CMU Serif" w:eastAsia="標楷體" w:hAnsi="CMU Serif" w:hint="eastAsia"/>
+        </w:rPr>
+        <w:t>在</w:t>
+      </w:r>
+      <w:r>
+        <w:rPr>
+          <w:rFonts w:ascii="CMU Serif" w:eastAsia="標楷體" w:hAnsi="CMU Serif" w:hint="eastAsia"/>
+        </w:rPr>
+        <w:t>1991</w:t>
+      </w:r>
+      <w:r>
+        <w:rPr>
+          <w:rFonts w:ascii="CMU Serif" w:eastAsia="標楷體" w:hAnsi="CMU Serif" w:hint="eastAsia"/>
+        </w:rPr>
+        <w:t>年至</w:t>
+      </w:r>
+      <w:r>
+        <w:rPr>
+          <w:rFonts w:ascii="CMU Serif" w:eastAsia="標楷體" w:hAnsi="CMU Serif" w:hint="eastAsia"/>
+        </w:rPr>
+        <w:t>2013</w:t>
+      </w:r>
+      <w:r>
+        <w:rPr>
+          <w:rFonts w:ascii="CMU Serif" w:eastAsia="標楷體" w:hAnsi="CMU Serif" w:hint="eastAsia"/>
+        </w:rPr>
+        <w:t>年間並非圍繞固定水準上下波動，而是呈現明顯的長期變化。</w:t>
+      </w:r>
+      <w:r>
+        <w:rPr>
+          <w:rFonts w:ascii="CMU Serif" w:eastAsia="標楷體" w:hAnsi="CMU Serif" w:hint="eastAsia"/>
+        </w:rPr>
+        <w:t>HPI</w:t>
+      </w:r>
+      <w:r>
+        <w:rPr>
+          <w:rFonts w:ascii="CMU Serif" w:eastAsia="標楷體" w:hAnsi="CMU Serif" w:hint="eastAsia"/>
+        </w:rPr>
+        <w:t>從</w:t>
+      </w:r>
+      <w:r>
+        <w:rPr>
+          <w:rFonts w:ascii="CMU Serif" w:eastAsia="標楷體" w:hAnsi="CMU Serif" w:hint="eastAsia"/>
+        </w:rPr>
+        <w:t>1991</w:t>
+      </w:r>
+      <w:r>
+        <w:rPr>
+          <w:rFonts w:ascii="CMU Serif" w:eastAsia="標楷體" w:hAnsi="CMU Serif" w:hint="eastAsia"/>
+        </w:rPr>
+        <w:t>年約</w:t>
+      </w:r>
+      <w:r>
+        <w:rPr>
+          <w:rFonts w:ascii="CMU Serif" w:eastAsia="標楷體" w:hAnsi="CMU Serif" w:hint="eastAsia"/>
+        </w:rPr>
+        <w:t>100</w:t>
+      </w:r>
+      <w:r>
+        <w:rPr>
+          <w:rFonts w:ascii="CMU Serif" w:eastAsia="標楷體" w:hAnsi="CMU Serif" w:hint="eastAsia"/>
+        </w:rPr>
+        <w:t>開始緩慢上升，</w:t>
+      </w:r>
+      <w:r>
+        <w:rPr>
+          <w:rFonts w:ascii="CMU Serif" w:eastAsia="標楷體" w:hAnsi="CMU Serif" w:hint="eastAsia"/>
+        </w:rPr>
+        <w:t>2000</w:t>
+      </w:r>
+      <w:r>
+        <w:rPr>
+          <w:rFonts w:ascii="CMU Serif" w:eastAsia="標楷體" w:hAnsi="CMU Serif" w:hint="eastAsia"/>
+        </w:rPr>
+        <w:t>年後上升速度加快，並在</w:t>
+      </w:r>
+      <w:r>
+        <w:rPr>
+          <w:rFonts w:ascii="CMU Serif" w:eastAsia="標楷體" w:hAnsi="CMU Serif" w:hint="eastAsia"/>
+        </w:rPr>
+        <w:t>2006</w:t>
+      </w:r>
+      <w:r>
+        <w:rPr>
+          <w:rFonts w:ascii="CMU Serif" w:eastAsia="標楷體" w:hAnsi="CMU Serif" w:hint="eastAsia"/>
+        </w:rPr>
+        <w:t>至</w:t>
+      </w:r>
+      <w:r>
+        <w:rPr>
+          <w:rFonts w:ascii="CMU Serif" w:eastAsia="標楷體" w:hAnsi="CMU Serif" w:hint="eastAsia"/>
+        </w:rPr>
+        <w:t xml:space="preserve"> 2007</w:t>
+      </w:r>
+      <w:r>
+        <w:rPr>
+          <w:rFonts w:ascii="CMU Serif" w:eastAsia="標楷體" w:hAnsi="CMU Serif" w:hint="eastAsia"/>
+        </w:rPr>
+        <w:t>年附近達到高點。之後，</w:t>
+      </w:r>
+      <w:r>
+        <w:rPr>
+          <w:rFonts w:ascii="CMU Serif" w:eastAsia="標楷體" w:hAnsi="CMU Serif" w:hint="eastAsia"/>
+        </w:rPr>
+        <w:t>HPI</w:t>
+      </w:r>
+      <w:r>
+        <w:rPr>
+          <w:rFonts w:ascii="CMU Serif" w:eastAsia="標楷體" w:hAnsi="CMU Serif" w:hint="eastAsia"/>
+        </w:rPr>
+        <w:t>明顯下跌，約在</w:t>
+      </w:r>
+      <w:r>
+        <w:rPr>
+          <w:rFonts w:ascii="CMU Serif" w:eastAsia="標楷體" w:hAnsi="CMU Serif" w:hint="eastAsia"/>
+        </w:rPr>
+        <w:t>2011</w:t>
+      </w:r>
+      <w:r>
+        <w:rPr>
+          <w:rFonts w:ascii="CMU Serif" w:eastAsia="標楷體" w:hAnsi="CMU Serif" w:hint="eastAsia"/>
+        </w:rPr>
+        <w:t>年後才逐漸回升。這表示</w:t>
+      </w:r>
+      <w:r>
+        <w:rPr>
+          <w:rFonts w:ascii="CMU Serif" w:eastAsia="標楷體" w:hAnsi="CMU Serif" w:hint="eastAsia"/>
+        </w:rPr>
+        <w:t>HPI</w:t>
+      </w:r>
+      <w:r>
+        <w:rPr>
+          <w:rFonts w:ascii="CMU Serif" w:eastAsia="標楷體" w:hAnsi="CMU Serif" w:hint="eastAsia"/>
+        </w:rPr>
+        <w:t>的平均水準會隨時間改變，因此從圖形上初步判斷，</w:t>
+      </w:r>
+      <w:r>
+        <w:rPr>
+          <w:rFonts w:ascii="CMU Serif" w:eastAsia="標楷體" w:hAnsi="CMU Serif" w:hint="eastAsia"/>
+        </w:rPr>
+        <w:t>HPI</w:t>
+      </w:r>
+      <w:r>
+        <w:rPr>
+          <w:rFonts w:ascii="CMU Serif" w:eastAsia="標楷體" w:hAnsi="CMU Serif" w:hint="eastAsia"/>
+        </w:rPr>
+        <w:t>具非平穩特徵。</w:t>
+      </w:r>
+    </w:p>
+    <w:p>
+      <w:pPr>
+        <w:widowControl/>
+        <w:spacing w:after="0"/>
+        <w:rPr>
+          <w:rFonts w:ascii="CMU Serif" w:eastAsia="標楷體" w:hAnsi="CMU Serif"/>
+        </w:rPr>
+      </w:pPr>
+      <w:r>
+        <w:rPr>
+          <w:rFonts w:ascii="CMU Serif" w:eastAsia="標楷體" w:hAnsi="CMU Serif" w:hint="eastAsia"/>
+        </w:rPr>
+        <w:t>由於本</w:t>
+      </w:r>
+      <w:r>
+        <w:rPr>
+          <w:rFonts w:ascii="CMU Serif" w:eastAsia="標楷體" w:hAnsi="CMU Serif" w:hint="eastAsia"/>
+        </w:rPr>
+        <w:t>圖</w:t>
+      </w:r>
+      <w:r>
+        <w:rPr>
+          <w:rFonts w:ascii="CMU Serif" w:eastAsia="標楷體" w:hAnsi="CMU Serif" w:hint="eastAsia"/>
+        </w:rPr>
+        <w:t>為長期月資料，單一時間序列圖不易清楚判斷短期季節性；</w:t>
+      </w:r>
+      <w:proofErr w:type="gramStart"/>
+      <w:r>
+        <w:rPr>
+          <w:rFonts w:ascii="CMU Serif" w:eastAsia="標楷體" w:hAnsi="CMU Serif" w:hint="eastAsia"/>
+        </w:rPr>
+        <w:t>由</w:t>
+      </w:r>
+      <w:r>
+        <w:rPr>
+          <w:rFonts w:ascii="CMU Serif" w:eastAsia="標楷體" w:hAnsi="CMU Serif" w:hint="eastAsia"/>
+        </w:rPr>
+        <w:t>此圖只能</w:t>
+      </w:r>
+      <w:proofErr w:type="gramEnd"/>
+      <w:r>
+        <w:rPr>
+          <w:rFonts w:ascii="CMU Serif" w:eastAsia="標楷體" w:hAnsi="CMU Serif" w:hint="eastAsia"/>
+        </w:rPr>
+        <w:t>看出</w:t>
+      </w:r>
+      <w:r>
+        <w:rPr>
+          <w:rFonts w:ascii="CMU Serif" w:eastAsia="標楷體" w:hAnsi="CMU Serif" w:hint="eastAsia"/>
+        </w:rPr>
+        <w:t>並無</w:t>
+      </w:r>
+      <w:r>
+        <w:rPr>
+          <w:rFonts w:ascii="CMU Serif" w:eastAsia="標楷體" w:hAnsi="CMU Serif" w:hint="eastAsia"/>
+        </w:rPr>
+        <w:t>非常明顯的規律季節波動，是否存在季節性仍需進一步透過月份分組圖或</w:t>
+      </w:r>
+      <w:r>
+        <w:rPr>
+          <w:rFonts w:ascii="CMU Serif" w:eastAsia="標楷體" w:hAnsi="CMU Serif" w:hint="eastAsia"/>
+        </w:rPr>
+        <w:t>ACF</w:t>
+      </w:r>
+      <w:r>
+        <w:rPr>
+          <w:rFonts w:ascii="CMU Serif" w:eastAsia="標楷體" w:hAnsi="CMU Serif" w:hint="eastAsia"/>
+        </w:rPr>
+        <w:t>圖確認。</w:t>
+      </w:r>
+    </w:p>
+    <w:p>
+      <w:pPr>
+        <w:widowControl/>
+        <w:spacing w:after="0"/>
+        <w:rPr>
+          <w:rFonts w:ascii="CMU Serif" w:eastAsia="標楷體" w:hAnsi="CMU Serif"/>
+        </w:rPr>
+      </w:pPr>
+      <w:proofErr w:type="gramStart"/>
+      <w:r>
+        <w:rPr>
+          <w:rFonts w:ascii="CMU Serif" w:eastAsia="標楷體" w:hAnsi="CMU Serif" w:hint="eastAsia"/>
+        </w:rPr>
+        <w:t>此外，</w:t>
+      </w:r>
+      <w:proofErr w:type="gramEnd"/>
+      <w:r>
+        <w:rPr>
+          <w:rFonts w:ascii="CMU Serif" w:eastAsia="標楷體" w:hAnsi="CMU Serif" w:hint="eastAsia"/>
+        </w:rPr>
+        <w:t>圖中沒有明顯單一月份的極端離群值。</w:t>
+      </w:r>
+      <w:r>
+        <w:rPr>
+          <w:rFonts w:ascii="CMU Serif" w:eastAsia="標楷體" w:hAnsi="CMU Serif" w:hint="eastAsia"/>
+        </w:rPr>
+        <w:t>2000</w:t>
+      </w:r>
+      <w:r>
+        <w:rPr>
+          <w:rFonts w:ascii="CMU Serif" w:eastAsia="標楷體" w:hAnsi="CMU Serif" w:hint="eastAsia"/>
+        </w:rPr>
+        <w:t>年後，</w:t>
+      </w:r>
+      <w:r>
+        <w:rPr>
+          <w:rFonts w:ascii="CMU Serif" w:eastAsia="標楷體" w:hAnsi="CMU Serif" w:hint="eastAsia"/>
+        </w:rPr>
+        <w:t>HPI</w:t>
+      </w:r>
+      <w:r>
+        <w:rPr>
+          <w:rFonts w:ascii="CMU Serif" w:eastAsia="標楷體" w:hAnsi="CMU Serif" w:hint="eastAsia"/>
+        </w:rPr>
+        <w:t>的上升速度較前期加快，並在</w:t>
+      </w:r>
+      <w:r>
+        <w:rPr>
+          <w:rFonts w:ascii="CMU Serif" w:eastAsia="標楷體" w:hAnsi="CMU Serif" w:hint="eastAsia"/>
+        </w:rPr>
+        <w:t>2006</w:t>
+      </w:r>
+      <w:r>
+        <w:rPr>
+          <w:rFonts w:ascii="CMU Serif" w:eastAsia="標楷體" w:hAnsi="CMU Serif" w:hint="eastAsia"/>
+        </w:rPr>
+        <w:t>至</w:t>
+      </w:r>
+      <w:r>
+        <w:rPr>
+          <w:rFonts w:ascii="CMU Serif" w:eastAsia="標楷體" w:hAnsi="CMU Serif" w:hint="eastAsia"/>
+        </w:rPr>
+        <w:t>2007</w:t>
+      </w:r>
+      <w:r>
+        <w:rPr>
+          <w:rFonts w:ascii="CMU Serif" w:eastAsia="標楷體" w:hAnsi="CMU Serif" w:hint="eastAsia"/>
+        </w:rPr>
+        <w:t>年附近達到高點；之後出現明顯下跌，顯示房價可能受到景氣循環或房市修正影響。</w:t>
+      </w:r>
+      <w:r>
+        <w:rPr>
+          <w:rFonts w:ascii="CMU Serif" w:eastAsia="標楷體" w:hAnsi="CMU Serif"/>
+        </w:rPr>
+        <w:t>至於變異程度是否隨時間改變，僅由原始</w:t>
+      </w:r>
+      <w:r>
+        <w:rPr>
+          <w:rFonts w:ascii="CMU Serif" w:eastAsia="標楷體" w:hAnsi="CMU Serif"/>
+        </w:rPr>
+        <w:t>HPI</w:t>
+      </w:r>
+      <w:r>
+        <w:rPr>
+          <w:rFonts w:ascii="CMU Serif" w:eastAsia="標楷體" w:hAnsi="CMU Serif"/>
+        </w:rPr>
+        <w:t>時間</w:t>
+      </w:r>
+      <w:r>
+        <w:rPr>
+          <w:rFonts w:ascii="CMU Serif" w:eastAsia="標楷體" w:hAnsi="CMU Serif" w:hint="eastAsia"/>
+        </w:rPr>
+        <w:t>數</w:t>
+      </w:r>
+      <w:r>
+        <w:rPr>
+          <w:rFonts w:ascii="CMU Serif" w:eastAsia="標楷體" w:hAnsi="CMU Serif"/>
+        </w:rPr>
+        <w:t>列圖不易明確判斷。後續可透過</w:t>
+      </w:r>
+      <w:r>
+        <w:rPr>
+          <w:rFonts w:ascii="CMU Serif" w:eastAsia="標楷體" w:hAnsi="CMU Serif"/>
+        </w:rPr>
+        <w:t>log(HPI)</w:t>
+      </w:r>
+      <w:r>
+        <w:rPr>
+          <w:rFonts w:ascii="CMU Serif" w:eastAsia="標楷體" w:hAnsi="CMU Serif"/>
+        </w:rPr>
+        <w:t>觀察相對變動是否較穩定，並透過差分後序列檢視去除長期趨勢後的月變化幅度。</w:t>
+      </w:r>
+    </w:p>
+    <w:p>
+      <w:pPr>
+        <w:widowControl/>
+        <w:spacing w:after="0"/>
+        <w:rPr>
+          <w:rFonts w:ascii="CMU Serif" w:eastAsia="標楷體" w:hAnsi="CMU Serif" w:hint="eastAsia"/>
+          <w:b/>
+          <w:bCs/>
+          <w:sz w:val="28"/>
+          <w:szCs w:val="28"/>
+        </w:rPr>
+      </w:pPr>
+      <w:r>
+        <w:rPr>
+          <w:rFonts w:ascii="CMU Serif" w:eastAsia="標楷體" w:hAnsi="CMU Serif" w:hint="eastAsia"/>
+          <w:b/>
+          <w:bCs/>
+          <w:sz w:val="28"/>
+          <w:szCs w:val="28"/>
+        </w:rPr>
+        <w:t xml:space="preserve">4.2 </w:t>
+      </w:r>
+      <w:r>
+        <w:rPr>
+          <w:rFonts w:ascii="CMU Serif" w:eastAsia="標楷體" w:hAnsi="CMU Serif" w:hint="eastAsia"/>
+          <w:b/>
+          <w:bCs/>
+          <w:sz w:val="28"/>
+          <w:szCs w:val="28"/>
+        </w:rPr>
+        <w:t>敘述統計量</w:t>
+      </w:r>
+    </w:p>
+    <w:tbl>
+      <w:tblPr>
+        <w:tblStyle w:val="af0"/>
+        <w:tblW w:w="0" w:type="auto"/>
+        <w:tblLayout w:type="fixed"/>
+        <w:tblLook w:val="04A0" w:firstRow="1" w:lastRow="0" w:firstColumn="1" w:lastColumn="0" w:noHBand="0" w:noVBand="1"/>
+      </w:tblPr>
+      <w:tblGrid>
+        <w:gridCol w:w="770"/>
+        <w:gridCol w:w="1107"/>
+        <w:gridCol w:w="1107"/>
+        <w:gridCol w:w="1107"/>
+        <w:gridCol w:w="1108"/>
+        <w:gridCol w:w="1107"/>
+        <w:gridCol w:w="1107"/>
+        <w:gridCol w:w="1107"/>
+        <w:gridCol w:w="1108"/>
+      </w:tblGrid>
+      <w:tr>
+        <w:tc>
+          <w:tcPr>
+            <w:tcW w:w="770" w:type="dxa"/>
+            <w:tcBorders>
+              <w:tl2br w:val="single" w:sz="4" w:space="0" w:color="auto"/>
+            </w:tcBorders>
+            <w:shd w:val="clear" w:color="auto" w:fill="D9D9D9" w:themeFill="background1" w:themeFillShade="D9"/>
+          </w:tcPr>
+          <w:p>
+            <w:pPr>
+              <w:widowControl/>
+              <w:rPr>
+                <w:rFonts w:ascii="CMU Serif" w:eastAsia="標楷體" w:hAnsi="CMU Serif"/>
+              </w:rPr>
+            </w:pPr>
+          </w:p>
+        </w:tc>
+        <w:tc>
+          <w:tcPr>
+            <w:tcW w:w="1107" w:type="dxa"/>
+            <w:shd w:val="clear" w:color="auto" w:fill="D9D9D9" w:themeFill="background1" w:themeFillShade="D9"/>
+          </w:tcPr>
+          <w:p>
+            <w:pPr>
+              <w:widowControl/>
+              <w:rPr>
+                <w:rFonts w:ascii="CMU Serif" w:eastAsia="標楷體" w:hAnsi="CMU Serif" w:hint="eastAsia"/>
+              </w:rPr>
+            </w:pPr>
+            <w:r>
+              <w:rPr>
+                <w:rFonts w:ascii="CMU Serif" w:eastAsia="標楷體" w:hAnsi="CMU Serif" w:hint="eastAsia"/>
+              </w:rPr>
+              <w:t>Mean</w:t>
+            </w:r>
+          </w:p>
+        </w:tc>
+        <w:tc>
+          <w:tcPr>
+            <w:tcW w:w="1107" w:type="dxa"/>
+            <w:shd w:val="clear" w:color="auto" w:fill="D9D9D9" w:themeFill="background1" w:themeFillShade="D9"/>
+          </w:tcPr>
+          <w:p>
+            <w:pPr>
+              <w:widowControl/>
+              <w:rPr>
+                <w:rFonts w:ascii="CMU Serif" w:eastAsia="標楷體" w:hAnsi="CMU Serif" w:hint="eastAsia"/>
+              </w:rPr>
+            </w:pPr>
+            <w:r>
+              <w:rPr>
+                <w:rFonts w:ascii="CMU Serif" w:eastAsia="標楷體" w:hAnsi="CMU Serif" w:hint="eastAsia"/>
+              </w:rPr>
+              <w:t>SD.</w:t>
+            </w:r>
+          </w:p>
+        </w:tc>
+        <w:tc>
+          <w:tcPr>
+            <w:tcW w:w="1107" w:type="dxa"/>
+            <w:shd w:val="clear" w:color="auto" w:fill="D9D9D9" w:themeFill="background1" w:themeFillShade="D9"/>
+          </w:tcPr>
+          <w:p>
+            <w:pPr>
+              <w:widowControl/>
+              <w:rPr>
+                <w:rFonts w:ascii="CMU Serif" w:eastAsia="標楷體" w:hAnsi="CMU Serif" w:hint="eastAsia"/>
+              </w:rPr>
+            </w:pPr>
+            <w:r>
+              <w:rPr>
+                <w:rFonts w:ascii="CMU Serif" w:eastAsia="標楷體" w:hAnsi="CMU Serif" w:hint="eastAsia"/>
+              </w:rPr>
+              <w:t>Min.</w:t>
+            </w:r>
+          </w:p>
+        </w:tc>
+        <w:tc>
+          <w:tcPr>
+            <w:tcW w:w="1108" w:type="dxa"/>
+            <w:shd w:val="clear" w:color="auto" w:fill="D9D9D9" w:themeFill="background1" w:themeFillShade="D9"/>
+          </w:tcPr>
+          <w:p>
+            <w:pPr>
+              <w:widowControl/>
+              <w:rPr>
+                <w:rFonts w:ascii="CMU Serif" w:eastAsia="標楷體" w:hAnsi="CMU Serif" w:hint="eastAsia"/>
+              </w:rPr>
+            </w:pPr>
+            <w:r>
+              <w:rPr>
+                <w:rFonts w:ascii="CMU Serif" w:eastAsia="標楷體" w:hAnsi="CMU Serif" w:hint="eastAsia"/>
+              </w:rPr>
+              <w:t>Q1</w:t>
+            </w:r>
+          </w:p>
+        </w:tc>
+        <w:tc>
+          <w:tcPr>
+            <w:tcW w:w="1107" w:type="dxa"/>
+            <w:shd w:val="clear" w:color="auto" w:fill="D9D9D9" w:themeFill="background1" w:themeFillShade="D9"/>
+          </w:tcPr>
+          <w:p>
+            <w:pPr>
+              <w:widowControl/>
+              <w:rPr>
+                <w:rFonts w:ascii="CMU Serif" w:eastAsia="標楷體" w:hAnsi="CMU Serif" w:hint="eastAsia"/>
+              </w:rPr>
+            </w:pPr>
+            <w:r>
+              <w:rPr>
+                <w:rFonts w:ascii="CMU Serif" w:eastAsia="標楷體" w:hAnsi="CMU Serif" w:hint="eastAsia"/>
+              </w:rPr>
+              <w:t>Med.</w:t>
+            </w:r>
+          </w:p>
+        </w:tc>
+        <w:tc>
+          <w:tcPr>
+            <w:tcW w:w="1107" w:type="dxa"/>
+            <w:shd w:val="clear" w:color="auto" w:fill="D9D9D9" w:themeFill="background1" w:themeFillShade="D9"/>
+          </w:tcPr>
+          <w:p>
+            <w:pPr>
+              <w:widowControl/>
+              <w:rPr>
+                <w:rFonts w:ascii="CMU Serif" w:eastAsia="標楷體" w:hAnsi="CMU Serif" w:hint="eastAsia"/>
+              </w:rPr>
+            </w:pPr>
+            <w:r>
+              <w:rPr>
+                <w:rFonts w:ascii="CMU Serif" w:eastAsia="標楷體" w:hAnsi="CMU Serif" w:hint="eastAsia"/>
+              </w:rPr>
+              <w:t>Q3</w:t>
+            </w:r>
+          </w:p>
+        </w:tc>
+        <w:tc>
+          <w:tcPr>
+            <w:tcW w:w="1107" w:type="dxa"/>
+            <w:shd w:val="clear" w:color="auto" w:fill="D9D9D9" w:themeFill="background1" w:themeFillShade="D9"/>
+          </w:tcPr>
+          <w:p>
+            <w:pPr>
+              <w:widowControl/>
+              <w:rPr>
+                <w:rFonts w:ascii="CMU Serif" w:eastAsia="標楷體" w:hAnsi="CMU Serif" w:hint="eastAsia"/>
+              </w:rPr>
+            </w:pPr>
+            <w:r>
+              <w:rPr>
+                <w:rFonts w:ascii="CMU Serif" w:eastAsia="標楷體" w:hAnsi="CMU Serif" w:hint="eastAsia"/>
+              </w:rPr>
+              <w:t>Max.</w:t>
+            </w:r>
+          </w:p>
+        </w:tc>
+        <w:tc>
+          <w:tcPr>
+            <w:tcW w:w="1108" w:type="dxa"/>
+            <w:shd w:val="clear" w:color="auto" w:fill="D9D9D9" w:themeFill="background1" w:themeFillShade="D9"/>
+          </w:tcPr>
+          <w:p>
+            <w:pPr>
+              <w:widowControl/>
+              <w:rPr>
+                <w:rFonts w:ascii="CMU Serif" w:eastAsia="標楷體" w:hAnsi="CMU Serif" w:hint="eastAsia"/>
+              </w:rPr>
+            </w:pPr>
+            <w:r>
+              <w:rPr>
+                <w:rFonts w:ascii="CMU Serif" w:eastAsia="標楷體" w:hAnsi="CMU Serif" w:hint="eastAsia"/>
+              </w:rPr>
+              <w:t>CV.</w:t>
+            </w:r>
+          </w:p>
+        </w:tc>
+      </w:tr>
+      <w:tr>
+        <w:tc>
+          <w:tcPr>
+            <w:tcW w:w="770" w:type="dxa"/>
+            <w:shd w:val="clear" w:color="auto" w:fill="D9D9D9" w:themeFill="background1" w:themeFillShade="D9"/>
+          </w:tcPr>
+          <w:p>
+            <w:pPr>
+              <w:widowControl/>
+              <w:rPr>
+                <w:rFonts w:ascii="CMU Serif" w:eastAsia="標楷體" w:hAnsi="CMU Serif"/>
+              </w:rPr>
+            </w:pPr>
+            <w:r>
+              <w:rPr>
+                <w:rFonts w:ascii="CMU Serif" w:eastAsia="標楷體" w:hAnsi="CMU Serif" w:hint="eastAsia"/>
+              </w:rPr>
+              <w:t>HPI</w:t>
+            </w:r>
+          </w:p>
+        </w:tc>
+        <w:tc>
+          <w:tcPr>
+            <w:tcW w:w="1107" w:type="dxa"/>
+          </w:tcPr>
+          <w:p>
+            <w:pPr>
+              <w:widowControl/>
+              <w:rPr>
+                <w:rFonts w:ascii="CMU Serif" w:eastAsia="標楷體" w:hAnsi="CMU Serif" w:hint="eastAsia"/>
+              </w:rPr>
+            </w:pPr>
+            <w:r>
+              <w:rPr>
+                <w:rFonts w:ascii="CMU Serif" w:eastAsia="標楷體" w:hAnsi="CMU Serif" w:hint="eastAsia"/>
+              </w:rPr>
+              <w:t>158.834</w:t>
+            </w:r>
+          </w:p>
+        </w:tc>
+        <w:tc>
+          <w:tcPr>
+            <w:tcW w:w="1107" w:type="dxa"/>
+          </w:tcPr>
+          <w:p>
+            <w:pPr>
+              <w:widowControl/>
+              <w:rPr>
+                <w:rFonts w:ascii="CMU Serif" w:eastAsia="標楷體" w:hAnsi="CMU Serif" w:hint="eastAsia"/>
+              </w:rPr>
+            </w:pPr>
+            <w:r>
+              <w:rPr>
+                <w:rFonts w:ascii="CMU Serif" w:eastAsia="標楷體" w:hAnsi="CMU Serif" w:hint="eastAsia"/>
+              </w:rPr>
+              <w:t>41.890</w:t>
+            </w:r>
+          </w:p>
+        </w:tc>
+        <w:tc>
+          <w:tcPr>
+            <w:tcW w:w="1107" w:type="dxa"/>
+          </w:tcPr>
+          <w:p>
+            <w:pPr>
+              <w:widowControl/>
+              <w:rPr>
+                <w:rFonts w:ascii="CMU Serif" w:eastAsia="標楷體" w:hAnsi="CMU Serif" w:hint="eastAsia"/>
+              </w:rPr>
+            </w:pPr>
+            <w:r>
+              <w:rPr>
+                <w:rFonts w:ascii="CMU Serif" w:eastAsia="標楷體" w:hAnsi="CMU Serif" w:hint="eastAsia"/>
+              </w:rPr>
+              <w:t>100.000</w:t>
+            </w:r>
+          </w:p>
+        </w:tc>
+        <w:tc>
+          <w:tcPr>
+            <w:tcW w:w="1108" w:type="dxa"/>
+          </w:tcPr>
+          <w:p>
+            <w:pPr>
+              <w:widowControl/>
+              <w:rPr>
+                <w:rFonts w:ascii="CMU Serif" w:eastAsia="標楷體" w:hAnsi="CMU Serif" w:hint="eastAsia"/>
+              </w:rPr>
+            </w:pPr>
+            <w:r>
+              <w:rPr>
+                <w:rFonts w:ascii="CMU Serif" w:eastAsia="標楷體" w:hAnsi="CMU Serif" w:hint="eastAsia"/>
+              </w:rPr>
+              <w:t>116.978</w:t>
+            </w:r>
+          </w:p>
+        </w:tc>
+        <w:tc>
+          <w:tcPr>
+            <w:tcW w:w="1107" w:type="dxa"/>
+          </w:tcPr>
+          <w:p>
+            <w:pPr>
+              <w:widowControl/>
+              <w:rPr>
+                <w:rFonts w:ascii="CMU Serif" w:eastAsia="標楷體" w:hAnsi="CMU Serif" w:hint="eastAsia"/>
+              </w:rPr>
+            </w:pPr>
+            <w:r>
+              <w:rPr>
+                <w:rFonts w:ascii="CMU Serif" w:eastAsia="標楷體" w:hAnsi="CMU Serif" w:hint="eastAsia"/>
+              </w:rPr>
+              <w:t>157.935</w:t>
+            </w:r>
+          </w:p>
+        </w:tc>
+        <w:tc>
+          <w:tcPr>
+            <w:tcW w:w="1107" w:type="dxa"/>
+          </w:tcPr>
+          <w:p>
+            <w:pPr>
+              <w:widowControl/>
+              <w:rPr>
+                <w:rFonts w:ascii="CMU Serif" w:eastAsia="標楷體" w:hAnsi="CMU Serif" w:hint="eastAsia"/>
+              </w:rPr>
+            </w:pPr>
+            <w:r>
+              <w:rPr>
+                <w:rFonts w:ascii="CMU Serif" w:eastAsia="標楷體" w:hAnsi="CMU Serif" w:hint="eastAsia"/>
+              </w:rPr>
+              <w:t>194.538</w:t>
+            </w:r>
+          </w:p>
+        </w:tc>
+        <w:tc>
+          <w:tcPr>
+            <w:tcW w:w="1107" w:type="dxa"/>
+          </w:tcPr>
+          <w:p>
+            <w:pPr>
+              <w:widowControl/>
+              <w:rPr>
+                <w:rFonts w:ascii="CMU Serif" w:eastAsia="標楷體" w:hAnsi="CMU Serif" w:hint="eastAsia"/>
+              </w:rPr>
+            </w:pPr>
+            <w:r>
+              <w:rPr>
+                <w:rFonts w:ascii="CMU Serif" w:eastAsia="標楷體" w:hAnsi="CMU Serif" w:hint="eastAsia"/>
+              </w:rPr>
+              <w:t>228.710</w:t>
+            </w:r>
+          </w:p>
+        </w:tc>
+        <w:tc>
+          <w:tcPr>
+            <w:tcW w:w="1108" w:type="dxa"/>
+          </w:tcPr>
+          <w:p>
+            <w:pPr>
+              <w:widowControl/>
+              <w:rPr>
+                <w:rFonts w:ascii="CMU Serif" w:eastAsia="標楷體" w:hAnsi="CMU Serif" w:hint="eastAsia"/>
+              </w:rPr>
+            </w:pPr>
+            <w:r>
+              <w:rPr>
+                <w:rFonts w:ascii="CMU Serif" w:eastAsia="標楷體" w:hAnsi="CMU Serif" w:hint="eastAsia"/>
+              </w:rPr>
+              <w:t>0.264</w:t>
+            </w:r>
+          </w:p>
+        </w:tc>
+      </w:tr>
+    </w:tbl>
+    <w:p>
+      <w:pPr>
+        <w:widowControl/>
+        <w:spacing w:after="0"/>
+        <w:rPr>
+          <w:rFonts w:ascii="CMU Serif" w:eastAsia="標楷體" w:hAnsi="CMU Serif"/>
+        </w:rPr>
+      </w:pPr>
+    </w:p>
+    <w:p>
+      <w:pPr>
+        <w:widowControl/>
+        <w:spacing w:after="0"/>
+        <w:rPr>
+          <w:rFonts w:ascii="CMU Serif" w:eastAsia="標楷體" w:hAnsi="CMU Serif" w:hint="eastAsia"/>
+        </w:rPr>
+      </w:pPr>
+      <w:r>
+        <w:rPr>
+          <w:rFonts w:ascii="CMU Serif" w:eastAsia="標楷體" w:hAnsi="CMU Serif" w:hint="eastAsia"/>
+        </w:rPr>
+        <w:t>計算</w:t>
+      </w:r>
+      <w:r>
+        <w:rPr>
+          <w:rFonts w:ascii="CMU Serif" w:eastAsia="標楷體" w:hAnsi="CMU Serif" w:hint="eastAsia"/>
+        </w:rPr>
+        <w:t>HPI</w:t>
+      </w:r>
+      <w:r>
+        <w:rPr>
+          <w:rFonts w:ascii="CMU Serif" w:eastAsia="標楷體" w:hAnsi="CMU Serif" w:hint="eastAsia"/>
+        </w:rPr>
+        <w:t>的敘述統計量，以了解</w:t>
+      </w:r>
+      <w:r>
+        <w:rPr>
+          <w:rFonts w:ascii="CMU Serif" w:eastAsia="標楷體" w:hAnsi="CMU Serif" w:hint="eastAsia"/>
+        </w:rPr>
+        <w:t>資料</w:t>
+      </w:r>
+      <w:r>
+        <w:rPr>
+          <w:rFonts w:ascii="CMU Serif" w:eastAsia="標楷體" w:hAnsi="CMU Serif" w:hint="eastAsia"/>
+        </w:rPr>
+        <w:t>在樣本期間的中心位置、分散程度與分布情形。</w:t>
+      </w:r>
+      <w:r>
+        <w:rPr>
+          <w:rFonts w:ascii="CMU Serif" w:eastAsia="標楷體" w:hAnsi="CMU Serif" w:hint="eastAsia"/>
+        </w:rPr>
+        <w:t>HPI</w:t>
+      </w:r>
+      <w:r>
+        <w:rPr>
+          <w:rFonts w:ascii="CMU Serif" w:eastAsia="標楷體" w:hAnsi="CMU Serif" w:hint="eastAsia"/>
+        </w:rPr>
+        <w:t>的平均數為</w:t>
+      </w:r>
+      <w:r>
+        <w:rPr>
+          <w:rFonts w:ascii="CMU Serif" w:eastAsia="標楷體" w:hAnsi="CMU Serif" w:hint="eastAsia"/>
+        </w:rPr>
+        <w:t>158.834</w:t>
+      </w:r>
+      <w:r>
+        <w:rPr>
+          <w:rFonts w:ascii="CMU Serif" w:eastAsia="標楷體" w:hAnsi="CMU Serif" w:hint="eastAsia"/>
+        </w:rPr>
+        <w:t>，中位數為</w:t>
+      </w:r>
+      <w:r>
+        <w:rPr>
+          <w:rFonts w:ascii="CMU Serif" w:eastAsia="標楷體" w:hAnsi="CMU Serif" w:hint="eastAsia"/>
+        </w:rPr>
+        <w:t>157.935</w:t>
+      </w:r>
+      <w:r>
+        <w:rPr>
+          <w:rFonts w:ascii="CMU Serif" w:eastAsia="標楷體" w:hAnsi="CMU Serif" w:hint="eastAsia"/>
+        </w:rPr>
+        <w:t>，兩者相當接近，</w:t>
+      </w:r>
+      <w:r>
+        <w:rPr>
+          <w:rFonts w:ascii="CMU Serif" w:eastAsia="標楷體" w:hAnsi="CMU Serif" w:hint="eastAsia"/>
+        </w:rPr>
+        <w:t>表示</w:t>
+      </w:r>
+      <w:r>
+        <w:rPr>
+          <w:rFonts w:ascii="CMU Serif" w:eastAsia="標楷體" w:hAnsi="CMU Serif" w:hint="eastAsia"/>
+        </w:rPr>
+        <w:t>樣本期間</w:t>
+      </w:r>
+      <w:r>
+        <w:rPr>
+          <w:rFonts w:ascii="CMU Serif" w:eastAsia="標楷體" w:hAnsi="CMU Serif" w:hint="eastAsia"/>
+        </w:rPr>
+        <w:t>HPI</w:t>
+      </w:r>
+      <w:r>
+        <w:rPr>
+          <w:rFonts w:ascii="CMU Serif" w:eastAsia="標楷體" w:hAnsi="CMU Serif" w:hint="eastAsia"/>
+        </w:rPr>
+        <w:t>的中心位置約在</w:t>
+      </w:r>
+      <w:r>
+        <w:rPr>
+          <w:rFonts w:ascii="CMU Serif" w:eastAsia="標楷體" w:hAnsi="CMU Serif" w:hint="eastAsia"/>
+        </w:rPr>
+        <w:t>158</w:t>
+      </w:r>
+      <w:r>
+        <w:rPr>
+          <w:rFonts w:ascii="CMU Serif" w:eastAsia="標楷體" w:hAnsi="CMU Serif" w:hint="eastAsia"/>
+        </w:rPr>
+        <w:t>附近，且平均數與中位數差距不大，未顯示明顯偏態。標準差為</w:t>
+      </w:r>
+      <w:r>
+        <w:rPr>
+          <w:rFonts w:ascii="CMU Serif" w:eastAsia="標楷體" w:hAnsi="CMU Serif" w:hint="eastAsia"/>
+        </w:rPr>
+        <w:t xml:space="preserve"> 41.890</w:t>
+      </w:r>
+      <w:r>
+        <w:rPr>
+          <w:rFonts w:ascii="CMU Serif" w:eastAsia="標楷體" w:hAnsi="CMU Serif" w:hint="eastAsia"/>
+        </w:rPr>
+        <w:t>，進一步以變異係數衡量，</w:t>
+      </w:r>
+      <w:proofErr w:type="gramStart"/>
+      <w:r>
+        <w:rPr>
+          <w:rFonts w:ascii="CMU Serif" w:eastAsia="標楷體" w:hAnsi="CMU Serif" w:hint="eastAsia"/>
+        </w:rPr>
+        <w:t>標準差占平均數</w:t>
+      </w:r>
+      <w:proofErr w:type="gramEnd"/>
+      <w:r>
+        <w:rPr>
+          <w:rFonts w:ascii="CMU Serif" w:eastAsia="標楷體" w:hAnsi="CMU Serif" w:hint="eastAsia"/>
+        </w:rPr>
+        <w:t>的</w:t>
+      </w:r>
+      <w:r>
+        <w:rPr>
+          <w:rFonts w:ascii="CMU Serif" w:eastAsia="標楷體" w:hAnsi="CMU Serif" w:hint="eastAsia"/>
+        </w:rPr>
+        <w:t>26.4%</w:t>
+      </w:r>
+      <w:r>
+        <w:rPr>
+          <w:rFonts w:ascii="CMU Serif" w:eastAsia="標楷體" w:hAnsi="CMU Serif" w:hint="eastAsia"/>
+        </w:rPr>
+        <w:t>，顯示</w:t>
+      </w:r>
+      <w:r>
+        <w:rPr>
+          <w:rFonts w:ascii="CMU Serif" w:eastAsia="標楷體" w:hAnsi="CMU Serif" w:hint="eastAsia"/>
+        </w:rPr>
+        <w:t>HPI</w:t>
+      </w:r>
+      <w:r>
+        <w:rPr>
+          <w:rFonts w:ascii="CMU Serif" w:eastAsia="標楷體" w:hAnsi="CMU Serif" w:hint="eastAsia"/>
+        </w:rPr>
+        <w:t>在樣本期間具有一定程度的分散與變動。</w:t>
+      </w:r>
+    </w:p>
+    <w:p>
+      <w:pPr>
+        <w:widowControl/>
+        <w:spacing w:after="0"/>
+        <w:rPr>
+          <w:rFonts w:ascii="CMU Serif" w:eastAsia="標楷體" w:hAnsi="CMU Serif"/>
+        </w:rPr>
+      </w:pPr>
+    </w:p>
+    <w:p>
+      <w:pPr>
+        <w:widowControl/>
+        <w:spacing w:after="0"/>
+        <w:rPr>
+          <w:rFonts w:ascii="CMU Serif" w:eastAsia="標楷體" w:hAnsi="CMU Serif"/>
+        </w:rPr>
+      </w:pPr>
+      <w:r>
+        <w:rPr>
+          <w:rFonts w:ascii="CMU Serif" w:eastAsia="標楷體" w:hAnsi="CMU Serif" w:hint="eastAsia"/>
+        </w:rPr>
+        <w:t>HPI</w:t>
+      </w:r>
+      <w:r>
+        <w:rPr>
+          <w:rFonts w:ascii="CMU Serif" w:eastAsia="標楷體" w:hAnsi="CMU Serif" w:hint="eastAsia"/>
+        </w:rPr>
+        <w:t>的最小值為</w:t>
+      </w:r>
+      <w:r>
+        <w:rPr>
+          <w:rFonts w:ascii="CMU Serif" w:eastAsia="標楷體" w:hAnsi="CMU Serif" w:hint="eastAsia"/>
+        </w:rPr>
+        <w:t>100.000</w:t>
+      </w:r>
+      <w:r>
+        <w:rPr>
+          <w:rFonts w:ascii="CMU Serif" w:eastAsia="標楷體" w:hAnsi="CMU Serif" w:hint="eastAsia"/>
+        </w:rPr>
+        <w:t>，</w:t>
+      </w:r>
+      <w:r>
+        <w:rPr>
+          <w:rFonts w:ascii="CMU Serif" w:eastAsia="標楷體" w:hAnsi="CMU Serif" w:hint="eastAsia"/>
+        </w:rPr>
+        <w:t>接近資料起點的基準水準</w:t>
+      </w:r>
+      <w:r>
+        <w:rPr>
+          <w:rFonts w:ascii="CMU Serif" w:eastAsia="標楷體" w:hAnsi="CMU Serif" w:hint="eastAsia"/>
+        </w:rPr>
+        <w:t>。</w:t>
+      </w:r>
+      <w:r>
+        <w:rPr>
+          <w:rFonts w:ascii="CMU Serif" w:eastAsia="標楷體" w:hAnsi="CMU Serif" w:hint="eastAsia"/>
+        </w:rPr>
+        <w:t>最大值為</w:t>
+      </w:r>
+      <w:r>
+        <w:rPr>
+          <w:rFonts w:ascii="CMU Serif" w:eastAsia="標楷體" w:hAnsi="CMU Serif" w:hint="eastAsia"/>
+        </w:rPr>
+        <w:t>228.710</w:t>
+      </w:r>
+      <w:r>
+        <w:rPr>
+          <w:rFonts w:ascii="CMU Serif" w:eastAsia="標楷體" w:hAnsi="CMU Serif" w:hint="eastAsia"/>
+        </w:rPr>
+        <w:t>，</w:t>
+      </w:r>
+      <w:r>
+        <w:rPr>
+          <w:rFonts w:ascii="CMU Serif" w:eastAsia="標楷體" w:hAnsi="CMU Serif" w:hint="eastAsia"/>
+        </w:rPr>
+        <w:t>與時間序列圖中</w:t>
+      </w:r>
+      <w:r>
+        <w:rPr>
+          <w:rFonts w:ascii="CMU Serif" w:eastAsia="標楷體" w:hAnsi="CMU Serif" w:hint="eastAsia"/>
+        </w:rPr>
+        <w:t xml:space="preserve"> 2006</w:t>
+      </w:r>
+      <w:r>
+        <w:rPr>
+          <w:rFonts w:ascii="CMU Serif" w:eastAsia="標楷體" w:hAnsi="CMU Serif" w:hint="eastAsia"/>
+        </w:rPr>
+        <w:t>至</w:t>
+      </w:r>
+      <w:r>
+        <w:rPr>
+          <w:rFonts w:ascii="CMU Serif" w:eastAsia="標楷體" w:hAnsi="CMU Serif" w:hint="eastAsia"/>
+        </w:rPr>
+        <w:t xml:space="preserve">2007 </w:t>
+      </w:r>
+      <w:r>
+        <w:rPr>
+          <w:rFonts w:ascii="CMU Serif" w:eastAsia="標楷體" w:hAnsi="CMU Serif" w:hint="eastAsia"/>
+        </w:rPr>
+        <w:t>年附近的房價高點相符</w:t>
+      </w:r>
+      <w:r>
+        <w:rPr>
+          <w:rFonts w:ascii="CMU Serif" w:eastAsia="標楷體" w:hAnsi="CMU Serif" w:hint="eastAsia"/>
+        </w:rPr>
+        <w:t>。</w:t>
+      </w:r>
+      <w:r>
+        <w:rPr>
+          <w:rFonts w:ascii="CMU Serif" w:eastAsia="標楷體" w:hAnsi="CMU Serif" w:hint="eastAsia"/>
+        </w:rPr>
+        <w:t>第一四分位數為</w:t>
+      </w:r>
+      <w:r>
+        <w:rPr>
+          <w:rFonts w:ascii="CMU Serif" w:eastAsia="標楷體" w:hAnsi="CMU Serif" w:hint="eastAsia"/>
+        </w:rPr>
+        <w:t>116.978</w:t>
+      </w:r>
+      <w:r>
+        <w:rPr>
+          <w:rFonts w:ascii="CMU Serif" w:eastAsia="標楷體" w:hAnsi="CMU Serif" w:hint="eastAsia"/>
+        </w:rPr>
+        <w:t>，第三四分位數為</w:t>
+      </w:r>
+      <w:r>
+        <w:rPr>
+          <w:rFonts w:ascii="CMU Serif" w:eastAsia="標楷體" w:hAnsi="CMU Serif" w:hint="eastAsia"/>
+        </w:rPr>
+        <w:t xml:space="preserve"> 194.538</w:t>
+      </w:r>
+      <w:r>
+        <w:rPr>
+          <w:rFonts w:ascii="CMU Serif" w:eastAsia="標楷體" w:hAnsi="CMU Serif" w:hint="eastAsia"/>
+        </w:rPr>
+        <w:t>，</w:t>
+      </w:r>
+      <w:r>
+        <w:rPr>
+          <w:rFonts w:ascii="CMU Serif" w:eastAsia="標楷體" w:hAnsi="CMU Serif" w:hint="eastAsia"/>
+        </w:rPr>
+        <w:t>四分</w:t>
+      </w:r>
+      <w:proofErr w:type="gramStart"/>
+      <w:r>
+        <w:rPr>
+          <w:rFonts w:ascii="CMU Serif" w:eastAsia="標楷體" w:hAnsi="CMU Serif" w:hint="eastAsia"/>
+        </w:rPr>
+        <w:t>位距約</w:t>
+      </w:r>
+      <w:proofErr w:type="gramEnd"/>
+      <w:r>
+        <w:rPr>
+          <w:rFonts w:ascii="CMU Serif" w:eastAsia="標楷體" w:hAnsi="CMU Serif" w:hint="eastAsia"/>
+        </w:rPr>
+        <w:t>為</w:t>
+      </w:r>
+      <w:r>
+        <w:rPr>
+          <w:rFonts w:ascii="CMU Serif" w:eastAsia="標楷體" w:hAnsi="CMU Serif" w:hint="eastAsia"/>
+        </w:rPr>
+        <w:t xml:space="preserve"> 77.560</w:t>
+      </w:r>
+      <w:r>
+        <w:rPr>
+          <w:rFonts w:ascii="CMU Serif" w:eastAsia="標楷體" w:hAnsi="CMU Serif" w:hint="eastAsia"/>
+        </w:rPr>
+        <w:t>，顯示樣本期間</w:t>
+      </w:r>
+      <w:r>
+        <w:rPr>
+          <w:rFonts w:ascii="CMU Serif" w:eastAsia="標楷體" w:hAnsi="CMU Serif" w:hint="eastAsia"/>
+        </w:rPr>
+        <w:t>HPI</w:t>
+      </w:r>
+      <w:r>
+        <w:rPr>
+          <w:rFonts w:ascii="CMU Serif" w:eastAsia="標楷體" w:hAnsi="CMU Serif" w:hint="eastAsia"/>
+        </w:rPr>
+        <w:t>的分布範圍不小。整體而言，敘述統計</w:t>
+      </w:r>
+      <w:r>
+        <w:rPr>
+          <w:rFonts w:ascii="CMU Serif" w:eastAsia="標楷體" w:hAnsi="CMU Serif" w:hint="eastAsia"/>
+        </w:rPr>
+        <w:lastRenderedPageBreak/>
+        <w:t>量與時間序列圖一致，顯示</w:t>
+      </w:r>
+      <w:r>
+        <w:rPr>
+          <w:rFonts w:ascii="CMU Serif" w:eastAsia="標楷體" w:hAnsi="CMU Serif" w:hint="eastAsia"/>
+        </w:rPr>
+        <w:t xml:space="preserve"> HPI </w:t>
+      </w:r>
+      <w:r>
+        <w:rPr>
+          <w:rFonts w:ascii="CMU Serif" w:eastAsia="標楷體" w:hAnsi="CMU Serif" w:hint="eastAsia"/>
+        </w:rPr>
+        <w:t>在樣本期間存在明顯水準變化，後續需進一步檢查平穩性並考慮轉換或差分處理。</w:t>
+      </w:r>
+    </w:p>
+    <w:p>
+      <w:pPr>
+        <w:widowControl/>
+        <w:spacing w:after="0"/>
+        <w:rPr>
+          <w:rFonts w:ascii="CMU Serif" w:eastAsia="標楷體" w:hAnsi="CMU Serif"/>
+        </w:rPr>
+      </w:pPr>
+    </w:p>
+    <w:p>
+      <w:pPr>
+        <w:widowControl/>
+        <w:spacing w:after="0"/>
+        <w:rPr>
+          <w:rFonts w:ascii="CMU Serif" w:eastAsia="標楷體" w:hAnsi="CMU Serif"/>
+        </w:rPr>
+      </w:pPr>
+    </w:p>
+    <w:p>
+      <w:pPr>
+        <w:widowControl/>
+        <w:spacing w:after="0"/>
+        <w:rPr>
+          <w:rFonts w:ascii="CMU Serif" w:eastAsia="標楷體" w:hAnsi="CMU Serif"/>
+        </w:rPr>
+      </w:pPr>
+    </w:p>
+    <w:p>
+      <w:pPr>
+        <w:widowControl/>
+        <w:spacing w:after="0"/>
+        <w:rPr>
+          <w:rFonts w:ascii="CMU Serif" w:eastAsia="標楷體" w:hAnsi="CMU Serif" w:hint="eastAsia"/>
+        </w:rPr>
+      </w:pPr>
     </w:p>
     <w:p>
       <w:pPr>
@@ -2003,7 +3476,6 @@
         <w:rPr>
           <w:rFonts w:ascii="CMU Serif" w:eastAsia="標楷體" w:hAnsi="CMU Serif" w:hint="eastAsia"/>
         </w:rPr>
-        <w:lastRenderedPageBreak/>
         <w:t>變異數穩定處理</w:t>
       </w:r>
       <w:r>
@@ -2158,7 +3630,35 @@
         <w:rPr>
           <w:rFonts w:ascii="CMU Serif" w:eastAsia="標楷體" w:hAnsi="CMU Serif" w:hint="eastAsia"/>
         </w:rPr>
-        <w:t>相近，但變動較平滑，有助於後續分析。此外，對數轉換後若進行一皆差分，可解釋為住宅價格指數的月成長率，因此，後續分析將以</w:t>
+        <w:t>相近，但變動較平滑，有助於後續分析。</w:t>
+      </w:r>
+      <w:proofErr w:type="gramStart"/>
+      <w:r>
+        <w:rPr>
+          <w:rFonts w:ascii="CMU Serif" w:eastAsia="標楷體" w:hAnsi="CMU Serif" w:hint="eastAsia"/>
+        </w:rPr>
+        <w:t>此外，</w:t>
+      </w:r>
+      <w:proofErr w:type="gramEnd"/>
+      <w:r>
+        <w:rPr>
+          <w:rFonts w:ascii="CMU Serif" w:eastAsia="標楷體" w:hAnsi="CMU Serif" w:hint="eastAsia"/>
+        </w:rPr>
+        <w:t>對數轉換後若進行一</w:t>
+      </w:r>
+      <w:proofErr w:type="gramStart"/>
+      <w:r>
+        <w:rPr>
+          <w:rFonts w:ascii="CMU Serif" w:eastAsia="標楷體" w:hAnsi="CMU Serif" w:hint="eastAsia"/>
+        </w:rPr>
+        <w:t>皆差分</w:t>
+      </w:r>
+      <w:proofErr w:type="gramEnd"/>
+      <w:r>
+        <w:rPr>
+          <w:rFonts w:ascii="CMU Serif" w:eastAsia="標楷體" w:hAnsi="CMU Serif" w:hint="eastAsia"/>
+        </w:rPr>
+        <w:t>，可解釋為住宅價格指數的月成長率，因此，後續分析將以</w:t>
       </w:r>
       <w:r>
         <w:rPr>
@@ -2207,7 +3707,7 @@
                     <pic:cNvPicPr/>
                   </pic:nvPicPr>
                   <pic:blipFill>
-                    <a:blip r:embed="rId4">
+                    <a:blip r:embed="rId5">
                       <a:extLst>
                         <a:ext uri="{28A0092B-C50C-407E-A947-70E740481C1C}">
                           <a14:useLocalDpi xmlns:a14="http://schemas.microsoft.com/office/drawing/2010/main" val="0"/>
@@ -2329,12 +3829,14 @@
         </w:rPr>
         <w:t xml:space="preserve">1991/01 </w:t>
       </w:r>
+      <w:proofErr w:type="gramStart"/>
       <w:r>
         <w:rPr>
           <w:rFonts w:ascii="CMU Serif" w:eastAsia="標楷體" w:hAnsi="CMU Serif"/>
         </w:rPr>
         <w:t>–</w:t>
       </w:r>
+      <w:proofErr w:type="gramEnd"/>
       <w:r>
         <w:rPr>
           <w:rFonts w:ascii="CMU Serif" w:eastAsia="標楷體" w:hAnsi="CMU Serif" w:hint="eastAsia"/>
@@ -2379,12 +3881,14 @@
         </w:rPr>
         <w:t xml:space="preserve">: 2012/05 </w:t>
       </w:r>
+      <w:proofErr w:type="gramStart"/>
       <w:r>
         <w:rPr>
           <w:rFonts w:ascii="CMU Serif" w:eastAsia="標楷體" w:hAnsi="CMU Serif"/>
         </w:rPr>
         <w:t>–</w:t>
       </w:r>
+      <w:proofErr w:type="gramEnd"/>
       <w:r>
         <w:rPr>
           <w:rFonts w:ascii="CMU Serif" w:eastAsia="標楷體" w:hAnsi="CMU Serif" w:hint="eastAsia"/>
@@ -3035,7 +4539,6 @@
   <w:style w:type="character" w:default="1" w:styleId="a0">
     <w:name w:val="Default Paragraph Font"/>
     <w:uiPriority w:val="1"/>
-    <w:semiHidden/>
     <w:unhideWhenUsed/>
   </w:style>
   <w:style w:type="table" w:default="1" w:styleId="a1">
@@ -3376,6 +4879,25 @@
       <w14:ligatures w14:val="none"/>
     </w:rPr>
   </w:style>
+  <w:style w:type="table" w:styleId="af0">
+    <w:name w:val="Table Grid"/>
+    <w:basedOn w:val="a1"/>
+    <w:uiPriority w:val="39"/>
+    <w:rsid w:val="00D62C51"/>
+    <w:pPr>
+      <w:spacing w:after="0" w:line="240" w:lineRule="auto"/>
+    </w:pPr>
+    <w:tblPr>
+      <w:tblBorders>
+        <w:top w:val="single" w:sz="4" w:space="0" w:color="auto"/>
+        <w:left w:val="single" w:sz="4" w:space="0" w:color="auto"/>
+        <w:bottom w:val="single" w:sz="4" w:space="0" w:color="auto"/>
+        <w:right w:val="single" w:sz="4" w:space="0" w:color="auto"/>
+        <w:insideH w:val="single" w:sz="4" w:space="0" w:color="auto"/>
+        <w:insideV w:val="single" w:sz="4" w:space="0" w:color="auto"/>
+      </w:tblBorders>
+    </w:tblPr>
+  </w:style>
 </w:styles>
 </file>
 

--- a/report/時序期末報告_統碩一_藍永濬.docx
+++ b/report/時序期末報告_統碩一_藍永濬.docx
@@ -280,48 +280,8 @@
                                         <w:sz w:val="24"/>
                                         <w:szCs w:val="24"/>
                                       </w:rPr>
-                                      <w:t>作者: 114354025 統碩</w:t>
+                                      <w:t>作者: 114354025 統碩一 藍永濬</w:t>
                                     </w:r>
-                                    <w:proofErr w:type="gramStart"/>
-                                    <w:r>
-                                      <w:rPr>
-                                        <w:rFonts w:ascii="標楷體" w:eastAsia="標楷體" w:hAnsi="標楷體" w:hint="eastAsia"/>
-                                        <w:b/>
-                                        <w:bCs/>
-                                        <w:caps/>
-                                        <w:color w:val="000000" w:themeColor="text1"/>
-                                        <w:sz w:val="24"/>
-                                        <w:szCs w:val="24"/>
-                                      </w:rPr>
-                                      <w:t>一</w:t>
-                                    </w:r>
-                                    <w:proofErr w:type="gramEnd"/>
-                                    <w:r>
-                                      <w:rPr>
-                                        <w:rFonts w:ascii="標楷體" w:eastAsia="標楷體" w:hAnsi="標楷體" w:hint="eastAsia"/>
-                                        <w:b/>
-                                        <w:bCs/>
-                                        <w:caps/>
-                                        <w:color w:val="000000" w:themeColor="text1"/>
-                                        <w:sz w:val="24"/>
-                                        <w:szCs w:val="24"/>
-                                      </w:rPr>
-                                      <w:t xml:space="preserve"> 藍永</w:t>
-                                    </w:r>
-                                    <w:proofErr w:type="gramStart"/>
-                                    <w:r>
-                                      <w:rPr>
-                                        <w:rFonts w:ascii="標楷體" w:eastAsia="標楷體" w:hAnsi="標楷體" w:hint="eastAsia"/>
-                                        <w:b/>
-                                        <w:bCs/>
-                                        <w:caps/>
-                                        <w:color w:val="000000" w:themeColor="text1"/>
-                                        <w:sz w:val="24"/>
-                                        <w:szCs w:val="24"/>
-                                      </w:rPr>
-                                      <w:t>濬</w:t>
-                                    </w:r>
-                                    <w:proofErr w:type="gramEnd"/>
                                   </w:sdtContent>
                                 </w:sdt>
                               </w:p>
@@ -550,48 +510,8 @@
                                   <w:sz w:val="24"/>
                                   <w:szCs w:val="24"/>
                                 </w:rPr>
-                                <w:t>作者: 114354025 統碩</w:t>
+                                <w:t>作者: 114354025 統碩一 藍永濬</w:t>
                               </w:r>
-                              <w:proofErr w:type="gramStart"/>
-                              <w:r>
-                                <w:rPr>
-                                  <w:rFonts w:ascii="標楷體" w:eastAsia="標楷體" w:hAnsi="標楷體" w:hint="eastAsia"/>
-                                  <w:b/>
-                                  <w:bCs/>
-                                  <w:caps/>
-                                  <w:color w:val="000000" w:themeColor="text1"/>
-                                  <w:sz w:val="24"/>
-                                  <w:szCs w:val="24"/>
-                                </w:rPr>
-                                <w:t>一</w:t>
-                              </w:r>
-                              <w:proofErr w:type="gramEnd"/>
-                              <w:r>
-                                <w:rPr>
-                                  <w:rFonts w:ascii="標楷體" w:eastAsia="標楷體" w:hAnsi="標楷體" w:hint="eastAsia"/>
-                                  <w:b/>
-                                  <w:bCs/>
-                                  <w:caps/>
-                                  <w:color w:val="000000" w:themeColor="text1"/>
-                                  <w:sz w:val="24"/>
-                                  <w:szCs w:val="24"/>
-                                </w:rPr>
-                                <w:t xml:space="preserve"> 藍永</w:t>
-                              </w:r>
-                              <w:proofErr w:type="gramStart"/>
-                              <w:r>
-                                <w:rPr>
-                                  <w:rFonts w:ascii="標楷體" w:eastAsia="標楷體" w:hAnsi="標楷體" w:hint="eastAsia"/>
-                                  <w:b/>
-                                  <w:bCs/>
-                                  <w:caps/>
-                                  <w:color w:val="000000" w:themeColor="text1"/>
-                                  <w:sz w:val="24"/>
-                                  <w:szCs w:val="24"/>
-                                </w:rPr>
-                                <w:t>濬</w:t>
-                              </w:r>
-                              <w:proofErr w:type="gramEnd"/>
                             </w:sdtContent>
                           </w:sdt>
                         </w:p>
@@ -2246,7 +2166,7 @@
         <w:spacing w:after="0"/>
         <w:jc w:val="center"/>
         <w:rPr>
-          <w:rFonts w:ascii="CMU Serif" w:eastAsia="標楷體" w:hAnsi="CMU Serif" w:hint="eastAsia"/>
+          <w:rFonts w:ascii="CMU Serif" w:eastAsia="標楷體" w:hAnsi="CMU Serif"/>
         </w:rPr>
       </w:pPr>
       <w:r>
@@ -2658,7 +2578,7 @@
         <w:widowControl/>
         <w:spacing w:after="0"/>
         <w:rPr>
-          <w:rFonts w:ascii="CMU Serif" w:eastAsia="標楷體" w:hAnsi="CMU Serif" w:hint="eastAsia"/>
+          <w:rFonts w:ascii="CMU Serif" w:eastAsia="標楷體" w:hAnsi="CMU Serif"/>
           <w:b/>
           <w:bCs/>
           <w:sz w:val="28"/>
@@ -2731,7 +2651,7 @@
             <w:pPr>
               <w:widowControl/>
               <w:rPr>
-                <w:rFonts w:ascii="CMU Serif" w:eastAsia="標楷體" w:hAnsi="CMU Serif" w:hint="eastAsia"/>
+                <w:rFonts w:ascii="CMU Serif" w:eastAsia="標楷體" w:hAnsi="CMU Serif"/>
               </w:rPr>
             </w:pPr>
             <w:r>
@@ -2751,7 +2671,7 @@
             <w:pPr>
               <w:widowControl/>
               <w:rPr>
-                <w:rFonts w:ascii="CMU Serif" w:eastAsia="標楷體" w:hAnsi="CMU Serif" w:hint="eastAsia"/>
+                <w:rFonts w:ascii="CMU Serif" w:eastAsia="標楷體" w:hAnsi="CMU Serif"/>
               </w:rPr>
             </w:pPr>
             <w:r>
@@ -2771,7 +2691,7 @@
             <w:pPr>
               <w:widowControl/>
               <w:rPr>
-                <w:rFonts w:ascii="CMU Serif" w:eastAsia="標楷體" w:hAnsi="CMU Serif" w:hint="eastAsia"/>
+                <w:rFonts w:ascii="CMU Serif" w:eastAsia="標楷體" w:hAnsi="CMU Serif"/>
               </w:rPr>
             </w:pPr>
             <w:r>
@@ -2791,7 +2711,7 @@
             <w:pPr>
               <w:widowControl/>
               <w:rPr>
-                <w:rFonts w:ascii="CMU Serif" w:eastAsia="標楷體" w:hAnsi="CMU Serif" w:hint="eastAsia"/>
+                <w:rFonts w:ascii="CMU Serif" w:eastAsia="標楷體" w:hAnsi="CMU Serif"/>
               </w:rPr>
             </w:pPr>
             <w:r>
@@ -2811,7 +2731,7 @@
             <w:pPr>
               <w:widowControl/>
               <w:rPr>
-                <w:rFonts w:ascii="CMU Serif" w:eastAsia="標楷體" w:hAnsi="CMU Serif" w:hint="eastAsia"/>
+                <w:rFonts w:ascii="CMU Serif" w:eastAsia="標楷體" w:hAnsi="CMU Serif"/>
               </w:rPr>
             </w:pPr>
             <w:r>
@@ -2831,7 +2751,7 @@
             <w:pPr>
               <w:widowControl/>
               <w:rPr>
-                <w:rFonts w:ascii="CMU Serif" w:eastAsia="標楷體" w:hAnsi="CMU Serif" w:hint="eastAsia"/>
+                <w:rFonts w:ascii="CMU Serif" w:eastAsia="標楷體" w:hAnsi="CMU Serif"/>
               </w:rPr>
             </w:pPr>
             <w:r>
@@ -2851,7 +2771,7 @@
             <w:pPr>
               <w:widowControl/>
               <w:rPr>
-                <w:rFonts w:ascii="CMU Serif" w:eastAsia="標楷體" w:hAnsi="CMU Serif" w:hint="eastAsia"/>
+                <w:rFonts w:ascii="CMU Serif" w:eastAsia="標楷體" w:hAnsi="CMU Serif"/>
               </w:rPr>
             </w:pPr>
             <w:r>
@@ -2871,7 +2791,7 @@
             <w:pPr>
               <w:widowControl/>
               <w:rPr>
-                <w:rFonts w:ascii="CMU Serif" w:eastAsia="標楷體" w:hAnsi="CMU Serif" w:hint="eastAsia"/>
+                <w:rFonts w:ascii="CMU Serif" w:eastAsia="標楷體" w:hAnsi="CMU Serif"/>
               </w:rPr>
             </w:pPr>
             <w:r>
@@ -2912,7 +2832,7 @@
             <w:pPr>
               <w:widowControl/>
               <w:rPr>
-                <w:rFonts w:ascii="CMU Serif" w:eastAsia="標楷體" w:hAnsi="CMU Serif" w:hint="eastAsia"/>
+                <w:rFonts w:ascii="CMU Serif" w:eastAsia="標楷體" w:hAnsi="CMU Serif"/>
               </w:rPr>
             </w:pPr>
             <w:r>
@@ -2931,7 +2851,7 @@
             <w:pPr>
               <w:widowControl/>
               <w:rPr>
-                <w:rFonts w:ascii="CMU Serif" w:eastAsia="標楷體" w:hAnsi="CMU Serif" w:hint="eastAsia"/>
+                <w:rFonts w:ascii="CMU Serif" w:eastAsia="標楷體" w:hAnsi="CMU Serif"/>
               </w:rPr>
             </w:pPr>
             <w:r>
@@ -2950,7 +2870,7 @@
             <w:pPr>
               <w:widowControl/>
               <w:rPr>
-                <w:rFonts w:ascii="CMU Serif" w:eastAsia="標楷體" w:hAnsi="CMU Serif" w:hint="eastAsia"/>
+                <w:rFonts w:ascii="CMU Serif" w:eastAsia="標楷體" w:hAnsi="CMU Serif"/>
               </w:rPr>
             </w:pPr>
             <w:r>
@@ -2969,7 +2889,7 @@
             <w:pPr>
               <w:widowControl/>
               <w:rPr>
-                <w:rFonts w:ascii="CMU Serif" w:eastAsia="標楷體" w:hAnsi="CMU Serif" w:hint="eastAsia"/>
+                <w:rFonts w:ascii="CMU Serif" w:eastAsia="標楷體" w:hAnsi="CMU Serif"/>
               </w:rPr>
             </w:pPr>
             <w:r>
@@ -2988,7 +2908,7 @@
             <w:pPr>
               <w:widowControl/>
               <w:rPr>
-                <w:rFonts w:ascii="CMU Serif" w:eastAsia="標楷體" w:hAnsi="CMU Serif" w:hint="eastAsia"/>
+                <w:rFonts w:ascii="CMU Serif" w:eastAsia="標楷體" w:hAnsi="CMU Serif"/>
               </w:rPr>
             </w:pPr>
             <w:r>
@@ -3007,7 +2927,7 @@
             <w:pPr>
               <w:widowControl/>
               <w:rPr>
-                <w:rFonts w:ascii="CMU Serif" w:eastAsia="標楷體" w:hAnsi="CMU Serif" w:hint="eastAsia"/>
+                <w:rFonts w:ascii="CMU Serif" w:eastAsia="標楷體" w:hAnsi="CMU Serif"/>
               </w:rPr>
             </w:pPr>
             <w:r>
@@ -3026,7 +2946,7 @@
             <w:pPr>
               <w:widowControl/>
               <w:rPr>
-                <w:rFonts w:ascii="CMU Serif" w:eastAsia="標楷體" w:hAnsi="CMU Serif" w:hint="eastAsia"/>
+                <w:rFonts w:ascii="CMU Serif" w:eastAsia="標楷體" w:hAnsi="CMU Serif"/>
               </w:rPr>
             </w:pPr>
             <w:r>
@@ -3045,7 +2965,7 @@
             <w:pPr>
               <w:widowControl/>
               <w:rPr>
-                <w:rFonts w:ascii="CMU Serif" w:eastAsia="標楷體" w:hAnsi="CMU Serif" w:hint="eastAsia"/>
+                <w:rFonts w:ascii="CMU Serif" w:eastAsia="標楷體" w:hAnsi="CMU Serif"/>
               </w:rPr>
             </w:pPr>
             <w:r>
@@ -3072,7 +2992,7 @@
         <w:widowControl/>
         <w:spacing w:after="0"/>
         <w:rPr>
-          <w:rFonts w:ascii="CMU Serif" w:eastAsia="標楷體" w:hAnsi="CMU Serif" w:hint="eastAsia"/>
+          <w:rFonts w:ascii="CMU Serif" w:eastAsia="標楷體" w:hAnsi="CMU Serif"/>
         </w:rPr>
       </w:pPr>
       <w:r>
@@ -3444,8 +3364,42 @@
         <w:spacing w:after="0"/>
         <w:rPr>
           <w:rFonts w:ascii="CMU Serif" w:eastAsia="標楷體" w:hAnsi="CMU Serif"/>
-        </w:rPr>
-      </w:pPr>
+          <w:b/>
+          <w:bCs/>
+          <w:sz w:val="32"/>
+          <w:szCs w:val="32"/>
+        </w:rPr>
+      </w:pPr>
+      <w:r>
+        <w:rPr>
+          <w:rFonts w:ascii="CMU Serif" w:eastAsia="標楷體" w:hAnsi="CMU Serif" w:hint="eastAsia"/>
+          <w:b/>
+          <w:bCs/>
+          <w:sz w:val="32"/>
+          <w:szCs w:val="32"/>
+        </w:rPr>
+        <w:t xml:space="preserve">5. </w:t>
+      </w:r>
+      <w:r>
+        <w:rPr>
+          <w:rFonts w:ascii="CMU Serif" w:eastAsia="標楷體" w:hAnsi="CMU Serif" w:hint="eastAsia"/>
+          <w:b/>
+          <w:bCs/>
+          <w:sz w:val="32"/>
+          <w:szCs w:val="32"/>
+        </w:rPr>
+        <w:t>模型識別</w:t>
+      </w:r>
+      <w:r>
+        <w:rPr>
+          <w:rFonts w:ascii="CMU Serif" w:eastAsia="標楷體" w:hAnsi="CMU Serif" w:hint="eastAsia"/>
+          <w:b/>
+          <w:bCs/>
+          <w:sz w:val="32"/>
+          <w:szCs w:val="32"/>
+        </w:rPr>
+        <w:t xml:space="preserve"> (Model Identification)</w:t>
+      </w:r>
     </w:p>
     <w:p>
       <w:pPr>
@@ -3453,20 +3407,47 @@
         <w:spacing w:after="0"/>
         <w:rPr>
           <w:rFonts w:ascii="CMU Serif" w:eastAsia="標楷體" w:hAnsi="CMU Serif"/>
-        </w:rPr>
-      </w:pPr>
+          <w:b/>
+          <w:bCs/>
+          <w:sz w:val="28"/>
+          <w:szCs w:val="28"/>
+        </w:rPr>
+      </w:pPr>
+      <w:r>
+        <w:rPr>
+          <w:rFonts w:ascii="CMU Serif" w:eastAsia="標楷體" w:hAnsi="CMU Serif" w:hint="eastAsia"/>
+          <w:b/>
+          <w:bCs/>
+          <w:sz w:val="28"/>
+          <w:szCs w:val="28"/>
+        </w:rPr>
+        <w:t xml:space="preserve">5.1 </w:t>
+      </w:r>
+      <w:r>
+        <w:rPr>
+          <w:rFonts w:ascii="CMU Serif" w:eastAsia="標楷體" w:hAnsi="CMU Serif" w:hint="eastAsia"/>
+          <w:b/>
+          <w:bCs/>
+          <w:sz w:val="28"/>
+          <w:szCs w:val="28"/>
+        </w:rPr>
+        <w:t>平穩性檢查</w:t>
+      </w:r>
+      <w:r>
+        <w:rPr>
+          <w:rFonts w:ascii="CMU Serif" w:eastAsia="標楷體" w:hAnsi="CMU Serif" w:hint="eastAsia"/>
+          <w:b/>
+          <w:bCs/>
+          <w:sz w:val="28"/>
+          <w:szCs w:val="28"/>
+        </w:rPr>
+        <w:t xml:space="preserve"> (Stationarity Inspection)</w:t>
+      </w:r>
     </w:p>
     <w:p>
       <w:pPr>
         <w:widowControl/>
         <w:spacing w:after="0"/>
-        <w:rPr>
-          <w:rFonts w:ascii="CMU Serif" w:eastAsia="標楷體" w:hAnsi="CMU Serif" w:hint="eastAsia"/>
-        </w:rPr>
-      </w:pPr>
-    </w:p>
-    <w:p>
-      <w:pPr>
         <w:jc w:val="both"/>
         <w:rPr>
           <w:rFonts w:ascii="CMU Serif" w:eastAsia="標楷體" w:hAnsi="CMU Serif"/>
@@ -3476,6 +3457,1964 @@
         <w:rPr>
           <w:rFonts w:ascii="CMU Serif" w:eastAsia="標楷體" w:hAnsi="CMU Serif" w:hint="eastAsia"/>
         </w:rPr>
+        <w:t>本節將</w:t>
+      </w:r>
+      <w:r>
+        <w:rPr>
+          <w:rFonts w:ascii="CMU Serif" w:eastAsia="標楷體" w:hAnsi="CMU Serif" w:hint="eastAsia"/>
+        </w:rPr>
+        <w:t>透過</w:t>
+      </w:r>
+      <w:r>
+        <w:rPr>
+          <w:rFonts w:ascii="CMU Serif" w:eastAsia="標楷體" w:hAnsi="CMU Serif" w:hint="eastAsia"/>
+        </w:rPr>
+        <w:t>time series plot</w:t>
+      </w:r>
+      <w:r>
+        <w:rPr>
+          <w:rFonts w:ascii="CMU Serif" w:eastAsia="標楷體" w:hAnsi="CMU Serif" w:hint="eastAsia"/>
+        </w:rPr>
+        <w:t>、</w:t>
+      </w:r>
+      <w:r>
+        <w:rPr>
+          <w:rFonts w:ascii="CMU Serif" w:eastAsia="標楷體" w:hAnsi="CMU Serif" w:hint="eastAsia"/>
+        </w:rPr>
+        <w:t>12-month rolling mean</w:t>
+      </w:r>
+      <w:r>
+        <w:rPr>
+          <w:rFonts w:ascii="CMU Serif" w:eastAsia="標楷體" w:hAnsi="CMU Serif" w:hint="eastAsia"/>
+        </w:rPr>
+        <w:t>、</w:t>
+      </w:r>
+      <w:r>
+        <w:rPr>
+          <w:rFonts w:ascii="CMU Serif" w:eastAsia="標楷體" w:hAnsi="CMU Serif" w:hint="eastAsia"/>
+        </w:rPr>
+        <w:t>12-month rolling</w:t>
+      </w:r>
+      <w:r>
+        <w:rPr>
+          <w:rFonts w:ascii="CMU Serif" w:eastAsia="標楷體" w:hAnsi="CMU Serif"/>
+        </w:rPr>
+        <w:t xml:space="preserve"> </w:t>
+      </w:r>
+      <w:r>
+        <w:rPr>
+          <w:rFonts w:ascii="CMU Serif" w:eastAsia="標楷體" w:hAnsi="CMU Serif" w:hint="eastAsia"/>
+        </w:rPr>
+        <w:t>standard deviation</w:t>
+      </w:r>
+      <w:r>
+        <w:rPr>
+          <w:rFonts w:ascii="CMU Serif" w:eastAsia="標楷體" w:hAnsi="CMU Serif" w:hint="eastAsia"/>
+        </w:rPr>
+        <w:t>、</w:t>
+      </w:r>
+      <w:r>
+        <w:rPr>
+          <w:rFonts w:ascii="CMU Serif" w:eastAsia="標楷體" w:hAnsi="CMU Serif" w:hint="eastAsia"/>
+        </w:rPr>
+        <w:t xml:space="preserve">ACF </w:t>
+      </w:r>
+      <w:r>
+        <w:rPr>
+          <w:rFonts w:ascii="CMU Serif" w:eastAsia="標楷體" w:hAnsi="CMU Serif" w:hint="eastAsia"/>
+        </w:rPr>
+        <w:t>plot</w:t>
+      </w:r>
+      <w:r>
+        <w:rPr>
+          <w:rFonts w:ascii="CMU Serif" w:eastAsia="標楷體" w:hAnsi="CMU Serif" w:hint="eastAsia"/>
+        </w:rPr>
+        <w:t>與</w:t>
+      </w:r>
+      <w:r>
+        <w:rPr>
+          <w:rFonts w:ascii="CMU Serif" w:eastAsia="標楷體" w:hAnsi="CMU Serif" w:hint="eastAsia"/>
+        </w:rPr>
+        <w:t>seasonal plot</w:t>
+      </w:r>
+      <w:r>
+        <w:rPr>
+          <w:rFonts w:ascii="CMU Serif" w:eastAsia="標楷體" w:hAnsi="CMU Serif" w:hint="eastAsia"/>
+        </w:rPr>
+        <w:t>與</w:t>
+      </w:r>
+      <w:r>
+        <w:rPr>
+          <w:rFonts w:ascii="CMU Serif" w:eastAsia="標楷體" w:hAnsi="CMU Serif"/>
+        </w:rPr>
+        <w:t>A</w:t>
+      </w:r>
+      <w:r>
+        <w:rPr>
+          <w:rFonts w:ascii="CMU Serif" w:eastAsia="標楷體" w:hAnsi="CMU Serif" w:hint="eastAsia"/>
+        </w:rPr>
+        <w:t>DF test</w:t>
+      </w:r>
+      <w:r>
+        <w:rPr>
+          <w:rFonts w:ascii="CMU Serif" w:eastAsia="標楷體" w:hAnsi="CMU Serif" w:hint="eastAsia"/>
+        </w:rPr>
+        <w:t>，檢查</w:t>
+      </w:r>
+      <w:r>
+        <w:rPr>
+          <w:rFonts w:ascii="CMU Serif" w:eastAsia="標楷體" w:hAnsi="CMU Serif" w:hint="eastAsia"/>
+        </w:rPr>
+        <w:t xml:space="preserve"> HPI </w:t>
+      </w:r>
+      <w:r>
+        <w:rPr>
+          <w:rFonts w:ascii="CMU Serif" w:eastAsia="標楷體" w:hAnsi="CMU Serif" w:hint="eastAsia"/>
+        </w:rPr>
+        <w:t>序列是否具平穩性。</w:t>
+      </w:r>
+    </w:p>
+    <w:p>
+      <w:pPr>
+        <w:widowControl/>
+        <w:spacing w:after="0"/>
+        <w:jc w:val="center"/>
+        <w:rPr>
+          <w:rFonts w:ascii="CMU Serif" w:eastAsia="標楷體" w:hAnsi="CMU Serif"/>
+        </w:rPr>
+      </w:pPr>
+      <w:r>
+        <w:rPr>
+          <w:rFonts w:ascii="CMU Serif" w:eastAsia="標楷體" w:hAnsi="CMU Serif" w:hint="eastAsia"/>
+          <w:noProof/>
+        </w:rPr>
+        <w:drawing>
+          <wp:inline distT="0" distB="0" distL="0" distR="0" wp14:anchorId="0CCE33FF" wp14:editId="77E87F6A">
+            <wp:extent cx="4128655" cy="2282798"/>
+            <wp:effectExtent l="0" t="0" r="5715" b="3810"/>
+            <wp:docPr id="698408402" name="圖片 2"/>
+            <wp:cNvGraphicFramePr>
+              <a:graphicFrameLocks xmlns:a="http://schemas.openxmlformats.org/drawingml/2006/main" noChangeAspect="1"/>
+            </wp:cNvGraphicFramePr>
+            <a:graphic xmlns:a="http://schemas.openxmlformats.org/drawingml/2006/main">
+              <a:graphicData uri="http://schemas.openxmlformats.org/drawingml/2006/picture">
+                <pic:pic xmlns:pic="http://schemas.openxmlformats.org/drawingml/2006/picture">
+                  <pic:nvPicPr>
+                    <pic:cNvPr id="698408402" name="圖片 698408402"/>
+                    <pic:cNvPicPr/>
+                  </pic:nvPicPr>
+                  <pic:blipFill>
+                    <a:blip r:embed="rId5">
+                      <a:extLst>
+                        <a:ext uri="{28A0092B-C50C-407E-A947-70E740481C1C}">
+                          <a14:useLocalDpi xmlns:a14="http://schemas.microsoft.com/office/drawing/2010/main" val="0"/>
+                        </a:ext>
+                      </a:extLst>
+                    </a:blip>
+                    <a:stretch>
+                      <a:fillRect/>
+                    </a:stretch>
+                  </pic:blipFill>
+                  <pic:spPr>
+                    <a:xfrm>
+                      <a:off x="0" y="0"/>
+                      <a:ext cx="4141711" cy="2290017"/>
+                    </a:xfrm>
+                    <a:prstGeom prst="rect">
+                      <a:avLst/>
+                    </a:prstGeom>
+                  </pic:spPr>
+                </pic:pic>
+              </a:graphicData>
+            </a:graphic>
+          </wp:inline>
+        </w:drawing>
+      </w:r>
+    </w:p>
+    <w:p>
+      <w:pPr>
+        <w:widowControl/>
+        <w:spacing w:after="0"/>
+        <w:rPr>
+          <w:rFonts w:ascii="CMU Serif" w:eastAsia="標楷體" w:hAnsi="CMU Serif"/>
+        </w:rPr>
+      </w:pPr>
+      <w:r>
+        <w:rPr>
+          <w:rFonts w:ascii="CMU Serif" w:eastAsia="標楷體" w:hAnsi="CMU Serif" w:hint="eastAsia"/>
+        </w:rPr>
+        <w:t>由</w:t>
+      </w:r>
+      <w:r>
+        <w:rPr>
+          <w:rFonts w:ascii="CMU Serif" w:eastAsia="標楷體" w:hAnsi="CMU Serif" w:hint="eastAsia"/>
+        </w:rPr>
+        <w:t>time series plot</w:t>
+      </w:r>
+      <w:r>
+        <w:rPr>
+          <w:rFonts w:ascii="CMU Serif" w:eastAsia="標楷體" w:hAnsi="CMU Serif" w:hint="eastAsia"/>
+        </w:rPr>
+        <w:t>與</w:t>
+      </w:r>
+      <w:r>
+        <w:rPr>
+          <w:rFonts w:ascii="CMU Serif" w:eastAsia="標楷體" w:hAnsi="CMU Serif" w:hint="eastAsia"/>
+        </w:rPr>
+        <w:t>12-month rolling mean</w:t>
+      </w:r>
+      <w:r>
+        <w:rPr>
+          <w:rFonts w:ascii="CMU Serif" w:eastAsia="標楷體" w:hAnsi="CMU Serif" w:hint="eastAsia"/>
+        </w:rPr>
+        <w:t>可見，</w:t>
+      </w:r>
+      <w:r>
+        <w:rPr>
+          <w:rFonts w:ascii="CMU Serif" w:eastAsia="標楷體" w:hAnsi="CMU Serif" w:hint="eastAsia"/>
+        </w:rPr>
+        <w:t>HPI</w:t>
+      </w:r>
+      <w:r>
+        <w:rPr>
+          <w:rFonts w:ascii="CMU Serif" w:eastAsia="標楷體" w:hAnsi="CMU Serif" w:hint="eastAsia"/>
+        </w:rPr>
+        <w:t>在</w:t>
+      </w:r>
+      <w:r>
+        <w:rPr>
+          <w:rFonts w:ascii="CMU Serif" w:eastAsia="標楷體" w:hAnsi="CMU Serif" w:hint="eastAsia"/>
+        </w:rPr>
+        <w:t>1991</w:t>
+      </w:r>
+      <w:r>
+        <w:rPr>
+          <w:rFonts w:ascii="CMU Serif" w:eastAsia="標楷體" w:hAnsi="CMU Serif" w:hint="eastAsia"/>
+        </w:rPr>
+        <w:t>年至</w:t>
+      </w:r>
+      <w:r>
+        <w:rPr>
+          <w:rFonts w:ascii="CMU Serif" w:eastAsia="標楷體" w:hAnsi="CMU Serif" w:hint="eastAsia"/>
+        </w:rPr>
+        <w:t>2006</w:t>
+      </w:r>
+      <w:proofErr w:type="gramStart"/>
+      <w:r>
+        <w:rPr>
+          <w:rFonts w:ascii="CMU Serif" w:eastAsia="標楷體" w:hAnsi="CMU Serif" w:hint="eastAsia"/>
+        </w:rPr>
+        <w:t>–</w:t>
+      </w:r>
+      <w:proofErr w:type="gramEnd"/>
+      <w:r>
+        <w:rPr>
+          <w:rFonts w:ascii="CMU Serif" w:eastAsia="標楷體" w:hAnsi="CMU Serif" w:hint="eastAsia"/>
+        </w:rPr>
+        <w:t xml:space="preserve">2007 </w:t>
+      </w:r>
+      <w:r>
+        <w:rPr>
+          <w:rFonts w:ascii="CMU Serif" w:eastAsia="標楷體" w:hAnsi="CMU Serif" w:hint="eastAsia"/>
+        </w:rPr>
+        <w:t>年間明顯上升，之後下跌，並於樣本後期回升，顯示序列存在長期趨勢，平均水準非固定。</w:t>
+      </w:r>
+    </w:p>
+    <w:p>
+      <w:pPr>
+        <w:widowControl/>
+        <w:spacing w:after="0"/>
+        <w:jc w:val="center"/>
+        <w:rPr>
+          <w:rFonts w:ascii="CMU Serif" w:eastAsia="標楷體" w:hAnsi="CMU Serif"/>
+        </w:rPr>
+      </w:pPr>
+      <w:r>
+        <w:rPr>
+          <w:rFonts w:ascii="CMU Serif" w:eastAsia="標楷體" w:hAnsi="CMU Serif" w:hint="eastAsia"/>
+          <w:noProof/>
+        </w:rPr>
+        <w:drawing>
+          <wp:inline distT="0" distB="0" distL="0" distR="0" wp14:anchorId="5A964DAB" wp14:editId="694245E3">
+            <wp:extent cx="3962111" cy="2235522"/>
+            <wp:effectExtent l="0" t="0" r="635" b="0"/>
+            <wp:docPr id="595292632" name="圖片 3"/>
+            <wp:cNvGraphicFramePr>
+              <a:graphicFrameLocks xmlns:a="http://schemas.openxmlformats.org/drawingml/2006/main" noChangeAspect="1"/>
+            </wp:cNvGraphicFramePr>
+            <a:graphic xmlns:a="http://schemas.openxmlformats.org/drawingml/2006/main">
+              <a:graphicData uri="http://schemas.openxmlformats.org/drawingml/2006/picture">
+                <pic:pic xmlns:pic="http://schemas.openxmlformats.org/drawingml/2006/picture">
+                  <pic:nvPicPr>
+                    <pic:cNvPr id="595292632" name="圖片 595292632"/>
+                    <pic:cNvPicPr/>
+                  </pic:nvPicPr>
+                  <pic:blipFill>
+                    <a:blip r:embed="rId6">
+                      <a:extLst>
+                        <a:ext uri="{28A0092B-C50C-407E-A947-70E740481C1C}">
+                          <a14:useLocalDpi xmlns:a14="http://schemas.microsoft.com/office/drawing/2010/main" val="0"/>
+                        </a:ext>
+                      </a:extLst>
+                    </a:blip>
+                    <a:stretch>
+                      <a:fillRect/>
+                    </a:stretch>
+                  </pic:blipFill>
+                  <pic:spPr>
+                    <a:xfrm>
+                      <a:off x="0" y="0"/>
+                      <a:ext cx="3978353" cy="2244686"/>
+                    </a:xfrm>
+                    <a:prstGeom prst="rect">
+                      <a:avLst/>
+                    </a:prstGeom>
+                  </pic:spPr>
+                </pic:pic>
+              </a:graphicData>
+            </a:graphic>
+          </wp:inline>
+        </w:drawing>
+      </w:r>
+    </w:p>
+    <w:p>
+      <w:pPr>
+        <w:widowControl/>
+        <w:spacing w:after="0"/>
+        <w:rPr>
+          <w:rFonts w:ascii="CMU Serif" w:eastAsia="標楷體" w:hAnsi="CMU Serif"/>
+        </w:rPr>
+      </w:pPr>
+      <w:r>
+        <w:rPr>
+          <w:rFonts w:ascii="CMU Serif" w:eastAsia="標楷體" w:hAnsi="CMU Serif" w:hint="eastAsia"/>
+        </w:rPr>
+        <w:t>12-month rolling</w:t>
+      </w:r>
+      <w:r>
+        <w:rPr>
+          <w:rFonts w:ascii="CMU Serif" w:eastAsia="標楷體" w:hAnsi="CMU Serif"/>
+        </w:rPr>
+        <w:t xml:space="preserve"> </w:t>
+      </w:r>
+      <w:r>
+        <w:rPr>
+          <w:rFonts w:ascii="CMU Serif" w:eastAsia="標楷體" w:hAnsi="CMU Serif" w:hint="eastAsia"/>
+        </w:rPr>
+        <w:t>standard deviation</w:t>
+      </w:r>
+      <w:r>
+        <w:rPr>
+          <w:rFonts w:ascii="CMU Serif" w:eastAsia="標楷體" w:hAnsi="CMU Serif" w:hint="eastAsia"/>
+        </w:rPr>
+        <w:t>在不同期間有明顯高低變化，尤其</w:t>
+      </w:r>
+      <w:r>
+        <w:rPr>
+          <w:rFonts w:ascii="CMU Serif" w:eastAsia="標楷體" w:hAnsi="CMU Serif" w:hint="eastAsia"/>
+        </w:rPr>
+        <w:t xml:space="preserve"> 2004 </w:t>
+      </w:r>
+      <w:r>
+        <w:rPr>
+          <w:rFonts w:ascii="CMU Serif" w:eastAsia="標楷體" w:hAnsi="CMU Serif" w:hint="eastAsia"/>
+        </w:rPr>
+        <w:t>年後波動幅度增加，顯示變異數也不穩定。</w:t>
+      </w:r>
+    </w:p>
+    <w:p>
+      <w:pPr>
+        <w:widowControl/>
+        <w:spacing w:after="0"/>
+        <w:rPr>
+          <w:rFonts w:ascii="CMU Serif" w:eastAsia="標楷體" w:hAnsi="CMU Serif"/>
+        </w:rPr>
+      </w:pPr>
+      <w:r>
+        <w:rPr>
+          <w:rFonts w:ascii="CMU Serif" w:eastAsia="標楷體" w:hAnsi="CMU Serif"/>
+          <w:noProof/>
+        </w:rPr>
+        <w:lastRenderedPageBreak/>
+        <w:drawing>
+          <wp:inline distT="0" distB="0" distL="0" distR="0" wp14:anchorId="0C394AF1" wp14:editId="63FE8CCF">
+            <wp:extent cx="3027953" cy="1676400"/>
+            <wp:effectExtent l="0" t="0" r="1270" b="0"/>
+            <wp:docPr id="589765035" name="圖片 4"/>
+            <wp:cNvGraphicFramePr>
+              <a:graphicFrameLocks xmlns:a="http://schemas.openxmlformats.org/drawingml/2006/main" noChangeAspect="1"/>
+            </wp:cNvGraphicFramePr>
+            <a:graphic xmlns:a="http://schemas.openxmlformats.org/drawingml/2006/main">
+              <a:graphicData uri="http://schemas.openxmlformats.org/drawingml/2006/picture">
+                <pic:pic xmlns:pic="http://schemas.openxmlformats.org/drawingml/2006/picture">
+                  <pic:nvPicPr>
+                    <pic:cNvPr id="589765035" name="圖片 589765035"/>
+                    <pic:cNvPicPr/>
+                  </pic:nvPicPr>
+                  <pic:blipFill>
+                    <a:blip r:embed="rId7" cstate="print">
+                      <a:extLst>
+                        <a:ext uri="{28A0092B-C50C-407E-A947-70E740481C1C}">
+                          <a14:useLocalDpi xmlns:a14="http://schemas.microsoft.com/office/drawing/2010/main" val="0"/>
+                        </a:ext>
+                      </a:extLst>
+                    </a:blip>
+                    <a:stretch>
+                      <a:fillRect/>
+                    </a:stretch>
+                  </pic:blipFill>
+                  <pic:spPr>
+                    <a:xfrm>
+                      <a:off x="0" y="0"/>
+                      <a:ext cx="3092039" cy="1711881"/>
+                    </a:xfrm>
+                    <a:prstGeom prst="rect">
+                      <a:avLst/>
+                    </a:prstGeom>
+                  </pic:spPr>
+                </pic:pic>
+              </a:graphicData>
+            </a:graphic>
+          </wp:inline>
+        </w:drawing>
+      </w:r>
+      <w:r>
+        <w:rPr>
+          <w:rFonts w:ascii="CMU Serif" w:eastAsia="標楷體" w:hAnsi="CMU Serif"/>
+          <w:noProof/>
+        </w:rPr>
+        <w:drawing>
+          <wp:inline distT="0" distB="0" distL="0" distR="0" wp14:anchorId="14C6DB06" wp14:editId="77E33F41">
+            <wp:extent cx="3044456" cy="1683327"/>
+            <wp:effectExtent l="0" t="0" r="3810" b="0"/>
+            <wp:docPr id="1955084411" name="圖片 5"/>
+            <wp:cNvGraphicFramePr>
+              <a:graphicFrameLocks xmlns:a="http://schemas.openxmlformats.org/drawingml/2006/main" noChangeAspect="1"/>
+            </wp:cNvGraphicFramePr>
+            <a:graphic xmlns:a="http://schemas.openxmlformats.org/drawingml/2006/main">
+              <a:graphicData uri="http://schemas.openxmlformats.org/drawingml/2006/picture">
+                <pic:pic xmlns:pic="http://schemas.openxmlformats.org/drawingml/2006/picture">
+                  <pic:nvPicPr>
+                    <pic:cNvPr id="1955084411" name="圖片 1955084411"/>
+                    <pic:cNvPicPr/>
+                  </pic:nvPicPr>
+                  <pic:blipFill>
+                    <a:blip r:embed="rId8" cstate="print">
+                      <a:extLst>
+                        <a:ext uri="{28A0092B-C50C-407E-A947-70E740481C1C}">
+                          <a14:useLocalDpi xmlns:a14="http://schemas.microsoft.com/office/drawing/2010/main" val="0"/>
+                        </a:ext>
+                      </a:extLst>
+                    </a:blip>
+                    <a:stretch>
+                      <a:fillRect/>
+                    </a:stretch>
+                  </pic:blipFill>
+                  <pic:spPr>
+                    <a:xfrm>
+                      <a:off x="0" y="0"/>
+                      <a:ext cx="3098727" cy="1713334"/>
+                    </a:xfrm>
+                    <a:prstGeom prst="rect">
+                      <a:avLst/>
+                    </a:prstGeom>
+                  </pic:spPr>
+                </pic:pic>
+              </a:graphicData>
+            </a:graphic>
+          </wp:inline>
+        </w:drawing>
+      </w:r>
+    </w:p>
+    <w:p>
+      <w:pPr>
+        <w:widowControl/>
+        <w:spacing w:after="0"/>
+        <w:rPr>
+          <w:rFonts w:ascii="CMU Serif" w:eastAsia="標楷體" w:hAnsi="CMU Serif"/>
+        </w:rPr>
+      </w:pPr>
+      <w:r>
+        <w:rPr>
+          <w:rFonts w:ascii="CMU Serif" w:eastAsia="標楷體" w:hAnsi="CMU Serif" w:hint="eastAsia"/>
+        </w:rPr>
+        <w:t>在季節性方面，</w:t>
+      </w:r>
+      <w:r>
+        <w:rPr>
+          <w:rFonts w:ascii="CMU Serif" w:eastAsia="標楷體" w:hAnsi="CMU Serif" w:hint="eastAsia"/>
+        </w:rPr>
+        <w:t>ACF</w:t>
+      </w:r>
+      <w:r>
+        <w:rPr>
+          <w:rFonts w:ascii="CMU Serif" w:eastAsia="標楷體" w:hAnsi="CMU Serif" w:hint="eastAsia"/>
+        </w:rPr>
+        <w:t xml:space="preserve"> plot</w:t>
+      </w:r>
+      <w:r>
+        <w:rPr>
+          <w:rFonts w:ascii="CMU Serif" w:eastAsia="標楷體" w:hAnsi="CMU Serif" w:hint="eastAsia"/>
+        </w:rPr>
+        <w:t>雖在</w:t>
+      </w:r>
+      <w:r>
+        <w:rPr>
+          <w:rFonts w:ascii="CMU Serif" w:eastAsia="標楷體" w:hAnsi="CMU Serif" w:hint="eastAsia"/>
+        </w:rPr>
+        <w:t>lag 12</w:t>
+      </w:r>
+      <w:r>
+        <w:rPr>
+          <w:rFonts w:ascii="CMU Serif" w:eastAsia="標楷體" w:hAnsi="CMU Serif" w:hint="eastAsia"/>
+        </w:rPr>
+        <w:t>、</w:t>
+      </w:r>
+      <w:r>
+        <w:rPr>
+          <w:rFonts w:ascii="CMU Serif" w:eastAsia="標楷體" w:hAnsi="CMU Serif" w:hint="eastAsia"/>
+        </w:rPr>
+        <w:t>24</w:t>
+      </w:r>
+      <w:r>
+        <w:rPr>
+          <w:rFonts w:ascii="CMU Serif" w:eastAsia="標楷體" w:hAnsi="CMU Serif" w:hint="eastAsia"/>
+        </w:rPr>
+        <w:t>、</w:t>
+      </w:r>
+      <w:r>
+        <w:rPr>
+          <w:rFonts w:ascii="CMU Serif" w:eastAsia="標楷體" w:hAnsi="CMU Serif" w:hint="eastAsia"/>
+        </w:rPr>
+        <w:t>36</w:t>
+      </w:r>
+      <w:r>
+        <w:rPr>
+          <w:rFonts w:ascii="CMU Serif" w:eastAsia="標楷體" w:hAnsi="CMU Serif" w:hint="eastAsia"/>
+        </w:rPr>
+        <w:t>仍呈現高度相關，但整體</w:t>
+      </w:r>
+      <w:r>
+        <w:rPr>
+          <w:rFonts w:ascii="CMU Serif" w:eastAsia="標楷體" w:hAnsi="CMU Serif" w:hint="eastAsia"/>
+        </w:rPr>
+        <w:t>ACF</w:t>
+      </w:r>
+      <w:r>
+        <w:rPr>
+          <w:rFonts w:ascii="CMU Serif" w:eastAsia="標楷體" w:hAnsi="CMU Serif" w:hint="eastAsia"/>
+        </w:rPr>
+        <w:t>是緩慢下降，主要反映趨勢與非平穩性，而非明顯季節性。</w:t>
+      </w:r>
+      <w:r>
+        <w:rPr>
+          <w:rFonts w:ascii="CMU Serif" w:eastAsia="標楷體" w:hAnsi="CMU Serif" w:hint="eastAsia"/>
+        </w:rPr>
+        <w:t>seasonal plot</w:t>
+      </w:r>
+      <w:r>
+        <w:rPr>
+          <w:rFonts w:ascii="CMU Serif" w:eastAsia="標楷體" w:hAnsi="CMU Serif" w:hint="eastAsia"/>
+        </w:rPr>
+        <w:t>也未顯示固定月份重複出現的高低型態，因此</w:t>
+      </w:r>
+      <w:r>
+        <w:rPr>
+          <w:rFonts w:ascii="CMU Serif" w:eastAsia="標楷體" w:hAnsi="CMU Serif" w:hint="eastAsia"/>
+        </w:rPr>
+        <w:t>HPI</w:t>
+      </w:r>
+      <w:proofErr w:type="gramStart"/>
+      <w:r>
+        <w:rPr>
+          <w:rFonts w:ascii="CMU Serif" w:eastAsia="標楷體" w:hAnsi="CMU Serif" w:hint="eastAsia"/>
+        </w:rPr>
+        <w:t>月度季節性</w:t>
+      </w:r>
+      <w:proofErr w:type="gramEnd"/>
+      <w:r>
+        <w:rPr>
+          <w:rFonts w:ascii="CMU Serif" w:eastAsia="標楷體" w:hAnsi="CMU Serif" w:hint="eastAsia"/>
+        </w:rPr>
+        <w:t>不明顯。</w:t>
+      </w:r>
+    </w:p>
+    <w:p>
+      <w:pPr>
+        <w:widowControl/>
+        <w:spacing w:after="0"/>
+        <w:rPr>
+          <w:rFonts w:ascii="CMU Serif" w:eastAsia="標楷體" w:hAnsi="CMU Serif"/>
+        </w:rPr>
+      </w:pPr>
+    </w:p>
+    <w:p>
+      <w:pPr>
+        <w:widowControl/>
+        <w:spacing w:after="0"/>
+        <w:rPr>
+          <w:rFonts w:ascii="CMU Serif" w:eastAsia="標楷體" w:hAnsi="CMU Serif"/>
+        </w:rPr>
+      </w:pPr>
+      <w:r>
+        <w:rPr>
+          <w:rFonts w:ascii="CMU Serif" w:eastAsia="標楷體" w:hAnsi="CMU Serif" w:hint="eastAsia"/>
+        </w:rPr>
+        <w:t>最後，</w:t>
+      </w:r>
+      <w:r>
+        <w:rPr>
+          <w:rFonts w:ascii="CMU Serif" w:eastAsia="標楷體" w:hAnsi="CMU Serif"/>
+        </w:rPr>
+        <w:t>由時間序列圖與</w:t>
+      </w:r>
+      <w:r>
+        <w:rPr>
+          <w:rFonts w:ascii="CMU Serif" w:eastAsia="標楷體" w:hAnsi="CMU Serif"/>
+        </w:rPr>
+        <w:t xml:space="preserve"> rolling mean </w:t>
+      </w:r>
+      <w:r>
+        <w:rPr>
+          <w:rFonts w:ascii="CMU Serif" w:eastAsia="標楷體" w:hAnsi="CMU Serif"/>
+        </w:rPr>
+        <w:t>可觀察到，</w:t>
+      </w:r>
+      <w:r>
+        <w:rPr>
+          <w:rFonts w:ascii="CMU Serif" w:eastAsia="標楷體" w:hAnsi="CMU Serif"/>
+        </w:rPr>
+        <w:t xml:space="preserve">HPI </w:t>
+      </w:r>
+      <w:r>
+        <w:rPr>
+          <w:rFonts w:ascii="CMU Serif" w:eastAsia="標楷體" w:hAnsi="CMU Serif"/>
+        </w:rPr>
+        <w:t>在樣本期間具有明顯長期趨勢，因此本研究採用</w:t>
+      </w:r>
+      <w:proofErr w:type="gramStart"/>
+      <w:r>
+        <w:rPr>
+          <w:rFonts w:ascii="CMU Serif" w:eastAsia="標楷體" w:hAnsi="CMU Serif"/>
+        </w:rPr>
+        <w:t>含截距</w:t>
+      </w:r>
+      <w:proofErr w:type="gramEnd"/>
+      <w:r>
+        <w:rPr>
+          <w:rFonts w:ascii="CMU Serif" w:eastAsia="標楷體" w:hAnsi="CMU Serif"/>
+        </w:rPr>
+        <w:t>與線性趨勢項之</w:t>
+      </w:r>
+      <w:r>
+        <w:rPr>
+          <w:rFonts w:ascii="CMU Serif" w:eastAsia="標楷體" w:hAnsi="CMU Serif"/>
+        </w:rPr>
+        <w:t>ADF</w:t>
+      </w:r>
+      <w:r>
+        <w:rPr>
+          <w:rFonts w:ascii="CMU Serif" w:eastAsia="標楷體" w:hAnsi="CMU Serif"/>
+        </w:rPr>
+        <w:t>檢定。檢定結果顯示</w:t>
+      </w:r>
+      <w:r>
+        <w:rPr>
+          <w:rFonts w:ascii="CMU Serif" w:eastAsia="標楷體" w:hAnsi="CMU Serif"/>
+        </w:rPr>
+        <w:t>p-value = 0.1814</w:t>
+      </w:r>
+      <w:r>
+        <w:rPr>
+          <w:rFonts w:ascii="CMU Serif" w:eastAsia="標楷體" w:hAnsi="CMU Serif"/>
+        </w:rPr>
+        <w:t>，在</w:t>
+      </w:r>
+      <w:r>
+        <w:rPr>
+          <w:rFonts w:ascii="CMU Serif" w:eastAsia="標楷體" w:hAnsi="CMU Serif"/>
+        </w:rPr>
+        <w:t>5%</w:t>
+      </w:r>
+      <w:r>
+        <w:rPr>
+          <w:rFonts w:ascii="CMU Serif" w:eastAsia="標楷體" w:hAnsi="CMU Serif"/>
+        </w:rPr>
+        <w:t>顯著水準下未能拒絕「序列具有單位根」之虛無假設，表示原始</w:t>
+      </w:r>
+      <w:r>
+        <w:rPr>
+          <w:rFonts w:ascii="CMU Serif" w:eastAsia="標楷體" w:hAnsi="CMU Serif"/>
+        </w:rPr>
+        <w:t xml:space="preserve"> HPI </w:t>
+      </w:r>
+      <w:r>
+        <w:rPr>
+          <w:rFonts w:ascii="CMU Serif" w:eastAsia="標楷體" w:hAnsi="CMU Serif"/>
+        </w:rPr>
+        <w:t>序列在統計上不具平穩性。</w:t>
+      </w:r>
+    </w:p>
+    <w:p>
+      <w:pPr>
+        <w:widowControl/>
+        <w:spacing w:after="0"/>
+        <w:rPr>
+          <w:rFonts w:ascii="CMU Serif" w:eastAsia="標楷體" w:hAnsi="CMU Serif" w:hint="eastAsia"/>
+        </w:rPr>
+      </w:pPr>
+    </w:p>
+    <w:p>
+      <w:pPr>
+        <w:widowControl/>
+        <w:spacing w:after="0"/>
+        <w:rPr>
+          <w:rFonts w:ascii="CMU Serif" w:eastAsia="標楷體" w:hAnsi="CMU Serif" w:hint="eastAsia"/>
+        </w:rPr>
+      </w:pPr>
+      <w:r>
+        <w:rPr>
+          <w:rFonts w:ascii="CMU Serif" w:eastAsia="標楷體" w:hAnsi="CMU Serif" w:hint="eastAsia"/>
+        </w:rPr>
+        <w:t>綜合圖形分析與檢定結果，判定原始</w:t>
+      </w:r>
+      <w:r>
+        <w:rPr>
+          <w:rFonts w:ascii="CMU Serif" w:eastAsia="標楷體" w:hAnsi="CMU Serif" w:hint="eastAsia"/>
+        </w:rPr>
+        <w:t>HPI</w:t>
+      </w:r>
+      <w:r>
+        <w:rPr>
+          <w:rFonts w:ascii="CMU Serif" w:eastAsia="標楷體" w:hAnsi="CMU Serif" w:hint="eastAsia"/>
+        </w:rPr>
+        <w:t>序列不具平穩性，後續模型建立前需考慮對數轉換與差分處理。</w:t>
+      </w:r>
+    </w:p>
+    <w:p>
+      <w:pPr>
+        <w:widowControl/>
+        <w:spacing w:after="0"/>
+        <w:rPr>
+          <w:rFonts w:ascii="CMU Serif" w:eastAsia="標楷體" w:hAnsi="CMU Serif"/>
+          <w:b/>
+          <w:bCs/>
+          <w:sz w:val="28"/>
+          <w:szCs w:val="28"/>
+        </w:rPr>
+      </w:pPr>
+      <w:r>
+        <w:rPr>
+          <w:rFonts w:ascii="CMU Serif" w:eastAsia="標楷體" w:hAnsi="CMU Serif" w:hint="eastAsia"/>
+          <w:b/>
+          <w:bCs/>
+          <w:sz w:val="28"/>
+          <w:szCs w:val="28"/>
+        </w:rPr>
+        <w:t xml:space="preserve">5.2 </w:t>
+      </w:r>
+      <w:r>
+        <w:rPr>
+          <w:rFonts w:ascii="CMU Serif" w:eastAsia="標楷體" w:hAnsi="CMU Serif" w:hint="eastAsia"/>
+          <w:b/>
+          <w:bCs/>
+          <w:sz w:val="28"/>
+          <w:szCs w:val="28"/>
+        </w:rPr>
+        <w:t>轉換與差分</w:t>
+      </w:r>
+    </w:p>
+    <w:p>
+      <w:pPr>
+        <w:widowControl/>
+        <w:spacing w:after="0"/>
+        <w:rPr>
+          <w:rFonts w:ascii="CMU Serif" w:eastAsia="標楷體" w:hAnsi="CMU Serif" w:hint="eastAsia"/>
+        </w:rPr>
+      </w:pPr>
+      <w:r>
+        <w:rPr>
+          <w:rFonts w:ascii="CMU Serif" w:eastAsia="標楷體" w:hAnsi="CMU Serif" w:hint="eastAsia"/>
+        </w:rPr>
+        <w:t>根據前一節平穩性檢查，原始</w:t>
+      </w:r>
+      <w:r>
+        <w:rPr>
+          <w:rFonts w:ascii="CMU Serif" w:eastAsia="標楷體" w:hAnsi="CMU Serif" w:hint="eastAsia"/>
+        </w:rPr>
+        <w:t>HPI</w:t>
+      </w:r>
+      <w:r>
+        <w:rPr>
+          <w:rFonts w:ascii="CMU Serif" w:eastAsia="標楷體" w:hAnsi="CMU Serif" w:hint="eastAsia"/>
+        </w:rPr>
+        <w:t>數</w:t>
+      </w:r>
+      <w:r>
+        <w:rPr>
+          <w:rFonts w:ascii="CMU Serif" w:eastAsia="標楷體" w:hAnsi="CMU Serif" w:hint="eastAsia"/>
+        </w:rPr>
+        <w:t>列具明顯長期趨勢</w:t>
+      </w:r>
+      <w:r>
+        <w:rPr>
+          <w:rFonts w:ascii="CMU Serif" w:eastAsia="標楷體" w:hAnsi="CMU Serif" w:hint="eastAsia"/>
+        </w:rPr>
+        <w:t>，</w:t>
+      </w:r>
+      <w:r>
+        <w:rPr>
+          <w:rFonts w:ascii="CMU Serif" w:eastAsia="標楷體" w:hAnsi="CMU Serif" w:hint="eastAsia"/>
+        </w:rPr>
+        <w:t>不適合直接用於</w:t>
+      </w:r>
+      <w:r>
+        <w:rPr>
+          <w:rFonts w:ascii="CMU Serif" w:eastAsia="標楷體" w:hAnsi="CMU Serif" w:hint="eastAsia"/>
+        </w:rPr>
+        <w:t>ARIMA</w:t>
+      </w:r>
+      <w:r>
+        <w:rPr>
+          <w:rFonts w:ascii="CMU Serif" w:eastAsia="標楷體" w:hAnsi="CMU Serif" w:hint="eastAsia"/>
+        </w:rPr>
+        <w:t>類模型。</w:t>
+      </w:r>
+      <w:r>
+        <w:rPr>
+          <w:rFonts w:ascii="CMU Serif" w:eastAsia="標楷體" w:hAnsi="CMU Serif" w:hint="eastAsia"/>
+        </w:rPr>
+        <w:t>參考</w:t>
+      </w:r>
+      <w:r>
+        <w:rPr>
+          <w:rFonts w:ascii="CMU Serif" w:eastAsia="標楷體" w:hAnsi="CMU Serif"/>
+        </w:rPr>
+        <w:t>Larson</w:t>
+      </w:r>
+      <w:r>
+        <w:rPr>
+          <w:rFonts w:ascii="CMU Serif" w:eastAsia="標楷體" w:hAnsi="CMU Serif"/>
+        </w:rPr>
+        <w:t>（</w:t>
+      </w:r>
+      <w:r>
+        <w:rPr>
+          <w:rFonts w:ascii="CMU Serif" w:eastAsia="標楷體" w:hAnsi="CMU Serif"/>
+        </w:rPr>
+        <w:t>2011</w:t>
+      </w:r>
+      <w:r>
+        <w:rPr>
+          <w:rFonts w:ascii="CMU Serif" w:eastAsia="標楷體" w:hAnsi="CMU Serif"/>
+        </w:rPr>
+        <w:t>）在房價預測研究中使用</w:t>
+      </w:r>
+      <w:r>
+        <w:rPr>
+          <w:rFonts w:ascii="CMU Serif" w:eastAsia="標楷體" w:hAnsi="CMU Serif"/>
+        </w:rPr>
+        <w:t>log house price index</w:t>
+      </w:r>
+      <w:r>
+        <w:rPr>
+          <w:rFonts w:ascii="CMU Serif" w:eastAsia="標楷體" w:hAnsi="CMU Serif"/>
+        </w:rPr>
+        <w:t>與其變化量進行分析，並比較不同差分形式下的預測模型</w:t>
+      </w:r>
+      <w:r>
+        <w:rPr>
+          <w:rFonts w:ascii="CMU Serif" w:eastAsia="標楷體" w:hAnsi="CMU Serif" w:hint="eastAsia"/>
+        </w:rPr>
+        <w:t>，</w:t>
+      </w:r>
+      <w:r>
+        <w:rPr>
+          <w:rFonts w:ascii="CMU Serif" w:eastAsia="標楷體" w:hAnsi="CMU Serif" w:hint="eastAsia"/>
+        </w:rPr>
+        <w:t>本報告</w:t>
+      </w:r>
+      <w:r>
+        <w:rPr>
+          <w:rFonts w:ascii="CMU Serif" w:eastAsia="標楷體" w:hAnsi="CMU Serif" w:hint="eastAsia"/>
+        </w:rPr>
+        <w:t>先對</w:t>
+      </w:r>
+      <w:r>
+        <w:rPr>
+          <w:rFonts w:ascii="CMU Serif" w:eastAsia="標楷體" w:hAnsi="CMU Serif" w:hint="eastAsia"/>
+        </w:rPr>
+        <w:t>HPI</w:t>
+      </w:r>
+      <w:r>
+        <w:rPr>
+          <w:rFonts w:ascii="CMU Serif" w:eastAsia="標楷體" w:hAnsi="CMU Serif" w:hint="eastAsia"/>
+        </w:rPr>
+        <w:t>取</w:t>
+      </w:r>
+      <w:r>
+        <w:rPr>
+          <w:rFonts w:ascii="CMU Serif" w:eastAsia="標楷體" w:hAnsi="CMU Serif" w:hint="eastAsia"/>
+        </w:rPr>
+        <w:t>log</w:t>
+      </w:r>
+      <w:r>
+        <w:rPr>
+          <w:rFonts w:ascii="CMU Serif" w:eastAsia="標楷體" w:hAnsi="CMU Serif" w:hint="eastAsia"/>
+        </w:rPr>
+        <w:t>，以降低不同價格水準下變動幅度不一致的問題。由於</w:t>
+      </w:r>
+      <w:r>
+        <w:rPr>
+          <w:rFonts w:ascii="CMU Serif" w:eastAsia="標楷體" w:hAnsi="CMU Serif" w:hint="eastAsia"/>
+        </w:rPr>
+        <w:t>HPI</w:t>
+      </w:r>
+      <w:r>
+        <w:rPr>
+          <w:rFonts w:ascii="CMU Serif" w:eastAsia="標楷體" w:hAnsi="CMU Serif" w:hint="eastAsia"/>
+        </w:rPr>
+        <w:t>為正值價格指數，</w:t>
+      </w:r>
+      <w:r>
+        <w:rPr>
+          <w:rFonts w:ascii="CMU Serif" w:eastAsia="標楷體" w:hAnsi="CMU Serif" w:hint="eastAsia"/>
+        </w:rPr>
+        <w:t xml:space="preserve">log </w:t>
+      </w:r>
+      <w:r>
+        <w:rPr>
+          <w:rFonts w:ascii="CMU Serif" w:eastAsia="標楷體" w:hAnsi="CMU Serif" w:hint="eastAsia"/>
+        </w:rPr>
+        <w:t>轉換也具有實務解釋上的合理性。</w:t>
+      </w:r>
+    </w:p>
+    <w:p>
+      <w:pPr>
+        <w:widowControl/>
+        <w:spacing w:after="0"/>
+        <w:rPr>
+          <w:rFonts w:ascii="CMU Serif" w:eastAsia="標楷體" w:hAnsi="CMU Serif" w:hint="eastAsia"/>
+        </w:rPr>
+      </w:pPr>
+    </w:p>
+    <w:p>
+      <w:pPr>
+        <w:widowControl/>
+        <w:spacing w:after="0"/>
+        <w:rPr>
+          <w:rFonts w:ascii="CMU Serif" w:eastAsia="標楷體" w:hAnsi="CMU Serif" w:hint="eastAsia"/>
+        </w:rPr>
+      </w:pPr>
+      <w:r>
+        <w:rPr>
+          <w:rFonts w:ascii="CMU Serif" w:eastAsia="標楷體" w:hAnsi="CMU Serif" w:hint="eastAsia"/>
+        </w:rPr>
+        <w:t>接著，為了移除原始序列中的長期趨勢，對</w:t>
+      </w:r>
+      <w:r>
+        <w:rPr>
+          <w:rFonts w:ascii="CMU Serif" w:eastAsia="標楷體" w:hAnsi="CMU Serif" w:hint="eastAsia"/>
+        </w:rPr>
+        <w:t>log(HPI)</w:t>
+      </w:r>
+      <w:r>
+        <w:rPr>
+          <w:rFonts w:ascii="CMU Serif" w:eastAsia="標楷體" w:hAnsi="CMU Serif" w:hint="eastAsia"/>
+        </w:rPr>
+        <w:t>進行一</w:t>
+      </w:r>
+      <w:proofErr w:type="gramStart"/>
+      <w:r>
+        <w:rPr>
+          <w:rFonts w:ascii="CMU Serif" w:eastAsia="標楷體" w:hAnsi="CMU Serif" w:hint="eastAsia"/>
+        </w:rPr>
+        <w:t>階差分</w:t>
+      </w:r>
+      <w:proofErr w:type="gramEnd"/>
+      <w:r>
+        <w:rPr>
+          <w:rFonts w:ascii="CMU Serif" w:eastAsia="標楷體" w:hAnsi="CMU Serif" w:hint="eastAsia"/>
+        </w:rPr>
+        <w:t>，</w:t>
+      </w:r>
+      <w:r>
+        <w:rPr>
+          <w:rFonts w:ascii="CMU Serif" w:eastAsia="標楷體" w:hAnsi="CMU Serif" w:hint="eastAsia"/>
+        </w:rPr>
+        <w:t>差分後</w:t>
+      </w:r>
+      <w:r>
+        <w:rPr>
+          <w:rFonts w:ascii="CMU Serif" w:eastAsia="標楷體" w:hAnsi="CMU Serif" w:hint="eastAsia"/>
+        </w:rPr>
+        <w:t>資料</w:t>
+      </w:r>
+      <w:r>
+        <w:rPr>
+          <w:rFonts w:ascii="CMU Serif" w:eastAsia="標楷體" w:hAnsi="CMU Serif" w:hint="eastAsia"/>
+        </w:rPr>
+        <w:t>可近似解釋為</w:t>
+      </w:r>
+      <w:r>
+        <w:rPr>
+          <w:rFonts w:ascii="CMU Serif" w:eastAsia="標楷體" w:hAnsi="CMU Serif" w:hint="eastAsia"/>
+        </w:rPr>
+        <w:t>HPI</w:t>
+      </w:r>
+      <w:r>
+        <w:rPr>
+          <w:rFonts w:ascii="CMU Serif" w:eastAsia="標楷體" w:hAnsi="CMU Serif" w:hint="eastAsia"/>
+        </w:rPr>
+        <w:t>的月成長率。</w:t>
+      </w:r>
+      <w:r>
+        <w:rPr>
+          <w:rFonts w:ascii="CMU Serif" w:eastAsia="標楷體" w:hAnsi="CMU Serif" w:hint="eastAsia"/>
+        </w:rPr>
+        <w:t>log</w:t>
+      </w:r>
+      <w:r>
+        <w:rPr>
+          <w:rFonts w:ascii="CMU Serif" w:eastAsia="標楷體" w:hAnsi="CMU Serif" w:hint="eastAsia"/>
+        </w:rPr>
+        <w:t>差分的主要目的不是消除所有資料特徵，而是將原本具有長期水準變化的</w:t>
+      </w:r>
+      <w:r>
+        <w:rPr>
+          <w:rFonts w:ascii="CMU Serif" w:eastAsia="標楷體" w:hAnsi="CMU Serif" w:hint="eastAsia"/>
+        </w:rPr>
+        <w:t>HPI</w:t>
+      </w:r>
+      <w:r>
+        <w:rPr>
+          <w:rFonts w:ascii="CMU Serif" w:eastAsia="標楷體" w:hAnsi="CMU Serif" w:hint="eastAsia"/>
+        </w:rPr>
+        <w:t>轉換為月變動率，使其更接近可建模的時間</w:t>
+      </w:r>
+      <w:r>
+        <w:rPr>
+          <w:rFonts w:ascii="CMU Serif" w:eastAsia="標楷體" w:hAnsi="CMU Serif" w:hint="eastAsia"/>
+        </w:rPr>
+        <w:t>數</w:t>
+      </w:r>
+      <w:r>
+        <w:rPr>
+          <w:rFonts w:ascii="CMU Serif" w:eastAsia="標楷體" w:hAnsi="CMU Serif" w:hint="eastAsia"/>
+        </w:rPr>
+        <w:t>列。</w:t>
+      </w:r>
+    </w:p>
+    <w:p>
+      <w:pPr>
+        <w:widowControl/>
+        <w:spacing w:after="0"/>
+        <w:jc w:val="center"/>
+        <w:rPr>
+          <w:rFonts w:ascii="CMU Serif" w:eastAsia="標楷體" w:hAnsi="CMU Serif"/>
+        </w:rPr>
+      </w:pPr>
+      <w:r>
+        <w:rPr>
+          <w:rFonts w:ascii="CMU Serif" w:eastAsia="標楷體" w:hAnsi="CMU Serif"/>
+          <w:noProof/>
+        </w:rPr>
+        <w:lastRenderedPageBreak/>
+        <w:drawing>
+          <wp:inline distT="0" distB="0" distL="0" distR="0" wp14:anchorId="4A186AFC" wp14:editId="1FE3FAB4">
+            <wp:extent cx="4372065" cy="1995055"/>
+            <wp:effectExtent l="0" t="0" r="0" b="5715"/>
+            <wp:docPr id="1619829661" name="圖片 2"/>
+            <wp:cNvGraphicFramePr>
+              <a:graphicFrameLocks xmlns:a="http://schemas.openxmlformats.org/drawingml/2006/main" noChangeAspect="1"/>
+            </wp:cNvGraphicFramePr>
+            <a:graphic xmlns:a="http://schemas.openxmlformats.org/drawingml/2006/main">
+              <a:graphicData uri="http://schemas.openxmlformats.org/drawingml/2006/picture">
+                <pic:pic xmlns:pic="http://schemas.openxmlformats.org/drawingml/2006/picture">
+                  <pic:nvPicPr>
+                    <pic:cNvPr id="1619829661" name="圖片 1619829661"/>
+                    <pic:cNvPicPr/>
+                  </pic:nvPicPr>
+                  <pic:blipFill>
+                    <a:blip r:embed="rId9">
+                      <a:extLst>
+                        <a:ext uri="{28A0092B-C50C-407E-A947-70E740481C1C}">
+                          <a14:useLocalDpi xmlns:a14="http://schemas.microsoft.com/office/drawing/2010/main" val="0"/>
+                        </a:ext>
+                      </a:extLst>
+                    </a:blip>
+                    <a:stretch>
+                      <a:fillRect/>
+                    </a:stretch>
+                  </pic:blipFill>
+                  <pic:spPr>
+                    <a:xfrm>
+                      <a:off x="0" y="0"/>
+                      <a:ext cx="4409082" cy="2011946"/>
+                    </a:xfrm>
+                    <a:prstGeom prst="rect">
+                      <a:avLst/>
+                    </a:prstGeom>
+                  </pic:spPr>
+                </pic:pic>
+              </a:graphicData>
+            </a:graphic>
+          </wp:inline>
+        </w:drawing>
+      </w:r>
+    </w:p>
+    <w:p>
+      <w:pPr>
+        <w:widowControl/>
+        <w:spacing w:after="0"/>
+        <w:rPr>
+          <w:rFonts w:ascii="CMU Serif" w:eastAsia="標楷體" w:hAnsi="CMU Serif" w:hint="eastAsia"/>
+        </w:rPr>
+      </w:pPr>
+      <w:proofErr w:type="gramStart"/>
+      <w:r>
+        <w:rPr>
+          <w:rFonts w:ascii="CMU Serif" w:eastAsia="標楷體" w:hAnsi="CMU Serif" w:hint="eastAsia"/>
+        </w:rPr>
+        <w:t>由差分</w:t>
+      </w:r>
+      <w:proofErr w:type="gramEnd"/>
+      <w:r>
+        <w:rPr>
+          <w:rFonts w:ascii="CMU Serif" w:eastAsia="標楷體" w:hAnsi="CMU Serif" w:hint="eastAsia"/>
+        </w:rPr>
+        <w:t>後</w:t>
+      </w:r>
+      <w:proofErr w:type="gramStart"/>
+      <w:r>
+        <w:rPr>
+          <w:rFonts w:ascii="CMU Serif" w:eastAsia="標楷體" w:hAnsi="CMU Serif" w:hint="eastAsia"/>
+        </w:rPr>
+        <w:t>序列圖可觀察</w:t>
+      </w:r>
+      <w:proofErr w:type="gramEnd"/>
+      <w:r>
+        <w:rPr>
+          <w:rFonts w:ascii="CMU Serif" w:eastAsia="標楷體" w:hAnsi="CMU Serif" w:hint="eastAsia"/>
+        </w:rPr>
+        <w:t>到，</w:t>
+      </w:r>
+      <w:r>
+        <w:rPr>
+          <w:rFonts w:ascii="CMU Serif" w:eastAsia="標楷體" w:hAnsi="CMU Serif" w:hint="eastAsia"/>
+        </w:rPr>
+        <w:t xml:space="preserve">diff(log(HPI)) </w:t>
+      </w:r>
+      <w:r>
+        <w:rPr>
+          <w:rFonts w:ascii="CMU Serif" w:eastAsia="標楷體" w:hAnsi="CMU Serif" w:hint="eastAsia"/>
+        </w:rPr>
+        <w:t>已不再呈現原始</w:t>
+      </w:r>
+      <w:r>
+        <w:rPr>
+          <w:rFonts w:ascii="CMU Serif" w:eastAsia="標楷體" w:hAnsi="CMU Serif" w:hint="eastAsia"/>
+        </w:rPr>
+        <w:t xml:space="preserve"> HPI </w:t>
+      </w:r>
+      <w:r>
+        <w:rPr>
+          <w:rFonts w:ascii="CMU Serif" w:eastAsia="標楷體" w:hAnsi="CMU Serif" w:hint="eastAsia"/>
+        </w:rPr>
+        <w:t>中明顯的長期上升趨勢，而是大致圍繞</w:t>
+      </w:r>
+      <w:r>
+        <w:rPr>
+          <w:rFonts w:ascii="CMU Serif" w:eastAsia="標楷體" w:hAnsi="CMU Serif" w:hint="eastAsia"/>
+        </w:rPr>
+        <w:t>0</w:t>
+      </w:r>
+      <w:r>
+        <w:rPr>
+          <w:rFonts w:ascii="CMU Serif" w:eastAsia="標楷體" w:hAnsi="CMU Serif" w:hint="eastAsia"/>
+        </w:rPr>
+        <w:t>上下波動，表示一</w:t>
+      </w:r>
+      <w:proofErr w:type="gramStart"/>
+      <w:r>
+        <w:rPr>
+          <w:rFonts w:ascii="CMU Serif" w:eastAsia="標楷體" w:hAnsi="CMU Serif" w:hint="eastAsia"/>
+        </w:rPr>
+        <w:t>階差分已</w:t>
+      </w:r>
+      <w:proofErr w:type="gramEnd"/>
+      <w:r>
+        <w:rPr>
+          <w:rFonts w:ascii="CMU Serif" w:eastAsia="標楷體" w:hAnsi="CMU Serif" w:hint="eastAsia"/>
+        </w:rPr>
+        <w:t>有效降低趨勢性。然而，</w:t>
+      </w:r>
+      <w:r>
+        <w:rPr>
+          <w:rFonts w:ascii="CMU Serif" w:eastAsia="標楷體" w:hAnsi="CMU Serif" w:hint="eastAsia"/>
+        </w:rPr>
+        <w:t xml:space="preserve">log </w:t>
+      </w:r>
+      <w:r>
+        <w:rPr>
+          <w:rFonts w:ascii="CMU Serif" w:eastAsia="標楷體" w:hAnsi="CMU Serif" w:hint="eastAsia"/>
+        </w:rPr>
+        <w:t>差分並不會消除特殊經濟事件或房市循環造成的影響。約</w:t>
+      </w:r>
+      <w:r>
+        <w:rPr>
+          <w:rFonts w:ascii="CMU Serif" w:eastAsia="標楷體" w:hAnsi="CMU Serif" w:hint="eastAsia"/>
+        </w:rPr>
+        <w:t>2002</w:t>
+      </w:r>
+      <w:r>
+        <w:rPr>
+          <w:rFonts w:ascii="CMU Serif" w:eastAsia="標楷體" w:hAnsi="CMU Serif" w:hint="eastAsia"/>
+        </w:rPr>
+        <w:t>年後，</w:t>
+      </w:r>
+      <w:r>
+        <w:rPr>
+          <w:rFonts w:ascii="CMU Serif" w:eastAsia="標楷體" w:hAnsi="CMU Serif" w:hint="eastAsia"/>
+        </w:rPr>
+        <w:t xml:space="preserve">HPI </w:t>
+      </w:r>
+      <w:r>
+        <w:rPr>
+          <w:rFonts w:ascii="CMU Serif" w:eastAsia="標楷體" w:hAnsi="CMU Serif" w:hint="eastAsia"/>
+        </w:rPr>
+        <w:t>月成長率多數時間維持在正值</w:t>
+      </w:r>
+      <w:r>
+        <w:rPr>
+          <w:rFonts w:ascii="CMU Serif" w:eastAsia="標楷體" w:hAnsi="CMU Serif" w:hint="eastAsia"/>
+        </w:rPr>
+        <w:t>且呈上升趨勢</w:t>
+      </w:r>
+      <w:r>
+        <w:rPr>
+          <w:rFonts w:ascii="CMU Serif" w:eastAsia="標楷體" w:hAnsi="CMU Serif" w:hint="eastAsia"/>
+        </w:rPr>
+        <w:t>，反映房價上升速度加快；</w:t>
+      </w:r>
+      <w:r>
+        <w:rPr>
+          <w:rFonts w:ascii="CMU Serif" w:eastAsia="標楷體" w:hAnsi="CMU Serif" w:hint="eastAsia"/>
+        </w:rPr>
+        <w:t xml:space="preserve">2007 </w:t>
+      </w:r>
+      <w:r>
+        <w:rPr>
+          <w:rFonts w:ascii="CMU Serif" w:eastAsia="標楷體" w:hAnsi="CMU Serif" w:hint="eastAsia"/>
+        </w:rPr>
+        <w:t>至</w:t>
+      </w:r>
+      <w:r>
+        <w:rPr>
+          <w:rFonts w:ascii="CMU Serif" w:eastAsia="標楷體" w:hAnsi="CMU Serif" w:hint="eastAsia"/>
+        </w:rPr>
+        <w:t xml:space="preserve"> 2010 </w:t>
+      </w:r>
+      <w:r>
+        <w:rPr>
+          <w:rFonts w:ascii="CMU Serif" w:eastAsia="標楷體" w:hAnsi="CMU Serif" w:hint="eastAsia"/>
+        </w:rPr>
+        <w:t>年間，序列明顯轉為負值且波動幅度擴大，可能與金融危機及房市修正有關；</w:t>
+      </w:r>
+      <w:r>
+        <w:rPr>
+          <w:rFonts w:ascii="CMU Serif" w:eastAsia="標楷體" w:hAnsi="CMU Serif" w:hint="eastAsia"/>
+        </w:rPr>
+        <w:t xml:space="preserve">2011 </w:t>
+      </w:r>
+      <w:r>
+        <w:rPr>
+          <w:rFonts w:ascii="CMU Serif" w:eastAsia="標楷體" w:hAnsi="CMU Serif" w:hint="eastAsia"/>
+        </w:rPr>
+        <w:t>年後則逐漸回升。</w:t>
+      </w:r>
+    </w:p>
+    <w:p>
+      <w:pPr>
+        <w:widowControl/>
+        <w:spacing w:after="0"/>
+        <w:jc w:val="center"/>
+        <w:rPr>
+          <w:rFonts w:ascii="CMU Serif" w:eastAsia="標楷體" w:hAnsi="CMU Serif"/>
+        </w:rPr>
+      </w:pPr>
+      <w:r>
+        <w:rPr>
+          <w:rFonts w:ascii="CMU Serif" w:eastAsia="標楷體" w:hAnsi="CMU Serif"/>
+          <w:noProof/>
+        </w:rPr>
+        <w:drawing>
+          <wp:inline distT="0" distB="0" distL="0" distR="0" wp14:anchorId="28AF100F" wp14:editId="1572663F">
+            <wp:extent cx="4364182" cy="1991458"/>
+            <wp:effectExtent l="0" t="0" r="0" b="8890"/>
+            <wp:docPr id="1037812977" name="圖片 3"/>
+            <wp:cNvGraphicFramePr>
+              <a:graphicFrameLocks xmlns:a="http://schemas.openxmlformats.org/drawingml/2006/main" noChangeAspect="1"/>
+            </wp:cNvGraphicFramePr>
+            <a:graphic xmlns:a="http://schemas.openxmlformats.org/drawingml/2006/main">
+              <a:graphicData uri="http://schemas.openxmlformats.org/drawingml/2006/picture">
+                <pic:pic xmlns:pic="http://schemas.openxmlformats.org/drawingml/2006/picture">
+                  <pic:nvPicPr>
+                    <pic:cNvPr id="1037812977" name="圖片 1037812977"/>
+                    <pic:cNvPicPr/>
+                  </pic:nvPicPr>
+                  <pic:blipFill>
+                    <a:blip r:embed="rId10">
+                      <a:extLst>
+                        <a:ext uri="{28A0092B-C50C-407E-A947-70E740481C1C}">
+                          <a14:useLocalDpi xmlns:a14="http://schemas.microsoft.com/office/drawing/2010/main" val="0"/>
+                        </a:ext>
+                      </a:extLst>
+                    </a:blip>
+                    <a:stretch>
+                      <a:fillRect/>
+                    </a:stretch>
+                  </pic:blipFill>
+                  <pic:spPr>
+                    <a:xfrm>
+                      <a:off x="0" y="0"/>
+                      <a:ext cx="4374335" cy="1996091"/>
+                    </a:xfrm>
+                    <a:prstGeom prst="rect">
+                      <a:avLst/>
+                    </a:prstGeom>
+                  </pic:spPr>
+                </pic:pic>
+              </a:graphicData>
+            </a:graphic>
+          </wp:inline>
+        </w:drawing>
+      </w:r>
+    </w:p>
+    <w:p>
+      <w:pPr>
+        <w:widowControl/>
+        <w:spacing w:after="0"/>
+        <w:rPr>
+          <w:rFonts w:ascii="CMU Serif" w:eastAsia="標楷體" w:hAnsi="CMU Serif" w:hint="eastAsia"/>
+        </w:rPr>
+      </w:pPr>
+      <w:r>
+        <w:rPr>
+          <w:rFonts w:ascii="CMU Serif" w:eastAsia="標楷體" w:hAnsi="CMU Serif" w:hint="eastAsia"/>
+        </w:rPr>
+        <w:t>進一步觀察</w:t>
+      </w:r>
+      <w:r>
+        <w:rPr>
+          <w:rFonts w:ascii="CMU Serif" w:eastAsia="標楷體" w:hAnsi="CMU Serif" w:hint="eastAsia"/>
+        </w:rPr>
+        <w:t xml:space="preserve"> 12-month rolling mean</w:t>
+      </w:r>
+      <w:r>
+        <w:rPr>
+          <w:rFonts w:ascii="CMU Serif" w:eastAsia="標楷體" w:hAnsi="CMU Serif" w:hint="eastAsia"/>
+        </w:rPr>
+        <w:t>，可發現差分後序列的平均水準雖比原始</w:t>
+      </w:r>
+      <w:r>
+        <w:rPr>
+          <w:rFonts w:ascii="CMU Serif" w:eastAsia="標楷體" w:hAnsi="CMU Serif" w:hint="eastAsia"/>
+        </w:rPr>
+        <w:t xml:space="preserve"> HPI </w:t>
+      </w:r>
+      <w:r>
+        <w:rPr>
+          <w:rFonts w:ascii="CMU Serif" w:eastAsia="標楷體" w:hAnsi="CMU Serif" w:hint="eastAsia"/>
+        </w:rPr>
+        <w:t>穩定，但仍隨不同經濟階段改變。</w:t>
+      </w:r>
+      <w:r>
+        <w:rPr>
+          <w:rFonts w:ascii="CMU Serif" w:eastAsia="標楷體" w:hAnsi="CMU Serif" w:hint="eastAsia"/>
+        </w:rPr>
+        <w:t xml:space="preserve">rolling standard deviation </w:t>
+      </w:r>
+      <w:r>
+        <w:rPr>
+          <w:rFonts w:ascii="CMU Serif" w:eastAsia="標楷體" w:hAnsi="CMU Serif" w:hint="eastAsia"/>
+        </w:rPr>
+        <w:t>在</w:t>
+      </w:r>
+      <w:r>
+        <w:rPr>
+          <w:rFonts w:ascii="CMU Serif" w:eastAsia="標楷體" w:hAnsi="CMU Serif" w:hint="eastAsia"/>
+        </w:rPr>
+        <w:t xml:space="preserve"> 2007 </w:t>
+      </w:r>
+      <w:r>
+        <w:rPr>
+          <w:rFonts w:ascii="CMU Serif" w:eastAsia="標楷體" w:hAnsi="CMU Serif" w:hint="eastAsia"/>
+        </w:rPr>
+        <w:t>年後明顯增加，表示危機期間</w:t>
+      </w:r>
+      <w:r>
+        <w:rPr>
+          <w:rFonts w:ascii="CMU Serif" w:eastAsia="標楷體" w:hAnsi="CMU Serif" w:hint="eastAsia"/>
+        </w:rPr>
+        <w:t xml:space="preserve"> HPI </w:t>
+      </w:r>
+      <w:r>
+        <w:rPr>
+          <w:rFonts w:ascii="CMU Serif" w:eastAsia="標楷體" w:hAnsi="CMU Serif" w:hint="eastAsia"/>
+        </w:rPr>
+        <w:t>月成長率波動較大。</w:t>
+      </w:r>
+    </w:p>
+    <w:p>
+      <w:pPr>
+        <w:widowControl/>
+        <w:spacing w:after="0"/>
+        <w:rPr>
+          <w:rFonts w:ascii="CMU Serif" w:eastAsia="標楷體" w:hAnsi="CMU Serif"/>
+        </w:rPr>
+      </w:pPr>
+    </w:p>
+    <w:p>
+      <w:pPr>
+        <w:widowControl/>
+        <w:spacing w:after="0"/>
+        <w:rPr>
+          <w:rFonts w:ascii="CMU Serif" w:eastAsia="標楷體" w:hAnsi="CMU Serif"/>
+        </w:rPr>
+      </w:pPr>
+      <w:proofErr w:type="gramStart"/>
+      <w:r>
+        <w:rPr>
+          <w:rFonts w:ascii="CMU Serif" w:eastAsia="標楷體" w:hAnsi="CMU Serif" w:hint="eastAsia"/>
+        </w:rPr>
+        <w:t>此外，</w:t>
+      </w:r>
+      <w:proofErr w:type="gramEnd"/>
+      <w:r>
+        <w:rPr>
+          <w:rFonts w:ascii="CMU Serif" w:eastAsia="標楷體" w:hAnsi="CMU Serif" w:hint="eastAsia"/>
+        </w:rPr>
+        <w:t xml:space="preserve">ADF </w:t>
+      </w:r>
+      <w:r>
+        <w:rPr>
+          <w:rFonts w:ascii="CMU Serif" w:eastAsia="標楷體" w:hAnsi="CMU Serif" w:hint="eastAsia"/>
+        </w:rPr>
+        <w:t>檢定結果顯示</w:t>
+      </w:r>
+      <w:r>
+        <w:rPr>
+          <w:rFonts w:ascii="CMU Serif" w:eastAsia="標楷體" w:hAnsi="CMU Serif" w:hint="eastAsia"/>
+        </w:rPr>
+        <w:t xml:space="preserve"> diff(log(HPI)) </w:t>
+      </w:r>
+      <w:r>
+        <w:rPr>
+          <w:rFonts w:ascii="CMU Serif" w:eastAsia="標楷體" w:hAnsi="CMU Serif" w:hint="eastAsia"/>
+        </w:rPr>
+        <w:t>的</w:t>
+      </w:r>
+      <w:r>
+        <w:rPr>
+          <w:rFonts w:ascii="CMU Serif" w:eastAsia="標楷體" w:hAnsi="CMU Serif" w:hint="eastAsia"/>
+        </w:rPr>
+        <w:t xml:space="preserve"> p-value </w:t>
+      </w:r>
+      <w:r>
+        <w:rPr>
+          <w:rFonts w:ascii="CMU Serif" w:eastAsia="標楷體" w:hAnsi="CMU Serif" w:hint="eastAsia"/>
+        </w:rPr>
+        <w:t>為</w:t>
+      </w:r>
+      <w:r>
+        <w:rPr>
+          <w:rFonts w:ascii="CMU Serif" w:eastAsia="標楷體" w:hAnsi="CMU Serif" w:hint="eastAsia"/>
+        </w:rPr>
+        <w:t xml:space="preserve"> 0.1763</w:t>
+      </w:r>
+      <w:r>
+        <w:rPr>
+          <w:rFonts w:ascii="CMU Serif" w:eastAsia="標楷體" w:hAnsi="CMU Serif" w:hint="eastAsia"/>
+        </w:rPr>
+        <w:t>，大於</w:t>
+      </w:r>
+      <w:r>
+        <w:rPr>
+          <w:rFonts w:ascii="CMU Serif" w:eastAsia="標楷體" w:hAnsi="CMU Serif" w:hint="eastAsia"/>
+        </w:rPr>
+        <w:t xml:space="preserve"> 0.05</w:t>
+      </w:r>
+      <w:r>
+        <w:rPr>
+          <w:rFonts w:ascii="CMU Serif" w:eastAsia="標楷體" w:hAnsi="CMU Serif" w:hint="eastAsia"/>
+        </w:rPr>
+        <w:t>，因此仍無法</w:t>
+      </w:r>
+      <w:proofErr w:type="gramStart"/>
+      <w:r>
+        <w:rPr>
+          <w:rFonts w:ascii="CMU Serif" w:eastAsia="標楷體" w:hAnsi="CMU Serif" w:hint="eastAsia"/>
+        </w:rPr>
+        <w:t>拒絕單根虛無</w:t>
+      </w:r>
+      <w:proofErr w:type="gramEnd"/>
+      <w:r>
+        <w:rPr>
+          <w:rFonts w:ascii="CMU Serif" w:eastAsia="標楷體" w:hAnsi="CMU Serif" w:hint="eastAsia"/>
+        </w:rPr>
+        <w:t>假設。這表示</w:t>
+      </w:r>
+      <w:r>
+        <w:rPr>
+          <w:rFonts w:ascii="CMU Serif" w:eastAsia="標楷體" w:hAnsi="CMU Serif" w:hint="eastAsia"/>
+        </w:rPr>
+        <w:t>log</w:t>
+      </w:r>
+      <w:r>
+        <w:rPr>
+          <w:rFonts w:ascii="CMU Serif" w:eastAsia="標楷體" w:hAnsi="CMU Serif" w:hint="eastAsia"/>
+        </w:rPr>
+        <w:t>差分雖然改善了原始</w:t>
+      </w:r>
+      <w:r>
+        <w:rPr>
+          <w:rFonts w:ascii="CMU Serif" w:eastAsia="標楷體" w:hAnsi="CMU Serif" w:hint="eastAsia"/>
+        </w:rPr>
+        <w:t>HPI</w:t>
+      </w:r>
+      <w:r>
+        <w:rPr>
+          <w:rFonts w:ascii="CMU Serif" w:eastAsia="標楷體" w:hAnsi="CMU Serif" w:hint="eastAsia"/>
+        </w:rPr>
+        <w:t>的長期趨勢問題，但不能完全消除特殊時期造成的非平穩性。後續將以</w:t>
+      </w:r>
+      <w:r>
+        <w:rPr>
+          <w:rFonts w:ascii="CMU Serif" w:eastAsia="標楷體" w:hAnsi="CMU Serif" w:hint="eastAsia"/>
+        </w:rPr>
+        <w:t xml:space="preserve"> diff(log(HPI)) </w:t>
+      </w:r>
+      <w:r>
+        <w:rPr>
+          <w:rFonts w:ascii="CMU Serif" w:eastAsia="標楷體" w:hAnsi="CMU Serif" w:hint="eastAsia"/>
+        </w:rPr>
+        <w:t>作為主要建模基礎，並透過</w:t>
+      </w:r>
+      <w:r>
+        <w:rPr>
+          <w:rFonts w:ascii="CMU Serif" w:eastAsia="標楷體" w:hAnsi="CMU Serif" w:hint="eastAsia"/>
+        </w:rPr>
+        <w:t xml:space="preserve"> ACF</w:t>
+      </w:r>
+      <w:r>
+        <w:rPr>
+          <w:rFonts w:ascii="CMU Serif" w:eastAsia="標楷體" w:hAnsi="CMU Serif" w:hint="eastAsia"/>
+        </w:rPr>
+        <w:t>、</w:t>
+      </w:r>
+      <w:r>
+        <w:rPr>
+          <w:rFonts w:ascii="CMU Serif" w:eastAsia="標楷體" w:hAnsi="CMU Serif" w:hint="eastAsia"/>
+        </w:rPr>
+        <w:t>PACF</w:t>
+      </w:r>
+      <w:r>
+        <w:rPr>
+          <w:rFonts w:ascii="CMU Serif" w:eastAsia="標楷體" w:hAnsi="CMU Serif" w:hint="eastAsia"/>
+        </w:rPr>
+        <w:t>、候選模型比較</w:t>
+      </w:r>
+      <w:proofErr w:type="gramStart"/>
+      <w:r>
+        <w:rPr>
+          <w:rFonts w:ascii="CMU Serif" w:eastAsia="標楷體" w:hAnsi="CMU Serif" w:hint="eastAsia"/>
+        </w:rPr>
+        <w:t>與殘差診斷</w:t>
+      </w:r>
+      <w:proofErr w:type="gramEnd"/>
+      <w:r>
+        <w:rPr>
+          <w:rFonts w:ascii="CMU Serif" w:eastAsia="標楷體" w:hAnsi="CMU Serif" w:hint="eastAsia"/>
+        </w:rPr>
+        <w:t>，進一步選擇合適的</w:t>
+      </w:r>
+      <w:r>
+        <w:rPr>
+          <w:rFonts w:ascii="CMU Serif" w:eastAsia="標楷體" w:hAnsi="CMU Serif" w:hint="eastAsia"/>
+        </w:rPr>
+        <w:t xml:space="preserve"> ARIMA </w:t>
+      </w:r>
+      <w:r>
+        <w:rPr>
+          <w:rFonts w:ascii="CMU Serif" w:eastAsia="標楷體" w:hAnsi="CMU Serif" w:hint="eastAsia"/>
+        </w:rPr>
+        <w:t>或</w:t>
+      </w:r>
+      <w:r>
+        <w:rPr>
+          <w:rFonts w:ascii="CMU Serif" w:eastAsia="標楷體" w:hAnsi="CMU Serif" w:hint="eastAsia"/>
+        </w:rPr>
+        <w:t xml:space="preserve"> ARIMAX </w:t>
+      </w:r>
+      <w:r>
+        <w:rPr>
+          <w:rFonts w:ascii="CMU Serif" w:eastAsia="標楷體" w:hAnsi="CMU Serif" w:hint="eastAsia"/>
+        </w:rPr>
+        <w:t>模型。</w:t>
+      </w:r>
+    </w:p>
+    <w:p>
+      <w:pPr>
+        <w:widowControl/>
+        <w:spacing w:after="0"/>
+        <w:rPr>
+          <w:rFonts w:ascii="CMU Serif" w:eastAsia="標楷體" w:hAnsi="CMU Serif"/>
+        </w:rPr>
+      </w:pPr>
+    </w:p>
+    <w:p>
+      <w:pPr>
+        <w:widowControl/>
+        <w:spacing w:after="0"/>
+        <w:rPr>
+          <w:rFonts w:ascii="CMU Serif" w:eastAsia="標楷體" w:hAnsi="CMU Serif"/>
+        </w:rPr>
+      </w:pPr>
+    </w:p>
+    <w:p>
+      <w:pPr>
+        <w:widowControl/>
+        <w:spacing w:after="0"/>
+        <w:rPr>
+          <w:rFonts w:ascii="CMU Serif" w:eastAsia="標楷體" w:hAnsi="CMU Serif"/>
+        </w:rPr>
+      </w:pPr>
+    </w:p>
+    <w:p>
+      <w:pPr>
+        <w:widowControl/>
+        <w:spacing w:after="0"/>
+        <w:rPr>
+          <w:rFonts w:ascii="CMU Serif" w:eastAsia="標楷體" w:hAnsi="CMU Serif"/>
+        </w:rPr>
+      </w:pPr>
+    </w:p>
+    <w:p>
+      <w:pPr>
+        <w:widowControl/>
+        <w:spacing w:after="0"/>
+        <w:rPr>
+          <w:rFonts w:ascii="CMU Serif" w:eastAsia="標楷體" w:hAnsi="CMU Serif"/>
+        </w:rPr>
+      </w:pPr>
+    </w:p>
+    <w:p>
+      <w:pPr>
+        <w:widowControl/>
+        <w:spacing w:after="0"/>
+        <w:rPr>
+          <w:rFonts w:ascii="CMU Serif" w:eastAsia="標楷體" w:hAnsi="CMU Serif"/>
+        </w:rPr>
+      </w:pPr>
+    </w:p>
+    <w:p>
+      <w:pPr>
+        <w:widowControl/>
+        <w:spacing w:after="0"/>
+        <w:rPr>
+          <w:rFonts w:ascii="CMU Serif" w:eastAsia="標楷體" w:hAnsi="CMU Serif"/>
+        </w:rPr>
+      </w:pPr>
+    </w:p>
+    <w:p>
+      <w:pPr>
+        <w:widowControl/>
+        <w:spacing w:after="0"/>
+        <w:rPr>
+          <w:rFonts w:ascii="CMU Serif" w:eastAsia="標楷體" w:hAnsi="CMU Serif"/>
+        </w:rPr>
+      </w:pPr>
+    </w:p>
+    <w:p>
+      <w:pPr>
+        <w:widowControl/>
+        <w:spacing w:after="0"/>
+        <w:rPr>
+          <w:rFonts w:ascii="CMU Serif" w:eastAsia="標楷體" w:hAnsi="CMU Serif"/>
+        </w:rPr>
+      </w:pPr>
+    </w:p>
+    <w:p>
+      <w:pPr>
+        <w:widowControl/>
+        <w:spacing w:after="0"/>
+        <w:rPr>
+          <w:rFonts w:ascii="CMU Serif" w:eastAsia="標楷體" w:hAnsi="CMU Serif"/>
+        </w:rPr>
+      </w:pPr>
+    </w:p>
+    <w:p>
+      <w:pPr>
+        <w:widowControl/>
+        <w:spacing w:after="0"/>
+        <w:rPr>
+          <w:rFonts w:ascii="CMU Serif" w:eastAsia="標楷體" w:hAnsi="CMU Serif"/>
+        </w:rPr>
+      </w:pPr>
+      <w:r>
+        <w:rPr>
+          <w:rFonts w:ascii="CMU Serif" w:eastAsia="標楷體" w:hAnsi="CMU Serif" w:hint="eastAsia"/>
+        </w:rPr>
+        <w:t>可改進方向（補充章節）</w:t>
+      </w:r>
+    </w:p>
+    <w:p>
+      <w:pPr>
+        <w:widowControl/>
+        <w:spacing w:after="0"/>
+        <w:rPr>
+          <w:rFonts w:ascii="CMU Serif" w:eastAsia="標楷體" w:hAnsi="CMU Serif" w:hint="eastAsia"/>
+        </w:rPr>
+      </w:pPr>
+      <w:r>
+        <w:rPr>
+          <w:rFonts w:ascii="CMU Serif" w:eastAsia="標楷體" w:hAnsi="CMU Serif"/>
+        </w:rPr>
+        <w:t>本研究以單變量</w:t>
+      </w:r>
+      <w:r>
+        <w:rPr>
+          <w:rFonts w:ascii="CMU Serif" w:eastAsia="標楷體" w:hAnsi="CMU Serif"/>
+        </w:rPr>
+        <w:t xml:space="preserve"> HPI </w:t>
+      </w:r>
+      <w:r>
+        <w:rPr>
+          <w:rFonts w:ascii="CMU Serif" w:eastAsia="標楷體" w:hAnsi="CMU Serif"/>
+        </w:rPr>
+        <w:t>進行</w:t>
+      </w:r>
+      <w:r>
+        <w:rPr>
+          <w:rFonts w:ascii="CMU Serif" w:eastAsia="標楷體" w:hAnsi="CMU Serif"/>
+        </w:rPr>
+        <w:t xml:space="preserve"> ARIMA </w:t>
+      </w:r>
+      <w:r>
+        <w:rPr>
+          <w:rFonts w:ascii="CMU Serif" w:eastAsia="標楷體" w:hAnsi="CMU Serif"/>
+        </w:rPr>
+        <w:t>類模型分析，優點是模型架構簡潔，且可直接觀察住宅價格指數本身的時間變化。然而，房價轉折往往受到所得、租金、利率、信用條件與總體景氣等因素影響，單變量模型可能無法完整捕捉這些外部因素。</w:t>
+      </w:r>
+      <w:r>
+        <w:rPr>
+          <w:rFonts w:ascii="CMU Serif" w:eastAsia="標楷體" w:hAnsi="CMU Serif"/>
+        </w:rPr>
+        <w:t>Larson</w:t>
+      </w:r>
+      <w:r>
+        <w:rPr>
+          <w:rFonts w:ascii="CMU Serif" w:eastAsia="標楷體" w:hAnsi="CMU Serif"/>
+        </w:rPr>
+        <w:t>（</w:t>
+      </w:r>
+      <w:r>
+        <w:rPr>
+          <w:rFonts w:ascii="CMU Serif" w:eastAsia="標楷體" w:hAnsi="CMU Serif"/>
+        </w:rPr>
+        <w:t>2011</w:t>
+      </w:r>
+      <w:r>
+        <w:rPr>
+          <w:rFonts w:ascii="CMU Serif" w:eastAsia="標楷體" w:hAnsi="CMU Serif"/>
+        </w:rPr>
+        <w:t>）指出，</w:t>
+      </w:r>
+      <w:proofErr w:type="gramStart"/>
+      <w:r>
+        <w:rPr>
+          <w:rFonts w:ascii="CMU Serif" w:eastAsia="標楷體" w:hAnsi="CMU Serif"/>
+        </w:rPr>
+        <w:t>多變量且</w:t>
+      </w:r>
+      <w:proofErr w:type="gramEnd"/>
+      <w:r>
+        <w:rPr>
+          <w:rFonts w:ascii="CMU Serif" w:eastAsia="標楷體" w:hAnsi="CMU Serif"/>
+        </w:rPr>
+        <w:t>具有經濟理論基礎的模型，特別是</w:t>
+      </w:r>
+      <w:r>
+        <w:rPr>
+          <w:rFonts w:ascii="CMU Serif" w:eastAsia="標楷體" w:hAnsi="CMU Serif"/>
+        </w:rPr>
+        <w:t xml:space="preserve"> error correction models</w:t>
+      </w:r>
+      <w:r>
+        <w:rPr>
+          <w:rFonts w:ascii="CMU Serif" w:eastAsia="標楷體" w:hAnsi="CMU Serif"/>
+        </w:rPr>
+        <w:t>，在預測房市轉折時可能較具優勢。</w:t>
+      </w:r>
+      <w:r>
+        <w:rPr>
+          <w:rFonts w:ascii="CMU Serif" w:eastAsia="標楷體" w:hAnsi="CMU Serif"/>
+        </w:rPr>
+        <w:t>Zietz and Traian</w:t>
+      </w:r>
+      <w:r>
+        <w:rPr>
+          <w:rFonts w:ascii="CMU Serif" w:eastAsia="標楷體" w:hAnsi="CMU Serif"/>
+        </w:rPr>
+        <w:t>（</w:t>
+      </w:r>
+      <w:r>
+        <w:rPr>
+          <w:rFonts w:ascii="CMU Serif" w:eastAsia="標楷體" w:hAnsi="CMU Serif"/>
+        </w:rPr>
+        <w:t>2014</w:t>
+      </w:r>
+      <w:r>
+        <w:rPr>
+          <w:rFonts w:ascii="CMU Serif" w:eastAsia="標楷體" w:hAnsi="CMU Serif"/>
+        </w:rPr>
+        <w:t>）則比較</w:t>
+      </w:r>
+      <w:r>
+        <w:rPr>
+          <w:rFonts w:ascii="CMU Serif" w:eastAsia="標楷體" w:hAnsi="CMU Serif"/>
+        </w:rPr>
+        <w:t xml:space="preserve"> ARIMA</w:t>
+      </w:r>
+      <w:r>
+        <w:rPr>
+          <w:rFonts w:ascii="CMU Serif" w:eastAsia="標楷體" w:hAnsi="CMU Serif"/>
+        </w:rPr>
+        <w:t>、</w:t>
+      </w:r>
+      <w:r>
+        <w:rPr>
+          <w:rFonts w:ascii="CMU Serif" w:eastAsia="標楷體" w:hAnsi="CMU Serif"/>
+        </w:rPr>
+        <w:t xml:space="preserve">switching regression </w:t>
+      </w:r>
+      <w:r>
+        <w:rPr>
+          <w:rFonts w:ascii="CMU Serif" w:eastAsia="標楷體" w:hAnsi="CMU Serif"/>
+        </w:rPr>
+        <w:t>與</w:t>
+      </w:r>
+      <w:r>
+        <w:rPr>
+          <w:rFonts w:ascii="CMU Serif" w:eastAsia="標楷體" w:hAnsi="CMU Serif"/>
+        </w:rPr>
+        <w:t xml:space="preserve"> state-space / structural time series models</w:t>
+      </w:r>
+      <w:r>
+        <w:rPr>
+          <w:rFonts w:ascii="CMU Serif" w:eastAsia="標楷體" w:hAnsi="CMU Serif"/>
+        </w:rPr>
+        <w:t>，並發現</w:t>
+      </w:r>
+      <w:r>
+        <w:rPr>
+          <w:rFonts w:ascii="CMU Serif" w:eastAsia="標楷體" w:hAnsi="CMU Serif"/>
+        </w:rPr>
+        <w:t xml:space="preserve"> structural time series models </w:t>
+      </w:r>
+      <w:r>
+        <w:rPr>
+          <w:rFonts w:ascii="CMU Serif" w:eastAsia="標楷體" w:hAnsi="CMU Serif"/>
+        </w:rPr>
+        <w:t>在預測</w:t>
+      </w:r>
+      <w:r>
+        <w:rPr>
+          <w:rFonts w:ascii="CMU Serif" w:eastAsia="標楷體" w:hAnsi="CMU Serif"/>
+        </w:rPr>
+        <w:t xml:space="preserve"> 2006 </w:t>
+      </w:r>
+      <w:r>
+        <w:rPr>
+          <w:rFonts w:ascii="CMU Serif" w:eastAsia="標楷體" w:hAnsi="CMU Serif"/>
+        </w:rPr>
+        <w:t>年後美國房價下跌時表現較佳。</w:t>
+      </w:r>
+    </w:p>
+    <w:p>
+      <w:pPr>
+        <w:widowControl/>
+        <w:spacing w:after="0"/>
+        <w:rPr>
+          <w:rFonts w:ascii="CMU Serif" w:eastAsia="標楷體" w:hAnsi="CMU Serif"/>
+        </w:rPr>
+      </w:pPr>
+      <w:r>
+        <w:rPr>
+          <w:rFonts w:ascii="CMU Serif" w:eastAsia="標楷體" w:hAnsi="CMU Serif"/>
+        </w:rPr>
+        <w:t>因此，後續研究可考慮加入所得、租金、利率、信用條件或其他總體經濟變數，建立</w:t>
+      </w:r>
+      <w:proofErr w:type="gramStart"/>
+      <w:r>
+        <w:rPr>
+          <w:rFonts w:ascii="CMU Serif" w:eastAsia="標楷體" w:hAnsi="CMU Serif"/>
+        </w:rPr>
+        <w:t>多變量</w:t>
+      </w:r>
+      <w:proofErr w:type="gramEnd"/>
+      <w:r>
+        <w:rPr>
+          <w:rFonts w:ascii="CMU Serif" w:eastAsia="標楷體" w:hAnsi="CMU Serif"/>
+        </w:rPr>
+        <w:t>模型；或採用</w:t>
+      </w:r>
+      <w:r>
+        <w:rPr>
+          <w:rFonts w:ascii="CMU Serif" w:eastAsia="標楷體" w:hAnsi="CMU Serif"/>
+        </w:rPr>
+        <w:t xml:space="preserve"> structural time series model</w:t>
+      </w:r>
+      <w:r>
+        <w:rPr>
+          <w:rFonts w:ascii="CMU Serif" w:eastAsia="標楷體" w:hAnsi="CMU Serif"/>
+        </w:rPr>
+        <w:t>，允許趨勢與水準隨時間改變，以更完整捕捉房市轉折與特殊經濟事件對</w:t>
+      </w:r>
+      <w:r>
+        <w:rPr>
+          <w:rFonts w:ascii="CMU Serif" w:eastAsia="標楷體" w:hAnsi="CMU Serif"/>
+        </w:rPr>
+        <w:t xml:space="preserve"> HPI </w:t>
+      </w:r>
+      <w:r>
+        <w:rPr>
+          <w:rFonts w:ascii="CMU Serif" w:eastAsia="標楷體" w:hAnsi="CMU Serif"/>
+        </w:rPr>
+        <w:t>的影響。</w:t>
+      </w:r>
+    </w:p>
+    <w:p>
+      <w:pPr>
+        <w:widowControl/>
+        <w:spacing w:after="0"/>
+        <w:rPr>
+          <w:rFonts w:ascii="CMU Serif" w:eastAsia="標楷體" w:hAnsi="CMU Serif" w:hint="eastAsia"/>
+        </w:rPr>
+      </w:pPr>
+    </w:p>
+    <w:p>
+      <w:pPr>
+        <w:jc w:val="both"/>
+        <w:rPr>
+          <w:rFonts w:ascii="CMU Serif" w:eastAsia="標楷體" w:hAnsi="CMU Serif"/>
+        </w:rPr>
+      </w:pPr>
+      <w:r>
+        <w:rPr>
+          <w:rFonts w:ascii="CMU Serif" w:eastAsia="標楷體" w:hAnsi="CMU Serif" w:hint="eastAsia"/>
+        </w:rPr>
         <w:t>變異數穩定處理</w:t>
       </w:r>
       <w:r>
@@ -3691,6 +5630,7 @@
           <w:rFonts w:ascii="CMU Serif" w:eastAsia="標楷體" w:hAnsi="CMU Serif" w:hint="eastAsia"/>
           <w:noProof/>
         </w:rPr>
+        <w:lastRenderedPageBreak/>
         <w:drawing>
           <wp:inline distT="0" distB="0" distL="0" distR="0" wp14:anchorId="6F47CF1F" wp14:editId="39341F8E">
             <wp:extent cx="5254466" cy="3491346"/>
@@ -3707,7 +5647,7 @@
                     <pic:cNvPicPr/>
                   </pic:nvPicPr>
                   <pic:blipFill>
-                    <a:blip r:embed="rId5">
+                    <a:blip r:embed="rId11">
                       <a:extLst>
                         <a:ext uri="{28A0092B-C50C-407E-A947-70E740481C1C}">
                           <a14:useLocalDpi xmlns:a14="http://schemas.microsoft.com/office/drawing/2010/main" val="0"/>

--- a/report/時序期末報告_統碩一_藍永濬.docx
+++ b/report/時序期末報告_統碩一_藍永濬.docx
@@ -1936,6 +1936,7 @@
     </w:p>
     <w:p>
       <w:pPr>
+        <w:spacing w:after="0"/>
         <w:jc w:val="both"/>
         <w:rPr>
           <w:rFonts w:ascii="CMU Serif" w:eastAsia="標楷體" w:hAnsi="CMU Serif"/>
@@ -2018,6 +2019,453 @@
           <w:rFonts w:ascii="CMU Serif" w:eastAsia="標楷體" w:hAnsi="CMU Serif" w:hint="eastAsia"/>
         </w:rPr>
         <w:t>筆觀測值。</w:t>
+      </w:r>
+    </w:p>
+    <w:p>
+      <w:pPr>
+        <w:spacing w:after="0"/>
+        <w:jc w:val="both"/>
+        <w:rPr>
+          <w:rFonts w:ascii="CMU Serif" w:eastAsia="標楷體" w:hAnsi="CMU Serif"/>
+          <w:b/>
+          <w:bCs/>
+          <w:sz w:val="28"/>
+          <w:szCs w:val="28"/>
+        </w:rPr>
+      </w:pPr>
+      <w:r>
+        <w:rPr>
+          <w:rFonts w:ascii="CMU Serif" w:eastAsia="標楷體" w:hAnsi="CMU Serif" w:hint="eastAsia"/>
+          <w:b/>
+          <w:bCs/>
+          <w:sz w:val="28"/>
+          <w:szCs w:val="28"/>
+        </w:rPr>
+        <w:t xml:space="preserve">3.3  </w:t>
+      </w:r>
+      <w:r>
+        <w:rPr>
+          <w:rFonts w:ascii="CMU Serif" w:eastAsia="標楷體" w:hAnsi="CMU Serif" w:hint="eastAsia"/>
+          <w:b/>
+          <w:bCs/>
+          <w:sz w:val="28"/>
+          <w:szCs w:val="28"/>
+        </w:rPr>
+        <w:t>資料切分</w:t>
+      </w:r>
+    </w:p>
+    <w:p>
+      <w:pPr>
+        <w:jc w:val="both"/>
+        <w:rPr>
+          <w:rFonts w:ascii="CMU Serif" w:eastAsia="標楷體" w:hAnsi="CMU Serif"/>
+        </w:rPr>
+      </w:pPr>
+      <w:r>
+        <w:rPr>
+          <w:rFonts w:ascii="CMU Serif" w:eastAsia="標楷體" w:hAnsi="CMU Serif"/>
+        </w:rPr>
+        <w:t>經過資料清理後，本</w:t>
+      </w:r>
+      <w:r>
+        <w:rPr>
+          <w:rFonts w:ascii="CMU Serif" w:eastAsia="標楷體" w:hAnsi="CMU Serif" w:hint="eastAsia"/>
+        </w:rPr>
+        <w:t>報告</w:t>
+      </w:r>
+      <w:r>
+        <w:rPr>
+          <w:rFonts w:ascii="CMU Serif" w:eastAsia="標楷體" w:hAnsi="CMU Serif"/>
+        </w:rPr>
+        <w:t>使用之</w:t>
+      </w:r>
+      <w:r>
+        <w:rPr>
+          <w:rFonts w:ascii="CMU Serif" w:eastAsia="標楷體" w:hAnsi="CMU Serif"/>
+        </w:rPr>
+        <w:t>HPI</w:t>
+      </w:r>
+      <w:r>
+        <w:rPr>
+          <w:rFonts w:ascii="CMU Serif" w:eastAsia="標楷體" w:hAnsi="CMU Serif"/>
+        </w:rPr>
+        <w:t>月資料期間為</w:t>
+      </w:r>
+      <w:r>
+        <w:rPr>
+          <w:rFonts w:ascii="CMU Serif" w:eastAsia="標楷體" w:hAnsi="CMU Serif"/>
+        </w:rPr>
+        <w:t>1991</w:t>
+      </w:r>
+      <w:r>
+        <w:rPr>
+          <w:rFonts w:ascii="CMU Serif" w:eastAsia="標楷體" w:hAnsi="CMU Serif"/>
+        </w:rPr>
+        <w:t>年</w:t>
+      </w:r>
+      <w:r>
+        <w:rPr>
+          <w:rFonts w:ascii="CMU Serif" w:eastAsia="標楷體" w:hAnsi="CMU Serif"/>
+        </w:rPr>
+        <w:t>1</w:t>
+      </w:r>
+      <w:r>
+        <w:rPr>
+          <w:rFonts w:ascii="CMU Serif" w:eastAsia="標楷體" w:hAnsi="CMU Serif"/>
+        </w:rPr>
+        <w:t>月至</w:t>
+      </w:r>
+      <w:r>
+        <w:rPr>
+          <w:rFonts w:ascii="CMU Serif" w:eastAsia="標楷體" w:hAnsi="CMU Serif"/>
+        </w:rPr>
+        <w:t>2013</w:t>
+      </w:r>
+      <w:r>
+        <w:rPr>
+          <w:rFonts w:ascii="CMU Serif" w:eastAsia="標楷體" w:hAnsi="CMU Serif"/>
+        </w:rPr>
+        <w:t>年</w:t>
+      </w:r>
+      <w:r>
+        <w:rPr>
+          <w:rFonts w:ascii="CMU Serif" w:eastAsia="標楷體" w:hAnsi="CMU Serif"/>
+        </w:rPr>
+        <w:t>4</w:t>
+      </w:r>
+      <w:r>
+        <w:rPr>
+          <w:rFonts w:ascii="CMU Serif" w:eastAsia="標楷體" w:hAnsi="CMU Serif"/>
+        </w:rPr>
+        <w:t>月，共</w:t>
+      </w:r>
+      <w:r>
+        <w:rPr>
+          <w:rFonts w:ascii="CMU Serif" w:eastAsia="標楷體" w:hAnsi="CMU Serif"/>
+        </w:rPr>
+        <w:t>268</w:t>
+      </w:r>
+      <w:r>
+        <w:rPr>
+          <w:rFonts w:ascii="CMU Serif" w:eastAsia="標楷體" w:hAnsi="CMU Serif"/>
+        </w:rPr>
+        <w:t>筆有效月觀察值。由於本</w:t>
+      </w:r>
+      <w:r>
+        <w:rPr>
+          <w:rFonts w:ascii="CMU Serif" w:eastAsia="標楷體" w:hAnsi="CMU Serif" w:hint="eastAsia"/>
+        </w:rPr>
+        <w:t>報告</w:t>
+      </w:r>
+      <w:r>
+        <w:rPr>
+          <w:rFonts w:ascii="CMU Serif" w:eastAsia="標楷體" w:hAnsi="CMU Serif"/>
+        </w:rPr>
+        <w:t>的主要目標是建立時間數列模型，並評估其對未來住宅價格指數的短期預測能力，因此後續分析將採用時間</w:t>
+      </w:r>
+      <w:proofErr w:type="gramStart"/>
+      <w:r>
+        <w:rPr>
+          <w:rFonts w:ascii="CMU Serif" w:eastAsia="標楷體" w:hAnsi="CMU Serif"/>
+        </w:rPr>
+        <w:t>順序切分資料</w:t>
+      </w:r>
+      <w:proofErr w:type="gramEnd"/>
+      <w:r>
+        <w:rPr>
+          <w:rFonts w:ascii="CMU Serif" w:eastAsia="標楷體" w:hAnsi="CMU Serif"/>
+        </w:rPr>
+        <w:t>，而非</w:t>
+      </w:r>
+      <w:proofErr w:type="gramStart"/>
+      <w:r>
+        <w:rPr>
+          <w:rFonts w:ascii="CMU Serif" w:eastAsia="標楷體" w:hAnsi="CMU Serif"/>
+        </w:rPr>
+        <w:t>隨機切分</w:t>
+      </w:r>
+      <w:proofErr w:type="gramEnd"/>
+      <w:r>
+        <w:rPr>
+          <w:rFonts w:ascii="CMU Serif" w:eastAsia="標楷體" w:hAnsi="CMU Serif"/>
+        </w:rPr>
+        <w:t>。</w:t>
+      </w:r>
+    </w:p>
+    <w:p>
+      <w:pPr>
+        <w:rPr>
+          <w:rFonts w:ascii="CMU Serif" w:eastAsia="標楷體" w:hAnsi="CMU Serif"/>
+        </w:rPr>
+      </w:pPr>
+      <w:r>
+        <w:rPr>
+          <w:rFonts w:ascii="CMU Serif" w:eastAsia="標楷體" w:hAnsi="CMU Serif" w:hint="eastAsia"/>
+        </w:rPr>
+        <w:t>將</w:t>
+      </w:r>
+      <w:r>
+        <w:rPr>
+          <w:rFonts w:ascii="CMU Serif" w:eastAsia="標楷體" w:hAnsi="CMU Serif"/>
+        </w:rPr>
+        <w:t>樣本期間最後連續</w:t>
+      </w:r>
+      <w:r>
+        <w:rPr>
+          <w:rFonts w:ascii="CMU Serif" w:eastAsia="標楷體" w:hAnsi="CMU Serif"/>
+        </w:rPr>
+        <w:t>12</w:t>
+      </w:r>
+      <w:r>
+        <w:rPr>
+          <w:rFonts w:ascii="CMU Serif" w:eastAsia="標楷體" w:hAnsi="CMU Serif"/>
+        </w:rPr>
+        <w:t>個月作為測試資料</w:t>
+      </w:r>
+      <w:r>
+        <w:rPr>
+          <w:rFonts w:ascii="CMU Serif" w:eastAsia="標楷體" w:hAnsi="CMU Serif" w:hint="eastAsia"/>
+        </w:rPr>
+        <w:t>；</w:t>
+      </w:r>
+      <w:r>
+        <w:rPr>
+          <w:rFonts w:ascii="CMU Serif" w:eastAsia="標楷體" w:hAnsi="CMU Serif"/>
+        </w:rPr>
+        <w:t>其餘較</w:t>
+      </w:r>
+      <w:proofErr w:type="gramStart"/>
+      <w:r>
+        <w:rPr>
+          <w:rFonts w:ascii="CMU Serif" w:eastAsia="標楷體" w:hAnsi="CMU Serif"/>
+        </w:rPr>
+        <w:t>早期間的資料</w:t>
+      </w:r>
+      <w:proofErr w:type="gramEnd"/>
+      <w:r>
+        <w:rPr>
+          <w:rFonts w:ascii="CMU Serif" w:eastAsia="標楷體" w:hAnsi="CMU Serif"/>
+        </w:rPr>
+        <w:t>則作為訓練資料，用於</w:t>
+      </w:r>
+      <w:r>
+        <w:rPr>
+          <w:rFonts w:ascii="CMU Serif" w:eastAsia="標楷體" w:hAnsi="CMU Serif" w:hint="eastAsia"/>
+        </w:rPr>
+        <w:t>探索性資料分析</w:t>
+      </w:r>
+      <w:r>
+        <w:rPr>
+          <w:rFonts w:ascii="CMU Serif" w:eastAsia="標楷體" w:hAnsi="CMU Serif"/>
+        </w:rPr>
+        <w:t>、平穩性檢查、轉換與差分、</w:t>
+      </w:r>
+      <w:r>
+        <w:rPr>
+          <w:rFonts w:ascii="CMU Serif" w:eastAsia="標楷體" w:hAnsi="CMU Serif"/>
+        </w:rPr>
+        <w:t xml:space="preserve">ACF/PACF </w:t>
+      </w:r>
+      <w:r>
+        <w:rPr>
+          <w:rFonts w:ascii="CMU Serif" w:eastAsia="標楷體" w:hAnsi="CMU Serif"/>
+        </w:rPr>
+        <w:t>分析、候選模型建立與參數估計。</w:t>
+      </w:r>
+    </w:p>
+    <w:p>
+      <w:pPr>
+        <w:jc w:val="both"/>
+        <w:rPr>
+          <w:rFonts w:ascii="CMU Serif" w:eastAsia="標楷體" w:hAnsi="CMU Serif" w:hint="eastAsia"/>
+        </w:rPr>
+      </w:pPr>
+      <w:r>
+        <w:rPr>
+          <w:rFonts w:ascii="CMU Serif" w:eastAsia="標楷體" w:hAnsi="CMU Serif"/>
+        </w:rPr>
+        <w:t>具體而言，訓練資料期間為</w:t>
+      </w:r>
+      <w:r>
+        <w:rPr>
+          <w:rFonts w:ascii="CMU Serif" w:eastAsia="標楷體" w:hAnsi="CMU Serif"/>
+        </w:rPr>
+        <w:t>1991</w:t>
+      </w:r>
+      <w:r>
+        <w:rPr>
+          <w:rFonts w:ascii="CMU Serif" w:eastAsia="標楷體" w:hAnsi="CMU Serif"/>
+        </w:rPr>
+        <w:t>年</w:t>
+      </w:r>
+      <w:r>
+        <w:rPr>
+          <w:rFonts w:ascii="CMU Serif" w:eastAsia="標楷體" w:hAnsi="CMU Serif"/>
+        </w:rPr>
+        <w:t>1</w:t>
+      </w:r>
+      <w:r>
+        <w:rPr>
+          <w:rFonts w:ascii="CMU Serif" w:eastAsia="標楷體" w:hAnsi="CMU Serif"/>
+        </w:rPr>
+        <w:t>月至</w:t>
+      </w:r>
+      <w:r>
+        <w:rPr>
+          <w:rFonts w:ascii="CMU Serif" w:eastAsia="標楷體" w:hAnsi="CMU Serif"/>
+        </w:rPr>
+        <w:t>2012</w:t>
+      </w:r>
+      <w:r>
+        <w:rPr>
+          <w:rFonts w:ascii="CMU Serif" w:eastAsia="標楷體" w:hAnsi="CMU Serif"/>
+        </w:rPr>
+        <w:t>年</w:t>
+      </w:r>
+      <w:r>
+        <w:rPr>
+          <w:rFonts w:ascii="CMU Serif" w:eastAsia="標楷體" w:hAnsi="CMU Serif"/>
+        </w:rPr>
+        <w:t>4</w:t>
+      </w:r>
+      <w:r>
+        <w:rPr>
+          <w:rFonts w:ascii="CMU Serif" w:eastAsia="標楷體" w:hAnsi="CMU Serif"/>
+        </w:rPr>
+        <w:t>月，共</w:t>
+      </w:r>
+      <w:r>
+        <w:rPr>
+          <w:rFonts w:ascii="CMU Serif" w:eastAsia="標楷體" w:hAnsi="CMU Serif"/>
+        </w:rPr>
+        <w:t>256</w:t>
+      </w:r>
+      <w:r>
+        <w:rPr>
+          <w:rFonts w:ascii="CMU Serif" w:eastAsia="標楷體" w:hAnsi="CMU Serif"/>
+        </w:rPr>
+        <w:t>筆；測試資料期間為</w:t>
+      </w:r>
+      <w:r>
+        <w:rPr>
+          <w:rFonts w:ascii="CMU Serif" w:eastAsia="標楷體" w:hAnsi="CMU Serif"/>
+        </w:rPr>
+        <w:t>2012</w:t>
+      </w:r>
+      <w:r>
+        <w:rPr>
+          <w:rFonts w:ascii="CMU Serif" w:eastAsia="標楷體" w:hAnsi="CMU Serif"/>
+        </w:rPr>
+        <w:t>年</w:t>
+      </w:r>
+      <w:r>
+        <w:rPr>
+          <w:rFonts w:ascii="CMU Serif" w:eastAsia="標楷體" w:hAnsi="CMU Serif"/>
+        </w:rPr>
+        <w:t xml:space="preserve"> 5</w:t>
+      </w:r>
+      <w:r>
+        <w:rPr>
+          <w:rFonts w:ascii="CMU Serif" w:eastAsia="標楷體" w:hAnsi="CMU Serif"/>
+        </w:rPr>
+        <w:t>月至</w:t>
+      </w:r>
+      <w:r>
+        <w:rPr>
+          <w:rFonts w:ascii="CMU Serif" w:eastAsia="標楷體" w:hAnsi="CMU Serif" w:hint="eastAsia"/>
+        </w:rPr>
+        <w:t>2</w:t>
+      </w:r>
+      <w:r>
+        <w:rPr>
+          <w:rFonts w:ascii="CMU Serif" w:eastAsia="標楷體" w:hAnsi="CMU Serif"/>
+        </w:rPr>
+        <w:t>013</w:t>
+      </w:r>
+      <w:r>
+        <w:rPr>
+          <w:rFonts w:ascii="CMU Serif" w:eastAsia="標楷體" w:hAnsi="CMU Serif"/>
+        </w:rPr>
+        <w:t>年</w:t>
+      </w:r>
+      <w:r>
+        <w:rPr>
+          <w:rFonts w:ascii="CMU Serif" w:eastAsia="標楷體" w:hAnsi="CMU Serif"/>
+        </w:rPr>
+        <w:t>4</w:t>
+      </w:r>
+      <w:r>
+        <w:rPr>
+          <w:rFonts w:ascii="CMU Serif" w:eastAsia="標楷體" w:hAnsi="CMU Serif"/>
+        </w:rPr>
+        <w:t>月，共</w:t>
+      </w:r>
+      <w:r>
+        <w:rPr>
+          <w:rFonts w:ascii="CMU Serif" w:eastAsia="標楷體" w:hAnsi="CMU Serif"/>
+        </w:rPr>
+        <w:t>12</w:t>
+      </w:r>
+      <w:r>
+        <w:rPr>
+          <w:rFonts w:ascii="CMU Serif" w:eastAsia="標楷體" w:hAnsi="CMU Serif"/>
+        </w:rPr>
+        <w:t>筆。後續凡涉及模型判斷與模型建立之分析，皆以訓練資料為基礎，以避免測試期間資訊影響模型選擇。最後再使用訓練資料所建立之模型預測測試期間的</w:t>
+      </w:r>
+      <w:r>
+        <w:rPr>
+          <w:rFonts w:ascii="CMU Serif" w:eastAsia="標楷體" w:hAnsi="CMU Serif"/>
+        </w:rPr>
+        <w:t xml:space="preserve"> </w:t>
+      </w:r>
+      <w:r>
+        <w:rPr>
+          <w:rFonts w:ascii="CMU Serif" w:eastAsia="標楷體" w:hAnsi="CMU Serif"/>
+        </w:rPr>
+        <w:lastRenderedPageBreak/>
+        <w:t>HPI</w:t>
+      </w:r>
+      <w:r>
+        <w:rPr>
+          <w:rFonts w:ascii="CMU Serif" w:eastAsia="標楷體" w:hAnsi="CMU Serif"/>
+        </w:rPr>
+        <w:t>，並將預測結果與實際值比較，以</w:t>
+      </w:r>
+      <w:r>
+        <w:rPr>
+          <w:rFonts w:ascii="CMU Serif" w:eastAsia="標楷體" w:hAnsi="CMU Serif"/>
+        </w:rPr>
+        <w:t xml:space="preserve"> RMSE</w:t>
+      </w:r>
+      <w:r>
+        <w:rPr>
+          <w:rFonts w:ascii="CMU Serif" w:eastAsia="標楷體" w:hAnsi="CMU Serif"/>
+        </w:rPr>
+        <w:t>、</w:t>
+      </w:r>
+      <w:r>
+        <w:rPr>
+          <w:rFonts w:ascii="CMU Serif" w:eastAsia="標楷體" w:hAnsi="CMU Serif"/>
+        </w:rPr>
+        <w:t>MAE</w:t>
+      </w:r>
+      <w:r>
+        <w:rPr>
+          <w:rFonts w:ascii="CMU Serif" w:eastAsia="標楷體" w:hAnsi="CMU Serif"/>
+        </w:rPr>
+        <w:t>、</w:t>
+      </w:r>
+      <w:r>
+        <w:rPr>
+          <w:rFonts w:ascii="CMU Serif" w:eastAsia="標楷體" w:hAnsi="CMU Serif"/>
+        </w:rPr>
+        <w:t>MAPE</w:t>
+      </w:r>
+      <w:r>
+        <w:rPr>
+          <w:rFonts w:ascii="CMU Serif" w:eastAsia="標楷體" w:hAnsi="CMU Serif"/>
+        </w:rPr>
+        <w:t>等指標評估模型的預測能力。</w:t>
       </w:r>
     </w:p>
     <w:p>
@@ -2096,11 +2544,31 @@
         </w:rPr>
         <w:t>本章</w:t>
       </w:r>
-      <w:r>
-        <w:rPr>
-          <w:rFonts w:ascii="CMU Serif" w:eastAsia="標楷體" w:hAnsi="CMU Serif" w:hint="eastAsia"/>
-        </w:rPr>
-        <w:t>使用清理後的</w:t>
+      <w:proofErr w:type="gramStart"/>
+      <w:r>
+        <w:rPr>
+          <w:rFonts w:ascii="CMU Serif" w:eastAsia="標楷體" w:hAnsi="CMU Serif" w:hint="eastAsia"/>
+        </w:rPr>
+        <w:t>使用</w:t>
+      </w:r>
+      <w:r>
+        <w:rPr>
+          <w:rFonts w:ascii="CMU Serif" w:eastAsia="標楷體" w:hAnsi="CMU Serif" w:hint="eastAsia"/>
+        </w:rPr>
+        <w:t>切分</w:t>
+      </w:r>
+      <w:r>
+        <w:rPr>
+          <w:rFonts w:ascii="CMU Serif" w:eastAsia="標楷體" w:hAnsi="CMU Serif" w:hint="eastAsia"/>
+        </w:rPr>
+        <w:t>後</w:t>
+      </w:r>
+      <w:proofErr w:type="gramEnd"/>
+      <w:r>
+        <w:rPr>
+          <w:rFonts w:ascii="CMU Serif" w:eastAsia="標楷體" w:hAnsi="CMU Serif" w:hint="eastAsia"/>
+        </w:rPr>
+        <w:t>的</w:t>
       </w:r>
       <w:r>
         <w:rPr>
@@ -2112,7 +2580,19 @@
         <w:rPr>
           <w:rFonts w:ascii="CMU Serif" w:eastAsia="標楷體" w:hAnsi="CMU Serif" w:hint="eastAsia"/>
         </w:rPr>
-        <w:t>月資料進行探索性資料分析</w:t>
+        <w:t>月資料</w:t>
+      </w:r>
+      <w:r>
+        <w:rPr>
+          <w:rFonts w:ascii="CMU Serif" w:eastAsia="標楷體" w:hAnsi="CMU Serif" w:hint="eastAsia"/>
+        </w:rPr>
+        <w:t>訓練集</w:t>
+      </w:r>
+      <w:r>
+        <w:rPr>
+          <w:rFonts w:ascii="CMU Serif" w:eastAsia="標楷體" w:hAnsi="CMU Serif" w:hint="eastAsia"/>
+        </w:rPr>
+        <w:t>進行探索性資料分析</w:t>
       </w:r>
       <w:r>
         <w:rPr>
@@ -2171,15 +2651,14 @@
       </w:pPr>
       <w:r>
         <w:rPr>
-          <w:rFonts w:ascii="CMU Serif" w:eastAsia="標楷體" w:hAnsi="CMU Serif" w:hint="eastAsia"/>
+          <w:rFonts w:ascii="CMU Serif" w:eastAsia="標楷體" w:hAnsi="CMU Serif"/>
           <w:noProof/>
         </w:rPr>
-        <w:lastRenderedPageBreak/>
         <w:drawing>
-          <wp:inline distT="0" distB="0" distL="0" distR="0" wp14:anchorId="42085CBA" wp14:editId="34CADDBF">
-            <wp:extent cx="4946650" cy="2287017"/>
-            <wp:effectExtent l="0" t="0" r="6350" b="0"/>
-            <wp:docPr id="785062136" name="圖片 2"/>
+          <wp:inline distT="0" distB="0" distL="0" distR="0" wp14:anchorId="79CA627F" wp14:editId="6B265874">
+            <wp:extent cx="5119255" cy="2018913"/>
+            <wp:effectExtent l="0" t="0" r="5715" b="635"/>
+            <wp:docPr id="2001177424" name="圖片 2"/>
             <wp:cNvGraphicFramePr>
               <a:graphicFrameLocks xmlns:a="http://schemas.openxmlformats.org/drawingml/2006/main" noChangeAspect="1"/>
             </wp:cNvGraphicFramePr>
@@ -2187,11 +2666,11 @@
               <a:graphicData uri="http://schemas.openxmlformats.org/drawingml/2006/picture">
                 <pic:pic xmlns:pic="http://schemas.openxmlformats.org/drawingml/2006/picture">
                   <pic:nvPicPr>
-                    <pic:cNvPr id="785062136" name="圖片 785062136"/>
+                    <pic:cNvPr id="2001177424" name="圖片 2001177424"/>
                     <pic:cNvPicPr/>
                   </pic:nvPicPr>
                   <pic:blipFill>
-                    <a:blip r:embed="rId4">
+                    <a:blip r:embed="rId5">
                       <a:extLst>
                         <a:ext uri="{28A0092B-C50C-407E-A947-70E740481C1C}">
                           <a14:useLocalDpi xmlns:a14="http://schemas.microsoft.com/office/drawing/2010/main" val="0"/>
@@ -2205,7 +2684,7 @@
                   <pic:spPr>
                     <a:xfrm>
                       <a:off x="0" y="0"/>
-                      <a:ext cx="4954782" cy="2290777"/>
+                      <a:ext cx="5126556" cy="2021792"/>
                     </a:xfrm>
                     <a:prstGeom prst="rect">
                       <a:avLst/>
@@ -2839,7 +3318,7 @@
               <w:rPr>
                 <w:rFonts w:ascii="CMU Serif" w:eastAsia="標楷體" w:hAnsi="CMU Serif" w:hint="eastAsia"/>
               </w:rPr>
-              <w:t>158.834</w:t>
+              <w:t>157.199</w:t>
             </w:r>
           </w:p>
         </w:tc>
@@ -2858,7 +3337,7 @@
               <w:rPr>
                 <w:rFonts w:ascii="CMU Serif" w:eastAsia="標楷體" w:hAnsi="CMU Serif" w:hint="eastAsia"/>
               </w:rPr>
-              <w:t>41.890</w:t>
+              <w:t>42.155</w:t>
             </w:r>
           </w:p>
         </w:tc>
@@ -2896,7 +3375,7 @@
               <w:rPr>
                 <w:rFonts w:ascii="CMU Serif" w:eastAsia="標楷體" w:hAnsi="CMU Serif" w:hint="eastAsia"/>
               </w:rPr>
-              <w:t>116.978</w:t>
+              <w:t>116.117</w:t>
             </w:r>
           </w:p>
         </w:tc>
@@ -2915,7 +3394,7 @@
               <w:rPr>
                 <w:rFonts w:ascii="CMU Serif" w:eastAsia="標楷體" w:hAnsi="CMU Serif" w:hint="eastAsia"/>
               </w:rPr>
-              <w:t>157.935</w:t>
+              <w:t>154.290</w:t>
             </w:r>
           </w:p>
         </w:tc>
@@ -2934,7 +3413,7 @@
               <w:rPr>
                 <w:rFonts w:ascii="CMU Serif" w:eastAsia="標楷體" w:hAnsi="CMU Serif" w:hint="eastAsia"/>
               </w:rPr>
-              <w:t>194.538</w:t>
+              <w:t>195.122</w:t>
             </w:r>
           </w:p>
         </w:tc>
@@ -2972,7 +3451,7 @@
               <w:rPr>
                 <w:rFonts w:ascii="CMU Serif" w:eastAsia="標楷體" w:hAnsi="CMU Serif" w:hint="eastAsia"/>
               </w:rPr>
-              <w:t>0.264</w:t>
+              <w:t>0.268</w:t>
             </w:r>
           </w:p>
         </w:tc>
@@ -2991,6 +3470,7 @@
       <w:pPr>
         <w:widowControl/>
         <w:spacing w:after="0"/>
+        <w:jc w:val="both"/>
         <w:rPr>
           <w:rFonts w:ascii="CMU Serif" w:eastAsia="標楷體" w:hAnsi="CMU Serif"/>
         </w:rPr>
@@ -3041,7 +3521,7 @@
         <w:rPr>
           <w:rFonts w:ascii="CMU Serif" w:eastAsia="標楷體" w:hAnsi="CMU Serif" w:hint="eastAsia"/>
         </w:rPr>
-        <w:t>158.834</w:t>
+        <w:t>157.199</w:t>
       </w:r>
       <w:r>
         <w:rPr>
@@ -3053,55 +3533,25 @@
         <w:rPr>
           <w:rFonts w:ascii="CMU Serif" w:eastAsia="標楷體" w:hAnsi="CMU Serif" w:hint="eastAsia"/>
         </w:rPr>
-        <w:t>157.935</w:t>
-      </w:r>
-      <w:r>
-        <w:rPr>
-          <w:rFonts w:ascii="CMU Serif" w:eastAsia="標楷體" w:hAnsi="CMU Serif" w:hint="eastAsia"/>
-        </w:rPr>
-        <w:t>，兩者相當接近，</w:t>
-      </w:r>
-      <w:r>
-        <w:rPr>
-          <w:rFonts w:ascii="CMU Serif" w:eastAsia="標楷體" w:hAnsi="CMU Serif" w:hint="eastAsia"/>
-        </w:rPr>
-        <w:t>表示</w:t>
-      </w:r>
-      <w:r>
-        <w:rPr>
-          <w:rFonts w:ascii="CMU Serif" w:eastAsia="標楷體" w:hAnsi="CMU Serif" w:hint="eastAsia"/>
-        </w:rPr>
-        <w:t>樣本期間</w:t>
-      </w:r>
-      <w:r>
-        <w:rPr>
-          <w:rFonts w:ascii="CMU Serif" w:eastAsia="標楷體" w:hAnsi="CMU Serif" w:hint="eastAsia"/>
-        </w:rPr>
-        <w:t>HPI</w:t>
-      </w:r>
-      <w:r>
-        <w:rPr>
-          <w:rFonts w:ascii="CMU Serif" w:eastAsia="標楷體" w:hAnsi="CMU Serif" w:hint="eastAsia"/>
-        </w:rPr>
-        <w:t>的中心位置約在</w:t>
-      </w:r>
-      <w:r>
-        <w:rPr>
-          <w:rFonts w:ascii="CMU Serif" w:eastAsia="標楷體" w:hAnsi="CMU Serif" w:hint="eastAsia"/>
-        </w:rPr>
-        <w:t>158</w:t>
-      </w:r>
-      <w:r>
-        <w:rPr>
-          <w:rFonts w:ascii="CMU Serif" w:eastAsia="標楷體" w:hAnsi="CMU Serif" w:hint="eastAsia"/>
-        </w:rPr>
-        <w:t>附近，且平均數與中位數差距不大，未顯示明顯偏態。標準差為</w:t>
-      </w:r>
-      <w:r>
-        <w:rPr>
-          <w:rFonts w:ascii="CMU Serif" w:eastAsia="標楷體" w:hAnsi="CMU Serif" w:hint="eastAsia"/>
-        </w:rPr>
-        <w:t xml:space="preserve"> 41.890</w:t>
+        <w:t>154.290</w:t>
+      </w:r>
+      <w:r>
+        <w:rPr>
+          <w:rFonts w:ascii="CMU Serif" w:eastAsia="標楷體" w:hAnsi="CMU Serif" w:hint="eastAsia"/>
+        </w:rPr>
+        <w:t>，兩者相當接近，未顯示明顯偏態。標準差為</w:t>
+      </w:r>
+      <w:r>
+        <w:rPr>
+          <w:rFonts w:ascii="CMU Serif" w:eastAsia="標楷體" w:hAnsi="CMU Serif" w:hint="eastAsia"/>
+        </w:rPr>
+        <w:t xml:space="preserve"> 4</w:t>
+      </w:r>
+      <w:r>
+        <w:rPr>
+          <w:rFonts w:ascii="CMU Serif" w:eastAsia="標楷體" w:hAnsi="CMU Serif" w:hint="eastAsia"/>
+        </w:rPr>
+        <w:t>2.155</w:t>
       </w:r>
       <w:r>
         <w:rPr>
@@ -3127,7 +3577,19 @@
         <w:rPr>
           <w:rFonts w:ascii="CMU Serif" w:eastAsia="標楷體" w:hAnsi="CMU Serif" w:hint="eastAsia"/>
         </w:rPr>
-        <w:t>26.4%</w:t>
+        <w:t>26.</w:t>
+      </w:r>
+      <w:r>
+        <w:rPr>
+          <w:rFonts w:ascii="CMU Serif" w:eastAsia="標楷體" w:hAnsi="CMU Serif" w:hint="eastAsia"/>
+        </w:rPr>
+        <w:t>8</w:t>
+      </w:r>
+      <w:r>
+        <w:rPr>
+          <w:rFonts w:ascii="CMU Serif" w:eastAsia="標楷體" w:hAnsi="CMU Serif" w:hint="eastAsia"/>
+        </w:rPr>
+        <w:t>%</w:t>
       </w:r>
       <w:r>
         <w:rPr>
@@ -3162,7 +3624,7 @@
         <w:widowControl/>
         <w:spacing w:after="0"/>
         <w:rPr>
-          <w:rFonts w:ascii="CMU Serif" w:eastAsia="標楷體" w:hAnsi="CMU Serif"/>
+          <w:rFonts w:ascii="CMU Serif" w:eastAsia="標楷體" w:hAnsi="CMU Serif" w:hint="eastAsia"/>
         </w:rPr>
       </w:pPr>
       <w:r>
@@ -3265,7 +3727,13 @@
         <w:rPr>
           <w:rFonts w:ascii="CMU Serif" w:eastAsia="標楷體" w:hAnsi="CMU Serif" w:hint="eastAsia"/>
         </w:rPr>
-        <w:t>116.978</w:t>
+        <w:t>116.</w:t>
+      </w:r>
+      <w:r>
+        <w:rPr>
+          <w:rFonts w:ascii="CMU Serif" w:eastAsia="標楷體" w:hAnsi="CMU Serif" w:hint="eastAsia"/>
+        </w:rPr>
+        <w:t>117</w:t>
       </w:r>
       <w:r>
         <w:rPr>
@@ -3277,7 +3745,13 @@
         <w:rPr>
           <w:rFonts w:ascii="CMU Serif" w:eastAsia="標楷體" w:hAnsi="CMU Serif" w:hint="eastAsia"/>
         </w:rPr>
-        <w:t xml:space="preserve"> 194.538</w:t>
+        <w:t xml:space="preserve"> 19</w:t>
+      </w:r>
+      <w:r>
+        <w:rPr>
+          <w:rFonts w:ascii="CMU Serif" w:eastAsia="標楷體" w:hAnsi="CMU Serif" w:hint="eastAsia"/>
+        </w:rPr>
+        <w:t>5.122</w:t>
       </w:r>
       <w:r>
         <w:rPr>
@@ -3309,7 +3783,13 @@
         <w:rPr>
           <w:rFonts w:ascii="CMU Serif" w:eastAsia="標楷體" w:hAnsi="CMU Serif" w:hint="eastAsia"/>
         </w:rPr>
-        <w:t xml:space="preserve"> 77.560</w:t>
+        <w:t xml:space="preserve"> 7</w:t>
+      </w:r>
+      <w:r>
+        <w:rPr>
+          <w:rFonts w:ascii="CMU Serif" w:eastAsia="標楷體" w:hAnsi="CMU Serif" w:hint="eastAsia"/>
+        </w:rPr>
+        <w:t>9.005</w:t>
       </w:r>
       <w:r>
         <w:rPr>
@@ -3327,14 +3807,7 @@
         <w:rPr>
           <w:rFonts w:ascii="CMU Serif" w:eastAsia="標楷體" w:hAnsi="CMU Serif" w:hint="eastAsia"/>
         </w:rPr>
-        <w:t>的分布範圍不小。整體而言，敘述統計</w:t>
-      </w:r>
-      <w:r>
-        <w:rPr>
-          <w:rFonts w:ascii="CMU Serif" w:eastAsia="標楷體" w:hAnsi="CMU Serif" w:hint="eastAsia"/>
-        </w:rPr>
-        <w:lastRenderedPageBreak/>
-        <w:t>量與時間序列圖一致，顯示</w:t>
+        <w:t>的分布範圍不小。整體而言，敘述統計量與時間序列圖一致，顯示</w:t>
       </w:r>
       <w:r>
         <w:rPr>
@@ -3348,15 +3821,6 @@
         </w:rPr>
         <w:t>在樣本期間存在明顯水準變化，後續需進一步檢查平穩性並考慮轉換或差分處理。</w:t>
       </w:r>
-    </w:p>
-    <w:p>
-      <w:pPr>
-        <w:widowControl/>
-        <w:spacing w:after="0"/>
-        <w:rPr>
-          <w:rFonts w:ascii="CMU Serif" w:eastAsia="標楷體" w:hAnsi="CMU Serif"/>
-        </w:rPr>
-      </w:pPr>
     </w:p>
     <w:p>
       <w:pPr>
@@ -3585,14 +4049,14 @@
       </w:pPr>
       <w:r>
         <w:rPr>
-          <w:rFonts w:ascii="CMU Serif" w:eastAsia="標楷體" w:hAnsi="CMU Serif" w:hint="eastAsia"/>
+          <w:rFonts w:ascii="CMU Serif" w:eastAsia="標楷體" w:hAnsi="CMU Serif"/>
           <w:noProof/>
         </w:rPr>
         <w:drawing>
-          <wp:inline distT="0" distB="0" distL="0" distR="0" wp14:anchorId="0CCE33FF" wp14:editId="77E87F6A">
-            <wp:extent cx="4128655" cy="2282798"/>
-            <wp:effectExtent l="0" t="0" r="5715" b="3810"/>
-            <wp:docPr id="698408402" name="圖片 2"/>
+          <wp:inline distT="0" distB="0" distL="0" distR="0" wp14:anchorId="20776B0B" wp14:editId="3BC9DED3">
+            <wp:extent cx="4578928" cy="2531760"/>
+            <wp:effectExtent l="0" t="0" r="0" b="1905"/>
+            <wp:docPr id="2104251920" name="圖片 3"/>
             <wp:cNvGraphicFramePr>
               <a:graphicFrameLocks xmlns:a="http://schemas.openxmlformats.org/drawingml/2006/main" noChangeAspect="1"/>
             </wp:cNvGraphicFramePr>
@@ -3600,153 +4064,7 @@
               <a:graphicData uri="http://schemas.openxmlformats.org/drawingml/2006/picture">
                 <pic:pic xmlns:pic="http://schemas.openxmlformats.org/drawingml/2006/picture">
                   <pic:nvPicPr>
-                    <pic:cNvPr id="698408402" name="圖片 698408402"/>
-                    <pic:cNvPicPr/>
-                  </pic:nvPicPr>
-                  <pic:blipFill>
-                    <a:blip r:embed="rId5">
-                      <a:extLst>
-                        <a:ext uri="{28A0092B-C50C-407E-A947-70E740481C1C}">
-                          <a14:useLocalDpi xmlns:a14="http://schemas.microsoft.com/office/drawing/2010/main" val="0"/>
-                        </a:ext>
-                      </a:extLst>
-                    </a:blip>
-                    <a:stretch>
-                      <a:fillRect/>
-                    </a:stretch>
-                  </pic:blipFill>
-                  <pic:spPr>
-                    <a:xfrm>
-                      <a:off x="0" y="0"/>
-                      <a:ext cx="4141711" cy="2290017"/>
-                    </a:xfrm>
-                    <a:prstGeom prst="rect">
-                      <a:avLst/>
-                    </a:prstGeom>
-                  </pic:spPr>
-                </pic:pic>
-              </a:graphicData>
-            </a:graphic>
-          </wp:inline>
-        </w:drawing>
-      </w:r>
-    </w:p>
-    <w:p>
-      <w:pPr>
-        <w:widowControl/>
-        <w:spacing w:after="0"/>
-        <w:rPr>
-          <w:rFonts w:ascii="CMU Serif" w:eastAsia="標楷體" w:hAnsi="CMU Serif"/>
-        </w:rPr>
-      </w:pPr>
-      <w:r>
-        <w:rPr>
-          <w:rFonts w:ascii="CMU Serif" w:eastAsia="標楷體" w:hAnsi="CMU Serif" w:hint="eastAsia"/>
-        </w:rPr>
-        <w:t>由</w:t>
-      </w:r>
-      <w:r>
-        <w:rPr>
-          <w:rFonts w:ascii="CMU Serif" w:eastAsia="標楷體" w:hAnsi="CMU Serif" w:hint="eastAsia"/>
-        </w:rPr>
-        <w:t>time series plot</w:t>
-      </w:r>
-      <w:r>
-        <w:rPr>
-          <w:rFonts w:ascii="CMU Serif" w:eastAsia="標楷體" w:hAnsi="CMU Serif" w:hint="eastAsia"/>
-        </w:rPr>
-        <w:t>與</w:t>
-      </w:r>
-      <w:r>
-        <w:rPr>
-          <w:rFonts w:ascii="CMU Serif" w:eastAsia="標楷體" w:hAnsi="CMU Serif" w:hint="eastAsia"/>
-        </w:rPr>
-        <w:t>12-month rolling mean</w:t>
-      </w:r>
-      <w:r>
-        <w:rPr>
-          <w:rFonts w:ascii="CMU Serif" w:eastAsia="標楷體" w:hAnsi="CMU Serif" w:hint="eastAsia"/>
-        </w:rPr>
-        <w:t>可見，</w:t>
-      </w:r>
-      <w:r>
-        <w:rPr>
-          <w:rFonts w:ascii="CMU Serif" w:eastAsia="標楷體" w:hAnsi="CMU Serif" w:hint="eastAsia"/>
-        </w:rPr>
-        <w:t>HPI</w:t>
-      </w:r>
-      <w:r>
-        <w:rPr>
-          <w:rFonts w:ascii="CMU Serif" w:eastAsia="標楷體" w:hAnsi="CMU Serif" w:hint="eastAsia"/>
-        </w:rPr>
-        <w:t>在</w:t>
-      </w:r>
-      <w:r>
-        <w:rPr>
-          <w:rFonts w:ascii="CMU Serif" w:eastAsia="標楷體" w:hAnsi="CMU Serif" w:hint="eastAsia"/>
-        </w:rPr>
-        <w:t>1991</w:t>
-      </w:r>
-      <w:r>
-        <w:rPr>
-          <w:rFonts w:ascii="CMU Serif" w:eastAsia="標楷體" w:hAnsi="CMU Serif" w:hint="eastAsia"/>
-        </w:rPr>
-        <w:t>年至</w:t>
-      </w:r>
-      <w:r>
-        <w:rPr>
-          <w:rFonts w:ascii="CMU Serif" w:eastAsia="標楷體" w:hAnsi="CMU Serif" w:hint="eastAsia"/>
-        </w:rPr>
-        <w:t>2006</w:t>
-      </w:r>
-      <w:proofErr w:type="gramStart"/>
-      <w:r>
-        <w:rPr>
-          <w:rFonts w:ascii="CMU Serif" w:eastAsia="標楷體" w:hAnsi="CMU Serif" w:hint="eastAsia"/>
-        </w:rPr>
-        <w:t>–</w:t>
-      </w:r>
-      <w:proofErr w:type="gramEnd"/>
-      <w:r>
-        <w:rPr>
-          <w:rFonts w:ascii="CMU Serif" w:eastAsia="標楷體" w:hAnsi="CMU Serif" w:hint="eastAsia"/>
-        </w:rPr>
-        <w:t xml:space="preserve">2007 </w:t>
-      </w:r>
-      <w:r>
-        <w:rPr>
-          <w:rFonts w:ascii="CMU Serif" w:eastAsia="標楷體" w:hAnsi="CMU Serif" w:hint="eastAsia"/>
-        </w:rPr>
-        <w:t>年間明顯上升，之後下跌，並於樣本後期回升，顯示序列存在長期趨勢，平均水準非固定。</w:t>
-      </w:r>
-    </w:p>
-    <w:p>
-      <w:pPr>
-        <w:widowControl/>
-        <w:spacing w:after="0"/>
-        <w:jc w:val="center"/>
-        <w:rPr>
-          <w:rFonts w:ascii="CMU Serif" w:eastAsia="標楷體" w:hAnsi="CMU Serif"/>
-        </w:rPr>
-      </w:pPr>
-      <w:r>
-        <w:rPr>
-          <w:rFonts w:ascii="CMU Serif" w:eastAsia="標楷體" w:hAnsi="CMU Serif" w:hint="eastAsia"/>
-          <w:noProof/>
-        </w:rPr>
-        <w:drawing>
-          <wp:inline distT="0" distB="0" distL="0" distR="0" wp14:anchorId="5A964DAB" wp14:editId="694245E3">
-            <wp:extent cx="3962111" cy="2235522"/>
-            <wp:effectExtent l="0" t="0" r="635" b="0"/>
-            <wp:docPr id="595292632" name="圖片 3"/>
-            <wp:cNvGraphicFramePr>
-              <a:graphicFrameLocks xmlns:a="http://schemas.openxmlformats.org/drawingml/2006/main" noChangeAspect="1"/>
-            </wp:cNvGraphicFramePr>
-            <a:graphic xmlns:a="http://schemas.openxmlformats.org/drawingml/2006/main">
-              <a:graphicData uri="http://schemas.openxmlformats.org/drawingml/2006/picture">
-                <pic:pic xmlns:pic="http://schemas.openxmlformats.org/drawingml/2006/picture">
-                  <pic:nvPicPr>
-                    <pic:cNvPr id="595292632" name="圖片 595292632"/>
+                    <pic:cNvPr id="2104251920" name="圖片 2104251920"/>
                     <pic:cNvPicPr/>
                   </pic:nvPicPr>
                   <pic:blipFill>
@@ -3764,7 +4082,7 @@
                   <pic:spPr>
                     <a:xfrm>
                       <a:off x="0" y="0"/>
-                      <a:ext cx="3978353" cy="2244686"/>
+                      <a:ext cx="4585129" cy="2535189"/>
                     </a:xfrm>
                     <a:prstGeom prst="rect">
                       <a:avLst/>
@@ -3789,43 +4107,88 @@
         <w:rPr>
           <w:rFonts w:ascii="CMU Serif" w:eastAsia="標楷體" w:hAnsi="CMU Serif" w:hint="eastAsia"/>
         </w:rPr>
-        <w:t>12-month rolling</w:t>
-      </w:r>
-      <w:r>
-        <w:rPr>
-          <w:rFonts w:ascii="CMU Serif" w:eastAsia="標楷體" w:hAnsi="CMU Serif"/>
-        </w:rPr>
-        <w:t xml:space="preserve"> </w:t>
-      </w:r>
-      <w:r>
-        <w:rPr>
-          <w:rFonts w:ascii="CMU Serif" w:eastAsia="標楷體" w:hAnsi="CMU Serif" w:hint="eastAsia"/>
-        </w:rPr>
-        <w:t>standard deviation</w:t>
-      </w:r>
-      <w:r>
-        <w:rPr>
-          <w:rFonts w:ascii="CMU Serif" w:eastAsia="標楷體" w:hAnsi="CMU Serif" w:hint="eastAsia"/>
-        </w:rPr>
-        <w:t>在不同期間有明顯高低變化，尤其</w:t>
-      </w:r>
-      <w:r>
-        <w:rPr>
-          <w:rFonts w:ascii="CMU Serif" w:eastAsia="標楷體" w:hAnsi="CMU Serif" w:hint="eastAsia"/>
-        </w:rPr>
-        <w:t xml:space="preserve"> 2004 </w:t>
-      </w:r>
-      <w:r>
-        <w:rPr>
-          <w:rFonts w:ascii="CMU Serif" w:eastAsia="標楷體" w:hAnsi="CMU Serif" w:hint="eastAsia"/>
-        </w:rPr>
-        <w:t>年後波動幅度增加，顯示變異數也不穩定。</w:t>
+        <w:t>由</w:t>
+      </w:r>
+      <w:r>
+        <w:rPr>
+          <w:rFonts w:ascii="CMU Serif" w:eastAsia="標楷體" w:hAnsi="CMU Serif" w:hint="eastAsia"/>
+        </w:rPr>
+        <w:t>time series plot</w:t>
+      </w:r>
+      <w:r>
+        <w:rPr>
+          <w:rFonts w:ascii="CMU Serif" w:eastAsia="標楷體" w:hAnsi="CMU Serif" w:hint="eastAsia"/>
+        </w:rPr>
+        <w:t>與</w:t>
+      </w:r>
+      <w:r>
+        <w:rPr>
+          <w:rFonts w:ascii="CMU Serif" w:eastAsia="標楷體" w:hAnsi="CMU Serif" w:hint="eastAsia"/>
+        </w:rPr>
+        <w:t>12-month rolling mean</w:t>
+      </w:r>
+      <w:r>
+        <w:rPr>
+          <w:rFonts w:ascii="CMU Serif" w:eastAsia="標楷體" w:hAnsi="CMU Serif" w:hint="eastAsia"/>
+        </w:rPr>
+        <w:t>可見，</w:t>
+      </w:r>
+      <w:r>
+        <w:rPr>
+          <w:rFonts w:ascii="CMU Serif" w:eastAsia="標楷體" w:hAnsi="CMU Serif" w:hint="eastAsia"/>
+        </w:rPr>
+        <w:t>HPI</w:t>
+      </w:r>
+      <w:r>
+        <w:rPr>
+          <w:rFonts w:ascii="CMU Serif" w:eastAsia="標楷體" w:hAnsi="CMU Serif" w:hint="eastAsia"/>
+        </w:rPr>
+        <w:t>在</w:t>
+      </w:r>
+      <w:r>
+        <w:rPr>
+          <w:rFonts w:ascii="CMU Serif" w:eastAsia="標楷體" w:hAnsi="CMU Serif" w:hint="eastAsia"/>
+        </w:rPr>
+        <w:t>1991</w:t>
+      </w:r>
+      <w:r>
+        <w:rPr>
+          <w:rFonts w:ascii="CMU Serif" w:eastAsia="標楷體" w:hAnsi="CMU Serif" w:hint="eastAsia"/>
+        </w:rPr>
+        <w:t>年至</w:t>
+      </w:r>
+      <w:r>
+        <w:rPr>
+          <w:rFonts w:ascii="CMU Serif" w:eastAsia="標楷體" w:hAnsi="CMU Serif" w:hint="eastAsia"/>
+        </w:rPr>
+        <w:t>2006</w:t>
+      </w:r>
+      <w:proofErr w:type="gramStart"/>
+      <w:r>
+        <w:rPr>
+          <w:rFonts w:ascii="CMU Serif" w:eastAsia="標楷體" w:hAnsi="CMU Serif" w:hint="eastAsia"/>
+        </w:rPr>
+        <w:t>–</w:t>
+      </w:r>
+      <w:proofErr w:type="gramEnd"/>
+      <w:r>
+        <w:rPr>
+          <w:rFonts w:ascii="CMU Serif" w:eastAsia="標楷體" w:hAnsi="CMU Serif" w:hint="eastAsia"/>
+        </w:rPr>
+        <w:t xml:space="preserve">2007 </w:t>
+      </w:r>
+      <w:r>
+        <w:rPr>
+          <w:rFonts w:ascii="CMU Serif" w:eastAsia="標楷體" w:hAnsi="CMU Serif" w:hint="eastAsia"/>
+        </w:rPr>
+        <w:t>年間明顯上升，之後下跌，並於樣本後期回升，顯示序列存在長期趨勢，平均水準非固定。</w:t>
       </w:r>
     </w:p>
     <w:p>
       <w:pPr>
         <w:widowControl/>
         <w:spacing w:after="0"/>
+        <w:jc w:val="center"/>
         <w:rPr>
           <w:rFonts w:ascii="CMU Serif" w:eastAsia="標楷體" w:hAnsi="CMU Serif"/>
         </w:rPr>
@@ -3835,12 +4198,11 @@
           <w:rFonts w:ascii="CMU Serif" w:eastAsia="標楷體" w:hAnsi="CMU Serif"/>
           <w:noProof/>
         </w:rPr>
-        <w:lastRenderedPageBreak/>
         <w:drawing>
-          <wp:inline distT="0" distB="0" distL="0" distR="0" wp14:anchorId="0C394AF1" wp14:editId="63FE8CCF">
-            <wp:extent cx="3027953" cy="1676400"/>
-            <wp:effectExtent l="0" t="0" r="1270" b="0"/>
-            <wp:docPr id="589765035" name="圖片 4"/>
+          <wp:inline distT="0" distB="0" distL="0" distR="0" wp14:anchorId="45C7E6E2" wp14:editId="3E3B5732">
+            <wp:extent cx="3927764" cy="2216142"/>
+            <wp:effectExtent l="0" t="0" r="0" b="0"/>
+            <wp:docPr id="985895810" name="圖片 4"/>
             <wp:cNvGraphicFramePr>
               <a:graphicFrameLocks xmlns:a="http://schemas.openxmlformats.org/drawingml/2006/main" noChangeAspect="1"/>
             </wp:cNvGraphicFramePr>
@@ -3848,11 +4210,11 @@
               <a:graphicData uri="http://schemas.openxmlformats.org/drawingml/2006/picture">
                 <pic:pic xmlns:pic="http://schemas.openxmlformats.org/drawingml/2006/picture">
                   <pic:nvPicPr>
-                    <pic:cNvPr id="589765035" name="圖片 589765035"/>
+                    <pic:cNvPr id="985895810" name="圖片 985895810"/>
                     <pic:cNvPicPr/>
                   </pic:nvPicPr>
                   <pic:blipFill>
-                    <a:blip r:embed="rId7" cstate="print">
+                    <a:blip r:embed="rId7">
                       <a:extLst>
                         <a:ext uri="{28A0092B-C50C-407E-A947-70E740481C1C}">
                           <a14:useLocalDpi xmlns:a14="http://schemas.microsoft.com/office/drawing/2010/main" val="0"/>
@@ -3866,7 +4228,7 @@
                   <pic:spPr>
                     <a:xfrm>
                       <a:off x="0" y="0"/>
-                      <a:ext cx="3092039" cy="1711881"/>
+                      <a:ext cx="3932884" cy="2219031"/>
                     </a:xfrm>
                     <a:prstGeom prst="rect">
                       <a:avLst/>
@@ -3878,16 +4240,71 @@
           </wp:inline>
         </w:drawing>
       </w:r>
+    </w:p>
+    <w:p>
+      <w:pPr>
+        <w:widowControl/>
+        <w:spacing w:after="0"/>
+        <w:rPr>
+          <w:rFonts w:ascii="CMU Serif" w:eastAsia="標楷體" w:hAnsi="CMU Serif"/>
+        </w:rPr>
+      </w:pPr>
+      <w:r>
+        <w:rPr>
+          <w:rFonts w:ascii="CMU Serif" w:eastAsia="標楷體" w:hAnsi="CMU Serif" w:hint="eastAsia"/>
+        </w:rPr>
+        <w:t>12-month rolling</w:t>
+      </w:r>
+      <w:r>
+        <w:rPr>
+          <w:rFonts w:ascii="CMU Serif" w:eastAsia="標楷體" w:hAnsi="CMU Serif"/>
+        </w:rPr>
+        <w:t xml:space="preserve"> </w:t>
+      </w:r>
+      <w:r>
+        <w:rPr>
+          <w:rFonts w:ascii="CMU Serif" w:eastAsia="標楷體" w:hAnsi="CMU Serif" w:hint="eastAsia"/>
+        </w:rPr>
+        <w:t>standard deviation</w:t>
+      </w:r>
+      <w:r>
+        <w:rPr>
+          <w:rFonts w:ascii="CMU Serif" w:eastAsia="標楷體" w:hAnsi="CMU Serif" w:hint="eastAsia"/>
+        </w:rPr>
+        <w:t>在不同期間有明顯高低變化，尤其</w:t>
+      </w:r>
+      <w:r>
+        <w:rPr>
+          <w:rFonts w:ascii="CMU Serif" w:eastAsia="標楷體" w:hAnsi="CMU Serif" w:hint="eastAsia"/>
+        </w:rPr>
+        <w:t xml:space="preserve"> 2004 </w:t>
+      </w:r>
+      <w:r>
+        <w:rPr>
+          <w:rFonts w:ascii="CMU Serif" w:eastAsia="標楷體" w:hAnsi="CMU Serif" w:hint="eastAsia"/>
+        </w:rPr>
+        <w:t>年後波動幅度增加，顯示變異數也不穩定。</w:t>
+      </w:r>
+    </w:p>
+    <w:p>
+      <w:pPr>
+        <w:widowControl/>
+        <w:spacing w:after="0"/>
+        <w:rPr>
+          <w:rFonts w:ascii="CMU Serif" w:eastAsia="標楷體" w:hAnsi="CMU Serif"/>
+        </w:rPr>
+      </w:pPr>
       <w:r>
         <w:rPr>
           <w:rFonts w:ascii="CMU Serif" w:eastAsia="標楷體" w:hAnsi="CMU Serif"/>
           <w:noProof/>
         </w:rPr>
+        <w:lastRenderedPageBreak/>
         <w:drawing>
-          <wp:inline distT="0" distB="0" distL="0" distR="0" wp14:anchorId="14C6DB06" wp14:editId="77E33F41">
-            <wp:extent cx="3044456" cy="1683327"/>
-            <wp:effectExtent l="0" t="0" r="3810" b="0"/>
-            <wp:docPr id="1955084411" name="圖片 5"/>
+          <wp:inline distT="0" distB="0" distL="0" distR="0" wp14:anchorId="240AAC45" wp14:editId="5C2D468C">
+            <wp:extent cx="2944091" cy="1629973"/>
+            <wp:effectExtent l="0" t="0" r="0" b="8890"/>
+            <wp:docPr id="1442371378" name="圖片 5"/>
             <wp:cNvGraphicFramePr>
               <a:graphicFrameLocks xmlns:a="http://schemas.openxmlformats.org/drawingml/2006/main" noChangeAspect="1"/>
             </wp:cNvGraphicFramePr>
@@ -3895,7 +4312,7 @@
               <a:graphicData uri="http://schemas.openxmlformats.org/drawingml/2006/picture">
                 <pic:pic xmlns:pic="http://schemas.openxmlformats.org/drawingml/2006/picture">
                   <pic:nvPicPr>
-                    <pic:cNvPr id="1955084411" name="圖片 1955084411"/>
+                    <pic:cNvPr id="1442371378" name="圖片 1442371378"/>
                     <pic:cNvPicPr/>
                   </pic:nvPicPr>
                   <pic:blipFill>
@@ -3913,7 +4330,7 @@
                   <pic:spPr>
                     <a:xfrm>
                       <a:off x="0" y="0"/>
-                      <a:ext cx="3098727" cy="1713334"/>
+                      <a:ext cx="2959353" cy="1638423"/>
                     </a:xfrm>
                     <a:prstGeom prst="rect">
                       <a:avLst/>
@@ -3925,606 +4342,16 @@
           </wp:inline>
         </w:drawing>
       </w:r>
-    </w:p>
-    <w:p>
-      <w:pPr>
-        <w:widowControl/>
-        <w:spacing w:after="0"/>
-        <w:rPr>
-          <w:rFonts w:ascii="CMU Serif" w:eastAsia="標楷體" w:hAnsi="CMU Serif"/>
-        </w:rPr>
-      </w:pPr>
-      <w:r>
-        <w:rPr>
-          <w:rFonts w:ascii="CMU Serif" w:eastAsia="標楷體" w:hAnsi="CMU Serif" w:hint="eastAsia"/>
-        </w:rPr>
-        <w:t>在季節性方面，</w:t>
-      </w:r>
-      <w:r>
-        <w:rPr>
-          <w:rFonts w:ascii="CMU Serif" w:eastAsia="標楷體" w:hAnsi="CMU Serif" w:hint="eastAsia"/>
-        </w:rPr>
-        <w:t>ACF</w:t>
-      </w:r>
-      <w:r>
-        <w:rPr>
-          <w:rFonts w:ascii="CMU Serif" w:eastAsia="標楷體" w:hAnsi="CMU Serif" w:hint="eastAsia"/>
-        </w:rPr>
-        <w:t xml:space="preserve"> plot</w:t>
-      </w:r>
-      <w:r>
-        <w:rPr>
-          <w:rFonts w:ascii="CMU Serif" w:eastAsia="標楷體" w:hAnsi="CMU Serif" w:hint="eastAsia"/>
-        </w:rPr>
-        <w:t>雖在</w:t>
-      </w:r>
-      <w:r>
-        <w:rPr>
-          <w:rFonts w:ascii="CMU Serif" w:eastAsia="標楷體" w:hAnsi="CMU Serif" w:hint="eastAsia"/>
-        </w:rPr>
-        <w:t>lag 12</w:t>
-      </w:r>
-      <w:r>
-        <w:rPr>
-          <w:rFonts w:ascii="CMU Serif" w:eastAsia="標楷體" w:hAnsi="CMU Serif" w:hint="eastAsia"/>
-        </w:rPr>
-        <w:t>、</w:t>
-      </w:r>
-      <w:r>
-        <w:rPr>
-          <w:rFonts w:ascii="CMU Serif" w:eastAsia="標楷體" w:hAnsi="CMU Serif" w:hint="eastAsia"/>
-        </w:rPr>
-        <w:t>24</w:t>
-      </w:r>
-      <w:r>
-        <w:rPr>
-          <w:rFonts w:ascii="CMU Serif" w:eastAsia="標楷體" w:hAnsi="CMU Serif" w:hint="eastAsia"/>
-        </w:rPr>
-        <w:t>、</w:t>
-      </w:r>
-      <w:r>
-        <w:rPr>
-          <w:rFonts w:ascii="CMU Serif" w:eastAsia="標楷體" w:hAnsi="CMU Serif" w:hint="eastAsia"/>
-        </w:rPr>
-        <w:t>36</w:t>
-      </w:r>
-      <w:r>
-        <w:rPr>
-          <w:rFonts w:ascii="CMU Serif" w:eastAsia="標楷體" w:hAnsi="CMU Serif" w:hint="eastAsia"/>
-        </w:rPr>
-        <w:t>仍呈現高度相關，但整體</w:t>
-      </w:r>
-      <w:r>
-        <w:rPr>
-          <w:rFonts w:ascii="CMU Serif" w:eastAsia="標楷體" w:hAnsi="CMU Serif" w:hint="eastAsia"/>
-        </w:rPr>
-        <w:t>ACF</w:t>
-      </w:r>
-      <w:r>
-        <w:rPr>
-          <w:rFonts w:ascii="CMU Serif" w:eastAsia="標楷體" w:hAnsi="CMU Serif" w:hint="eastAsia"/>
-        </w:rPr>
-        <w:t>是緩慢下降，主要反映趨勢與非平穩性，而非明顯季節性。</w:t>
-      </w:r>
-      <w:r>
-        <w:rPr>
-          <w:rFonts w:ascii="CMU Serif" w:eastAsia="標楷體" w:hAnsi="CMU Serif" w:hint="eastAsia"/>
-        </w:rPr>
-        <w:t>seasonal plot</w:t>
-      </w:r>
-      <w:r>
-        <w:rPr>
-          <w:rFonts w:ascii="CMU Serif" w:eastAsia="標楷體" w:hAnsi="CMU Serif" w:hint="eastAsia"/>
-        </w:rPr>
-        <w:t>也未顯示固定月份重複出現的高低型態，因此</w:t>
-      </w:r>
-      <w:r>
-        <w:rPr>
-          <w:rFonts w:ascii="CMU Serif" w:eastAsia="標楷體" w:hAnsi="CMU Serif" w:hint="eastAsia"/>
-        </w:rPr>
-        <w:t>HPI</w:t>
-      </w:r>
-      <w:proofErr w:type="gramStart"/>
-      <w:r>
-        <w:rPr>
-          <w:rFonts w:ascii="CMU Serif" w:eastAsia="標楷體" w:hAnsi="CMU Serif" w:hint="eastAsia"/>
-        </w:rPr>
-        <w:t>月度季節性</w:t>
-      </w:r>
-      <w:proofErr w:type="gramEnd"/>
-      <w:r>
-        <w:rPr>
-          <w:rFonts w:ascii="CMU Serif" w:eastAsia="標楷體" w:hAnsi="CMU Serif" w:hint="eastAsia"/>
-        </w:rPr>
-        <w:t>不明顯。</w:t>
-      </w:r>
-    </w:p>
-    <w:p>
-      <w:pPr>
-        <w:widowControl/>
-        <w:spacing w:after="0"/>
-        <w:rPr>
-          <w:rFonts w:ascii="CMU Serif" w:eastAsia="標楷體" w:hAnsi="CMU Serif"/>
-        </w:rPr>
-      </w:pPr>
-    </w:p>
-    <w:p>
-      <w:pPr>
-        <w:widowControl/>
-        <w:spacing w:after="0"/>
-        <w:rPr>
-          <w:rFonts w:ascii="CMU Serif" w:eastAsia="標楷體" w:hAnsi="CMU Serif"/>
-        </w:rPr>
-      </w:pPr>
-      <w:r>
-        <w:rPr>
-          <w:rFonts w:ascii="CMU Serif" w:eastAsia="標楷體" w:hAnsi="CMU Serif" w:hint="eastAsia"/>
-        </w:rPr>
-        <w:t>最後，</w:t>
-      </w:r>
-      <w:r>
-        <w:rPr>
-          <w:rFonts w:ascii="CMU Serif" w:eastAsia="標楷體" w:hAnsi="CMU Serif"/>
-        </w:rPr>
-        <w:t>由時間序列圖與</w:t>
-      </w:r>
-      <w:r>
-        <w:rPr>
-          <w:rFonts w:ascii="CMU Serif" w:eastAsia="標楷體" w:hAnsi="CMU Serif"/>
-        </w:rPr>
-        <w:t xml:space="preserve"> rolling mean </w:t>
-      </w:r>
-      <w:r>
-        <w:rPr>
-          <w:rFonts w:ascii="CMU Serif" w:eastAsia="標楷體" w:hAnsi="CMU Serif"/>
-        </w:rPr>
-        <w:t>可觀察到，</w:t>
-      </w:r>
-      <w:r>
-        <w:rPr>
-          <w:rFonts w:ascii="CMU Serif" w:eastAsia="標楷體" w:hAnsi="CMU Serif"/>
-        </w:rPr>
-        <w:t xml:space="preserve">HPI </w:t>
-      </w:r>
-      <w:r>
-        <w:rPr>
-          <w:rFonts w:ascii="CMU Serif" w:eastAsia="標楷體" w:hAnsi="CMU Serif"/>
-        </w:rPr>
-        <w:t>在樣本期間具有明顯長期趨勢，因此本研究採用</w:t>
-      </w:r>
-      <w:proofErr w:type="gramStart"/>
-      <w:r>
-        <w:rPr>
-          <w:rFonts w:ascii="CMU Serif" w:eastAsia="標楷體" w:hAnsi="CMU Serif"/>
-        </w:rPr>
-        <w:t>含截距</w:t>
-      </w:r>
-      <w:proofErr w:type="gramEnd"/>
-      <w:r>
-        <w:rPr>
-          <w:rFonts w:ascii="CMU Serif" w:eastAsia="標楷體" w:hAnsi="CMU Serif"/>
-        </w:rPr>
-        <w:t>與線性趨勢項之</w:t>
-      </w:r>
-      <w:r>
-        <w:rPr>
-          <w:rFonts w:ascii="CMU Serif" w:eastAsia="標楷體" w:hAnsi="CMU Serif"/>
-        </w:rPr>
-        <w:t>ADF</w:t>
-      </w:r>
-      <w:r>
-        <w:rPr>
-          <w:rFonts w:ascii="CMU Serif" w:eastAsia="標楷體" w:hAnsi="CMU Serif"/>
-        </w:rPr>
-        <w:t>檢定。檢定結果顯示</w:t>
-      </w:r>
-      <w:r>
-        <w:rPr>
-          <w:rFonts w:ascii="CMU Serif" w:eastAsia="標楷體" w:hAnsi="CMU Serif"/>
-        </w:rPr>
-        <w:t>p-value = 0.1814</w:t>
-      </w:r>
-      <w:r>
-        <w:rPr>
-          <w:rFonts w:ascii="CMU Serif" w:eastAsia="標楷體" w:hAnsi="CMU Serif"/>
-        </w:rPr>
-        <w:t>，在</w:t>
-      </w:r>
-      <w:r>
-        <w:rPr>
-          <w:rFonts w:ascii="CMU Serif" w:eastAsia="標楷體" w:hAnsi="CMU Serif"/>
-        </w:rPr>
-        <w:t>5%</w:t>
-      </w:r>
-      <w:r>
-        <w:rPr>
-          <w:rFonts w:ascii="CMU Serif" w:eastAsia="標楷體" w:hAnsi="CMU Serif"/>
-        </w:rPr>
-        <w:t>顯著水準下未能拒絕「序列具有單位根」之虛無假設，表示原始</w:t>
-      </w:r>
-      <w:r>
-        <w:rPr>
-          <w:rFonts w:ascii="CMU Serif" w:eastAsia="標楷體" w:hAnsi="CMU Serif"/>
-        </w:rPr>
-        <w:t xml:space="preserve"> HPI </w:t>
-      </w:r>
-      <w:r>
-        <w:rPr>
-          <w:rFonts w:ascii="CMU Serif" w:eastAsia="標楷體" w:hAnsi="CMU Serif"/>
-        </w:rPr>
-        <w:t>序列在統計上不具平穩性。</w:t>
-      </w:r>
-    </w:p>
-    <w:p>
-      <w:pPr>
-        <w:widowControl/>
-        <w:spacing w:after="0"/>
-        <w:rPr>
-          <w:rFonts w:ascii="CMU Serif" w:eastAsia="標楷體" w:hAnsi="CMU Serif" w:hint="eastAsia"/>
-        </w:rPr>
-      </w:pPr>
-    </w:p>
-    <w:p>
-      <w:pPr>
-        <w:widowControl/>
-        <w:spacing w:after="0"/>
-        <w:rPr>
-          <w:rFonts w:ascii="CMU Serif" w:eastAsia="標楷體" w:hAnsi="CMU Serif" w:hint="eastAsia"/>
-        </w:rPr>
-      </w:pPr>
-      <w:r>
-        <w:rPr>
-          <w:rFonts w:ascii="CMU Serif" w:eastAsia="標楷體" w:hAnsi="CMU Serif" w:hint="eastAsia"/>
-        </w:rPr>
-        <w:t>綜合圖形分析與檢定結果，判定原始</w:t>
-      </w:r>
-      <w:r>
-        <w:rPr>
-          <w:rFonts w:ascii="CMU Serif" w:eastAsia="標楷體" w:hAnsi="CMU Serif" w:hint="eastAsia"/>
-        </w:rPr>
-        <w:t>HPI</w:t>
-      </w:r>
-      <w:r>
-        <w:rPr>
-          <w:rFonts w:ascii="CMU Serif" w:eastAsia="標楷體" w:hAnsi="CMU Serif" w:hint="eastAsia"/>
-        </w:rPr>
-        <w:t>序列不具平穩性，後續模型建立前需考慮對數轉換與差分處理。</w:t>
-      </w:r>
-    </w:p>
-    <w:p>
-      <w:pPr>
-        <w:widowControl/>
-        <w:spacing w:after="0"/>
-        <w:rPr>
-          <w:rFonts w:ascii="CMU Serif" w:eastAsia="標楷體" w:hAnsi="CMU Serif"/>
-          <w:b/>
-          <w:bCs/>
-          <w:sz w:val="28"/>
-          <w:szCs w:val="28"/>
-        </w:rPr>
-      </w:pPr>
-      <w:r>
-        <w:rPr>
-          <w:rFonts w:ascii="CMU Serif" w:eastAsia="標楷體" w:hAnsi="CMU Serif" w:hint="eastAsia"/>
-          <w:b/>
-          <w:bCs/>
-          <w:sz w:val="28"/>
-          <w:szCs w:val="28"/>
-        </w:rPr>
-        <w:t xml:space="preserve">5.2 </w:t>
-      </w:r>
-      <w:r>
-        <w:rPr>
-          <w:rFonts w:ascii="CMU Serif" w:eastAsia="標楷體" w:hAnsi="CMU Serif" w:hint="eastAsia"/>
-          <w:b/>
-          <w:bCs/>
-          <w:sz w:val="28"/>
-          <w:szCs w:val="28"/>
-        </w:rPr>
-        <w:t>轉換與差分</w:t>
-      </w:r>
-    </w:p>
-    <w:p>
-      <w:pPr>
-        <w:widowControl/>
-        <w:spacing w:after="0"/>
-        <w:rPr>
-          <w:rFonts w:ascii="CMU Serif" w:eastAsia="標楷體" w:hAnsi="CMU Serif" w:hint="eastAsia"/>
-        </w:rPr>
-      </w:pPr>
-      <w:r>
-        <w:rPr>
-          <w:rFonts w:ascii="CMU Serif" w:eastAsia="標楷體" w:hAnsi="CMU Serif" w:hint="eastAsia"/>
-        </w:rPr>
-        <w:t>根據前一節平穩性檢查，原始</w:t>
-      </w:r>
-      <w:r>
-        <w:rPr>
-          <w:rFonts w:ascii="CMU Serif" w:eastAsia="標楷體" w:hAnsi="CMU Serif" w:hint="eastAsia"/>
-        </w:rPr>
-        <w:t>HPI</w:t>
-      </w:r>
-      <w:r>
-        <w:rPr>
-          <w:rFonts w:ascii="CMU Serif" w:eastAsia="標楷體" w:hAnsi="CMU Serif" w:hint="eastAsia"/>
-        </w:rPr>
-        <w:t>數</w:t>
-      </w:r>
-      <w:r>
-        <w:rPr>
-          <w:rFonts w:ascii="CMU Serif" w:eastAsia="標楷體" w:hAnsi="CMU Serif" w:hint="eastAsia"/>
-        </w:rPr>
-        <w:t>列具明顯長期趨勢</w:t>
-      </w:r>
-      <w:r>
-        <w:rPr>
-          <w:rFonts w:ascii="CMU Serif" w:eastAsia="標楷體" w:hAnsi="CMU Serif" w:hint="eastAsia"/>
-        </w:rPr>
-        <w:t>，</w:t>
-      </w:r>
-      <w:r>
-        <w:rPr>
-          <w:rFonts w:ascii="CMU Serif" w:eastAsia="標楷體" w:hAnsi="CMU Serif" w:hint="eastAsia"/>
-        </w:rPr>
-        <w:t>不適合直接用於</w:t>
-      </w:r>
-      <w:r>
-        <w:rPr>
-          <w:rFonts w:ascii="CMU Serif" w:eastAsia="標楷體" w:hAnsi="CMU Serif" w:hint="eastAsia"/>
-        </w:rPr>
-        <w:t>ARIMA</w:t>
-      </w:r>
-      <w:r>
-        <w:rPr>
-          <w:rFonts w:ascii="CMU Serif" w:eastAsia="標楷體" w:hAnsi="CMU Serif" w:hint="eastAsia"/>
-        </w:rPr>
-        <w:t>類模型。</w:t>
-      </w:r>
-      <w:r>
-        <w:rPr>
-          <w:rFonts w:ascii="CMU Serif" w:eastAsia="標楷體" w:hAnsi="CMU Serif" w:hint="eastAsia"/>
-        </w:rPr>
-        <w:t>參考</w:t>
-      </w:r>
-      <w:r>
-        <w:rPr>
-          <w:rFonts w:ascii="CMU Serif" w:eastAsia="標楷體" w:hAnsi="CMU Serif"/>
-        </w:rPr>
-        <w:t>Larson</w:t>
-      </w:r>
-      <w:r>
-        <w:rPr>
-          <w:rFonts w:ascii="CMU Serif" w:eastAsia="標楷體" w:hAnsi="CMU Serif"/>
-        </w:rPr>
-        <w:t>（</w:t>
-      </w:r>
-      <w:r>
-        <w:rPr>
-          <w:rFonts w:ascii="CMU Serif" w:eastAsia="標楷體" w:hAnsi="CMU Serif"/>
-        </w:rPr>
-        <w:t>2011</w:t>
-      </w:r>
-      <w:r>
-        <w:rPr>
-          <w:rFonts w:ascii="CMU Serif" w:eastAsia="標楷體" w:hAnsi="CMU Serif"/>
-        </w:rPr>
-        <w:t>）在房價預測研究中使用</w:t>
-      </w:r>
-      <w:r>
-        <w:rPr>
-          <w:rFonts w:ascii="CMU Serif" w:eastAsia="標楷體" w:hAnsi="CMU Serif"/>
-        </w:rPr>
-        <w:t>log house price index</w:t>
-      </w:r>
-      <w:r>
-        <w:rPr>
-          <w:rFonts w:ascii="CMU Serif" w:eastAsia="標楷體" w:hAnsi="CMU Serif"/>
-        </w:rPr>
-        <w:t>與其變化量進行分析，並比較不同差分形式下的預測模型</w:t>
-      </w:r>
-      <w:r>
-        <w:rPr>
-          <w:rFonts w:ascii="CMU Serif" w:eastAsia="標楷體" w:hAnsi="CMU Serif" w:hint="eastAsia"/>
-        </w:rPr>
-        <w:t>，</w:t>
-      </w:r>
-      <w:r>
-        <w:rPr>
-          <w:rFonts w:ascii="CMU Serif" w:eastAsia="標楷體" w:hAnsi="CMU Serif" w:hint="eastAsia"/>
-        </w:rPr>
-        <w:t>本報告</w:t>
-      </w:r>
-      <w:r>
-        <w:rPr>
-          <w:rFonts w:ascii="CMU Serif" w:eastAsia="標楷體" w:hAnsi="CMU Serif" w:hint="eastAsia"/>
-        </w:rPr>
-        <w:t>先對</w:t>
-      </w:r>
-      <w:r>
-        <w:rPr>
-          <w:rFonts w:ascii="CMU Serif" w:eastAsia="標楷體" w:hAnsi="CMU Serif" w:hint="eastAsia"/>
-        </w:rPr>
-        <w:t>HPI</w:t>
-      </w:r>
-      <w:r>
-        <w:rPr>
-          <w:rFonts w:ascii="CMU Serif" w:eastAsia="標楷體" w:hAnsi="CMU Serif" w:hint="eastAsia"/>
-        </w:rPr>
-        <w:t>取</w:t>
-      </w:r>
-      <w:r>
-        <w:rPr>
-          <w:rFonts w:ascii="CMU Serif" w:eastAsia="標楷體" w:hAnsi="CMU Serif" w:hint="eastAsia"/>
-        </w:rPr>
-        <w:t>log</w:t>
-      </w:r>
-      <w:r>
-        <w:rPr>
-          <w:rFonts w:ascii="CMU Serif" w:eastAsia="標楷體" w:hAnsi="CMU Serif" w:hint="eastAsia"/>
-        </w:rPr>
-        <w:t>，以降低不同價格水準下變動幅度不一致的問題。由於</w:t>
-      </w:r>
-      <w:r>
-        <w:rPr>
-          <w:rFonts w:ascii="CMU Serif" w:eastAsia="標楷體" w:hAnsi="CMU Serif" w:hint="eastAsia"/>
-        </w:rPr>
-        <w:t>HPI</w:t>
-      </w:r>
-      <w:r>
-        <w:rPr>
-          <w:rFonts w:ascii="CMU Serif" w:eastAsia="標楷體" w:hAnsi="CMU Serif" w:hint="eastAsia"/>
-        </w:rPr>
-        <w:t>為正值價格指數，</w:t>
-      </w:r>
-      <w:r>
-        <w:rPr>
-          <w:rFonts w:ascii="CMU Serif" w:eastAsia="標楷體" w:hAnsi="CMU Serif" w:hint="eastAsia"/>
-        </w:rPr>
-        <w:t xml:space="preserve">log </w:t>
-      </w:r>
-      <w:r>
-        <w:rPr>
-          <w:rFonts w:ascii="CMU Serif" w:eastAsia="標楷體" w:hAnsi="CMU Serif" w:hint="eastAsia"/>
-        </w:rPr>
-        <w:t>轉換也具有實務解釋上的合理性。</w:t>
-      </w:r>
-    </w:p>
-    <w:p>
-      <w:pPr>
-        <w:widowControl/>
-        <w:spacing w:after="0"/>
-        <w:rPr>
-          <w:rFonts w:ascii="CMU Serif" w:eastAsia="標楷體" w:hAnsi="CMU Serif" w:hint="eastAsia"/>
-        </w:rPr>
-      </w:pPr>
-    </w:p>
-    <w:p>
-      <w:pPr>
-        <w:widowControl/>
-        <w:spacing w:after="0"/>
-        <w:rPr>
-          <w:rFonts w:ascii="CMU Serif" w:eastAsia="標楷體" w:hAnsi="CMU Serif" w:hint="eastAsia"/>
-        </w:rPr>
-      </w:pPr>
-      <w:r>
-        <w:rPr>
-          <w:rFonts w:ascii="CMU Serif" w:eastAsia="標楷體" w:hAnsi="CMU Serif" w:hint="eastAsia"/>
-        </w:rPr>
-        <w:t>接著，為了移除原始序列中的長期趨勢，對</w:t>
-      </w:r>
-      <w:r>
-        <w:rPr>
-          <w:rFonts w:ascii="CMU Serif" w:eastAsia="標楷體" w:hAnsi="CMU Serif" w:hint="eastAsia"/>
-        </w:rPr>
-        <w:t>log(HPI)</w:t>
-      </w:r>
-      <w:r>
-        <w:rPr>
-          <w:rFonts w:ascii="CMU Serif" w:eastAsia="標楷體" w:hAnsi="CMU Serif" w:hint="eastAsia"/>
-        </w:rPr>
-        <w:t>進行一</w:t>
-      </w:r>
-      <w:proofErr w:type="gramStart"/>
-      <w:r>
-        <w:rPr>
-          <w:rFonts w:ascii="CMU Serif" w:eastAsia="標楷體" w:hAnsi="CMU Serif" w:hint="eastAsia"/>
-        </w:rPr>
-        <w:t>階差分</w:t>
-      </w:r>
-      <w:proofErr w:type="gramEnd"/>
-      <w:r>
-        <w:rPr>
-          <w:rFonts w:ascii="CMU Serif" w:eastAsia="標楷體" w:hAnsi="CMU Serif" w:hint="eastAsia"/>
-        </w:rPr>
-        <w:t>，</w:t>
-      </w:r>
-      <w:r>
-        <w:rPr>
-          <w:rFonts w:ascii="CMU Serif" w:eastAsia="標楷體" w:hAnsi="CMU Serif" w:hint="eastAsia"/>
-        </w:rPr>
-        <w:t>差分後</w:t>
-      </w:r>
-      <w:r>
-        <w:rPr>
-          <w:rFonts w:ascii="CMU Serif" w:eastAsia="標楷體" w:hAnsi="CMU Serif" w:hint="eastAsia"/>
-        </w:rPr>
-        <w:t>資料</w:t>
-      </w:r>
-      <w:r>
-        <w:rPr>
-          <w:rFonts w:ascii="CMU Serif" w:eastAsia="標楷體" w:hAnsi="CMU Serif" w:hint="eastAsia"/>
-        </w:rPr>
-        <w:t>可近似解釋為</w:t>
-      </w:r>
-      <w:r>
-        <w:rPr>
-          <w:rFonts w:ascii="CMU Serif" w:eastAsia="標楷體" w:hAnsi="CMU Serif" w:hint="eastAsia"/>
-        </w:rPr>
-        <w:t>HPI</w:t>
-      </w:r>
-      <w:r>
-        <w:rPr>
-          <w:rFonts w:ascii="CMU Serif" w:eastAsia="標楷體" w:hAnsi="CMU Serif" w:hint="eastAsia"/>
-        </w:rPr>
-        <w:t>的月成長率。</w:t>
-      </w:r>
-      <w:r>
-        <w:rPr>
-          <w:rFonts w:ascii="CMU Serif" w:eastAsia="標楷體" w:hAnsi="CMU Serif" w:hint="eastAsia"/>
-        </w:rPr>
-        <w:t>log</w:t>
-      </w:r>
-      <w:r>
-        <w:rPr>
-          <w:rFonts w:ascii="CMU Serif" w:eastAsia="標楷體" w:hAnsi="CMU Serif" w:hint="eastAsia"/>
-        </w:rPr>
-        <w:t>差分的主要目的不是消除所有資料特徵，而是將原本具有長期水準變化的</w:t>
-      </w:r>
-      <w:r>
-        <w:rPr>
-          <w:rFonts w:ascii="CMU Serif" w:eastAsia="標楷體" w:hAnsi="CMU Serif" w:hint="eastAsia"/>
-        </w:rPr>
-        <w:t>HPI</w:t>
-      </w:r>
-      <w:r>
-        <w:rPr>
-          <w:rFonts w:ascii="CMU Serif" w:eastAsia="標楷體" w:hAnsi="CMU Serif" w:hint="eastAsia"/>
-        </w:rPr>
-        <w:t>轉換為月變動率，使其更接近可建模的時間</w:t>
-      </w:r>
-      <w:r>
-        <w:rPr>
-          <w:rFonts w:ascii="CMU Serif" w:eastAsia="標楷體" w:hAnsi="CMU Serif" w:hint="eastAsia"/>
-        </w:rPr>
-        <w:t>數</w:t>
-      </w:r>
-      <w:r>
-        <w:rPr>
-          <w:rFonts w:ascii="CMU Serif" w:eastAsia="標楷體" w:hAnsi="CMU Serif" w:hint="eastAsia"/>
-        </w:rPr>
-        <w:t>列。</w:t>
-      </w:r>
-    </w:p>
-    <w:p>
-      <w:pPr>
-        <w:widowControl/>
-        <w:spacing w:after="0"/>
-        <w:jc w:val="center"/>
-        <w:rPr>
-          <w:rFonts w:ascii="CMU Serif" w:eastAsia="標楷體" w:hAnsi="CMU Serif"/>
-        </w:rPr>
-      </w:pPr>
       <w:r>
         <w:rPr>
           <w:rFonts w:ascii="CMU Serif" w:eastAsia="標楷體" w:hAnsi="CMU Serif"/>
           <w:noProof/>
         </w:rPr>
-        <w:lastRenderedPageBreak/>
         <w:drawing>
-          <wp:inline distT="0" distB="0" distL="0" distR="0" wp14:anchorId="4A186AFC" wp14:editId="1FE3FAB4">
-            <wp:extent cx="4372065" cy="1995055"/>
-            <wp:effectExtent l="0" t="0" r="0" b="5715"/>
-            <wp:docPr id="1619829661" name="圖片 2"/>
+          <wp:inline distT="0" distB="0" distL="0" distR="0" wp14:anchorId="0ECB7FE3" wp14:editId="12D3A352">
+            <wp:extent cx="2951018" cy="1631663"/>
+            <wp:effectExtent l="0" t="0" r="1905" b="6985"/>
+            <wp:docPr id="1243826992" name="圖片 6"/>
             <wp:cNvGraphicFramePr>
               <a:graphicFrameLocks xmlns:a="http://schemas.openxmlformats.org/drawingml/2006/main" noChangeAspect="1"/>
             </wp:cNvGraphicFramePr>
@@ -4532,11 +4359,11 @@
               <a:graphicData uri="http://schemas.openxmlformats.org/drawingml/2006/picture">
                 <pic:pic xmlns:pic="http://schemas.openxmlformats.org/drawingml/2006/picture">
                   <pic:nvPicPr>
-                    <pic:cNvPr id="1619829661" name="圖片 1619829661"/>
+                    <pic:cNvPr id="1243826992" name="圖片 1243826992"/>
                     <pic:cNvPicPr/>
                   </pic:nvPicPr>
                   <pic:blipFill>
-                    <a:blip r:embed="rId9">
+                    <a:blip r:embed="rId9" cstate="print">
                       <a:extLst>
                         <a:ext uri="{28A0092B-C50C-407E-A947-70E740481C1C}">
                           <a14:useLocalDpi xmlns:a14="http://schemas.microsoft.com/office/drawing/2010/main" val="0"/>
@@ -4550,7 +4377,7 @@
                   <pic:spPr>
                     <a:xfrm>
                       <a:off x="0" y="0"/>
-                      <a:ext cx="4409082" cy="2011946"/>
+                      <a:ext cx="2980162" cy="1647777"/>
                     </a:xfrm>
                     <a:prstGeom prst="rect">
                       <a:avLst/>
@@ -4568,170 +4395,584 @@
         <w:widowControl/>
         <w:spacing w:after="0"/>
         <w:rPr>
-          <w:rFonts w:ascii="CMU Serif" w:eastAsia="標楷體" w:hAnsi="CMU Serif" w:hint="eastAsia"/>
-        </w:rPr>
-      </w:pPr>
+          <w:rFonts w:ascii="CMU Serif" w:eastAsia="標楷體" w:hAnsi="CMU Serif"/>
+        </w:rPr>
+      </w:pPr>
+      <w:r>
+        <w:rPr>
+          <w:rFonts w:ascii="CMU Serif" w:eastAsia="標楷體" w:hAnsi="CMU Serif" w:hint="eastAsia"/>
+        </w:rPr>
+        <w:t>在季節性方面，</w:t>
+      </w:r>
+      <w:r>
+        <w:rPr>
+          <w:rFonts w:ascii="CMU Serif" w:eastAsia="標楷體" w:hAnsi="CMU Serif" w:hint="eastAsia"/>
+        </w:rPr>
+        <w:t>ACF</w:t>
+      </w:r>
+      <w:r>
+        <w:rPr>
+          <w:rFonts w:ascii="CMU Serif" w:eastAsia="標楷體" w:hAnsi="CMU Serif" w:hint="eastAsia"/>
+        </w:rPr>
+        <w:t xml:space="preserve"> plot</w:t>
+      </w:r>
+      <w:r>
+        <w:rPr>
+          <w:rFonts w:ascii="CMU Serif" w:eastAsia="標楷體" w:hAnsi="CMU Serif" w:hint="eastAsia"/>
+        </w:rPr>
+        <w:t>雖在</w:t>
+      </w:r>
+      <w:r>
+        <w:rPr>
+          <w:rFonts w:ascii="CMU Serif" w:eastAsia="標楷體" w:hAnsi="CMU Serif" w:hint="eastAsia"/>
+        </w:rPr>
+        <w:t>lag 12</w:t>
+      </w:r>
+      <w:r>
+        <w:rPr>
+          <w:rFonts w:ascii="CMU Serif" w:eastAsia="標楷體" w:hAnsi="CMU Serif" w:hint="eastAsia"/>
+        </w:rPr>
+        <w:t>、</w:t>
+      </w:r>
+      <w:r>
+        <w:rPr>
+          <w:rFonts w:ascii="CMU Serif" w:eastAsia="標楷體" w:hAnsi="CMU Serif" w:hint="eastAsia"/>
+        </w:rPr>
+        <w:t>24</w:t>
+      </w:r>
+      <w:r>
+        <w:rPr>
+          <w:rFonts w:ascii="CMU Serif" w:eastAsia="標楷體" w:hAnsi="CMU Serif" w:hint="eastAsia"/>
+        </w:rPr>
+        <w:t>、</w:t>
+      </w:r>
+      <w:r>
+        <w:rPr>
+          <w:rFonts w:ascii="CMU Serif" w:eastAsia="標楷體" w:hAnsi="CMU Serif" w:hint="eastAsia"/>
+        </w:rPr>
+        <w:t>36</w:t>
+      </w:r>
+      <w:r>
+        <w:rPr>
+          <w:rFonts w:ascii="CMU Serif" w:eastAsia="標楷體" w:hAnsi="CMU Serif" w:hint="eastAsia"/>
+        </w:rPr>
+        <w:t>仍呈現高度相關，但整體</w:t>
+      </w:r>
+      <w:r>
+        <w:rPr>
+          <w:rFonts w:ascii="CMU Serif" w:eastAsia="標楷體" w:hAnsi="CMU Serif" w:hint="eastAsia"/>
+        </w:rPr>
+        <w:t>ACF</w:t>
+      </w:r>
+      <w:r>
+        <w:rPr>
+          <w:rFonts w:ascii="CMU Serif" w:eastAsia="標楷體" w:hAnsi="CMU Serif" w:hint="eastAsia"/>
+        </w:rPr>
+        <w:t>是緩慢下降，主要反映趨勢與非平穩性，而非明顯季節性。</w:t>
+      </w:r>
+      <w:r>
+        <w:rPr>
+          <w:rFonts w:ascii="CMU Serif" w:eastAsia="標楷體" w:hAnsi="CMU Serif" w:hint="eastAsia"/>
+        </w:rPr>
+        <w:t>seasonal plot</w:t>
+      </w:r>
+      <w:r>
+        <w:rPr>
+          <w:rFonts w:ascii="CMU Serif" w:eastAsia="標楷體" w:hAnsi="CMU Serif" w:hint="eastAsia"/>
+        </w:rPr>
+        <w:t>也未顯示固定月份重複出現的高低型態，因此</w:t>
+      </w:r>
+      <w:r>
+        <w:rPr>
+          <w:rFonts w:ascii="CMU Serif" w:eastAsia="標楷體" w:hAnsi="CMU Serif" w:hint="eastAsia"/>
+        </w:rPr>
+        <w:t>HPI</w:t>
+      </w:r>
       <w:proofErr w:type="gramStart"/>
       <w:r>
         <w:rPr>
           <w:rFonts w:ascii="CMU Serif" w:eastAsia="標楷體" w:hAnsi="CMU Serif" w:hint="eastAsia"/>
         </w:rPr>
-        <w:t>由差分</w:t>
+        <w:t>月度季節性</w:t>
       </w:r>
       <w:proofErr w:type="gramEnd"/>
       <w:r>
         <w:rPr>
           <w:rFonts w:ascii="CMU Serif" w:eastAsia="標楷體" w:hAnsi="CMU Serif" w:hint="eastAsia"/>
         </w:rPr>
-        <w:t>後</w:t>
+        <w:t>不明顯。</w:t>
+      </w:r>
+    </w:p>
+    <w:p>
+      <w:pPr>
+        <w:widowControl/>
+        <w:spacing w:after="0"/>
+        <w:rPr>
+          <w:rFonts w:ascii="CMU Serif" w:eastAsia="標楷體" w:hAnsi="CMU Serif"/>
+        </w:rPr>
+      </w:pPr>
+    </w:p>
+    <w:p>
+      <w:pPr>
+        <w:widowControl/>
+        <w:spacing w:after="0"/>
+        <w:rPr>
+          <w:rFonts w:ascii="CMU Serif" w:eastAsia="標楷體" w:hAnsi="CMU Serif"/>
+        </w:rPr>
+      </w:pPr>
+      <w:r>
+        <w:rPr>
+          <w:rFonts w:ascii="CMU Serif" w:eastAsia="標楷體" w:hAnsi="CMU Serif" w:hint="eastAsia"/>
+        </w:rPr>
+        <w:t>最後，</w:t>
+      </w:r>
+      <w:r>
+        <w:rPr>
+          <w:rFonts w:ascii="CMU Serif" w:eastAsia="標楷體" w:hAnsi="CMU Serif"/>
+        </w:rPr>
+        <w:t>由時間序列圖與</w:t>
+      </w:r>
+      <w:r>
+        <w:rPr>
+          <w:rFonts w:ascii="CMU Serif" w:eastAsia="標楷體" w:hAnsi="CMU Serif"/>
+        </w:rPr>
+        <w:t xml:space="preserve"> rolling mean </w:t>
+      </w:r>
+      <w:r>
+        <w:rPr>
+          <w:rFonts w:ascii="CMU Serif" w:eastAsia="標楷體" w:hAnsi="CMU Serif"/>
+        </w:rPr>
+        <w:t>可觀察到，</w:t>
+      </w:r>
+      <w:r>
+        <w:rPr>
+          <w:rFonts w:ascii="CMU Serif" w:eastAsia="標楷體" w:hAnsi="CMU Serif"/>
+        </w:rPr>
+        <w:t xml:space="preserve">HPI </w:t>
+      </w:r>
+      <w:r>
+        <w:rPr>
+          <w:rFonts w:ascii="CMU Serif" w:eastAsia="標楷體" w:hAnsi="CMU Serif"/>
+        </w:rPr>
+        <w:t>在樣本期間具有明顯長期趨勢，因此本研究採用</w:t>
       </w:r>
       <w:proofErr w:type="gramStart"/>
       <w:r>
         <w:rPr>
-          <w:rFonts w:ascii="CMU Serif" w:eastAsia="標楷體" w:hAnsi="CMU Serif" w:hint="eastAsia"/>
-        </w:rPr>
-        <w:t>序列圖可觀察</w:t>
+          <w:rFonts w:ascii="CMU Serif" w:eastAsia="標楷體" w:hAnsi="CMU Serif"/>
+        </w:rPr>
+        <w:t>含截距</w:t>
       </w:r>
       <w:proofErr w:type="gramEnd"/>
       <w:r>
         <w:rPr>
-          <w:rFonts w:ascii="CMU Serif" w:eastAsia="標楷體" w:hAnsi="CMU Serif" w:hint="eastAsia"/>
-        </w:rPr>
-        <w:t>到，</w:t>
-      </w:r>
-      <w:r>
-        <w:rPr>
-          <w:rFonts w:ascii="CMU Serif" w:eastAsia="標楷體" w:hAnsi="CMU Serif" w:hint="eastAsia"/>
-        </w:rPr>
-        <w:t xml:space="preserve">diff(log(HPI)) </w:t>
-      </w:r>
-      <w:r>
-        <w:rPr>
-          <w:rFonts w:ascii="CMU Serif" w:eastAsia="標楷體" w:hAnsi="CMU Serif" w:hint="eastAsia"/>
-        </w:rPr>
-        <w:t>已不再呈現原始</w:t>
-      </w:r>
-      <w:r>
-        <w:rPr>
-          <w:rFonts w:ascii="CMU Serif" w:eastAsia="標楷體" w:hAnsi="CMU Serif" w:hint="eastAsia"/>
+          <w:rFonts w:ascii="CMU Serif" w:eastAsia="標楷體" w:hAnsi="CMU Serif"/>
+        </w:rPr>
+        <w:t>與線性趨勢項之</w:t>
+      </w:r>
+      <w:r>
+        <w:rPr>
+          <w:rFonts w:ascii="CMU Serif" w:eastAsia="標楷體" w:hAnsi="CMU Serif"/>
+        </w:rPr>
+        <w:t>ADF</w:t>
+      </w:r>
+      <w:r>
+        <w:rPr>
+          <w:rFonts w:ascii="CMU Serif" w:eastAsia="標楷體" w:hAnsi="CMU Serif"/>
+        </w:rPr>
+        <w:t>檢定。檢定結果顯示</w:t>
+      </w:r>
+      <w:r>
+        <w:rPr>
+          <w:rFonts w:ascii="CMU Serif" w:eastAsia="標楷體" w:hAnsi="CMU Serif"/>
+        </w:rPr>
+        <w:t>p-value = 0.</w:t>
+      </w:r>
+      <w:r>
+        <w:rPr>
+          <w:rFonts w:ascii="CMU Serif" w:eastAsia="標楷體" w:hAnsi="CMU Serif" w:hint="eastAsia"/>
+        </w:rPr>
+        <w:t>1638</w:t>
+      </w:r>
+      <w:r>
+        <w:rPr>
+          <w:rFonts w:ascii="CMU Serif" w:eastAsia="標楷體" w:hAnsi="CMU Serif"/>
+        </w:rPr>
+        <w:t>，在</w:t>
+      </w:r>
+      <w:r>
+        <w:rPr>
+          <w:rFonts w:ascii="CMU Serif" w:eastAsia="標楷體" w:hAnsi="CMU Serif"/>
+        </w:rPr>
+        <w:t>5%</w:t>
+      </w:r>
+      <w:r>
+        <w:rPr>
+          <w:rFonts w:ascii="CMU Serif" w:eastAsia="標楷體" w:hAnsi="CMU Serif"/>
+        </w:rPr>
+        <w:t>顯著水準下未能拒絕「序列具有單位根」之虛無假設，表示原始</w:t>
+      </w:r>
+      <w:r>
+        <w:rPr>
+          <w:rFonts w:ascii="CMU Serif" w:eastAsia="標楷體" w:hAnsi="CMU Serif"/>
         </w:rPr>
         <w:t xml:space="preserve"> HPI </w:t>
       </w:r>
       <w:r>
         <w:rPr>
-          <w:rFonts w:ascii="CMU Serif" w:eastAsia="標楷體" w:hAnsi="CMU Serif" w:hint="eastAsia"/>
-        </w:rPr>
-        <w:t>中明顯的長期上升趨勢，而是大致圍繞</w:t>
-      </w:r>
-      <w:r>
-        <w:rPr>
-          <w:rFonts w:ascii="CMU Serif" w:eastAsia="標楷體" w:hAnsi="CMU Serif" w:hint="eastAsia"/>
-        </w:rPr>
-        <w:t>0</w:t>
-      </w:r>
-      <w:r>
-        <w:rPr>
-          <w:rFonts w:ascii="CMU Serif" w:eastAsia="標楷體" w:hAnsi="CMU Serif" w:hint="eastAsia"/>
-        </w:rPr>
-        <w:t>上下波動，表示一</w:t>
+          <w:rFonts w:ascii="CMU Serif" w:eastAsia="標楷體" w:hAnsi="CMU Serif"/>
+        </w:rPr>
+        <w:t>序列在統計上不具平穩性。</w:t>
+      </w:r>
+    </w:p>
+    <w:p>
+      <w:pPr>
+        <w:widowControl/>
+        <w:spacing w:after="0"/>
+        <w:rPr>
+          <w:rFonts w:ascii="CMU Serif" w:eastAsia="標楷體" w:hAnsi="CMU Serif"/>
+        </w:rPr>
+      </w:pPr>
+    </w:p>
+    <w:p>
+      <w:pPr>
+        <w:widowControl/>
+        <w:spacing w:after="0"/>
+        <w:rPr>
+          <w:rFonts w:ascii="CMU Serif" w:eastAsia="標楷體" w:hAnsi="CMU Serif"/>
+        </w:rPr>
+      </w:pPr>
+      <w:r>
+        <w:rPr>
+          <w:rFonts w:ascii="CMU Serif" w:eastAsia="標楷體" w:hAnsi="CMU Serif" w:hint="eastAsia"/>
+        </w:rPr>
+        <w:t>綜合圖形分析與檢定結果，判定原始</w:t>
+      </w:r>
+      <w:r>
+        <w:rPr>
+          <w:rFonts w:ascii="CMU Serif" w:eastAsia="標楷體" w:hAnsi="CMU Serif" w:hint="eastAsia"/>
+        </w:rPr>
+        <w:t>HPI</w:t>
+      </w:r>
+      <w:r>
+        <w:rPr>
+          <w:rFonts w:ascii="CMU Serif" w:eastAsia="標楷體" w:hAnsi="CMU Serif" w:hint="eastAsia"/>
+        </w:rPr>
+        <w:t>序列不具平穩性，後續模型建立前需考慮對數轉換與差分處理。</w:t>
+      </w:r>
+    </w:p>
+    <w:p>
+      <w:pPr>
+        <w:widowControl/>
+        <w:spacing w:after="0"/>
+        <w:rPr>
+          <w:rFonts w:ascii="CMU Serif" w:eastAsia="標楷體" w:hAnsi="CMU Serif"/>
+          <w:b/>
+          <w:bCs/>
+          <w:sz w:val="28"/>
+          <w:szCs w:val="28"/>
+        </w:rPr>
+      </w:pPr>
+      <w:r>
+        <w:rPr>
+          <w:rFonts w:ascii="CMU Serif" w:eastAsia="標楷體" w:hAnsi="CMU Serif" w:hint="eastAsia"/>
+          <w:b/>
+          <w:bCs/>
+          <w:sz w:val="28"/>
+          <w:szCs w:val="28"/>
+        </w:rPr>
+        <w:t xml:space="preserve">5.2 </w:t>
+      </w:r>
+      <w:r>
+        <w:rPr>
+          <w:rFonts w:ascii="CMU Serif" w:eastAsia="標楷體" w:hAnsi="CMU Serif" w:hint="eastAsia"/>
+          <w:b/>
+          <w:bCs/>
+          <w:sz w:val="28"/>
+          <w:szCs w:val="28"/>
+        </w:rPr>
+        <w:t>轉換與差分</w:t>
+      </w:r>
+    </w:p>
+    <w:p>
+      <w:pPr>
+        <w:widowControl/>
+        <w:spacing w:after="0"/>
+        <w:rPr>
+          <w:rFonts w:ascii="CMU Serif" w:eastAsia="標楷體" w:hAnsi="CMU Serif"/>
+        </w:rPr>
+      </w:pPr>
+      <w:r>
+        <w:rPr>
+          <w:rFonts w:ascii="CMU Serif" w:eastAsia="標楷體" w:hAnsi="CMU Serif" w:hint="eastAsia"/>
+        </w:rPr>
+        <w:t>根據前一節平穩性檢查，原始</w:t>
+      </w:r>
+      <w:r>
+        <w:rPr>
+          <w:rFonts w:ascii="CMU Serif" w:eastAsia="標楷體" w:hAnsi="CMU Serif" w:hint="eastAsia"/>
+        </w:rPr>
+        <w:t>HPI</w:t>
+      </w:r>
+      <w:r>
+        <w:rPr>
+          <w:rFonts w:ascii="CMU Serif" w:eastAsia="標楷體" w:hAnsi="CMU Serif" w:hint="eastAsia"/>
+        </w:rPr>
+        <w:t>數</w:t>
+      </w:r>
+      <w:r>
+        <w:rPr>
+          <w:rFonts w:ascii="CMU Serif" w:eastAsia="標楷體" w:hAnsi="CMU Serif" w:hint="eastAsia"/>
+        </w:rPr>
+        <w:t>列具明顯長期趨勢</w:t>
+      </w:r>
+      <w:r>
+        <w:rPr>
+          <w:rFonts w:ascii="CMU Serif" w:eastAsia="標楷體" w:hAnsi="CMU Serif" w:hint="eastAsia"/>
+        </w:rPr>
+        <w:t>，</w:t>
+      </w:r>
+      <w:r>
+        <w:rPr>
+          <w:rFonts w:ascii="CMU Serif" w:eastAsia="標楷體" w:hAnsi="CMU Serif" w:hint="eastAsia"/>
+        </w:rPr>
+        <w:t>不適合直接用於</w:t>
+      </w:r>
+      <w:r>
+        <w:rPr>
+          <w:rFonts w:ascii="CMU Serif" w:eastAsia="標楷體" w:hAnsi="CMU Serif" w:hint="eastAsia"/>
+        </w:rPr>
+        <w:t>ARIMA</w:t>
+      </w:r>
+      <w:r>
+        <w:rPr>
+          <w:rFonts w:ascii="CMU Serif" w:eastAsia="標楷體" w:hAnsi="CMU Serif" w:hint="eastAsia"/>
+        </w:rPr>
+        <w:t>類模型。</w:t>
+      </w:r>
+      <w:r>
+        <w:rPr>
+          <w:rFonts w:ascii="CMU Serif" w:eastAsia="標楷體" w:hAnsi="CMU Serif" w:hint="eastAsia"/>
+        </w:rPr>
+        <w:t>參考</w:t>
+      </w:r>
+      <w:r>
+        <w:rPr>
+          <w:rFonts w:ascii="CMU Serif" w:eastAsia="標楷體" w:hAnsi="CMU Serif"/>
+        </w:rPr>
+        <w:t>Larson</w:t>
+      </w:r>
+      <w:r>
+        <w:rPr>
+          <w:rFonts w:ascii="CMU Serif" w:eastAsia="標楷體" w:hAnsi="CMU Serif"/>
+        </w:rPr>
+        <w:t>（</w:t>
+      </w:r>
+      <w:r>
+        <w:rPr>
+          <w:rFonts w:ascii="CMU Serif" w:eastAsia="標楷體" w:hAnsi="CMU Serif"/>
+        </w:rPr>
+        <w:t>2011</w:t>
+      </w:r>
+      <w:r>
+        <w:rPr>
+          <w:rFonts w:ascii="CMU Serif" w:eastAsia="標楷體" w:hAnsi="CMU Serif"/>
+        </w:rPr>
+        <w:t>）在房價預測研究中使用</w:t>
+      </w:r>
+      <w:r>
+        <w:rPr>
+          <w:rFonts w:ascii="CMU Serif" w:eastAsia="標楷體" w:hAnsi="CMU Serif"/>
+        </w:rPr>
+        <w:t>log house price index</w:t>
+      </w:r>
+      <w:r>
+        <w:rPr>
+          <w:rFonts w:ascii="CMU Serif" w:eastAsia="標楷體" w:hAnsi="CMU Serif"/>
+        </w:rPr>
+        <w:t>與其變化量進行分析，並比較不同差分形式下的預測模型</w:t>
+      </w:r>
+      <w:r>
+        <w:rPr>
+          <w:rFonts w:ascii="CMU Serif" w:eastAsia="標楷體" w:hAnsi="CMU Serif" w:hint="eastAsia"/>
+        </w:rPr>
+        <w:t>，</w:t>
+      </w:r>
+      <w:r>
+        <w:rPr>
+          <w:rFonts w:ascii="CMU Serif" w:eastAsia="標楷體" w:hAnsi="CMU Serif" w:hint="eastAsia"/>
+        </w:rPr>
+        <w:t>本報告</w:t>
+      </w:r>
+      <w:r>
+        <w:rPr>
+          <w:rFonts w:ascii="CMU Serif" w:eastAsia="標楷體" w:hAnsi="CMU Serif" w:hint="eastAsia"/>
+        </w:rPr>
+        <w:t>先對</w:t>
+      </w:r>
+      <w:r>
+        <w:rPr>
+          <w:rFonts w:ascii="CMU Serif" w:eastAsia="標楷體" w:hAnsi="CMU Serif" w:hint="eastAsia"/>
+        </w:rPr>
+        <w:t>HPI</w:t>
+      </w:r>
+      <w:r>
+        <w:rPr>
+          <w:rFonts w:ascii="CMU Serif" w:eastAsia="標楷體" w:hAnsi="CMU Serif" w:hint="eastAsia"/>
+        </w:rPr>
+        <w:t>取</w:t>
+      </w:r>
+      <w:r>
+        <w:rPr>
+          <w:rFonts w:ascii="CMU Serif" w:eastAsia="標楷體" w:hAnsi="CMU Serif" w:hint="eastAsia"/>
+        </w:rPr>
+        <w:t>log</w:t>
+      </w:r>
+      <w:r>
+        <w:rPr>
+          <w:rFonts w:ascii="CMU Serif" w:eastAsia="標楷體" w:hAnsi="CMU Serif" w:hint="eastAsia"/>
+        </w:rPr>
+        <w:t>，以降低不同價格水準下變動幅度不一致的問題。由於</w:t>
+      </w:r>
+      <w:r>
+        <w:rPr>
+          <w:rFonts w:ascii="CMU Serif" w:eastAsia="標楷體" w:hAnsi="CMU Serif" w:hint="eastAsia"/>
+        </w:rPr>
+        <w:t>HPI</w:t>
+      </w:r>
+      <w:r>
+        <w:rPr>
+          <w:rFonts w:ascii="CMU Serif" w:eastAsia="標楷體" w:hAnsi="CMU Serif" w:hint="eastAsia"/>
+        </w:rPr>
+        <w:t>為正值價格指數，</w:t>
+      </w:r>
+      <w:r>
+        <w:rPr>
+          <w:rFonts w:ascii="CMU Serif" w:eastAsia="標楷體" w:hAnsi="CMU Serif" w:hint="eastAsia"/>
+        </w:rPr>
+        <w:t xml:space="preserve">log </w:t>
+      </w:r>
+      <w:r>
+        <w:rPr>
+          <w:rFonts w:ascii="CMU Serif" w:eastAsia="標楷體" w:hAnsi="CMU Serif" w:hint="eastAsia"/>
+        </w:rPr>
+        <w:t>轉換也具有實務解釋上的合理性。</w:t>
+      </w:r>
+    </w:p>
+    <w:p>
+      <w:pPr>
+        <w:widowControl/>
+        <w:spacing w:after="0"/>
+        <w:rPr>
+          <w:rFonts w:ascii="CMU Serif" w:eastAsia="標楷體" w:hAnsi="CMU Serif"/>
+        </w:rPr>
+      </w:pPr>
+    </w:p>
+    <w:p>
+      <w:pPr>
+        <w:widowControl/>
+        <w:spacing w:after="0"/>
+        <w:rPr>
+          <w:rFonts w:ascii="CMU Serif" w:eastAsia="標楷體" w:hAnsi="CMU Serif"/>
+        </w:rPr>
+      </w:pPr>
+      <w:r>
+        <w:rPr>
+          <w:rFonts w:ascii="CMU Serif" w:eastAsia="標楷體" w:hAnsi="CMU Serif" w:hint="eastAsia"/>
+        </w:rPr>
+        <w:t>接著，為了移除原始序列中的長期趨勢，對</w:t>
+      </w:r>
+      <w:r>
+        <w:rPr>
+          <w:rFonts w:ascii="CMU Serif" w:eastAsia="標楷體" w:hAnsi="CMU Serif" w:hint="eastAsia"/>
+        </w:rPr>
+        <w:t>log(HPI)</w:t>
+      </w:r>
+      <w:r>
+        <w:rPr>
+          <w:rFonts w:ascii="CMU Serif" w:eastAsia="標楷體" w:hAnsi="CMU Serif" w:hint="eastAsia"/>
+        </w:rPr>
+        <w:t>進行一</w:t>
       </w:r>
       <w:proofErr w:type="gramStart"/>
       <w:r>
         <w:rPr>
           <w:rFonts w:ascii="CMU Serif" w:eastAsia="標楷體" w:hAnsi="CMU Serif" w:hint="eastAsia"/>
         </w:rPr>
-        <w:t>階差分已</w:t>
+        <w:t>階差分</w:t>
       </w:r>
       <w:proofErr w:type="gramEnd"/>
       <w:r>
         <w:rPr>
           <w:rFonts w:ascii="CMU Serif" w:eastAsia="標楷體" w:hAnsi="CMU Serif" w:hint="eastAsia"/>
         </w:rPr>
-        <w:t>有效降低趨勢性。然而，</w:t>
-      </w:r>
-      <w:r>
-        <w:rPr>
-          <w:rFonts w:ascii="CMU Serif" w:eastAsia="標楷體" w:hAnsi="CMU Serif" w:hint="eastAsia"/>
-        </w:rPr>
-        <w:t xml:space="preserve">log </w:t>
-      </w:r>
-      <w:r>
-        <w:rPr>
-          <w:rFonts w:ascii="CMU Serif" w:eastAsia="標楷體" w:hAnsi="CMU Serif" w:hint="eastAsia"/>
-        </w:rPr>
-        <w:t>差分並不會消除特殊經濟事件或房市循環造成的影響。約</w:t>
-      </w:r>
-      <w:r>
-        <w:rPr>
-          <w:rFonts w:ascii="CMU Serif" w:eastAsia="標楷體" w:hAnsi="CMU Serif" w:hint="eastAsia"/>
-        </w:rPr>
-        <w:t>2002</w:t>
-      </w:r>
-      <w:r>
-        <w:rPr>
-          <w:rFonts w:ascii="CMU Serif" w:eastAsia="標楷體" w:hAnsi="CMU Serif" w:hint="eastAsia"/>
-        </w:rPr>
-        <w:t>年後，</w:t>
-      </w:r>
-      <w:r>
-        <w:rPr>
-          <w:rFonts w:ascii="CMU Serif" w:eastAsia="標楷體" w:hAnsi="CMU Serif" w:hint="eastAsia"/>
-        </w:rPr>
-        <w:t xml:space="preserve">HPI </w:t>
-      </w:r>
-      <w:r>
-        <w:rPr>
-          <w:rFonts w:ascii="CMU Serif" w:eastAsia="標楷體" w:hAnsi="CMU Serif" w:hint="eastAsia"/>
-        </w:rPr>
-        <w:t>月成長率多數時間維持在正值</w:t>
-      </w:r>
-      <w:r>
-        <w:rPr>
-          <w:rFonts w:ascii="CMU Serif" w:eastAsia="標楷體" w:hAnsi="CMU Serif" w:hint="eastAsia"/>
-        </w:rPr>
-        <w:t>且呈上升趨勢</w:t>
-      </w:r>
-      <w:r>
-        <w:rPr>
-          <w:rFonts w:ascii="CMU Serif" w:eastAsia="標楷體" w:hAnsi="CMU Serif" w:hint="eastAsia"/>
-        </w:rPr>
-        <w:t>，反映房價上升速度加快；</w:t>
-      </w:r>
-      <w:r>
-        <w:rPr>
-          <w:rFonts w:ascii="CMU Serif" w:eastAsia="標楷體" w:hAnsi="CMU Serif" w:hint="eastAsia"/>
-        </w:rPr>
-        <w:t xml:space="preserve">2007 </w:t>
-      </w:r>
-      <w:r>
-        <w:rPr>
-          <w:rFonts w:ascii="CMU Serif" w:eastAsia="標楷體" w:hAnsi="CMU Serif" w:hint="eastAsia"/>
-        </w:rPr>
-        <w:t>至</w:t>
-      </w:r>
-      <w:r>
-        <w:rPr>
-          <w:rFonts w:ascii="CMU Serif" w:eastAsia="標楷體" w:hAnsi="CMU Serif" w:hint="eastAsia"/>
-        </w:rPr>
-        <w:t xml:space="preserve"> 2010 </w:t>
-      </w:r>
-      <w:r>
-        <w:rPr>
-          <w:rFonts w:ascii="CMU Serif" w:eastAsia="標楷體" w:hAnsi="CMU Serif" w:hint="eastAsia"/>
-        </w:rPr>
-        <w:t>年間，序列明顯轉為負值且波動幅度擴大，可能與金融危機及房市修正有關；</w:t>
-      </w:r>
-      <w:r>
-        <w:rPr>
-          <w:rFonts w:ascii="CMU Serif" w:eastAsia="標楷體" w:hAnsi="CMU Serif" w:hint="eastAsia"/>
-        </w:rPr>
-        <w:t xml:space="preserve">2011 </w:t>
-      </w:r>
-      <w:r>
-        <w:rPr>
-          <w:rFonts w:ascii="CMU Serif" w:eastAsia="標楷體" w:hAnsi="CMU Serif" w:hint="eastAsia"/>
-        </w:rPr>
-        <w:t>年後則逐漸回升。</w:t>
+        <w:t>，</w:t>
+      </w:r>
+      <w:r>
+        <w:rPr>
+          <w:rFonts w:ascii="CMU Serif" w:eastAsia="標楷體" w:hAnsi="CMU Serif" w:hint="eastAsia"/>
+        </w:rPr>
+        <w:t>差分後</w:t>
+      </w:r>
+      <w:r>
+        <w:rPr>
+          <w:rFonts w:ascii="CMU Serif" w:eastAsia="標楷體" w:hAnsi="CMU Serif" w:hint="eastAsia"/>
+        </w:rPr>
+        <w:t>資料</w:t>
+      </w:r>
+      <w:r>
+        <w:rPr>
+          <w:rFonts w:ascii="CMU Serif" w:eastAsia="標楷體" w:hAnsi="CMU Serif" w:hint="eastAsia"/>
+        </w:rPr>
+        <w:t>可近似解釋為</w:t>
+      </w:r>
+      <w:r>
+        <w:rPr>
+          <w:rFonts w:ascii="CMU Serif" w:eastAsia="標楷體" w:hAnsi="CMU Serif" w:hint="eastAsia"/>
+        </w:rPr>
+        <w:t>HPI</w:t>
+      </w:r>
+      <w:r>
+        <w:rPr>
+          <w:rFonts w:ascii="CMU Serif" w:eastAsia="標楷體" w:hAnsi="CMU Serif" w:hint="eastAsia"/>
+        </w:rPr>
+        <w:t>的月成長率。</w:t>
+      </w:r>
+      <w:r>
+        <w:rPr>
+          <w:rFonts w:ascii="CMU Serif" w:eastAsia="標楷體" w:hAnsi="CMU Serif" w:hint="eastAsia"/>
+        </w:rPr>
+        <w:t>log</w:t>
+      </w:r>
+      <w:r>
+        <w:rPr>
+          <w:rFonts w:ascii="CMU Serif" w:eastAsia="標楷體" w:hAnsi="CMU Serif" w:hint="eastAsia"/>
+        </w:rPr>
+        <w:t>差分的主要目的不是消除所有資料特徵，而是將原本具有長期水準變化的</w:t>
+      </w:r>
+      <w:r>
+        <w:rPr>
+          <w:rFonts w:ascii="CMU Serif" w:eastAsia="標楷體" w:hAnsi="CMU Serif" w:hint="eastAsia"/>
+        </w:rPr>
+        <w:t>HPI</w:t>
+      </w:r>
+      <w:r>
+        <w:rPr>
+          <w:rFonts w:ascii="CMU Serif" w:eastAsia="標楷體" w:hAnsi="CMU Serif" w:hint="eastAsia"/>
+        </w:rPr>
+        <w:t>轉換為月變動率，使其更接近可建模的時間</w:t>
+      </w:r>
+      <w:r>
+        <w:rPr>
+          <w:rFonts w:ascii="CMU Serif" w:eastAsia="標楷體" w:hAnsi="CMU Serif" w:hint="eastAsia"/>
+        </w:rPr>
+        <w:t>數</w:t>
+      </w:r>
+      <w:r>
+        <w:rPr>
+          <w:rFonts w:ascii="CMU Serif" w:eastAsia="標楷體" w:hAnsi="CMU Serif" w:hint="eastAsia"/>
+        </w:rPr>
+        <w:t>列。</w:t>
       </w:r>
     </w:p>
     <w:p>
@@ -4748,11 +4989,12 @@
           <w:rFonts w:ascii="CMU Serif" w:eastAsia="標楷體" w:hAnsi="CMU Serif"/>
           <w:noProof/>
         </w:rPr>
+        <w:lastRenderedPageBreak/>
         <w:drawing>
-          <wp:inline distT="0" distB="0" distL="0" distR="0" wp14:anchorId="28AF100F" wp14:editId="1572663F">
-            <wp:extent cx="4364182" cy="1991458"/>
-            <wp:effectExtent l="0" t="0" r="0" b="8890"/>
-            <wp:docPr id="1037812977" name="圖片 3"/>
+          <wp:inline distT="0" distB="0" distL="0" distR="0" wp14:anchorId="0F7A85D0" wp14:editId="675BF523">
+            <wp:extent cx="5320146" cy="2192532"/>
+            <wp:effectExtent l="0" t="0" r="0" b="0"/>
+            <wp:docPr id="14142563" name="圖片 7"/>
             <wp:cNvGraphicFramePr>
               <a:graphicFrameLocks xmlns:a="http://schemas.openxmlformats.org/drawingml/2006/main" noChangeAspect="1"/>
             </wp:cNvGraphicFramePr>
@@ -4760,7 +5002,7 @@
               <a:graphicData uri="http://schemas.openxmlformats.org/drawingml/2006/picture">
                 <pic:pic xmlns:pic="http://schemas.openxmlformats.org/drawingml/2006/picture">
                   <pic:nvPicPr>
-                    <pic:cNvPr id="1037812977" name="圖片 1037812977"/>
+                    <pic:cNvPr id="14142563" name="圖片 14142563"/>
                     <pic:cNvPicPr/>
                   </pic:nvPicPr>
                   <pic:blipFill>
@@ -4778,7 +5020,7 @@
                   <pic:spPr>
                     <a:xfrm>
                       <a:off x="0" y="0"/>
-                      <a:ext cx="4374335" cy="1996091"/>
+                      <a:ext cx="5325367" cy="2194684"/>
                     </a:xfrm>
                     <a:prstGeom prst="rect">
                       <a:avLst/>
@@ -4795,27 +5037,50 @@
       <w:pPr>
         <w:widowControl/>
         <w:spacing w:after="0"/>
-        <w:rPr>
-          <w:rFonts w:ascii="CMU Serif" w:eastAsia="標楷體" w:hAnsi="CMU Serif" w:hint="eastAsia"/>
-        </w:rPr>
-      </w:pPr>
-      <w:r>
-        <w:rPr>
-          <w:rFonts w:ascii="CMU Serif" w:eastAsia="標楷體" w:hAnsi="CMU Serif" w:hint="eastAsia"/>
-        </w:rPr>
-        <w:t>進一步觀察</w:t>
-      </w:r>
-      <w:r>
-        <w:rPr>
-          <w:rFonts w:ascii="CMU Serif" w:eastAsia="標楷體" w:hAnsi="CMU Serif" w:hint="eastAsia"/>
-        </w:rPr>
-        <w:t xml:space="preserve"> 12-month rolling mean</w:t>
-      </w:r>
-      <w:r>
-        <w:rPr>
-          <w:rFonts w:ascii="CMU Serif" w:eastAsia="標楷體" w:hAnsi="CMU Serif" w:hint="eastAsia"/>
-        </w:rPr>
-        <w:t>，可發現差分後序列的平均水準雖比原始</w:t>
+        <w:jc w:val="both"/>
+        <w:rPr>
+          <w:rFonts w:ascii="CMU Serif" w:eastAsia="標楷體" w:hAnsi="CMU Serif"/>
+        </w:rPr>
+      </w:pPr>
+      <w:proofErr w:type="gramStart"/>
+      <w:r>
+        <w:rPr>
+          <w:rFonts w:ascii="CMU Serif" w:eastAsia="標楷體" w:hAnsi="CMU Serif" w:hint="eastAsia"/>
+        </w:rPr>
+        <w:t>由差分</w:t>
+      </w:r>
+      <w:proofErr w:type="gramEnd"/>
+      <w:r>
+        <w:rPr>
+          <w:rFonts w:ascii="CMU Serif" w:eastAsia="標楷體" w:hAnsi="CMU Serif" w:hint="eastAsia"/>
+        </w:rPr>
+        <w:t>後</w:t>
+      </w:r>
+      <w:proofErr w:type="gramStart"/>
+      <w:r>
+        <w:rPr>
+          <w:rFonts w:ascii="CMU Serif" w:eastAsia="標楷體" w:hAnsi="CMU Serif" w:hint="eastAsia"/>
+        </w:rPr>
+        <w:t>序列圖可觀察</w:t>
+      </w:r>
+      <w:proofErr w:type="gramEnd"/>
+      <w:r>
+        <w:rPr>
+          <w:rFonts w:ascii="CMU Serif" w:eastAsia="標楷體" w:hAnsi="CMU Serif" w:hint="eastAsia"/>
+        </w:rPr>
+        <w:t>到，</w:t>
+      </w:r>
+      <w:r>
+        <w:rPr>
+          <w:rFonts w:ascii="CMU Serif" w:eastAsia="標楷體" w:hAnsi="CMU Serif" w:hint="eastAsia"/>
+        </w:rPr>
+        <w:t xml:space="preserve">diff(log(HPI)) </w:t>
+      </w:r>
+      <w:r>
+        <w:rPr>
+          <w:rFonts w:ascii="CMU Serif" w:eastAsia="標楷體" w:hAnsi="CMU Serif" w:hint="eastAsia"/>
+        </w:rPr>
+        <w:t>已不再呈現原始</w:t>
       </w:r>
       <w:r>
         <w:rPr>
@@ -4827,53 +5092,175 @@
         <w:rPr>
           <w:rFonts w:ascii="CMU Serif" w:eastAsia="標楷體" w:hAnsi="CMU Serif" w:hint="eastAsia"/>
         </w:rPr>
-        <w:t>穩定，但仍隨不同經濟階段改變。</w:t>
-      </w:r>
-      <w:r>
-        <w:rPr>
-          <w:rFonts w:ascii="CMU Serif" w:eastAsia="標楷體" w:hAnsi="CMU Serif" w:hint="eastAsia"/>
-        </w:rPr>
-        <w:t xml:space="preserve">rolling standard deviation </w:t>
-      </w:r>
-      <w:r>
-        <w:rPr>
-          <w:rFonts w:ascii="CMU Serif" w:eastAsia="標楷體" w:hAnsi="CMU Serif" w:hint="eastAsia"/>
-        </w:rPr>
-        <w:t>在</w:t>
-      </w:r>
-      <w:r>
-        <w:rPr>
-          <w:rFonts w:ascii="CMU Serif" w:eastAsia="標楷體" w:hAnsi="CMU Serif" w:hint="eastAsia"/>
-        </w:rPr>
-        <w:t xml:space="preserve"> 2007 </w:t>
-      </w:r>
-      <w:r>
-        <w:rPr>
-          <w:rFonts w:ascii="CMU Serif" w:eastAsia="標楷體" w:hAnsi="CMU Serif" w:hint="eastAsia"/>
-        </w:rPr>
-        <w:t>年後明顯增加，表示危機期間</w:t>
-      </w:r>
-      <w:r>
-        <w:rPr>
-          <w:rFonts w:ascii="CMU Serif" w:eastAsia="標楷體" w:hAnsi="CMU Serif" w:hint="eastAsia"/>
-        </w:rPr>
-        <w:t xml:space="preserve"> HPI </w:t>
-      </w:r>
-      <w:r>
-        <w:rPr>
-          <w:rFonts w:ascii="CMU Serif" w:eastAsia="標楷體" w:hAnsi="CMU Serif" w:hint="eastAsia"/>
-        </w:rPr>
-        <w:t>月成長率波動較大。</w:t>
+        <w:t>中明顯的長期上升趨勢，而是大致圍繞</w:t>
+      </w:r>
+      <w:r>
+        <w:rPr>
+          <w:rFonts w:ascii="CMU Serif" w:eastAsia="標楷體" w:hAnsi="CMU Serif" w:hint="eastAsia"/>
+        </w:rPr>
+        <w:t>0</w:t>
+      </w:r>
+      <w:r>
+        <w:rPr>
+          <w:rFonts w:ascii="CMU Serif" w:eastAsia="標楷體" w:hAnsi="CMU Serif" w:hint="eastAsia"/>
+        </w:rPr>
+        <w:t>上下波動，表示一</w:t>
+      </w:r>
+      <w:proofErr w:type="gramStart"/>
+      <w:r>
+        <w:rPr>
+          <w:rFonts w:ascii="CMU Serif" w:eastAsia="標楷體" w:hAnsi="CMU Serif" w:hint="eastAsia"/>
+        </w:rPr>
+        <w:t>階差分已</w:t>
+      </w:r>
+      <w:proofErr w:type="gramEnd"/>
+      <w:r>
+        <w:rPr>
+          <w:rFonts w:ascii="CMU Serif" w:eastAsia="標楷體" w:hAnsi="CMU Serif" w:hint="eastAsia"/>
+        </w:rPr>
+        <w:t>有效降低趨勢性。然而，</w:t>
+      </w:r>
+      <w:r>
+        <w:rPr>
+          <w:rFonts w:ascii="CMU Serif" w:eastAsia="標楷體" w:hAnsi="CMU Serif" w:hint="eastAsia"/>
+        </w:rPr>
+        <w:t xml:space="preserve">log </w:t>
+      </w:r>
+      <w:r>
+        <w:rPr>
+          <w:rFonts w:ascii="CMU Serif" w:eastAsia="標楷體" w:hAnsi="CMU Serif" w:hint="eastAsia"/>
+        </w:rPr>
+        <w:t>差分並不會消除特殊經濟事件或房市循環造成的影響。約</w:t>
+      </w:r>
+      <w:r>
+        <w:rPr>
+          <w:rFonts w:ascii="CMU Serif" w:eastAsia="標楷體" w:hAnsi="CMU Serif" w:hint="eastAsia"/>
+        </w:rPr>
+        <w:t>2002</w:t>
+      </w:r>
+      <w:r>
+        <w:rPr>
+          <w:rFonts w:ascii="CMU Serif" w:eastAsia="標楷體" w:hAnsi="CMU Serif" w:hint="eastAsia"/>
+        </w:rPr>
+        <w:t>年後，</w:t>
+      </w:r>
+      <w:r>
+        <w:rPr>
+          <w:rFonts w:ascii="CMU Serif" w:eastAsia="標楷體" w:hAnsi="CMU Serif" w:hint="eastAsia"/>
+        </w:rPr>
+        <w:t xml:space="preserve">HPI </w:t>
+      </w:r>
+      <w:r>
+        <w:rPr>
+          <w:rFonts w:ascii="CMU Serif" w:eastAsia="標楷體" w:hAnsi="CMU Serif" w:hint="eastAsia"/>
+        </w:rPr>
+        <w:t>月成長率多數時間維持在正值</w:t>
+      </w:r>
+      <w:r>
+        <w:rPr>
+          <w:rFonts w:ascii="CMU Serif" w:eastAsia="標楷體" w:hAnsi="CMU Serif" w:hint="eastAsia"/>
+        </w:rPr>
+        <w:t>且呈上升趨勢</w:t>
+      </w:r>
+      <w:r>
+        <w:rPr>
+          <w:rFonts w:ascii="CMU Serif" w:eastAsia="標楷體" w:hAnsi="CMU Serif" w:hint="eastAsia"/>
+        </w:rPr>
+        <w:t>，反映房價上升速度加快；</w:t>
+      </w:r>
+      <w:r>
+        <w:rPr>
+          <w:rFonts w:ascii="CMU Serif" w:eastAsia="標楷體" w:hAnsi="CMU Serif" w:hint="eastAsia"/>
+        </w:rPr>
+        <w:t>2007</w:t>
+      </w:r>
+      <w:r>
+        <w:rPr>
+          <w:rFonts w:ascii="CMU Serif" w:eastAsia="標楷體" w:hAnsi="CMU Serif" w:hint="eastAsia"/>
+        </w:rPr>
+        <w:t>至</w:t>
+      </w:r>
+      <w:r>
+        <w:rPr>
+          <w:rFonts w:ascii="CMU Serif" w:eastAsia="標楷體" w:hAnsi="CMU Serif" w:hint="eastAsia"/>
+        </w:rPr>
+        <w:t>2010</w:t>
+      </w:r>
+      <w:r>
+        <w:rPr>
+          <w:rFonts w:ascii="CMU Serif" w:eastAsia="標楷體" w:hAnsi="CMU Serif" w:hint="eastAsia"/>
+        </w:rPr>
+        <w:t>年間，序列明顯轉為負值且波動幅度擴大，可能與金融危機及房市修正有關；</w:t>
+      </w:r>
+      <w:r>
+        <w:rPr>
+          <w:rFonts w:ascii="CMU Serif" w:eastAsia="標楷體" w:hAnsi="CMU Serif" w:hint="eastAsia"/>
+        </w:rPr>
+        <w:t>2011</w:t>
+      </w:r>
+      <w:r>
+        <w:rPr>
+          <w:rFonts w:ascii="CMU Serif" w:eastAsia="標楷體" w:hAnsi="CMU Serif" w:hint="eastAsia"/>
+        </w:rPr>
+        <w:t>年後則逐漸回升。</w:t>
       </w:r>
     </w:p>
     <w:p>
       <w:pPr>
         <w:widowControl/>
         <w:spacing w:after="0"/>
-        <w:rPr>
-          <w:rFonts w:ascii="CMU Serif" w:eastAsia="標楷體" w:hAnsi="CMU Serif"/>
-        </w:rPr>
-      </w:pPr>
+        <w:jc w:val="center"/>
+        <w:rPr>
+          <w:rFonts w:ascii="CMU Serif" w:eastAsia="標楷體" w:hAnsi="CMU Serif"/>
+        </w:rPr>
+      </w:pPr>
+      <w:r>
+        <w:rPr>
+          <w:rFonts w:ascii="CMU Serif" w:eastAsia="標楷體" w:hAnsi="CMU Serif"/>
+          <w:noProof/>
+        </w:rPr>
+        <w:drawing>
+          <wp:inline distT="0" distB="0" distL="0" distR="0" wp14:anchorId="7A651C2A" wp14:editId="1301F678">
+            <wp:extent cx="5799079" cy="2389909"/>
+            <wp:effectExtent l="0" t="0" r="0" b="0"/>
+            <wp:docPr id="822198980" name="圖片 8"/>
+            <wp:cNvGraphicFramePr>
+              <a:graphicFrameLocks xmlns:a="http://schemas.openxmlformats.org/drawingml/2006/main" noChangeAspect="1"/>
+            </wp:cNvGraphicFramePr>
+            <a:graphic xmlns:a="http://schemas.openxmlformats.org/drawingml/2006/main">
+              <a:graphicData uri="http://schemas.openxmlformats.org/drawingml/2006/picture">
+                <pic:pic xmlns:pic="http://schemas.openxmlformats.org/drawingml/2006/picture">
+                  <pic:nvPicPr>
+                    <pic:cNvPr id="822198980" name="圖片 822198980"/>
+                    <pic:cNvPicPr/>
+                  </pic:nvPicPr>
+                  <pic:blipFill>
+                    <a:blip r:embed="rId11">
+                      <a:extLst>
+                        <a:ext uri="{28A0092B-C50C-407E-A947-70E740481C1C}">
+                          <a14:useLocalDpi xmlns:a14="http://schemas.microsoft.com/office/drawing/2010/main" val="0"/>
+                        </a:ext>
+                      </a:extLst>
+                    </a:blip>
+                    <a:stretch>
+                      <a:fillRect/>
+                    </a:stretch>
+                  </pic:blipFill>
+                  <pic:spPr>
+                    <a:xfrm>
+                      <a:off x="0" y="0"/>
+                      <a:ext cx="5802406" cy="2391280"/>
+                    </a:xfrm>
+                    <a:prstGeom prst="rect">
+                      <a:avLst/>
+                    </a:prstGeom>
+                  </pic:spPr>
+                </pic:pic>
+              </a:graphicData>
+            </a:graphic>
+          </wp:inline>
+        </w:drawing>
+      </w:r>
     </w:p>
     <w:p>
       <w:pPr>
@@ -4883,185 +5270,71 @@
           <w:rFonts w:ascii="CMU Serif" w:eastAsia="標楷體" w:hAnsi="CMU Serif"/>
         </w:rPr>
       </w:pPr>
-      <w:proofErr w:type="gramStart"/>
-      <w:r>
-        <w:rPr>
-          <w:rFonts w:ascii="CMU Serif" w:eastAsia="標楷體" w:hAnsi="CMU Serif" w:hint="eastAsia"/>
-        </w:rPr>
-        <w:t>此外，</w:t>
-      </w:r>
-      <w:proofErr w:type="gramEnd"/>
-      <w:r>
-        <w:rPr>
-          <w:rFonts w:ascii="CMU Serif" w:eastAsia="標楷體" w:hAnsi="CMU Serif" w:hint="eastAsia"/>
-        </w:rPr>
-        <w:t xml:space="preserve">ADF </w:t>
-      </w:r>
-      <w:r>
-        <w:rPr>
-          <w:rFonts w:ascii="CMU Serif" w:eastAsia="標楷體" w:hAnsi="CMU Serif" w:hint="eastAsia"/>
-        </w:rPr>
-        <w:t>檢定結果顯示</w:t>
-      </w:r>
-      <w:r>
-        <w:rPr>
-          <w:rFonts w:ascii="CMU Serif" w:eastAsia="標楷體" w:hAnsi="CMU Serif" w:hint="eastAsia"/>
-        </w:rPr>
-        <w:t xml:space="preserve"> diff(log(HPI)) </w:t>
-      </w:r>
-      <w:r>
-        <w:rPr>
-          <w:rFonts w:ascii="CMU Serif" w:eastAsia="標楷體" w:hAnsi="CMU Serif" w:hint="eastAsia"/>
-        </w:rPr>
-        <w:t>的</w:t>
-      </w:r>
-      <w:r>
-        <w:rPr>
-          <w:rFonts w:ascii="CMU Serif" w:eastAsia="標楷體" w:hAnsi="CMU Serif" w:hint="eastAsia"/>
-        </w:rPr>
-        <w:t xml:space="preserve"> p-value </w:t>
-      </w:r>
-      <w:r>
-        <w:rPr>
-          <w:rFonts w:ascii="CMU Serif" w:eastAsia="標楷體" w:hAnsi="CMU Serif" w:hint="eastAsia"/>
-        </w:rPr>
-        <w:t>為</w:t>
-      </w:r>
-      <w:r>
-        <w:rPr>
-          <w:rFonts w:ascii="CMU Serif" w:eastAsia="標楷體" w:hAnsi="CMU Serif" w:hint="eastAsia"/>
-        </w:rPr>
-        <w:t xml:space="preserve"> 0.1763</w:t>
-      </w:r>
-      <w:r>
-        <w:rPr>
-          <w:rFonts w:ascii="CMU Serif" w:eastAsia="標楷體" w:hAnsi="CMU Serif" w:hint="eastAsia"/>
-        </w:rPr>
-        <w:t>，大於</w:t>
-      </w:r>
-      <w:r>
-        <w:rPr>
-          <w:rFonts w:ascii="CMU Serif" w:eastAsia="標楷體" w:hAnsi="CMU Serif" w:hint="eastAsia"/>
-        </w:rPr>
-        <w:t xml:space="preserve"> 0.05</w:t>
-      </w:r>
-      <w:r>
-        <w:rPr>
-          <w:rFonts w:ascii="CMU Serif" w:eastAsia="標楷體" w:hAnsi="CMU Serif" w:hint="eastAsia"/>
-        </w:rPr>
-        <w:t>，因此仍無法</w:t>
-      </w:r>
-      <w:proofErr w:type="gramStart"/>
-      <w:r>
-        <w:rPr>
-          <w:rFonts w:ascii="CMU Serif" w:eastAsia="標楷體" w:hAnsi="CMU Serif" w:hint="eastAsia"/>
-        </w:rPr>
-        <w:t>拒絕單根虛無</w:t>
-      </w:r>
-      <w:proofErr w:type="gramEnd"/>
-      <w:r>
-        <w:rPr>
-          <w:rFonts w:ascii="CMU Serif" w:eastAsia="標楷體" w:hAnsi="CMU Serif" w:hint="eastAsia"/>
-        </w:rPr>
-        <w:t>假設。這表示</w:t>
-      </w:r>
-      <w:r>
-        <w:rPr>
-          <w:rFonts w:ascii="CMU Serif" w:eastAsia="標楷體" w:hAnsi="CMU Serif" w:hint="eastAsia"/>
-        </w:rPr>
-        <w:t>log</w:t>
-      </w:r>
-      <w:r>
-        <w:rPr>
-          <w:rFonts w:ascii="CMU Serif" w:eastAsia="標楷體" w:hAnsi="CMU Serif" w:hint="eastAsia"/>
-        </w:rPr>
-        <w:t>差分雖然改善了原始</w:t>
-      </w:r>
-      <w:r>
-        <w:rPr>
-          <w:rFonts w:ascii="CMU Serif" w:eastAsia="標楷體" w:hAnsi="CMU Serif" w:hint="eastAsia"/>
-        </w:rPr>
-        <w:t>HPI</w:t>
-      </w:r>
-      <w:r>
-        <w:rPr>
-          <w:rFonts w:ascii="CMU Serif" w:eastAsia="標楷體" w:hAnsi="CMU Serif" w:hint="eastAsia"/>
-        </w:rPr>
-        <w:t>的長期趨勢問題，但不能完全消除特殊時期造成的非平穩性。後續將以</w:t>
-      </w:r>
-      <w:r>
-        <w:rPr>
-          <w:rFonts w:ascii="CMU Serif" w:eastAsia="標楷體" w:hAnsi="CMU Serif" w:hint="eastAsia"/>
-        </w:rPr>
-        <w:t xml:space="preserve"> diff(log(HPI)) </w:t>
-      </w:r>
-      <w:r>
-        <w:rPr>
-          <w:rFonts w:ascii="CMU Serif" w:eastAsia="標楷體" w:hAnsi="CMU Serif" w:hint="eastAsia"/>
-        </w:rPr>
-        <w:t>作為主要建模基礎，並透過</w:t>
-      </w:r>
-      <w:r>
-        <w:rPr>
-          <w:rFonts w:ascii="CMU Serif" w:eastAsia="標楷體" w:hAnsi="CMU Serif" w:hint="eastAsia"/>
-        </w:rPr>
-        <w:t xml:space="preserve"> ACF</w:t>
-      </w:r>
-      <w:r>
-        <w:rPr>
-          <w:rFonts w:ascii="CMU Serif" w:eastAsia="標楷體" w:hAnsi="CMU Serif" w:hint="eastAsia"/>
-        </w:rPr>
-        <w:t>、</w:t>
-      </w:r>
-      <w:r>
-        <w:rPr>
-          <w:rFonts w:ascii="CMU Serif" w:eastAsia="標楷體" w:hAnsi="CMU Serif" w:hint="eastAsia"/>
-        </w:rPr>
-        <w:t>PACF</w:t>
-      </w:r>
-      <w:r>
-        <w:rPr>
-          <w:rFonts w:ascii="CMU Serif" w:eastAsia="標楷體" w:hAnsi="CMU Serif" w:hint="eastAsia"/>
-        </w:rPr>
-        <w:t>、候選模型比較</w:t>
-      </w:r>
-      <w:proofErr w:type="gramStart"/>
-      <w:r>
-        <w:rPr>
-          <w:rFonts w:ascii="CMU Serif" w:eastAsia="標楷體" w:hAnsi="CMU Serif" w:hint="eastAsia"/>
-        </w:rPr>
-        <w:t>與殘差診斷</w:t>
-      </w:r>
-      <w:proofErr w:type="gramEnd"/>
-      <w:r>
-        <w:rPr>
-          <w:rFonts w:ascii="CMU Serif" w:eastAsia="標楷體" w:hAnsi="CMU Serif" w:hint="eastAsia"/>
-        </w:rPr>
-        <w:t>，進一步選擇合適的</w:t>
-      </w:r>
-      <w:r>
-        <w:rPr>
-          <w:rFonts w:ascii="CMU Serif" w:eastAsia="標楷體" w:hAnsi="CMU Serif" w:hint="eastAsia"/>
-        </w:rPr>
-        <w:t xml:space="preserve"> ARIMA </w:t>
-      </w:r>
-      <w:r>
-        <w:rPr>
-          <w:rFonts w:ascii="CMU Serif" w:eastAsia="標楷體" w:hAnsi="CMU Serif" w:hint="eastAsia"/>
-        </w:rPr>
-        <w:t>或</w:t>
-      </w:r>
-      <w:r>
-        <w:rPr>
-          <w:rFonts w:ascii="CMU Serif" w:eastAsia="標楷體" w:hAnsi="CMU Serif" w:hint="eastAsia"/>
-        </w:rPr>
-        <w:t xml:space="preserve"> ARIMAX </w:t>
-      </w:r>
-      <w:r>
-        <w:rPr>
-          <w:rFonts w:ascii="CMU Serif" w:eastAsia="標楷體" w:hAnsi="CMU Serif" w:hint="eastAsia"/>
-        </w:rPr>
-        <w:t>模型。</w:t>
+      <w:r>
+        <w:rPr>
+          <w:rFonts w:ascii="CMU Serif" w:eastAsia="標楷體" w:hAnsi="CMU Serif" w:hint="eastAsia"/>
+        </w:rPr>
+        <w:t>進一步觀察</w:t>
+      </w:r>
+      <w:r>
+        <w:rPr>
+          <w:rFonts w:ascii="CMU Serif" w:eastAsia="標楷體" w:hAnsi="CMU Serif" w:hint="eastAsia"/>
+        </w:rPr>
+        <w:t xml:space="preserve"> 12-month rolling mean</w:t>
+      </w:r>
+      <w:r>
+        <w:rPr>
+          <w:rFonts w:ascii="CMU Serif" w:eastAsia="標楷體" w:hAnsi="CMU Serif" w:hint="eastAsia"/>
+        </w:rPr>
+        <w:t>，可發現差分後序列的平均水準雖比原始</w:t>
+      </w:r>
+      <w:r>
+        <w:rPr>
+          <w:rFonts w:ascii="CMU Serif" w:eastAsia="標楷體" w:hAnsi="CMU Serif" w:hint="eastAsia"/>
+        </w:rPr>
+        <w:t xml:space="preserve"> HPI </w:t>
+      </w:r>
+      <w:r>
+        <w:rPr>
+          <w:rFonts w:ascii="CMU Serif" w:eastAsia="標楷體" w:hAnsi="CMU Serif" w:hint="eastAsia"/>
+        </w:rPr>
+        <w:t>穩定，但仍隨不同經濟階段改變。</w:t>
+      </w:r>
+      <w:r>
+        <w:rPr>
+          <w:rFonts w:ascii="CMU Serif" w:eastAsia="標楷體" w:hAnsi="CMU Serif" w:hint="eastAsia"/>
+        </w:rPr>
+        <w:t xml:space="preserve">rolling standard deviation </w:t>
+      </w:r>
+      <w:r>
+        <w:rPr>
+          <w:rFonts w:ascii="CMU Serif" w:eastAsia="標楷體" w:hAnsi="CMU Serif" w:hint="eastAsia"/>
+        </w:rPr>
+        <w:t>在</w:t>
+      </w:r>
+      <w:r>
+        <w:rPr>
+          <w:rFonts w:ascii="CMU Serif" w:eastAsia="標楷體" w:hAnsi="CMU Serif" w:hint="eastAsia"/>
+        </w:rPr>
+        <w:t xml:space="preserve"> 2007 </w:t>
+      </w:r>
+      <w:r>
+        <w:rPr>
+          <w:rFonts w:ascii="CMU Serif" w:eastAsia="標楷體" w:hAnsi="CMU Serif" w:hint="eastAsia"/>
+        </w:rPr>
+        <w:t>年後明顯增加，表示危機期間</w:t>
+      </w:r>
+      <w:r>
+        <w:rPr>
+          <w:rFonts w:ascii="CMU Serif" w:eastAsia="標楷體" w:hAnsi="CMU Serif" w:hint="eastAsia"/>
+        </w:rPr>
+        <w:t xml:space="preserve"> HPI </w:t>
+      </w:r>
+      <w:r>
+        <w:rPr>
+          <w:rFonts w:ascii="CMU Serif" w:eastAsia="標楷體" w:hAnsi="CMU Serif" w:hint="eastAsia"/>
+        </w:rPr>
+        <w:t>月成長率波動較大。</w:t>
       </w:r>
     </w:p>
     <w:p>
@@ -5081,6 +5354,192 @@
           <w:rFonts w:ascii="CMU Serif" w:eastAsia="標楷體" w:hAnsi="CMU Serif"/>
         </w:rPr>
       </w:pPr>
+      <w:proofErr w:type="gramStart"/>
+      <w:r>
+        <w:rPr>
+          <w:rFonts w:ascii="CMU Serif" w:eastAsia="標楷體" w:hAnsi="CMU Serif" w:hint="eastAsia"/>
+        </w:rPr>
+        <w:t>此外，</w:t>
+      </w:r>
+      <w:proofErr w:type="gramEnd"/>
+      <w:r>
+        <w:rPr>
+          <w:rFonts w:ascii="CMU Serif" w:eastAsia="標楷體" w:hAnsi="CMU Serif" w:hint="eastAsia"/>
+        </w:rPr>
+        <w:t xml:space="preserve">ADF </w:t>
+      </w:r>
+      <w:r>
+        <w:rPr>
+          <w:rFonts w:ascii="CMU Serif" w:eastAsia="標楷體" w:hAnsi="CMU Serif" w:hint="eastAsia"/>
+        </w:rPr>
+        <w:t>檢定結果顯示</w:t>
+      </w:r>
+      <w:r>
+        <w:rPr>
+          <w:rFonts w:ascii="CMU Serif" w:eastAsia="標楷體" w:hAnsi="CMU Serif" w:hint="eastAsia"/>
+        </w:rPr>
+        <w:t xml:space="preserve"> diff(log(HPI)) </w:t>
+      </w:r>
+      <w:r>
+        <w:rPr>
+          <w:rFonts w:ascii="CMU Serif" w:eastAsia="標楷體" w:hAnsi="CMU Serif" w:hint="eastAsia"/>
+        </w:rPr>
+        <w:t>的</w:t>
+      </w:r>
+      <w:r>
+        <w:rPr>
+          <w:rFonts w:ascii="CMU Serif" w:eastAsia="標楷體" w:hAnsi="CMU Serif" w:hint="eastAsia"/>
+        </w:rPr>
+        <w:t xml:space="preserve"> p-value </w:t>
+      </w:r>
+      <w:r>
+        <w:rPr>
+          <w:rFonts w:ascii="CMU Serif" w:eastAsia="標楷體" w:hAnsi="CMU Serif" w:hint="eastAsia"/>
+        </w:rPr>
+        <w:t>為</w:t>
+      </w:r>
+      <w:r>
+        <w:rPr>
+          <w:rFonts w:ascii="CMU Serif" w:eastAsia="標楷體" w:hAnsi="CMU Serif" w:hint="eastAsia"/>
+        </w:rPr>
+        <w:t xml:space="preserve"> 0.1</w:t>
+      </w:r>
+      <w:r>
+        <w:rPr>
+          <w:rFonts w:ascii="CMU Serif" w:eastAsia="標楷體" w:hAnsi="CMU Serif" w:hint="eastAsia"/>
+        </w:rPr>
+        <w:t>358</w:t>
+      </w:r>
+      <w:r>
+        <w:rPr>
+          <w:rFonts w:ascii="CMU Serif" w:eastAsia="標楷體" w:hAnsi="CMU Serif" w:hint="eastAsia"/>
+        </w:rPr>
+        <w:t>，大於</w:t>
+      </w:r>
+      <w:r>
+        <w:rPr>
+          <w:rFonts w:ascii="CMU Serif" w:eastAsia="標楷體" w:hAnsi="CMU Serif" w:hint="eastAsia"/>
+        </w:rPr>
+        <w:t xml:space="preserve"> 0.05</w:t>
+      </w:r>
+      <w:r>
+        <w:rPr>
+          <w:rFonts w:ascii="CMU Serif" w:eastAsia="標楷體" w:hAnsi="CMU Serif" w:hint="eastAsia"/>
+        </w:rPr>
+        <w:t>，因此仍無法</w:t>
+      </w:r>
+      <w:proofErr w:type="gramStart"/>
+      <w:r>
+        <w:rPr>
+          <w:rFonts w:ascii="CMU Serif" w:eastAsia="標楷體" w:hAnsi="CMU Serif" w:hint="eastAsia"/>
+        </w:rPr>
+        <w:t>拒絕單根虛無</w:t>
+      </w:r>
+      <w:proofErr w:type="gramEnd"/>
+      <w:r>
+        <w:rPr>
+          <w:rFonts w:ascii="CMU Serif" w:eastAsia="標楷體" w:hAnsi="CMU Serif" w:hint="eastAsia"/>
+        </w:rPr>
+        <w:t>假設。這表示</w:t>
+      </w:r>
+      <w:r>
+        <w:rPr>
+          <w:rFonts w:ascii="CMU Serif" w:eastAsia="標楷體" w:hAnsi="CMU Serif" w:hint="eastAsia"/>
+        </w:rPr>
+        <w:t>log</w:t>
+      </w:r>
+      <w:r>
+        <w:rPr>
+          <w:rFonts w:ascii="CMU Serif" w:eastAsia="標楷體" w:hAnsi="CMU Serif" w:hint="eastAsia"/>
+        </w:rPr>
+        <w:t>差分雖然改善了原始</w:t>
+      </w:r>
+      <w:r>
+        <w:rPr>
+          <w:rFonts w:ascii="CMU Serif" w:eastAsia="標楷體" w:hAnsi="CMU Serif" w:hint="eastAsia"/>
+        </w:rPr>
+        <w:t>HPI</w:t>
+      </w:r>
+      <w:r>
+        <w:rPr>
+          <w:rFonts w:ascii="CMU Serif" w:eastAsia="標楷體" w:hAnsi="CMU Serif" w:hint="eastAsia"/>
+        </w:rPr>
+        <w:t>的長期趨勢問題，但不能完全消除特殊時期造成的非平穩性。後續將以</w:t>
+      </w:r>
+      <w:r>
+        <w:rPr>
+          <w:rFonts w:ascii="CMU Serif" w:eastAsia="標楷體" w:hAnsi="CMU Serif" w:hint="eastAsia"/>
+        </w:rPr>
+        <w:t xml:space="preserve"> diff(log(HPI)) </w:t>
+      </w:r>
+      <w:r>
+        <w:rPr>
+          <w:rFonts w:ascii="CMU Serif" w:eastAsia="標楷體" w:hAnsi="CMU Serif" w:hint="eastAsia"/>
+        </w:rPr>
+        <w:t>作為主要建模基礎，並透過</w:t>
+      </w:r>
+      <w:r>
+        <w:rPr>
+          <w:rFonts w:ascii="CMU Serif" w:eastAsia="標楷體" w:hAnsi="CMU Serif" w:hint="eastAsia"/>
+        </w:rPr>
+        <w:t xml:space="preserve"> ACF</w:t>
+      </w:r>
+      <w:r>
+        <w:rPr>
+          <w:rFonts w:ascii="CMU Serif" w:eastAsia="標楷體" w:hAnsi="CMU Serif" w:hint="eastAsia"/>
+        </w:rPr>
+        <w:t>、</w:t>
+      </w:r>
+      <w:r>
+        <w:rPr>
+          <w:rFonts w:ascii="CMU Serif" w:eastAsia="標楷體" w:hAnsi="CMU Serif" w:hint="eastAsia"/>
+        </w:rPr>
+        <w:t>PACF</w:t>
+      </w:r>
+      <w:r>
+        <w:rPr>
+          <w:rFonts w:ascii="CMU Serif" w:eastAsia="標楷體" w:hAnsi="CMU Serif" w:hint="eastAsia"/>
+        </w:rPr>
+        <w:t>、候選模型比較</w:t>
+      </w:r>
+      <w:proofErr w:type="gramStart"/>
+      <w:r>
+        <w:rPr>
+          <w:rFonts w:ascii="CMU Serif" w:eastAsia="標楷體" w:hAnsi="CMU Serif" w:hint="eastAsia"/>
+        </w:rPr>
+        <w:t>與殘差診斷</w:t>
+      </w:r>
+      <w:proofErr w:type="gramEnd"/>
+      <w:r>
+        <w:rPr>
+          <w:rFonts w:ascii="CMU Serif" w:eastAsia="標楷體" w:hAnsi="CMU Serif" w:hint="eastAsia"/>
+        </w:rPr>
+        <w:t>，進一步選擇合適的</w:t>
+      </w:r>
+      <w:r>
+        <w:rPr>
+          <w:rFonts w:ascii="CMU Serif" w:eastAsia="標楷體" w:hAnsi="CMU Serif" w:hint="eastAsia"/>
+        </w:rPr>
+        <w:t xml:space="preserve"> ARIMA </w:t>
+      </w:r>
+      <w:r>
+        <w:rPr>
+          <w:rFonts w:ascii="CMU Serif" w:eastAsia="標楷體" w:hAnsi="CMU Serif" w:hint="eastAsia"/>
+        </w:rPr>
+        <w:t>或</w:t>
+      </w:r>
+      <w:r>
+        <w:rPr>
+          <w:rFonts w:ascii="CMU Serif" w:eastAsia="標楷體" w:hAnsi="CMU Serif" w:hint="eastAsia"/>
+        </w:rPr>
+        <w:t xml:space="preserve"> ARIMAX </w:t>
+      </w:r>
+      <w:r>
+        <w:rPr>
+          <w:rFonts w:ascii="CMU Serif" w:eastAsia="標楷體" w:hAnsi="CMU Serif" w:hint="eastAsia"/>
+        </w:rPr>
+        <w:t>模型。</w:t>
+      </w:r>
     </w:p>
     <w:p>
       <w:pPr>
@@ -5097,53 +5556,448 @@
         <w:spacing w:after="0"/>
         <w:rPr>
           <w:rFonts w:ascii="CMU Serif" w:eastAsia="標楷體" w:hAnsi="CMU Serif"/>
-        </w:rPr>
-      </w:pPr>
+          <w:b/>
+          <w:bCs/>
+          <w:sz w:val="28"/>
+          <w:szCs w:val="28"/>
+        </w:rPr>
+      </w:pPr>
+      <w:r>
+        <w:rPr>
+          <w:rFonts w:ascii="CMU Serif" w:eastAsia="標楷體" w:hAnsi="CMU Serif" w:hint="eastAsia"/>
+          <w:b/>
+          <w:bCs/>
+          <w:sz w:val="28"/>
+          <w:szCs w:val="28"/>
+        </w:rPr>
+        <w:t xml:space="preserve">5.3 ACF / PACF </w:t>
+      </w:r>
+      <w:r>
+        <w:rPr>
+          <w:rFonts w:ascii="CMU Serif" w:eastAsia="標楷體" w:hAnsi="CMU Serif" w:hint="eastAsia"/>
+          <w:b/>
+          <w:bCs/>
+          <w:sz w:val="28"/>
+          <w:szCs w:val="28"/>
+        </w:rPr>
+        <w:t>圖</w:t>
+      </w:r>
     </w:p>
     <w:p>
       <w:pPr>
         <w:widowControl/>
         <w:spacing w:after="0"/>
         <w:rPr>
-          <w:rFonts w:ascii="CMU Serif" w:eastAsia="標楷體" w:hAnsi="CMU Serif"/>
-        </w:rPr>
-      </w:pPr>
+          <w:rFonts w:ascii="CMU Serif" w:eastAsia="標楷體" w:hAnsi="CMU Serif" w:hint="eastAsia"/>
+        </w:rPr>
+      </w:pPr>
+      <w:r>
+        <w:rPr>
+          <w:rFonts w:ascii="CMU Serif" w:eastAsia="標楷體" w:hAnsi="CMU Serif" w:hint="eastAsia"/>
+        </w:rPr>
+        <w:lastRenderedPageBreak/>
+        <w:t>本節以訓練資料之</w:t>
+      </w:r>
+      <w:r>
+        <w:rPr>
+          <w:rFonts w:ascii="CMU Serif" w:eastAsia="標楷體" w:hAnsi="CMU Serif" w:hint="eastAsia"/>
+        </w:rPr>
+        <w:t xml:space="preserve"> diff(log(HPI)) </w:t>
+      </w:r>
+      <w:r>
+        <w:rPr>
+          <w:rFonts w:ascii="CMU Serif" w:eastAsia="標楷體" w:hAnsi="CMU Serif" w:hint="eastAsia"/>
+        </w:rPr>
+        <w:t>觀察</w:t>
+      </w:r>
+      <w:r>
+        <w:rPr>
+          <w:rFonts w:ascii="CMU Serif" w:eastAsia="標楷體" w:hAnsi="CMU Serif" w:hint="eastAsia"/>
+        </w:rPr>
+        <w:t xml:space="preserve"> ACF </w:t>
+      </w:r>
+      <w:r>
+        <w:rPr>
+          <w:rFonts w:ascii="CMU Serif" w:eastAsia="標楷體" w:hAnsi="CMU Serif" w:hint="eastAsia"/>
+        </w:rPr>
+        <w:t>與</w:t>
+      </w:r>
+      <w:r>
+        <w:rPr>
+          <w:rFonts w:ascii="CMU Serif" w:eastAsia="標楷體" w:hAnsi="CMU Serif" w:hint="eastAsia"/>
+        </w:rPr>
+        <w:t xml:space="preserve"> PACF</w:t>
+      </w:r>
+      <w:r>
+        <w:rPr>
+          <w:rFonts w:ascii="CMU Serif" w:eastAsia="標楷體" w:hAnsi="CMU Serif" w:hint="eastAsia"/>
+        </w:rPr>
+        <w:t>，以作為後續</w:t>
+      </w:r>
+      <w:r>
+        <w:rPr>
+          <w:rFonts w:ascii="CMU Serif" w:eastAsia="標楷體" w:hAnsi="CMU Serif" w:hint="eastAsia"/>
+        </w:rPr>
+        <w:t xml:space="preserve"> ARIMA </w:t>
+      </w:r>
+      <w:r>
+        <w:rPr>
+          <w:rFonts w:ascii="CMU Serif" w:eastAsia="標楷體" w:hAnsi="CMU Serif" w:hint="eastAsia"/>
+        </w:rPr>
+        <w:t>與</w:t>
+      </w:r>
+      <w:r>
+        <w:rPr>
+          <w:rFonts w:ascii="CMU Serif" w:eastAsia="標楷體" w:hAnsi="CMU Serif" w:hint="eastAsia"/>
+        </w:rPr>
+        <w:t xml:space="preserve"> SARIMA </w:t>
+      </w:r>
+      <w:r>
+        <w:rPr>
+          <w:rFonts w:ascii="CMU Serif" w:eastAsia="標楷體" w:hAnsi="CMU Serif" w:hint="eastAsia"/>
+        </w:rPr>
+        <w:t>候選模型設定的依據。</w:t>
+      </w:r>
     </w:p>
     <w:p>
       <w:pPr>
         <w:widowControl/>
         <w:spacing w:after="0"/>
-        <w:rPr>
-          <w:rFonts w:ascii="CMU Serif" w:eastAsia="標楷體" w:hAnsi="CMU Serif"/>
-        </w:rPr>
-      </w:pPr>
+        <w:jc w:val="center"/>
+        <w:rPr>
+          <w:rFonts w:ascii="CMU Serif" w:eastAsia="標楷體" w:hAnsi="CMU Serif"/>
+        </w:rPr>
+      </w:pPr>
+      <w:r>
+        <w:rPr>
+          <w:rFonts w:ascii="CMU Serif" w:eastAsia="標楷體" w:hAnsi="CMU Serif"/>
+          <w:noProof/>
+        </w:rPr>
+        <w:drawing>
+          <wp:inline distT="0" distB="0" distL="0" distR="0" wp14:anchorId="2AE919EB" wp14:editId="1664329D">
+            <wp:extent cx="4973782" cy="2464184"/>
+            <wp:effectExtent l="0" t="0" r="0" b="0"/>
+            <wp:docPr id="1794341957" name="圖片 9"/>
+            <wp:cNvGraphicFramePr>
+              <a:graphicFrameLocks xmlns:a="http://schemas.openxmlformats.org/drawingml/2006/main" noChangeAspect="1"/>
+            </wp:cNvGraphicFramePr>
+            <a:graphic xmlns:a="http://schemas.openxmlformats.org/drawingml/2006/main">
+              <a:graphicData uri="http://schemas.openxmlformats.org/drawingml/2006/picture">
+                <pic:pic xmlns:pic="http://schemas.openxmlformats.org/drawingml/2006/picture">
+                  <pic:nvPicPr>
+                    <pic:cNvPr id="1794341957" name="圖片 1794341957"/>
+                    <pic:cNvPicPr/>
+                  </pic:nvPicPr>
+                  <pic:blipFill>
+                    <a:blip r:embed="rId12">
+                      <a:extLst>
+                        <a:ext uri="{28A0092B-C50C-407E-A947-70E740481C1C}">
+                          <a14:useLocalDpi xmlns:a14="http://schemas.microsoft.com/office/drawing/2010/main" val="0"/>
+                        </a:ext>
+                      </a:extLst>
+                    </a:blip>
+                    <a:stretch>
+                      <a:fillRect/>
+                    </a:stretch>
+                  </pic:blipFill>
+                  <pic:spPr>
+                    <a:xfrm>
+                      <a:off x="0" y="0"/>
+                      <a:ext cx="4994305" cy="2474352"/>
+                    </a:xfrm>
+                    <a:prstGeom prst="rect">
+                      <a:avLst/>
+                    </a:prstGeom>
+                  </pic:spPr>
+                </pic:pic>
+              </a:graphicData>
+            </a:graphic>
+          </wp:inline>
+        </w:drawing>
+      </w:r>
     </w:p>
     <w:p>
       <w:pPr>
         <w:widowControl/>
         <w:spacing w:after="0"/>
         <w:rPr>
-          <w:rFonts w:ascii="CMU Serif" w:eastAsia="標楷體" w:hAnsi="CMU Serif"/>
-        </w:rPr>
-      </w:pPr>
+          <w:rFonts w:ascii="CMU Serif" w:eastAsia="標楷體" w:hAnsi="CMU Serif" w:hint="eastAsia"/>
+        </w:rPr>
+      </w:pPr>
+      <w:r>
+        <w:rPr>
+          <w:rFonts w:ascii="CMU Serif" w:eastAsia="標楷體" w:hAnsi="CMU Serif" w:hint="eastAsia"/>
+        </w:rPr>
+        <w:t>由</w:t>
+      </w:r>
+      <w:r>
+        <w:rPr>
+          <w:rFonts w:ascii="CMU Serif" w:eastAsia="標楷體" w:hAnsi="CMU Serif" w:hint="eastAsia"/>
+        </w:rPr>
+        <w:t xml:space="preserve"> ACF </w:t>
+      </w:r>
+      <w:r>
+        <w:rPr>
+          <w:rFonts w:ascii="CMU Serif" w:eastAsia="標楷體" w:hAnsi="CMU Serif" w:hint="eastAsia"/>
+        </w:rPr>
+        <w:t>圖可見，</w:t>
+      </w:r>
+      <w:r>
+        <w:rPr>
+          <w:rFonts w:ascii="CMU Serif" w:eastAsia="標楷體" w:hAnsi="CMU Serif" w:hint="eastAsia"/>
+        </w:rPr>
+        <w:t xml:space="preserve">lag 1 </w:t>
+      </w:r>
+      <w:r>
+        <w:rPr>
+          <w:rFonts w:ascii="CMU Serif" w:eastAsia="標楷體" w:hAnsi="CMU Serif" w:hint="eastAsia"/>
+        </w:rPr>
+        <w:t>至</w:t>
+      </w:r>
+      <w:r>
+        <w:rPr>
+          <w:rFonts w:ascii="CMU Serif" w:eastAsia="標楷體" w:hAnsi="CMU Serif" w:hint="eastAsia"/>
+        </w:rPr>
+        <w:t xml:space="preserve"> lag 3 </w:t>
+      </w:r>
+      <w:r>
+        <w:rPr>
+          <w:rFonts w:ascii="CMU Serif" w:eastAsia="標楷體" w:hAnsi="CMU Serif" w:hint="eastAsia"/>
+        </w:rPr>
+        <w:t>皆呈現明顯正相關，表示</w:t>
+      </w:r>
+      <w:r>
+        <w:rPr>
+          <w:rFonts w:ascii="CMU Serif" w:eastAsia="標楷體" w:hAnsi="CMU Serif" w:hint="eastAsia"/>
+        </w:rPr>
+        <w:t xml:space="preserve"> HPI </w:t>
+      </w:r>
+      <w:r>
+        <w:rPr>
+          <w:rFonts w:ascii="CMU Serif" w:eastAsia="標楷體" w:hAnsi="CMU Serif" w:hint="eastAsia"/>
+        </w:rPr>
+        <w:t>月成長率具有短期持續性，並非白噪音序列。</w:t>
+      </w:r>
+      <w:proofErr w:type="gramStart"/>
+      <w:r>
+        <w:rPr>
+          <w:rFonts w:ascii="CMU Serif" w:eastAsia="標楷體" w:hAnsi="CMU Serif" w:hint="eastAsia"/>
+        </w:rPr>
+        <w:t>此外，</w:t>
+      </w:r>
+      <w:proofErr w:type="gramEnd"/>
+      <w:r>
+        <w:rPr>
+          <w:rFonts w:ascii="CMU Serif" w:eastAsia="標楷體" w:hAnsi="CMU Serif" w:hint="eastAsia"/>
+        </w:rPr>
+        <w:t>ACF</w:t>
+      </w:r>
+      <w:r>
+        <w:rPr>
+          <w:rFonts w:ascii="CMU Serif" w:eastAsia="標楷體" w:hAnsi="CMU Serif" w:hint="eastAsia"/>
+        </w:rPr>
+        <w:t>在</w:t>
+      </w:r>
+      <w:r>
+        <w:rPr>
+          <w:rFonts w:ascii="CMU Serif" w:eastAsia="標楷體" w:hAnsi="CMU Serif" w:hint="eastAsia"/>
+        </w:rPr>
+        <w:t>lag 12</w:t>
+      </w:r>
+      <w:r>
+        <w:rPr>
+          <w:rFonts w:ascii="CMU Serif" w:eastAsia="標楷體" w:hAnsi="CMU Serif" w:hint="eastAsia"/>
+        </w:rPr>
+        <w:t>與</w:t>
+      </w:r>
+      <w:r>
+        <w:rPr>
+          <w:rFonts w:ascii="CMU Serif" w:eastAsia="標楷體" w:hAnsi="CMU Serif" w:hint="eastAsia"/>
+        </w:rPr>
+        <w:t>lag 24</w:t>
+      </w:r>
+      <w:r>
+        <w:rPr>
+          <w:rFonts w:ascii="CMU Serif" w:eastAsia="標楷體" w:hAnsi="CMU Serif" w:hint="eastAsia"/>
+        </w:rPr>
+        <w:t>附近仍有相對較高的正相關，顯示序列可能存在接近</w:t>
+      </w:r>
+      <w:r>
+        <w:rPr>
+          <w:rFonts w:ascii="CMU Serif" w:eastAsia="標楷體" w:hAnsi="CMU Serif" w:hint="eastAsia"/>
+        </w:rPr>
+        <w:t xml:space="preserve"> 12 </w:t>
+      </w:r>
+      <w:proofErr w:type="gramStart"/>
+      <w:r>
+        <w:rPr>
+          <w:rFonts w:ascii="CMU Serif" w:eastAsia="標楷體" w:hAnsi="CMU Serif" w:hint="eastAsia"/>
+        </w:rPr>
+        <w:t>個</w:t>
+      </w:r>
+      <w:proofErr w:type="gramEnd"/>
+      <w:r>
+        <w:rPr>
+          <w:rFonts w:ascii="CMU Serif" w:eastAsia="標楷體" w:hAnsi="CMU Serif" w:hint="eastAsia"/>
+        </w:rPr>
+        <w:t>月的週期性或弱季節性相關。不過，此相關型態呈現較平滑的波動型態，不宜直接判定具有明確固定季節性。</w:t>
+      </w:r>
     </w:p>
     <w:p>
       <w:pPr>
         <w:widowControl/>
         <w:spacing w:after="0"/>
-        <w:rPr>
-          <w:rFonts w:ascii="CMU Serif" w:eastAsia="標楷體" w:hAnsi="CMU Serif"/>
-        </w:rPr>
-      </w:pPr>
+        <w:jc w:val="center"/>
+        <w:rPr>
+          <w:rFonts w:ascii="CMU Serif" w:eastAsia="標楷體" w:hAnsi="CMU Serif"/>
+        </w:rPr>
+      </w:pPr>
+      <w:r>
+        <w:rPr>
+          <w:rFonts w:ascii="CMU Serif" w:eastAsia="標楷體" w:hAnsi="CMU Serif"/>
+          <w:noProof/>
+        </w:rPr>
+        <w:drawing>
+          <wp:inline distT="0" distB="0" distL="0" distR="0" wp14:anchorId="5C0A52FF" wp14:editId="131EDEF9">
+            <wp:extent cx="4987637" cy="2471049"/>
+            <wp:effectExtent l="0" t="0" r="3810" b="5715"/>
+            <wp:docPr id="766129443" name="圖片 10"/>
+            <wp:cNvGraphicFramePr>
+              <a:graphicFrameLocks xmlns:a="http://schemas.openxmlformats.org/drawingml/2006/main" noChangeAspect="1"/>
+            </wp:cNvGraphicFramePr>
+            <a:graphic xmlns:a="http://schemas.openxmlformats.org/drawingml/2006/main">
+              <a:graphicData uri="http://schemas.openxmlformats.org/drawingml/2006/picture">
+                <pic:pic xmlns:pic="http://schemas.openxmlformats.org/drawingml/2006/picture">
+                  <pic:nvPicPr>
+                    <pic:cNvPr id="766129443" name="圖片 766129443"/>
+                    <pic:cNvPicPr/>
+                  </pic:nvPicPr>
+                  <pic:blipFill>
+                    <a:blip r:embed="rId13">
+                      <a:extLst>
+                        <a:ext uri="{28A0092B-C50C-407E-A947-70E740481C1C}">
+                          <a14:useLocalDpi xmlns:a14="http://schemas.microsoft.com/office/drawing/2010/main" val="0"/>
+                        </a:ext>
+                      </a:extLst>
+                    </a:blip>
+                    <a:stretch>
+                      <a:fillRect/>
+                    </a:stretch>
+                  </pic:blipFill>
+                  <pic:spPr>
+                    <a:xfrm>
+                      <a:off x="0" y="0"/>
+                      <a:ext cx="4991464" cy="2472945"/>
+                    </a:xfrm>
+                    <a:prstGeom prst="rect">
+                      <a:avLst/>
+                    </a:prstGeom>
+                  </pic:spPr>
+                </pic:pic>
+              </a:graphicData>
+            </a:graphic>
+          </wp:inline>
+        </w:drawing>
+      </w:r>
     </w:p>
     <w:p>
       <w:pPr>
         <w:widowControl/>
         <w:spacing w:after="0"/>
         <w:rPr>
-          <w:rFonts w:ascii="CMU Serif" w:eastAsia="標楷體" w:hAnsi="CMU Serif"/>
-        </w:rPr>
-      </w:pPr>
+          <w:rFonts w:ascii="CMU Serif" w:eastAsia="標楷體" w:hAnsi="CMU Serif" w:hint="eastAsia"/>
+        </w:rPr>
+      </w:pPr>
+      <w:r>
+        <w:rPr>
+          <w:rFonts w:ascii="CMU Serif" w:eastAsia="標楷體" w:hAnsi="CMU Serif" w:hint="eastAsia"/>
+        </w:rPr>
+        <w:t>由</w:t>
+      </w:r>
+      <w:r>
+        <w:rPr>
+          <w:rFonts w:ascii="CMU Serif" w:eastAsia="標楷體" w:hAnsi="CMU Serif" w:hint="eastAsia"/>
+        </w:rPr>
+        <w:t xml:space="preserve"> PACF </w:t>
+      </w:r>
+      <w:r>
+        <w:rPr>
+          <w:rFonts w:ascii="CMU Serif" w:eastAsia="標楷體" w:hAnsi="CMU Serif" w:hint="eastAsia"/>
+        </w:rPr>
+        <w:t>圖可見，</w:t>
+      </w:r>
+      <w:r>
+        <w:rPr>
+          <w:rFonts w:ascii="CMU Serif" w:eastAsia="標楷體" w:hAnsi="CMU Serif" w:hint="eastAsia"/>
+        </w:rPr>
+        <w:t>lag 1</w:t>
+      </w:r>
+      <w:r>
+        <w:rPr>
+          <w:rFonts w:ascii="CMU Serif" w:eastAsia="標楷體" w:hAnsi="CMU Serif" w:hint="eastAsia"/>
+        </w:rPr>
+        <w:t>的部分自我相關最為明顯，之後大多數</w:t>
+      </w:r>
+      <w:r>
+        <w:rPr>
+          <w:rFonts w:ascii="CMU Serif" w:eastAsia="標楷體" w:hAnsi="CMU Serif" w:hint="eastAsia"/>
+        </w:rPr>
+        <w:t>lag</w:t>
+      </w:r>
+      <w:r>
+        <w:rPr>
+          <w:rFonts w:ascii="CMU Serif" w:eastAsia="標楷體" w:hAnsi="CMU Serif" w:hint="eastAsia"/>
+        </w:rPr>
+        <w:t>落在信賴區間內，但</w:t>
+      </w:r>
+      <w:r>
+        <w:rPr>
+          <w:rFonts w:ascii="CMU Serif" w:eastAsia="標楷體" w:hAnsi="CMU Serif" w:hint="eastAsia"/>
+        </w:rPr>
+        <w:t xml:space="preserve"> lag 9</w:t>
+      </w:r>
+      <w:r>
+        <w:rPr>
+          <w:rFonts w:ascii="CMU Serif" w:eastAsia="標楷體" w:hAnsi="CMU Serif" w:hint="eastAsia"/>
+        </w:rPr>
+        <w:t>至</w:t>
+      </w:r>
+      <w:r>
+        <w:rPr>
+          <w:rFonts w:ascii="CMU Serif" w:eastAsia="標楷體" w:hAnsi="CMU Serif" w:hint="eastAsia"/>
+        </w:rPr>
+        <w:t>lag 12</w:t>
+      </w:r>
+      <w:r>
+        <w:rPr>
+          <w:rFonts w:ascii="CMU Serif" w:eastAsia="標楷體" w:hAnsi="CMU Serif" w:hint="eastAsia"/>
+        </w:rPr>
+        <w:t>附近仍有部分相關性偏高。此結果顯示非季節部分可先考慮</w:t>
+      </w:r>
+      <w:r>
+        <w:rPr>
+          <w:rFonts w:ascii="CMU Serif" w:eastAsia="標楷體" w:hAnsi="CMU Serif" w:hint="eastAsia"/>
+        </w:rPr>
+        <w:t>AR(1)</w:t>
+      </w:r>
+      <w:r>
+        <w:rPr>
+          <w:rFonts w:ascii="CMU Serif" w:eastAsia="標楷體" w:hAnsi="CMU Serif" w:hint="eastAsia"/>
+        </w:rPr>
+        <w:t>結構，同時也可將</w:t>
+      </w:r>
+      <w:r>
+        <w:rPr>
+          <w:rFonts w:ascii="CMU Serif" w:eastAsia="標楷體" w:hAnsi="CMU Serif" w:hint="eastAsia"/>
+        </w:rPr>
+        <w:t>12</w:t>
+      </w:r>
+      <w:r>
+        <w:rPr>
+          <w:rFonts w:ascii="CMU Serif" w:eastAsia="標楷體" w:hAnsi="CMU Serif" w:hint="eastAsia"/>
+        </w:rPr>
+        <w:t>期季節項納入候選模型比較。</w:t>
+      </w:r>
     </w:p>
     <w:p>
       <w:pPr>
@@ -5160,13 +6014,41 @@
         <w:spacing w:after="0"/>
         <w:rPr>
           <w:rFonts w:ascii="CMU Serif" w:eastAsia="標楷體" w:hAnsi="CMU Serif"/>
-        </w:rPr>
-      </w:pPr>
-      <w:r>
-        <w:rPr>
-          <w:rFonts w:ascii="CMU Serif" w:eastAsia="標楷體" w:hAnsi="CMU Serif" w:hint="eastAsia"/>
-        </w:rPr>
-        <w:t>可改進方向（補充章節）</w:t>
+          <w:b/>
+          <w:bCs/>
+          <w:sz w:val="28"/>
+          <w:szCs w:val="28"/>
+        </w:rPr>
+      </w:pPr>
+      <w:r>
+        <w:rPr>
+          <w:rFonts w:ascii="CMU Serif" w:eastAsia="標楷體" w:hAnsi="CMU Serif" w:hint="eastAsia"/>
+          <w:b/>
+          <w:bCs/>
+          <w:sz w:val="28"/>
+          <w:szCs w:val="28"/>
+        </w:rPr>
+        <w:t xml:space="preserve">5.4  </w:t>
+      </w:r>
+      <w:r>
+        <w:rPr>
+          <w:rFonts w:ascii="CMU Serif" w:eastAsia="標楷體" w:hAnsi="CMU Serif" w:hint="eastAsia"/>
+          <w:b/>
+          <w:bCs/>
+          <w:sz w:val="28"/>
+          <w:szCs w:val="28"/>
+        </w:rPr>
+        <w:t>候選模型</w:t>
+      </w:r>
+      <w:r>
+        <w:rPr>
+          <w:rFonts w:ascii="CMU Serif" w:eastAsia="標楷體" w:hAnsi="CMU Serif" w:hint="eastAsia"/>
+          <w:b/>
+          <w:bCs/>
+          <w:sz w:val="28"/>
+          <w:szCs w:val="28"/>
+        </w:rPr>
+        <w:t xml:space="preserve"> (Candidate Models)</w:t>
       </w:r>
     </w:p>
     <w:p>
@@ -5174,172 +6056,162 @@
         <w:widowControl/>
         <w:spacing w:after="0"/>
         <w:rPr>
-          <w:rFonts w:ascii="CMU Serif" w:eastAsia="標楷體" w:hAnsi="CMU Serif" w:hint="eastAsia"/>
-        </w:rPr>
-      </w:pPr>
-      <w:r>
-        <w:rPr>
-          <w:rFonts w:ascii="CMU Serif" w:eastAsia="標楷體" w:hAnsi="CMU Serif"/>
-        </w:rPr>
-        <w:t>本研究以單變量</w:t>
-      </w:r>
-      <w:r>
-        <w:rPr>
-          <w:rFonts w:ascii="CMU Serif" w:eastAsia="標楷體" w:hAnsi="CMU Serif"/>
+          <w:rFonts w:ascii="CMU Serif" w:eastAsia="標楷體" w:hAnsi="CMU Serif"/>
+        </w:rPr>
+      </w:pPr>
+      <w:r>
+        <w:rPr>
+          <w:rFonts w:ascii="CMU Serif" w:eastAsia="標楷體" w:hAnsi="CMU Serif" w:hint="eastAsia"/>
+        </w:rPr>
+        <w:t>根據</w:t>
+      </w:r>
+      <w:r>
+        <w:rPr>
+          <w:rFonts w:ascii="CMU Serif" w:eastAsia="標楷體" w:hAnsi="CMU Serif" w:hint="eastAsia"/>
+        </w:rPr>
+        <w:t>前述</w:t>
+      </w:r>
+      <w:r>
+        <w:rPr>
+          <w:rFonts w:ascii="CMU Serif" w:eastAsia="標楷體" w:hAnsi="CMU Serif" w:hint="eastAsia"/>
+        </w:rPr>
+        <w:t>平穩性檢查與</w:t>
+      </w:r>
+      <w:r>
+        <w:rPr>
+          <w:rFonts w:ascii="CMU Serif" w:eastAsia="標楷體" w:hAnsi="CMU Serif" w:hint="eastAsia"/>
+        </w:rPr>
+        <w:t>ACF/PACF</w:t>
+      </w:r>
+      <w:r>
+        <w:rPr>
+          <w:rFonts w:ascii="CMU Serif" w:eastAsia="標楷體" w:hAnsi="CMU Serif" w:hint="eastAsia"/>
+        </w:rPr>
+        <w:t>圖形判斷，原始</w:t>
+      </w:r>
+      <w:r>
+        <w:rPr>
+          <w:rFonts w:ascii="CMU Serif" w:eastAsia="標楷體" w:hAnsi="CMU Serif" w:hint="eastAsia"/>
+        </w:rPr>
+        <w:t>HPI</w:t>
+      </w:r>
+      <w:r>
+        <w:rPr>
+          <w:rFonts w:ascii="CMU Serif" w:eastAsia="標楷體" w:hAnsi="CMU Serif" w:hint="eastAsia"/>
+        </w:rPr>
+        <w:t>序列具有明顯長期趨勢，因此</w:t>
+      </w:r>
+      <w:r>
+        <w:rPr>
+          <w:rFonts w:ascii="CMU Serif" w:eastAsia="標楷體" w:hAnsi="CMU Serif" w:hint="eastAsia"/>
+        </w:rPr>
+        <w:t>將以</w:t>
+      </w:r>
+      <w:proofErr w:type="gramStart"/>
+      <w:r>
+        <w:rPr>
+          <w:rFonts w:ascii="CMU Serif" w:eastAsia="標楷體" w:hAnsi="CMU Serif" w:hint="eastAsia"/>
+        </w:rPr>
+        <w:t>以</w:t>
+      </w:r>
+      <w:proofErr w:type="gramEnd"/>
+      <w:r>
+        <w:rPr>
+          <w:rFonts w:ascii="CMU Serif" w:eastAsia="標楷體" w:hAnsi="CMU Serif" w:hint="eastAsia"/>
+        </w:rPr>
+        <w:t xml:space="preserve">log(HPI) </w:t>
+      </w:r>
+      <w:r>
+        <w:rPr>
+          <w:rFonts w:ascii="CMU Serif" w:eastAsia="標楷體" w:hAnsi="CMU Serif" w:hint="eastAsia"/>
+        </w:rPr>
+        <w:t>作為正式建模序列，並在</w:t>
+      </w:r>
+      <w:r>
+        <w:rPr>
+          <w:rFonts w:ascii="CMU Serif" w:eastAsia="標楷體" w:hAnsi="CMU Serif" w:hint="eastAsia"/>
+        </w:rPr>
+        <w:t>ARIMA</w:t>
+      </w:r>
+      <w:r>
+        <w:rPr>
+          <w:rFonts w:ascii="CMU Serif" w:eastAsia="標楷體" w:hAnsi="CMU Serif" w:hint="eastAsia"/>
+        </w:rPr>
+        <w:t>類模型中設定一</w:t>
+      </w:r>
+      <w:proofErr w:type="gramStart"/>
+      <w:r>
+        <w:rPr>
+          <w:rFonts w:ascii="CMU Serif" w:eastAsia="標楷體" w:hAnsi="CMU Serif" w:hint="eastAsia"/>
+        </w:rPr>
+        <w:t>階差分</w:t>
+      </w:r>
+      <w:proofErr w:type="gramEnd"/>
+      <w:r>
+        <w:rPr>
+          <w:rFonts w:ascii="CMU Serif" w:eastAsia="標楷體" w:hAnsi="CMU Serif" w:hint="eastAsia"/>
+        </w:rPr>
+        <w:t>，即</w:t>
+      </w:r>
+      <w:r>
+        <w:rPr>
+          <w:rFonts w:ascii="CMU Serif" w:eastAsia="標楷體" w:hAnsi="CMU Serif" w:hint="eastAsia"/>
+        </w:rPr>
+        <w:t xml:space="preserve"> ARIMA(p,1,q)</w:t>
+      </w:r>
+      <w:r>
+        <w:rPr>
+          <w:rFonts w:ascii="CMU Serif" w:eastAsia="標楷體" w:hAnsi="CMU Serif" w:hint="eastAsia"/>
+        </w:rPr>
+        <w:t>。前述</w:t>
+      </w:r>
+      <w:r>
+        <w:rPr>
+          <w:rFonts w:ascii="CMU Serif" w:eastAsia="標楷體" w:hAnsi="CMU Serif" w:hint="eastAsia"/>
+        </w:rPr>
+        <w:t xml:space="preserve"> diff(log(HPI)) </w:t>
+      </w:r>
+      <w:r>
+        <w:rPr>
+          <w:rFonts w:ascii="CMU Serif" w:eastAsia="標楷體" w:hAnsi="CMU Serif" w:hint="eastAsia"/>
+        </w:rPr>
+        <w:t>主要用於檢查平穩性與判斷</w:t>
+      </w:r>
+      <w:r>
+        <w:rPr>
+          <w:rFonts w:ascii="CMU Serif" w:eastAsia="標楷體" w:hAnsi="CMU Serif" w:hint="eastAsia"/>
+        </w:rPr>
+        <w:t xml:space="preserve"> ACF/PACF </w:t>
+      </w:r>
+      <w:r>
+        <w:rPr>
+          <w:rFonts w:ascii="CMU Serif" w:eastAsia="標楷體" w:hAnsi="CMU Serif" w:hint="eastAsia"/>
+        </w:rPr>
+        <w:t>結構，而正式模型則以</w:t>
+      </w:r>
+      <w:r>
+        <w:rPr>
+          <w:rFonts w:ascii="CMU Serif" w:eastAsia="標楷體" w:hAnsi="CMU Serif" w:hint="eastAsia"/>
+        </w:rPr>
+        <w:t xml:space="preserve"> log(HPI) </w:t>
+      </w:r>
+      <w:r>
+        <w:rPr>
+          <w:rFonts w:ascii="CMU Serif" w:eastAsia="標楷體" w:hAnsi="CMU Serif" w:hint="eastAsia"/>
+        </w:rPr>
+        <w:t>進行估計，使預測結果可再轉換回原始</w:t>
+      </w:r>
+      <w:r>
+        <w:rPr>
+          <w:rFonts w:ascii="CMU Serif" w:eastAsia="標楷體" w:hAnsi="CMU Serif" w:hint="eastAsia"/>
         </w:rPr>
         <w:t xml:space="preserve"> HPI </w:t>
       </w:r>
       <w:r>
         <w:rPr>
-          <w:rFonts w:ascii="CMU Serif" w:eastAsia="標楷體" w:hAnsi="CMU Serif"/>
-        </w:rPr>
-        <w:t>進行</w:t>
-      </w:r>
-      <w:r>
-        <w:rPr>
-          <w:rFonts w:ascii="CMU Serif" w:eastAsia="標楷體" w:hAnsi="CMU Serif"/>
-        </w:rPr>
-        <w:t xml:space="preserve"> ARIMA </w:t>
-      </w:r>
-      <w:r>
-        <w:rPr>
-          <w:rFonts w:ascii="CMU Serif" w:eastAsia="標楷體" w:hAnsi="CMU Serif"/>
-        </w:rPr>
-        <w:t>類模型分析，優點是模型架構簡潔，且可直接觀察住宅價格指數本身的時間變化。然而，房價轉折往往受到所得、租金、利率、信用條件與總體景氣等因素影響，單變量模型可能無法完整捕捉這些外部因素。</w:t>
-      </w:r>
-      <w:r>
-        <w:rPr>
-          <w:rFonts w:ascii="CMU Serif" w:eastAsia="標楷體" w:hAnsi="CMU Serif"/>
-        </w:rPr>
-        <w:t>Larson</w:t>
-      </w:r>
-      <w:r>
-        <w:rPr>
-          <w:rFonts w:ascii="CMU Serif" w:eastAsia="標楷體" w:hAnsi="CMU Serif"/>
-        </w:rPr>
-        <w:t>（</w:t>
-      </w:r>
-      <w:r>
-        <w:rPr>
-          <w:rFonts w:ascii="CMU Serif" w:eastAsia="標楷體" w:hAnsi="CMU Serif"/>
-        </w:rPr>
-        <w:t>2011</w:t>
-      </w:r>
-      <w:r>
-        <w:rPr>
-          <w:rFonts w:ascii="CMU Serif" w:eastAsia="標楷體" w:hAnsi="CMU Serif"/>
-        </w:rPr>
-        <w:t>）指出，</w:t>
-      </w:r>
-      <w:proofErr w:type="gramStart"/>
-      <w:r>
-        <w:rPr>
-          <w:rFonts w:ascii="CMU Serif" w:eastAsia="標楷體" w:hAnsi="CMU Serif"/>
-        </w:rPr>
-        <w:t>多變量且</w:t>
-      </w:r>
-      <w:proofErr w:type="gramEnd"/>
-      <w:r>
-        <w:rPr>
-          <w:rFonts w:ascii="CMU Serif" w:eastAsia="標楷體" w:hAnsi="CMU Serif"/>
-        </w:rPr>
-        <w:t>具有經濟理論基礎的模型，特別是</w:t>
-      </w:r>
-      <w:r>
-        <w:rPr>
-          <w:rFonts w:ascii="CMU Serif" w:eastAsia="標楷體" w:hAnsi="CMU Serif"/>
-        </w:rPr>
-        <w:t xml:space="preserve"> error correction models</w:t>
-      </w:r>
-      <w:r>
-        <w:rPr>
-          <w:rFonts w:ascii="CMU Serif" w:eastAsia="標楷體" w:hAnsi="CMU Serif"/>
-        </w:rPr>
-        <w:t>，在預測房市轉折時可能較具優勢。</w:t>
-      </w:r>
-      <w:r>
-        <w:rPr>
-          <w:rFonts w:ascii="CMU Serif" w:eastAsia="標楷體" w:hAnsi="CMU Serif"/>
-        </w:rPr>
-        <w:t>Zietz and Traian</w:t>
-      </w:r>
-      <w:r>
-        <w:rPr>
-          <w:rFonts w:ascii="CMU Serif" w:eastAsia="標楷體" w:hAnsi="CMU Serif"/>
-        </w:rPr>
-        <w:t>（</w:t>
-      </w:r>
-      <w:r>
-        <w:rPr>
-          <w:rFonts w:ascii="CMU Serif" w:eastAsia="標楷體" w:hAnsi="CMU Serif"/>
-        </w:rPr>
-        <w:t>2014</w:t>
-      </w:r>
-      <w:r>
-        <w:rPr>
-          <w:rFonts w:ascii="CMU Serif" w:eastAsia="標楷體" w:hAnsi="CMU Serif"/>
-        </w:rPr>
-        <w:t>）則比較</w:t>
-      </w:r>
-      <w:r>
-        <w:rPr>
-          <w:rFonts w:ascii="CMU Serif" w:eastAsia="標楷體" w:hAnsi="CMU Serif"/>
-        </w:rPr>
-        <w:t xml:space="preserve"> ARIMA</w:t>
-      </w:r>
-      <w:r>
-        <w:rPr>
-          <w:rFonts w:ascii="CMU Serif" w:eastAsia="標楷體" w:hAnsi="CMU Serif"/>
-        </w:rPr>
-        <w:t>、</w:t>
-      </w:r>
-      <w:r>
-        <w:rPr>
-          <w:rFonts w:ascii="CMU Serif" w:eastAsia="標楷體" w:hAnsi="CMU Serif"/>
-        </w:rPr>
-        <w:t xml:space="preserve">switching regression </w:t>
-      </w:r>
-      <w:r>
-        <w:rPr>
-          <w:rFonts w:ascii="CMU Serif" w:eastAsia="標楷體" w:hAnsi="CMU Serif"/>
-        </w:rPr>
-        <w:t>與</w:t>
-      </w:r>
-      <w:r>
-        <w:rPr>
-          <w:rFonts w:ascii="CMU Serif" w:eastAsia="標楷體" w:hAnsi="CMU Serif"/>
-        </w:rPr>
-        <w:t xml:space="preserve"> state-space / structural time series models</w:t>
-      </w:r>
-      <w:r>
-        <w:rPr>
-          <w:rFonts w:ascii="CMU Serif" w:eastAsia="標楷體" w:hAnsi="CMU Serif"/>
-        </w:rPr>
-        <w:t>，並發現</w:t>
-      </w:r>
-      <w:r>
-        <w:rPr>
-          <w:rFonts w:ascii="CMU Serif" w:eastAsia="標楷體" w:hAnsi="CMU Serif"/>
-        </w:rPr>
-        <w:t xml:space="preserve"> structural time series models </w:t>
-      </w:r>
-      <w:r>
-        <w:rPr>
-          <w:rFonts w:ascii="CMU Serif" w:eastAsia="標楷體" w:hAnsi="CMU Serif"/>
-        </w:rPr>
-        <w:t>在預測</w:t>
-      </w:r>
-      <w:r>
-        <w:rPr>
-          <w:rFonts w:ascii="CMU Serif" w:eastAsia="標楷體" w:hAnsi="CMU Serif"/>
-        </w:rPr>
-        <w:t xml:space="preserve"> 2006 </w:t>
-      </w:r>
-      <w:r>
-        <w:rPr>
-          <w:rFonts w:ascii="CMU Serif" w:eastAsia="標楷體" w:hAnsi="CMU Serif"/>
-        </w:rPr>
-        <w:t>年後美國房價下跌時表現較佳。</w:t>
+          <w:rFonts w:ascii="CMU Serif" w:eastAsia="標楷體" w:hAnsi="CMU Serif" w:hint="eastAsia"/>
+        </w:rPr>
+        <w:t>水準進行解釋。</w:t>
       </w:r>
     </w:p>
     <w:p>
@@ -5350,50 +6222,6 @@
           <w:rFonts w:ascii="CMU Serif" w:eastAsia="標楷體" w:hAnsi="CMU Serif"/>
         </w:rPr>
       </w:pPr>
-      <w:r>
-        <w:rPr>
-          <w:rFonts w:ascii="CMU Serif" w:eastAsia="標楷體" w:hAnsi="CMU Serif"/>
-        </w:rPr>
-        <w:t>因此，後續研究可考慮加入所得、租金、利率、信用條件或其他總體經濟變數，建立</w:t>
-      </w:r>
-      <w:proofErr w:type="gramStart"/>
-      <w:r>
-        <w:rPr>
-          <w:rFonts w:ascii="CMU Serif" w:eastAsia="標楷體" w:hAnsi="CMU Serif"/>
-        </w:rPr>
-        <w:t>多變量</w:t>
-      </w:r>
-      <w:proofErr w:type="gramEnd"/>
-      <w:r>
-        <w:rPr>
-          <w:rFonts w:ascii="CMU Serif" w:eastAsia="標楷體" w:hAnsi="CMU Serif"/>
-        </w:rPr>
-        <w:t>模型；或採用</w:t>
-      </w:r>
-      <w:r>
-        <w:rPr>
-          <w:rFonts w:ascii="CMU Serif" w:eastAsia="標楷體" w:hAnsi="CMU Serif"/>
-        </w:rPr>
-        <w:t xml:space="preserve"> structural time series model</w:t>
-      </w:r>
-      <w:r>
-        <w:rPr>
-          <w:rFonts w:ascii="CMU Serif" w:eastAsia="標楷體" w:hAnsi="CMU Serif"/>
-        </w:rPr>
-        <w:t>，允許趨勢與水準隨時間改變，以更完整捕捉房市轉折與特殊經濟事件對</w:t>
-      </w:r>
-      <w:r>
-        <w:rPr>
-          <w:rFonts w:ascii="CMU Serif" w:eastAsia="標楷體" w:hAnsi="CMU Serif"/>
-        </w:rPr>
-        <w:t xml:space="preserve"> HPI </w:t>
-      </w:r>
-      <w:r>
-        <w:rPr>
-          <w:rFonts w:ascii="CMU Serif" w:eastAsia="標楷體" w:hAnsi="CMU Serif"/>
-        </w:rPr>
-        <w:t>的影響。</w:t>
-      </w:r>
     </w:p>
     <w:p>
       <w:pPr>
@@ -5403,11 +6231,1816 @@
           <w:rFonts w:ascii="CMU Serif" w:eastAsia="標楷體" w:hAnsi="CMU Serif" w:hint="eastAsia"/>
         </w:rPr>
       </w:pPr>
-    </w:p>
-    <w:p>
-      <w:pPr>
+      <w:r>
+        <w:rPr>
+          <w:rFonts w:ascii="CMU Serif" w:eastAsia="標楷體" w:hAnsi="CMU Serif" w:hint="eastAsia"/>
+        </w:rPr>
+        <w:t>由</w:t>
+      </w:r>
+      <w:r>
+        <w:rPr>
+          <w:rFonts w:ascii="CMU Serif" w:eastAsia="標楷體" w:hAnsi="CMU Serif" w:hint="eastAsia"/>
+        </w:rPr>
+        <w:t>於</w:t>
+      </w:r>
+      <w:r>
+        <w:rPr>
+          <w:rFonts w:ascii="CMU Serif" w:eastAsia="標楷體" w:hAnsi="CMU Serif" w:hint="eastAsia"/>
+        </w:rPr>
+        <w:t xml:space="preserve"> HPI </w:t>
+      </w:r>
+      <w:r>
+        <w:rPr>
+          <w:rFonts w:ascii="CMU Serif" w:eastAsia="標楷體" w:hAnsi="CMU Serif" w:hint="eastAsia"/>
+        </w:rPr>
+        <w:t>具明顯趨勢，單純使用固定平均值預測並不合理</w:t>
+      </w:r>
+      <w:r>
+        <w:rPr>
+          <w:rFonts w:ascii="CMU Serif" w:eastAsia="標楷體" w:hAnsi="CMU Serif" w:hint="eastAsia"/>
+        </w:rPr>
+        <w:t>，因此</w:t>
+      </w:r>
+      <w:r>
+        <w:rPr>
+          <w:rFonts w:ascii="CMU Serif" w:eastAsia="標楷體" w:hAnsi="CMU Serif" w:hint="eastAsia"/>
+        </w:rPr>
+        <w:t>首先納入</w:t>
+      </w:r>
+      <w:r>
+        <w:rPr>
+          <w:rFonts w:ascii="CMU Serif" w:eastAsia="標楷體" w:hAnsi="CMU Serif" w:hint="eastAsia"/>
+        </w:rPr>
+        <w:t xml:space="preserve"> Random Walk with Drift </w:t>
+      </w:r>
+      <w:r>
+        <w:rPr>
+          <w:rFonts w:ascii="CMU Serif" w:eastAsia="標楷體" w:hAnsi="CMU Serif" w:hint="eastAsia"/>
+        </w:rPr>
+        <w:t>作為</w:t>
+      </w:r>
+      <w:r>
+        <w:rPr>
+          <w:rFonts w:ascii="CMU Serif" w:eastAsia="標楷體" w:hAnsi="CMU Serif" w:hint="eastAsia"/>
+        </w:rPr>
+        <w:t>baseline</w:t>
+      </w:r>
+      <w:r>
+        <w:rPr>
+          <w:rFonts w:ascii="CMU Serif" w:eastAsia="標楷體" w:hAnsi="CMU Serif" w:hint="eastAsia"/>
+        </w:rPr>
+        <w:t>模型，用以檢查後續較複雜模型是否能提供更好</w:t>
+      </w:r>
+      <w:proofErr w:type="gramStart"/>
+      <w:r>
+        <w:rPr>
+          <w:rFonts w:ascii="CMU Serif" w:eastAsia="標楷體" w:hAnsi="CMU Serif" w:hint="eastAsia"/>
+        </w:rPr>
+        <w:t>的配適與</w:t>
+      </w:r>
+      <w:proofErr w:type="gramEnd"/>
+      <w:r>
+        <w:rPr>
+          <w:rFonts w:ascii="CMU Serif" w:eastAsia="標楷體" w:hAnsi="CMU Serif" w:hint="eastAsia"/>
+        </w:rPr>
+        <w:t>預測表現。</w:t>
+      </w:r>
+    </w:p>
+    <w:p>
+      <w:pPr>
+        <w:widowControl/>
+        <w:spacing w:after="0"/>
+        <w:rPr>
+          <w:rFonts w:ascii="CMU Serif" w:eastAsia="標楷體" w:hAnsi="CMU Serif"/>
+        </w:rPr>
+      </w:pPr>
+    </w:p>
+    <w:p>
+      <w:pPr>
+        <w:widowControl/>
+        <w:spacing w:after="0"/>
+        <w:rPr>
+          <w:rFonts w:ascii="CMU Serif" w:eastAsia="標楷體" w:hAnsi="CMU Serif" w:hint="eastAsia"/>
+        </w:rPr>
+      </w:pPr>
+      <w:r>
+        <w:rPr>
+          <w:rFonts w:ascii="CMU Serif" w:eastAsia="標楷體" w:hAnsi="CMU Serif" w:hint="eastAsia"/>
+        </w:rPr>
+        <w:t>在非季節</w:t>
+      </w:r>
+      <w:r>
+        <w:rPr>
+          <w:rFonts w:ascii="CMU Serif" w:eastAsia="標楷體" w:hAnsi="CMU Serif" w:hint="eastAsia"/>
+        </w:rPr>
+        <w:t xml:space="preserve">ARIM </w:t>
+      </w:r>
+      <w:r>
+        <w:rPr>
+          <w:rFonts w:ascii="CMU Serif" w:eastAsia="標楷體" w:hAnsi="CMU Serif" w:hint="eastAsia"/>
+        </w:rPr>
+        <w:t>模型方面，由</w:t>
+      </w:r>
+      <w:r>
+        <w:rPr>
+          <w:rFonts w:ascii="CMU Serif" w:eastAsia="標楷體" w:hAnsi="CMU Serif" w:hint="eastAsia"/>
+        </w:rPr>
+        <w:t>diff(log(HPI))</w:t>
+      </w:r>
+      <w:r>
+        <w:rPr>
+          <w:rFonts w:ascii="CMU Serif" w:eastAsia="標楷體" w:hAnsi="CMU Serif" w:hint="eastAsia"/>
+        </w:rPr>
+        <w:t>的</w:t>
+      </w:r>
+      <w:r>
+        <w:rPr>
+          <w:rFonts w:ascii="CMU Serif" w:eastAsia="標楷體" w:hAnsi="CMU Serif" w:hint="eastAsia"/>
+        </w:rPr>
+        <w:t>ACF</w:t>
+      </w:r>
+      <w:r>
+        <w:rPr>
+          <w:rFonts w:ascii="CMU Serif" w:eastAsia="標楷體" w:hAnsi="CMU Serif" w:hint="eastAsia"/>
+        </w:rPr>
+        <w:t>可觀察到前幾期仍有明顯正相關，而</w:t>
+      </w:r>
+      <w:r>
+        <w:rPr>
+          <w:rFonts w:ascii="CMU Serif" w:eastAsia="標楷體" w:hAnsi="CMU Serif" w:hint="eastAsia"/>
+        </w:rPr>
+        <w:t xml:space="preserve"> PACF</w:t>
+      </w:r>
+      <w:r>
+        <w:rPr>
+          <w:rFonts w:ascii="CMU Serif" w:eastAsia="標楷體" w:hAnsi="CMU Serif" w:hint="eastAsia"/>
+        </w:rPr>
+        <w:t>在</w:t>
+      </w:r>
+      <w:r>
+        <w:rPr>
+          <w:rFonts w:ascii="CMU Serif" w:eastAsia="標楷體" w:hAnsi="CMU Serif" w:hint="eastAsia"/>
+        </w:rPr>
+        <w:t>lag 1</w:t>
+      </w:r>
+      <w:r>
+        <w:rPr>
+          <w:rFonts w:ascii="CMU Serif" w:eastAsia="標楷體" w:hAnsi="CMU Serif" w:hint="eastAsia"/>
+        </w:rPr>
+        <w:t>最為明顯，因此先考慮</w:t>
+      </w:r>
+      <w:r>
+        <w:rPr>
+          <w:rFonts w:ascii="CMU Serif" w:eastAsia="標楷體" w:hAnsi="CMU Serif" w:hint="eastAsia"/>
+        </w:rPr>
+        <w:t>ARIMA(1,1,0)</w:t>
+      </w:r>
+      <w:r>
+        <w:rPr>
+          <w:rFonts w:ascii="CMU Serif" w:eastAsia="標楷體" w:hAnsi="CMU Serif" w:hint="eastAsia"/>
+        </w:rPr>
+        <w:t>。</w:t>
+      </w:r>
+      <w:proofErr w:type="gramStart"/>
+      <w:r>
+        <w:rPr>
+          <w:rFonts w:ascii="CMU Serif" w:eastAsia="標楷體" w:hAnsi="CMU Serif" w:hint="eastAsia"/>
+        </w:rPr>
+        <w:t>此外，</w:t>
+      </w:r>
+      <w:proofErr w:type="gramEnd"/>
+      <w:r>
+        <w:rPr>
+          <w:rFonts w:ascii="CMU Serif" w:eastAsia="標楷體" w:hAnsi="CMU Serif" w:hint="eastAsia"/>
+        </w:rPr>
+        <w:t>為比較</w:t>
+      </w:r>
+      <w:r>
+        <w:rPr>
+          <w:rFonts w:ascii="CMU Serif" w:eastAsia="標楷體" w:hAnsi="CMU Serif" w:hint="eastAsia"/>
+        </w:rPr>
+        <w:t>AR</w:t>
+      </w:r>
+      <w:r>
+        <w:rPr>
+          <w:rFonts w:ascii="CMU Serif" w:eastAsia="標楷體" w:hAnsi="CMU Serif" w:hint="eastAsia"/>
+        </w:rPr>
+        <w:t>與</w:t>
+      </w:r>
+      <w:r>
+        <w:rPr>
+          <w:rFonts w:ascii="CMU Serif" w:eastAsia="標楷體" w:hAnsi="CMU Serif" w:hint="eastAsia"/>
+        </w:rPr>
+        <w:t>MA</w:t>
+      </w:r>
+      <w:r>
+        <w:rPr>
+          <w:rFonts w:ascii="CMU Serif" w:eastAsia="標楷體" w:hAnsi="CMU Serif" w:hint="eastAsia"/>
+        </w:rPr>
+        <w:t>結構對模型表現的影響，進一步納入</w:t>
+      </w:r>
+      <w:r>
+        <w:rPr>
+          <w:rFonts w:ascii="CMU Serif" w:eastAsia="標楷體" w:hAnsi="CMU Serif" w:hint="eastAsia"/>
+        </w:rPr>
+        <w:t>ARIMA(1,1,1)</w:t>
+      </w:r>
+      <w:r>
+        <w:rPr>
+          <w:rFonts w:ascii="CMU Serif" w:eastAsia="標楷體" w:hAnsi="CMU Serif" w:hint="eastAsia"/>
+        </w:rPr>
+        <w:t>與</w:t>
+      </w:r>
+      <w:r>
+        <w:rPr>
+          <w:rFonts w:ascii="CMU Serif" w:eastAsia="標楷體" w:hAnsi="CMU Serif" w:hint="eastAsia"/>
+        </w:rPr>
+        <w:t>ARIMA(2,1,1)</w:t>
+      </w:r>
+      <w:r>
+        <w:rPr>
+          <w:rFonts w:ascii="CMU Serif" w:eastAsia="標楷體" w:hAnsi="CMU Serif" w:hint="eastAsia"/>
+        </w:rPr>
+        <w:t>作為候選模型。</w:t>
+      </w:r>
+    </w:p>
+    <w:p>
+      <w:pPr>
+        <w:widowControl/>
+        <w:spacing w:after="0"/>
+        <w:rPr>
+          <w:rFonts w:ascii="CMU Serif" w:eastAsia="標楷體" w:hAnsi="CMU Serif"/>
+        </w:rPr>
+      </w:pPr>
+    </w:p>
+    <w:p>
+      <w:pPr>
+        <w:widowControl/>
+        <w:spacing w:after="0"/>
         <w:jc w:val="both"/>
         <w:rPr>
+          <w:rFonts w:ascii="CMU Serif" w:eastAsia="標楷體" w:hAnsi="CMU Serif" w:hint="eastAsia"/>
+        </w:rPr>
+      </w:pPr>
+      <w:r>
+        <w:rPr>
+          <w:rFonts w:ascii="CMU Serif" w:eastAsia="標楷體" w:hAnsi="CMU Serif" w:hint="eastAsia"/>
+        </w:rPr>
+        <w:t>在季節模型方面，雖然原始</w:t>
+      </w:r>
+      <w:r>
+        <w:rPr>
+          <w:rFonts w:ascii="CMU Serif" w:eastAsia="標楷體" w:hAnsi="CMU Serif" w:hint="eastAsia"/>
+        </w:rPr>
+        <w:t xml:space="preserve"> HPI</w:t>
+      </w:r>
+      <w:r>
+        <w:rPr>
+          <w:rFonts w:ascii="CMU Serif" w:eastAsia="標楷體" w:hAnsi="CMU Serif" w:hint="eastAsia"/>
+        </w:rPr>
+        <w:t>的</w:t>
+      </w:r>
+      <w:r>
+        <w:rPr>
+          <w:rFonts w:ascii="CMU Serif" w:eastAsia="標楷體" w:hAnsi="CMU Serif" w:hint="eastAsia"/>
+        </w:rPr>
+        <w:t>ACF</w:t>
+      </w:r>
+      <w:r>
+        <w:rPr>
+          <w:rFonts w:ascii="CMU Serif" w:eastAsia="標楷體" w:hAnsi="CMU Serif" w:hint="eastAsia"/>
+        </w:rPr>
+        <w:t>主要反映長期趨勢與非平穩性，不能直接判定具有明確季節性，但</w:t>
+      </w:r>
+      <w:r>
+        <w:rPr>
+          <w:rFonts w:ascii="CMU Serif" w:eastAsia="標楷體" w:hAnsi="CMU Serif" w:hint="eastAsia"/>
+        </w:rPr>
+        <w:t>diff(log(HPI))</w:t>
+      </w:r>
+      <w:r>
+        <w:rPr>
+          <w:rFonts w:ascii="CMU Serif" w:eastAsia="標楷體" w:hAnsi="CMU Serif" w:hint="eastAsia"/>
+        </w:rPr>
+        <w:t>的</w:t>
+      </w:r>
+      <w:r>
+        <w:rPr>
+          <w:rFonts w:ascii="CMU Serif" w:eastAsia="標楷體" w:hAnsi="CMU Serif" w:hint="eastAsia"/>
+        </w:rPr>
+        <w:t>ACF</w:t>
+      </w:r>
+      <w:r>
+        <w:rPr>
+          <w:rFonts w:ascii="CMU Serif" w:eastAsia="標楷體" w:hAnsi="CMU Serif" w:hint="eastAsia"/>
+        </w:rPr>
+        <w:t>在</w:t>
+      </w:r>
+      <w:r>
+        <w:rPr>
+          <w:rFonts w:ascii="CMU Serif" w:eastAsia="標楷體" w:hAnsi="CMU Serif" w:hint="eastAsia"/>
+        </w:rPr>
+        <w:t>lag 12</w:t>
+      </w:r>
+      <w:r>
+        <w:rPr>
+          <w:rFonts w:ascii="CMU Serif" w:eastAsia="標楷體" w:hAnsi="CMU Serif" w:hint="eastAsia"/>
+        </w:rPr>
+        <w:t>與</w:t>
+      </w:r>
+      <w:r>
+        <w:rPr>
+          <w:rFonts w:ascii="CMU Serif" w:eastAsia="標楷體" w:hAnsi="CMU Serif" w:hint="eastAsia"/>
+        </w:rPr>
+        <w:t>lag 24</w:t>
+      </w:r>
+      <w:r>
+        <w:rPr>
+          <w:rFonts w:ascii="CMU Serif" w:eastAsia="標楷體" w:hAnsi="CMU Serif" w:hint="eastAsia"/>
+        </w:rPr>
+        <w:t>附近仍有相對較高的正相關，顯示序列可能存在接近</w:t>
+      </w:r>
+      <w:r>
+        <w:rPr>
+          <w:rFonts w:ascii="CMU Serif" w:eastAsia="標楷體" w:hAnsi="CMU Serif" w:hint="eastAsia"/>
+        </w:rPr>
+        <w:t xml:space="preserve"> 12 </w:t>
+      </w:r>
+      <w:proofErr w:type="gramStart"/>
+      <w:r>
+        <w:rPr>
+          <w:rFonts w:ascii="CMU Serif" w:eastAsia="標楷體" w:hAnsi="CMU Serif" w:hint="eastAsia"/>
+        </w:rPr>
+        <w:t>個</w:t>
+      </w:r>
+      <w:proofErr w:type="gramEnd"/>
+      <w:r>
+        <w:rPr>
+          <w:rFonts w:ascii="CMU Serif" w:eastAsia="標楷體" w:hAnsi="CMU Serif" w:hint="eastAsia"/>
+        </w:rPr>
+        <w:t>月的週期性或弱季節性相關。因此，本研究將</w:t>
+      </w:r>
+      <w:r>
+        <w:rPr>
+          <w:rFonts w:ascii="CMU Serif" w:eastAsia="標楷體" w:hAnsi="CMU Serif" w:hint="eastAsia"/>
+        </w:rPr>
+        <w:t>SARIMA(1,1,1)(1,0,0)[12]</w:t>
+      </w:r>
+      <w:r>
+        <w:rPr>
+          <w:rFonts w:ascii="CMU Serif" w:eastAsia="標楷體" w:hAnsi="CMU Serif" w:hint="eastAsia"/>
+        </w:rPr>
+        <w:t>與</w:t>
+      </w:r>
+      <w:r>
+        <w:rPr>
+          <w:rFonts w:ascii="CMU Serif" w:eastAsia="標楷體" w:hAnsi="CMU Serif" w:hint="eastAsia"/>
+        </w:rPr>
+        <w:t>SARIMA(1,1,1)(0,0,1)[12]</w:t>
+      </w:r>
+      <w:r>
+        <w:rPr>
+          <w:rFonts w:ascii="CMU Serif" w:eastAsia="標楷體" w:hAnsi="CMU Serif" w:hint="eastAsia"/>
+        </w:rPr>
+        <w:t>納入候選模型，以檢查加入</w:t>
+      </w:r>
+      <w:r>
+        <w:rPr>
+          <w:rFonts w:ascii="CMU Serif" w:eastAsia="標楷體" w:hAnsi="CMU Serif" w:hint="eastAsia"/>
+        </w:rPr>
+        <w:t xml:space="preserve"> 12 </w:t>
+      </w:r>
+      <w:r>
+        <w:rPr>
+          <w:rFonts w:ascii="CMU Serif" w:eastAsia="標楷體" w:hAnsi="CMU Serif" w:hint="eastAsia"/>
+        </w:rPr>
+        <w:t>期季節</w:t>
+      </w:r>
+      <w:r>
+        <w:rPr>
+          <w:rFonts w:ascii="CMU Serif" w:eastAsia="標楷體" w:hAnsi="CMU Serif" w:hint="eastAsia"/>
+        </w:rPr>
+        <w:t>AR</w:t>
+      </w:r>
+      <w:r>
+        <w:rPr>
+          <w:rFonts w:ascii="CMU Serif" w:eastAsia="標楷體" w:hAnsi="CMU Serif" w:hint="eastAsia"/>
+        </w:rPr>
+        <w:t>或季節</w:t>
+      </w:r>
+      <w:r>
+        <w:rPr>
+          <w:rFonts w:ascii="CMU Serif" w:eastAsia="標楷體" w:hAnsi="CMU Serif" w:hint="eastAsia"/>
+        </w:rPr>
+        <w:t>MA</w:t>
+      </w:r>
+      <w:r>
+        <w:rPr>
+          <w:rFonts w:ascii="CMU Serif" w:eastAsia="標楷體" w:hAnsi="CMU Serif" w:hint="eastAsia"/>
+        </w:rPr>
+        <w:t>項是否能改善模型表現。</w:t>
+      </w:r>
+    </w:p>
+    <w:p>
+      <w:pPr>
+        <w:widowControl/>
+        <w:spacing w:after="0"/>
+        <w:rPr>
+          <w:rFonts w:ascii="CMU Serif" w:eastAsia="標楷體" w:hAnsi="CMU Serif"/>
+        </w:rPr>
+      </w:pPr>
+    </w:p>
+    <w:p>
+      <w:pPr>
+        <w:widowControl/>
+        <w:spacing w:after="0"/>
+        <w:rPr>
+          <w:rFonts w:ascii="CMU Serif" w:eastAsia="標楷體" w:hAnsi="CMU Serif" w:hint="eastAsia"/>
+        </w:rPr>
+      </w:pPr>
+      <w:proofErr w:type="gramStart"/>
+      <w:r>
+        <w:rPr>
+          <w:rFonts w:ascii="CMU Serif" w:eastAsia="標楷體" w:hAnsi="CMU Serif" w:hint="eastAsia"/>
+        </w:rPr>
+        <w:t>此外，</w:t>
+      </w:r>
+      <w:proofErr w:type="gramEnd"/>
+      <w:r>
+        <w:rPr>
+          <w:rFonts w:ascii="CMU Serif" w:eastAsia="標楷體" w:hAnsi="CMU Serif" w:hint="eastAsia"/>
+        </w:rPr>
+        <w:t>EDA</w:t>
+      </w:r>
+      <w:r>
+        <w:rPr>
+          <w:rFonts w:ascii="CMU Serif" w:eastAsia="標楷體" w:hAnsi="CMU Serif" w:hint="eastAsia"/>
+        </w:rPr>
+        <w:t>顯示</w:t>
+      </w:r>
+      <w:r>
+        <w:rPr>
+          <w:rFonts w:ascii="CMU Serif" w:eastAsia="標楷體" w:hAnsi="CMU Serif" w:hint="eastAsia"/>
+        </w:rPr>
+        <w:t>HPI</w:t>
+      </w:r>
+      <w:r>
+        <w:rPr>
+          <w:rFonts w:ascii="CMU Serif" w:eastAsia="標楷體" w:hAnsi="CMU Serif" w:hint="eastAsia"/>
+        </w:rPr>
+        <w:t>在</w:t>
+      </w:r>
+      <w:r>
+        <w:rPr>
+          <w:rFonts w:ascii="CMU Serif" w:eastAsia="標楷體" w:hAnsi="CMU Serif" w:hint="eastAsia"/>
+        </w:rPr>
+        <w:t>2002</w:t>
+      </w:r>
+      <w:r>
+        <w:rPr>
+          <w:rFonts w:ascii="CMU Serif" w:eastAsia="標楷體" w:hAnsi="CMU Serif" w:hint="eastAsia"/>
+        </w:rPr>
+        <w:t>年後成長速度加快，並在</w:t>
+      </w:r>
+      <w:r>
+        <w:rPr>
+          <w:rFonts w:ascii="CMU Serif" w:eastAsia="標楷體" w:hAnsi="CMU Serif" w:hint="eastAsia"/>
+        </w:rPr>
+        <w:t>2007</w:t>
+      </w:r>
+      <w:r>
+        <w:rPr>
+          <w:rFonts w:ascii="CMU Serif" w:eastAsia="標楷體" w:hAnsi="CMU Serif" w:hint="eastAsia"/>
+        </w:rPr>
+        <w:t>至</w:t>
+      </w:r>
+      <w:r>
+        <w:rPr>
+          <w:rFonts w:ascii="CMU Serif" w:eastAsia="標楷體" w:hAnsi="CMU Serif" w:hint="eastAsia"/>
+        </w:rPr>
+        <w:t xml:space="preserve">2010 </w:t>
+      </w:r>
+      <w:r>
+        <w:rPr>
+          <w:rFonts w:ascii="CMU Serif" w:eastAsia="標楷體" w:hAnsi="CMU Serif" w:hint="eastAsia"/>
+        </w:rPr>
+        <w:t>年間出現明顯下跌與較大波動，可能反映房市循環或總體經濟事件影響。因此，亦考慮加入外生事件變數之</w:t>
+      </w:r>
+      <w:r>
+        <w:rPr>
+          <w:rFonts w:ascii="CMU Serif" w:eastAsia="標楷體" w:hAnsi="CMU Serif" w:hint="eastAsia"/>
+        </w:rPr>
+        <w:t xml:space="preserve"> ARIMAX</w:t>
+      </w:r>
+      <w:r>
+        <w:rPr>
+          <w:rFonts w:ascii="CMU Serif" w:eastAsia="標楷體" w:hAnsi="CMU Serif" w:hint="eastAsia"/>
+        </w:rPr>
+        <w:t>模型。具體而言，設定</w:t>
+      </w:r>
+      <w:r>
+        <w:rPr>
+          <w:rFonts w:ascii="CMU Serif" w:eastAsia="標楷體" w:hAnsi="CMU Serif" w:hint="eastAsia"/>
+        </w:rPr>
+        <w:t>post-2002 dummy</w:t>
+      </w:r>
+      <w:r>
+        <w:rPr>
+          <w:rFonts w:ascii="CMU Serif" w:eastAsia="標楷體" w:hAnsi="CMU Serif" w:hint="eastAsia"/>
+        </w:rPr>
+        <w:t>以捕捉</w:t>
+      </w:r>
+      <w:r>
+        <w:rPr>
+          <w:rFonts w:ascii="CMU Serif" w:eastAsia="標楷體" w:hAnsi="CMU Serif" w:hint="eastAsia"/>
+        </w:rPr>
+        <w:t>2002</w:t>
+      </w:r>
+      <w:r>
+        <w:rPr>
+          <w:rFonts w:ascii="CMU Serif" w:eastAsia="標楷體" w:hAnsi="CMU Serif" w:hint="eastAsia"/>
+        </w:rPr>
+        <w:t>年後平均月成長率可能提高的現象，並設定</w:t>
+      </w:r>
+      <w:r>
+        <w:rPr>
+          <w:rFonts w:ascii="CMU Serif" w:eastAsia="標楷體" w:hAnsi="CMU Serif" w:hint="eastAsia"/>
+        </w:rPr>
+        <w:t>crisis dummy</w:t>
+      </w:r>
+      <w:r>
+        <w:rPr>
+          <w:rFonts w:ascii="CMU Serif" w:eastAsia="標楷體" w:hAnsi="CMU Serif" w:hint="eastAsia"/>
+        </w:rPr>
+        <w:t>以捕捉</w:t>
+      </w:r>
+      <w:r>
+        <w:rPr>
+          <w:rFonts w:ascii="CMU Serif" w:eastAsia="標楷體" w:hAnsi="CMU Serif" w:hint="eastAsia"/>
+        </w:rPr>
+        <w:t>2007</w:t>
+      </w:r>
+      <w:r>
+        <w:rPr>
+          <w:rFonts w:ascii="CMU Serif" w:eastAsia="標楷體" w:hAnsi="CMU Serif" w:hint="eastAsia"/>
+        </w:rPr>
+        <w:t>至</w:t>
+      </w:r>
+      <w:r>
+        <w:rPr>
+          <w:rFonts w:ascii="CMU Serif" w:eastAsia="標楷體" w:hAnsi="CMU Serif" w:hint="eastAsia"/>
+        </w:rPr>
+        <w:t>2010</w:t>
+      </w:r>
+      <w:r>
+        <w:rPr>
+          <w:rFonts w:ascii="CMU Serif" w:eastAsia="標楷體" w:hAnsi="CMU Serif" w:hint="eastAsia"/>
+        </w:rPr>
+        <w:t>年金融危機與房市修正期間的影響。</w:t>
+      </w:r>
+      <w:r>
+        <w:rPr>
+          <w:rFonts w:ascii="CMU Serif" w:eastAsia="標楷體" w:hAnsi="CMU Serif" w:hint="eastAsia"/>
+        </w:rPr>
+        <w:t>ARIMAX</w:t>
+      </w:r>
+      <w:r>
+        <w:rPr>
+          <w:rFonts w:ascii="CMU Serif" w:eastAsia="標楷體" w:hAnsi="CMU Serif" w:hint="eastAsia"/>
+        </w:rPr>
+        <w:t>模型將以</w:t>
+      </w:r>
+      <w:r>
+        <w:rPr>
+          <w:rFonts w:ascii="CMU Serif" w:eastAsia="標楷體" w:hAnsi="CMU Serif" w:hint="eastAsia"/>
+        </w:rPr>
+        <w:t>ARIMA(1,1,1)</w:t>
+      </w:r>
+      <w:r>
+        <w:rPr>
+          <w:rFonts w:ascii="CMU Serif" w:eastAsia="標楷體" w:hAnsi="CMU Serif" w:hint="eastAsia"/>
+        </w:rPr>
+        <w:t>為基礎，分別比較加入</w:t>
+      </w:r>
+      <w:r>
+        <w:rPr>
+          <w:rFonts w:ascii="CMU Serif" w:eastAsia="標楷體" w:hAnsi="CMU Serif" w:hint="eastAsia"/>
+        </w:rPr>
+        <w:t>crisis dummy</w:t>
+      </w:r>
+      <w:r>
+        <w:rPr>
+          <w:rFonts w:ascii="CMU Serif" w:eastAsia="標楷體" w:hAnsi="CMU Serif" w:hint="eastAsia"/>
+        </w:rPr>
+        <w:t>，以及同時加入</w:t>
+      </w:r>
+      <w:r>
+        <w:rPr>
+          <w:rFonts w:ascii="CMU Serif" w:eastAsia="標楷體" w:hAnsi="CMU Serif" w:hint="eastAsia"/>
+        </w:rPr>
+        <w:t xml:space="preserve"> post-2002 dummy</w:t>
+      </w:r>
+      <w:r>
+        <w:rPr>
+          <w:rFonts w:ascii="CMU Serif" w:eastAsia="標楷體" w:hAnsi="CMU Serif" w:hint="eastAsia"/>
+        </w:rPr>
+        <w:t>與</w:t>
+      </w:r>
+      <w:r>
+        <w:rPr>
+          <w:rFonts w:ascii="CMU Serif" w:eastAsia="標楷體" w:hAnsi="CMU Serif" w:hint="eastAsia"/>
+        </w:rPr>
+        <w:t>crisis dummy</w:t>
+      </w:r>
+      <w:r>
+        <w:rPr>
+          <w:rFonts w:ascii="CMU Serif" w:eastAsia="標楷體" w:hAnsi="CMU Serif" w:hint="eastAsia"/>
+        </w:rPr>
+        <w:t>之模型表現。</w:t>
+      </w:r>
+    </w:p>
+    <w:p>
+      <w:pPr>
+        <w:widowControl/>
+        <w:spacing w:after="0"/>
+        <w:rPr>
+          <w:rFonts w:ascii="CMU Serif" w:eastAsia="標楷體" w:hAnsi="CMU Serif"/>
+        </w:rPr>
+      </w:pPr>
+    </w:p>
+    <w:p>
+      <w:pPr>
+        <w:widowControl/>
+        <w:spacing w:after="0"/>
+        <w:rPr>
+          <w:rFonts w:ascii="CMU Serif" w:eastAsia="標楷體" w:hAnsi="CMU Serif"/>
+        </w:rPr>
+      </w:pPr>
+      <w:r>
+        <w:rPr>
+          <w:rFonts w:ascii="CMU Serif" w:eastAsia="標楷體" w:hAnsi="CMU Serif" w:hint="eastAsia"/>
+        </w:rPr>
+        <w:t>綜合上述，候選模型包括：</w:t>
+      </w:r>
+    </w:p>
+    <w:p>
+      <w:pPr>
+        <w:pStyle w:val="a9"/>
+        <w:widowControl/>
+        <w:numPr>
+          <w:ilvl w:val="0"/>
+          <w:numId w:val="3"/>
+        </w:numPr>
+        <w:spacing w:after="0"/>
+        <w:rPr>
+          <w:rFonts w:ascii="CMU Serif" w:eastAsia="標楷體" w:hAnsi="CMU Serif"/>
+        </w:rPr>
+      </w:pPr>
+      <w:r>
+        <w:rPr>
+          <w:rFonts w:ascii="CMU Serif" w:eastAsia="標楷體" w:hAnsi="CMU Serif" w:hint="eastAsia"/>
+        </w:rPr>
+        <w:t xml:space="preserve">Random walk </w:t>
+      </w:r>
+      <w:r>
+        <w:rPr>
+          <w:rFonts w:ascii="CMU Serif" w:eastAsia="標楷體" w:hAnsi="CMU Serif" w:hint="eastAsia"/>
+        </w:rPr>
+        <w:t>with drift</w:t>
+      </w:r>
+    </w:p>
+    <w:p>
+      <w:pPr>
+        <w:pStyle w:val="a9"/>
+        <w:widowControl/>
+        <w:numPr>
+          <w:ilvl w:val="0"/>
+          <w:numId w:val="3"/>
+        </w:numPr>
+        <w:spacing w:after="0"/>
+        <w:rPr>
+          <w:rFonts w:ascii="CMU Serif" w:eastAsia="標楷體" w:hAnsi="CMU Serif"/>
+        </w:rPr>
+      </w:pPr>
+      <w:proofErr w:type="gramStart"/>
+      <w:r>
+        <w:rPr>
+          <w:rFonts w:ascii="CMU Serif" w:eastAsia="標楷體" w:hAnsi="CMU Serif" w:hint="eastAsia"/>
+        </w:rPr>
+        <w:t>ARIMA(</w:t>
+      </w:r>
+      <w:proofErr w:type="gramEnd"/>
+      <w:r>
+        <w:rPr>
+          <w:rFonts w:ascii="CMU Serif" w:eastAsia="標楷體" w:hAnsi="CMU Serif" w:hint="eastAsia"/>
+        </w:rPr>
+        <w:t>1,1,0)</w:t>
+      </w:r>
+    </w:p>
+    <w:p>
+      <w:pPr>
+        <w:pStyle w:val="a9"/>
+        <w:widowControl/>
+        <w:numPr>
+          <w:ilvl w:val="0"/>
+          <w:numId w:val="3"/>
+        </w:numPr>
+        <w:spacing w:after="0"/>
+        <w:rPr>
+          <w:rFonts w:ascii="CMU Serif" w:eastAsia="標楷體" w:hAnsi="CMU Serif"/>
+        </w:rPr>
+      </w:pPr>
+      <w:proofErr w:type="gramStart"/>
+      <w:r>
+        <w:rPr>
+          <w:rFonts w:ascii="CMU Serif" w:eastAsia="標楷體" w:hAnsi="CMU Serif" w:hint="eastAsia"/>
+        </w:rPr>
+        <w:t>ARIMA(</w:t>
+      </w:r>
+      <w:proofErr w:type="gramEnd"/>
+      <w:r>
+        <w:rPr>
+          <w:rFonts w:ascii="CMU Serif" w:eastAsia="標楷體" w:hAnsi="CMU Serif" w:hint="eastAsia"/>
+        </w:rPr>
+        <w:t>1,1,1)</w:t>
+      </w:r>
+    </w:p>
+    <w:p>
+      <w:pPr>
+        <w:pStyle w:val="a9"/>
+        <w:widowControl/>
+        <w:numPr>
+          <w:ilvl w:val="0"/>
+          <w:numId w:val="3"/>
+        </w:numPr>
+        <w:spacing w:after="0"/>
+        <w:rPr>
+          <w:rFonts w:ascii="CMU Serif" w:eastAsia="標楷體" w:hAnsi="CMU Serif"/>
+          <w:lang w:val="es-ES"/>
+        </w:rPr>
+      </w:pPr>
+      <w:r>
+        <w:rPr>
+          <w:rFonts w:ascii="CMU Serif" w:eastAsia="標楷體" w:hAnsi="CMU Serif" w:hint="eastAsia"/>
+          <w:lang w:val="es-ES"/>
+        </w:rPr>
+        <w:t>ARIMA(2,1,1)</w:t>
+      </w:r>
+    </w:p>
+    <w:p>
+      <w:pPr>
+        <w:pStyle w:val="a9"/>
+        <w:widowControl/>
+        <w:numPr>
+          <w:ilvl w:val="0"/>
+          <w:numId w:val="3"/>
+        </w:numPr>
+        <w:spacing w:after="0"/>
+        <w:rPr>
+          <w:rFonts w:ascii="CMU Serif" w:eastAsia="標楷體" w:hAnsi="CMU Serif"/>
+        </w:rPr>
+      </w:pPr>
+      <w:proofErr w:type="gramStart"/>
+      <w:r>
+        <w:rPr>
+          <w:rFonts w:ascii="CMU Serif" w:eastAsia="標楷體" w:hAnsi="CMU Serif" w:hint="eastAsia"/>
+        </w:rPr>
+        <w:t>SARIMA(</w:t>
+      </w:r>
+      <w:proofErr w:type="gramEnd"/>
+      <w:r>
+        <w:rPr>
+          <w:rFonts w:ascii="CMU Serif" w:eastAsia="標楷體" w:hAnsi="CMU Serif" w:hint="eastAsia"/>
+        </w:rPr>
+        <w:t>1,1,</w:t>
+      </w:r>
+      <w:proofErr w:type="gramStart"/>
+      <w:r>
+        <w:rPr>
+          <w:rFonts w:ascii="CMU Serif" w:eastAsia="標楷體" w:hAnsi="CMU Serif" w:hint="eastAsia"/>
+        </w:rPr>
+        <w:t>1)(</w:t>
+      </w:r>
+      <w:proofErr w:type="gramEnd"/>
+      <w:r>
+        <w:rPr>
+          <w:rFonts w:ascii="CMU Serif" w:eastAsia="標楷體" w:hAnsi="CMU Serif" w:hint="eastAsia"/>
+        </w:rPr>
+        <w:t>1,0,</w:t>
+      </w:r>
+      <w:proofErr w:type="gramStart"/>
+      <w:r>
+        <w:rPr>
+          <w:rFonts w:ascii="CMU Serif" w:eastAsia="標楷體" w:hAnsi="CMU Serif" w:hint="eastAsia"/>
+        </w:rPr>
+        <w:t>0)[</w:t>
+      </w:r>
+      <w:proofErr w:type="gramEnd"/>
+      <w:r>
+        <w:rPr>
+          <w:rFonts w:ascii="CMU Serif" w:eastAsia="標楷體" w:hAnsi="CMU Serif" w:hint="eastAsia"/>
+        </w:rPr>
+        <w:t>12]</w:t>
+      </w:r>
+    </w:p>
+    <w:p>
+      <w:pPr>
+        <w:pStyle w:val="a9"/>
+        <w:widowControl/>
+        <w:numPr>
+          <w:ilvl w:val="0"/>
+          <w:numId w:val="3"/>
+        </w:numPr>
+        <w:spacing w:after="0"/>
+        <w:rPr>
+          <w:rFonts w:ascii="CMU Serif" w:eastAsia="標楷體" w:hAnsi="CMU Serif"/>
+        </w:rPr>
+      </w:pPr>
+      <w:proofErr w:type="gramStart"/>
+      <w:r>
+        <w:rPr>
+          <w:rFonts w:ascii="CMU Serif" w:eastAsia="標楷體" w:hAnsi="CMU Serif" w:hint="eastAsia"/>
+        </w:rPr>
+        <w:t>SARIMA(</w:t>
+      </w:r>
+      <w:proofErr w:type="gramEnd"/>
+      <w:r>
+        <w:rPr>
+          <w:rFonts w:ascii="CMU Serif" w:eastAsia="標楷體" w:hAnsi="CMU Serif" w:hint="eastAsia"/>
+        </w:rPr>
+        <w:t>1,1,</w:t>
+      </w:r>
+      <w:proofErr w:type="gramStart"/>
+      <w:r>
+        <w:rPr>
+          <w:rFonts w:ascii="CMU Serif" w:eastAsia="標楷體" w:hAnsi="CMU Serif" w:hint="eastAsia"/>
+        </w:rPr>
+        <w:t>1)(</w:t>
+      </w:r>
+      <w:proofErr w:type="gramEnd"/>
+      <w:r>
+        <w:rPr>
+          <w:rFonts w:ascii="CMU Serif" w:eastAsia="標楷體" w:hAnsi="CMU Serif" w:hint="eastAsia"/>
+        </w:rPr>
+        <w:t>0,0,</w:t>
+      </w:r>
+      <w:proofErr w:type="gramStart"/>
+      <w:r>
+        <w:rPr>
+          <w:rFonts w:ascii="CMU Serif" w:eastAsia="標楷體" w:hAnsi="CMU Serif" w:hint="eastAsia"/>
+        </w:rPr>
+        <w:t>1)[</w:t>
+      </w:r>
+      <w:proofErr w:type="gramEnd"/>
+      <w:r>
+        <w:rPr>
+          <w:rFonts w:ascii="CMU Serif" w:eastAsia="標楷體" w:hAnsi="CMU Serif" w:hint="eastAsia"/>
+        </w:rPr>
+        <w:t>12]</w:t>
+      </w:r>
+    </w:p>
+    <w:p>
+      <w:pPr>
+        <w:pStyle w:val="a9"/>
+        <w:widowControl/>
+        <w:numPr>
+          <w:ilvl w:val="0"/>
+          <w:numId w:val="3"/>
+        </w:numPr>
+        <w:spacing w:after="0"/>
+        <w:rPr>
+          <w:rFonts w:ascii="CMU Serif" w:eastAsia="標楷體" w:hAnsi="CMU Serif"/>
+        </w:rPr>
+      </w:pPr>
+      <w:proofErr w:type="gramStart"/>
+      <w:r>
+        <w:rPr>
+          <w:rFonts w:ascii="CMU Serif" w:eastAsia="標楷體" w:hAnsi="CMU Serif" w:hint="eastAsia"/>
+        </w:rPr>
+        <w:t>ARIMAX(</w:t>
+      </w:r>
+      <w:proofErr w:type="gramEnd"/>
+      <w:r>
+        <w:rPr>
+          <w:rFonts w:ascii="CMU Serif" w:eastAsia="標楷體" w:hAnsi="CMU Serif" w:hint="eastAsia"/>
+        </w:rPr>
+        <w:t>1,1,1) with crisis dummy</w:t>
+      </w:r>
+    </w:p>
+    <w:p>
+      <w:pPr>
+        <w:pStyle w:val="a9"/>
+        <w:widowControl/>
+        <w:numPr>
+          <w:ilvl w:val="0"/>
+          <w:numId w:val="3"/>
+        </w:numPr>
+        <w:spacing w:after="0"/>
+        <w:rPr>
+          <w:rFonts w:ascii="CMU Serif" w:eastAsia="標楷體" w:hAnsi="CMU Serif"/>
+        </w:rPr>
+      </w:pPr>
+      <w:proofErr w:type="gramStart"/>
+      <w:r>
+        <w:rPr>
+          <w:rFonts w:ascii="CMU Serif" w:eastAsia="標楷體" w:hAnsi="CMU Serif" w:hint="eastAsia"/>
+        </w:rPr>
+        <w:t>ARIMAX(</w:t>
+      </w:r>
+      <w:proofErr w:type="gramEnd"/>
+      <w:r>
+        <w:rPr>
+          <w:rFonts w:ascii="CMU Serif" w:eastAsia="標楷體" w:hAnsi="CMU Serif" w:hint="eastAsia"/>
+        </w:rPr>
+        <w:t>1,1,1) with post-2002 dummy and crisis dumm</w:t>
+      </w:r>
+      <w:r>
+        <w:rPr>
+          <w:rFonts w:ascii="CMU Serif" w:eastAsia="標楷體" w:hAnsi="CMU Serif" w:hint="eastAsia"/>
+        </w:rPr>
+        <w:t>y</w:t>
+      </w:r>
+    </w:p>
+    <w:p>
+      <w:pPr>
+        <w:widowControl/>
+        <w:spacing w:after="0"/>
+        <w:rPr>
+          <w:rFonts w:ascii="CMU Serif" w:eastAsia="標楷體" w:hAnsi="CMU Serif"/>
+        </w:rPr>
+      </w:pPr>
+    </w:p>
+    <w:p>
+      <w:pPr>
+        <w:widowControl/>
+        <w:spacing w:after="0"/>
+        <w:rPr>
+          <w:rFonts w:ascii="CMU Serif" w:eastAsia="標楷體" w:hAnsi="CMU Serif"/>
+          <w:b/>
+          <w:bCs/>
+          <w:sz w:val="28"/>
+          <w:szCs w:val="28"/>
+        </w:rPr>
+      </w:pPr>
+      <w:r>
+        <w:rPr>
+          <w:rFonts w:ascii="CMU Serif" w:eastAsia="標楷體" w:hAnsi="CMU Serif" w:hint="eastAsia"/>
+          <w:b/>
+          <w:bCs/>
+          <w:sz w:val="28"/>
+          <w:szCs w:val="28"/>
+        </w:rPr>
+        <w:t xml:space="preserve">5.5 </w:t>
+      </w:r>
+      <w:r>
+        <w:rPr>
+          <w:rFonts w:ascii="CMU Serif" w:eastAsia="標楷體" w:hAnsi="CMU Serif" w:hint="eastAsia"/>
+          <w:b/>
+          <w:bCs/>
+          <w:sz w:val="28"/>
+          <w:szCs w:val="28"/>
+        </w:rPr>
+        <w:t>模型選擇準則</w:t>
+      </w:r>
+      <w:r>
+        <w:rPr>
+          <w:rFonts w:ascii="CMU Serif" w:eastAsia="標楷體" w:hAnsi="CMU Serif" w:hint="eastAsia"/>
+          <w:b/>
+          <w:bCs/>
+          <w:sz w:val="28"/>
+          <w:szCs w:val="28"/>
+        </w:rPr>
+        <w:t xml:space="preserve"> ( Model Selection Criteria )</w:t>
+      </w:r>
+    </w:p>
+    <w:p>
+      <w:pPr>
+        <w:widowControl/>
+        <w:spacing w:after="0"/>
+        <w:rPr>
+          <w:rFonts w:ascii="CMU Serif" w:eastAsia="標楷體" w:hAnsi="CMU Serif" w:hint="eastAsia"/>
+        </w:rPr>
+      </w:pPr>
+      <w:r>
+        <w:rPr>
+          <w:rFonts w:ascii="CMU Serif" w:eastAsia="標楷體" w:hAnsi="CMU Serif" w:hint="eastAsia"/>
+        </w:rPr>
+        <w:lastRenderedPageBreak/>
+        <w:t>本報告將由</w:t>
+      </w:r>
+      <w:proofErr w:type="gramStart"/>
+      <w:r>
+        <w:rPr>
+          <w:rFonts w:ascii="CMU Serif" w:eastAsia="標楷體" w:hAnsi="CMU Serif" w:hint="eastAsia"/>
+        </w:rPr>
+        <w:t>模型配適</w:t>
+      </w:r>
+      <w:proofErr w:type="gramEnd"/>
+      <w:r>
+        <w:rPr>
+          <w:rFonts w:ascii="CMU Serif" w:eastAsia="標楷體" w:hAnsi="CMU Serif" w:hint="eastAsia"/>
+        </w:rPr>
+        <w:t>、樣本外預測能力</w:t>
+      </w:r>
+      <w:proofErr w:type="gramStart"/>
+      <w:r>
+        <w:rPr>
+          <w:rFonts w:ascii="CMU Serif" w:eastAsia="標楷體" w:hAnsi="CMU Serif" w:hint="eastAsia"/>
+        </w:rPr>
+        <w:t>與殘差診斷</w:t>
+      </w:r>
+      <w:proofErr w:type="gramEnd"/>
+      <w:r>
+        <w:rPr>
+          <w:rFonts w:ascii="CMU Serif" w:eastAsia="標楷體" w:hAnsi="CMU Serif" w:hint="eastAsia"/>
+        </w:rPr>
+        <w:t>三個面向選擇最終模型。首先，針對各候選模型在訓練資料上</w:t>
+      </w:r>
+      <w:proofErr w:type="gramStart"/>
+      <w:r>
+        <w:rPr>
+          <w:rFonts w:ascii="CMU Serif" w:eastAsia="標楷體" w:hAnsi="CMU Serif" w:hint="eastAsia"/>
+        </w:rPr>
+        <w:t>的配適結果</w:t>
+      </w:r>
+      <w:proofErr w:type="gramEnd"/>
+      <w:r>
+        <w:rPr>
+          <w:rFonts w:ascii="CMU Serif" w:eastAsia="標楷體" w:hAnsi="CMU Serif" w:hint="eastAsia"/>
+        </w:rPr>
+        <w:t>，使用</w:t>
+      </w:r>
+      <w:proofErr w:type="spellStart"/>
+      <w:r>
+        <w:rPr>
+          <w:rFonts w:ascii="CMU Serif" w:eastAsia="標楷體" w:hAnsi="CMU Serif" w:hint="eastAsia"/>
+        </w:rPr>
+        <w:t>AICc</w:t>
+      </w:r>
+      <w:proofErr w:type="spellEnd"/>
+      <w:r>
+        <w:rPr>
+          <w:rFonts w:ascii="CMU Serif" w:eastAsia="標楷體" w:hAnsi="CMU Serif" w:hint="eastAsia"/>
+        </w:rPr>
+        <w:t>與</w:t>
+      </w:r>
+      <w:r>
+        <w:rPr>
+          <w:rFonts w:ascii="CMU Serif" w:eastAsia="標楷體" w:hAnsi="CMU Serif" w:hint="eastAsia"/>
+        </w:rPr>
+        <w:t>BIC</w:t>
+      </w:r>
+      <w:r>
+        <w:rPr>
+          <w:rFonts w:ascii="CMU Serif" w:eastAsia="標楷體" w:hAnsi="CMU Serif" w:hint="eastAsia"/>
+        </w:rPr>
+        <w:t>作為模型選擇指標。</w:t>
+      </w:r>
+      <w:proofErr w:type="spellStart"/>
+      <w:r>
+        <w:rPr>
+          <w:rFonts w:ascii="CMU Serif" w:eastAsia="標楷體" w:hAnsi="CMU Serif" w:hint="eastAsia"/>
+        </w:rPr>
+        <w:t>AICc</w:t>
+      </w:r>
+      <w:proofErr w:type="spellEnd"/>
+      <w:r>
+        <w:rPr>
+          <w:rFonts w:ascii="CMU Serif" w:eastAsia="標楷體" w:hAnsi="CMU Serif" w:hint="eastAsia"/>
+        </w:rPr>
+        <w:t>用於衡量</w:t>
+      </w:r>
+      <w:proofErr w:type="gramStart"/>
+      <w:r>
+        <w:rPr>
+          <w:rFonts w:ascii="CMU Serif" w:eastAsia="標楷體" w:hAnsi="CMU Serif" w:hint="eastAsia"/>
+        </w:rPr>
+        <w:t>模型配適程度</w:t>
+      </w:r>
+      <w:proofErr w:type="gramEnd"/>
+      <w:r>
+        <w:rPr>
+          <w:rFonts w:ascii="CMU Serif" w:eastAsia="標楷體" w:hAnsi="CMU Serif" w:hint="eastAsia"/>
+        </w:rPr>
+        <w:t>並修正有限樣本下的模型複雜度問題，</w:t>
+      </w:r>
+      <w:r>
+        <w:rPr>
+          <w:rFonts w:ascii="CMU Serif" w:eastAsia="標楷體" w:hAnsi="CMU Serif" w:hint="eastAsia"/>
+        </w:rPr>
+        <w:t>比</w:t>
+      </w:r>
+      <w:r>
+        <w:rPr>
+          <w:rFonts w:ascii="CMU Serif" w:eastAsia="標楷體" w:hAnsi="CMU Serif" w:hint="eastAsia"/>
+        </w:rPr>
+        <w:t>AIC</w:t>
+      </w:r>
+      <w:r>
+        <w:rPr>
+          <w:rFonts w:ascii="CMU Serif" w:eastAsia="標楷體" w:hAnsi="CMU Serif" w:hint="eastAsia"/>
+        </w:rPr>
+        <w:t>更</w:t>
+      </w:r>
+      <w:r>
+        <w:rPr>
+          <w:rFonts w:ascii="CMU Serif" w:eastAsia="標楷體" w:hAnsi="CMU Serif" w:hint="eastAsia"/>
+        </w:rPr>
+        <w:t>適合</w:t>
+      </w:r>
+      <w:r>
+        <w:rPr>
+          <w:rFonts w:ascii="CMU Serif" w:eastAsia="標楷體" w:hAnsi="CMU Serif" w:hint="eastAsia"/>
+        </w:rPr>
+        <w:t>此次</w:t>
+      </w:r>
+      <w:r>
+        <w:rPr>
+          <w:rFonts w:ascii="CMU Serif" w:eastAsia="標楷體" w:hAnsi="CMU Serif" w:hint="eastAsia"/>
+        </w:rPr>
+        <w:t>樣本；</w:t>
+      </w:r>
+      <w:r>
+        <w:rPr>
+          <w:rFonts w:ascii="CMU Serif" w:eastAsia="標楷體" w:hAnsi="CMU Serif" w:hint="eastAsia"/>
+        </w:rPr>
+        <w:t>BIC</w:t>
+      </w:r>
+      <w:r>
+        <w:rPr>
+          <w:rFonts w:ascii="CMU Serif" w:eastAsia="標楷體" w:hAnsi="CMU Serif" w:hint="eastAsia"/>
+        </w:rPr>
+        <w:t>則對參數數量給予較高懲罰，用以檢查較簡潔的模型是否已足夠描述資料結構。</w:t>
+      </w:r>
+    </w:p>
+    <w:p>
+      <w:pPr>
+        <w:widowControl/>
+        <w:spacing w:after="0"/>
+        <w:rPr>
+          <w:rFonts w:ascii="CMU Serif" w:eastAsia="標楷體" w:hAnsi="CMU Serif"/>
+        </w:rPr>
+      </w:pPr>
+    </w:p>
+    <w:p>
+      <w:pPr>
+        <w:widowControl/>
+        <w:spacing w:after="0"/>
+        <w:rPr>
+          <w:rFonts w:ascii="CMU Serif" w:eastAsia="標楷體" w:hAnsi="CMU Serif" w:hint="eastAsia"/>
+        </w:rPr>
+      </w:pPr>
+      <w:r>
+        <w:rPr>
+          <w:rFonts w:ascii="CMU Serif" w:eastAsia="標楷體" w:hAnsi="CMU Serif" w:hint="eastAsia"/>
+        </w:rPr>
+        <w:t>其次，為評估模型的樣本外預測能力</w:t>
+      </w:r>
+      <w:r>
+        <w:rPr>
+          <w:rFonts w:ascii="CMU Serif" w:eastAsia="標楷體" w:hAnsi="CMU Serif" w:hint="eastAsia"/>
+        </w:rPr>
+        <w:t>，將</w:t>
+      </w:r>
+      <w:r>
+        <w:rPr>
+          <w:rFonts w:ascii="CMU Serif" w:eastAsia="標楷體" w:hAnsi="CMU Serif" w:hint="eastAsia"/>
+        </w:rPr>
+        <w:t>以</w:t>
+      </w:r>
+      <w:r>
+        <w:rPr>
+          <w:rFonts w:ascii="CMU Serif" w:eastAsia="標楷體" w:hAnsi="CMU Serif" w:hint="eastAsia"/>
+        </w:rPr>
+        <w:t>RMSE</w:t>
+      </w:r>
+      <w:r>
+        <w:rPr>
+          <w:rFonts w:ascii="CMU Serif" w:eastAsia="標楷體" w:hAnsi="CMU Serif" w:hint="eastAsia"/>
+        </w:rPr>
+        <w:t>、</w:t>
+      </w:r>
+      <w:r>
+        <w:rPr>
+          <w:rFonts w:ascii="CMU Serif" w:eastAsia="標楷體" w:hAnsi="CMU Serif" w:hint="eastAsia"/>
+        </w:rPr>
+        <w:t>MAE</w:t>
+      </w:r>
+      <w:r>
+        <w:rPr>
+          <w:rFonts w:ascii="CMU Serif" w:eastAsia="標楷體" w:hAnsi="CMU Serif" w:hint="eastAsia"/>
+        </w:rPr>
+        <w:t>與</w:t>
+      </w:r>
+      <w:r>
+        <w:rPr>
+          <w:rFonts w:ascii="CMU Serif" w:eastAsia="標楷體" w:hAnsi="CMU Serif" w:hint="eastAsia"/>
+        </w:rPr>
+        <w:t>MAPE</w:t>
+      </w:r>
+      <w:r>
+        <w:rPr>
+          <w:rFonts w:ascii="CMU Serif" w:eastAsia="標楷體" w:hAnsi="CMU Serif" w:hint="eastAsia"/>
+        </w:rPr>
+        <w:t>衡量</w:t>
+      </w:r>
+      <w:r>
+        <w:rPr>
+          <w:rFonts w:ascii="CMU Serif" w:eastAsia="標楷體" w:hAnsi="CMU Serif" w:hint="eastAsia"/>
+        </w:rPr>
+        <w:t>2012</w:t>
+      </w:r>
+      <w:r>
+        <w:rPr>
+          <w:rFonts w:ascii="CMU Serif" w:eastAsia="標楷體" w:hAnsi="CMU Serif" w:hint="eastAsia"/>
+        </w:rPr>
+        <w:t>年</w:t>
+      </w:r>
+      <w:r>
+        <w:rPr>
+          <w:rFonts w:ascii="CMU Serif" w:eastAsia="標楷體" w:hAnsi="CMU Serif" w:hint="eastAsia"/>
+        </w:rPr>
+        <w:t>5</w:t>
+      </w:r>
+      <w:r>
+        <w:rPr>
+          <w:rFonts w:ascii="CMU Serif" w:eastAsia="標楷體" w:hAnsi="CMU Serif" w:hint="eastAsia"/>
+        </w:rPr>
+        <w:t>月至</w:t>
+      </w:r>
+      <w:r>
+        <w:rPr>
+          <w:rFonts w:ascii="CMU Serif" w:eastAsia="標楷體" w:hAnsi="CMU Serif" w:hint="eastAsia"/>
+        </w:rPr>
+        <w:t xml:space="preserve"> 2013</w:t>
+      </w:r>
+      <w:r>
+        <w:rPr>
+          <w:rFonts w:ascii="CMU Serif" w:eastAsia="標楷體" w:hAnsi="CMU Serif" w:hint="eastAsia"/>
+        </w:rPr>
+        <w:t>年</w:t>
+      </w:r>
+      <w:r>
+        <w:rPr>
+          <w:rFonts w:ascii="CMU Serif" w:eastAsia="標楷體" w:hAnsi="CMU Serif" w:hint="eastAsia"/>
+        </w:rPr>
+        <w:t>4</w:t>
+      </w:r>
+      <w:r>
+        <w:rPr>
+          <w:rFonts w:ascii="CMU Serif" w:eastAsia="標楷體" w:hAnsi="CMU Serif" w:hint="eastAsia"/>
+        </w:rPr>
+        <w:t>月的</w:t>
+      </w:r>
+      <w:r>
+        <w:rPr>
+          <w:rFonts w:ascii="CMU Serif" w:eastAsia="標楷體" w:hAnsi="CMU Serif" w:hint="eastAsia"/>
+        </w:rPr>
+        <w:t>HPI</w:t>
+      </w:r>
+      <w:r>
+        <w:rPr>
+          <w:rFonts w:ascii="CMU Serif" w:eastAsia="標楷體" w:hAnsi="CMU Serif" w:hint="eastAsia"/>
+        </w:rPr>
+        <w:t>預測表現</w:t>
+      </w:r>
+      <w:r>
+        <w:rPr>
+          <w:rFonts w:ascii="CMU Serif" w:eastAsia="標楷體" w:hAnsi="CMU Serif" w:hint="eastAsia"/>
+        </w:rPr>
+        <w:t>，其中</w:t>
+      </w:r>
+      <w:r>
+        <w:rPr>
+          <w:rFonts w:ascii="CMU Serif" w:eastAsia="標楷體" w:hAnsi="CMU Serif" w:hint="eastAsia"/>
+        </w:rPr>
+        <w:t>RMSE</w:t>
+      </w:r>
+      <w:r>
+        <w:rPr>
+          <w:rFonts w:ascii="CMU Serif" w:eastAsia="標楷體" w:hAnsi="CMU Serif" w:hint="eastAsia"/>
+        </w:rPr>
+        <w:t>對較大的預測誤差較敏感，</w:t>
+      </w:r>
+      <w:r>
+        <w:rPr>
+          <w:rFonts w:ascii="CMU Serif" w:eastAsia="標楷體" w:hAnsi="CMU Serif" w:hint="eastAsia"/>
+        </w:rPr>
+        <w:t>MAE</w:t>
+      </w:r>
+      <w:r>
+        <w:rPr>
+          <w:rFonts w:ascii="CMU Serif" w:eastAsia="標楷體" w:hAnsi="CMU Serif" w:hint="eastAsia"/>
+        </w:rPr>
+        <w:t>反映平均絕對誤差大小，</w:t>
+      </w:r>
+      <w:r>
+        <w:rPr>
+          <w:rFonts w:ascii="CMU Serif" w:eastAsia="標楷體" w:hAnsi="CMU Serif" w:hint="eastAsia"/>
+        </w:rPr>
+        <w:t xml:space="preserve">MAPE </w:t>
+      </w:r>
+      <w:r>
+        <w:rPr>
+          <w:rFonts w:ascii="CMU Serif" w:eastAsia="標楷體" w:hAnsi="CMU Serif" w:hint="eastAsia"/>
+        </w:rPr>
+        <w:t>則以百分比形式呈現預測誤差，便於比較與實務解釋。</w:t>
+      </w:r>
+    </w:p>
+    <w:p>
+      <w:pPr>
+        <w:widowControl/>
+        <w:spacing w:after="0"/>
+        <w:rPr>
+          <w:rFonts w:ascii="CMU Serif" w:eastAsia="標楷體" w:hAnsi="CMU Serif"/>
+        </w:rPr>
+      </w:pPr>
+    </w:p>
+    <w:p>
+      <w:pPr>
+        <w:widowControl/>
+        <w:spacing w:after="0"/>
+        <w:rPr>
+          <w:rFonts w:ascii="CMU Serif" w:eastAsia="標楷體" w:hAnsi="CMU Serif" w:hint="eastAsia"/>
+        </w:rPr>
+      </w:pPr>
+      <w:r>
+        <w:rPr>
+          <w:rFonts w:ascii="CMU Serif" w:eastAsia="標楷體" w:hAnsi="CMU Serif" w:hint="eastAsia"/>
+        </w:rPr>
+        <w:t>最</w:t>
+      </w:r>
+      <w:r>
+        <w:rPr>
+          <w:rFonts w:ascii="CMU Serif" w:eastAsia="標楷體" w:hAnsi="CMU Serif" w:hint="eastAsia"/>
+        </w:rPr>
+        <w:t>後</w:t>
+      </w:r>
+      <w:proofErr w:type="gramStart"/>
+      <w:r>
+        <w:rPr>
+          <w:rFonts w:ascii="CMU Serif" w:eastAsia="標楷體" w:hAnsi="CMU Serif" w:hint="eastAsia"/>
+        </w:rPr>
+        <w:t>進行殘差診斷</w:t>
+      </w:r>
+      <w:proofErr w:type="gramEnd"/>
+      <w:r>
+        <w:rPr>
+          <w:rFonts w:ascii="CMU Serif" w:eastAsia="標楷體" w:hAnsi="CMU Serif" w:hint="eastAsia"/>
+        </w:rPr>
+        <w:t>，以確認模型是否已充分捕捉資料中的時間相依結構。診斷內容</w:t>
+      </w:r>
+      <w:proofErr w:type="gramStart"/>
+      <w:r>
+        <w:rPr>
+          <w:rFonts w:ascii="CMU Serif" w:eastAsia="標楷體" w:hAnsi="CMU Serif" w:hint="eastAsia"/>
+        </w:rPr>
+        <w:t>包括殘差時間</w:t>
+      </w:r>
+      <w:proofErr w:type="gramEnd"/>
+      <w:r>
+        <w:rPr>
+          <w:rFonts w:ascii="CMU Serif" w:eastAsia="標楷體" w:hAnsi="CMU Serif" w:hint="eastAsia"/>
+        </w:rPr>
+        <w:t>序列圖、</w:t>
+      </w:r>
+      <w:proofErr w:type="gramStart"/>
+      <w:r>
+        <w:rPr>
+          <w:rFonts w:ascii="CMU Serif" w:eastAsia="標楷體" w:hAnsi="CMU Serif" w:hint="eastAsia"/>
+        </w:rPr>
+        <w:t>殘差</w:t>
+      </w:r>
+      <w:proofErr w:type="gramEnd"/>
+      <w:r>
+        <w:rPr>
+          <w:rFonts w:ascii="CMU Serif" w:eastAsia="標楷體" w:hAnsi="CMU Serif" w:hint="eastAsia"/>
+        </w:rPr>
+        <w:t xml:space="preserve"> ACF </w:t>
+      </w:r>
+      <w:r>
+        <w:rPr>
+          <w:rFonts w:ascii="CMU Serif" w:eastAsia="標楷體" w:hAnsi="CMU Serif" w:hint="eastAsia"/>
+        </w:rPr>
+        <w:t>圖與</w:t>
+      </w:r>
+      <w:r>
+        <w:rPr>
+          <w:rFonts w:ascii="CMU Serif" w:eastAsia="標楷體" w:hAnsi="CMU Serif" w:hint="eastAsia"/>
+        </w:rPr>
+        <w:t xml:space="preserve"> Ljung-Box test</w:t>
+      </w:r>
+      <w:r>
+        <w:rPr>
+          <w:rFonts w:ascii="CMU Serif" w:eastAsia="標楷體" w:hAnsi="CMU Serif" w:hint="eastAsia"/>
+        </w:rPr>
+        <w:t>。</w:t>
+      </w:r>
+      <w:proofErr w:type="gramStart"/>
+      <w:r>
+        <w:rPr>
+          <w:rFonts w:ascii="CMU Serif" w:eastAsia="標楷體" w:hAnsi="CMU Serif" w:hint="eastAsia"/>
+        </w:rPr>
+        <w:t>若殘差</w:t>
+      </w:r>
+      <w:proofErr w:type="gramEnd"/>
+      <w:r>
+        <w:rPr>
+          <w:rFonts w:ascii="CMU Serif" w:eastAsia="標楷體" w:hAnsi="CMU Serif" w:hint="eastAsia"/>
+        </w:rPr>
+        <w:t>仍存在明顯自我相關，表示模型可能尚未充分描述序列結構，即使其</w:t>
+      </w:r>
+      <w:r>
+        <w:rPr>
+          <w:rFonts w:ascii="CMU Serif" w:eastAsia="標楷體" w:hAnsi="CMU Serif" w:hint="eastAsia"/>
+        </w:rPr>
+        <w:t xml:space="preserve"> </w:t>
+      </w:r>
+      <w:proofErr w:type="spellStart"/>
+      <w:r>
+        <w:rPr>
+          <w:rFonts w:ascii="CMU Serif" w:eastAsia="標楷體" w:hAnsi="CMU Serif" w:hint="eastAsia"/>
+        </w:rPr>
+        <w:t>AICc</w:t>
+      </w:r>
+      <w:proofErr w:type="spellEnd"/>
+      <w:r>
+        <w:rPr>
+          <w:rFonts w:ascii="CMU Serif" w:eastAsia="標楷體" w:hAnsi="CMU Serif" w:hint="eastAsia"/>
+        </w:rPr>
+        <w:t xml:space="preserve"> </w:t>
+      </w:r>
+      <w:r>
+        <w:rPr>
+          <w:rFonts w:ascii="CMU Serif" w:eastAsia="標楷體" w:hAnsi="CMU Serif" w:hint="eastAsia"/>
+        </w:rPr>
+        <w:t>或預測誤差較低，也不宜直接作為最終模型。</w:t>
+      </w:r>
+    </w:p>
+    <w:p>
+      <w:pPr>
+        <w:widowControl/>
+        <w:spacing w:after="0"/>
+        <w:rPr>
+          <w:rFonts w:ascii="CMU Serif" w:eastAsia="標楷體" w:hAnsi="CMU Serif"/>
+        </w:rPr>
+      </w:pPr>
+    </w:p>
+    <w:p>
+      <w:pPr>
+        <w:widowControl/>
+        <w:spacing w:after="0"/>
+        <w:rPr>
+          <w:rFonts w:ascii="CMU Serif" w:eastAsia="標楷體" w:hAnsi="CMU Serif"/>
+        </w:rPr>
+      </w:pPr>
+      <w:r>
+        <w:rPr>
+          <w:rFonts w:ascii="CMU Serif" w:eastAsia="標楷體" w:hAnsi="CMU Serif" w:hint="eastAsia"/>
+        </w:rPr>
+        <w:t>綜合而言，最終模型不會僅依據單一指標選擇。若不同指標指向不同模型，將優先選擇測試集預測表現穩定、</w:t>
+      </w:r>
+      <w:proofErr w:type="gramStart"/>
+      <w:r>
+        <w:rPr>
+          <w:rFonts w:ascii="CMU Serif" w:eastAsia="標楷體" w:hAnsi="CMU Serif" w:hint="eastAsia"/>
+        </w:rPr>
+        <w:t>殘差接近</w:t>
+      </w:r>
+      <w:proofErr w:type="gramEnd"/>
+      <w:r>
+        <w:rPr>
+          <w:rFonts w:ascii="CMU Serif" w:eastAsia="標楷體" w:hAnsi="CMU Serif" w:hint="eastAsia"/>
+        </w:rPr>
+        <w:t>白噪音，且模型結構不過度複雜者，作為兼具統計合理性與實務解釋性的最終模型。</w:t>
+      </w:r>
+    </w:p>
+    <w:p>
+      <w:pPr>
+        <w:widowControl/>
+        <w:spacing w:after="0"/>
+        <w:rPr>
+          <w:rFonts w:ascii="CMU Serif" w:eastAsia="標楷體" w:hAnsi="CMU Serif" w:hint="eastAsia"/>
+        </w:rPr>
+      </w:pPr>
+    </w:p>
+    <w:p>
+      <w:pPr>
+        <w:widowControl/>
+        <w:spacing w:after="0"/>
+        <w:rPr>
+          <w:rFonts w:ascii="CMU Serif" w:eastAsia="標楷體" w:hAnsi="CMU Serif"/>
+        </w:rPr>
+      </w:pPr>
+    </w:p>
+    <w:p>
+      <w:pPr>
+        <w:widowControl/>
+        <w:spacing w:after="0"/>
+        <w:rPr>
+          <w:rFonts w:ascii="CMU Serif" w:eastAsia="標楷體" w:hAnsi="CMU Serif"/>
+        </w:rPr>
+      </w:pPr>
+    </w:p>
+    <w:p>
+      <w:pPr>
+        <w:widowControl/>
+        <w:spacing w:after="0"/>
+        <w:rPr>
+          <w:rFonts w:ascii="CMU Serif" w:eastAsia="標楷體" w:hAnsi="CMU Serif"/>
+        </w:rPr>
+      </w:pPr>
+    </w:p>
+    <w:p>
+      <w:pPr>
+        <w:widowControl/>
+        <w:spacing w:after="0"/>
+        <w:rPr>
+          <w:rFonts w:ascii="CMU Serif" w:eastAsia="標楷體" w:hAnsi="CMU Serif"/>
+        </w:rPr>
+      </w:pPr>
+    </w:p>
+    <w:p>
+      <w:pPr>
+        <w:widowControl/>
+        <w:spacing w:after="0"/>
+        <w:rPr>
+          <w:rFonts w:ascii="CMU Serif" w:eastAsia="標楷體" w:hAnsi="CMU Serif"/>
+        </w:rPr>
+      </w:pPr>
+    </w:p>
+    <w:p>
+      <w:pPr>
+        <w:widowControl/>
+        <w:spacing w:after="0"/>
+        <w:rPr>
+          <w:rFonts w:ascii="CMU Serif" w:eastAsia="標楷體" w:hAnsi="CMU Serif"/>
+        </w:rPr>
+      </w:pPr>
+    </w:p>
+    <w:p>
+      <w:pPr>
+        <w:widowControl/>
+        <w:spacing w:after="0"/>
+        <w:rPr>
+          <w:rFonts w:ascii="CMU Serif" w:eastAsia="標楷體" w:hAnsi="CMU Serif"/>
+        </w:rPr>
+      </w:pPr>
+    </w:p>
+    <w:p>
+      <w:pPr>
+        <w:widowControl/>
+        <w:spacing w:after="0"/>
+        <w:rPr>
+          <w:rFonts w:ascii="CMU Serif" w:eastAsia="標楷體" w:hAnsi="CMU Serif"/>
+        </w:rPr>
+      </w:pPr>
+      <w:r>
+        <w:rPr>
+          <w:rFonts w:ascii="CMU Serif" w:eastAsia="標楷體" w:hAnsi="CMU Serif" w:hint="eastAsia"/>
+        </w:rPr>
+        <w:t>可改進方向（補充章節）</w:t>
+      </w:r>
+    </w:p>
+    <w:p>
+      <w:pPr>
+        <w:widowControl/>
+        <w:spacing w:after="0"/>
+        <w:rPr>
+          <w:rFonts w:ascii="CMU Serif" w:eastAsia="標楷體" w:hAnsi="CMU Serif"/>
+        </w:rPr>
+      </w:pPr>
+      <w:r>
+        <w:rPr>
+          <w:rFonts w:ascii="CMU Serif" w:eastAsia="標楷體" w:hAnsi="CMU Serif"/>
+        </w:rPr>
+        <w:t>本研究以單變量</w:t>
+      </w:r>
+      <w:r>
+        <w:rPr>
+          <w:rFonts w:ascii="CMU Serif" w:eastAsia="標楷體" w:hAnsi="CMU Serif"/>
+        </w:rPr>
+        <w:t xml:space="preserve"> HPI </w:t>
+      </w:r>
+      <w:r>
+        <w:rPr>
+          <w:rFonts w:ascii="CMU Serif" w:eastAsia="標楷體" w:hAnsi="CMU Serif"/>
+        </w:rPr>
+        <w:t>進行</w:t>
+      </w:r>
+      <w:r>
+        <w:rPr>
+          <w:rFonts w:ascii="CMU Serif" w:eastAsia="標楷體" w:hAnsi="CMU Serif"/>
+        </w:rPr>
+        <w:t xml:space="preserve"> ARIMA </w:t>
+      </w:r>
+      <w:r>
+        <w:rPr>
+          <w:rFonts w:ascii="CMU Serif" w:eastAsia="標楷體" w:hAnsi="CMU Serif"/>
+        </w:rPr>
+        <w:t>類模型分析，優點是模型架構簡潔，且可直接觀察住宅價格指數本身的時間變化。然而，房價轉折往往受到所得、租金、利率、信用條件與總體景氣等因素影響，單變量模型可能無法完整捕捉這些外部因素。</w:t>
+      </w:r>
+      <w:r>
+        <w:rPr>
+          <w:rFonts w:ascii="CMU Serif" w:eastAsia="標楷體" w:hAnsi="CMU Serif"/>
+        </w:rPr>
+        <w:t>Larson</w:t>
+      </w:r>
+      <w:r>
+        <w:rPr>
+          <w:rFonts w:ascii="CMU Serif" w:eastAsia="標楷體" w:hAnsi="CMU Serif"/>
+        </w:rPr>
+        <w:t>（</w:t>
+      </w:r>
+      <w:r>
+        <w:rPr>
+          <w:rFonts w:ascii="CMU Serif" w:eastAsia="標楷體" w:hAnsi="CMU Serif"/>
+        </w:rPr>
+        <w:t>2011</w:t>
+      </w:r>
+      <w:r>
+        <w:rPr>
+          <w:rFonts w:ascii="CMU Serif" w:eastAsia="標楷體" w:hAnsi="CMU Serif"/>
+        </w:rPr>
+        <w:t>）指出，</w:t>
+      </w:r>
+      <w:proofErr w:type="gramStart"/>
+      <w:r>
+        <w:rPr>
+          <w:rFonts w:ascii="CMU Serif" w:eastAsia="標楷體" w:hAnsi="CMU Serif"/>
+        </w:rPr>
+        <w:t>多變量且</w:t>
+      </w:r>
+      <w:proofErr w:type="gramEnd"/>
+      <w:r>
+        <w:rPr>
+          <w:rFonts w:ascii="CMU Serif" w:eastAsia="標楷體" w:hAnsi="CMU Serif"/>
+        </w:rPr>
+        <w:t>具有經濟理論基礎的模型，特別是</w:t>
+      </w:r>
+      <w:r>
+        <w:rPr>
+          <w:rFonts w:ascii="CMU Serif" w:eastAsia="標楷體" w:hAnsi="CMU Serif"/>
+        </w:rPr>
+        <w:t xml:space="preserve"> error correction models</w:t>
+      </w:r>
+      <w:r>
+        <w:rPr>
+          <w:rFonts w:ascii="CMU Serif" w:eastAsia="標楷體" w:hAnsi="CMU Serif"/>
+        </w:rPr>
+        <w:t>，在預測房市轉折時可能較具優勢。</w:t>
+      </w:r>
+      <w:r>
+        <w:rPr>
+          <w:rFonts w:ascii="CMU Serif" w:eastAsia="標楷體" w:hAnsi="CMU Serif"/>
+        </w:rPr>
+        <w:t>Zietz and Traian</w:t>
+      </w:r>
+      <w:r>
+        <w:rPr>
+          <w:rFonts w:ascii="CMU Serif" w:eastAsia="標楷體" w:hAnsi="CMU Serif"/>
+        </w:rPr>
+        <w:t>（</w:t>
+      </w:r>
+      <w:r>
+        <w:rPr>
+          <w:rFonts w:ascii="CMU Serif" w:eastAsia="標楷體" w:hAnsi="CMU Serif"/>
+        </w:rPr>
+        <w:t>2014</w:t>
+      </w:r>
+      <w:r>
+        <w:rPr>
+          <w:rFonts w:ascii="CMU Serif" w:eastAsia="標楷體" w:hAnsi="CMU Serif"/>
+        </w:rPr>
+        <w:t>）則比較</w:t>
+      </w:r>
+      <w:r>
+        <w:rPr>
+          <w:rFonts w:ascii="CMU Serif" w:eastAsia="標楷體" w:hAnsi="CMU Serif"/>
+        </w:rPr>
+        <w:t xml:space="preserve"> ARIMA</w:t>
+      </w:r>
+      <w:r>
+        <w:rPr>
+          <w:rFonts w:ascii="CMU Serif" w:eastAsia="標楷體" w:hAnsi="CMU Serif"/>
+        </w:rPr>
+        <w:t>、</w:t>
+      </w:r>
+      <w:r>
+        <w:rPr>
+          <w:rFonts w:ascii="CMU Serif" w:eastAsia="標楷體" w:hAnsi="CMU Serif"/>
+        </w:rPr>
+        <w:t xml:space="preserve">switching regression </w:t>
+      </w:r>
+      <w:r>
+        <w:rPr>
+          <w:rFonts w:ascii="CMU Serif" w:eastAsia="標楷體" w:hAnsi="CMU Serif"/>
+        </w:rPr>
+        <w:t>與</w:t>
+      </w:r>
+      <w:r>
+        <w:rPr>
+          <w:rFonts w:ascii="CMU Serif" w:eastAsia="標楷體" w:hAnsi="CMU Serif"/>
+        </w:rPr>
+        <w:t xml:space="preserve"> state-space / structural time series models</w:t>
+      </w:r>
+      <w:r>
+        <w:rPr>
+          <w:rFonts w:ascii="CMU Serif" w:eastAsia="標楷體" w:hAnsi="CMU Serif"/>
+        </w:rPr>
+        <w:t>，並發現</w:t>
+      </w:r>
+      <w:r>
+        <w:rPr>
+          <w:rFonts w:ascii="CMU Serif" w:eastAsia="標楷體" w:hAnsi="CMU Serif"/>
+        </w:rPr>
+        <w:t xml:space="preserve"> structural time series models </w:t>
+      </w:r>
+      <w:r>
+        <w:rPr>
+          <w:rFonts w:ascii="CMU Serif" w:eastAsia="標楷體" w:hAnsi="CMU Serif"/>
+        </w:rPr>
+        <w:t>在預測</w:t>
+      </w:r>
+      <w:r>
+        <w:rPr>
+          <w:rFonts w:ascii="CMU Serif" w:eastAsia="標楷體" w:hAnsi="CMU Serif"/>
+        </w:rPr>
+        <w:t xml:space="preserve"> 2006 </w:t>
+      </w:r>
+      <w:r>
+        <w:rPr>
+          <w:rFonts w:ascii="CMU Serif" w:eastAsia="標楷體" w:hAnsi="CMU Serif"/>
+        </w:rPr>
+        <w:t>年後美國房價下跌時表現較佳。</w:t>
+      </w:r>
+    </w:p>
+    <w:p>
+      <w:pPr>
+        <w:widowControl/>
+        <w:spacing w:after="0"/>
+        <w:rPr>
+          <w:rFonts w:ascii="CMU Serif" w:eastAsia="標楷體" w:hAnsi="CMU Serif"/>
+        </w:rPr>
+      </w:pPr>
+      <w:r>
+        <w:rPr>
+          <w:rFonts w:ascii="CMU Serif" w:eastAsia="標楷體" w:hAnsi="CMU Serif"/>
+        </w:rPr>
+        <w:t>因此，後續研究可考慮加入所得、租金、利率、信用條件或其他總體經濟變數，建立</w:t>
+      </w:r>
+      <w:proofErr w:type="gramStart"/>
+      <w:r>
+        <w:rPr>
+          <w:rFonts w:ascii="CMU Serif" w:eastAsia="標楷體" w:hAnsi="CMU Serif"/>
+        </w:rPr>
+        <w:t>多變量</w:t>
+      </w:r>
+      <w:proofErr w:type="gramEnd"/>
+      <w:r>
+        <w:rPr>
+          <w:rFonts w:ascii="CMU Serif" w:eastAsia="標楷體" w:hAnsi="CMU Serif"/>
+        </w:rPr>
+        <w:t>模型；或採用</w:t>
+      </w:r>
+      <w:r>
+        <w:rPr>
+          <w:rFonts w:ascii="CMU Serif" w:eastAsia="標楷體" w:hAnsi="CMU Serif"/>
+        </w:rPr>
+        <w:t xml:space="preserve"> structural time series model</w:t>
+      </w:r>
+      <w:r>
+        <w:rPr>
+          <w:rFonts w:ascii="CMU Serif" w:eastAsia="標楷體" w:hAnsi="CMU Serif"/>
+        </w:rPr>
+        <w:t>，允許趨勢與水準隨時間改變，以更完整捕捉房市轉折與特殊經濟事件對</w:t>
+      </w:r>
+      <w:r>
+        <w:rPr>
+          <w:rFonts w:ascii="CMU Serif" w:eastAsia="標楷體" w:hAnsi="CMU Serif"/>
+        </w:rPr>
+        <w:t xml:space="preserve"> HPI </w:t>
+      </w:r>
+      <w:r>
+        <w:rPr>
+          <w:rFonts w:ascii="CMU Serif" w:eastAsia="標楷體" w:hAnsi="CMU Serif"/>
+        </w:rPr>
+        <w:t>的影響。</w:t>
+      </w:r>
+    </w:p>
+    <w:p>
+      <w:pPr>
+        <w:widowControl/>
+        <w:spacing w:after="0"/>
+        <w:rPr>
+          <w:rFonts w:ascii="CMU Serif" w:eastAsia="標楷體" w:hAnsi="CMU Serif"/>
+        </w:rPr>
+      </w:pPr>
+    </w:p>
+    <w:p>
+      <w:pPr>
+        <w:jc w:val="both"/>
+        <w:rPr>
           <w:rFonts w:ascii="CMU Serif" w:eastAsia="標楷體" w:hAnsi="CMU Serif"/>
         </w:rPr>
       </w:pPr>
@@ -5630,7 +8263,6 @@
           <w:rFonts w:ascii="CMU Serif" w:eastAsia="標楷體" w:hAnsi="CMU Serif" w:hint="eastAsia"/>
           <w:noProof/>
         </w:rPr>
-        <w:lastRenderedPageBreak/>
         <w:drawing>
           <wp:inline distT="0" distB="0" distL="0" distR="0" wp14:anchorId="6F47CF1F" wp14:editId="39341F8E">
             <wp:extent cx="5254466" cy="3491346"/>
@@ -5647,7 +8279,7 @@
                     <pic:cNvPicPr/>
                   </pic:nvPicPr>
                   <pic:blipFill>
-                    <a:blip r:embed="rId11">
+                    <a:blip r:embed="rId14">
                       <a:extLst>
                         <a:ext uri="{28A0092B-C50C-407E-A947-70E740481C1C}">
                           <a14:useLocalDpi xmlns:a14="http://schemas.microsoft.com/office/drawing/2010/main" val="0"/>
@@ -5872,6 +8504,332 @@
     </w:sectPr>
   </w:body>
 </w:document>
+</file>
+
+<file path=word/numbering.xml><?xml version="1.0" encoding="utf-8"?>
+<w:numbering xmlns:wpc="http://schemas.microsoft.com/office/word/2010/wordprocessingCanvas" xmlns:cx="http://schemas.microsoft.com/office/drawing/2014/chartex" xmlns:cx1="http://schemas.microsoft.com/office/drawing/2015/9/8/chartex" xmlns:cx2="http://schemas.microsoft.com/office/drawing/2015/10/21/chartex" xmlns:cx3="http://schemas.microsoft.com/office/drawing/2016/5/9/chartex" xmlns:cx4="http://schemas.microsoft.com/office/drawing/2016/5/10/chartex" xmlns:cx5="http://schemas.microsoft.com/office/drawing/2016/5/11/chartex" xmlns:cx6="http://schemas.microsoft.com/office/drawing/2016/5/12/chartex" xmlns:cx7="http://schemas.microsoft.com/office/drawing/2016/5/13/chartex" xmlns:cx8="http://schemas.microsoft.com/office/drawing/2016/5/14/chartex" xmlns:mc="http://schemas.openxmlformats.org/markup-compatibility/2006" xmlns:aink="http://schemas.microsoft.com/office/drawing/2016/ink" xmlns:am3d="http://schemas.microsoft.com/office/drawing/2017/model3d" xmlns:o="urn:schemas-microsoft-com:office:office" xmlns:oel="http://schemas.microsoft.com/office/2019/extlst" xmlns:r="http://schemas.openxmlformats.org/officeDocument/2006/relationships" xmlns:m="http://schemas.openxmlformats.org/officeDocument/2006/math" xmlns:v="urn:schemas-microsoft-com:vml" xmlns:wp14="http://schemas.microsoft.com/office/word/2010/wordprocessingDrawing" xmlns:wp="http://schemas.openxmlformats.org/drawingml/2006/wordprocessingDrawing" xmlns:w10="urn:schemas-microsoft-com:office:word" xmlns:w="http://schemas.openxmlformats.org/wordprocessingml/2006/main" xmlns:w14="http://schemas.microsoft.com/office/word/2010/wordml" xmlns:w15="http://schemas.microsoft.com/office/word/2012/wordml" xmlns:w16cex="http://schemas.microsoft.com/office/word/2018/wordml/cex" xmlns:w16cid="http://schemas.microsoft.com/office/word/2016/wordml/cid" xmlns:w16="http://schemas.microsoft.com/office/word/2018/wordml" xmlns:w16du="http://schemas.microsoft.com/office/word/2023/wordml/word16du" xmlns:w16sdtdh="http://schemas.microsoft.com/office/word/2020/wordml/sdtdatahash" xmlns:w16sdtfl="http://schemas.microsoft.com/office/word/2024/wordml/sdtformatlock" xmlns:w16se="http://schemas.microsoft.com/office/word/2015/wordml/symex" xmlns:wpg="http://schemas.microsoft.com/office/word/2010/wordprocessingGroup" xmlns:wpi="http://schemas.microsoft.com/office/word/2010/wordprocessingInk" xmlns:wne="http://schemas.microsoft.com/office/word/2006/wordml" xmlns:wps="http://schemas.microsoft.com/office/word/2010/wordprocessingShape" mc:Ignorable="w14 w15 w16se w16cid w16 w16cex w16sdtdh w16sdtfl w16du wp14">
+  <w:abstractNum w:abstractNumId="0" w15:restartNumberingAfterBreak="0">
+    <w:nsid w:val="19CB4209"/>
+    <w:multiLevelType w:val="hybridMultilevel"/>
+    <w:tmpl w:val="2E721EA0"/>
+    <w:lvl w:ilvl="0" w:tplc="04090001">
+      <w:start w:val="1"/>
+      <w:numFmt w:val="bullet"/>
+      <w:lvlText w:val=""/>
+      <w:lvlJc w:val="left"/>
+      <w:pPr>
+        <w:ind w:left="480" w:hanging="480"/>
+      </w:pPr>
+      <w:rPr>
+        <w:rFonts w:ascii="Wingdings" w:hAnsi="Wingdings" w:hint="default"/>
+      </w:rPr>
+    </w:lvl>
+    <w:lvl w:ilvl="1" w:tplc="04090003" w:tentative="1">
+      <w:start w:val="1"/>
+      <w:numFmt w:val="bullet"/>
+      <w:lvlText w:val=""/>
+      <w:lvlJc w:val="left"/>
+      <w:pPr>
+        <w:ind w:left="960" w:hanging="480"/>
+      </w:pPr>
+      <w:rPr>
+        <w:rFonts w:ascii="Wingdings" w:hAnsi="Wingdings" w:hint="default"/>
+      </w:rPr>
+    </w:lvl>
+    <w:lvl w:ilvl="2" w:tplc="04090005" w:tentative="1">
+      <w:start w:val="1"/>
+      <w:numFmt w:val="bullet"/>
+      <w:lvlText w:val=""/>
+      <w:lvlJc w:val="left"/>
+      <w:pPr>
+        <w:ind w:left="1440" w:hanging="480"/>
+      </w:pPr>
+      <w:rPr>
+        <w:rFonts w:ascii="Wingdings" w:hAnsi="Wingdings" w:hint="default"/>
+      </w:rPr>
+    </w:lvl>
+    <w:lvl w:ilvl="3" w:tplc="04090001" w:tentative="1">
+      <w:start w:val="1"/>
+      <w:numFmt w:val="bullet"/>
+      <w:lvlText w:val=""/>
+      <w:lvlJc w:val="left"/>
+      <w:pPr>
+        <w:ind w:left="1920" w:hanging="480"/>
+      </w:pPr>
+      <w:rPr>
+        <w:rFonts w:ascii="Wingdings" w:hAnsi="Wingdings" w:hint="default"/>
+      </w:rPr>
+    </w:lvl>
+    <w:lvl w:ilvl="4" w:tplc="04090003" w:tentative="1">
+      <w:start w:val="1"/>
+      <w:numFmt w:val="bullet"/>
+      <w:lvlText w:val=""/>
+      <w:lvlJc w:val="left"/>
+      <w:pPr>
+        <w:ind w:left="2400" w:hanging="480"/>
+      </w:pPr>
+      <w:rPr>
+        <w:rFonts w:ascii="Wingdings" w:hAnsi="Wingdings" w:hint="default"/>
+      </w:rPr>
+    </w:lvl>
+    <w:lvl w:ilvl="5" w:tplc="04090005" w:tentative="1">
+      <w:start w:val="1"/>
+      <w:numFmt w:val="bullet"/>
+      <w:lvlText w:val=""/>
+      <w:lvlJc w:val="left"/>
+      <w:pPr>
+        <w:ind w:left="2880" w:hanging="480"/>
+      </w:pPr>
+      <w:rPr>
+        <w:rFonts w:ascii="Wingdings" w:hAnsi="Wingdings" w:hint="default"/>
+      </w:rPr>
+    </w:lvl>
+    <w:lvl w:ilvl="6" w:tplc="04090001" w:tentative="1">
+      <w:start w:val="1"/>
+      <w:numFmt w:val="bullet"/>
+      <w:lvlText w:val=""/>
+      <w:lvlJc w:val="left"/>
+      <w:pPr>
+        <w:ind w:left="3360" w:hanging="480"/>
+      </w:pPr>
+      <w:rPr>
+        <w:rFonts w:ascii="Wingdings" w:hAnsi="Wingdings" w:hint="default"/>
+      </w:rPr>
+    </w:lvl>
+    <w:lvl w:ilvl="7" w:tplc="04090003" w:tentative="1">
+      <w:start w:val="1"/>
+      <w:numFmt w:val="bullet"/>
+      <w:lvlText w:val=""/>
+      <w:lvlJc w:val="left"/>
+      <w:pPr>
+        <w:ind w:left="3840" w:hanging="480"/>
+      </w:pPr>
+      <w:rPr>
+        <w:rFonts w:ascii="Wingdings" w:hAnsi="Wingdings" w:hint="default"/>
+      </w:rPr>
+    </w:lvl>
+    <w:lvl w:ilvl="8" w:tplc="04090005" w:tentative="1">
+      <w:start w:val="1"/>
+      <w:numFmt w:val="bullet"/>
+      <w:lvlText w:val=""/>
+      <w:lvlJc w:val="left"/>
+      <w:pPr>
+        <w:ind w:left="4320" w:hanging="480"/>
+      </w:pPr>
+      <w:rPr>
+        <w:rFonts w:ascii="Wingdings" w:hAnsi="Wingdings" w:hint="default"/>
+      </w:rPr>
+    </w:lvl>
+  </w:abstractNum>
+  <w:abstractNum w:abstractNumId="1" w15:restartNumberingAfterBreak="0">
+    <w:nsid w:val="472A51AF"/>
+    <w:multiLevelType w:val="hybridMultilevel"/>
+    <w:tmpl w:val="B46C1C60"/>
+    <w:lvl w:ilvl="0" w:tplc="0409000F">
+      <w:start w:val="1"/>
+      <w:numFmt w:val="decimal"/>
+      <w:lvlText w:val="%1."/>
+      <w:lvlJc w:val="left"/>
+      <w:pPr>
+        <w:ind w:left="480" w:hanging="480"/>
+      </w:pPr>
+    </w:lvl>
+    <w:lvl w:ilvl="1" w:tplc="04090019" w:tentative="1">
+      <w:start w:val="1"/>
+      <w:numFmt w:val="ideographTraditional"/>
+      <w:lvlText w:val="%2、"/>
+      <w:lvlJc w:val="left"/>
+      <w:pPr>
+        <w:ind w:left="960" w:hanging="480"/>
+      </w:pPr>
+    </w:lvl>
+    <w:lvl w:ilvl="2" w:tplc="0409001B" w:tentative="1">
+      <w:start w:val="1"/>
+      <w:numFmt w:val="lowerRoman"/>
+      <w:lvlText w:val="%3."/>
+      <w:lvlJc w:val="right"/>
+      <w:pPr>
+        <w:ind w:left="1440" w:hanging="480"/>
+      </w:pPr>
+    </w:lvl>
+    <w:lvl w:ilvl="3" w:tplc="0409000F" w:tentative="1">
+      <w:start w:val="1"/>
+      <w:numFmt w:val="decimal"/>
+      <w:lvlText w:val="%4."/>
+      <w:lvlJc w:val="left"/>
+      <w:pPr>
+        <w:ind w:left="1920" w:hanging="480"/>
+      </w:pPr>
+    </w:lvl>
+    <w:lvl w:ilvl="4" w:tplc="04090019" w:tentative="1">
+      <w:start w:val="1"/>
+      <w:numFmt w:val="ideographTraditional"/>
+      <w:lvlText w:val="%5、"/>
+      <w:lvlJc w:val="left"/>
+      <w:pPr>
+        <w:ind w:left="2400" w:hanging="480"/>
+      </w:pPr>
+    </w:lvl>
+    <w:lvl w:ilvl="5" w:tplc="0409001B" w:tentative="1">
+      <w:start w:val="1"/>
+      <w:numFmt w:val="lowerRoman"/>
+      <w:lvlText w:val="%6."/>
+      <w:lvlJc w:val="right"/>
+      <w:pPr>
+        <w:ind w:left="2880" w:hanging="480"/>
+      </w:pPr>
+    </w:lvl>
+    <w:lvl w:ilvl="6" w:tplc="0409000F" w:tentative="1">
+      <w:start w:val="1"/>
+      <w:numFmt w:val="decimal"/>
+      <w:lvlText w:val="%7."/>
+      <w:lvlJc w:val="left"/>
+      <w:pPr>
+        <w:ind w:left="3360" w:hanging="480"/>
+      </w:pPr>
+    </w:lvl>
+    <w:lvl w:ilvl="7" w:tplc="04090019" w:tentative="1">
+      <w:start w:val="1"/>
+      <w:numFmt w:val="ideographTraditional"/>
+      <w:lvlText w:val="%8、"/>
+      <w:lvlJc w:val="left"/>
+      <w:pPr>
+        <w:ind w:left="3840" w:hanging="480"/>
+      </w:pPr>
+    </w:lvl>
+    <w:lvl w:ilvl="8" w:tplc="0409001B" w:tentative="1">
+      <w:start w:val="1"/>
+      <w:numFmt w:val="lowerRoman"/>
+      <w:lvlText w:val="%9."/>
+      <w:lvlJc w:val="right"/>
+      <w:pPr>
+        <w:ind w:left="4320" w:hanging="480"/>
+      </w:pPr>
+    </w:lvl>
+  </w:abstractNum>
+  <w:abstractNum w:abstractNumId="2" w15:restartNumberingAfterBreak="0">
+    <w:nsid w:val="723B0967"/>
+    <w:multiLevelType w:val="hybridMultilevel"/>
+    <w:tmpl w:val="B7E66AA4"/>
+    <w:lvl w:ilvl="0" w:tplc="0409000B">
+      <w:start w:val="1"/>
+      <w:numFmt w:val="bullet"/>
+      <w:lvlText w:val=""/>
+      <w:lvlJc w:val="left"/>
+      <w:pPr>
+        <w:ind w:left="480" w:hanging="480"/>
+      </w:pPr>
+      <w:rPr>
+        <w:rFonts w:ascii="Wingdings" w:hAnsi="Wingdings" w:hint="default"/>
+      </w:rPr>
+    </w:lvl>
+    <w:lvl w:ilvl="1" w:tplc="04090003" w:tentative="1">
+      <w:start w:val="1"/>
+      <w:numFmt w:val="bullet"/>
+      <w:lvlText w:val=""/>
+      <w:lvlJc w:val="left"/>
+      <w:pPr>
+        <w:ind w:left="960" w:hanging="480"/>
+      </w:pPr>
+      <w:rPr>
+        <w:rFonts w:ascii="Wingdings" w:hAnsi="Wingdings" w:hint="default"/>
+      </w:rPr>
+    </w:lvl>
+    <w:lvl w:ilvl="2" w:tplc="04090005" w:tentative="1">
+      <w:start w:val="1"/>
+      <w:numFmt w:val="bullet"/>
+      <w:lvlText w:val=""/>
+      <w:lvlJc w:val="left"/>
+      <w:pPr>
+        <w:ind w:left="1440" w:hanging="480"/>
+      </w:pPr>
+      <w:rPr>
+        <w:rFonts w:ascii="Wingdings" w:hAnsi="Wingdings" w:hint="default"/>
+      </w:rPr>
+    </w:lvl>
+    <w:lvl w:ilvl="3" w:tplc="04090001" w:tentative="1">
+      <w:start w:val="1"/>
+      <w:numFmt w:val="bullet"/>
+      <w:lvlText w:val=""/>
+      <w:lvlJc w:val="left"/>
+      <w:pPr>
+        <w:ind w:left="1920" w:hanging="480"/>
+      </w:pPr>
+      <w:rPr>
+        <w:rFonts w:ascii="Wingdings" w:hAnsi="Wingdings" w:hint="default"/>
+      </w:rPr>
+    </w:lvl>
+    <w:lvl w:ilvl="4" w:tplc="04090003" w:tentative="1">
+      <w:start w:val="1"/>
+      <w:numFmt w:val="bullet"/>
+      <w:lvlText w:val=""/>
+      <w:lvlJc w:val="left"/>
+      <w:pPr>
+        <w:ind w:left="2400" w:hanging="480"/>
+      </w:pPr>
+      <w:rPr>
+        <w:rFonts w:ascii="Wingdings" w:hAnsi="Wingdings" w:hint="default"/>
+      </w:rPr>
+    </w:lvl>
+    <w:lvl w:ilvl="5" w:tplc="04090005" w:tentative="1">
+      <w:start w:val="1"/>
+      <w:numFmt w:val="bullet"/>
+      <w:lvlText w:val=""/>
+      <w:lvlJc w:val="left"/>
+      <w:pPr>
+        <w:ind w:left="2880" w:hanging="480"/>
+      </w:pPr>
+      <w:rPr>
+        <w:rFonts w:ascii="Wingdings" w:hAnsi="Wingdings" w:hint="default"/>
+      </w:rPr>
+    </w:lvl>
+    <w:lvl w:ilvl="6" w:tplc="04090001" w:tentative="1">
+      <w:start w:val="1"/>
+      <w:numFmt w:val="bullet"/>
+      <w:lvlText w:val=""/>
+      <w:lvlJc w:val="left"/>
+      <w:pPr>
+        <w:ind w:left="3360" w:hanging="480"/>
+      </w:pPr>
+      <w:rPr>
+        <w:rFonts w:ascii="Wingdings" w:hAnsi="Wingdings" w:hint="default"/>
+      </w:rPr>
+    </w:lvl>
+    <w:lvl w:ilvl="7" w:tplc="04090003" w:tentative="1">
+      <w:start w:val="1"/>
+      <w:numFmt w:val="bullet"/>
+      <w:lvlText w:val=""/>
+      <w:lvlJc w:val="left"/>
+      <w:pPr>
+        <w:ind w:left="3840" w:hanging="480"/>
+      </w:pPr>
+      <w:rPr>
+        <w:rFonts w:ascii="Wingdings" w:hAnsi="Wingdings" w:hint="default"/>
+      </w:rPr>
+    </w:lvl>
+    <w:lvl w:ilvl="8" w:tplc="04090005" w:tentative="1">
+      <w:start w:val="1"/>
+      <w:numFmt w:val="bullet"/>
+      <w:lvlText w:val=""/>
+      <w:lvlJc w:val="left"/>
+      <w:pPr>
+        <w:ind w:left="4320" w:hanging="480"/>
+      </w:pPr>
+      <w:rPr>
+        <w:rFonts w:ascii="Wingdings" w:hAnsi="Wingdings" w:hint="default"/>
+      </w:rPr>
+    </w:lvl>
+  </w:abstractNum>
+  <w:num w:numId="1" w16cid:durableId="1172528644">
+    <w:abstractNumId w:val="0"/>
+  </w:num>
+  <w:num w:numId="2" w16cid:durableId="2025858909">
+    <w:abstractNumId w:val="1"/>
+  </w:num>
+  <w:num w:numId="3" w16cid:durableId="1845827174">
+    <w:abstractNumId w:val="2"/>
+  </w:num>
+</w:numbering>
 </file>
 
 <file path=word/styles.xml><?xml version="1.0" encoding="utf-8"?>

--- a/report/時序期末報告_統碩一_藍永濬.docx
+++ b/report/時序期末報告_統碩一_藍永濬.docx
@@ -2277,7 +2277,7 @@
       <w:pPr>
         <w:jc w:val="both"/>
         <w:rPr>
-          <w:rFonts w:ascii="CMU Serif" w:eastAsia="標楷體" w:hAnsi="CMU Serif" w:hint="eastAsia"/>
+          <w:rFonts w:ascii="CMU Serif" w:eastAsia="標楷體" w:hAnsi="CMU Serif"/>
         </w:rPr>
       </w:pPr>
       <w:r>
@@ -3624,7 +3624,7 @@
         <w:widowControl/>
         <w:spacing w:after="0"/>
         <w:rPr>
-          <w:rFonts w:ascii="CMU Serif" w:eastAsia="標楷體" w:hAnsi="CMU Serif" w:hint="eastAsia"/>
+          <w:rFonts w:ascii="CMU Serif" w:eastAsia="標楷體" w:hAnsi="CMU Serif"/>
         </w:rPr>
       </w:pPr>
       <w:r>
@@ -4301,7 +4301,7 @@
         </w:rPr>
         <w:lastRenderedPageBreak/>
         <w:drawing>
-          <wp:inline distT="0" distB="0" distL="0" distR="0" wp14:anchorId="240AAC45" wp14:editId="5C2D468C">
+          <wp:inline distT="0" distB="0" distL="0" distR="0" wp14:anchorId="240AAC45" wp14:editId="68E152CF">
             <wp:extent cx="2944091" cy="1629973"/>
             <wp:effectExtent l="0" t="0" r="0" b="8890"/>
             <wp:docPr id="1442371378" name="圖片 5"/>
@@ -4348,7 +4348,7 @@
           <w:noProof/>
         </w:rPr>
         <w:drawing>
-          <wp:inline distT="0" distB="0" distL="0" distR="0" wp14:anchorId="0ECB7FE3" wp14:editId="12D3A352">
+          <wp:inline distT="0" distB="0" distL="0" distR="0" wp14:anchorId="0ECB7FE3" wp14:editId="6E666298">
             <wp:extent cx="2951018" cy="1631663"/>
             <wp:effectExtent l="0" t="0" r="1905" b="6985"/>
             <wp:docPr id="1243826992" name="圖片 6"/>
@@ -5588,7 +5588,7 @@
         <w:widowControl/>
         <w:spacing w:after="0"/>
         <w:rPr>
-          <w:rFonts w:ascii="CMU Serif" w:eastAsia="標楷體" w:hAnsi="CMU Serif" w:hint="eastAsia"/>
+          <w:rFonts w:ascii="CMU Serif" w:eastAsia="標楷體" w:hAnsi="CMU Serif"/>
         </w:rPr>
       </w:pPr>
       <w:r>
@@ -5721,7 +5721,7 @@
         <w:widowControl/>
         <w:spacing w:after="0"/>
         <w:rPr>
-          <w:rFonts w:ascii="CMU Serif" w:eastAsia="標楷體" w:hAnsi="CMU Serif" w:hint="eastAsia"/>
+          <w:rFonts w:ascii="CMU Serif" w:eastAsia="標楷體" w:hAnsi="CMU Serif"/>
         </w:rPr>
       </w:pPr>
       <w:r>
@@ -5828,19 +5828,11 @@
         </w:rPr>
         <w:t xml:space="preserve"> 12 </w:t>
       </w:r>
-      <w:proofErr w:type="gramStart"/>
-      <w:r>
-        <w:rPr>
-          <w:rFonts w:ascii="CMU Serif" w:eastAsia="標楷體" w:hAnsi="CMU Serif" w:hint="eastAsia"/>
-        </w:rPr>
-        <w:t>個</w:t>
-      </w:r>
-      <w:proofErr w:type="gramEnd"/>
-      <w:r>
-        <w:rPr>
-          <w:rFonts w:ascii="CMU Serif" w:eastAsia="標楷體" w:hAnsi="CMU Serif" w:hint="eastAsia"/>
-        </w:rPr>
-        <w:t>月的週期性或弱季節性相關。不過，此相關型態呈現較平滑的波動型態，不宜直接判定具有明確固定季節性。</w:t>
+      <w:r>
+        <w:rPr>
+          <w:rFonts w:ascii="CMU Serif" w:eastAsia="標楷體" w:hAnsi="CMU Serif" w:hint="eastAsia"/>
+        </w:rPr>
+        <w:t>個月的週期性或弱季節性相關。不過，此相關型態呈現較平滑的波動型態，不宜直接判定具有明確固定季節性。</w:t>
       </w:r>
     </w:p>
     <w:p>
@@ -5905,7 +5897,7 @@
         <w:widowControl/>
         <w:spacing w:after="0"/>
         <w:rPr>
-          <w:rFonts w:ascii="CMU Serif" w:eastAsia="標楷體" w:hAnsi="CMU Serif" w:hint="eastAsia"/>
+          <w:rFonts w:ascii="CMU Serif" w:eastAsia="標楷體" w:hAnsi="CMU Serif"/>
         </w:rPr>
       </w:pPr>
       <w:r>
@@ -6099,22 +6091,20 @@
         <w:rPr>
           <w:rFonts w:ascii="CMU Serif" w:eastAsia="標楷體" w:hAnsi="CMU Serif" w:hint="eastAsia"/>
         </w:rPr>
-        <w:t>序列具有明顯長期趨勢，因此</w:t>
-      </w:r>
-      <w:r>
-        <w:rPr>
-          <w:rFonts w:ascii="CMU Serif" w:eastAsia="標楷體" w:hAnsi="CMU Serif" w:hint="eastAsia"/>
-        </w:rPr>
-        <w:t>將以</w:t>
-      </w:r>
-      <w:proofErr w:type="gramStart"/>
+        <w:t>序列具明顯長期趨勢，因此</w:t>
+      </w:r>
+      <w:r>
+        <w:rPr>
+          <w:rFonts w:ascii="CMU Serif" w:eastAsia="標楷體" w:hAnsi="CMU Serif" w:hint="eastAsia"/>
+        </w:rPr>
+        <w:t>將</w:t>
+      </w:r>
       <w:r>
         <w:rPr>
           <w:rFonts w:ascii="CMU Serif" w:eastAsia="標楷體" w:hAnsi="CMU Serif" w:hint="eastAsia"/>
         </w:rPr>
         <w:t>以</w:t>
       </w:r>
-      <w:proofErr w:type="gramEnd"/>
       <w:r>
         <w:rPr>
           <w:rFonts w:ascii="CMU Serif" w:eastAsia="標楷體" w:hAnsi="CMU Serif" w:hint="eastAsia"/>
@@ -6228,82 +6218,164 @@
         <w:widowControl/>
         <w:spacing w:after="0"/>
         <w:rPr>
-          <w:rFonts w:ascii="CMU Serif" w:eastAsia="標楷體" w:hAnsi="CMU Serif" w:hint="eastAsia"/>
-        </w:rPr>
-      </w:pPr>
-      <w:r>
-        <w:rPr>
-          <w:rFonts w:ascii="CMU Serif" w:eastAsia="標楷體" w:hAnsi="CMU Serif" w:hint="eastAsia"/>
-        </w:rPr>
-        <w:t>由</w:t>
-      </w:r>
-      <w:r>
-        <w:rPr>
-          <w:rFonts w:ascii="CMU Serif" w:eastAsia="標楷體" w:hAnsi="CMU Serif" w:hint="eastAsia"/>
-        </w:rPr>
-        <w:t>於</w:t>
-      </w:r>
-      <w:r>
-        <w:rPr>
-          <w:rFonts w:ascii="CMU Serif" w:eastAsia="標楷體" w:hAnsi="CMU Serif" w:hint="eastAsia"/>
-        </w:rPr>
-        <w:t xml:space="preserve"> HPI </w:t>
-      </w:r>
-      <w:r>
-        <w:rPr>
-          <w:rFonts w:ascii="CMU Serif" w:eastAsia="標楷體" w:hAnsi="CMU Serif" w:hint="eastAsia"/>
-        </w:rPr>
-        <w:t>具明顯趨勢，單純使用固定平均值預測並不合理</w:t>
-      </w:r>
-      <w:r>
-        <w:rPr>
-          <w:rFonts w:ascii="CMU Serif" w:eastAsia="標楷體" w:hAnsi="CMU Serif" w:hint="eastAsia"/>
-        </w:rPr>
-        <w:t>，因此</w:t>
-      </w:r>
-      <w:r>
-        <w:rPr>
-          <w:rFonts w:ascii="CMU Serif" w:eastAsia="標楷體" w:hAnsi="CMU Serif" w:hint="eastAsia"/>
-        </w:rPr>
-        <w:t>首先納入</w:t>
-      </w:r>
-      <w:r>
-        <w:rPr>
-          <w:rFonts w:ascii="CMU Serif" w:eastAsia="標楷體" w:hAnsi="CMU Serif" w:hint="eastAsia"/>
-        </w:rPr>
-        <w:t xml:space="preserve"> Random Walk with Drift </w:t>
-      </w:r>
-      <w:r>
-        <w:rPr>
-          <w:rFonts w:ascii="CMU Serif" w:eastAsia="標楷體" w:hAnsi="CMU Serif" w:hint="eastAsia"/>
-        </w:rPr>
-        <w:t>作為</w:t>
-      </w:r>
-      <w:r>
-        <w:rPr>
-          <w:rFonts w:ascii="CMU Serif" w:eastAsia="標楷體" w:hAnsi="CMU Serif" w:hint="eastAsia"/>
-        </w:rPr>
-        <w:t>baseline</w:t>
-      </w:r>
-      <w:r>
-        <w:rPr>
-          <w:rFonts w:ascii="CMU Serif" w:eastAsia="標楷體" w:hAnsi="CMU Serif" w:hint="eastAsia"/>
-        </w:rPr>
-        <w:t>模型，用以檢查後續較複雜模型是否能提供更好</w:t>
-      </w:r>
-      <w:proofErr w:type="gramStart"/>
-      <w:r>
-        <w:rPr>
-          <w:rFonts w:ascii="CMU Serif" w:eastAsia="標楷體" w:hAnsi="CMU Serif" w:hint="eastAsia"/>
-        </w:rPr>
-        <w:t>的配適與</w:t>
-      </w:r>
-      <w:proofErr w:type="gramEnd"/>
-      <w:r>
-        <w:rPr>
-          <w:rFonts w:ascii="CMU Serif" w:eastAsia="標楷體" w:hAnsi="CMU Serif" w:hint="eastAsia"/>
-        </w:rPr>
-        <w:t>預測表現。</w:t>
+          <w:rFonts w:ascii="CMU Serif" w:eastAsia="標楷體" w:hAnsi="CMU Serif"/>
+        </w:rPr>
+      </w:pPr>
+      <w:r>
+        <w:rPr>
+          <w:rFonts w:ascii="CMU Serif" w:eastAsia="標楷體" w:hAnsi="CMU Serif"/>
+        </w:rPr>
+        <w:t>首先考慮</w:t>
+      </w:r>
+      <w:r>
+        <w:rPr>
+          <w:rFonts w:ascii="CMU Serif" w:eastAsia="標楷體" w:hAnsi="CMU Serif"/>
+        </w:rPr>
+        <w:t>ARIMA</w:t>
+      </w:r>
+      <w:r>
+        <w:rPr>
+          <w:rFonts w:ascii="CMU Serif" w:eastAsia="標楷體" w:hAnsi="CMU Serif"/>
+        </w:rPr>
+        <w:t>與</w:t>
+      </w:r>
+      <w:r>
+        <w:rPr>
+          <w:rFonts w:ascii="CMU Serif" w:eastAsia="標楷體" w:hAnsi="CMU Serif"/>
+        </w:rPr>
+        <w:t>SARIM</w:t>
+      </w:r>
+      <w:r>
+        <w:rPr>
+          <w:rFonts w:ascii="CMU Serif" w:eastAsia="標楷體" w:hAnsi="CMU Serif" w:hint="eastAsia"/>
+        </w:rPr>
+        <w:t>A</w:t>
+      </w:r>
+      <w:r>
+        <w:rPr>
+          <w:rFonts w:ascii="CMU Serif" w:eastAsia="標楷體" w:hAnsi="CMU Serif"/>
+        </w:rPr>
+        <w:t>模型。由於</w:t>
+      </w:r>
+      <w:r>
+        <w:rPr>
+          <w:rFonts w:ascii="CMU Serif" w:eastAsia="標楷體" w:hAnsi="CMU Serif"/>
+        </w:rPr>
+        <w:t>HPI</w:t>
+      </w:r>
+      <w:r>
+        <w:rPr>
+          <w:rFonts w:ascii="CMU Serif" w:eastAsia="標楷體" w:hAnsi="CMU Serif"/>
+        </w:rPr>
+        <w:t>長期而言具上升趨勢，若模型未加入</w:t>
+      </w:r>
+      <w:r>
+        <w:rPr>
+          <w:rFonts w:ascii="CMU Serif" w:eastAsia="標楷體" w:hAnsi="CMU Serif"/>
+        </w:rPr>
+        <w:t xml:space="preserve"> drift</w:t>
+      </w:r>
+      <w:r>
+        <w:rPr>
+          <w:rFonts w:ascii="CMU Serif" w:eastAsia="標楷體" w:hAnsi="CMU Serif"/>
+        </w:rPr>
+        <w:t>，將隱含差分後序列的平均值</w:t>
+      </w:r>
+      <w:r>
+        <w:rPr>
+          <w:rFonts w:ascii="CMU Serif" w:eastAsia="標楷體" w:hAnsi="CMU Serif" w:hint="eastAsia"/>
+        </w:rPr>
+        <w:t>設</w:t>
+      </w:r>
+      <w:r>
+        <w:rPr>
+          <w:rFonts w:ascii="CMU Serif" w:eastAsia="標楷體" w:hAnsi="CMU Serif"/>
+        </w:rPr>
+        <w:t>為</w:t>
+      </w:r>
+      <w:r>
+        <w:rPr>
+          <w:rFonts w:ascii="CMU Serif" w:eastAsia="標楷體" w:hAnsi="CMU Serif"/>
+        </w:rPr>
+        <w:t xml:space="preserve"> 0</w:t>
+      </w:r>
+      <w:r>
+        <w:rPr>
+          <w:rFonts w:ascii="CMU Serif" w:eastAsia="標楷體" w:hAnsi="CMU Serif"/>
+        </w:rPr>
+        <w:t>，亦即平均月成長率為</w:t>
+      </w:r>
+      <w:r>
+        <w:rPr>
+          <w:rFonts w:ascii="CMU Serif" w:eastAsia="標楷體" w:hAnsi="CMU Serif"/>
+        </w:rPr>
+        <w:t>0</w:t>
+      </w:r>
+      <w:r>
+        <w:rPr>
+          <w:rFonts w:ascii="CMU Serif" w:eastAsia="標楷體" w:hAnsi="CMU Serif"/>
+        </w:rPr>
+        <w:t>，這與資料特徵不完全相符。因此，本研究在</w:t>
+      </w:r>
+      <w:r>
+        <w:rPr>
+          <w:rFonts w:ascii="CMU Serif" w:eastAsia="標楷體" w:hAnsi="CMU Serif"/>
+        </w:rPr>
+        <w:t>ARIMA</w:t>
+      </w:r>
+      <w:r>
+        <w:rPr>
+          <w:rFonts w:ascii="CMU Serif" w:eastAsia="標楷體" w:hAnsi="CMU Serif"/>
+        </w:rPr>
+        <w:t>與</w:t>
+      </w:r>
+      <w:r>
+        <w:rPr>
+          <w:rFonts w:ascii="CMU Serif" w:eastAsia="標楷體" w:hAnsi="CMU Serif"/>
+        </w:rPr>
+        <w:t>SARIMA</w:t>
+      </w:r>
+      <w:r>
+        <w:rPr>
+          <w:rFonts w:ascii="CMU Serif" w:eastAsia="標楷體" w:hAnsi="CMU Serif"/>
+        </w:rPr>
+        <w:t>模型中加入</w:t>
+      </w:r>
+      <w:r>
+        <w:rPr>
+          <w:rFonts w:ascii="CMU Serif" w:eastAsia="標楷體" w:hAnsi="CMU Serif"/>
+        </w:rPr>
+        <w:t>drift term</w:t>
+      </w:r>
+      <w:r>
+        <w:rPr>
+          <w:rFonts w:ascii="CMU Serif" w:eastAsia="標楷體" w:hAnsi="CMU Serif"/>
+        </w:rPr>
+        <w:t>，用以捕捉整段訓練期間的固定平均月成長率。</w:t>
+      </w:r>
+      <w:r>
+        <w:rPr>
+          <w:rFonts w:ascii="CMU Serif" w:eastAsia="標楷體" w:hAnsi="CMU Serif"/>
+        </w:rPr>
+        <w:t>Random walk with drift</w:t>
+      </w:r>
+      <w:r>
+        <w:rPr>
+          <w:rFonts w:ascii="CMU Serif" w:eastAsia="標楷體" w:hAnsi="CMU Serif"/>
+        </w:rPr>
+        <w:t>則作為</w:t>
+      </w:r>
+      <w:r>
+        <w:rPr>
+          <w:rFonts w:ascii="CMU Serif" w:eastAsia="標楷體" w:hAnsi="CMU Serif"/>
+        </w:rPr>
+        <w:t>baseline model</w:t>
+      </w:r>
+      <w:r>
+        <w:rPr>
+          <w:rFonts w:ascii="CMU Serif" w:eastAsia="標楷體" w:hAnsi="CMU Serif"/>
+        </w:rPr>
+        <w:t>，用以檢查較複雜模型是否能提供更好的模型表現。</w:t>
       </w:r>
     </w:p>
     <w:p>
@@ -6311,7 +6383,7 @@
         <w:widowControl/>
         <w:spacing w:after="0"/>
         <w:rPr>
-          <w:rFonts w:ascii="CMU Serif" w:eastAsia="標楷體" w:hAnsi="CMU Serif"/>
+          <w:rFonts w:ascii="CMU Serif" w:eastAsia="標楷體" w:hAnsi="CMU Serif" w:hint="eastAsia"/>
         </w:rPr>
       </w:pPr>
     </w:p>
@@ -6320,7 +6392,7 @@
         <w:widowControl/>
         <w:spacing w:after="0"/>
         <w:rPr>
-          <w:rFonts w:ascii="CMU Serif" w:eastAsia="標楷體" w:hAnsi="CMU Serif" w:hint="eastAsia"/>
+          <w:rFonts w:ascii="CMU Serif" w:eastAsia="標楷體" w:hAnsi="CMU Serif"/>
         </w:rPr>
       </w:pPr>
       <w:r>
@@ -6333,7 +6405,19 @@
         <w:rPr>
           <w:rFonts w:ascii="CMU Serif" w:eastAsia="標楷體" w:hAnsi="CMU Serif" w:hint="eastAsia"/>
         </w:rPr>
-        <w:t xml:space="preserve">ARIM </w:t>
+        <w:t>ARIM</w:t>
+      </w:r>
+      <w:r>
+        <w:rPr>
+          <w:rFonts w:ascii="CMU Serif" w:eastAsia="標楷體" w:hAnsi="CMU Serif" w:hint="eastAsia"/>
+        </w:rPr>
+        <w:t>A</w:t>
+      </w:r>
+      <w:r>
+        <w:rPr>
+          <w:rFonts w:ascii="CMU Serif" w:eastAsia="標楷體" w:hAnsi="CMU Serif" w:hint="eastAsia"/>
+        </w:rPr>
+        <w:t xml:space="preserve"> </w:t>
       </w:r>
       <w:r>
         <w:rPr>
@@ -6399,6 +6483,12 @@
         <w:rPr>
           <w:rFonts w:ascii="CMU Serif" w:eastAsia="標楷體" w:hAnsi="CMU Serif" w:hint="eastAsia"/>
         </w:rPr>
+        <w:t xml:space="preserve"> with drift</w:t>
+      </w:r>
+      <w:r>
+        <w:rPr>
+          <w:rFonts w:ascii="CMU Serif" w:eastAsia="標楷體" w:hAnsi="CMU Serif" w:hint="eastAsia"/>
+        </w:rPr>
         <w:t>。</w:t>
       </w:r>
       <w:proofErr w:type="gramStart"/>
@@ -6449,6 +6539,12 @@
         <w:rPr>
           <w:rFonts w:ascii="CMU Serif" w:eastAsia="標楷體" w:hAnsi="CMU Serif" w:hint="eastAsia"/>
         </w:rPr>
+        <w:t xml:space="preserve"> with drift</w:t>
+      </w:r>
+      <w:r>
+        <w:rPr>
+          <w:rFonts w:ascii="CMU Serif" w:eastAsia="標楷體" w:hAnsi="CMU Serif" w:hint="eastAsia"/>
+        </w:rPr>
         <w:t>與</w:t>
       </w:r>
       <w:r>
@@ -6456,6 +6552,12 @@
           <w:rFonts w:ascii="CMU Serif" w:eastAsia="標楷體" w:hAnsi="CMU Serif" w:hint="eastAsia"/>
         </w:rPr>
         <w:t>ARIMA(2,1,1)</w:t>
+      </w:r>
+      <w:r>
+        <w:rPr>
+          <w:rFonts w:ascii="CMU Serif" w:eastAsia="標楷體" w:hAnsi="CMU Serif" w:hint="eastAsia"/>
+        </w:rPr>
+        <w:t xml:space="preserve"> with drift</w:t>
       </w:r>
       <w:r>
         <w:rPr>
@@ -6477,22 +6579,33 @@
       <w:pPr>
         <w:widowControl/>
         <w:spacing w:after="0"/>
-        <w:jc w:val="both"/>
-        <w:rPr>
-          <w:rFonts w:ascii="CMU Serif" w:eastAsia="標楷體" w:hAnsi="CMU Serif" w:hint="eastAsia"/>
-        </w:rPr>
-      </w:pPr>
-      <w:r>
-        <w:rPr>
-          <w:rFonts w:ascii="CMU Serif" w:eastAsia="標楷體" w:hAnsi="CMU Serif" w:hint="eastAsia"/>
-        </w:rPr>
-        <w:t>在季節模型方面，雖然原始</w:t>
-      </w:r>
-      <w:r>
-        <w:rPr>
-          <w:rFonts w:ascii="CMU Serif" w:eastAsia="標楷體" w:hAnsi="CMU Serif" w:hint="eastAsia"/>
-        </w:rPr>
-        <w:t xml:space="preserve"> HPI</w:t>
+        <w:rPr>
+          <w:rFonts w:ascii="CMU Serif" w:eastAsia="標楷體" w:hAnsi="CMU Serif"/>
+        </w:rPr>
+      </w:pPr>
+      <w:r>
+        <w:rPr>
+          <w:rFonts w:ascii="CMU Serif" w:eastAsia="標楷體" w:hAnsi="CMU Serif" w:hint="eastAsia"/>
+        </w:rPr>
+        <w:t>在季節模型方面，雖然</w:t>
+      </w:r>
+      <w:r>
+        <w:rPr>
+          <w:rFonts w:ascii="CMU Serif" w:eastAsia="標楷體" w:hAnsi="CMU Serif" w:hint="eastAsia"/>
+        </w:rPr>
+        <w:t>seasonal plot</w:t>
+      </w:r>
+      <w:r>
+        <w:rPr>
+          <w:rFonts w:ascii="CMU Serif" w:eastAsia="標楷體" w:hAnsi="CMU Serif" w:hint="eastAsia"/>
+        </w:rPr>
+        <w:t>未顯示明確固定月份型態，但</w:t>
+      </w:r>
+      <w:r>
+        <w:rPr>
+          <w:rFonts w:ascii="CMU Serif" w:eastAsia="標楷體" w:hAnsi="CMU Serif" w:hint="eastAsia"/>
+        </w:rPr>
+        <w:t xml:space="preserve"> diff(log(HPI))</w:t>
       </w:r>
       <w:r>
         <w:rPr>
@@ -6504,31 +6617,7 @@
         <w:rPr>
           <w:rFonts w:ascii="CMU Serif" w:eastAsia="標楷體" w:hAnsi="CMU Serif" w:hint="eastAsia"/>
         </w:rPr>
-        <w:t>ACF</w:t>
-      </w:r>
-      <w:r>
-        <w:rPr>
-          <w:rFonts w:ascii="CMU Serif" w:eastAsia="標楷體" w:hAnsi="CMU Serif" w:hint="eastAsia"/>
-        </w:rPr>
-        <w:t>主要反映長期趨勢與非平穩性，不能直接判定具有明確季節性，但</w:t>
-      </w:r>
-      <w:r>
-        <w:rPr>
-          <w:rFonts w:ascii="CMU Serif" w:eastAsia="標楷體" w:hAnsi="CMU Serif" w:hint="eastAsia"/>
-        </w:rPr>
-        <w:t>diff(log(HPI))</w:t>
-      </w:r>
-      <w:r>
-        <w:rPr>
-          <w:rFonts w:ascii="CMU Serif" w:eastAsia="標楷體" w:hAnsi="CMU Serif" w:hint="eastAsia"/>
-        </w:rPr>
-        <w:t>的</w:t>
-      </w:r>
-      <w:r>
-        <w:rPr>
-          <w:rFonts w:ascii="CMU Serif" w:eastAsia="標楷體" w:hAnsi="CMU Serif" w:hint="eastAsia"/>
-        </w:rPr>
-        <w:t>ACF</w:t>
+        <w:t xml:space="preserve">ACF </w:t>
       </w:r>
       <w:r>
         <w:rPr>
@@ -6558,33 +6647,25 @@
         <w:rPr>
           <w:rFonts w:ascii="CMU Serif" w:eastAsia="標楷體" w:hAnsi="CMU Serif" w:hint="eastAsia"/>
         </w:rPr>
-        <w:t>附近仍有相對較高的正相關，顯示序列可能存在接近</w:t>
-      </w:r>
-      <w:r>
-        <w:rPr>
-          <w:rFonts w:ascii="CMU Serif" w:eastAsia="標楷體" w:hAnsi="CMU Serif" w:hint="eastAsia"/>
-        </w:rPr>
-        <w:t xml:space="preserve"> 12 </w:t>
-      </w:r>
-      <w:proofErr w:type="gramStart"/>
-      <w:r>
-        <w:rPr>
-          <w:rFonts w:ascii="CMU Serif" w:eastAsia="標楷體" w:hAnsi="CMU Serif" w:hint="eastAsia"/>
-        </w:rPr>
-        <w:t>個</w:t>
-      </w:r>
-      <w:proofErr w:type="gramEnd"/>
-      <w:r>
-        <w:rPr>
-          <w:rFonts w:ascii="CMU Serif" w:eastAsia="標楷體" w:hAnsi="CMU Serif" w:hint="eastAsia"/>
-        </w:rPr>
-        <w:t>月的週期性或弱季節性相關。因此，本研究將</w:t>
-      </w:r>
-      <w:r>
-        <w:rPr>
-          <w:rFonts w:ascii="CMU Serif" w:eastAsia="標楷體" w:hAnsi="CMU Serif" w:hint="eastAsia"/>
-        </w:rPr>
-        <w:t>SARIMA(1,1,1)(1,0,0)[12]</w:t>
+        <w:t>附近仍有相對較高的正相關，表示序列可能存在接近</w:t>
+      </w:r>
+      <w:r>
+        <w:rPr>
+          <w:rFonts w:ascii="CMU Serif" w:eastAsia="標楷體" w:hAnsi="CMU Serif" w:hint="eastAsia"/>
+        </w:rPr>
+        <w:t>12</w:t>
+      </w:r>
+      <w:r>
+        <w:rPr>
+          <w:rFonts w:ascii="CMU Serif" w:eastAsia="標楷體" w:hAnsi="CMU Serif" w:hint="eastAsia"/>
+        </w:rPr>
+        <w:t>個月的週期性或弱季節性相關。因此，本研究納入</w:t>
+      </w:r>
+      <w:r>
+        <w:rPr>
+          <w:rFonts w:ascii="CMU Serif" w:eastAsia="標楷體" w:hAnsi="CMU Serif" w:hint="eastAsia"/>
+        </w:rPr>
+        <w:t>SARIMA(1,1,1)(1,0,0)[12] with drift</w:t>
       </w:r>
       <w:r>
         <w:rPr>
@@ -6596,19 +6677,19 @@
         <w:rPr>
           <w:rFonts w:ascii="CMU Serif" w:eastAsia="標楷體" w:hAnsi="CMU Serif" w:hint="eastAsia"/>
         </w:rPr>
-        <w:t>SARIMA(1,1,1)(0,0,1)[12]</w:t>
-      </w:r>
-      <w:r>
-        <w:rPr>
-          <w:rFonts w:ascii="CMU Serif" w:eastAsia="標楷體" w:hAnsi="CMU Serif" w:hint="eastAsia"/>
-        </w:rPr>
-        <w:t>納入候選模型，以檢查加入</w:t>
-      </w:r>
-      <w:r>
-        <w:rPr>
-          <w:rFonts w:ascii="CMU Serif" w:eastAsia="標楷體" w:hAnsi="CMU Serif" w:hint="eastAsia"/>
-        </w:rPr>
-        <w:t xml:space="preserve"> 12 </w:t>
+        <w:t>SARIMA(1,1,1)(0,0,1)[12] with drift</w:t>
+      </w:r>
+      <w:r>
+        <w:rPr>
+          <w:rFonts w:ascii="CMU Serif" w:eastAsia="標楷體" w:hAnsi="CMU Serif" w:hint="eastAsia"/>
+        </w:rPr>
+        <w:t>，以檢查加入</w:t>
+      </w:r>
+      <w:r>
+        <w:rPr>
+          <w:rFonts w:ascii="CMU Serif" w:eastAsia="標楷體" w:hAnsi="CMU Serif" w:hint="eastAsia"/>
+        </w:rPr>
+        <w:t>12</w:t>
       </w:r>
       <w:r>
         <w:rPr>
@@ -6646,7 +6727,7 @@
         <w:widowControl/>
         <w:spacing w:after="0"/>
         <w:rPr>
-          <w:rFonts w:ascii="CMU Serif" w:eastAsia="標楷體" w:hAnsi="CMU Serif"/>
+          <w:rFonts w:ascii="CMU Serif" w:eastAsia="標楷體" w:hAnsi="CMU Serif" w:hint="eastAsia"/>
         </w:rPr>
       </w:pPr>
     </w:p>
@@ -6655,7 +6736,7 @@
         <w:widowControl/>
         <w:spacing w:after="0"/>
         <w:rPr>
-          <w:rFonts w:ascii="CMU Serif" w:eastAsia="標楷體" w:hAnsi="CMU Serif" w:hint="eastAsia"/>
+          <w:rFonts w:ascii="CMU Serif" w:eastAsia="標楷體" w:hAnsi="CMU Serif"/>
         </w:rPr>
       </w:pPr>
       <w:proofErr w:type="gramStart"/>
@@ -6724,139 +6805,97 @@
         <w:rPr>
           <w:rFonts w:ascii="CMU Serif" w:eastAsia="標楷體" w:hAnsi="CMU Serif" w:hint="eastAsia"/>
         </w:rPr>
-        <w:t>年間出現明顯下跌與較大波動，可能反映房市循環或總體經濟事件影響。因此，亦考慮加入外生事件變數之</w:t>
-      </w:r>
-      <w:r>
-        <w:rPr>
-          <w:rFonts w:ascii="CMU Serif" w:eastAsia="標楷體" w:hAnsi="CMU Serif" w:hint="eastAsia"/>
-        </w:rPr>
-        <w:t xml:space="preserve"> ARIMAX</w:t>
-      </w:r>
-      <w:r>
-        <w:rPr>
-          <w:rFonts w:ascii="CMU Serif" w:eastAsia="標楷體" w:hAnsi="CMU Serif" w:hint="eastAsia"/>
-        </w:rPr>
-        <w:t>模型。具體而言，設定</w:t>
-      </w:r>
-      <w:r>
-        <w:rPr>
-          <w:rFonts w:ascii="CMU Serif" w:eastAsia="標楷體" w:hAnsi="CMU Serif" w:hint="eastAsia"/>
-        </w:rPr>
-        <w:t>post-2002 dummy</w:t>
-      </w:r>
-      <w:r>
-        <w:rPr>
-          <w:rFonts w:ascii="CMU Serif" w:eastAsia="標楷體" w:hAnsi="CMU Serif" w:hint="eastAsia"/>
-        </w:rPr>
-        <w:t>以捕捉</w:t>
-      </w:r>
-      <w:r>
-        <w:rPr>
-          <w:rFonts w:ascii="CMU Serif" w:eastAsia="標楷體" w:hAnsi="CMU Serif" w:hint="eastAsia"/>
-        </w:rPr>
-        <w:t>2002</w:t>
-      </w:r>
-      <w:r>
-        <w:rPr>
-          <w:rFonts w:ascii="CMU Serif" w:eastAsia="標楷體" w:hAnsi="CMU Serif" w:hint="eastAsia"/>
-        </w:rPr>
-        <w:t>年後平均月成長率可能提高的現象，並設定</w:t>
-      </w:r>
-      <w:r>
-        <w:rPr>
-          <w:rFonts w:ascii="CMU Serif" w:eastAsia="標楷體" w:hAnsi="CMU Serif" w:hint="eastAsia"/>
-        </w:rPr>
-        <w:t>crisis dummy</w:t>
-      </w:r>
-      <w:r>
-        <w:rPr>
-          <w:rFonts w:ascii="CMU Serif" w:eastAsia="標楷體" w:hAnsi="CMU Serif" w:hint="eastAsia"/>
-        </w:rPr>
-        <w:t>以捕捉</w:t>
-      </w:r>
-      <w:r>
-        <w:rPr>
-          <w:rFonts w:ascii="CMU Serif" w:eastAsia="標楷體" w:hAnsi="CMU Serif" w:hint="eastAsia"/>
-        </w:rPr>
-        <w:t>2007</w:t>
-      </w:r>
-      <w:r>
-        <w:rPr>
-          <w:rFonts w:ascii="CMU Serif" w:eastAsia="標楷體" w:hAnsi="CMU Serif" w:hint="eastAsia"/>
-        </w:rPr>
-        <w:t>至</w:t>
-      </w:r>
-      <w:r>
-        <w:rPr>
-          <w:rFonts w:ascii="CMU Serif" w:eastAsia="標楷體" w:hAnsi="CMU Serif" w:hint="eastAsia"/>
-        </w:rPr>
-        <w:t>2010</w:t>
-      </w:r>
-      <w:r>
-        <w:rPr>
-          <w:rFonts w:ascii="CMU Serif" w:eastAsia="標楷體" w:hAnsi="CMU Serif" w:hint="eastAsia"/>
-        </w:rPr>
-        <w:t>年金融危機與房市修正期間的影響。</w:t>
-      </w:r>
-      <w:r>
-        <w:rPr>
-          <w:rFonts w:ascii="CMU Serif" w:eastAsia="標楷體" w:hAnsi="CMU Serif" w:hint="eastAsia"/>
+        <w:t>年間出現明顯下跌與較大波動，可能反映房市循環或總體經濟事件影響。</w:t>
+      </w:r>
+      <w:r>
+        <w:rPr>
+          <w:rFonts w:ascii="CMU Serif" w:eastAsia="標楷體" w:hAnsi="CMU Serif"/>
+        </w:rPr>
+        <w:t>因此，本研究亦考慮加入事件</w:t>
+      </w:r>
+      <w:r>
+        <w:rPr>
+          <w:rFonts w:ascii="CMU Serif" w:eastAsia="標楷體" w:hAnsi="CMU Serif"/>
+        </w:rPr>
+        <w:t>dummy variables</w:t>
+      </w:r>
+      <w:r>
+        <w:rPr>
+          <w:rFonts w:ascii="CMU Serif" w:eastAsia="標楷體" w:hAnsi="CMU Serif"/>
+        </w:rPr>
+        <w:t>之</w:t>
+      </w:r>
+      <w:r>
+        <w:rPr>
+          <w:rFonts w:ascii="CMU Serif" w:eastAsia="標楷體" w:hAnsi="CMU Serif"/>
         </w:rPr>
         <w:t>ARIMAX</w:t>
       </w:r>
       <w:r>
         <w:rPr>
-          <w:rFonts w:ascii="CMU Serif" w:eastAsia="標楷體" w:hAnsi="CMU Serif" w:hint="eastAsia"/>
-        </w:rPr>
-        <w:t>模型將以</w:t>
-      </w:r>
-      <w:r>
-        <w:rPr>
-          <w:rFonts w:ascii="CMU Serif" w:eastAsia="標楷體" w:hAnsi="CMU Serif" w:hint="eastAsia"/>
-        </w:rPr>
-        <w:t>ARIMA(1,1,1)</w:t>
-      </w:r>
-      <w:r>
-        <w:rPr>
-          <w:rFonts w:ascii="CMU Serif" w:eastAsia="標楷體" w:hAnsi="CMU Serif" w:hint="eastAsia"/>
-        </w:rPr>
-        <w:t>為基礎，分別比較加入</w:t>
-      </w:r>
-      <w:r>
-        <w:rPr>
-          <w:rFonts w:ascii="CMU Serif" w:eastAsia="標楷體" w:hAnsi="CMU Serif" w:hint="eastAsia"/>
-        </w:rPr>
-        <w:t>crisis dummy</w:t>
-      </w:r>
-      <w:r>
-        <w:rPr>
-          <w:rFonts w:ascii="CMU Serif" w:eastAsia="標楷體" w:hAnsi="CMU Serif" w:hint="eastAsia"/>
-        </w:rPr>
-        <w:t>，以及同時加入</w:t>
-      </w:r>
-      <w:r>
-        <w:rPr>
-          <w:rFonts w:ascii="CMU Serif" w:eastAsia="標楷體" w:hAnsi="CMU Serif" w:hint="eastAsia"/>
-        </w:rPr>
-        <w:t xml:space="preserve"> post-2002 dummy</w:t>
-      </w:r>
-      <w:r>
-        <w:rPr>
-          <w:rFonts w:ascii="CMU Serif" w:eastAsia="標楷體" w:hAnsi="CMU Serif" w:hint="eastAsia"/>
+          <w:rFonts w:ascii="CMU Serif" w:eastAsia="標楷體" w:hAnsi="CMU Serif"/>
         </w:rPr>
         <w:t>與</w:t>
       </w:r>
       <w:r>
         <w:rPr>
-          <w:rFonts w:ascii="CMU Serif" w:eastAsia="標楷體" w:hAnsi="CMU Serif" w:hint="eastAsia"/>
-        </w:rPr>
-        <w:t>crisis dummy</w:t>
-      </w:r>
-      <w:r>
-        <w:rPr>
-          <w:rFonts w:ascii="CMU Serif" w:eastAsia="標楷體" w:hAnsi="CMU Serif" w:hint="eastAsia"/>
-        </w:rPr>
-        <w:t>之模型表現。</w:t>
+          <w:rFonts w:ascii="CMU Serif" w:eastAsia="標楷體" w:hAnsi="CMU Serif"/>
+        </w:rPr>
+        <w:t>SARIMAX</w:t>
+      </w:r>
+      <w:r>
+        <w:rPr>
+          <w:rFonts w:ascii="CMU Serif" w:eastAsia="標楷體" w:hAnsi="CMU Serif"/>
+        </w:rPr>
+        <w:t>模型。這類模型不加入</w:t>
+      </w:r>
+      <w:r>
+        <w:rPr>
+          <w:rFonts w:ascii="CMU Serif" w:eastAsia="標楷體" w:hAnsi="CMU Serif"/>
+        </w:rPr>
+        <w:t>drift</w:t>
+      </w:r>
+      <w:r>
+        <w:rPr>
+          <w:rFonts w:ascii="CMU Serif" w:eastAsia="標楷體" w:hAnsi="CMU Serif"/>
+        </w:rPr>
+        <w:t>，而是改由</w:t>
+      </w:r>
+      <w:r>
+        <w:rPr>
+          <w:rFonts w:ascii="CMU Serif" w:eastAsia="標楷體" w:hAnsi="CMU Serif"/>
+        </w:rPr>
+        <w:t>dummy variables</w:t>
+      </w:r>
+      <w:r>
+        <w:rPr>
+          <w:rFonts w:ascii="CMU Serif" w:eastAsia="標楷體" w:hAnsi="CMU Serif"/>
+        </w:rPr>
+        <w:t>捕捉不同經濟時期的平均月成長率變化，以避免</w:t>
+      </w:r>
+      <w:r>
+        <w:rPr>
+          <w:rFonts w:ascii="CMU Serif" w:eastAsia="標楷體" w:hAnsi="CMU Serif"/>
+        </w:rPr>
+        <w:t>drift</w:t>
+      </w:r>
+      <w:r>
+        <w:rPr>
+          <w:rFonts w:ascii="CMU Serif" w:eastAsia="標楷體" w:hAnsi="CMU Serif"/>
+        </w:rPr>
+        <w:t>與</w:t>
+      </w:r>
+      <w:r>
+        <w:rPr>
+          <w:rFonts w:ascii="CMU Serif" w:eastAsia="標楷體" w:hAnsi="CMU Serif"/>
+        </w:rPr>
+        <w:t>dummy</w:t>
+      </w:r>
+      <w:r>
+        <w:rPr>
+          <w:rFonts w:ascii="CMU Serif" w:eastAsia="標楷體" w:hAnsi="CMU Serif"/>
+        </w:rPr>
+        <w:t>同時解釋平均成長率。</w:t>
       </w:r>
     </w:p>
     <w:p>
@@ -6864,7 +6903,7 @@
         <w:widowControl/>
         <w:spacing w:after="0"/>
         <w:rPr>
-          <w:rFonts w:ascii="CMU Serif" w:eastAsia="標楷體" w:hAnsi="CMU Serif"/>
+          <w:rFonts w:ascii="CMU Serif" w:eastAsia="標楷體" w:hAnsi="CMU Serif" w:hint="eastAsia"/>
         </w:rPr>
       </w:pPr>
     </w:p>
@@ -6900,13 +6939,7 @@
         <w:rPr>
           <w:rFonts w:ascii="CMU Serif" w:eastAsia="標楷體" w:hAnsi="CMU Serif" w:hint="eastAsia"/>
         </w:rPr>
-        <w:t xml:space="preserve">Random walk </w:t>
-      </w:r>
-      <w:r>
-        <w:rPr>
-          <w:rFonts w:ascii="CMU Serif" w:eastAsia="標楷體" w:hAnsi="CMU Serif" w:hint="eastAsia"/>
-        </w:rPr>
-        <w:t>with drift</w:t>
+        <w:t>Random walk with drift</w:t>
       </w:r>
     </w:p>
     <w:p>
@@ -6936,6 +6969,12 @@
         </w:rPr>
         <w:t>1,1,0)</w:t>
       </w:r>
+      <w:r>
+        <w:rPr>
+          <w:rFonts w:ascii="CMU Serif" w:eastAsia="標楷體" w:hAnsi="CMU Serif" w:hint="eastAsia"/>
+        </w:rPr>
+        <w:t xml:space="preserve"> with drift</w:t>
+      </w:r>
     </w:p>
     <w:p>
       <w:pPr>
@@ -6964,6 +7003,18 @@
         </w:rPr>
         <w:t>1,1,1)</w:t>
       </w:r>
+      <w:r>
+        <w:rPr>
+          <w:rFonts w:ascii="CMU Serif" w:eastAsia="標楷體" w:hAnsi="CMU Serif" w:hint="eastAsia"/>
+        </w:rPr>
+        <w:t xml:space="preserve"> </w:t>
+      </w:r>
+      <w:r>
+        <w:rPr>
+          <w:rFonts w:ascii="CMU Serif" w:eastAsia="標楷體" w:hAnsi="CMU Serif" w:hint="eastAsia"/>
+        </w:rPr>
+        <w:t>with drift</w:t>
+      </w:r>
     </w:p>
     <w:p>
       <w:pPr>
@@ -6986,6 +7037,19 @@
         </w:rPr>
         <w:t>ARIMA(2,1,1)</w:t>
       </w:r>
+      <w:r>
+        <w:rPr>
+          <w:rFonts w:ascii="CMU Serif" w:eastAsia="標楷體" w:hAnsi="CMU Serif" w:hint="eastAsia"/>
+          <w:lang w:val="es-ES"/>
+        </w:rPr>
+        <w:t xml:space="preserve"> </w:t>
+      </w:r>
+      <w:r>
+        <w:rPr>
+          <w:rFonts w:ascii="CMU Serif" w:eastAsia="標楷體" w:hAnsi="CMU Serif" w:hint="eastAsia"/>
+        </w:rPr>
+        <w:t>with drift</w:t>
+      </w:r>
     </w:p>
     <w:p>
       <w:pPr>
@@ -7005,42 +7069,14 @@
         <w:rPr>
           <w:rFonts w:ascii="CMU Serif" w:eastAsia="標楷體" w:hAnsi="CMU Serif" w:hint="eastAsia"/>
         </w:rPr>
-        <w:t>SARIMA(</w:t>
+        <w:t>ARIMAX(</w:t>
       </w:r>
       <w:proofErr w:type="gramEnd"/>
       <w:r>
         <w:rPr>
           <w:rFonts w:ascii="CMU Serif" w:eastAsia="標楷體" w:hAnsi="CMU Serif" w:hint="eastAsia"/>
         </w:rPr>
-        <w:t>1,1,</w:t>
-      </w:r>
-      <w:proofErr w:type="gramStart"/>
-      <w:r>
-        <w:rPr>
-          <w:rFonts w:ascii="CMU Serif" w:eastAsia="標楷體" w:hAnsi="CMU Serif" w:hint="eastAsia"/>
-        </w:rPr>
-        <w:t>1)(</w:t>
-      </w:r>
-      <w:proofErr w:type="gramEnd"/>
-      <w:r>
-        <w:rPr>
-          <w:rFonts w:ascii="CMU Serif" w:eastAsia="標楷體" w:hAnsi="CMU Serif" w:hint="eastAsia"/>
-        </w:rPr>
-        <w:t>1,0,</w:t>
-      </w:r>
-      <w:proofErr w:type="gramStart"/>
-      <w:r>
-        <w:rPr>
-          <w:rFonts w:ascii="CMU Serif" w:eastAsia="標楷體" w:hAnsi="CMU Serif" w:hint="eastAsia"/>
-        </w:rPr>
-        <w:t>0)[</w:t>
-      </w:r>
-      <w:proofErr w:type="gramEnd"/>
-      <w:r>
-        <w:rPr>
-          <w:rFonts w:ascii="CMU Serif" w:eastAsia="標楷體" w:hAnsi="CMU Serif" w:hint="eastAsia"/>
-        </w:rPr>
-        <w:t>12]</w:t>
+        <w:t>1,1,1) with crisis dummy</w:t>
       </w:r>
     </w:p>
     <w:p>
@@ -7053,7 +7089,7 @@
         </w:numPr>
         <w:spacing w:after="0"/>
         <w:rPr>
-          <w:rFonts w:ascii="CMU Serif" w:eastAsia="標楷體" w:hAnsi="CMU Serif"/>
+          <w:rFonts w:ascii="CMU Serif" w:eastAsia="標楷體" w:hAnsi="CMU Serif" w:hint="eastAsia"/>
         </w:rPr>
       </w:pPr>
       <w:proofErr w:type="gramStart"/>
@@ -7061,42 +7097,14 @@
         <w:rPr>
           <w:rFonts w:ascii="CMU Serif" w:eastAsia="標楷體" w:hAnsi="CMU Serif" w:hint="eastAsia"/>
         </w:rPr>
-        <w:t>SARIMA(</w:t>
+        <w:t>ARIMAX(</w:t>
       </w:r>
       <w:proofErr w:type="gramEnd"/>
       <w:r>
         <w:rPr>
           <w:rFonts w:ascii="CMU Serif" w:eastAsia="標楷體" w:hAnsi="CMU Serif" w:hint="eastAsia"/>
         </w:rPr>
-        <w:t>1,1,</w:t>
-      </w:r>
-      <w:proofErr w:type="gramStart"/>
-      <w:r>
-        <w:rPr>
-          <w:rFonts w:ascii="CMU Serif" w:eastAsia="標楷體" w:hAnsi="CMU Serif" w:hint="eastAsia"/>
-        </w:rPr>
-        <w:t>1)(</w:t>
-      </w:r>
-      <w:proofErr w:type="gramEnd"/>
-      <w:r>
-        <w:rPr>
-          <w:rFonts w:ascii="CMU Serif" w:eastAsia="標楷體" w:hAnsi="CMU Serif" w:hint="eastAsia"/>
-        </w:rPr>
-        <w:t>0,0,</w:t>
-      </w:r>
-      <w:proofErr w:type="gramStart"/>
-      <w:r>
-        <w:rPr>
-          <w:rFonts w:ascii="CMU Serif" w:eastAsia="標楷體" w:hAnsi="CMU Serif" w:hint="eastAsia"/>
-        </w:rPr>
-        <w:t>1)[</w:t>
-      </w:r>
-      <w:proofErr w:type="gramEnd"/>
-      <w:r>
-        <w:rPr>
-          <w:rFonts w:ascii="CMU Serif" w:eastAsia="標楷體" w:hAnsi="CMU Serif" w:hint="eastAsia"/>
-        </w:rPr>
-        <w:t>12]</w:t>
+        <w:t>1,1,1) with post-2002 dummy and crisis dummy</w:t>
       </w:r>
     </w:p>
     <w:p>
@@ -7117,14 +7125,54 @@
         <w:rPr>
           <w:rFonts w:ascii="CMU Serif" w:eastAsia="標楷體" w:hAnsi="CMU Serif" w:hint="eastAsia"/>
         </w:rPr>
-        <w:t>ARIMAX(</w:t>
+        <w:t>SARIMA(</w:t>
       </w:r>
       <w:proofErr w:type="gramEnd"/>
       <w:r>
         <w:rPr>
           <w:rFonts w:ascii="CMU Serif" w:eastAsia="標楷體" w:hAnsi="CMU Serif" w:hint="eastAsia"/>
         </w:rPr>
-        <w:t>1,1,1) with crisis dummy</w:t>
+        <w:t>1,1,</w:t>
+      </w:r>
+      <w:proofErr w:type="gramStart"/>
+      <w:r>
+        <w:rPr>
+          <w:rFonts w:ascii="CMU Serif" w:eastAsia="標楷體" w:hAnsi="CMU Serif" w:hint="eastAsia"/>
+        </w:rPr>
+        <w:t>1)(</w:t>
+      </w:r>
+      <w:proofErr w:type="gramEnd"/>
+      <w:r>
+        <w:rPr>
+          <w:rFonts w:ascii="CMU Serif" w:eastAsia="標楷體" w:hAnsi="CMU Serif" w:hint="eastAsia"/>
+        </w:rPr>
+        <w:t>1,0,</w:t>
+      </w:r>
+      <w:proofErr w:type="gramStart"/>
+      <w:r>
+        <w:rPr>
+          <w:rFonts w:ascii="CMU Serif" w:eastAsia="標楷體" w:hAnsi="CMU Serif" w:hint="eastAsia"/>
+        </w:rPr>
+        <w:t>0)[</w:t>
+      </w:r>
+      <w:proofErr w:type="gramEnd"/>
+      <w:r>
+        <w:rPr>
+          <w:rFonts w:ascii="CMU Serif" w:eastAsia="標楷體" w:hAnsi="CMU Serif" w:hint="eastAsia"/>
+        </w:rPr>
+        <w:t>12]</w:t>
+      </w:r>
+      <w:r>
+        <w:rPr>
+          <w:rFonts w:ascii="CMU Serif" w:eastAsia="標楷體" w:hAnsi="CMU Serif" w:hint="eastAsia"/>
+        </w:rPr>
+        <w:t xml:space="preserve"> </w:t>
+      </w:r>
+      <w:r>
+        <w:rPr>
+          <w:rFonts w:ascii="CMU Serif" w:eastAsia="標楷體" w:hAnsi="CMU Serif" w:hint="eastAsia"/>
+        </w:rPr>
+        <w:t>with drift</w:t>
       </w:r>
     </w:p>
     <w:p>
@@ -7145,30 +7193,191 @@
         <w:rPr>
           <w:rFonts w:ascii="CMU Serif" w:eastAsia="標楷體" w:hAnsi="CMU Serif" w:hint="eastAsia"/>
         </w:rPr>
-        <w:t>ARIMAX(</w:t>
+        <w:t>SARIMA(</w:t>
       </w:r>
       <w:proofErr w:type="gramEnd"/>
       <w:r>
         <w:rPr>
           <w:rFonts w:ascii="CMU Serif" w:eastAsia="標楷體" w:hAnsi="CMU Serif" w:hint="eastAsia"/>
         </w:rPr>
-        <w:t>1,1,1) with post-2002 dummy and crisis dumm</w:t>
-      </w:r>
-      <w:r>
-        <w:rPr>
-          <w:rFonts w:ascii="CMU Serif" w:eastAsia="標楷體" w:hAnsi="CMU Serif" w:hint="eastAsia"/>
-        </w:rPr>
-        <w:t>y</w:t>
+        <w:t>1,1,</w:t>
+      </w:r>
+      <w:proofErr w:type="gramStart"/>
+      <w:r>
+        <w:rPr>
+          <w:rFonts w:ascii="CMU Serif" w:eastAsia="標楷體" w:hAnsi="CMU Serif" w:hint="eastAsia"/>
+        </w:rPr>
+        <w:t>1)(</w:t>
+      </w:r>
+      <w:proofErr w:type="gramEnd"/>
+      <w:r>
+        <w:rPr>
+          <w:rFonts w:ascii="CMU Serif" w:eastAsia="標楷體" w:hAnsi="CMU Serif" w:hint="eastAsia"/>
+        </w:rPr>
+        <w:t>0,0,</w:t>
+      </w:r>
+      <w:proofErr w:type="gramStart"/>
+      <w:r>
+        <w:rPr>
+          <w:rFonts w:ascii="CMU Serif" w:eastAsia="標楷體" w:hAnsi="CMU Serif" w:hint="eastAsia"/>
+        </w:rPr>
+        <w:t>1)[</w:t>
+      </w:r>
+      <w:proofErr w:type="gramEnd"/>
+      <w:r>
+        <w:rPr>
+          <w:rFonts w:ascii="CMU Serif" w:eastAsia="標楷體" w:hAnsi="CMU Serif" w:hint="eastAsia"/>
+        </w:rPr>
+        <w:t>12]</w:t>
+      </w:r>
+      <w:r>
+        <w:rPr>
+          <w:rFonts w:ascii="CMU Serif" w:eastAsia="標楷體" w:hAnsi="CMU Serif" w:hint="eastAsia"/>
+        </w:rPr>
+        <w:t xml:space="preserve"> </w:t>
+      </w:r>
+      <w:r>
+        <w:rPr>
+          <w:rFonts w:ascii="CMU Serif" w:eastAsia="標楷體" w:hAnsi="CMU Serif" w:hint="eastAsia"/>
+        </w:rPr>
+        <w:t>with drift</w:t>
+      </w:r>
+      <w:r>
+        <w:rPr>
+          <w:rFonts w:ascii="CMU Serif" w:eastAsia="標楷體" w:hAnsi="CMU Serif" w:hint="eastAsia"/>
+        </w:rPr>
+        <w:t xml:space="preserve"> </w:t>
       </w:r>
     </w:p>
     <w:p>
       <w:pPr>
+        <w:pStyle w:val="a9"/>
         <w:widowControl/>
+        <w:numPr>
+          <w:ilvl w:val="0"/>
+          <w:numId w:val="3"/>
+        </w:numPr>
         <w:spacing w:after="0"/>
         <w:rPr>
           <w:rFonts w:ascii="CMU Serif" w:eastAsia="標楷體" w:hAnsi="CMU Serif"/>
         </w:rPr>
       </w:pPr>
+      <w:proofErr w:type="gramStart"/>
+      <w:r>
+        <w:rPr>
+          <w:rFonts w:ascii="CMU Serif" w:eastAsia="標楷體" w:hAnsi="CMU Serif" w:hint="eastAsia"/>
+        </w:rPr>
+        <w:t>SARIMA</w:t>
+      </w:r>
+      <w:r>
+        <w:rPr>
+          <w:rFonts w:ascii="CMU Serif" w:eastAsia="標楷體" w:hAnsi="CMU Serif" w:hint="eastAsia"/>
+        </w:rPr>
+        <w:t>X</w:t>
+      </w:r>
+      <w:r>
+        <w:rPr>
+          <w:rFonts w:ascii="CMU Serif" w:eastAsia="標楷體" w:hAnsi="CMU Serif" w:hint="eastAsia"/>
+        </w:rPr>
+        <w:t>(</w:t>
+      </w:r>
+      <w:proofErr w:type="gramEnd"/>
+      <w:r>
+        <w:rPr>
+          <w:rFonts w:ascii="CMU Serif" w:eastAsia="標楷體" w:hAnsi="CMU Serif" w:hint="eastAsia"/>
+        </w:rPr>
+        <w:t>1,1,</w:t>
+      </w:r>
+      <w:proofErr w:type="gramStart"/>
+      <w:r>
+        <w:rPr>
+          <w:rFonts w:ascii="CMU Serif" w:eastAsia="標楷體" w:hAnsi="CMU Serif" w:hint="eastAsia"/>
+        </w:rPr>
+        <w:t>1)(</w:t>
+      </w:r>
+      <w:proofErr w:type="gramEnd"/>
+      <w:r>
+        <w:rPr>
+          <w:rFonts w:ascii="CMU Serif" w:eastAsia="標楷體" w:hAnsi="CMU Serif" w:hint="eastAsia"/>
+        </w:rPr>
+        <w:t>1,0,</w:t>
+      </w:r>
+      <w:proofErr w:type="gramStart"/>
+      <w:r>
+        <w:rPr>
+          <w:rFonts w:ascii="CMU Serif" w:eastAsia="標楷體" w:hAnsi="CMU Serif" w:hint="eastAsia"/>
+        </w:rPr>
+        <w:t>0)[</w:t>
+      </w:r>
+      <w:proofErr w:type="gramEnd"/>
+      <w:r>
+        <w:rPr>
+          <w:rFonts w:ascii="CMU Serif" w:eastAsia="標楷體" w:hAnsi="CMU Serif" w:hint="eastAsia"/>
+        </w:rPr>
+        <w:t>12]</w:t>
+      </w:r>
+      <w:r>
+        <w:rPr>
+          <w:rFonts w:ascii="CMU Serif" w:eastAsia="標楷體" w:hAnsi="CMU Serif" w:hint="eastAsia"/>
+        </w:rPr>
+        <w:t xml:space="preserve"> with crisis dummy</w:t>
+      </w:r>
+    </w:p>
+    <w:p>
+      <w:pPr>
+        <w:pStyle w:val="a9"/>
+        <w:widowControl/>
+        <w:numPr>
+          <w:ilvl w:val="0"/>
+          <w:numId w:val="3"/>
+        </w:numPr>
+        <w:spacing w:after="0"/>
+        <w:rPr>
+          <w:rFonts w:ascii="CMU Serif" w:eastAsia="標楷體" w:hAnsi="CMU Serif" w:hint="eastAsia"/>
+        </w:rPr>
+      </w:pPr>
+      <w:proofErr w:type="gramStart"/>
+      <w:r>
+        <w:rPr>
+          <w:rFonts w:ascii="CMU Serif" w:eastAsia="標楷體" w:hAnsi="CMU Serif"/>
+        </w:rPr>
+        <w:t>SARIMAX(</w:t>
+      </w:r>
+      <w:proofErr w:type="gramEnd"/>
+      <w:r>
+        <w:rPr>
+          <w:rFonts w:ascii="CMU Serif" w:eastAsia="標楷體" w:hAnsi="CMU Serif"/>
+        </w:rPr>
+        <w:t>1,1,</w:t>
+      </w:r>
+      <w:proofErr w:type="gramStart"/>
+      <w:r>
+        <w:rPr>
+          <w:rFonts w:ascii="CMU Serif" w:eastAsia="標楷體" w:hAnsi="CMU Serif"/>
+        </w:rPr>
+        <w:t>1)(</w:t>
+      </w:r>
+      <w:proofErr w:type="gramEnd"/>
+      <w:r>
+        <w:rPr>
+          <w:rFonts w:ascii="CMU Serif" w:eastAsia="標楷體" w:hAnsi="CMU Serif"/>
+        </w:rPr>
+        <w:t>1,0,</w:t>
+      </w:r>
+      <w:proofErr w:type="gramStart"/>
+      <w:r>
+        <w:rPr>
+          <w:rFonts w:ascii="CMU Serif" w:eastAsia="標楷體" w:hAnsi="CMU Serif"/>
+        </w:rPr>
+        <w:t>0)[</w:t>
+      </w:r>
+      <w:proofErr w:type="gramEnd"/>
+      <w:r>
+        <w:rPr>
+          <w:rFonts w:ascii="CMU Serif" w:eastAsia="標楷體" w:hAnsi="CMU Serif"/>
+        </w:rPr>
+        <w:t>12] with post-2002 dummy and crisis dummy</w:t>
+      </w:r>
     </w:p>
     <w:p>
       <w:pPr>
@@ -7190,6 +7399,7 @@
           <w:sz w:val="28"/>
           <w:szCs w:val="28"/>
         </w:rPr>
+        <w:lastRenderedPageBreak/>
         <w:t xml:space="preserve">5.5 </w:t>
       </w:r>
       <w:r>
@@ -7218,14 +7428,13 @@
         <w:widowControl/>
         <w:spacing w:after="0"/>
         <w:rPr>
-          <w:rFonts w:ascii="CMU Serif" w:eastAsia="標楷體" w:hAnsi="CMU Serif" w:hint="eastAsia"/>
-        </w:rPr>
-      </w:pPr>
-      <w:r>
-        <w:rPr>
-          <w:rFonts w:ascii="CMU Serif" w:eastAsia="標楷體" w:hAnsi="CMU Serif" w:hint="eastAsia"/>
-        </w:rPr>
-        <w:lastRenderedPageBreak/>
+          <w:rFonts w:ascii="CMU Serif" w:eastAsia="標楷體" w:hAnsi="CMU Serif"/>
+        </w:rPr>
+      </w:pPr>
+      <w:r>
+        <w:rPr>
+          <w:rFonts w:ascii="CMU Serif" w:eastAsia="標楷體" w:hAnsi="CMU Serif" w:hint="eastAsia"/>
+        </w:rPr>
         <w:t>本報告將由</w:t>
       </w:r>
       <w:proofErr w:type="gramStart"/>
@@ -7387,7 +7596,7 @@
         <w:widowControl/>
         <w:spacing w:after="0"/>
         <w:rPr>
-          <w:rFonts w:ascii="CMU Serif" w:eastAsia="標楷體" w:hAnsi="CMU Serif" w:hint="eastAsia"/>
+          <w:rFonts w:ascii="CMU Serif" w:eastAsia="標楷體" w:hAnsi="CMU Serif"/>
         </w:rPr>
       </w:pPr>
       <w:r>
@@ -7561,7 +7770,7 @@
         <w:widowControl/>
         <w:spacing w:after="0"/>
         <w:rPr>
-          <w:rFonts w:ascii="CMU Serif" w:eastAsia="標楷體" w:hAnsi="CMU Serif" w:hint="eastAsia"/>
+          <w:rFonts w:ascii="CMU Serif" w:eastAsia="標楷體" w:hAnsi="CMU Serif"/>
         </w:rPr>
       </w:pPr>
       <w:r>
@@ -7720,7 +7929,7 @@
         <w:widowControl/>
         <w:spacing w:after="0"/>
         <w:rPr>
-          <w:rFonts w:ascii="CMU Serif" w:eastAsia="標楷體" w:hAnsi="CMU Serif" w:hint="eastAsia"/>
+          <w:rFonts w:ascii="CMU Serif" w:eastAsia="標楷體" w:hAnsi="CMU Serif"/>
         </w:rPr>
       </w:pPr>
     </w:p>
@@ -7729,9 +7938,43 @@
         <w:widowControl/>
         <w:spacing w:after="0"/>
         <w:rPr>
-          <w:rFonts w:ascii="CMU Serif" w:eastAsia="標楷體" w:hAnsi="CMU Serif"/>
-        </w:rPr>
-      </w:pPr>
+          <w:rFonts w:ascii="CMU Serif" w:eastAsia="標楷體" w:hAnsi="CMU Serif" w:hint="eastAsia"/>
+          <w:b/>
+          <w:bCs/>
+          <w:sz w:val="32"/>
+          <w:szCs w:val="32"/>
+        </w:rPr>
+      </w:pPr>
+      <w:r>
+        <w:rPr>
+          <w:rFonts w:ascii="CMU Serif" w:eastAsia="標楷體" w:hAnsi="CMU Serif" w:hint="eastAsia"/>
+          <w:b/>
+          <w:bCs/>
+          <w:sz w:val="32"/>
+          <w:szCs w:val="32"/>
+        </w:rPr>
+        <w:t xml:space="preserve">6. </w:t>
+      </w:r>
+      <w:r>
+        <w:rPr>
+          <w:rFonts w:ascii="CMU Serif" w:eastAsia="標楷體" w:hAnsi="CMU Serif" w:hint="eastAsia"/>
+          <w:b/>
+          <w:bCs/>
+          <w:sz w:val="32"/>
+          <w:szCs w:val="32"/>
+        </w:rPr>
+        <w:t>模型估計</w:t>
+      </w:r>
+      <w:r>
+        <w:rPr>
+          <w:rFonts w:ascii="CMU Serif" w:eastAsia="標楷體" w:hAnsi="CMU Serif" w:hint="eastAsia"/>
+          <w:b/>
+          <w:bCs/>
+          <w:sz w:val="32"/>
+          <w:szCs w:val="32"/>
+        </w:rPr>
+        <w:t xml:space="preserve"> Model Estimation</w:t>
+      </w:r>
     </w:p>
     <w:p>
       <w:pPr>
@@ -7741,13 +7984,109 @@
           <w:rFonts w:ascii="CMU Serif" w:eastAsia="標楷體" w:hAnsi="CMU Serif"/>
         </w:rPr>
       </w:pPr>
+      <w:r>
+        <w:rPr>
+          <w:rFonts w:ascii="CMU Serif" w:eastAsia="標楷體" w:hAnsi="CMU Serif"/>
+        </w:rPr>
+        <w:t>本章針對前述候選模型進行參數估計。所有模型皆使用訓練資料期間</w:t>
+      </w:r>
+      <w:r>
+        <w:rPr>
+          <w:rFonts w:ascii="CMU Serif" w:eastAsia="標楷體" w:hAnsi="CMU Serif"/>
+        </w:rPr>
+        <w:t>1991</w:t>
+      </w:r>
+      <w:r>
+        <w:rPr>
+          <w:rFonts w:ascii="CMU Serif" w:eastAsia="標楷體" w:hAnsi="CMU Serif"/>
+        </w:rPr>
+        <w:t>年</w:t>
+      </w:r>
+      <w:r>
+        <w:rPr>
+          <w:rFonts w:ascii="CMU Serif" w:eastAsia="標楷體" w:hAnsi="CMU Serif"/>
+        </w:rPr>
+        <w:t>1</w:t>
+      </w:r>
+      <w:r>
+        <w:rPr>
+          <w:rFonts w:ascii="CMU Serif" w:eastAsia="標楷體" w:hAnsi="CMU Serif"/>
+        </w:rPr>
+        <w:t>月至</w:t>
+      </w:r>
+      <w:r>
+        <w:rPr>
+          <w:rFonts w:ascii="CMU Serif" w:eastAsia="標楷體" w:hAnsi="CMU Serif"/>
+        </w:rPr>
+        <w:t xml:space="preserve">2012 </w:t>
+      </w:r>
+      <w:r>
+        <w:rPr>
+          <w:rFonts w:ascii="CMU Serif" w:eastAsia="標楷體" w:hAnsi="CMU Serif"/>
+        </w:rPr>
+        <w:t>年</w:t>
+      </w:r>
+      <w:r>
+        <w:rPr>
+          <w:rFonts w:ascii="CMU Serif" w:eastAsia="標楷體" w:hAnsi="CMU Serif"/>
+        </w:rPr>
+        <w:t>4</w:t>
+      </w:r>
+      <w:r>
+        <w:rPr>
+          <w:rFonts w:ascii="CMU Serif" w:eastAsia="標楷體" w:hAnsi="CMU Serif"/>
+        </w:rPr>
+        <w:t>月進行估計，並以</w:t>
+      </w:r>
+      <w:r>
+        <w:rPr>
+          <w:rFonts w:ascii="CMU Serif" w:eastAsia="標楷體" w:hAnsi="CMU Serif"/>
+        </w:rPr>
+        <w:t xml:space="preserve"> maximum likelihood estimation </w:t>
+      </w:r>
+      <w:r>
+        <w:rPr>
+          <w:rFonts w:ascii="CMU Serif" w:eastAsia="標楷體" w:hAnsi="CMU Serif"/>
+        </w:rPr>
+        <w:t>估計模型參數</w:t>
+      </w:r>
+      <w:r>
+        <w:rPr>
+          <w:rFonts w:ascii="CMU Serif" w:eastAsia="標楷體" w:hAnsi="CMU Serif" w:hint="eastAsia"/>
+        </w:rPr>
+        <w:t>。</w:t>
+      </w:r>
+      <w:r>
+        <w:rPr>
+          <w:rFonts w:ascii="CMU Serif" w:eastAsia="標楷體" w:hAnsi="CMU Serif" w:hint="eastAsia"/>
+        </w:rPr>
+        <w:t>表</w:t>
+      </w:r>
+      <w:r>
+        <w:rPr>
+          <w:rFonts w:ascii="CMU Serif" w:eastAsia="標楷體" w:hAnsi="CMU Serif" w:hint="eastAsia"/>
+        </w:rPr>
+        <w:t>6.1</w:t>
+      </w:r>
+      <w:r>
+        <w:rPr>
+          <w:rFonts w:ascii="CMU Serif" w:eastAsia="標楷體" w:hAnsi="CMU Serif"/>
+        </w:rPr>
+        <w:t>整理較具代表性模型的主要參數估計結果</w:t>
+      </w:r>
+      <w:r>
+        <w:rPr>
+          <w:rFonts w:ascii="CMU Serif" w:eastAsia="標楷體" w:hAnsi="CMU Serif" w:hint="eastAsia"/>
+        </w:rPr>
+        <w:t>。</w:t>
+      </w:r>
     </w:p>
     <w:p>
       <w:pPr>
         <w:widowControl/>
         <w:spacing w:after="0"/>
         <w:rPr>
-          <w:rFonts w:ascii="CMU Serif" w:eastAsia="標楷體" w:hAnsi="CMU Serif"/>
+          <w:rFonts w:ascii="CMU Serif" w:eastAsia="標楷體" w:hAnsi="CMU Serif" w:hint="eastAsia"/>
         </w:rPr>
       </w:pPr>
     </w:p>
@@ -7756,9 +8095,119 @@
         <w:widowControl/>
         <w:spacing w:after="0"/>
         <w:rPr>
-          <w:rFonts w:ascii="CMU Serif" w:eastAsia="標楷體" w:hAnsi="CMU Serif"/>
-        </w:rPr>
-      </w:pPr>
+          <w:rFonts w:ascii="CMU Serif" w:eastAsia="標楷體" w:hAnsi="CMU Serif" w:hint="eastAsia"/>
+        </w:rPr>
+      </w:pPr>
+      <w:r>
+        <w:rPr>
+          <w:rFonts w:ascii="CMU Serif" w:eastAsia="標楷體" w:hAnsi="CMU Serif" w:hint="eastAsia"/>
+        </w:rPr>
+        <w:t xml:space="preserve">ARIMA(1,1,1) with drift </w:t>
+      </w:r>
+      <w:r>
+        <w:rPr>
+          <w:rFonts w:ascii="CMU Serif" w:eastAsia="標楷體" w:hAnsi="CMU Serif" w:hint="eastAsia"/>
+        </w:rPr>
+        <w:t>的</w:t>
+      </w:r>
+      <w:r>
+        <w:rPr>
+          <w:rFonts w:ascii="CMU Serif" w:eastAsia="標楷體" w:hAnsi="CMU Serif" w:hint="eastAsia"/>
+        </w:rPr>
+        <w:t xml:space="preserve"> AR(1) </w:t>
+      </w:r>
+      <w:r>
+        <w:rPr>
+          <w:rFonts w:ascii="CMU Serif" w:eastAsia="標楷體" w:hAnsi="CMU Serif" w:hint="eastAsia"/>
+        </w:rPr>
+        <w:t>係數</w:t>
+      </w:r>
+      <w:proofErr w:type="gramStart"/>
+      <w:r>
+        <w:rPr>
+          <w:rFonts w:ascii="CMU Serif" w:eastAsia="標楷體" w:hAnsi="CMU Serif" w:hint="eastAsia"/>
+        </w:rPr>
+        <w:t>為正且顯著</w:t>
+      </w:r>
+      <w:proofErr w:type="gramEnd"/>
+      <w:r>
+        <w:rPr>
+          <w:rFonts w:ascii="CMU Serif" w:eastAsia="標楷體" w:hAnsi="CMU Serif" w:hint="eastAsia"/>
+        </w:rPr>
+        <w:t>，表示</w:t>
+      </w:r>
+      <w:r>
+        <w:rPr>
+          <w:rFonts w:ascii="CMU Serif" w:eastAsia="標楷體" w:hAnsi="CMU Serif" w:hint="eastAsia"/>
+        </w:rPr>
+        <w:t xml:space="preserve"> HPI </w:t>
+      </w:r>
+      <w:r>
+        <w:rPr>
+          <w:rFonts w:ascii="CMU Serif" w:eastAsia="標楷體" w:hAnsi="CMU Serif" w:hint="eastAsia"/>
+        </w:rPr>
+        <w:t>的月成長率具有明顯短期持續性。</w:t>
+      </w:r>
+      <w:r>
+        <w:rPr>
+          <w:rFonts w:ascii="CMU Serif" w:eastAsia="標楷體" w:hAnsi="CMU Serif" w:hint="eastAsia"/>
+        </w:rPr>
+        <w:t xml:space="preserve">Drift </w:t>
+      </w:r>
+      <w:r>
+        <w:rPr>
+          <w:rFonts w:ascii="CMU Serif" w:eastAsia="標楷體" w:hAnsi="CMU Serif" w:hint="eastAsia"/>
+        </w:rPr>
+        <w:t>係數約為</w:t>
+      </w:r>
+      <w:r>
+        <w:rPr>
+          <w:rFonts w:ascii="CMU Serif" w:eastAsia="標楷體" w:hAnsi="CMU Serif" w:hint="eastAsia"/>
+        </w:rPr>
+        <w:t xml:space="preserve"> 0.0027</w:t>
+      </w:r>
+      <w:r>
+        <w:rPr>
+          <w:rFonts w:ascii="CMU Serif" w:eastAsia="標楷體" w:hAnsi="CMU Serif" w:hint="eastAsia"/>
+        </w:rPr>
+        <w:t>，且達統計顯著，表示訓練期間</w:t>
+      </w:r>
+      <w:r>
+        <w:rPr>
+          <w:rFonts w:ascii="CMU Serif" w:eastAsia="標楷體" w:hAnsi="CMU Serif" w:hint="eastAsia"/>
+        </w:rPr>
+        <w:t xml:space="preserve"> HPI </w:t>
+      </w:r>
+      <w:r>
+        <w:rPr>
+          <w:rFonts w:ascii="CMU Serif" w:eastAsia="標楷體" w:hAnsi="CMU Serif" w:hint="eastAsia"/>
+        </w:rPr>
+        <w:t>平均每月約有</w:t>
+      </w:r>
+      <w:r>
+        <w:rPr>
+          <w:rFonts w:ascii="CMU Serif" w:eastAsia="標楷體" w:hAnsi="CMU Serif" w:hint="eastAsia"/>
+        </w:rPr>
+        <w:t xml:space="preserve"> 0.27% </w:t>
+      </w:r>
+      <w:r>
+        <w:rPr>
+          <w:rFonts w:ascii="CMU Serif" w:eastAsia="標楷體" w:hAnsi="CMU Serif" w:hint="eastAsia"/>
+        </w:rPr>
+        <w:t>的正成長。此結果與</w:t>
+      </w:r>
+      <w:r>
+        <w:rPr>
+          <w:rFonts w:ascii="CMU Serif" w:eastAsia="標楷體" w:hAnsi="CMU Serif" w:hint="eastAsia"/>
+        </w:rPr>
+        <w:t xml:space="preserve"> HPI </w:t>
+      </w:r>
+      <w:r>
+        <w:rPr>
+          <w:rFonts w:ascii="CMU Serif" w:eastAsia="標楷體" w:hAnsi="CMU Serif" w:hint="eastAsia"/>
+        </w:rPr>
+        <w:t>長期上升的資料特徵一致。</w:t>
+      </w:r>
     </w:p>
     <w:p>
       <w:pPr>
@@ -7774,9 +8223,165 @@
         <w:widowControl/>
         <w:spacing w:after="0"/>
         <w:rPr>
-          <w:rFonts w:ascii="CMU Serif" w:eastAsia="標楷體" w:hAnsi="CMU Serif"/>
-        </w:rPr>
-      </w:pPr>
+          <w:rFonts w:ascii="CMU Serif" w:eastAsia="標楷體" w:hAnsi="CMU Serif" w:hint="eastAsia"/>
+        </w:rPr>
+      </w:pPr>
+      <w:r>
+        <w:rPr>
+          <w:rFonts w:ascii="CMU Serif" w:eastAsia="標楷體" w:hAnsi="CMU Serif" w:hint="eastAsia"/>
+        </w:rPr>
+        <w:t>SARIMA(1,1,1)(1,0,0)[12] with drift</w:t>
+      </w:r>
+      <w:r>
+        <w:rPr>
+          <w:rFonts w:ascii="CMU Serif" w:eastAsia="標楷體" w:hAnsi="CMU Serif" w:hint="eastAsia"/>
+        </w:rPr>
+        <w:t>的</w:t>
+      </w:r>
+      <w:r>
+        <w:rPr>
+          <w:rFonts w:ascii="CMU Serif" w:eastAsia="標楷體" w:hAnsi="CMU Serif" w:hint="eastAsia"/>
+        </w:rPr>
+        <w:t>AR(1)</w:t>
+      </w:r>
+      <w:r>
+        <w:rPr>
+          <w:rFonts w:ascii="CMU Serif" w:eastAsia="標楷體" w:hAnsi="CMU Serif" w:hint="eastAsia"/>
+        </w:rPr>
+        <w:t>、</w:t>
+      </w:r>
+      <w:r>
+        <w:rPr>
+          <w:rFonts w:ascii="CMU Serif" w:eastAsia="標楷體" w:hAnsi="CMU Serif" w:hint="eastAsia"/>
+        </w:rPr>
+        <w:t>MA(1)</w:t>
+      </w:r>
+      <w:r>
+        <w:rPr>
+          <w:rFonts w:ascii="CMU Serif" w:eastAsia="標楷體" w:hAnsi="CMU Serif" w:hint="eastAsia"/>
+        </w:rPr>
+        <w:t>、</w:t>
+      </w:r>
+      <w:r>
+        <w:rPr>
+          <w:rFonts w:ascii="CMU Serif" w:eastAsia="標楷體" w:hAnsi="CMU Serif" w:hint="eastAsia"/>
+        </w:rPr>
+        <w:t>seasonal AR(1)</w:t>
+      </w:r>
+      <w:r>
+        <w:rPr>
+          <w:rFonts w:ascii="CMU Serif" w:eastAsia="標楷體" w:hAnsi="CMU Serif" w:hint="eastAsia"/>
+        </w:rPr>
+        <w:t>與</w:t>
+      </w:r>
+      <w:r>
+        <w:rPr>
+          <w:rFonts w:ascii="CMU Serif" w:eastAsia="標楷體" w:hAnsi="CMU Serif" w:hint="eastAsia"/>
+        </w:rPr>
+        <w:t xml:space="preserve">drift </w:t>
+      </w:r>
+      <w:r>
+        <w:rPr>
+          <w:rFonts w:ascii="CMU Serif" w:eastAsia="標楷體" w:hAnsi="CMU Serif" w:hint="eastAsia"/>
+        </w:rPr>
+        <w:t>達統計顯著。其中</w:t>
+      </w:r>
+      <w:r>
+        <w:rPr>
+          <w:rFonts w:ascii="CMU Serif" w:eastAsia="標楷體" w:hAnsi="CMU Serif" w:hint="eastAsia"/>
+        </w:rPr>
+        <w:t>seasonal AR(1)</w:t>
+      </w:r>
+      <w:r>
+        <w:rPr>
+          <w:rFonts w:ascii="CMU Serif" w:eastAsia="標楷體" w:hAnsi="CMU Serif" w:hint="eastAsia"/>
+        </w:rPr>
+        <w:t>係數為</w:t>
+      </w:r>
+      <w:r>
+        <w:rPr>
+          <w:rFonts w:ascii="CMU Serif" w:eastAsia="標楷體" w:hAnsi="CMU Serif" w:hint="eastAsia"/>
+        </w:rPr>
+        <w:t xml:space="preserve"> 0.3781</w:t>
+      </w:r>
+      <w:r>
+        <w:rPr>
+          <w:rFonts w:ascii="CMU Serif" w:eastAsia="標楷體" w:hAnsi="CMU Serif" w:hint="eastAsia"/>
+        </w:rPr>
+        <w:t>，表示</w:t>
+      </w:r>
+      <w:r>
+        <w:rPr>
+          <w:rFonts w:ascii="CMU Serif" w:eastAsia="標楷體" w:hAnsi="CMU Serif" w:hint="eastAsia"/>
+        </w:rPr>
+        <w:t>HPI</w:t>
+      </w:r>
+      <w:r>
+        <w:rPr>
+          <w:rFonts w:ascii="CMU Serif" w:eastAsia="標楷體" w:hAnsi="CMU Serif" w:hint="eastAsia"/>
+        </w:rPr>
+        <w:t>月成長率不只受短期變動影響，也與約</w:t>
+      </w:r>
+      <w:r>
+        <w:rPr>
+          <w:rFonts w:ascii="CMU Serif" w:eastAsia="標楷體" w:hAnsi="CMU Serif" w:hint="eastAsia"/>
+        </w:rPr>
+        <w:t xml:space="preserve"> 12</w:t>
+      </w:r>
+      <w:r>
+        <w:rPr>
+          <w:rFonts w:ascii="CMU Serif" w:eastAsia="標楷體" w:hAnsi="CMU Serif" w:hint="eastAsia"/>
+        </w:rPr>
+        <w:t>個月前的變動有關。此結果與前述</w:t>
+      </w:r>
+      <w:r>
+        <w:rPr>
+          <w:rFonts w:ascii="CMU Serif" w:eastAsia="標楷體" w:hAnsi="CMU Serif" w:hint="eastAsia"/>
+        </w:rPr>
+        <w:t xml:space="preserve"> ACF </w:t>
+      </w:r>
+      <w:r>
+        <w:rPr>
+          <w:rFonts w:ascii="CMU Serif" w:eastAsia="標楷體" w:hAnsi="CMU Serif" w:hint="eastAsia"/>
+        </w:rPr>
+        <w:t>圖中</w:t>
+      </w:r>
+      <w:r>
+        <w:rPr>
+          <w:rFonts w:ascii="CMU Serif" w:eastAsia="標楷體" w:hAnsi="CMU Serif" w:hint="eastAsia"/>
+        </w:rPr>
+        <w:t>lag 12</w:t>
+      </w:r>
+      <w:r>
+        <w:rPr>
+          <w:rFonts w:ascii="CMU Serif" w:eastAsia="標楷體" w:hAnsi="CMU Serif" w:hint="eastAsia"/>
+        </w:rPr>
+        <w:t>附近仍存在相關性的觀察一致。不過，由於</w:t>
+      </w:r>
+      <w:r>
+        <w:rPr>
+          <w:rFonts w:ascii="CMU Serif" w:eastAsia="標楷體" w:hAnsi="CMU Serif" w:hint="eastAsia"/>
+        </w:rPr>
+        <w:t>seasonal plot</w:t>
+      </w:r>
+      <w:r>
+        <w:rPr>
+          <w:rFonts w:ascii="CMU Serif" w:eastAsia="標楷體" w:hAnsi="CMU Serif" w:hint="eastAsia"/>
+        </w:rPr>
+        <w:t>並未顯示明確固定月份型態，因此此處較適合解釋為</w:t>
+      </w:r>
+      <w:r>
+        <w:rPr>
+          <w:rFonts w:ascii="CMU Serif" w:eastAsia="標楷體" w:hAnsi="CMU Serif" w:hint="eastAsia"/>
+        </w:rPr>
+        <w:t>12-month dependence</w:t>
+      </w:r>
+      <w:r>
+        <w:rPr>
+          <w:rFonts w:ascii="CMU Serif" w:eastAsia="標楷體" w:hAnsi="CMU Serif" w:hint="eastAsia"/>
+        </w:rPr>
+        <w:t>，而非強烈季節性。</w:t>
+      </w:r>
     </w:p>
     <w:p>
       <w:pPr>
@@ -7792,14 +8397,231 @@
         <w:widowControl/>
         <w:spacing w:after="0"/>
         <w:rPr>
-          <w:rFonts w:ascii="CMU Serif" w:eastAsia="標楷體" w:hAnsi="CMU Serif"/>
-        </w:rPr>
-      </w:pPr>
-      <w:r>
-        <w:rPr>
-          <w:rFonts w:ascii="CMU Serif" w:eastAsia="標楷體" w:hAnsi="CMU Serif" w:hint="eastAsia"/>
-        </w:rPr>
-        <w:t>可改進方向（補充章節）</w:t>
+          <w:rFonts w:ascii="CMU Serif" w:eastAsia="標楷體" w:hAnsi="CMU Serif" w:hint="eastAsia"/>
+        </w:rPr>
+      </w:pPr>
+      <w:r>
+        <w:rPr>
+          <w:rFonts w:ascii="CMU Serif" w:eastAsia="標楷體" w:hAnsi="CMU Serif" w:hint="eastAsia"/>
+        </w:rPr>
+        <w:lastRenderedPageBreak/>
+        <w:t>ARIMAX</w:t>
+      </w:r>
+      <w:r>
+        <w:rPr>
+          <w:rFonts w:ascii="CMU Serif" w:eastAsia="標楷體" w:hAnsi="CMU Serif" w:hint="eastAsia"/>
+        </w:rPr>
+        <w:t>模型的</w:t>
+      </w:r>
+      <w:r>
+        <w:rPr>
+          <w:rFonts w:ascii="CMU Serif" w:eastAsia="標楷體" w:hAnsi="CMU Serif" w:hint="eastAsia"/>
+        </w:rPr>
+        <w:t>crisis dummy</w:t>
+      </w:r>
+      <w:r>
+        <w:rPr>
+          <w:rFonts w:ascii="CMU Serif" w:eastAsia="標楷體" w:hAnsi="CMU Serif" w:hint="eastAsia"/>
+        </w:rPr>
+        <w:t>皆</w:t>
+      </w:r>
+      <w:proofErr w:type="gramStart"/>
+      <w:r>
+        <w:rPr>
+          <w:rFonts w:ascii="CMU Serif" w:eastAsia="標楷體" w:hAnsi="CMU Serif" w:hint="eastAsia"/>
+        </w:rPr>
+        <w:t>為負且顯著</w:t>
+      </w:r>
+      <w:proofErr w:type="gramEnd"/>
+      <w:r>
+        <w:rPr>
+          <w:rFonts w:ascii="CMU Serif" w:eastAsia="標楷體" w:hAnsi="CMU Serif" w:hint="eastAsia"/>
+        </w:rPr>
+        <w:t>，表示</w:t>
+      </w:r>
+      <w:r>
+        <w:rPr>
+          <w:rFonts w:ascii="CMU Serif" w:eastAsia="標楷體" w:hAnsi="CMU Serif" w:hint="eastAsia"/>
+        </w:rPr>
+        <w:t>2007</w:t>
+      </w:r>
+      <w:proofErr w:type="gramStart"/>
+      <w:r>
+        <w:rPr>
+          <w:rFonts w:ascii="CMU Serif" w:eastAsia="標楷體" w:hAnsi="CMU Serif" w:hint="eastAsia"/>
+        </w:rPr>
+        <w:t>–</w:t>
+      </w:r>
+      <w:proofErr w:type="gramEnd"/>
+      <w:r>
+        <w:rPr>
+          <w:rFonts w:ascii="CMU Serif" w:eastAsia="標楷體" w:hAnsi="CMU Serif" w:hint="eastAsia"/>
+        </w:rPr>
+        <w:t>2010</w:t>
+      </w:r>
+      <w:r>
+        <w:rPr>
+          <w:rFonts w:ascii="CMU Serif" w:eastAsia="標楷體" w:hAnsi="CMU Serif" w:hint="eastAsia"/>
+        </w:rPr>
+        <w:t>年金融危機</w:t>
+      </w:r>
+      <w:proofErr w:type="gramStart"/>
+      <w:r>
+        <w:rPr>
+          <w:rFonts w:ascii="CMU Serif" w:eastAsia="標楷體" w:hAnsi="CMU Serif" w:hint="eastAsia"/>
+        </w:rPr>
+        <w:t>期間，</w:t>
+      </w:r>
+      <w:proofErr w:type="gramEnd"/>
+      <w:r>
+        <w:rPr>
+          <w:rFonts w:ascii="CMU Serif" w:eastAsia="標楷體" w:hAnsi="CMU Serif" w:hint="eastAsia"/>
+        </w:rPr>
+        <w:t xml:space="preserve">HPI </w:t>
+      </w:r>
+      <w:r>
+        <w:rPr>
+          <w:rFonts w:ascii="CMU Serif" w:eastAsia="標楷體" w:hAnsi="CMU Serif" w:hint="eastAsia"/>
+        </w:rPr>
+        <w:t>的平均月成長率明顯下降。以同時包含</w:t>
+      </w:r>
+      <w:r>
+        <w:rPr>
+          <w:rFonts w:ascii="CMU Serif" w:eastAsia="標楷體" w:hAnsi="CMU Serif" w:hint="eastAsia"/>
+        </w:rPr>
+        <w:t xml:space="preserve"> post-2002</w:t>
+      </w:r>
+      <w:r>
+        <w:rPr>
+          <w:rFonts w:ascii="CMU Serif" w:eastAsia="標楷體" w:hAnsi="CMU Serif" w:hint="eastAsia"/>
+        </w:rPr>
+        <w:t>與</w:t>
+      </w:r>
+      <w:r>
+        <w:rPr>
+          <w:rFonts w:ascii="CMU Serif" w:eastAsia="標楷體" w:hAnsi="CMU Serif" w:hint="eastAsia"/>
+        </w:rPr>
+        <w:t>crisis dummy</w:t>
+      </w:r>
+      <w:r>
+        <w:rPr>
+          <w:rFonts w:ascii="CMU Serif" w:eastAsia="標楷體" w:hAnsi="CMU Serif" w:hint="eastAsia"/>
+        </w:rPr>
+        <w:t>的</w:t>
+      </w:r>
+      <w:r>
+        <w:rPr>
+          <w:rFonts w:ascii="CMU Serif" w:eastAsia="標楷體" w:hAnsi="CMU Serif" w:hint="eastAsia"/>
+        </w:rPr>
+        <w:t xml:space="preserve">ARIMAX </w:t>
+      </w:r>
+      <w:r>
+        <w:rPr>
+          <w:rFonts w:ascii="CMU Serif" w:eastAsia="標楷體" w:hAnsi="CMU Serif" w:hint="eastAsia"/>
+        </w:rPr>
+        <w:t>模型為例，</w:t>
+      </w:r>
+      <w:r>
+        <w:rPr>
+          <w:rFonts w:ascii="CMU Serif" w:eastAsia="標楷體" w:hAnsi="CMU Serif" w:hint="eastAsia"/>
+        </w:rPr>
+        <w:t>crisis dummy</w:t>
+      </w:r>
+      <w:r>
+        <w:rPr>
+          <w:rFonts w:ascii="CMU Serif" w:eastAsia="標楷體" w:hAnsi="CMU Serif" w:hint="eastAsia"/>
+        </w:rPr>
+        <w:t>估計值為</w:t>
+      </w:r>
+      <w:r>
+        <w:rPr>
+          <w:rFonts w:ascii="CMU Serif" w:eastAsia="標楷體" w:hAnsi="CMU Serif" w:hint="eastAsia"/>
+        </w:rPr>
+        <w:t xml:space="preserve"> </w:t>
+      </w:r>
+      <w:r>
+        <w:rPr>
+          <w:rFonts w:ascii="CMU Serif" w:eastAsia="標楷體" w:hAnsi="CMU Serif" w:hint="eastAsia"/>
+        </w:rPr>
+        <w:t>-0.0076</w:t>
+      </w:r>
+      <w:r>
+        <w:rPr>
+          <w:rFonts w:ascii="CMU Serif" w:eastAsia="標楷體" w:hAnsi="CMU Serif" w:hint="eastAsia"/>
+        </w:rPr>
+        <w:t>，表示</w:t>
+      </w:r>
+      <w:r>
+        <w:rPr>
+          <w:rFonts w:ascii="CMU Serif" w:eastAsia="標楷體" w:hAnsi="CMU Serif" w:hint="eastAsia"/>
+        </w:rPr>
+        <w:t>crisis</w:t>
+      </w:r>
+      <w:r>
+        <w:rPr>
+          <w:rFonts w:ascii="CMU Serif" w:eastAsia="標楷體" w:hAnsi="CMU Serif" w:hint="eastAsia"/>
+        </w:rPr>
+        <w:t>期間</w:t>
+      </w:r>
+      <w:r>
+        <w:rPr>
+          <w:rFonts w:ascii="CMU Serif" w:eastAsia="標楷體" w:hAnsi="CMU Serif" w:hint="eastAsia"/>
+        </w:rPr>
+        <w:t xml:space="preserve">HPI </w:t>
+      </w:r>
+      <w:r>
+        <w:rPr>
+          <w:rFonts w:ascii="CMU Serif" w:eastAsia="標楷體" w:hAnsi="CMU Serif" w:hint="eastAsia"/>
+        </w:rPr>
+        <w:t>的平均月成長率約下降</w:t>
+      </w:r>
+      <w:r>
+        <w:rPr>
+          <w:rFonts w:ascii="CMU Serif" w:eastAsia="標楷體" w:hAnsi="CMU Serif" w:hint="eastAsia"/>
+        </w:rPr>
+        <w:t>0.76</w:t>
+      </w:r>
+      <w:r>
+        <w:rPr>
+          <w:rFonts w:ascii="CMU Serif" w:eastAsia="標楷體" w:hAnsi="CMU Serif" w:hint="eastAsia"/>
+        </w:rPr>
+        <w:t>個百分點。相較之下，</w:t>
+      </w:r>
+      <w:r>
+        <w:rPr>
+          <w:rFonts w:ascii="CMU Serif" w:eastAsia="標楷體" w:hAnsi="CMU Serif" w:hint="eastAsia"/>
+        </w:rPr>
+        <w:t>post-2002 dummy</w:t>
+      </w:r>
+      <w:r>
+        <w:rPr>
+          <w:rFonts w:ascii="CMU Serif" w:eastAsia="標楷體" w:hAnsi="CMU Serif" w:hint="eastAsia"/>
+        </w:rPr>
+        <w:t>雖為正，但未達統計顯著，表示在控制金融危機效果與</w:t>
+      </w:r>
+      <w:r>
+        <w:rPr>
+          <w:rFonts w:ascii="CMU Serif" w:eastAsia="標楷體" w:hAnsi="CMU Serif" w:hint="eastAsia"/>
+        </w:rPr>
+        <w:t xml:space="preserve"> ARMA</w:t>
+      </w:r>
+      <w:r>
+        <w:rPr>
+          <w:rFonts w:ascii="CMU Serif" w:eastAsia="標楷體" w:hAnsi="CMU Serif" w:hint="eastAsia"/>
+        </w:rPr>
+        <w:t>誤差結構後，</w:t>
+      </w:r>
+      <w:r>
+        <w:rPr>
+          <w:rFonts w:ascii="CMU Serif" w:eastAsia="標楷體" w:hAnsi="CMU Serif" w:hint="eastAsia"/>
+        </w:rPr>
+        <w:t>2002</w:t>
+      </w:r>
+      <w:r>
+        <w:rPr>
+          <w:rFonts w:ascii="CMU Serif" w:eastAsia="標楷體" w:hAnsi="CMU Serif" w:hint="eastAsia"/>
+        </w:rPr>
+        <w:t>年後平均成長率提高的證據較弱。</w:t>
       </w:r>
     </w:p>
     <w:p>
@@ -7810,222 +8632,170 @@
           <w:rFonts w:ascii="CMU Serif" w:eastAsia="標楷體" w:hAnsi="CMU Serif"/>
         </w:rPr>
       </w:pPr>
-      <w:r>
-        <w:rPr>
-          <w:rFonts w:ascii="CMU Serif" w:eastAsia="標楷體" w:hAnsi="CMU Serif"/>
-        </w:rPr>
-        <w:t>本研究以單變量</w:t>
-      </w:r>
-      <w:r>
-        <w:rPr>
-          <w:rFonts w:ascii="CMU Serif" w:eastAsia="標楷體" w:hAnsi="CMU Serif"/>
-        </w:rPr>
-        <w:t xml:space="preserve"> HPI </w:t>
-      </w:r>
-      <w:r>
-        <w:rPr>
-          <w:rFonts w:ascii="CMU Serif" w:eastAsia="標楷體" w:hAnsi="CMU Serif"/>
-        </w:rPr>
-        <w:t>進行</w:t>
-      </w:r>
-      <w:r>
-        <w:rPr>
-          <w:rFonts w:ascii="CMU Serif" w:eastAsia="標楷體" w:hAnsi="CMU Serif"/>
-        </w:rPr>
-        <w:t xml:space="preserve"> ARIMA </w:t>
-      </w:r>
-      <w:r>
-        <w:rPr>
-          <w:rFonts w:ascii="CMU Serif" w:eastAsia="標楷體" w:hAnsi="CMU Serif"/>
-        </w:rPr>
-        <w:t>類模型分析，優點是模型架構簡潔，且可直接觀察住宅價格指數本身的時間變化。然而，房價轉折往往受到所得、租金、利率、信用條件與總體景氣等因素影響，單變量模型可能無法完整捕捉這些外部因素。</w:t>
-      </w:r>
-      <w:r>
-        <w:rPr>
-          <w:rFonts w:ascii="CMU Serif" w:eastAsia="標楷體" w:hAnsi="CMU Serif"/>
-        </w:rPr>
-        <w:t>Larson</w:t>
-      </w:r>
-      <w:r>
-        <w:rPr>
-          <w:rFonts w:ascii="CMU Serif" w:eastAsia="標楷體" w:hAnsi="CMU Serif"/>
-        </w:rPr>
-        <w:t>（</w:t>
-      </w:r>
-      <w:r>
-        <w:rPr>
-          <w:rFonts w:ascii="CMU Serif" w:eastAsia="標楷體" w:hAnsi="CMU Serif"/>
-        </w:rPr>
-        <w:t>2011</w:t>
-      </w:r>
-      <w:r>
-        <w:rPr>
-          <w:rFonts w:ascii="CMU Serif" w:eastAsia="標楷體" w:hAnsi="CMU Serif"/>
-        </w:rPr>
-        <w:t>）指出，</w:t>
-      </w:r>
-      <w:proofErr w:type="gramStart"/>
-      <w:r>
-        <w:rPr>
-          <w:rFonts w:ascii="CMU Serif" w:eastAsia="標楷體" w:hAnsi="CMU Serif"/>
-        </w:rPr>
-        <w:t>多變量且</w:t>
-      </w:r>
-      <w:proofErr w:type="gramEnd"/>
-      <w:r>
-        <w:rPr>
-          <w:rFonts w:ascii="CMU Serif" w:eastAsia="標楷體" w:hAnsi="CMU Serif"/>
-        </w:rPr>
-        <w:t>具有經濟理論基礎的模型，特別是</w:t>
-      </w:r>
-      <w:r>
-        <w:rPr>
-          <w:rFonts w:ascii="CMU Serif" w:eastAsia="標楷體" w:hAnsi="CMU Serif"/>
-        </w:rPr>
-        <w:t xml:space="preserve"> error correction models</w:t>
-      </w:r>
-      <w:r>
-        <w:rPr>
-          <w:rFonts w:ascii="CMU Serif" w:eastAsia="標楷體" w:hAnsi="CMU Serif"/>
-        </w:rPr>
-        <w:t>，在預測房市轉折時可能較具優勢。</w:t>
-      </w:r>
-      <w:r>
-        <w:rPr>
-          <w:rFonts w:ascii="CMU Serif" w:eastAsia="標楷體" w:hAnsi="CMU Serif"/>
-        </w:rPr>
-        <w:t>Zietz and Traian</w:t>
-      </w:r>
-      <w:r>
-        <w:rPr>
-          <w:rFonts w:ascii="CMU Serif" w:eastAsia="標楷體" w:hAnsi="CMU Serif"/>
-        </w:rPr>
-        <w:t>（</w:t>
-      </w:r>
-      <w:r>
-        <w:rPr>
-          <w:rFonts w:ascii="CMU Serif" w:eastAsia="標楷體" w:hAnsi="CMU Serif"/>
-        </w:rPr>
-        <w:t>2014</w:t>
-      </w:r>
-      <w:r>
-        <w:rPr>
-          <w:rFonts w:ascii="CMU Serif" w:eastAsia="標楷體" w:hAnsi="CMU Serif"/>
-        </w:rPr>
-        <w:t>）則比較</w:t>
-      </w:r>
-      <w:r>
-        <w:rPr>
-          <w:rFonts w:ascii="CMU Serif" w:eastAsia="標楷體" w:hAnsi="CMU Serif"/>
-        </w:rPr>
-        <w:t xml:space="preserve"> ARIMA</w:t>
-      </w:r>
-      <w:r>
-        <w:rPr>
-          <w:rFonts w:ascii="CMU Serif" w:eastAsia="標楷體" w:hAnsi="CMU Serif"/>
-        </w:rPr>
-        <w:t>、</w:t>
-      </w:r>
-      <w:r>
-        <w:rPr>
-          <w:rFonts w:ascii="CMU Serif" w:eastAsia="標楷體" w:hAnsi="CMU Serif"/>
-        </w:rPr>
-        <w:t xml:space="preserve">switching regression </w:t>
-      </w:r>
-      <w:r>
-        <w:rPr>
-          <w:rFonts w:ascii="CMU Serif" w:eastAsia="標楷體" w:hAnsi="CMU Serif"/>
-        </w:rPr>
-        <w:t>與</w:t>
-      </w:r>
-      <w:r>
-        <w:rPr>
-          <w:rFonts w:ascii="CMU Serif" w:eastAsia="標楷體" w:hAnsi="CMU Serif"/>
-        </w:rPr>
-        <w:t xml:space="preserve"> state-space / structural time series models</w:t>
-      </w:r>
-      <w:r>
-        <w:rPr>
-          <w:rFonts w:ascii="CMU Serif" w:eastAsia="標楷體" w:hAnsi="CMU Serif"/>
-        </w:rPr>
-        <w:t>，並發現</w:t>
-      </w:r>
-      <w:r>
-        <w:rPr>
-          <w:rFonts w:ascii="CMU Serif" w:eastAsia="標楷體" w:hAnsi="CMU Serif"/>
-        </w:rPr>
-        <w:t xml:space="preserve"> structural time series models </w:t>
-      </w:r>
-      <w:r>
-        <w:rPr>
-          <w:rFonts w:ascii="CMU Serif" w:eastAsia="標楷體" w:hAnsi="CMU Serif"/>
-        </w:rPr>
-        <w:t>在預測</w:t>
-      </w:r>
-      <w:r>
-        <w:rPr>
-          <w:rFonts w:ascii="CMU Serif" w:eastAsia="標楷體" w:hAnsi="CMU Serif"/>
-        </w:rPr>
-        <w:t xml:space="preserve"> 2006 </w:t>
-      </w:r>
-      <w:r>
-        <w:rPr>
-          <w:rFonts w:ascii="CMU Serif" w:eastAsia="標楷體" w:hAnsi="CMU Serif"/>
-        </w:rPr>
-        <w:t>年後美國房價下跌時表現較佳。</w:t>
-      </w:r>
     </w:p>
     <w:p>
       <w:pPr>
         <w:widowControl/>
         <w:spacing w:after="0"/>
         <w:rPr>
-          <w:rFonts w:ascii="CMU Serif" w:eastAsia="標楷體" w:hAnsi="CMU Serif"/>
-        </w:rPr>
-      </w:pPr>
-      <w:r>
-        <w:rPr>
-          <w:rFonts w:ascii="CMU Serif" w:eastAsia="標楷體" w:hAnsi="CMU Serif"/>
-        </w:rPr>
-        <w:t>因此，後續研究可考慮加入所得、租金、利率、信用條件或其他總體經濟變數，建立</w:t>
+          <w:rFonts w:ascii="CMU Serif" w:eastAsia="標楷體" w:hAnsi="CMU Serif" w:hint="eastAsia"/>
+        </w:rPr>
+      </w:pPr>
+      <w:r>
+        <w:rPr>
+          <w:rFonts w:ascii="CMU Serif" w:eastAsia="標楷體" w:hAnsi="CMU Serif" w:hint="eastAsia"/>
+        </w:rPr>
+        <w:t>SARIMAX</w:t>
+      </w:r>
+      <w:r>
+        <w:rPr>
+          <w:rFonts w:ascii="CMU Serif" w:eastAsia="標楷體" w:hAnsi="CMU Serif" w:hint="eastAsia"/>
+        </w:rPr>
+        <w:t>模型同時考慮</w:t>
+      </w:r>
+      <w:r>
+        <w:rPr>
+          <w:rFonts w:ascii="CMU Serif" w:eastAsia="標楷體" w:hAnsi="CMU Serif" w:hint="eastAsia"/>
+        </w:rPr>
+        <w:t>12</w:t>
+      </w:r>
+      <w:r>
+        <w:rPr>
+          <w:rFonts w:ascii="CMU Serif" w:eastAsia="標楷體" w:hAnsi="CMU Serif" w:hint="eastAsia"/>
+        </w:rPr>
+        <w:t>期相關結構與事件</w:t>
+      </w:r>
+      <w:r>
+        <w:rPr>
+          <w:rFonts w:ascii="CMU Serif" w:eastAsia="標楷體" w:hAnsi="CMU Serif" w:hint="eastAsia"/>
+        </w:rPr>
+        <w:t>dummy variables</w:t>
+      </w:r>
+      <w:r>
+        <w:rPr>
+          <w:rFonts w:ascii="CMU Serif" w:eastAsia="標楷體" w:hAnsi="CMU Serif" w:hint="eastAsia"/>
+        </w:rPr>
+        <w:t>。估計結果顯示，</w:t>
+      </w:r>
+      <w:r>
+        <w:rPr>
+          <w:rFonts w:ascii="CMU Serif" w:eastAsia="標楷體" w:hAnsi="CMU Serif" w:hint="eastAsia"/>
+        </w:rPr>
+        <w:t>seasonal AR(1)</w:t>
+      </w:r>
+      <w:r>
+        <w:rPr>
+          <w:rFonts w:ascii="CMU Serif" w:eastAsia="標楷體" w:hAnsi="CMU Serif" w:hint="eastAsia"/>
+        </w:rPr>
+        <w:t>係數仍</w:t>
       </w:r>
       <w:proofErr w:type="gramStart"/>
       <w:r>
         <w:rPr>
-          <w:rFonts w:ascii="CMU Serif" w:eastAsia="標楷體" w:hAnsi="CMU Serif"/>
-        </w:rPr>
-        <w:t>多變量</w:t>
+          <w:rFonts w:ascii="CMU Serif" w:eastAsia="標楷體" w:hAnsi="CMU Serif" w:hint="eastAsia"/>
+        </w:rPr>
+        <w:t>為正且顯著</w:t>
       </w:r>
       <w:proofErr w:type="gramEnd"/>
       <w:r>
         <w:rPr>
-          <w:rFonts w:ascii="CMU Serif" w:eastAsia="標楷體" w:hAnsi="CMU Serif"/>
-        </w:rPr>
-        <w:t>模型；或採用</w:t>
-      </w:r>
-      <w:r>
-        <w:rPr>
-          <w:rFonts w:ascii="CMU Serif" w:eastAsia="標楷體" w:hAnsi="CMU Serif"/>
-        </w:rPr>
-        <w:t xml:space="preserve"> structural time series model</w:t>
-      </w:r>
-      <w:r>
-        <w:rPr>
-          <w:rFonts w:ascii="CMU Serif" w:eastAsia="標楷體" w:hAnsi="CMU Serif"/>
-        </w:rPr>
-        <w:t>，允許趨勢與水準隨時間改變，以更完整捕捉房市轉折與特殊經濟事件對</w:t>
-      </w:r>
-      <w:r>
-        <w:rPr>
-          <w:rFonts w:ascii="CMU Serif" w:eastAsia="標楷體" w:hAnsi="CMU Serif"/>
-        </w:rPr>
-        <w:t xml:space="preserve"> HPI </w:t>
-      </w:r>
-      <w:r>
-        <w:rPr>
-          <w:rFonts w:ascii="CMU Serif" w:eastAsia="標楷體" w:hAnsi="CMU Serif"/>
-        </w:rPr>
-        <w:t>的影響。</w:t>
+          <w:rFonts w:ascii="CMU Serif" w:eastAsia="標楷體" w:hAnsi="CMU Serif" w:hint="eastAsia"/>
+        </w:rPr>
+        <w:t>，代表</w:t>
+      </w:r>
+      <w:r>
+        <w:rPr>
+          <w:rFonts w:ascii="CMU Serif" w:eastAsia="標楷體" w:hAnsi="CMU Serif" w:hint="eastAsia"/>
+        </w:rPr>
+        <w:t>12</w:t>
+      </w:r>
+      <w:r>
+        <w:rPr>
+          <w:rFonts w:ascii="CMU Serif" w:eastAsia="標楷體" w:hAnsi="CMU Serif" w:hint="eastAsia"/>
+        </w:rPr>
+        <w:t>期相關結構在加入</w:t>
+      </w:r>
+      <w:r>
+        <w:rPr>
+          <w:rFonts w:ascii="CMU Serif" w:eastAsia="標楷體" w:hAnsi="CMU Serif" w:hint="eastAsia"/>
+        </w:rPr>
+        <w:t>dummy variables</w:t>
+      </w:r>
+      <w:r>
+        <w:rPr>
+          <w:rFonts w:ascii="CMU Serif" w:eastAsia="標楷體" w:hAnsi="CMU Serif" w:hint="eastAsia"/>
+        </w:rPr>
+        <w:t>後仍然存在。</w:t>
+      </w:r>
+      <w:proofErr w:type="gramStart"/>
+      <w:r>
+        <w:rPr>
+          <w:rFonts w:ascii="CMU Serif" w:eastAsia="標楷體" w:hAnsi="CMU Serif" w:hint="eastAsia"/>
+        </w:rPr>
+        <w:t>此外，</w:t>
+      </w:r>
+      <w:proofErr w:type="gramEnd"/>
+      <w:r>
+        <w:rPr>
+          <w:rFonts w:ascii="CMU Serif" w:eastAsia="標楷體" w:hAnsi="CMU Serif" w:hint="eastAsia"/>
+        </w:rPr>
+        <w:t>crisis dummy</w:t>
+      </w:r>
+      <w:r>
+        <w:rPr>
+          <w:rFonts w:ascii="CMU Serif" w:eastAsia="標楷體" w:hAnsi="CMU Serif" w:hint="eastAsia"/>
+        </w:rPr>
+        <w:t>仍</w:t>
+      </w:r>
+      <w:proofErr w:type="gramStart"/>
+      <w:r>
+        <w:rPr>
+          <w:rFonts w:ascii="CMU Serif" w:eastAsia="標楷體" w:hAnsi="CMU Serif" w:hint="eastAsia"/>
+        </w:rPr>
+        <w:t>為負且顯著</w:t>
+      </w:r>
+      <w:proofErr w:type="gramEnd"/>
+      <w:r>
+        <w:rPr>
+          <w:rFonts w:ascii="CMU Serif" w:eastAsia="標楷體" w:hAnsi="CMU Serif" w:hint="eastAsia"/>
+        </w:rPr>
+        <w:t>，表示金融危機期間對</w:t>
+      </w:r>
+      <w:r>
+        <w:rPr>
+          <w:rFonts w:ascii="CMU Serif" w:eastAsia="標楷體" w:hAnsi="CMU Serif" w:hint="eastAsia"/>
+        </w:rPr>
+        <w:t>HPI</w:t>
+      </w:r>
+      <w:r>
+        <w:rPr>
+          <w:rFonts w:ascii="CMU Serif" w:eastAsia="標楷體" w:hAnsi="CMU Serif" w:hint="eastAsia"/>
+        </w:rPr>
+        <w:t>月成長率具有明顯負向影響。這說明</w:t>
+      </w:r>
+      <w:r>
+        <w:rPr>
+          <w:rFonts w:ascii="CMU Serif" w:eastAsia="標楷體" w:hAnsi="CMU Serif" w:hint="eastAsia"/>
+        </w:rPr>
+        <w:t xml:space="preserve"> SARIMAX</w:t>
+      </w:r>
+      <w:r>
+        <w:rPr>
+          <w:rFonts w:ascii="CMU Serif" w:eastAsia="標楷體" w:hAnsi="CMU Serif" w:hint="eastAsia"/>
+        </w:rPr>
+        <w:t>模型能同時捕捉</w:t>
+      </w:r>
+      <w:r>
+        <w:rPr>
+          <w:rFonts w:ascii="CMU Serif" w:eastAsia="標楷體" w:hAnsi="CMU Serif" w:hint="eastAsia"/>
+        </w:rPr>
+        <w:t>HPI</w:t>
+      </w:r>
+      <w:r>
+        <w:rPr>
+          <w:rFonts w:ascii="CMU Serif" w:eastAsia="標楷體" w:hAnsi="CMU Serif" w:hint="eastAsia"/>
+        </w:rPr>
+        <w:t>的年度相關結構與金融危機期間的結構性下滑。</w:t>
       </w:r>
     </w:p>
     <w:p>
@@ -8039,220 +8809,3729 @@
     </w:p>
     <w:p>
       <w:pPr>
-        <w:jc w:val="both"/>
-        <w:rPr>
-          <w:rFonts w:ascii="CMU Serif" w:eastAsia="標楷體" w:hAnsi="CMU Serif"/>
-        </w:rPr>
-      </w:pPr>
-      <w:r>
-        <w:rPr>
-          <w:rFonts w:ascii="CMU Serif" w:eastAsia="標楷體" w:hAnsi="CMU Serif" w:hint="eastAsia"/>
-        </w:rPr>
-        <w:t>變異數穩定處理</w:t>
-      </w:r>
-      <w:r>
-        <w:rPr>
-          <w:rFonts w:ascii="CMU Serif" w:eastAsia="標楷體" w:hAnsi="CMU Serif" w:hint="eastAsia"/>
-        </w:rPr>
-        <w:t xml:space="preserve"> (</w:t>
-      </w:r>
-      <w:r>
-        <w:rPr>
-          <w:rFonts w:ascii="CMU Serif" w:eastAsia="標楷體" w:hAnsi="CMU Serif" w:hint="eastAsia"/>
-        </w:rPr>
-        <w:t>放到</w:t>
-      </w:r>
-      <w:r>
-        <w:rPr>
-          <w:rFonts w:ascii="CMU Serif" w:eastAsia="標楷體" w:hAnsi="CMU Serif" w:hint="eastAsia"/>
-        </w:rPr>
-        <w:t>EDA</w:t>
-      </w:r>
-      <w:r>
-        <w:rPr>
-          <w:rFonts w:ascii="CMU Serif" w:eastAsia="標楷體" w:hAnsi="CMU Serif" w:hint="eastAsia"/>
-        </w:rPr>
-        <w:t>後</w:t>
-      </w:r>
-      <w:r>
-        <w:rPr>
-          <w:rFonts w:ascii="CMU Serif" w:eastAsia="標楷體" w:hAnsi="CMU Serif" w:hint="eastAsia"/>
-        </w:rPr>
-        <w:t>)</w:t>
+        <w:widowControl/>
+        <w:spacing w:after="0"/>
+        <w:rPr>
+          <w:rFonts w:ascii="CMU Serif" w:eastAsia="標楷體" w:hAnsi="CMU Serif"/>
+        </w:rPr>
+      </w:pPr>
+      <w:r>
+        <w:rPr>
+          <w:rFonts w:ascii="CMU Serif" w:eastAsia="標楷體" w:hAnsi="CMU Serif" w:hint="eastAsia"/>
+        </w:rPr>
+        <w:t>整體而言，估計結果顯示</w:t>
+      </w:r>
+      <w:r>
+        <w:rPr>
+          <w:rFonts w:ascii="CMU Serif" w:eastAsia="標楷體" w:hAnsi="CMU Serif" w:hint="eastAsia"/>
+        </w:rPr>
+        <w:t xml:space="preserve"> HPI </w:t>
+      </w:r>
+      <w:r>
+        <w:rPr>
+          <w:rFonts w:ascii="CMU Serif" w:eastAsia="標楷體" w:hAnsi="CMU Serif" w:hint="eastAsia"/>
+        </w:rPr>
+        <w:t>月成長率具有短期持續性、</w:t>
+      </w:r>
+      <w:r>
+        <w:rPr>
+          <w:rFonts w:ascii="CMU Serif" w:eastAsia="標楷體" w:hAnsi="CMU Serif" w:hint="eastAsia"/>
+        </w:rPr>
+        <w:t xml:space="preserve">12 </w:t>
+      </w:r>
+      <w:r>
+        <w:rPr>
+          <w:rFonts w:ascii="CMU Serif" w:eastAsia="標楷體" w:hAnsi="CMU Serif" w:hint="eastAsia"/>
+        </w:rPr>
+        <w:t>期相關結構，且金融危機期間存在顯著負向影響。這些參數方向皆符合住宅價格資料的實際背景，因此模型設定在應用上具合理性。後續章節將進一步</w:t>
+      </w:r>
+      <w:proofErr w:type="gramStart"/>
+      <w:r>
+        <w:rPr>
+          <w:rFonts w:ascii="CMU Serif" w:eastAsia="標楷體" w:hAnsi="CMU Serif" w:hint="eastAsia"/>
+        </w:rPr>
+        <w:t>透過殘差診斷</w:t>
+      </w:r>
+      <w:proofErr w:type="gramEnd"/>
+      <w:r>
+        <w:rPr>
+          <w:rFonts w:ascii="CMU Serif" w:eastAsia="標楷體" w:hAnsi="CMU Serif" w:hint="eastAsia"/>
+        </w:rPr>
+        <w:t>與樣本外預測表現，判斷各模型是否能充分捕捉資料中的時間相依結構。</w:t>
       </w:r>
     </w:p>
     <w:p>
       <w:pPr>
-        <w:jc w:val="both"/>
-        <w:rPr>
-          <w:rFonts w:ascii="CMU Serif" w:eastAsia="標楷體" w:hAnsi="CMU Serif"/>
-        </w:rPr>
-      </w:pPr>
-      <w:r>
-        <w:rPr>
-          <w:rFonts w:ascii="CMU Serif" w:eastAsia="標楷體" w:hAnsi="CMU Serif" w:hint="eastAsia"/>
-        </w:rPr>
-        <w:t>將清理後的資料視覺化後</w:t>
-      </w:r>
-      <w:r>
-        <w:rPr>
-          <w:rFonts w:ascii="CMU Serif" w:eastAsia="標楷體" w:hAnsi="CMU Serif" w:hint="eastAsia"/>
-        </w:rPr>
-        <w:t>如下圖</w:t>
-      </w:r>
-      <w:r>
-        <w:rPr>
-          <w:rFonts w:ascii="CMU Serif" w:eastAsia="標楷體" w:hAnsi="CMU Serif" w:hint="eastAsia"/>
-        </w:rPr>
-        <w:t>，可觀察到</w:t>
-      </w:r>
-      <w:r>
-        <w:rPr>
-          <w:rFonts w:ascii="CMU Serif" w:eastAsia="標楷體" w:hAnsi="CMU Serif" w:hint="eastAsia"/>
-        </w:rPr>
-        <w:t>HPI</w:t>
-      </w:r>
-      <w:r>
-        <w:rPr>
-          <w:rFonts w:ascii="CMU Serif" w:eastAsia="標楷體" w:hAnsi="CMU Serif" w:hint="eastAsia"/>
-        </w:rPr>
-        <w:t>在樣本期間內呈現明顯長期</w:t>
-      </w:r>
-      <w:r>
-        <w:rPr>
-          <w:rFonts w:ascii="CMU Serif" w:eastAsia="標楷體" w:hAnsi="CMU Serif" w:hint="eastAsia"/>
-        </w:rPr>
-        <w:t>趨勢</w:t>
-      </w:r>
-      <w:r>
-        <w:rPr>
-          <w:rFonts w:ascii="CMU Serif" w:eastAsia="標楷體" w:hAnsi="CMU Serif" w:hint="eastAsia"/>
-        </w:rPr>
-        <w:t>，</w:t>
-      </w:r>
-      <w:r>
-        <w:rPr>
-          <w:rFonts w:ascii="CMU Serif" w:eastAsia="標楷體" w:hAnsi="CMU Serif" w:hint="eastAsia"/>
-        </w:rPr>
-        <w:t>且隨著指數水準</w:t>
-      </w:r>
-      <w:r>
-        <w:rPr>
-          <w:rFonts w:ascii="CMU Serif" w:eastAsia="標楷體" w:hAnsi="CMU Serif" w:hint="eastAsia"/>
-        </w:rPr>
-        <w:t>變化</w:t>
-      </w:r>
-      <w:r>
-        <w:rPr>
-          <w:rFonts w:ascii="CMU Serif" w:eastAsia="標楷體" w:hAnsi="CMU Serif" w:hint="eastAsia"/>
-        </w:rPr>
-        <w:t>，數值變動幅度也有增加的情形。為了降低不同價格水準下變動幅度的差異，本研究對</w:t>
-      </w:r>
-      <w:r>
-        <w:rPr>
-          <w:rFonts w:ascii="CMU Serif" w:eastAsia="標楷體" w:hAnsi="CMU Serif" w:hint="eastAsia"/>
-        </w:rPr>
-        <w:t xml:space="preserve"> HPI </w:t>
-      </w:r>
-      <w:r>
-        <w:rPr>
-          <w:rFonts w:ascii="CMU Serif" w:eastAsia="標楷體" w:hAnsi="CMU Serif" w:hint="eastAsia"/>
-        </w:rPr>
-        <w:t>取自然對數，建立</w:t>
-      </w:r>
-      <w:r>
-        <w:rPr>
-          <w:rFonts w:ascii="CMU Serif" w:eastAsia="標楷體" w:hAnsi="CMU Serif" w:hint="eastAsia"/>
-        </w:rPr>
-        <w:t>log(HPI)</w:t>
-      </w:r>
-      <w:r>
-        <w:rPr>
-          <w:rFonts w:ascii="CMU Serif" w:eastAsia="標楷體" w:hAnsi="CMU Serif" w:hint="eastAsia"/>
-        </w:rPr>
-        <w:t>序</w:t>
-      </w:r>
-      <w:r>
-        <w:rPr>
-          <w:rFonts w:ascii="CMU Serif" w:eastAsia="標楷體" w:hAnsi="CMU Serif" w:hint="eastAsia"/>
-        </w:rPr>
-        <w:t>列。</w:t>
+        <w:widowControl/>
+        <w:spacing w:after="0"/>
+        <w:rPr>
+          <w:rFonts w:ascii="CMU Serif" w:eastAsia="標楷體" w:hAnsi="CMU Serif"/>
+        </w:rPr>
+      </w:pPr>
+      <w:r>
+        <w:rPr>
+          <w:rFonts w:ascii="CMU Serif" w:eastAsia="標楷體" w:hAnsi="CMU Serif"/>
+        </w:rPr>
+        <w:fldChar w:fldCharType="begin"/>
+      </w:r>
+      <w:r>
+        <w:rPr>
+          <w:rFonts w:ascii="CMU Serif" w:eastAsia="標楷體" w:hAnsi="CMU Serif"/>
+        </w:rPr>
+        <w:instrText xml:space="preserve"> </w:instrText>
+      </w:r>
+      <w:r>
+        <w:rPr>
+          <w:rFonts w:ascii="CMU Serif" w:eastAsia="標楷體" w:hAnsi="CMU Serif" w:hint="eastAsia"/>
+        </w:rPr>
+        <w:instrText>LINK Excel.Sheet.12 "C:\\Users\\use\\Desktop\\</w:instrText>
+      </w:r>
+      <w:r>
+        <w:rPr>
+          <w:rFonts w:ascii="CMU Serif" w:eastAsia="標楷體" w:hAnsi="CMU Serif" w:hint="eastAsia"/>
+        </w:rPr>
+        <w:instrText>新增</w:instrText>
+      </w:r>
+      <w:r>
+        <w:rPr>
+          <w:rFonts w:ascii="CMU Serif" w:eastAsia="標楷體" w:hAnsi="CMU Serif" w:hint="eastAsia"/>
+        </w:rPr>
+        <w:instrText xml:space="preserve"> Microsoft Excel </w:instrText>
+      </w:r>
+      <w:r>
+        <w:rPr>
+          <w:rFonts w:ascii="CMU Serif" w:eastAsia="標楷體" w:hAnsi="CMU Serif" w:hint="eastAsia"/>
+        </w:rPr>
+        <w:instrText>工作表</w:instrText>
+      </w:r>
+      <w:r>
+        <w:rPr>
+          <w:rFonts w:ascii="CMU Serif" w:eastAsia="標楷體" w:hAnsi="CMU Serif" w:hint="eastAsia"/>
+        </w:rPr>
+        <w:instrText xml:space="preserve"> (3).xlsx" "</w:instrText>
+      </w:r>
+      <w:r>
+        <w:rPr>
+          <w:rFonts w:ascii="CMU Serif" w:eastAsia="標楷體" w:hAnsi="CMU Serif" w:hint="eastAsia"/>
+        </w:rPr>
+        <w:instrText>工作表</w:instrText>
+      </w:r>
+      <w:r>
+        <w:rPr>
+          <w:rFonts w:ascii="CMU Serif" w:eastAsia="標楷體" w:hAnsi="CMU Serif" w:hint="eastAsia"/>
+        </w:rPr>
+        <w:instrText>2!R2C2:R16C7" \a \f 5 \h</w:instrText>
+      </w:r>
+      <w:r>
+        <w:rPr>
+          <w:rFonts w:ascii="CMU Serif" w:eastAsia="標楷體" w:hAnsi="CMU Serif"/>
+        </w:rPr>
+        <w:instrText xml:space="preserve">  \* MERGEFORMAT </w:instrText>
+      </w:r>
+      <w:r>
+        <w:rPr>
+          <w:rFonts w:ascii="CMU Serif" w:eastAsia="標楷體" w:hAnsi="CMU Serif"/>
+        </w:rPr>
+        <w:fldChar w:fldCharType="separate"/>
+      </w:r>
+    </w:p>
+    <w:tbl>
+      <w:tblPr>
+        <w:tblStyle w:val="af0"/>
+        <w:tblW w:w="5000" w:type="pct"/>
+        <w:tblLook w:val="04A0" w:firstRow="1" w:lastRow="0" w:firstColumn="1" w:lastColumn="0" w:noHBand="0" w:noVBand="1"/>
+      </w:tblPr>
+      <w:tblGrid>
+        <w:gridCol w:w="2864"/>
+        <w:gridCol w:w="1244"/>
+        <w:gridCol w:w="1132"/>
+        <w:gridCol w:w="1277"/>
+        <w:gridCol w:w="1180"/>
+        <w:gridCol w:w="1931"/>
+      </w:tblGrid>
+      <w:tr>
+        <w:trPr>
+          <w:trHeight w:val="397"/>
+        </w:trPr>
+        <w:tc>
+          <w:tcPr>
+            <w:tcW w:w="1487" w:type="pct"/>
+            <w:shd w:val="clear" w:color="auto" w:fill="BFBFBF" w:themeFill="background1" w:themeFillShade="BF"/>
+            <w:vAlign w:val="center"/>
+            <w:hideMark/>
+          </w:tcPr>
+          <w:p>
+            <w:pPr>
+              <w:widowControl/>
+              <w:jc w:val="both"/>
+              <w:rPr>
+                <w:rFonts w:ascii="CMU Serif" w:eastAsia="標楷體" w:hAnsi="CMU Serif"/>
+                <w:sz w:val="22"/>
+                <w:szCs w:val="22"/>
+              </w:rPr>
+            </w:pPr>
+            <w:r>
+              <w:rPr>
+                <w:rFonts w:ascii="CMU Serif" w:eastAsia="標楷體" w:hAnsi="CMU Serif" w:hint="eastAsia"/>
+                <w:sz w:val="22"/>
+                <w:szCs w:val="22"/>
+              </w:rPr>
+              <w:t>Model</w:t>
+            </w:r>
+          </w:p>
+        </w:tc>
+        <w:tc>
+          <w:tcPr>
+            <w:tcW w:w="646" w:type="pct"/>
+            <w:shd w:val="clear" w:color="auto" w:fill="BFBFBF" w:themeFill="background1" w:themeFillShade="BF"/>
+            <w:vAlign w:val="center"/>
+            <w:hideMark/>
+          </w:tcPr>
+          <w:p>
+            <w:pPr>
+              <w:widowControl/>
+              <w:jc w:val="both"/>
+              <w:rPr>
+                <w:rFonts w:ascii="CMU Serif" w:eastAsia="標楷體" w:hAnsi="CMU Serif" w:hint="eastAsia"/>
+                <w:sz w:val="22"/>
+                <w:szCs w:val="22"/>
+              </w:rPr>
+            </w:pPr>
+            <w:r>
+              <w:rPr>
+                <w:rFonts w:ascii="CMU Serif" w:eastAsia="標楷體" w:hAnsi="CMU Serif" w:hint="eastAsia"/>
+                <w:sz w:val="22"/>
+                <w:szCs w:val="22"/>
+              </w:rPr>
+              <w:t>Parameter</w:t>
+            </w:r>
+          </w:p>
+        </w:tc>
+        <w:tc>
+          <w:tcPr>
+            <w:tcW w:w="588" w:type="pct"/>
+            <w:shd w:val="clear" w:color="auto" w:fill="BFBFBF" w:themeFill="background1" w:themeFillShade="BF"/>
+            <w:vAlign w:val="center"/>
+            <w:hideMark/>
+          </w:tcPr>
+          <w:p>
+            <w:pPr>
+              <w:widowControl/>
+              <w:jc w:val="both"/>
+              <w:rPr>
+                <w:rFonts w:ascii="CMU Serif" w:eastAsia="標楷體" w:hAnsi="CMU Serif" w:hint="eastAsia"/>
+                <w:sz w:val="22"/>
+                <w:szCs w:val="22"/>
+              </w:rPr>
+            </w:pPr>
+            <w:r>
+              <w:rPr>
+                <w:rFonts w:ascii="CMU Serif" w:eastAsia="標楷體" w:hAnsi="CMU Serif" w:hint="eastAsia"/>
+                <w:sz w:val="22"/>
+                <w:szCs w:val="22"/>
+              </w:rPr>
+              <w:t>Estimate</w:t>
+            </w:r>
+          </w:p>
+        </w:tc>
+        <w:tc>
+          <w:tcPr>
+            <w:tcW w:w="663" w:type="pct"/>
+            <w:shd w:val="clear" w:color="auto" w:fill="BFBFBF" w:themeFill="background1" w:themeFillShade="BF"/>
+            <w:vAlign w:val="center"/>
+            <w:hideMark/>
+          </w:tcPr>
+          <w:p>
+            <w:pPr>
+              <w:widowControl/>
+              <w:jc w:val="both"/>
+              <w:rPr>
+                <w:rFonts w:ascii="CMU Serif" w:eastAsia="標楷體" w:hAnsi="CMU Serif" w:hint="eastAsia"/>
+                <w:sz w:val="22"/>
+                <w:szCs w:val="22"/>
+              </w:rPr>
+            </w:pPr>
+            <w:r>
+              <w:rPr>
+                <w:rFonts w:ascii="CMU Serif" w:eastAsia="標楷體" w:hAnsi="CMU Serif" w:hint="eastAsia"/>
+                <w:sz w:val="22"/>
+                <w:szCs w:val="22"/>
+              </w:rPr>
+              <w:t>Std. Error</w:t>
+            </w:r>
+          </w:p>
+        </w:tc>
+        <w:tc>
+          <w:tcPr>
+            <w:tcW w:w="613" w:type="pct"/>
+            <w:shd w:val="clear" w:color="auto" w:fill="BFBFBF" w:themeFill="background1" w:themeFillShade="BF"/>
+            <w:vAlign w:val="center"/>
+            <w:hideMark/>
+          </w:tcPr>
+          <w:p>
+            <w:pPr>
+              <w:widowControl/>
+              <w:jc w:val="both"/>
+              <w:rPr>
+                <w:rFonts w:ascii="CMU Serif" w:eastAsia="標楷體" w:hAnsi="CMU Serif" w:hint="eastAsia"/>
+                <w:sz w:val="22"/>
+                <w:szCs w:val="22"/>
+              </w:rPr>
+            </w:pPr>
+            <w:r>
+              <w:rPr>
+                <w:rFonts w:ascii="CMU Serif" w:eastAsia="標楷體" w:hAnsi="CMU Serif" w:hint="eastAsia"/>
+                <w:sz w:val="22"/>
+                <w:szCs w:val="22"/>
+              </w:rPr>
+              <w:t>p-value</w:t>
+            </w:r>
+          </w:p>
+        </w:tc>
+        <w:tc>
+          <w:tcPr>
+            <w:tcW w:w="1003" w:type="pct"/>
+            <w:shd w:val="clear" w:color="auto" w:fill="BFBFBF" w:themeFill="background1" w:themeFillShade="BF"/>
+            <w:vAlign w:val="center"/>
+            <w:hideMark/>
+          </w:tcPr>
+          <w:p>
+            <w:pPr>
+              <w:widowControl/>
+              <w:jc w:val="both"/>
+              <w:rPr>
+                <w:rFonts w:ascii="CMU Serif" w:eastAsia="標楷體" w:hAnsi="CMU Serif" w:hint="eastAsia"/>
+                <w:sz w:val="22"/>
+                <w:szCs w:val="22"/>
+              </w:rPr>
+            </w:pPr>
+            <w:r>
+              <w:rPr>
+                <w:rFonts w:ascii="CMU Serif" w:eastAsia="標楷體" w:hAnsi="CMU Serif" w:hint="eastAsia"/>
+                <w:sz w:val="22"/>
+                <w:szCs w:val="22"/>
+              </w:rPr>
+              <w:t>Interpretation</w:t>
+            </w:r>
+          </w:p>
+        </w:tc>
+      </w:tr>
+      <w:tr>
+        <w:trPr>
+          <w:trHeight w:val="397"/>
+        </w:trPr>
+        <w:tc>
+          <w:tcPr>
+            <w:tcW w:w="1487" w:type="pct"/>
+            <w:vAlign w:val="center"/>
+            <w:hideMark/>
+          </w:tcPr>
+          <w:p>
+            <w:pPr>
+              <w:widowControl/>
+              <w:jc w:val="both"/>
+              <w:rPr>
+                <w:rFonts w:ascii="CMU Serif" w:eastAsia="標楷體" w:hAnsi="CMU Serif" w:hint="eastAsia"/>
+                <w:sz w:val="22"/>
+                <w:szCs w:val="22"/>
+              </w:rPr>
+            </w:pPr>
+            <w:proofErr w:type="gramStart"/>
+            <w:r>
+              <w:rPr>
+                <w:rFonts w:ascii="CMU Serif" w:eastAsia="標楷體" w:hAnsi="CMU Serif" w:hint="eastAsia"/>
+                <w:sz w:val="22"/>
+                <w:szCs w:val="22"/>
+              </w:rPr>
+              <w:t>ARIMA(</w:t>
+            </w:r>
+            <w:proofErr w:type="gramEnd"/>
+            <w:r>
+              <w:rPr>
+                <w:rFonts w:ascii="CMU Serif" w:eastAsia="標楷體" w:hAnsi="CMU Serif" w:hint="eastAsia"/>
+                <w:sz w:val="22"/>
+                <w:szCs w:val="22"/>
+              </w:rPr>
+              <w:t>1,1,1) with drift</w:t>
+            </w:r>
+          </w:p>
+        </w:tc>
+        <w:tc>
+          <w:tcPr>
+            <w:tcW w:w="646" w:type="pct"/>
+            <w:vAlign w:val="center"/>
+            <w:hideMark/>
+          </w:tcPr>
+          <w:p>
+            <w:pPr>
+              <w:widowControl/>
+              <w:jc w:val="both"/>
+              <w:rPr>
+                <w:rFonts w:ascii="CMU Serif" w:eastAsia="標楷體" w:hAnsi="CMU Serif" w:hint="eastAsia"/>
+                <w:sz w:val="22"/>
+                <w:szCs w:val="22"/>
+              </w:rPr>
+            </w:pPr>
+            <w:proofErr w:type="gramStart"/>
+            <w:r>
+              <w:rPr>
+                <w:rFonts w:ascii="CMU Serif" w:eastAsia="標楷體" w:hAnsi="CMU Serif" w:hint="eastAsia"/>
+                <w:sz w:val="22"/>
+                <w:szCs w:val="22"/>
+              </w:rPr>
+              <w:t>AR(</w:t>
+            </w:r>
+            <w:proofErr w:type="gramEnd"/>
+            <w:r>
+              <w:rPr>
+                <w:rFonts w:ascii="CMU Serif" w:eastAsia="標楷體" w:hAnsi="CMU Serif" w:hint="eastAsia"/>
+                <w:sz w:val="22"/>
+                <w:szCs w:val="22"/>
+              </w:rPr>
+              <w:t>1)</w:t>
+            </w:r>
+          </w:p>
+        </w:tc>
+        <w:tc>
+          <w:tcPr>
+            <w:tcW w:w="588" w:type="pct"/>
+            <w:vAlign w:val="center"/>
+            <w:hideMark/>
+          </w:tcPr>
+          <w:p>
+            <w:pPr>
+              <w:widowControl/>
+              <w:jc w:val="both"/>
+              <w:rPr>
+                <w:rFonts w:ascii="CMU Serif" w:eastAsia="標楷體" w:hAnsi="CMU Serif" w:hint="eastAsia"/>
+                <w:sz w:val="22"/>
+                <w:szCs w:val="22"/>
+              </w:rPr>
+            </w:pPr>
+            <w:r>
+              <w:rPr>
+                <w:rFonts w:ascii="CMU Serif" w:eastAsia="標楷體" w:hAnsi="CMU Serif" w:hint="eastAsia"/>
+                <w:sz w:val="22"/>
+                <w:szCs w:val="22"/>
+              </w:rPr>
+              <w:t>0.7687</w:t>
+            </w:r>
+          </w:p>
+        </w:tc>
+        <w:tc>
+          <w:tcPr>
+            <w:tcW w:w="663" w:type="pct"/>
+            <w:vAlign w:val="center"/>
+            <w:hideMark/>
+          </w:tcPr>
+          <w:p>
+            <w:pPr>
+              <w:widowControl/>
+              <w:jc w:val="both"/>
+              <w:rPr>
+                <w:rFonts w:ascii="CMU Serif" w:eastAsia="標楷體" w:hAnsi="CMU Serif" w:hint="eastAsia"/>
+                <w:sz w:val="22"/>
+                <w:szCs w:val="22"/>
+              </w:rPr>
+            </w:pPr>
+            <w:r>
+              <w:rPr>
+                <w:rFonts w:ascii="CMU Serif" w:eastAsia="標楷體" w:hAnsi="CMU Serif" w:hint="eastAsia"/>
+                <w:sz w:val="22"/>
+                <w:szCs w:val="22"/>
+              </w:rPr>
+              <w:t>0.0561</w:t>
+            </w:r>
+          </w:p>
+        </w:tc>
+        <w:tc>
+          <w:tcPr>
+            <w:tcW w:w="613" w:type="pct"/>
+            <w:vAlign w:val="center"/>
+            <w:hideMark/>
+          </w:tcPr>
+          <w:p>
+            <w:pPr>
+              <w:widowControl/>
+              <w:jc w:val="both"/>
+              <w:rPr>
+                <w:rFonts w:ascii="CMU Serif" w:eastAsia="標楷體" w:hAnsi="CMU Serif" w:hint="eastAsia"/>
+                <w:sz w:val="22"/>
+                <w:szCs w:val="22"/>
+              </w:rPr>
+            </w:pPr>
+            <w:r>
+              <w:rPr>
+                <w:rFonts w:ascii="CMU Serif" w:eastAsia="標楷體" w:hAnsi="CMU Serif" w:hint="eastAsia"/>
+                <w:sz w:val="22"/>
+                <w:szCs w:val="22"/>
+              </w:rPr>
+              <w:t>&lt; 0.001</w:t>
+            </w:r>
+          </w:p>
+        </w:tc>
+        <w:tc>
+          <w:tcPr>
+            <w:tcW w:w="1003" w:type="pct"/>
+            <w:vAlign w:val="center"/>
+            <w:hideMark/>
+          </w:tcPr>
+          <w:p>
+            <w:pPr>
+              <w:widowControl/>
+              <w:rPr>
+                <w:rFonts w:ascii="CMU Serif" w:eastAsia="標楷體" w:hAnsi="CMU Serif" w:hint="eastAsia"/>
+                <w:sz w:val="22"/>
+                <w:szCs w:val="22"/>
+              </w:rPr>
+            </w:pPr>
+            <w:r>
+              <w:rPr>
+                <w:rFonts w:ascii="CMU Serif" w:eastAsia="標楷體" w:hAnsi="CMU Serif" w:hint="eastAsia"/>
+                <w:sz w:val="22"/>
+                <w:szCs w:val="22"/>
+              </w:rPr>
+              <w:t>月成長率具有短期持續性</w:t>
+            </w:r>
+          </w:p>
+        </w:tc>
+      </w:tr>
+      <w:tr>
+        <w:trPr>
+          <w:trHeight w:val="397"/>
+        </w:trPr>
+        <w:tc>
+          <w:tcPr>
+            <w:tcW w:w="1487" w:type="pct"/>
+            <w:vAlign w:val="center"/>
+            <w:hideMark/>
+          </w:tcPr>
+          <w:p>
+            <w:pPr>
+              <w:widowControl/>
+              <w:jc w:val="both"/>
+              <w:rPr>
+                <w:rFonts w:ascii="CMU Serif" w:eastAsia="標楷體" w:hAnsi="CMU Serif" w:hint="eastAsia"/>
+                <w:sz w:val="22"/>
+                <w:szCs w:val="22"/>
+              </w:rPr>
+            </w:pPr>
+            <w:proofErr w:type="gramStart"/>
+            <w:r>
+              <w:rPr>
+                <w:rFonts w:ascii="CMU Serif" w:eastAsia="標楷體" w:hAnsi="CMU Serif" w:hint="eastAsia"/>
+                <w:sz w:val="22"/>
+                <w:szCs w:val="22"/>
+              </w:rPr>
+              <w:t>ARIMA(</w:t>
+            </w:r>
+            <w:proofErr w:type="gramEnd"/>
+            <w:r>
+              <w:rPr>
+                <w:rFonts w:ascii="CMU Serif" w:eastAsia="標楷體" w:hAnsi="CMU Serif" w:hint="eastAsia"/>
+                <w:sz w:val="22"/>
+                <w:szCs w:val="22"/>
+              </w:rPr>
+              <w:t>1,1,1) with drift</w:t>
+            </w:r>
+          </w:p>
+        </w:tc>
+        <w:tc>
+          <w:tcPr>
+            <w:tcW w:w="646" w:type="pct"/>
+            <w:vAlign w:val="center"/>
+            <w:hideMark/>
+          </w:tcPr>
+          <w:p>
+            <w:pPr>
+              <w:widowControl/>
+              <w:jc w:val="both"/>
+              <w:rPr>
+                <w:rFonts w:ascii="CMU Serif" w:eastAsia="標楷體" w:hAnsi="CMU Serif" w:hint="eastAsia"/>
+                <w:sz w:val="22"/>
+                <w:szCs w:val="22"/>
+              </w:rPr>
+            </w:pPr>
+            <w:proofErr w:type="gramStart"/>
+            <w:r>
+              <w:rPr>
+                <w:rFonts w:ascii="CMU Serif" w:eastAsia="標楷體" w:hAnsi="CMU Serif" w:hint="eastAsia"/>
+                <w:sz w:val="22"/>
+                <w:szCs w:val="22"/>
+              </w:rPr>
+              <w:t>MA(</w:t>
+            </w:r>
+            <w:proofErr w:type="gramEnd"/>
+            <w:r>
+              <w:rPr>
+                <w:rFonts w:ascii="CMU Serif" w:eastAsia="標楷體" w:hAnsi="CMU Serif" w:hint="eastAsia"/>
+                <w:sz w:val="22"/>
+                <w:szCs w:val="22"/>
+              </w:rPr>
+              <w:t>1)</w:t>
+            </w:r>
+          </w:p>
+        </w:tc>
+        <w:tc>
+          <w:tcPr>
+            <w:tcW w:w="588" w:type="pct"/>
+            <w:vAlign w:val="center"/>
+            <w:hideMark/>
+          </w:tcPr>
+          <w:p>
+            <w:pPr>
+              <w:widowControl/>
+              <w:jc w:val="both"/>
+              <w:rPr>
+                <w:rFonts w:ascii="CMU Serif" w:eastAsia="標楷體" w:hAnsi="CMU Serif" w:hint="eastAsia"/>
+                <w:sz w:val="22"/>
+                <w:szCs w:val="22"/>
+              </w:rPr>
+            </w:pPr>
+            <w:r>
+              <w:rPr>
+                <w:rFonts w:ascii="CMU Serif" w:eastAsia="標楷體" w:hAnsi="CMU Serif" w:hint="eastAsia"/>
+                <w:sz w:val="22"/>
+                <w:szCs w:val="22"/>
+              </w:rPr>
+              <w:t>-0.1239</w:t>
+            </w:r>
+          </w:p>
+        </w:tc>
+        <w:tc>
+          <w:tcPr>
+            <w:tcW w:w="663" w:type="pct"/>
+            <w:vAlign w:val="center"/>
+            <w:hideMark/>
+          </w:tcPr>
+          <w:p>
+            <w:pPr>
+              <w:widowControl/>
+              <w:jc w:val="both"/>
+              <w:rPr>
+                <w:rFonts w:ascii="CMU Serif" w:eastAsia="標楷體" w:hAnsi="CMU Serif" w:hint="eastAsia"/>
+                <w:sz w:val="22"/>
+                <w:szCs w:val="22"/>
+              </w:rPr>
+            </w:pPr>
+            <w:r>
+              <w:rPr>
+                <w:rFonts w:ascii="CMU Serif" w:eastAsia="標楷體" w:hAnsi="CMU Serif" w:hint="eastAsia"/>
+                <w:sz w:val="22"/>
+                <w:szCs w:val="22"/>
+              </w:rPr>
+              <w:t>0.0839</w:t>
+            </w:r>
+          </w:p>
+        </w:tc>
+        <w:tc>
+          <w:tcPr>
+            <w:tcW w:w="613" w:type="pct"/>
+            <w:vAlign w:val="center"/>
+            <w:hideMark/>
+          </w:tcPr>
+          <w:p>
+            <w:pPr>
+              <w:widowControl/>
+              <w:jc w:val="both"/>
+              <w:rPr>
+                <w:rFonts w:ascii="CMU Serif" w:eastAsia="標楷體" w:hAnsi="CMU Serif" w:hint="eastAsia"/>
+                <w:sz w:val="22"/>
+                <w:szCs w:val="22"/>
+              </w:rPr>
+            </w:pPr>
+            <w:r>
+              <w:rPr>
+                <w:rFonts w:ascii="CMU Serif" w:eastAsia="標楷體" w:hAnsi="CMU Serif" w:hint="eastAsia"/>
+                <w:sz w:val="22"/>
+                <w:szCs w:val="22"/>
+              </w:rPr>
+              <w:t>0.139</w:t>
+            </w:r>
+          </w:p>
+        </w:tc>
+        <w:tc>
+          <w:tcPr>
+            <w:tcW w:w="1003" w:type="pct"/>
+            <w:vAlign w:val="center"/>
+            <w:hideMark/>
+          </w:tcPr>
+          <w:p>
+            <w:pPr>
+              <w:widowControl/>
+              <w:rPr>
+                <w:rFonts w:ascii="CMU Serif" w:eastAsia="標楷體" w:hAnsi="CMU Serif" w:hint="eastAsia"/>
+                <w:sz w:val="22"/>
+                <w:szCs w:val="22"/>
+              </w:rPr>
+            </w:pPr>
+            <w:r>
+              <w:rPr>
+                <w:rFonts w:ascii="CMU Serif" w:eastAsia="標楷體" w:hAnsi="CMU Serif" w:hint="eastAsia"/>
+                <w:sz w:val="22"/>
+                <w:szCs w:val="22"/>
+              </w:rPr>
+              <w:t>短期</w:t>
+            </w:r>
+            <w:r>
+              <w:rPr>
+                <w:rFonts w:ascii="CMU Serif" w:eastAsia="標楷體" w:hAnsi="CMU Serif" w:hint="eastAsia"/>
+                <w:sz w:val="22"/>
+                <w:szCs w:val="22"/>
+              </w:rPr>
+              <w:t xml:space="preserve"> shock effect </w:t>
+            </w:r>
+            <w:r>
+              <w:rPr>
+                <w:rFonts w:ascii="CMU Serif" w:eastAsia="標楷體" w:hAnsi="CMU Serif" w:hint="eastAsia"/>
+                <w:sz w:val="22"/>
+                <w:szCs w:val="22"/>
+              </w:rPr>
+              <w:t>不明顯</w:t>
+            </w:r>
+          </w:p>
+        </w:tc>
+      </w:tr>
+      <w:tr>
+        <w:trPr>
+          <w:trHeight w:val="397"/>
+        </w:trPr>
+        <w:tc>
+          <w:tcPr>
+            <w:tcW w:w="1487" w:type="pct"/>
+            <w:vAlign w:val="center"/>
+            <w:hideMark/>
+          </w:tcPr>
+          <w:p>
+            <w:pPr>
+              <w:widowControl/>
+              <w:jc w:val="both"/>
+              <w:rPr>
+                <w:rFonts w:ascii="CMU Serif" w:eastAsia="標楷體" w:hAnsi="CMU Serif" w:hint="eastAsia"/>
+                <w:sz w:val="22"/>
+                <w:szCs w:val="22"/>
+              </w:rPr>
+            </w:pPr>
+            <w:proofErr w:type="gramStart"/>
+            <w:r>
+              <w:rPr>
+                <w:rFonts w:ascii="CMU Serif" w:eastAsia="標楷體" w:hAnsi="CMU Serif" w:hint="eastAsia"/>
+                <w:sz w:val="22"/>
+                <w:szCs w:val="22"/>
+              </w:rPr>
+              <w:t>ARIMA(</w:t>
+            </w:r>
+            <w:proofErr w:type="gramEnd"/>
+            <w:r>
+              <w:rPr>
+                <w:rFonts w:ascii="CMU Serif" w:eastAsia="標楷體" w:hAnsi="CMU Serif" w:hint="eastAsia"/>
+                <w:sz w:val="22"/>
+                <w:szCs w:val="22"/>
+              </w:rPr>
+              <w:t>1,1,1) with drift</w:t>
+            </w:r>
+          </w:p>
+        </w:tc>
+        <w:tc>
+          <w:tcPr>
+            <w:tcW w:w="646" w:type="pct"/>
+            <w:vAlign w:val="center"/>
+            <w:hideMark/>
+          </w:tcPr>
+          <w:p>
+            <w:pPr>
+              <w:widowControl/>
+              <w:jc w:val="both"/>
+              <w:rPr>
+                <w:rFonts w:ascii="CMU Serif" w:eastAsia="標楷體" w:hAnsi="CMU Serif" w:hint="eastAsia"/>
+                <w:sz w:val="22"/>
+                <w:szCs w:val="22"/>
+              </w:rPr>
+            </w:pPr>
+            <w:r>
+              <w:rPr>
+                <w:rFonts w:ascii="CMU Serif" w:eastAsia="標楷體" w:hAnsi="CMU Serif" w:hint="eastAsia"/>
+                <w:sz w:val="22"/>
+                <w:szCs w:val="22"/>
+              </w:rPr>
+              <w:t>Drift</w:t>
+            </w:r>
+          </w:p>
+        </w:tc>
+        <w:tc>
+          <w:tcPr>
+            <w:tcW w:w="588" w:type="pct"/>
+            <w:vAlign w:val="center"/>
+            <w:hideMark/>
+          </w:tcPr>
+          <w:p>
+            <w:pPr>
+              <w:widowControl/>
+              <w:jc w:val="both"/>
+              <w:rPr>
+                <w:rFonts w:ascii="CMU Serif" w:eastAsia="標楷體" w:hAnsi="CMU Serif" w:hint="eastAsia"/>
+                <w:sz w:val="22"/>
+                <w:szCs w:val="22"/>
+              </w:rPr>
+            </w:pPr>
+            <w:r>
+              <w:rPr>
+                <w:rFonts w:ascii="CMU Serif" w:eastAsia="標楷體" w:hAnsi="CMU Serif" w:hint="eastAsia"/>
+                <w:sz w:val="22"/>
+                <w:szCs w:val="22"/>
+              </w:rPr>
+              <w:t>0.0027</w:t>
+            </w:r>
+          </w:p>
+        </w:tc>
+        <w:tc>
+          <w:tcPr>
+            <w:tcW w:w="663" w:type="pct"/>
+            <w:vAlign w:val="center"/>
+            <w:hideMark/>
+          </w:tcPr>
+          <w:p>
+            <w:pPr>
+              <w:widowControl/>
+              <w:jc w:val="both"/>
+              <w:rPr>
+                <w:rFonts w:ascii="CMU Serif" w:eastAsia="標楷體" w:hAnsi="CMU Serif" w:hint="eastAsia"/>
+                <w:sz w:val="22"/>
+                <w:szCs w:val="22"/>
+              </w:rPr>
+            </w:pPr>
+            <w:r>
+              <w:rPr>
+                <w:rFonts w:ascii="CMU Serif" w:eastAsia="標楷體" w:hAnsi="CMU Serif" w:hint="eastAsia"/>
+                <w:sz w:val="22"/>
+                <w:szCs w:val="22"/>
+              </w:rPr>
+              <w:t>0.001</w:t>
+            </w:r>
+          </w:p>
+        </w:tc>
+        <w:tc>
+          <w:tcPr>
+            <w:tcW w:w="613" w:type="pct"/>
+            <w:vAlign w:val="center"/>
+            <w:hideMark/>
+          </w:tcPr>
+          <w:p>
+            <w:pPr>
+              <w:widowControl/>
+              <w:jc w:val="both"/>
+              <w:rPr>
+                <w:rFonts w:ascii="CMU Serif" w:eastAsia="標楷體" w:hAnsi="CMU Serif" w:hint="eastAsia"/>
+                <w:sz w:val="22"/>
+                <w:szCs w:val="22"/>
+              </w:rPr>
+            </w:pPr>
+            <w:r>
+              <w:rPr>
+                <w:rFonts w:ascii="CMU Serif" w:eastAsia="標楷體" w:hAnsi="CMU Serif" w:hint="eastAsia"/>
+                <w:sz w:val="22"/>
+                <w:szCs w:val="22"/>
+              </w:rPr>
+              <w:t>0.008</w:t>
+            </w:r>
+          </w:p>
+        </w:tc>
+        <w:tc>
+          <w:tcPr>
+            <w:tcW w:w="1003" w:type="pct"/>
+            <w:vAlign w:val="center"/>
+            <w:hideMark/>
+          </w:tcPr>
+          <w:p>
+            <w:pPr>
+              <w:widowControl/>
+              <w:rPr>
+                <w:rFonts w:ascii="CMU Serif" w:eastAsia="標楷體" w:hAnsi="CMU Serif" w:hint="eastAsia"/>
+                <w:sz w:val="22"/>
+                <w:szCs w:val="22"/>
+              </w:rPr>
+            </w:pPr>
+            <w:r>
+              <w:rPr>
+                <w:rFonts w:ascii="CMU Serif" w:eastAsia="標楷體" w:hAnsi="CMU Serif" w:hint="eastAsia"/>
+                <w:sz w:val="22"/>
+                <w:szCs w:val="22"/>
+              </w:rPr>
+              <w:t>平均月成長為正</w:t>
+            </w:r>
+          </w:p>
+        </w:tc>
+      </w:tr>
+      <w:tr>
+        <w:trPr>
+          <w:trHeight w:val="397"/>
+        </w:trPr>
+        <w:tc>
+          <w:tcPr>
+            <w:tcW w:w="1487" w:type="pct"/>
+            <w:shd w:val="clear" w:color="auto" w:fill="E7E6E6" w:themeFill="background2"/>
+            <w:vAlign w:val="center"/>
+            <w:hideMark/>
+          </w:tcPr>
+          <w:p>
+            <w:pPr>
+              <w:widowControl/>
+              <w:jc w:val="both"/>
+              <w:rPr>
+                <w:rFonts w:ascii="CMU Serif" w:eastAsia="標楷體" w:hAnsi="CMU Serif" w:hint="eastAsia"/>
+                <w:sz w:val="22"/>
+                <w:szCs w:val="22"/>
+              </w:rPr>
+            </w:pPr>
+            <w:proofErr w:type="gramStart"/>
+            <w:r>
+              <w:rPr>
+                <w:rFonts w:ascii="CMU Serif" w:eastAsia="標楷體" w:hAnsi="CMU Serif" w:hint="eastAsia"/>
+                <w:sz w:val="22"/>
+                <w:szCs w:val="22"/>
+              </w:rPr>
+              <w:t>SARIMA(</w:t>
+            </w:r>
+            <w:proofErr w:type="gramEnd"/>
+            <w:r>
+              <w:rPr>
+                <w:rFonts w:ascii="CMU Serif" w:eastAsia="標楷體" w:hAnsi="CMU Serif" w:hint="eastAsia"/>
+                <w:sz w:val="22"/>
+                <w:szCs w:val="22"/>
+              </w:rPr>
+              <w:t>1,1,</w:t>
+            </w:r>
+            <w:proofErr w:type="gramStart"/>
+            <w:r>
+              <w:rPr>
+                <w:rFonts w:ascii="CMU Serif" w:eastAsia="標楷體" w:hAnsi="CMU Serif" w:hint="eastAsia"/>
+                <w:sz w:val="22"/>
+                <w:szCs w:val="22"/>
+              </w:rPr>
+              <w:t>1)(</w:t>
+            </w:r>
+            <w:proofErr w:type="gramEnd"/>
+            <w:r>
+              <w:rPr>
+                <w:rFonts w:ascii="CMU Serif" w:eastAsia="標楷體" w:hAnsi="CMU Serif" w:hint="eastAsia"/>
+                <w:sz w:val="22"/>
+                <w:szCs w:val="22"/>
+              </w:rPr>
+              <w:t>1,0,</w:t>
+            </w:r>
+            <w:proofErr w:type="gramStart"/>
+            <w:r>
+              <w:rPr>
+                <w:rFonts w:ascii="CMU Serif" w:eastAsia="標楷體" w:hAnsi="CMU Serif" w:hint="eastAsia"/>
+                <w:sz w:val="22"/>
+                <w:szCs w:val="22"/>
+              </w:rPr>
+              <w:t>0)[</w:t>
+            </w:r>
+            <w:proofErr w:type="gramEnd"/>
+            <w:r>
+              <w:rPr>
+                <w:rFonts w:ascii="CMU Serif" w:eastAsia="標楷體" w:hAnsi="CMU Serif" w:hint="eastAsia"/>
+                <w:sz w:val="22"/>
+                <w:szCs w:val="22"/>
+              </w:rPr>
+              <w:t>12] with drift</w:t>
+            </w:r>
+          </w:p>
+        </w:tc>
+        <w:tc>
+          <w:tcPr>
+            <w:tcW w:w="646" w:type="pct"/>
+            <w:shd w:val="clear" w:color="auto" w:fill="E7E6E6" w:themeFill="background2"/>
+            <w:vAlign w:val="center"/>
+            <w:hideMark/>
+          </w:tcPr>
+          <w:p>
+            <w:pPr>
+              <w:widowControl/>
+              <w:jc w:val="both"/>
+              <w:rPr>
+                <w:rFonts w:ascii="CMU Serif" w:eastAsia="標楷體" w:hAnsi="CMU Serif" w:hint="eastAsia"/>
+                <w:sz w:val="22"/>
+                <w:szCs w:val="22"/>
+              </w:rPr>
+            </w:pPr>
+            <w:proofErr w:type="gramStart"/>
+            <w:r>
+              <w:rPr>
+                <w:rFonts w:ascii="CMU Serif" w:eastAsia="標楷體" w:hAnsi="CMU Serif" w:hint="eastAsia"/>
+                <w:sz w:val="22"/>
+                <w:szCs w:val="22"/>
+              </w:rPr>
+              <w:t>AR(</w:t>
+            </w:r>
+            <w:proofErr w:type="gramEnd"/>
+            <w:r>
+              <w:rPr>
+                <w:rFonts w:ascii="CMU Serif" w:eastAsia="標楷體" w:hAnsi="CMU Serif" w:hint="eastAsia"/>
+                <w:sz w:val="22"/>
+                <w:szCs w:val="22"/>
+              </w:rPr>
+              <w:t>1)</w:t>
+            </w:r>
+          </w:p>
+        </w:tc>
+        <w:tc>
+          <w:tcPr>
+            <w:tcW w:w="588" w:type="pct"/>
+            <w:shd w:val="clear" w:color="auto" w:fill="E7E6E6" w:themeFill="background2"/>
+            <w:vAlign w:val="center"/>
+            <w:hideMark/>
+          </w:tcPr>
+          <w:p>
+            <w:pPr>
+              <w:widowControl/>
+              <w:jc w:val="both"/>
+              <w:rPr>
+                <w:rFonts w:ascii="CMU Serif" w:eastAsia="標楷體" w:hAnsi="CMU Serif" w:hint="eastAsia"/>
+                <w:sz w:val="22"/>
+                <w:szCs w:val="22"/>
+              </w:rPr>
+            </w:pPr>
+            <w:r>
+              <w:rPr>
+                <w:rFonts w:ascii="CMU Serif" w:eastAsia="標楷體" w:hAnsi="CMU Serif" w:hint="eastAsia"/>
+                <w:sz w:val="22"/>
+                <w:szCs w:val="22"/>
+              </w:rPr>
+              <w:t>0.7653</w:t>
+            </w:r>
+          </w:p>
+        </w:tc>
+        <w:tc>
+          <w:tcPr>
+            <w:tcW w:w="663" w:type="pct"/>
+            <w:shd w:val="clear" w:color="auto" w:fill="E7E6E6" w:themeFill="background2"/>
+            <w:vAlign w:val="center"/>
+            <w:hideMark/>
+          </w:tcPr>
+          <w:p>
+            <w:pPr>
+              <w:widowControl/>
+              <w:jc w:val="both"/>
+              <w:rPr>
+                <w:rFonts w:ascii="CMU Serif" w:eastAsia="標楷體" w:hAnsi="CMU Serif" w:hint="eastAsia"/>
+                <w:sz w:val="22"/>
+                <w:szCs w:val="22"/>
+              </w:rPr>
+            </w:pPr>
+            <w:r>
+              <w:rPr>
+                <w:rFonts w:ascii="CMU Serif" w:eastAsia="標楷體" w:hAnsi="CMU Serif" w:hint="eastAsia"/>
+                <w:sz w:val="22"/>
+                <w:szCs w:val="22"/>
+              </w:rPr>
+              <w:t>0.0729</w:t>
+            </w:r>
+          </w:p>
+        </w:tc>
+        <w:tc>
+          <w:tcPr>
+            <w:tcW w:w="613" w:type="pct"/>
+            <w:shd w:val="clear" w:color="auto" w:fill="E7E6E6" w:themeFill="background2"/>
+            <w:vAlign w:val="center"/>
+            <w:hideMark/>
+          </w:tcPr>
+          <w:p>
+            <w:pPr>
+              <w:widowControl/>
+              <w:jc w:val="both"/>
+              <w:rPr>
+                <w:rFonts w:ascii="CMU Serif" w:eastAsia="標楷體" w:hAnsi="CMU Serif" w:hint="eastAsia"/>
+                <w:sz w:val="22"/>
+                <w:szCs w:val="22"/>
+              </w:rPr>
+            </w:pPr>
+            <w:r>
+              <w:rPr>
+                <w:rFonts w:ascii="CMU Serif" w:eastAsia="標楷體" w:hAnsi="CMU Serif" w:hint="eastAsia"/>
+                <w:sz w:val="22"/>
+                <w:szCs w:val="22"/>
+              </w:rPr>
+              <w:t>&lt; 0.001</w:t>
+            </w:r>
+          </w:p>
+        </w:tc>
+        <w:tc>
+          <w:tcPr>
+            <w:tcW w:w="1003" w:type="pct"/>
+            <w:shd w:val="clear" w:color="auto" w:fill="E7E6E6" w:themeFill="background2"/>
+            <w:vAlign w:val="center"/>
+            <w:hideMark/>
+          </w:tcPr>
+          <w:p>
+            <w:pPr>
+              <w:widowControl/>
+              <w:rPr>
+                <w:rFonts w:ascii="CMU Serif" w:eastAsia="標楷體" w:hAnsi="CMU Serif" w:hint="eastAsia"/>
+                <w:sz w:val="22"/>
+                <w:szCs w:val="22"/>
+              </w:rPr>
+            </w:pPr>
+            <w:r>
+              <w:rPr>
+                <w:rFonts w:ascii="CMU Serif" w:eastAsia="標楷體" w:hAnsi="CMU Serif" w:hint="eastAsia"/>
+                <w:sz w:val="22"/>
+                <w:szCs w:val="22"/>
+              </w:rPr>
+              <w:t>月成長率具有短期持續性</w:t>
+            </w:r>
+          </w:p>
+        </w:tc>
+      </w:tr>
+      <w:tr>
+        <w:trPr>
+          <w:trHeight w:val="397"/>
+        </w:trPr>
+        <w:tc>
+          <w:tcPr>
+            <w:tcW w:w="1487" w:type="pct"/>
+            <w:shd w:val="clear" w:color="auto" w:fill="E7E6E6" w:themeFill="background2"/>
+            <w:vAlign w:val="center"/>
+            <w:hideMark/>
+          </w:tcPr>
+          <w:p>
+            <w:pPr>
+              <w:widowControl/>
+              <w:jc w:val="both"/>
+              <w:rPr>
+                <w:rFonts w:ascii="CMU Serif" w:eastAsia="標楷體" w:hAnsi="CMU Serif" w:hint="eastAsia"/>
+                <w:sz w:val="22"/>
+                <w:szCs w:val="22"/>
+              </w:rPr>
+            </w:pPr>
+            <w:proofErr w:type="gramStart"/>
+            <w:r>
+              <w:rPr>
+                <w:rFonts w:ascii="CMU Serif" w:eastAsia="標楷體" w:hAnsi="CMU Serif" w:hint="eastAsia"/>
+                <w:sz w:val="22"/>
+                <w:szCs w:val="22"/>
+              </w:rPr>
+              <w:t>SARIMA(</w:t>
+            </w:r>
+            <w:proofErr w:type="gramEnd"/>
+            <w:r>
+              <w:rPr>
+                <w:rFonts w:ascii="CMU Serif" w:eastAsia="標楷體" w:hAnsi="CMU Serif" w:hint="eastAsia"/>
+                <w:sz w:val="22"/>
+                <w:szCs w:val="22"/>
+              </w:rPr>
+              <w:t>1,1,</w:t>
+            </w:r>
+            <w:proofErr w:type="gramStart"/>
+            <w:r>
+              <w:rPr>
+                <w:rFonts w:ascii="CMU Serif" w:eastAsia="標楷體" w:hAnsi="CMU Serif" w:hint="eastAsia"/>
+                <w:sz w:val="22"/>
+                <w:szCs w:val="22"/>
+              </w:rPr>
+              <w:t>1)(</w:t>
+            </w:r>
+            <w:proofErr w:type="gramEnd"/>
+            <w:r>
+              <w:rPr>
+                <w:rFonts w:ascii="CMU Serif" w:eastAsia="標楷體" w:hAnsi="CMU Serif" w:hint="eastAsia"/>
+                <w:sz w:val="22"/>
+                <w:szCs w:val="22"/>
+              </w:rPr>
+              <w:t>1,0,</w:t>
+            </w:r>
+            <w:proofErr w:type="gramStart"/>
+            <w:r>
+              <w:rPr>
+                <w:rFonts w:ascii="CMU Serif" w:eastAsia="標楷體" w:hAnsi="CMU Serif" w:hint="eastAsia"/>
+                <w:sz w:val="22"/>
+                <w:szCs w:val="22"/>
+              </w:rPr>
+              <w:t>0)[</w:t>
+            </w:r>
+            <w:proofErr w:type="gramEnd"/>
+            <w:r>
+              <w:rPr>
+                <w:rFonts w:ascii="CMU Serif" w:eastAsia="標楷體" w:hAnsi="CMU Serif" w:hint="eastAsia"/>
+                <w:sz w:val="22"/>
+                <w:szCs w:val="22"/>
+              </w:rPr>
+              <w:t>12] with drift</w:t>
+            </w:r>
+          </w:p>
+        </w:tc>
+        <w:tc>
+          <w:tcPr>
+            <w:tcW w:w="646" w:type="pct"/>
+            <w:shd w:val="clear" w:color="auto" w:fill="E7E6E6" w:themeFill="background2"/>
+            <w:vAlign w:val="center"/>
+            <w:hideMark/>
+          </w:tcPr>
+          <w:p>
+            <w:pPr>
+              <w:widowControl/>
+              <w:jc w:val="both"/>
+              <w:rPr>
+                <w:rFonts w:ascii="CMU Serif" w:eastAsia="標楷體" w:hAnsi="CMU Serif" w:hint="eastAsia"/>
+                <w:sz w:val="22"/>
+                <w:szCs w:val="22"/>
+              </w:rPr>
+            </w:pPr>
+            <w:proofErr w:type="gramStart"/>
+            <w:r>
+              <w:rPr>
+                <w:rFonts w:ascii="CMU Serif" w:eastAsia="標楷體" w:hAnsi="CMU Serif" w:hint="eastAsia"/>
+                <w:sz w:val="22"/>
+                <w:szCs w:val="22"/>
+              </w:rPr>
+              <w:t>MA(</w:t>
+            </w:r>
+            <w:proofErr w:type="gramEnd"/>
+            <w:r>
+              <w:rPr>
+                <w:rFonts w:ascii="CMU Serif" w:eastAsia="標楷體" w:hAnsi="CMU Serif" w:hint="eastAsia"/>
+                <w:sz w:val="22"/>
+                <w:szCs w:val="22"/>
+              </w:rPr>
+              <w:t>1)</w:t>
+            </w:r>
+          </w:p>
+        </w:tc>
+        <w:tc>
+          <w:tcPr>
+            <w:tcW w:w="588" w:type="pct"/>
+            <w:shd w:val="clear" w:color="auto" w:fill="E7E6E6" w:themeFill="background2"/>
+            <w:vAlign w:val="center"/>
+            <w:hideMark/>
+          </w:tcPr>
+          <w:p>
+            <w:pPr>
+              <w:widowControl/>
+              <w:jc w:val="both"/>
+              <w:rPr>
+                <w:rFonts w:ascii="CMU Serif" w:eastAsia="標楷體" w:hAnsi="CMU Serif" w:hint="eastAsia"/>
+                <w:sz w:val="22"/>
+                <w:szCs w:val="22"/>
+              </w:rPr>
+            </w:pPr>
+            <w:r>
+              <w:rPr>
+                <w:rFonts w:ascii="CMU Serif" w:eastAsia="標楷體" w:hAnsi="CMU Serif" w:hint="eastAsia"/>
+                <w:sz w:val="22"/>
+                <w:szCs w:val="22"/>
+              </w:rPr>
+              <w:t>-0.302</w:t>
+            </w:r>
+          </w:p>
+        </w:tc>
+        <w:tc>
+          <w:tcPr>
+            <w:tcW w:w="663" w:type="pct"/>
+            <w:shd w:val="clear" w:color="auto" w:fill="E7E6E6" w:themeFill="background2"/>
+            <w:vAlign w:val="center"/>
+            <w:hideMark/>
+          </w:tcPr>
+          <w:p>
+            <w:pPr>
+              <w:widowControl/>
+              <w:jc w:val="both"/>
+              <w:rPr>
+                <w:rFonts w:ascii="CMU Serif" w:eastAsia="標楷體" w:hAnsi="CMU Serif" w:hint="eastAsia"/>
+                <w:sz w:val="22"/>
+                <w:szCs w:val="22"/>
+              </w:rPr>
+            </w:pPr>
+            <w:r>
+              <w:rPr>
+                <w:rFonts w:ascii="CMU Serif" w:eastAsia="標楷體" w:hAnsi="CMU Serif" w:hint="eastAsia"/>
+                <w:sz w:val="22"/>
+                <w:szCs w:val="22"/>
+              </w:rPr>
+              <w:t>0.1189</w:t>
+            </w:r>
+          </w:p>
+        </w:tc>
+        <w:tc>
+          <w:tcPr>
+            <w:tcW w:w="613" w:type="pct"/>
+            <w:shd w:val="clear" w:color="auto" w:fill="E7E6E6" w:themeFill="background2"/>
+            <w:vAlign w:val="center"/>
+            <w:hideMark/>
+          </w:tcPr>
+          <w:p>
+            <w:pPr>
+              <w:widowControl/>
+              <w:jc w:val="both"/>
+              <w:rPr>
+                <w:rFonts w:ascii="CMU Serif" w:eastAsia="標楷體" w:hAnsi="CMU Serif" w:hint="eastAsia"/>
+                <w:sz w:val="22"/>
+                <w:szCs w:val="22"/>
+              </w:rPr>
+            </w:pPr>
+            <w:r>
+              <w:rPr>
+                <w:rFonts w:ascii="CMU Serif" w:eastAsia="標楷體" w:hAnsi="CMU Serif" w:hint="eastAsia"/>
+                <w:sz w:val="22"/>
+                <w:szCs w:val="22"/>
+              </w:rPr>
+              <w:t>0.011</w:t>
+            </w:r>
+          </w:p>
+        </w:tc>
+        <w:tc>
+          <w:tcPr>
+            <w:tcW w:w="1003" w:type="pct"/>
+            <w:shd w:val="clear" w:color="auto" w:fill="E7E6E6" w:themeFill="background2"/>
+            <w:vAlign w:val="center"/>
+            <w:hideMark/>
+          </w:tcPr>
+          <w:p>
+            <w:pPr>
+              <w:widowControl/>
+              <w:rPr>
+                <w:rFonts w:ascii="CMU Serif" w:eastAsia="標楷體" w:hAnsi="CMU Serif" w:hint="eastAsia"/>
+                <w:sz w:val="22"/>
+                <w:szCs w:val="22"/>
+              </w:rPr>
+            </w:pPr>
+            <w:r>
+              <w:rPr>
+                <w:rFonts w:ascii="CMU Serif" w:eastAsia="標楷體" w:hAnsi="CMU Serif" w:hint="eastAsia"/>
+                <w:sz w:val="22"/>
+                <w:szCs w:val="22"/>
+              </w:rPr>
+              <w:t>短期</w:t>
+            </w:r>
+            <w:r>
+              <w:rPr>
+                <w:rFonts w:ascii="CMU Serif" w:eastAsia="標楷體" w:hAnsi="CMU Serif" w:hint="eastAsia"/>
+                <w:sz w:val="22"/>
+                <w:szCs w:val="22"/>
+              </w:rPr>
+              <w:t xml:space="preserve">shock adjustment </w:t>
+            </w:r>
+            <w:r>
+              <w:rPr>
+                <w:rFonts w:ascii="CMU Serif" w:eastAsia="標楷體" w:hAnsi="CMU Serif" w:hint="eastAsia"/>
+                <w:sz w:val="22"/>
+                <w:szCs w:val="22"/>
+              </w:rPr>
+              <w:t>顯著</w:t>
+            </w:r>
+          </w:p>
+        </w:tc>
+      </w:tr>
+      <w:tr>
+        <w:trPr>
+          <w:trHeight w:val="397"/>
+        </w:trPr>
+        <w:tc>
+          <w:tcPr>
+            <w:tcW w:w="1487" w:type="pct"/>
+            <w:shd w:val="clear" w:color="auto" w:fill="E7E6E6" w:themeFill="background2"/>
+            <w:vAlign w:val="center"/>
+            <w:hideMark/>
+          </w:tcPr>
+          <w:p>
+            <w:pPr>
+              <w:widowControl/>
+              <w:jc w:val="both"/>
+              <w:rPr>
+                <w:rFonts w:ascii="CMU Serif" w:eastAsia="標楷體" w:hAnsi="CMU Serif" w:hint="eastAsia"/>
+                <w:sz w:val="22"/>
+                <w:szCs w:val="22"/>
+              </w:rPr>
+            </w:pPr>
+            <w:proofErr w:type="gramStart"/>
+            <w:r>
+              <w:rPr>
+                <w:rFonts w:ascii="CMU Serif" w:eastAsia="標楷體" w:hAnsi="CMU Serif" w:hint="eastAsia"/>
+                <w:sz w:val="22"/>
+                <w:szCs w:val="22"/>
+              </w:rPr>
+              <w:t>SARIMA(</w:t>
+            </w:r>
+            <w:proofErr w:type="gramEnd"/>
+            <w:r>
+              <w:rPr>
+                <w:rFonts w:ascii="CMU Serif" w:eastAsia="標楷體" w:hAnsi="CMU Serif" w:hint="eastAsia"/>
+                <w:sz w:val="22"/>
+                <w:szCs w:val="22"/>
+              </w:rPr>
+              <w:t>1,1,</w:t>
+            </w:r>
+            <w:proofErr w:type="gramStart"/>
+            <w:r>
+              <w:rPr>
+                <w:rFonts w:ascii="CMU Serif" w:eastAsia="標楷體" w:hAnsi="CMU Serif" w:hint="eastAsia"/>
+                <w:sz w:val="22"/>
+                <w:szCs w:val="22"/>
+              </w:rPr>
+              <w:t>1)(</w:t>
+            </w:r>
+            <w:proofErr w:type="gramEnd"/>
+            <w:r>
+              <w:rPr>
+                <w:rFonts w:ascii="CMU Serif" w:eastAsia="標楷體" w:hAnsi="CMU Serif" w:hint="eastAsia"/>
+                <w:sz w:val="22"/>
+                <w:szCs w:val="22"/>
+              </w:rPr>
+              <w:t>1,0,</w:t>
+            </w:r>
+            <w:proofErr w:type="gramStart"/>
+            <w:r>
+              <w:rPr>
+                <w:rFonts w:ascii="CMU Serif" w:eastAsia="標楷體" w:hAnsi="CMU Serif" w:hint="eastAsia"/>
+                <w:sz w:val="22"/>
+                <w:szCs w:val="22"/>
+              </w:rPr>
+              <w:t>0)[</w:t>
+            </w:r>
+            <w:proofErr w:type="gramEnd"/>
+            <w:r>
+              <w:rPr>
+                <w:rFonts w:ascii="CMU Serif" w:eastAsia="標楷體" w:hAnsi="CMU Serif" w:hint="eastAsia"/>
+                <w:sz w:val="22"/>
+                <w:szCs w:val="22"/>
+              </w:rPr>
+              <w:t>12] with drift</w:t>
+            </w:r>
+          </w:p>
+        </w:tc>
+        <w:tc>
+          <w:tcPr>
+            <w:tcW w:w="646" w:type="pct"/>
+            <w:shd w:val="clear" w:color="auto" w:fill="E7E6E6" w:themeFill="background2"/>
+            <w:vAlign w:val="center"/>
+            <w:hideMark/>
+          </w:tcPr>
+          <w:p>
+            <w:pPr>
+              <w:widowControl/>
+              <w:jc w:val="both"/>
+              <w:rPr>
+                <w:rFonts w:ascii="CMU Serif" w:eastAsia="標楷體" w:hAnsi="CMU Serif" w:hint="eastAsia"/>
+                <w:sz w:val="22"/>
+                <w:szCs w:val="22"/>
+              </w:rPr>
+            </w:pPr>
+            <w:r>
+              <w:rPr>
+                <w:rFonts w:ascii="CMU Serif" w:eastAsia="標楷體" w:hAnsi="CMU Serif" w:hint="eastAsia"/>
+                <w:sz w:val="22"/>
+                <w:szCs w:val="22"/>
+              </w:rPr>
+              <w:t xml:space="preserve">Seasonal </w:t>
+            </w:r>
+            <w:proofErr w:type="gramStart"/>
+            <w:r>
+              <w:rPr>
+                <w:rFonts w:ascii="CMU Serif" w:eastAsia="標楷體" w:hAnsi="CMU Serif" w:hint="eastAsia"/>
+                <w:sz w:val="22"/>
+                <w:szCs w:val="22"/>
+              </w:rPr>
+              <w:t>AR(</w:t>
+            </w:r>
+            <w:proofErr w:type="gramEnd"/>
+            <w:r>
+              <w:rPr>
+                <w:rFonts w:ascii="CMU Serif" w:eastAsia="標楷體" w:hAnsi="CMU Serif" w:hint="eastAsia"/>
+                <w:sz w:val="22"/>
+                <w:szCs w:val="22"/>
+              </w:rPr>
+              <w:t>1)</w:t>
+            </w:r>
+          </w:p>
+        </w:tc>
+        <w:tc>
+          <w:tcPr>
+            <w:tcW w:w="588" w:type="pct"/>
+            <w:shd w:val="clear" w:color="auto" w:fill="E7E6E6" w:themeFill="background2"/>
+            <w:vAlign w:val="center"/>
+            <w:hideMark/>
+          </w:tcPr>
+          <w:p>
+            <w:pPr>
+              <w:widowControl/>
+              <w:jc w:val="both"/>
+              <w:rPr>
+                <w:rFonts w:ascii="CMU Serif" w:eastAsia="標楷體" w:hAnsi="CMU Serif" w:hint="eastAsia"/>
+                <w:sz w:val="22"/>
+                <w:szCs w:val="22"/>
+              </w:rPr>
+            </w:pPr>
+            <w:r>
+              <w:rPr>
+                <w:rFonts w:ascii="CMU Serif" w:eastAsia="標楷體" w:hAnsi="CMU Serif" w:hint="eastAsia"/>
+                <w:sz w:val="22"/>
+                <w:szCs w:val="22"/>
+              </w:rPr>
+              <w:t>0.3781</w:t>
+            </w:r>
+          </w:p>
+        </w:tc>
+        <w:tc>
+          <w:tcPr>
+            <w:tcW w:w="663" w:type="pct"/>
+            <w:shd w:val="clear" w:color="auto" w:fill="E7E6E6" w:themeFill="background2"/>
+            <w:vAlign w:val="center"/>
+            <w:hideMark/>
+          </w:tcPr>
+          <w:p>
+            <w:pPr>
+              <w:widowControl/>
+              <w:jc w:val="both"/>
+              <w:rPr>
+                <w:rFonts w:ascii="CMU Serif" w:eastAsia="標楷體" w:hAnsi="CMU Serif" w:hint="eastAsia"/>
+                <w:sz w:val="22"/>
+                <w:szCs w:val="22"/>
+              </w:rPr>
+            </w:pPr>
+            <w:r>
+              <w:rPr>
+                <w:rFonts w:ascii="CMU Serif" w:eastAsia="標楷體" w:hAnsi="CMU Serif" w:hint="eastAsia"/>
+                <w:sz w:val="22"/>
+                <w:szCs w:val="22"/>
+              </w:rPr>
+              <w:t>0.0738</w:t>
+            </w:r>
+          </w:p>
+        </w:tc>
+        <w:tc>
+          <w:tcPr>
+            <w:tcW w:w="613" w:type="pct"/>
+            <w:shd w:val="clear" w:color="auto" w:fill="E7E6E6" w:themeFill="background2"/>
+            <w:vAlign w:val="center"/>
+            <w:hideMark/>
+          </w:tcPr>
+          <w:p>
+            <w:pPr>
+              <w:widowControl/>
+              <w:jc w:val="both"/>
+              <w:rPr>
+                <w:rFonts w:ascii="CMU Serif" w:eastAsia="標楷體" w:hAnsi="CMU Serif" w:hint="eastAsia"/>
+                <w:sz w:val="22"/>
+                <w:szCs w:val="22"/>
+              </w:rPr>
+            </w:pPr>
+            <w:r>
+              <w:rPr>
+                <w:rFonts w:ascii="CMU Serif" w:eastAsia="標楷體" w:hAnsi="CMU Serif" w:hint="eastAsia"/>
+                <w:sz w:val="22"/>
+                <w:szCs w:val="22"/>
+              </w:rPr>
+              <w:t>&lt; 0.001</w:t>
+            </w:r>
+          </w:p>
+        </w:tc>
+        <w:tc>
+          <w:tcPr>
+            <w:tcW w:w="1003" w:type="pct"/>
+            <w:shd w:val="clear" w:color="auto" w:fill="E7E6E6" w:themeFill="background2"/>
+            <w:vAlign w:val="center"/>
+            <w:hideMark/>
+          </w:tcPr>
+          <w:p>
+            <w:pPr>
+              <w:widowControl/>
+              <w:rPr>
+                <w:rFonts w:ascii="CMU Serif" w:eastAsia="標楷體" w:hAnsi="CMU Serif" w:hint="eastAsia"/>
+                <w:sz w:val="22"/>
+                <w:szCs w:val="22"/>
+              </w:rPr>
+            </w:pPr>
+            <w:r>
+              <w:rPr>
+                <w:rFonts w:ascii="CMU Serif" w:eastAsia="標楷體" w:hAnsi="CMU Serif" w:hint="eastAsia"/>
+                <w:sz w:val="22"/>
+                <w:szCs w:val="22"/>
+              </w:rPr>
+              <w:t>存在</w:t>
+            </w:r>
+            <w:r>
+              <w:rPr>
+                <w:rFonts w:ascii="CMU Serif" w:eastAsia="標楷體" w:hAnsi="CMU Serif" w:hint="eastAsia"/>
+                <w:sz w:val="22"/>
+                <w:szCs w:val="22"/>
+              </w:rPr>
+              <w:t>12</w:t>
+            </w:r>
+            <w:r>
+              <w:rPr>
+                <w:rFonts w:ascii="CMU Serif" w:eastAsia="標楷體" w:hAnsi="CMU Serif" w:hint="eastAsia"/>
+                <w:sz w:val="22"/>
+                <w:szCs w:val="22"/>
+              </w:rPr>
+              <w:t>期相關結構</w:t>
+            </w:r>
+          </w:p>
+        </w:tc>
+      </w:tr>
+      <w:tr>
+        <w:trPr>
+          <w:trHeight w:val="397"/>
+        </w:trPr>
+        <w:tc>
+          <w:tcPr>
+            <w:tcW w:w="1487" w:type="pct"/>
+            <w:shd w:val="clear" w:color="auto" w:fill="E7E6E6" w:themeFill="background2"/>
+            <w:vAlign w:val="center"/>
+            <w:hideMark/>
+          </w:tcPr>
+          <w:p>
+            <w:pPr>
+              <w:widowControl/>
+              <w:jc w:val="both"/>
+              <w:rPr>
+                <w:rFonts w:ascii="CMU Serif" w:eastAsia="標楷體" w:hAnsi="CMU Serif" w:hint="eastAsia"/>
+                <w:sz w:val="22"/>
+                <w:szCs w:val="22"/>
+              </w:rPr>
+            </w:pPr>
+            <w:proofErr w:type="gramStart"/>
+            <w:r>
+              <w:rPr>
+                <w:rFonts w:ascii="CMU Serif" w:eastAsia="標楷體" w:hAnsi="CMU Serif" w:hint="eastAsia"/>
+                <w:sz w:val="22"/>
+                <w:szCs w:val="22"/>
+              </w:rPr>
+              <w:t>SARIMA(</w:t>
+            </w:r>
+            <w:proofErr w:type="gramEnd"/>
+            <w:r>
+              <w:rPr>
+                <w:rFonts w:ascii="CMU Serif" w:eastAsia="標楷體" w:hAnsi="CMU Serif" w:hint="eastAsia"/>
+                <w:sz w:val="22"/>
+                <w:szCs w:val="22"/>
+              </w:rPr>
+              <w:t>1,1,</w:t>
+            </w:r>
+            <w:proofErr w:type="gramStart"/>
+            <w:r>
+              <w:rPr>
+                <w:rFonts w:ascii="CMU Serif" w:eastAsia="標楷體" w:hAnsi="CMU Serif" w:hint="eastAsia"/>
+                <w:sz w:val="22"/>
+                <w:szCs w:val="22"/>
+              </w:rPr>
+              <w:t>1)(</w:t>
+            </w:r>
+            <w:proofErr w:type="gramEnd"/>
+            <w:r>
+              <w:rPr>
+                <w:rFonts w:ascii="CMU Serif" w:eastAsia="標楷體" w:hAnsi="CMU Serif" w:hint="eastAsia"/>
+                <w:sz w:val="22"/>
+                <w:szCs w:val="22"/>
+              </w:rPr>
+              <w:t>1,0,</w:t>
+            </w:r>
+            <w:proofErr w:type="gramStart"/>
+            <w:r>
+              <w:rPr>
+                <w:rFonts w:ascii="CMU Serif" w:eastAsia="標楷體" w:hAnsi="CMU Serif" w:hint="eastAsia"/>
+                <w:sz w:val="22"/>
+                <w:szCs w:val="22"/>
+              </w:rPr>
+              <w:t>0)[</w:t>
+            </w:r>
+            <w:proofErr w:type="gramEnd"/>
+            <w:r>
+              <w:rPr>
+                <w:rFonts w:ascii="CMU Serif" w:eastAsia="標楷體" w:hAnsi="CMU Serif" w:hint="eastAsia"/>
+                <w:sz w:val="22"/>
+                <w:szCs w:val="22"/>
+              </w:rPr>
+              <w:t>12] with drift</w:t>
+            </w:r>
+          </w:p>
+        </w:tc>
+        <w:tc>
+          <w:tcPr>
+            <w:tcW w:w="646" w:type="pct"/>
+            <w:shd w:val="clear" w:color="auto" w:fill="E7E6E6" w:themeFill="background2"/>
+            <w:vAlign w:val="center"/>
+            <w:hideMark/>
+          </w:tcPr>
+          <w:p>
+            <w:pPr>
+              <w:widowControl/>
+              <w:jc w:val="both"/>
+              <w:rPr>
+                <w:rFonts w:ascii="CMU Serif" w:eastAsia="標楷體" w:hAnsi="CMU Serif" w:hint="eastAsia"/>
+                <w:sz w:val="22"/>
+                <w:szCs w:val="22"/>
+              </w:rPr>
+            </w:pPr>
+            <w:r>
+              <w:rPr>
+                <w:rFonts w:ascii="CMU Serif" w:eastAsia="標楷體" w:hAnsi="CMU Serif" w:hint="eastAsia"/>
+                <w:sz w:val="22"/>
+                <w:szCs w:val="22"/>
+              </w:rPr>
+              <w:t>Drift</w:t>
+            </w:r>
+          </w:p>
+        </w:tc>
+        <w:tc>
+          <w:tcPr>
+            <w:tcW w:w="588" w:type="pct"/>
+            <w:shd w:val="clear" w:color="auto" w:fill="E7E6E6" w:themeFill="background2"/>
+            <w:vAlign w:val="center"/>
+            <w:hideMark/>
+          </w:tcPr>
+          <w:p>
+            <w:pPr>
+              <w:widowControl/>
+              <w:jc w:val="both"/>
+              <w:rPr>
+                <w:rFonts w:ascii="CMU Serif" w:eastAsia="標楷體" w:hAnsi="CMU Serif" w:hint="eastAsia"/>
+                <w:sz w:val="22"/>
+                <w:szCs w:val="22"/>
+              </w:rPr>
+            </w:pPr>
+            <w:r>
+              <w:rPr>
+                <w:rFonts w:ascii="CMU Serif" w:eastAsia="標楷體" w:hAnsi="CMU Serif" w:hint="eastAsia"/>
+                <w:sz w:val="22"/>
+                <w:szCs w:val="22"/>
+              </w:rPr>
+              <w:t>0.0026</w:t>
+            </w:r>
+          </w:p>
+        </w:tc>
+        <w:tc>
+          <w:tcPr>
+            <w:tcW w:w="663" w:type="pct"/>
+            <w:shd w:val="clear" w:color="auto" w:fill="E7E6E6" w:themeFill="background2"/>
+            <w:vAlign w:val="center"/>
+            <w:hideMark/>
+          </w:tcPr>
+          <w:p>
+            <w:pPr>
+              <w:widowControl/>
+              <w:jc w:val="both"/>
+              <w:rPr>
+                <w:rFonts w:ascii="CMU Serif" w:eastAsia="標楷體" w:hAnsi="CMU Serif" w:hint="eastAsia"/>
+                <w:sz w:val="22"/>
+                <w:szCs w:val="22"/>
+              </w:rPr>
+            </w:pPr>
+            <w:r>
+              <w:rPr>
+                <w:rFonts w:ascii="CMU Serif" w:eastAsia="標楷體" w:hAnsi="CMU Serif" w:hint="eastAsia"/>
+                <w:sz w:val="22"/>
+                <w:szCs w:val="22"/>
+              </w:rPr>
+              <w:t>0.0012</w:t>
+            </w:r>
+          </w:p>
+        </w:tc>
+        <w:tc>
+          <w:tcPr>
+            <w:tcW w:w="613" w:type="pct"/>
+            <w:shd w:val="clear" w:color="auto" w:fill="E7E6E6" w:themeFill="background2"/>
+            <w:vAlign w:val="center"/>
+            <w:hideMark/>
+          </w:tcPr>
+          <w:p>
+            <w:pPr>
+              <w:widowControl/>
+              <w:jc w:val="both"/>
+              <w:rPr>
+                <w:rFonts w:ascii="CMU Serif" w:eastAsia="標楷體" w:hAnsi="CMU Serif" w:hint="eastAsia"/>
+                <w:sz w:val="22"/>
+                <w:szCs w:val="22"/>
+              </w:rPr>
+            </w:pPr>
+            <w:r>
+              <w:rPr>
+                <w:rFonts w:ascii="CMU Serif" w:eastAsia="標楷體" w:hAnsi="CMU Serif" w:hint="eastAsia"/>
+                <w:sz w:val="22"/>
+                <w:szCs w:val="22"/>
+              </w:rPr>
+              <w:t>0.023</w:t>
+            </w:r>
+          </w:p>
+        </w:tc>
+        <w:tc>
+          <w:tcPr>
+            <w:tcW w:w="1003" w:type="pct"/>
+            <w:shd w:val="clear" w:color="auto" w:fill="E7E6E6" w:themeFill="background2"/>
+            <w:vAlign w:val="center"/>
+            <w:hideMark/>
+          </w:tcPr>
+          <w:p>
+            <w:pPr>
+              <w:widowControl/>
+              <w:rPr>
+                <w:rFonts w:ascii="CMU Serif" w:eastAsia="標楷體" w:hAnsi="CMU Serif" w:hint="eastAsia"/>
+                <w:sz w:val="22"/>
+                <w:szCs w:val="22"/>
+              </w:rPr>
+            </w:pPr>
+            <w:r>
+              <w:rPr>
+                <w:rFonts w:ascii="CMU Serif" w:eastAsia="標楷體" w:hAnsi="CMU Serif" w:hint="eastAsia"/>
+                <w:sz w:val="22"/>
+                <w:szCs w:val="22"/>
+              </w:rPr>
+              <w:t>平均月成長為正</w:t>
+            </w:r>
+          </w:p>
+        </w:tc>
+      </w:tr>
+      <w:tr>
+        <w:trPr>
+          <w:trHeight w:val="397"/>
+        </w:trPr>
+        <w:tc>
+          <w:tcPr>
+            <w:tcW w:w="1487" w:type="pct"/>
+            <w:vAlign w:val="center"/>
+            <w:hideMark/>
+          </w:tcPr>
+          <w:p>
+            <w:pPr>
+              <w:widowControl/>
+              <w:jc w:val="both"/>
+              <w:rPr>
+                <w:rFonts w:ascii="CMU Serif" w:eastAsia="標楷體" w:hAnsi="CMU Serif" w:hint="eastAsia"/>
+                <w:sz w:val="22"/>
+                <w:szCs w:val="22"/>
+              </w:rPr>
+            </w:pPr>
+            <w:proofErr w:type="gramStart"/>
+            <w:r>
+              <w:rPr>
+                <w:rFonts w:ascii="CMU Serif" w:eastAsia="標楷體" w:hAnsi="CMU Serif" w:hint="eastAsia"/>
+                <w:sz w:val="22"/>
+                <w:szCs w:val="22"/>
+              </w:rPr>
+              <w:t>ARIMAX(</w:t>
+            </w:r>
+            <w:proofErr w:type="gramEnd"/>
+            <w:r>
+              <w:rPr>
+                <w:rFonts w:ascii="CMU Serif" w:eastAsia="標楷體" w:hAnsi="CMU Serif" w:hint="eastAsia"/>
+                <w:sz w:val="22"/>
+                <w:szCs w:val="22"/>
+              </w:rPr>
+              <w:t>1,1,1) with crisis dummy</w:t>
+            </w:r>
+          </w:p>
+        </w:tc>
+        <w:tc>
+          <w:tcPr>
+            <w:tcW w:w="646" w:type="pct"/>
+            <w:vAlign w:val="center"/>
+            <w:hideMark/>
+          </w:tcPr>
+          <w:p>
+            <w:pPr>
+              <w:widowControl/>
+              <w:jc w:val="both"/>
+              <w:rPr>
+                <w:rFonts w:ascii="CMU Serif" w:eastAsia="標楷體" w:hAnsi="CMU Serif" w:hint="eastAsia"/>
+                <w:sz w:val="22"/>
+                <w:szCs w:val="22"/>
+              </w:rPr>
+            </w:pPr>
+            <w:r>
+              <w:rPr>
+                <w:rFonts w:ascii="CMU Serif" w:eastAsia="標楷體" w:hAnsi="CMU Serif" w:hint="eastAsia"/>
+                <w:sz w:val="22"/>
+                <w:szCs w:val="22"/>
+              </w:rPr>
+              <w:t>Crisis dummy</w:t>
+            </w:r>
+          </w:p>
+        </w:tc>
+        <w:tc>
+          <w:tcPr>
+            <w:tcW w:w="588" w:type="pct"/>
+            <w:vAlign w:val="center"/>
+            <w:hideMark/>
+          </w:tcPr>
+          <w:p>
+            <w:pPr>
+              <w:widowControl/>
+              <w:jc w:val="both"/>
+              <w:rPr>
+                <w:rFonts w:ascii="CMU Serif" w:eastAsia="標楷體" w:hAnsi="CMU Serif" w:hint="eastAsia"/>
+                <w:sz w:val="22"/>
+                <w:szCs w:val="22"/>
+              </w:rPr>
+            </w:pPr>
+            <w:r>
+              <w:rPr>
+                <w:rFonts w:ascii="CMU Serif" w:eastAsia="標楷體" w:hAnsi="CMU Serif" w:hint="eastAsia"/>
+                <w:sz w:val="22"/>
+                <w:szCs w:val="22"/>
+              </w:rPr>
+              <w:t>-0.0069</w:t>
+            </w:r>
+          </w:p>
+        </w:tc>
+        <w:tc>
+          <w:tcPr>
+            <w:tcW w:w="663" w:type="pct"/>
+            <w:vAlign w:val="center"/>
+            <w:hideMark/>
+          </w:tcPr>
+          <w:p>
+            <w:pPr>
+              <w:widowControl/>
+              <w:jc w:val="both"/>
+              <w:rPr>
+                <w:rFonts w:ascii="CMU Serif" w:eastAsia="標楷體" w:hAnsi="CMU Serif" w:hint="eastAsia"/>
+                <w:sz w:val="22"/>
+                <w:szCs w:val="22"/>
+              </w:rPr>
+            </w:pPr>
+            <w:r>
+              <w:rPr>
+                <w:rFonts w:ascii="CMU Serif" w:eastAsia="標楷體" w:hAnsi="CMU Serif" w:hint="eastAsia"/>
+                <w:sz w:val="22"/>
+                <w:szCs w:val="22"/>
+              </w:rPr>
+              <w:t>0.0015</w:t>
+            </w:r>
+          </w:p>
+        </w:tc>
+        <w:tc>
+          <w:tcPr>
+            <w:tcW w:w="613" w:type="pct"/>
+            <w:vAlign w:val="center"/>
+            <w:hideMark/>
+          </w:tcPr>
+          <w:p>
+            <w:pPr>
+              <w:widowControl/>
+              <w:jc w:val="both"/>
+              <w:rPr>
+                <w:rFonts w:ascii="CMU Serif" w:eastAsia="標楷體" w:hAnsi="CMU Serif" w:hint="eastAsia"/>
+                <w:sz w:val="22"/>
+                <w:szCs w:val="22"/>
+              </w:rPr>
+            </w:pPr>
+            <w:r>
+              <w:rPr>
+                <w:rFonts w:ascii="CMU Serif" w:eastAsia="標楷體" w:hAnsi="CMU Serif" w:hint="eastAsia"/>
+                <w:sz w:val="22"/>
+                <w:szCs w:val="22"/>
+              </w:rPr>
+              <w:t>&lt; 0.001</w:t>
+            </w:r>
+          </w:p>
+        </w:tc>
+        <w:tc>
+          <w:tcPr>
+            <w:tcW w:w="1003" w:type="pct"/>
+            <w:vAlign w:val="center"/>
+            <w:hideMark/>
+          </w:tcPr>
+          <w:p>
+            <w:pPr>
+              <w:widowControl/>
+              <w:rPr>
+                <w:rFonts w:ascii="CMU Serif" w:eastAsia="標楷體" w:hAnsi="CMU Serif" w:hint="eastAsia"/>
+                <w:sz w:val="22"/>
+                <w:szCs w:val="22"/>
+              </w:rPr>
+            </w:pPr>
+            <w:r>
+              <w:rPr>
+                <w:rFonts w:ascii="CMU Serif" w:eastAsia="標楷體" w:hAnsi="CMU Serif" w:hint="eastAsia"/>
+                <w:sz w:val="22"/>
+                <w:szCs w:val="22"/>
+              </w:rPr>
+              <w:t>危機期間月成長率顯著下降</w:t>
+            </w:r>
+          </w:p>
+        </w:tc>
+      </w:tr>
+      <w:tr>
+        <w:trPr>
+          <w:trHeight w:val="397"/>
+        </w:trPr>
+        <w:tc>
+          <w:tcPr>
+            <w:tcW w:w="1487" w:type="pct"/>
+            <w:vAlign w:val="center"/>
+            <w:hideMark/>
+          </w:tcPr>
+          <w:p>
+            <w:pPr>
+              <w:widowControl/>
+              <w:jc w:val="both"/>
+              <w:rPr>
+                <w:rFonts w:ascii="CMU Serif" w:eastAsia="標楷體" w:hAnsi="CMU Serif" w:hint="eastAsia"/>
+                <w:sz w:val="22"/>
+                <w:szCs w:val="22"/>
+              </w:rPr>
+            </w:pPr>
+            <w:proofErr w:type="gramStart"/>
+            <w:r>
+              <w:rPr>
+                <w:rFonts w:ascii="CMU Serif" w:eastAsia="標楷體" w:hAnsi="CMU Serif" w:hint="eastAsia"/>
+                <w:sz w:val="22"/>
+                <w:szCs w:val="22"/>
+              </w:rPr>
+              <w:t>ARIMAX(</w:t>
+            </w:r>
+            <w:proofErr w:type="gramEnd"/>
+            <w:r>
+              <w:rPr>
+                <w:rFonts w:ascii="CMU Serif" w:eastAsia="標楷體" w:hAnsi="CMU Serif" w:hint="eastAsia"/>
+                <w:sz w:val="22"/>
+                <w:szCs w:val="22"/>
+              </w:rPr>
+              <w:t>1,1,1) with post-2002 and crisis dummies</w:t>
+            </w:r>
+          </w:p>
+        </w:tc>
+        <w:tc>
+          <w:tcPr>
+            <w:tcW w:w="646" w:type="pct"/>
+            <w:vAlign w:val="center"/>
+            <w:hideMark/>
+          </w:tcPr>
+          <w:p>
+            <w:pPr>
+              <w:widowControl/>
+              <w:jc w:val="both"/>
+              <w:rPr>
+                <w:rFonts w:ascii="CMU Serif" w:eastAsia="標楷體" w:hAnsi="CMU Serif" w:hint="eastAsia"/>
+                <w:sz w:val="22"/>
+                <w:szCs w:val="22"/>
+              </w:rPr>
+            </w:pPr>
+            <w:r>
+              <w:rPr>
+                <w:rFonts w:ascii="CMU Serif" w:eastAsia="標楷體" w:hAnsi="CMU Serif" w:hint="eastAsia"/>
+                <w:sz w:val="22"/>
+                <w:szCs w:val="22"/>
+              </w:rPr>
+              <w:t>Post-2002 dummy</w:t>
+            </w:r>
+          </w:p>
+        </w:tc>
+        <w:tc>
+          <w:tcPr>
+            <w:tcW w:w="588" w:type="pct"/>
+            <w:vAlign w:val="center"/>
+            <w:hideMark/>
+          </w:tcPr>
+          <w:p>
+            <w:pPr>
+              <w:widowControl/>
+              <w:jc w:val="both"/>
+              <w:rPr>
+                <w:rFonts w:ascii="CMU Serif" w:eastAsia="標楷體" w:hAnsi="CMU Serif" w:hint="eastAsia"/>
+                <w:sz w:val="22"/>
+                <w:szCs w:val="22"/>
+              </w:rPr>
+            </w:pPr>
+            <w:r>
+              <w:rPr>
+                <w:rFonts w:ascii="CMU Serif" w:eastAsia="標楷體" w:hAnsi="CMU Serif" w:hint="eastAsia"/>
+                <w:sz w:val="22"/>
+                <w:szCs w:val="22"/>
+              </w:rPr>
+              <w:t>0.0011</w:t>
+            </w:r>
+          </w:p>
+        </w:tc>
+        <w:tc>
+          <w:tcPr>
+            <w:tcW w:w="663" w:type="pct"/>
+            <w:vAlign w:val="center"/>
+            <w:hideMark/>
+          </w:tcPr>
+          <w:p>
+            <w:pPr>
+              <w:widowControl/>
+              <w:jc w:val="both"/>
+              <w:rPr>
+                <w:rFonts w:ascii="CMU Serif" w:eastAsia="標楷體" w:hAnsi="CMU Serif" w:hint="eastAsia"/>
+                <w:sz w:val="22"/>
+                <w:szCs w:val="22"/>
+              </w:rPr>
+            </w:pPr>
+            <w:r>
+              <w:rPr>
+                <w:rFonts w:ascii="CMU Serif" w:eastAsia="標楷體" w:hAnsi="CMU Serif" w:hint="eastAsia"/>
+                <w:sz w:val="22"/>
+                <w:szCs w:val="22"/>
+              </w:rPr>
+              <w:t>0.0013</w:t>
+            </w:r>
+          </w:p>
+        </w:tc>
+        <w:tc>
+          <w:tcPr>
+            <w:tcW w:w="613" w:type="pct"/>
+            <w:vAlign w:val="center"/>
+            <w:hideMark/>
+          </w:tcPr>
+          <w:p>
+            <w:pPr>
+              <w:widowControl/>
+              <w:jc w:val="both"/>
+              <w:rPr>
+                <w:rFonts w:ascii="CMU Serif" w:eastAsia="標楷體" w:hAnsi="CMU Serif" w:hint="eastAsia"/>
+                <w:sz w:val="22"/>
+                <w:szCs w:val="22"/>
+              </w:rPr>
+            </w:pPr>
+            <w:r>
+              <w:rPr>
+                <w:rFonts w:ascii="CMU Serif" w:eastAsia="標楷體" w:hAnsi="CMU Serif" w:hint="eastAsia"/>
+                <w:sz w:val="22"/>
+                <w:szCs w:val="22"/>
+              </w:rPr>
+              <w:t>0.398</w:t>
+            </w:r>
+          </w:p>
+        </w:tc>
+        <w:tc>
+          <w:tcPr>
+            <w:tcW w:w="1003" w:type="pct"/>
+            <w:vAlign w:val="center"/>
+            <w:hideMark/>
+          </w:tcPr>
+          <w:p>
+            <w:pPr>
+              <w:widowControl/>
+              <w:rPr>
+                <w:rFonts w:ascii="CMU Serif" w:eastAsia="標楷體" w:hAnsi="CMU Serif" w:hint="eastAsia"/>
+                <w:sz w:val="22"/>
+                <w:szCs w:val="22"/>
+              </w:rPr>
+            </w:pPr>
+            <w:r>
+              <w:rPr>
+                <w:rFonts w:ascii="CMU Serif" w:eastAsia="標楷體" w:hAnsi="CMU Serif" w:hint="eastAsia"/>
+                <w:sz w:val="22"/>
+                <w:szCs w:val="22"/>
+              </w:rPr>
+              <w:t xml:space="preserve">2002 </w:t>
+            </w:r>
+            <w:r>
+              <w:rPr>
+                <w:rFonts w:ascii="CMU Serif" w:eastAsia="標楷體" w:hAnsi="CMU Serif" w:hint="eastAsia"/>
+                <w:sz w:val="22"/>
+                <w:szCs w:val="22"/>
+              </w:rPr>
+              <w:t>後成長提高的證據較弱</w:t>
+            </w:r>
+          </w:p>
+        </w:tc>
+      </w:tr>
+      <w:tr>
+        <w:trPr>
+          <w:trHeight w:val="397"/>
+        </w:trPr>
+        <w:tc>
+          <w:tcPr>
+            <w:tcW w:w="1487" w:type="pct"/>
+            <w:vAlign w:val="center"/>
+            <w:hideMark/>
+          </w:tcPr>
+          <w:p>
+            <w:pPr>
+              <w:widowControl/>
+              <w:jc w:val="both"/>
+              <w:rPr>
+                <w:rFonts w:ascii="CMU Serif" w:eastAsia="標楷體" w:hAnsi="CMU Serif" w:hint="eastAsia"/>
+                <w:sz w:val="22"/>
+                <w:szCs w:val="22"/>
+              </w:rPr>
+            </w:pPr>
+            <w:proofErr w:type="gramStart"/>
+            <w:r>
+              <w:rPr>
+                <w:rFonts w:ascii="CMU Serif" w:eastAsia="標楷體" w:hAnsi="CMU Serif" w:hint="eastAsia"/>
+                <w:sz w:val="22"/>
+                <w:szCs w:val="22"/>
+              </w:rPr>
+              <w:t>ARIMAX(</w:t>
+            </w:r>
+            <w:proofErr w:type="gramEnd"/>
+            <w:r>
+              <w:rPr>
+                <w:rFonts w:ascii="CMU Serif" w:eastAsia="標楷體" w:hAnsi="CMU Serif" w:hint="eastAsia"/>
+                <w:sz w:val="22"/>
+                <w:szCs w:val="22"/>
+              </w:rPr>
+              <w:t>1,1,1) with post-2002 and crisis dummies</w:t>
+            </w:r>
+          </w:p>
+        </w:tc>
+        <w:tc>
+          <w:tcPr>
+            <w:tcW w:w="646" w:type="pct"/>
+            <w:vAlign w:val="center"/>
+            <w:hideMark/>
+          </w:tcPr>
+          <w:p>
+            <w:pPr>
+              <w:widowControl/>
+              <w:jc w:val="both"/>
+              <w:rPr>
+                <w:rFonts w:ascii="CMU Serif" w:eastAsia="標楷體" w:hAnsi="CMU Serif" w:hint="eastAsia"/>
+                <w:sz w:val="22"/>
+                <w:szCs w:val="22"/>
+              </w:rPr>
+            </w:pPr>
+            <w:r>
+              <w:rPr>
+                <w:rFonts w:ascii="CMU Serif" w:eastAsia="標楷體" w:hAnsi="CMU Serif" w:hint="eastAsia"/>
+                <w:sz w:val="22"/>
+                <w:szCs w:val="22"/>
+              </w:rPr>
+              <w:t>Crisis dummy</w:t>
+            </w:r>
+          </w:p>
+        </w:tc>
+        <w:tc>
+          <w:tcPr>
+            <w:tcW w:w="588" w:type="pct"/>
+            <w:vAlign w:val="center"/>
+            <w:hideMark/>
+          </w:tcPr>
+          <w:p>
+            <w:pPr>
+              <w:widowControl/>
+              <w:jc w:val="both"/>
+              <w:rPr>
+                <w:rFonts w:ascii="CMU Serif" w:eastAsia="標楷體" w:hAnsi="CMU Serif" w:hint="eastAsia"/>
+                <w:sz w:val="22"/>
+                <w:szCs w:val="22"/>
+              </w:rPr>
+            </w:pPr>
+            <w:r>
+              <w:rPr>
+                <w:rFonts w:ascii="CMU Serif" w:eastAsia="標楷體" w:hAnsi="CMU Serif" w:hint="eastAsia"/>
+                <w:sz w:val="22"/>
+                <w:szCs w:val="22"/>
+              </w:rPr>
+              <w:t>-0.0076</w:t>
+            </w:r>
+          </w:p>
+        </w:tc>
+        <w:tc>
+          <w:tcPr>
+            <w:tcW w:w="663" w:type="pct"/>
+            <w:vAlign w:val="center"/>
+            <w:hideMark/>
+          </w:tcPr>
+          <w:p>
+            <w:pPr>
+              <w:widowControl/>
+              <w:jc w:val="both"/>
+              <w:rPr>
+                <w:rFonts w:ascii="CMU Serif" w:eastAsia="標楷體" w:hAnsi="CMU Serif" w:hint="eastAsia"/>
+                <w:sz w:val="22"/>
+                <w:szCs w:val="22"/>
+              </w:rPr>
+            </w:pPr>
+            <w:r>
+              <w:rPr>
+                <w:rFonts w:ascii="CMU Serif" w:eastAsia="標楷體" w:hAnsi="CMU Serif" w:hint="eastAsia"/>
+                <w:sz w:val="22"/>
+                <w:szCs w:val="22"/>
+              </w:rPr>
+              <w:t>0.0017</w:t>
+            </w:r>
+          </w:p>
+        </w:tc>
+        <w:tc>
+          <w:tcPr>
+            <w:tcW w:w="613" w:type="pct"/>
+            <w:vAlign w:val="center"/>
+            <w:hideMark/>
+          </w:tcPr>
+          <w:p>
+            <w:pPr>
+              <w:widowControl/>
+              <w:jc w:val="both"/>
+              <w:rPr>
+                <w:rFonts w:ascii="CMU Serif" w:eastAsia="標楷體" w:hAnsi="CMU Serif" w:hint="eastAsia"/>
+                <w:sz w:val="22"/>
+                <w:szCs w:val="22"/>
+              </w:rPr>
+            </w:pPr>
+            <w:r>
+              <w:rPr>
+                <w:rFonts w:ascii="CMU Serif" w:eastAsia="標楷體" w:hAnsi="CMU Serif" w:hint="eastAsia"/>
+                <w:sz w:val="22"/>
+                <w:szCs w:val="22"/>
+              </w:rPr>
+              <w:t>&lt; 0.001</w:t>
+            </w:r>
+          </w:p>
+        </w:tc>
+        <w:tc>
+          <w:tcPr>
+            <w:tcW w:w="1003" w:type="pct"/>
+            <w:vAlign w:val="center"/>
+            <w:hideMark/>
+          </w:tcPr>
+          <w:p>
+            <w:pPr>
+              <w:widowControl/>
+              <w:rPr>
+                <w:rFonts w:ascii="CMU Serif" w:eastAsia="標楷體" w:hAnsi="CMU Serif" w:hint="eastAsia"/>
+                <w:sz w:val="22"/>
+                <w:szCs w:val="22"/>
+              </w:rPr>
+            </w:pPr>
+            <w:r>
+              <w:rPr>
+                <w:rFonts w:ascii="CMU Serif" w:eastAsia="標楷體" w:hAnsi="CMU Serif" w:hint="eastAsia"/>
+                <w:sz w:val="22"/>
+                <w:szCs w:val="22"/>
+              </w:rPr>
+              <w:t>危機期間月成長率顯著下降</w:t>
+            </w:r>
+          </w:p>
+        </w:tc>
+      </w:tr>
+      <w:tr>
+        <w:trPr>
+          <w:trHeight w:val="397"/>
+        </w:trPr>
+        <w:tc>
+          <w:tcPr>
+            <w:tcW w:w="1487" w:type="pct"/>
+            <w:shd w:val="clear" w:color="auto" w:fill="E7E6E6" w:themeFill="background2"/>
+            <w:vAlign w:val="center"/>
+            <w:hideMark/>
+          </w:tcPr>
+          <w:p>
+            <w:pPr>
+              <w:widowControl/>
+              <w:jc w:val="both"/>
+              <w:rPr>
+                <w:rFonts w:ascii="CMU Serif" w:eastAsia="標楷體" w:hAnsi="CMU Serif" w:hint="eastAsia"/>
+                <w:sz w:val="22"/>
+                <w:szCs w:val="22"/>
+              </w:rPr>
+            </w:pPr>
+            <w:proofErr w:type="gramStart"/>
+            <w:r>
+              <w:rPr>
+                <w:rFonts w:ascii="CMU Serif" w:eastAsia="標楷體" w:hAnsi="CMU Serif" w:hint="eastAsia"/>
+                <w:sz w:val="22"/>
+                <w:szCs w:val="22"/>
+              </w:rPr>
+              <w:lastRenderedPageBreak/>
+              <w:t>SARIMAX(</w:t>
+            </w:r>
+            <w:proofErr w:type="gramEnd"/>
+            <w:r>
+              <w:rPr>
+                <w:rFonts w:ascii="CMU Serif" w:eastAsia="標楷體" w:hAnsi="CMU Serif" w:hint="eastAsia"/>
+                <w:sz w:val="22"/>
+                <w:szCs w:val="22"/>
+              </w:rPr>
+              <w:t>1,1,</w:t>
+            </w:r>
+            <w:proofErr w:type="gramStart"/>
+            <w:r>
+              <w:rPr>
+                <w:rFonts w:ascii="CMU Serif" w:eastAsia="標楷體" w:hAnsi="CMU Serif" w:hint="eastAsia"/>
+                <w:sz w:val="22"/>
+                <w:szCs w:val="22"/>
+              </w:rPr>
+              <w:t>1)(</w:t>
+            </w:r>
+            <w:proofErr w:type="gramEnd"/>
+            <w:r>
+              <w:rPr>
+                <w:rFonts w:ascii="CMU Serif" w:eastAsia="標楷體" w:hAnsi="CMU Serif" w:hint="eastAsia"/>
+                <w:sz w:val="22"/>
+                <w:szCs w:val="22"/>
+              </w:rPr>
+              <w:t>1,0,</w:t>
+            </w:r>
+            <w:proofErr w:type="gramStart"/>
+            <w:r>
+              <w:rPr>
+                <w:rFonts w:ascii="CMU Serif" w:eastAsia="標楷體" w:hAnsi="CMU Serif" w:hint="eastAsia"/>
+                <w:sz w:val="22"/>
+                <w:szCs w:val="22"/>
+              </w:rPr>
+              <w:t>0)[</w:t>
+            </w:r>
+            <w:proofErr w:type="gramEnd"/>
+            <w:r>
+              <w:rPr>
+                <w:rFonts w:ascii="CMU Serif" w:eastAsia="標楷體" w:hAnsi="CMU Serif" w:hint="eastAsia"/>
+                <w:sz w:val="22"/>
+                <w:szCs w:val="22"/>
+              </w:rPr>
+              <w:t>12] with crisis dummy</w:t>
+            </w:r>
+          </w:p>
+        </w:tc>
+        <w:tc>
+          <w:tcPr>
+            <w:tcW w:w="646" w:type="pct"/>
+            <w:shd w:val="clear" w:color="auto" w:fill="E7E6E6" w:themeFill="background2"/>
+            <w:vAlign w:val="center"/>
+            <w:hideMark/>
+          </w:tcPr>
+          <w:p>
+            <w:pPr>
+              <w:widowControl/>
+              <w:jc w:val="both"/>
+              <w:rPr>
+                <w:rFonts w:ascii="CMU Serif" w:eastAsia="標楷體" w:hAnsi="CMU Serif" w:hint="eastAsia"/>
+                <w:sz w:val="22"/>
+                <w:szCs w:val="22"/>
+              </w:rPr>
+            </w:pPr>
+            <w:r>
+              <w:rPr>
+                <w:rFonts w:ascii="CMU Serif" w:eastAsia="標楷體" w:hAnsi="CMU Serif" w:hint="eastAsia"/>
+                <w:sz w:val="22"/>
+                <w:szCs w:val="22"/>
+              </w:rPr>
+              <w:t xml:space="preserve">Seasonal </w:t>
+            </w:r>
+            <w:proofErr w:type="gramStart"/>
+            <w:r>
+              <w:rPr>
+                <w:rFonts w:ascii="CMU Serif" w:eastAsia="標楷體" w:hAnsi="CMU Serif" w:hint="eastAsia"/>
+                <w:sz w:val="22"/>
+                <w:szCs w:val="22"/>
+              </w:rPr>
+              <w:t>AR(</w:t>
+            </w:r>
+            <w:proofErr w:type="gramEnd"/>
+            <w:r>
+              <w:rPr>
+                <w:rFonts w:ascii="CMU Serif" w:eastAsia="標楷體" w:hAnsi="CMU Serif" w:hint="eastAsia"/>
+                <w:sz w:val="22"/>
+                <w:szCs w:val="22"/>
+              </w:rPr>
+              <w:t>1)</w:t>
+            </w:r>
+          </w:p>
+        </w:tc>
+        <w:tc>
+          <w:tcPr>
+            <w:tcW w:w="588" w:type="pct"/>
+            <w:shd w:val="clear" w:color="auto" w:fill="E7E6E6" w:themeFill="background2"/>
+            <w:vAlign w:val="center"/>
+            <w:hideMark/>
+          </w:tcPr>
+          <w:p>
+            <w:pPr>
+              <w:widowControl/>
+              <w:jc w:val="both"/>
+              <w:rPr>
+                <w:rFonts w:ascii="CMU Serif" w:eastAsia="標楷體" w:hAnsi="CMU Serif" w:hint="eastAsia"/>
+                <w:sz w:val="22"/>
+                <w:szCs w:val="22"/>
+              </w:rPr>
+            </w:pPr>
+            <w:r>
+              <w:rPr>
+                <w:rFonts w:ascii="CMU Serif" w:eastAsia="標楷體" w:hAnsi="CMU Serif" w:hint="eastAsia"/>
+                <w:sz w:val="22"/>
+                <w:szCs w:val="22"/>
+              </w:rPr>
+              <w:t>0.3221</w:t>
+            </w:r>
+          </w:p>
+        </w:tc>
+        <w:tc>
+          <w:tcPr>
+            <w:tcW w:w="663" w:type="pct"/>
+            <w:shd w:val="clear" w:color="auto" w:fill="E7E6E6" w:themeFill="background2"/>
+            <w:vAlign w:val="center"/>
+            <w:hideMark/>
+          </w:tcPr>
+          <w:p>
+            <w:pPr>
+              <w:widowControl/>
+              <w:jc w:val="both"/>
+              <w:rPr>
+                <w:rFonts w:ascii="CMU Serif" w:eastAsia="標楷體" w:hAnsi="CMU Serif" w:hint="eastAsia"/>
+                <w:sz w:val="22"/>
+                <w:szCs w:val="22"/>
+              </w:rPr>
+            </w:pPr>
+            <w:r>
+              <w:rPr>
+                <w:rFonts w:ascii="CMU Serif" w:eastAsia="標楷體" w:hAnsi="CMU Serif" w:hint="eastAsia"/>
+                <w:sz w:val="22"/>
+                <w:szCs w:val="22"/>
+              </w:rPr>
+              <w:t>0.0751</w:t>
+            </w:r>
+          </w:p>
+        </w:tc>
+        <w:tc>
+          <w:tcPr>
+            <w:tcW w:w="613" w:type="pct"/>
+            <w:shd w:val="clear" w:color="auto" w:fill="E7E6E6" w:themeFill="background2"/>
+            <w:vAlign w:val="center"/>
+            <w:hideMark/>
+          </w:tcPr>
+          <w:p>
+            <w:pPr>
+              <w:widowControl/>
+              <w:jc w:val="both"/>
+              <w:rPr>
+                <w:rFonts w:ascii="CMU Serif" w:eastAsia="標楷體" w:hAnsi="CMU Serif" w:hint="eastAsia"/>
+                <w:sz w:val="22"/>
+                <w:szCs w:val="22"/>
+              </w:rPr>
+            </w:pPr>
+            <w:r>
+              <w:rPr>
+                <w:rFonts w:ascii="CMU Serif" w:eastAsia="標楷體" w:hAnsi="CMU Serif" w:hint="eastAsia"/>
+                <w:sz w:val="22"/>
+                <w:szCs w:val="22"/>
+              </w:rPr>
+              <w:t>&lt; 0.001</w:t>
+            </w:r>
+          </w:p>
+        </w:tc>
+        <w:tc>
+          <w:tcPr>
+            <w:tcW w:w="1003" w:type="pct"/>
+            <w:shd w:val="clear" w:color="auto" w:fill="E7E6E6" w:themeFill="background2"/>
+            <w:vAlign w:val="center"/>
+            <w:hideMark/>
+          </w:tcPr>
+          <w:p>
+            <w:pPr>
+              <w:widowControl/>
+              <w:rPr>
+                <w:rFonts w:ascii="CMU Serif" w:eastAsia="標楷體" w:hAnsi="CMU Serif" w:hint="eastAsia"/>
+                <w:sz w:val="22"/>
+                <w:szCs w:val="22"/>
+              </w:rPr>
+            </w:pPr>
+            <w:r>
+              <w:rPr>
+                <w:rFonts w:ascii="CMU Serif" w:eastAsia="標楷體" w:hAnsi="CMU Serif" w:hint="eastAsia"/>
+                <w:sz w:val="22"/>
+                <w:szCs w:val="22"/>
+              </w:rPr>
+              <w:t>存在</w:t>
+            </w:r>
+            <w:r>
+              <w:rPr>
+                <w:rFonts w:ascii="CMU Serif" w:eastAsia="標楷體" w:hAnsi="CMU Serif" w:hint="eastAsia"/>
+                <w:sz w:val="22"/>
+                <w:szCs w:val="22"/>
+              </w:rPr>
+              <w:t xml:space="preserve"> 12 </w:t>
+            </w:r>
+            <w:r>
+              <w:rPr>
+                <w:rFonts w:ascii="CMU Serif" w:eastAsia="標楷體" w:hAnsi="CMU Serif" w:hint="eastAsia"/>
+                <w:sz w:val="22"/>
+                <w:szCs w:val="22"/>
+              </w:rPr>
+              <w:t>期相關結構</w:t>
+            </w:r>
+          </w:p>
+        </w:tc>
+      </w:tr>
+      <w:tr>
+        <w:trPr>
+          <w:trHeight w:val="397"/>
+        </w:trPr>
+        <w:tc>
+          <w:tcPr>
+            <w:tcW w:w="1487" w:type="pct"/>
+            <w:shd w:val="clear" w:color="auto" w:fill="E7E6E6" w:themeFill="background2"/>
+            <w:vAlign w:val="center"/>
+            <w:hideMark/>
+          </w:tcPr>
+          <w:p>
+            <w:pPr>
+              <w:widowControl/>
+              <w:jc w:val="both"/>
+              <w:rPr>
+                <w:rFonts w:ascii="CMU Serif" w:eastAsia="標楷體" w:hAnsi="CMU Serif" w:hint="eastAsia"/>
+                <w:sz w:val="22"/>
+                <w:szCs w:val="22"/>
+              </w:rPr>
+            </w:pPr>
+            <w:proofErr w:type="gramStart"/>
+            <w:r>
+              <w:rPr>
+                <w:rFonts w:ascii="CMU Serif" w:eastAsia="標楷體" w:hAnsi="CMU Serif" w:hint="eastAsia"/>
+                <w:sz w:val="22"/>
+                <w:szCs w:val="22"/>
+              </w:rPr>
+              <w:t>SARIMAX(</w:t>
+            </w:r>
+            <w:proofErr w:type="gramEnd"/>
+            <w:r>
+              <w:rPr>
+                <w:rFonts w:ascii="CMU Serif" w:eastAsia="標楷體" w:hAnsi="CMU Serif" w:hint="eastAsia"/>
+                <w:sz w:val="22"/>
+                <w:szCs w:val="22"/>
+              </w:rPr>
+              <w:t>1,1,</w:t>
+            </w:r>
+            <w:proofErr w:type="gramStart"/>
+            <w:r>
+              <w:rPr>
+                <w:rFonts w:ascii="CMU Serif" w:eastAsia="標楷體" w:hAnsi="CMU Serif" w:hint="eastAsia"/>
+                <w:sz w:val="22"/>
+                <w:szCs w:val="22"/>
+              </w:rPr>
+              <w:t>1)(</w:t>
+            </w:r>
+            <w:proofErr w:type="gramEnd"/>
+            <w:r>
+              <w:rPr>
+                <w:rFonts w:ascii="CMU Serif" w:eastAsia="標楷體" w:hAnsi="CMU Serif" w:hint="eastAsia"/>
+                <w:sz w:val="22"/>
+                <w:szCs w:val="22"/>
+              </w:rPr>
+              <w:t>1,0,</w:t>
+            </w:r>
+            <w:proofErr w:type="gramStart"/>
+            <w:r>
+              <w:rPr>
+                <w:rFonts w:ascii="CMU Serif" w:eastAsia="標楷體" w:hAnsi="CMU Serif" w:hint="eastAsia"/>
+                <w:sz w:val="22"/>
+                <w:szCs w:val="22"/>
+              </w:rPr>
+              <w:t>0)[</w:t>
+            </w:r>
+            <w:proofErr w:type="gramEnd"/>
+            <w:r>
+              <w:rPr>
+                <w:rFonts w:ascii="CMU Serif" w:eastAsia="標楷體" w:hAnsi="CMU Serif" w:hint="eastAsia"/>
+                <w:sz w:val="22"/>
+                <w:szCs w:val="22"/>
+              </w:rPr>
+              <w:t>12] with crisis dummy</w:t>
+            </w:r>
+          </w:p>
+        </w:tc>
+        <w:tc>
+          <w:tcPr>
+            <w:tcW w:w="646" w:type="pct"/>
+            <w:shd w:val="clear" w:color="auto" w:fill="E7E6E6" w:themeFill="background2"/>
+            <w:vAlign w:val="center"/>
+            <w:hideMark/>
+          </w:tcPr>
+          <w:p>
+            <w:pPr>
+              <w:widowControl/>
+              <w:jc w:val="both"/>
+              <w:rPr>
+                <w:rFonts w:ascii="CMU Serif" w:eastAsia="標楷體" w:hAnsi="CMU Serif" w:hint="eastAsia"/>
+                <w:sz w:val="22"/>
+                <w:szCs w:val="22"/>
+              </w:rPr>
+            </w:pPr>
+            <w:r>
+              <w:rPr>
+                <w:rFonts w:ascii="CMU Serif" w:eastAsia="標楷體" w:hAnsi="CMU Serif" w:hint="eastAsia"/>
+                <w:sz w:val="22"/>
+                <w:szCs w:val="22"/>
+              </w:rPr>
+              <w:t>Crisis dummy</w:t>
+            </w:r>
+          </w:p>
+        </w:tc>
+        <w:tc>
+          <w:tcPr>
+            <w:tcW w:w="588" w:type="pct"/>
+            <w:shd w:val="clear" w:color="auto" w:fill="E7E6E6" w:themeFill="background2"/>
+            <w:vAlign w:val="center"/>
+            <w:hideMark/>
+          </w:tcPr>
+          <w:p>
+            <w:pPr>
+              <w:widowControl/>
+              <w:jc w:val="both"/>
+              <w:rPr>
+                <w:rFonts w:ascii="CMU Serif" w:eastAsia="標楷體" w:hAnsi="CMU Serif" w:hint="eastAsia"/>
+                <w:sz w:val="22"/>
+                <w:szCs w:val="22"/>
+              </w:rPr>
+            </w:pPr>
+            <w:r>
+              <w:rPr>
+                <w:rFonts w:ascii="CMU Serif" w:eastAsia="標楷體" w:hAnsi="CMU Serif" w:hint="eastAsia"/>
+                <w:sz w:val="22"/>
+                <w:szCs w:val="22"/>
+              </w:rPr>
+              <w:t>-0.005</w:t>
+            </w:r>
+          </w:p>
+        </w:tc>
+        <w:tc>
+          <w:tcPr>
+            <w:tcW w:w="663" w:type="pct"/>
+            <w:shd w:val="clear" w:color="auto" w:fill="E7E6E6" w:themeFill="background2"/>
+            <w:vAlign w:val="center"/>
+            <w:hideMark/>
+          </w:tcPr>
+          <w:p>
+            <w:pPr>
+              <w:widowControl/>
+              <w:jc w:val="both"/>
+              <w:rPr>
+                <w:rFonts w:ascii="CMU Serif" w:eastAsia="標楷體" w:hAnsi="CMU Serif" w:hint="eastAsia"/>
+                <w:sz w:val="22"/>
+                <w:szCs w:val="22"/>
+              </w:rPr>
+            </w:pPr>
+            <w:r>
+              <w:rPr>
+                <w:rFonts w:ascii="CMU Serif" w:eastAsia="標楷體" w:hAnsi="CMU Serif" w:hint="eastAsia"/>
+                <w:sz w:val="22"/>
+                <w:szCs w:val="22"/>
+              </w:rPr>
+              <w:t>0.0018</w:t>
+            </w:r>
+          </w:p>
+        </w:tc>
+        <w:tc>
+          <w:tcPr>
+            <w:tcW w:w="613" w:type="pct"/>
+            <w:shd w:val="clear" w:color="auto" w:fill="E7E6E6" w:themeFill="background2"/>
+            <w:vAlign w:val="center"/>
+            <w:hideMark/>
+          </w:tcPr>
+          <w:p>
+            <w:pPr>
+              <w:widowControl/>
+              <w:jc w:val="both"/>
+              <w:rPr>
+                <w:rFonts w:ascii="CMU Serif" w:eastAsia="標楷體" w:hAnsi="CMU Serif" w:hint="eastAsia"/>
+                <w:sz w:val="22"/>
+                <w:szCs w:val="22"/>
+              </w:rPr>
+            </w:pPr>
+            <w:r>
+              <w:rPr>
+                <w:rFonts w:ascii="CMU Serif" w:eastAsia="標楷體" w:hAnsi="CMU Serif" w:hint="eastAsia"/>
+                <w:sz w:val="22"/>
+                <w:szCs w:val="22"/>
+              </w:rPr>
+              <w:t>0.004</w:t>
+            </w:r>
+          </w:p>
+        </w:tc>
+        <w:tc>
+          <w:tcPr>
+            <w:tcW w:w="1003" w:type="pct"/>
+            <w:shd w:val="clear" w:color="auto" w:fill="E7E6E6" w:themeFill="background2"/>
+            <w:vAlign w:val="center"/>
+            <w:hideMark/>
+          </w:tcPr>
+          <w:p>
+            <w:pPr>
+              <w:widowControl/>
+              <w:rPr>
+                <w:rFonts w:ascii="CMU Serif" w:eastAsia="標楷體" w:hAnsi="CMU Serif" w:hint="eastAsia"/>
+                <w:sz w:val="22"/>
+                <w:szCs w:val="22"/>
+              </w:rPr>
+            </w:pPr>
+            <w:r>
+              <w:rPr>
+                <w:rFonts w:ascii="CMU Serif" w:eastAsia="標楷體" w:hAnsi="CMU Serif" w:hint="eastAsia"/>
+                <w:sz w:val="22"/>
+                <w:szCs w:val="22"/>
+              </w:rPr>
+              <w:t>危機期間月成長率顯著下降</w:t>
+            </w:r>
+          </w:p>
+        </w:tc>
+      </w:tr>
+      <w:tr>
+        <w:trPr>
+          <w:trHeight w:val="397"/>
+        </w:trPr>
+        <w:tc>
+          <w:tcPr>
+            <w:tcW w:w="1487" w:type="pct"/>
+            <w:shd w:val="clear" w:color="auto" w:fill="E7E6E6" w:themeFill="background2"/>
+            <w:vAlign w:val="center"/>
+            <w:hideMark/>
+          </w:tcPr>
+          <w:p>
+            <w:pPr>
+              <w:widowControl/>
+              <w:jc w:val="both"/>
+              <w:rPr>
+                <w:rFonts w:ascii="CMU Serif" w:eastAsia="標楷體" w:hAnsi="CMU Serif" w:hint="eastAsia"/>
+                <w:sz w:val="22"/>
+                <w:szCs w:val="22"/>
+              </w:rPr>
+            </w:pPr>
+            <w:proofErr w:type="gramStart"/>
+            <w:r>
+              <w:rPr>
+                <w:rFonts w:ascii="CMU Serif" w:eastAsia="標楷體" w:hAnsi="CMU Serif" w:hint="eastAsia"/>
+                <w:sz w:val="22"/>
+                <w:szCs w:val="22"/>
+              </w:rPr>
+              <w:t>SARIMAX(</w:t>
+            </w:r>
+            <w:proofErr w:type="gramEnd"/>
+            <w:r>
+              <w:rPr>
+                <w:rFonts w:ascii="CMU Serif" w:eastAsia="標楷體" w:hAnsi="CMU Serif" w:hint="eastAsia"/>
+                <w:sz w:val="22"/>
+                <w:szCs w:val="22"/>
+              </w:rPr>
+              <w:t>1,1,</w:t>
+            </w:r>
+            <w:proofErr w:type="gramStart"/>
+            <w:r>
+              <w:rPr>
+                <w:rFonts w:ascii="CMU Serif" w:eastAsia="標楷體" w:hAnsi="CMU Serif" w:hint="eastAsia"/>
+                <w:sz w:val="22"/>
+                <w:szCs w:val="22"/>
+              </w:rPr>
+              <w:t>1)(</w:t>
+            </w:r>
+            <w:proofErr w:type="gramEnd"/>
+            <w:r>
+              <w:rPr>
+                <w:rFonts w:ascii="CMU Serif" w:eastAsia="標楷體" w:hAnsi="CMU Serif" w:hint="eastAsia"/>
+                <w:sz w:val="22"/>
+                <w:szCs w:val="22"/>
+              </w:rPr>
+              <w:t>1,0,</w:t>
+            </w:r>
+            <w:proofErr w:type="gramStart"/>
+            <w:r>
+              <w:rPr>
+                <w:rFonts w:ascii="CMU Serif" w:eastAsia="標楷體" w:hAnsi="CMU Serif" w:hint="eastAsia"/>
+                <w:sz w:val="22"/>
+                <w:szCs w:val="22"/>
+              </w:rPr>
+              <w:t>0)[</w:t>
+            </w:r>
+            <w:proofErr w:type="gramEnd"/>
+            <w:r>
+              <w:rPr>
+                <w:rFonts w:ascii="CMU Serif" w:eastAsia="標楷體" w:hAnsi="CMU Serif" w:hint="eastAsia"/>
+                <w:sz w:val="22"/>
+                <w:szCs w:val="22"/>
+              </w:rPr>
+              <w:t>12] with post-2002 and crisis dummies</w:t>
+            </w:r>
+          </w:p>
+        </w:tc>
+        <w:tc>
+          <w:tcPr>
+            <w:tcW w:w="646" w:type="pct"/>
+            <w:shd w:val="clear" w:color="auto" w:fill="E7E6E6" w:themeFill="background2"/>
+            <w:vAlign w:val="center"/>
+            <w:hideMark/>
+          </w:tcPr>
+          <w:p>
+            <w:pPr>
+              <w:widowControl/>
+              <w:jc w:val="both"/>
+              <w:rPr>
+                <w:rFonts w:ascii="CMU Serif" w:eastAsia="標楷體" w:hAnsi="CMU Serif" w:hint="eastAsia"/>
+                <w:sz w:val="22"/>
+                <w:szCs w:val="22"/>
+              </w:rPr>
+            </w:pPr>
+            <w:r>
+              <w:rPr>
+                <w:rFonts w:ascii="CMU Serif" w:eastAsia="標楷體" w:hAnsi="CMU Serif" w:hint="eastAsia"/>
+                <w:sz w:val="22"/>
+                <w:szCs w:val="22"/>
+              </w:rPr>
+              <w:t xml:space="preserve">Seasonal </w:t>
+            </w:r>
+            <w:proofErr w:type="gramStart"/>
+            <w:r>
+              <w:rPr>
+                <w:rFonts w:ascii="CMU Serif" w:eastAsia="標楷體" w:hAnsi="CMU Serif" w:hint="eastAsia"/>
+                <w:sz w:val="22"/>
+                <w:szCs w:val="22"/>
+              </w:rPr>
+              <w:t>AR(</w:t>
+            </w:r>
+            <w:proofErr w:type="gramEnd"/>
+            <w:r>
+              <w:rPr>
+                <w:rFonts w:ascii="CMU Serif" w:eastAsia="標楷體" w:hAnsi="CMU Serif" w:hint="eastAsia"/>
+                <w:sz w:val="22"/>
+                <w:szCs w:val="22"/>
+              </w:rPr>
+              <w:t>1)</w:t>
+            </w:r>
+          </w:p>
+        </w:tc>
+        <w:tc>
+          <w:tcPr>
+            <w:tcW w:w="588" w:type="pct"/>
+            <w:shd w:val="clear" w:color="auto" w:fill="E7E6E6" w:themeFill="background2"/>
+            <w:vAlign w:val="center"/>
+            <w:hideMark/>
+          </w:tcPr>
+          <w:p>
+            <w:pPr>
+              <w:widowControl/>
+              <w:jc w:val="both"/>
+              <w:rPr>
+                <w:rFonts w:ascii="CMU Serif" w:eastAsia="標楷體" w:hAnsi="CMU Serif" w:hint="eastAsia"/>
+                <w:sz w:val="22"/>
+                <w:szCs w:val="22"/>
+              </w:rPr>
+            </w:pPr>
+            <w:r>
+              <w:rPr>
+                <w:rFonts w:ascii="CMU Serif" w:eastAsia="標楷體" w:hAnsi="CMU Serif" w:hint="eastAsia"/>
+                <w:sz w:val="22"/>
+                <w:szCs w:val="22"/>
+              </w:rPr>
+              <w:t>0.3202</w:t>
+            </w:r>
+          </w:p>
+        </w:tc>
+        <w:tc>
+          <w:tcPr>
+            <w:tcW w:w="663" w:type="pct"/>
+            <w:shd w:val="clear" w:color="auto" w:fill="E7E6E6" w:themeFill="background2"/>
+            <w:vAlign w:val="center"/>
+            <w:hideMark/>
+          </w:tcPr>
+          <w:p>
+            <w:pPr>
+              <w:widowControl/>
+              <w:jc w:val="both"/>
+              <w:rPr>
+                <w:rFonts w:ascii="CMU Serif" w:eastAsia="標楷體" w:hAnsi="CMU Serif" w:hint="eastAsia"/>
+                <w:sz w:val="22"/>
+                <w:szCs w:val="22"/>
+              </w:rPr>
+            </w:pPr>
+            <w:r>
+              <w:rPr>
+                <w:rFonts w:ascii="CMU Serif" w:eastAsia="標楷體" w:hAnsi="CMU Serif" w:hint="eastAsia"/>
+                <w:sz w:val="22"/>
+                <w:szCs w:val="22"/>
+              </w:rPr>
+              <w:t>0.0759</w:t>
+            </w:r>
+          </w:p>
+        </w:tc>
+        <w:tc>
+          <w:tcPr>
+            <w:tcW w:w="613" w:type="pct"/>
+            <w:shd w:val="clear" w:color="auto" w:fill="E7E6E6" w:themeFill="background2"/>
+            <w:vAlign w:val="center"/>
+            <w:hideMark/>
+          </w:tcPr>
+          <w:p>
+            <w:pPr>
+              <w:widowControl/>
+              <w:jc w:val="both"/>
+              <w:rPr>
+                <w:rFonts w:ascii="CMU Serif" w:eastAsia="標楷體" w:hAnsi="CMU Serif" w:hint="eastAsia"/>
+                <w:sz w:val="22"/>
+                <w:szCs w:val="22"/>
+              </w:rPr>
+            </w:pPr>
+            <w:r>
+              <w:rPr>
+                <w:rFonts w:ascii="CMU Serif" w:eastAsia="標楷體" w:hAnsi="CMU Serif" w:hint="eastAsia"/>
+                <w:sz w:val="22"/>
+                <w:szCs w:val="22"/>
+              </w:rPr>
+              <w:t>&lt; 0.001</w:t>
+            </w:r>
+          </w:p>
+        </w:tc>
+        <w:tc>
+          <w:tcPr>
+            <w:tcW w:w="1003" w:type="pct"/>
+            <w:shd w:val="clear" w:color="auto" w:fill="E7E6E6" w:themeFill="background2"/>
+            <w:vAlign w:val="center"/>
+            <w:hideMark/>
+          </w:tcPr>
+          <w:p>
+            <w:pPr>
+              <w:widowControl/>
+              <w:rPr>
+                <w:rFonts w:ascii="CMU Serif" w:eastAsia="標楷體" w:hAnsi="CMU Serif" w:hint="eastAsia"/>
+                <w:sz w:val="22"/>
+                <w:szCs w:val="22"/>
+              </w:rPr>
+            </w:pPr>
+            <w:r>
+              <w:rPr>
+                <w:rFonts w:ascii="CMU Serif" w:eastAsia="標楷體" w:hAnsi="CMU Serif" w:hint="eastAsia"/>
+                <w:sz w:val="22"/>
+                <w:szCs w:val="22"/>
+              </w:rPr>
+              <w:t>存在</w:t>
+            </w:r>
+            <w:r>
+              <w:rPr>
+                <w:rFonts w:ascii="CMU Serif" w:eastAsia="標楷體" w:hAnsi="CMU Serif" w:hint="eastAsia"/>
+                <w:sz w:val="22"/>
+                <w:szCs w:val="22"/>
+              </w:rPr>
+              <w:t xml:space="preserve"> 12 </w:t>
+            </w:r>
+            <w:r>
+              <w:rPr>
+                <w:rFonts w:ascii="CMU Serif" w:eastAsia="標楷體" w:hAnsi="CMU Serif" w:hint="eastAsia"/>
+                <w:sz w:val="22"/>
+                <w:szCs w:val="22"/>
+              </w:rPr>
+              <w:t>期相關結構</w:t>
+            </w:r>
+          </w:p>
+        </w:tc>
+      </w:tr>
+      <w:tr>
+        <w:trPr>
+          <w:trHeight w:val="397"/>
+        </w:trPr>
+        <w:tc>
+          <w:tcPr>
+            <w:tcW w:w="1487" w:type="pct"/>
+            <w:shd w:val="clear" w:color="auto" w:fill="E7E6E6" w:themeFill="background2"/>
+            <w:vAlign w:val="center"/>
+            <w:hideMark/>
+          </w:tcPr>
+          <w:p>
+            <w:pPr>
+              <w:widowControl/>
+              <w:jc w:val="both"/>
+              <w:rPr>
+                <w:rFonts w:ascii="CMU Serif" w:eastAsia="標楷體" w:hAnsi="CMU Serif" w:hint="eastAsia"/>
+                <w:sz w:val="22"/>
+                <w:szCs w:val="22"/>
+              </w:rPr>
+            </w:pPr>
+            <w:proofErr w:type="gramStart"/>
+            <w:r>
+              <w:rPr>
+                <w:rFonts w:ascii="CMU Serif" w:eastAsia="標楷體" w:hAnsi="CMU Serif" w:hint="eastAsia"/>
+                <w:sz w:val="22"/>
+                <w:szCs w:val="22"/>
+              </w:rPr>
+              <w:t>SARIMAX(</w:t>
+            </w:r>
+            <w:proofErr w:type="gramEnd"/>
+            <w:r>
+              <w:rPr>
+                <w:rFonts w:ascii="CMU Serif" w:eastAsia="標楷體" w:hAnsi="CMU Serif" w:hint="eastAsia"/>
+                <w:sz w:val="22"/>
+                <w:szCs w:val="22"/>
+              </w:rPr>
+              <w:t>1,1,</w:t>
+            </w:r>
+            <w:proofErr w:type="gramStart"/>
+            <w:r>
+              <w:rPr>
+                <w:rFonts w:ascii="CMU Serif" w:eastAsia="標楷體" w:hAnsi="CMU Serif" w:hint="eastAsia"/>
+                <w:sz w:val="22"/>
+                <w:szCs w:val="22"/>
+              </w:rPr>
+              <w:t>1)(</w:t>
+            </w:r>
+            <w:proofErr w:type="gramEnd"/>
+            <w:r>
+              <w:rPr>
+                <w:rFonts w:ascii="CMU Serif" w:eastAsia="標楷體" w:hAnsi="CMU Serif" w:hint="eastAsia"/>
+                <w:sz w:val="22"/>
+                <w:szCs w:val="22"/>
+              </w:rPr>
+              <w:t>1,0,</w:t>
+            </w:r>
+            <w:proofErr w:type="gramStart"/>
+            <w:r>
+              <w:rPr>
+                <w:rFonts w:ascii="CMU Serif" w:eastAsia="標楷體" w:hAnsi="CMU Serif" w:hint="eastAsia"/>
+                <w:sz w:val="22"/>
+                <w:szCs w:val="22"/>
+              </w:rPr>
+              <w:t>0)[</w:t>
+            </w:r>
+            <w:proofErr w:type="gramEnd"/>
+            <w:r>
+              <w:rPr>
+                <w:rFonts w:ascii="CMU Serif" w:eastAsia="標楷體" w:hAnsi="CMU Serif" w:hint="eastAsia"/>
+                <w:sz w:val="22"/>
+                <w:szCs w:val="22"/>
+              </w:rPr>
+              <w:t>12] with post-2002 and crisis dummies</w:t>
+            </w:r>
+          </w:p>
+        </w:tc>
+        <w:tc>
+          <w:tcPr>
+            <w:tcW w:w="646" w:type="pct"/>
+            <w:shd w:val="clear" w:color="auto" w:fill="E7E6E6" w:themeFill="background2"/>
+            <w:vAlign w:val="center"/>
+            <w:hideMark/>
+          </w:tcPr>
+          <w:p>
+            <w:pPr>
+              <w:widowControl/>
+              <w:jc w:val="both"/>
+              <w:rPr>
+                <w:rFonts w:ascii="CMU Serif" w:eastAsia="標楷體" w:hAnsi="CMU Serif" w:hint="eastAsia"/>
+                <w:sz w:val="22"/>
+                <w:szCs w:val="22"/>
+              </w:rPr>
+            </w:pPr>
+            <w:r>
+              <w:rPr>
+                <w:rFonts w:ascii="CMU Serif" w:eastAsia="標楷體" w:hAnsi="CMU Serif" w:hint="eastAsia"/>
+                <w:sz w:val="22"/>
+                <w:szCs w:val="22"/>
+              </w:rPr>
+              <w:t>Post-2002 dummy</w:t>
+            </w:r>
+          </w:p>
+        </w:tc>
+        <w:tc>
+          <w:tcPr>
+            <w:tcW w:w="588" w:type="pct"/>
+            <w:shd w:val="clear" w:color="auto" w:fill="E7E6E6" w:themeFill="background2"/>
+            <w:vAlign w:val="center"/>
+            <w:hideMark/>
+          </w:tcPr>
+          <w:p>
+            <w:pPr>
+              <w:widowControl/>
+              <w:jc w:val="both"/>
+              <w:rPr>
+                <w:rFonts w:ascii="CMU Serif" w:eastAsia="標楷體" w:hAnsi="CMU Serif" w:hint="eastAsia"/>
+                <w:sz w:val="22"/>
+                <w:szCs w:val="22"/>
+              </w:rPr>
+            </w:pPr>
+            <w:r>
+              <w:rPr>
+                <w:rFonts w:ascii="CMU Serif" w:eastAsia="標楷體" w:hAnsi="CMU Serif" w:hint="eastAsia"/>
+                <w:sz w:val="22"/>
+                <w:szCs w:val="22"/>
+              </w:rPr>
+              <w:t>0.0003</w:t>
+            </w:r>
+          </w:p>
+        </w:tc>
+        <w:tc>
+          <w:tcPr>
+            <w:tcW w:w="663" w:type="pct"/>
+            <w:shd w:val="clear" w:color="auto" w:fill="E7E6E6" w:themeFill="background2"/>
+            <w:vAlign w:val="center"/>
+            <w:hideMark/>
+          </w:tcPr>
+          <w:p>
+            <w:pPr>
+              <w:widowControl/>
+              <w:jc w:val="both"/>
+              <w:rPr>
+                <w:rFonts w:ascii="CMU Serif" w:eastAsia="標楷體" w:hAnsi="CMU Serif" w:hint="eastAsia"/>
+                <w:sz w:val="22"/>
+                <w:szCs w:val="22"/>
+              </w:rPr>
+            </w:pPr>
+            <w:r>
+              <w:rPr>
+                <w:rFonts w:ascii="CMU Serif" w:eastAsia="標楷體" w:hAnsi="CMU Serif" w:hint="eastAsia"/>
+                <w:sz w:val="22"/>
+                <w:szCs w:val="22"/>
+              </w:rPr>
+              <w:t>0.0015</w:t>
+            </w:r>
+          </w:p>
+        </w:tc>
+        <w:tc>
+          <w:tcPr>
+            <w:tcW w:w="613" w:type="pct"/>
+            <w:shd w:val="clear" w:color="auto" w:fill="E7E6E6" w:themeFill="background2"/>
+            <w:vAlign w:val="center"/>
+            <w:hideMark/>
+          </w:tcPr>
+          <w:p>
+            <w:pPr>
+              <w:widowControl/>
+              <w:jc w:val="both"/>
+              <w:rPr>
+                <w:rFonts w:ascii="CMU Serif" w:eastAsia="標楷體" w:hAnsi="CMU Serif" w:hint="eastAsia"/>
+                <w:sz w:val="22"/>
+                <w:szCs w:val="22"/>
+              </w:rPr>
+            </w:pPr>
+            <w:r>
+              <w:rPr>
+                <w:rFonts w:ascii="CMU Serif" w:eastAsia="標楷體" w:hAnsi="CMU Serif" w:hint="eastAsia"/>
+                <w:sz w:val="22"/>
+                <w:szCs w:val="22"/>
+              </w:rPr>
+              <w:t>0.822</w:t>
+            </w:r>
+          </w:p>
+        </w:tc>
+        <w:tc>
+          <w:tcPr>
+            <w:tcW w:w="1003" w:type="pct"/>
+            <w:shd w:val="clear" w:color="auto" w:fill="E7E6E6" w:themeFill="background2"/>
+            <w:vAlign w:val="center"/>
+            <w:hideMark/>
+          </w:tcPr>
+          <w:p>
+            <w:pPr>
+              <w:widowControl/>
+              <w:rPr>
+                <w:rFonts w:ascii="CMU Serif" w:eastAsia="標楷體" w:hAnsi="CMU Serif" w:hint="eastAsia"/>
+                <w:sz w:val="22"/>
+                <w:szCs w:val="22"/>
+              </w:rPr>
+            </w:pPr>
+            <w:r>
+              <w:rPr>
+                <w:rFonts w:ascii="CMU Serif" w:eastAsia="標楷體" w:hAnsi="CMU Serif" w:hint="eastAsia"/>
+                <w:sz w:val="22"/>
+                <w:szCs w:val="22"/>
+              </w:rPr>
+              <w:t xml:space="preserve">2002 </w:t>
+            </w:r>
+            <w:r>
+              <w:rPr>
+                <w:rFonts w:ascii="CMU Serif" w:eastAsia="標楷體" w:hAnsi="CMU Serif" w:hint="eastAsia"/>
+                <w:sz w:val="22"/>
+                <w:szCs w:val="22"/>
+              </w:rPr>
+              <w:t>後成長提高的證據不明顯</w:t>
+            </w:r>
+          </w:p>
+        </w:tc>
+      </w:tr>
+    </w:tbl>
+    <w:p>
+      <w:pPr>
+        <w:widowControl/>
+        <w:spacing w:after="0"/>
+        <w:rPr>
+          <w:rFonts w:ascii="CMU Serif" w:eastAsia="標楷體" w:hAnsi="CMU Serif" w:hint="eastAsia"/>
+        </w:rPr>
+      </w:pPr>
+      <w:r>
+        <w:rPr>
+          <w:rFonts w:ascii="CMU Serif" w:eastAsia="標楷體" w:hAnsi="CMU Serif"/>
+        </w:rPr>
+        <w:fldChar w:fldCharType="end"/>
       </w:r>
     </w:p>
     <w:p>
       <w:pPr>
-        <w:jc w:val="both"/>
-        <w:rPr>
-          <w:rFonts w:ascii="CMU Serif" w:eastAsia="標楷體" w:hAnsi="CMU Serif"/>
-        </w:rPr>
-      </w:pPr>
-      <w:r>
-        <w:rPr>
-          <w:rFonts w:ascii="CMU Serif" w:eastAsia="標楷體" w:hAnsi="CMU Serif" w:hint="eastAsia"/>
-        </w:rPr>
-        <w:t>取對數後，序列整體型態與原始</w:t>
-      </w:r>
-      <w:r>
-        <w:rPr>
-          <w:rFonts w:ascii="CMU Serif" w:eastAsia="標楷體" w:hAnsi="CMU Serif" w:hint="eastAsia"/>
-        </w:rPr>
-        <w:t>HPI</w:t>
-      </w:r>
-      <w:r>
-        <w:rPr>
-          <w:rFonts w:ascii="CMU Serif" w:eastAsia="標楷體" w:hAnsi="CMU Serif" w:hint="eastAsia"/>
-        </w:rPr>
-        <w:t>相近，但變動較平滑，有助於後續分析。</w:t>
-      </w:r>
-      <w:proofErr w:type="gramStart"/>
-      <w:r>
-        <w:rPr>
-          <w:rFonts w:ascii="CMU Serif" w:eastAsia="標楷體" w:hAnsi="CMU Serif" w:hint="eastAsia"/>
-        </w:rPr>
-        <w:t>此外，</w:t>
-      </w:r>
-      <w:proofErr w:type="gramEnd"/>
-      <w:r>
-        <w:rPr>
-          <w:rFonts w:ascii="CMU Serif" w:eastAsia="標楷體" w:hAnsi="CMU Serif" w:hint="eastAsia"/>
-        </w:rPr>
-        <w:t>對數轉換後若進行一</w:t>
-      </w:r>
-      <w:proofErr w:type="gramStart"/>
-      <w:r>
-        <w:rPr>
-          <w:rFonts w:ascii="CMU Serif" w:eastAsia="標楷體" w:hAnsi="CMU Serif" w:hint="eastAsia"/>
-        </w:rPr>
-        <w:t>皆差分</w:t>
-      </w:r>
-      <w:proofErr w:type="gramEnd"/>
-      <w:r>
-        <w:rPr>
-          <w:rFonts w:ascii="CMU Serif" w:eastAsia="標楷體" w:hAnsi="CMU Serif" w:hint="eastAsia"/>
-        </w:rPr>
-        <w:t>，可解釋為住宅價格指數的月成長率，因此，後續分析將以</w:t>
-      </w:r>
-      <w:r>
-        <w:rPr>
-          <w:rFonts w:ascii="CMU Serif" w:eastAsia="標楷體" w:hAnsi="CMU Serif"/>
-        </w:rPr>
-        <w:t>l</w:t>
-      </w:r>
-      <w:r>
-        <w:rPr>
-          <w:rFonts w:ascii="CMU Serif" w:eastAsia="標楷體" w:hAnsi="CMU Serif" w:hint="eastAsia"/>
-        </w:rPr>
-        <w:t>og(HPI)</w:t>
-      </w:r>
-      <w:r>
-        <w:rPr>
-          <w:rFonts w:ascii="CMU Serif" w:eastAsia="標楷體" w:hAnsi="CMU Serif" w:hint="eastAsia"/>
-        </w:rPr>
-        <w:t>作為主要建模序列。</w:t>
-      </w:r>
+        <w:widowControl/>
+        <w:spacing w:after="0"/>
+        <w:rPr>
+          <w:rFonts w:ascii="CMU Serif" w:eastAsia="標楷體" w:hAnsi="CMU Serif"/>
+        </w:rPr>
+      </w:pPr>
     </w:p>
     <w:p>
       <w:pPr>
+        <w:widowControl/>
+        <w:spacing w:after="0"/>
+        <w:rPr>
+          <w:rFonts w:ascii="CMU Serif" w:eastAsia="標楷體" w:hAnsi="CMU Serif"/>
+        </w:rPr>
+      </w:pPr>
+    </w:p>
+    <w:p>
+      <w:pPr>
+        <w:widowControl/>
+        <w:spacing w:after="0"/>
+        <w:rPr>
+          <w:rFonts w:ascii="CMU Serif" w:eastAsia="標楷體" w:hAnsi="CMU Serif"/>
+        </w:rPr>
+      </w:pPr>
+    </w:p>
+    <w:p>
+      <w:pPr>
+        <w:widowControl/>
+        <w:spacing w:after="0"/>
+        <w:rPr>
+          <w:rFonts w:ascii="CMU Serif" w:eastAsia="標楷體" w:hAnsi="CMU Serif"/>
+        </w:rPr>
+      </w:pPr>
+      <w:r>
+        <w:rPr>
+          <w:rFonts w:ascii="CMU Serif" w:eastAsia="標楷體" w:hAnsi="CMU Serif" w:hint="eastAsia"/>
+        </w:rPr>
+        <w:t>可改進方向（補充章節）</w:t>
+      </w:r>
+    </w:p>
+    <w:p>
+      <w:pPr>
+        <w:widowControl/>
+        <w:spacing w:after="0"/>
+        <w:rPr>
+          <w:rFonts w:ascii="CMU Serif" w:eastAsia="標楷體" w:hAnsi="CMU Serif"/>
+        </w:rPr>
+      </w:pPr>
+      <w:r>
+        <w:rPr>
+          <w:rFonts w:ascii="CMU Serif" w:eastAsia="標楷體" w:hAnsi="CMU Serif"/>
+        </w:rPr>
+        <w:t>本研究以單變量</w:t>
+      </w:r>
+      <w:r>
+        <w:rPr>
+          <w:rFonts w:ascii="CMU Serif" w:eastAsia="標楷體" w:hAnsi="CMU Serif"/>
+        </w:rPr>
+        <w:t xml:space="preserve"> HPI </w:t>
+      </w:r>
+      <w:r>
+        <w:rPr>
+          <w:rFonts w:ascii="CMU Serif" w:eastAsia="標楷體" w:hAnsi="CMU Serif"/>
+        </w:rPr>
+        <w:t>進行</w:t>
+      </w:r>
+      <w:r>
+        <w:rPr>
+          <w:rFonts w:ascii="CMU Serif" w:eastAsia="標楷體" w:hAnsi="CMU Serif"/>
+        </w:rPr>
+        <w:t xml:space="preserve"> ARIMA </w:t>
+      </w:r>
+      <w:r>
+        <w:rPr>
+          <w:rFonts w:ascii="CMU Serif" w:eastAsia="標楷體" w:hAnsi="CMU Serif"/>
+        </w:rPr>
+        <w:t>類模型分析，優點是模型架構簡潔，且可直接觀察住宅價格指數本身的時間變化。然而，房價轉折往往受到所得、租金、利率、信用條件與總體景氣等因素影響，單變量模型可能無法完整捕捉這些外部因素。</w:t>
+      </w:r>
+      <w:r>
+        <w:rPr>
+          <w:rFonts w:ascii="CMU Serif" w:eastAsia="標楷體" w:hAnsi="CMU Serif"/>
+        </w:rPr>
+        <w:t>Larson</w:t>
+      </w:r>
+      <w:r>
+        <w:rPr>
+          <w:rFonts w:ascii="CMU Serif" w:eastAsia="標楷體" w:hAnsi="CMU Serif"/>
+        </w:rPr>
+        <w:t>（</w:t>
+      </w:r>
+      <w:r>
+        <w:rPr>
+          <w:rFonts w:ascii="CMU Serif" w:eastAsia="標楷體" w:hAnsi="CMU Serif"/>
+        </w:rPr>
+        <w:t>2011</w:t>
+      </w:r>
+      <w:r>
+        <w:rPr>
+          <w:rFonts w:ascii="CMU Serif" w:eastAsia="標楷體" w:hAnsi="CMU Serif"/>
+        </w:rPr>
+        <w:t>）指出，</w:t>
+      </w:r>
+      <w:proofErr w:type="gramStart"/>
+      <w:r>
+        <w:rPr>
+          <w:rFonts w:ascii="CMU Serif" w:eastAsia="標楷體" w:hAnsi="CMU Serif"/>
+        </w:rPr>
+        <w:t>多變量且</w:t>
+      </w:r>
+      <w:proofErr w:type="gramEnd"/>
+      <w:r>
+        <w:rPr>
+          <w:rFonts w:ascii="CMU Serif" w:eastAsia="標楷體" w:hAnsi="CMU Serif"/>
+        </w:rPr>
+        <w:t>具有經濟理論基礎的模型，特別是</w:t>
+      </w:r>
+      <w:r>
+        <w:rPr>
+          <w:rFonts w:ascii="CMU Serif" w:eastAsia="標楷體" w:hAnsi="CMU Serif"/>
+        </w:rPr>
+        <w:t xml:space="preserve"> error correction models</w:t>
+      </w:r>
+      <w:r>
+        <w:rPr>
+          <w:rFonts w:ascii="CMU Serif" w:eastAsia="標楷體" w:hAnsi="CMU Serif"/>
+        </w:rPr>
+        <w:t>，在預測房市轉折時可能較具優勢。</w:t>
+      </w:r>
+      <w:r>
+        <w:rPr>
+          <w:rFonts w:ascii="CMU Serif" w:eastAsia="標楷體" w:hAnsi="CMU Serif"/>
+        </w:rPr>
+        <w:t>Zietz and Traian</w:t>
+      </w:r>
+      <w:r>
+        <w:rPr>
+          <w:rFonts w:ascii="CMU Serif" w:eastAsia="標楷體" w:hAnsi="CMU Serif"/>
+        </w:rPr>
+        <w:t>（</w:t>
+      </w:r>
+      <w:r>
+        <w:rPr>
+          <w:rFonts w:ascii="CMU Serif" w:eastAsia="標楷體" w:hAnsi="CMU Serif"/>
+        </w:rPr>
+        <w:t>2014</w:t>
+      </w:r>
+      <w:r>
+        <w:rPr>
+          <w:rFonts w:ascii="CMU Serif" w:eastAsia="標楷體" w:hAnsi="CMU Serif"/>
+        </w:rPr>
+        <w:t>）則比較</w:t>
+      </w:r>
+      <w:r>
+        <w:rPr>
+          <w:rFonts w:ascii="CMU Serif" w:eastAsia="標楷體" w:hAnsi="CMU Serif"/>
+        </w:rPr>
+        <w:t xml:space="preserve"> ARIMA</w:t>
+      </w:r>
+      <w:r>
+        <w:rPr>
+          <w:rFonts w:ascii="CMU Serif" w:eastAsia="標楷體" w:hAnsi="CMU Serif"/>
+        </w:rPr>
+        <w:t>、</w:t>
+      </w:r>
+      <w:r>
+        <w:rPr>
+          <w:rFonts w:ascii="CMU Serif" w:eastAsia="標楷體" w:hAnsi="CMU Serif"/>
+        </w:rPr>
+        <w:t xml:space="preserve">switching regression </w:t>
+      </w:r>
+      <w:r>
+        <w:rPr>
+          <w:rFonts w:ascii="CMU Serif" w:eastAsia="標楷體" w:hAnsi="CMU Serif"/>
+        </w:rPr>
+        <w:t>與</w:t>
+      </w:r>
+      <w:r>
+        <w:rPr>
+          <w:rFonts w:ascii="CMU Serif" w:eastAsia="標楷體" w:hAnsi="CMU Serif"/>
+        </w:rPr>
+        <w:t xml:space="preserve"> state-space / structural time series models</w:t>
+      </w:r>
+      <w:r>
+        <w:rPr>
+          <w:rFonts w:ascii="CMU Serif" w:eastAsia="標楷體" w:hAnsi="CMU Serif"/>
+        </w:rPr>
+        <w:t>，並發現</w:t>
+      </w:r>
+      <w:r>
+        <w:rPr>
+          <w:rFonts w:ascii="CMU Serif" w:eastAsia="標楷體" w:hAnsi="CMU Serif"/>
+        </w:rPr>
+        <w:t xml:space="preserve"> structural time series models </w:t>
+      </w:r>
+      <w:r>
+        <w:rPr>
+          <w:rFonts w:ascii="CMU Serif" w:eastAsia="標楷體" w:hAnsi="CMU Serif"/>
+        </w:rPr>
+        <w:t>在預測</w:t>
+      </w:r>
+      <w:r>
+        <w:rPr>
+          <w:rFonts w:ascii="CMU Serif" w:eastAsia="標楷體" w:hAnsi="CMU Serif"/>
+        </w:rPr>
+        <w:t xml:space="preserve"> 2006 </w:t>
+      </w:r>
+      <w:r>
+        <w:rPr>
+          <w:rFonts w:ascii="CMU Serif" w:eastAsia="標楷體" w:hAnsi="CMU Serif"/>
+        </w:rPr>
+        <w:t>年後美國房價下跌時表現較佳。</w:t>
+      </w:r>
+    </w:p>
+    <w:p>
+      <w:pPr>
+        <w:widowControl/>
+        <w:spacing w:after="0"/>
+        <w:rPr>
+          <w:rFonts w:ascii="CMU Serif" w:eastAsia="標楷體" w:hAnsi="CMU Serif"/>
+        </w:rPr>
+      </w:pPr>
+      <w:r>
+        <w:rPr>
+          <w:rFonts w:ascii="CMU Serif" w:eastAsia="標楷體" w:hAnsi="CMU Serif"/>
+        </w:rPr>
+        <w:t>因此，後續研究可考慮加入所得、租金、利率、信用條件或其他總體經濟變數，建立</w:t>
+      </w:r>
+      <w:proofErr w:type="gramStart"/>
+      <w:r>
+        <w:rPr>
+          <w:rFonts w:ascii="CMU Serif" w:eastAsia="標楷體" w:hAnsi="CMU Serif"/>
+        </w:rPr>
+        <w:t>多變量</w:t>
+      </w:r>
+      <w:proofErr w:type="gramEnd"/>
+      <w:r>
+        <w:rPr>
+          <w:rFonts w:ascii="CMU Serif" w:eastAsia="標楷體" w:hAnsi="CMU Serif"/>
+        </w:rPr>
+        <w:t>模型；或採用</w:t>
+      </w:r>
+      <w:r>
+        <w:rPr>
+          <w:rFonts w:ascii="CMU Serif" w:eastAsia="標楷體" w:hAnsi="CMU Serif"/>
+        </w:rPr>
+        <w:t xml:space="preserve"> structural time series model</w:t>
+      </w:r>
+      <w:r>
+        <w:rPr>
+          <w:rFonts w:ascii="CMU Serif" w:eastAsia="標楷體" w:hAnsi="CMU Serif"/>
+        </w:rPr>
+        <w:t>，允許趨勢與水準隨時間改變，以更完整捕捉房市轉折與特殊經濟事件對</w:t>
+      </w:r>
+      <w:r>
+        <w:rPr>
+          <w:rFonts w:ascii="CMU Serif" w:eastAsia="標楷體" w:hAnsi="CMU Serif"/>
+        </w:rPr>
+        <w:t xml:space="preserve"> HPI </w:t>
+      </w:r>
+      <w:r>
+        <w:rPr>
+          <w:rFonts w:ascii="CMU Serif" w:eastAsia="標楷體" w:hAnsi="CMU Serif"/>
+        </w:rPr>
+        <w:t>的影響。</w:t>
+      </w:r>
+    </w:p>
+    <w:p>
+      <w:pPr>
+        <w:widowControl/>
+        <w:spacing w:after="0"/>
+        <w:rPr>
+          <w:rFonts w:ascii="CMU Serif" w:eastAsia="標楷體" w:hAnsi="CMU Serif"/>
+        </w:rPr>
+      </w:pPr>
+    </w:p>
+    <w:p>
+      <w:pPr>
+        <w:jc w:val="both"/>
+        <w:rPr>
+          <w:rFonts w:ascii="CMU Serif" w:eastAsia="標楷體" w:hAnsi="CMU Serif"/>
+        </w:rPr>
+      </w:pPr>
+      <w:r>
+        <w:rPr>
+          <w:rFonts w:ascii="CMU Serif" w:eastAsia="標楷體" w:hAnsi="CMU Serif" w:hint="eastAsia"/>
+        </w:rPr>
+        <w:t>變異數穩定處理</w:t>
+      </w:r>
+      <w:r>
+        <w:rPr>
+          <w:rFonts w:ascii="CMU Serif" w:eastAsia="標楷體" w:hAnsi="CMU Serif" w:hint="eastAsia"/>
+        </w:rPr>
+        <w:t xml:space="preserve"> (</w:t>
+      </w:r>
+      <w:r>
+        <w:rPr>
+          <w:rFonts w:ascii="CMU Serif" w:eastAsia="標楷體" w:hAnsi="CMU Serif" w:hint="eastAsia"/>
+        </w:rPr>
+        <w:t>放到</w:t>
+      </w:r>
+      <w:r>
+        <w:rPr>
+          <w:rFonts w:ascii="CMU Serif" w:eastAsia="標楷體" w:hAnsi="CMU Serif" w:hint="eastAsia"/>
+        </w:rPr>
+        <w:t>EDA</w:t>
+      </w:r>
+      <w:r>
+        <w:rPr>
+          <w:rFonts w:ascii="CMU Serif" w:eastAsia="標楷體" w:hAnsi="CMU Serif" w:hint="eastAsia"/>
+        </w:rPr>
+        <w:t>後</w:t>
+      </w:r>
+      <w:r>
+        <w:rPr>
+          <w:rFonts w:ascii="CMU Serif" w:eastAsia="標楷體" w:hAnsi="CMU Serif" w:hint="eastAsia"/>
+        </w:rPr>
+        <w:t>)</w:t>
+      </w:r>
+    </w:p>
+    <w:p>
+      <w:pPr>
+        <w:jc w:val="both"/>
+        <w:rPr>
+          <w:rFonts w:ascii="CMU Serif" w:eastAsia="標楷體" w:hAnsi="CMU Serif"/>
+        </w:rPr>
+      </w:pPr>
+      <w:r>
+        <w:rPr>
+          <w:rFonts w:ascii="CMU Serif" w:eastAsia="標楷體" w:hAnsi="CMU Serif" w:hint="eastAsia"/>
+        </w:rPr>
+        <w:t>將清理後的資料視覺化後</w:t>
+      </w:r>
+      <w:r>
+        <w:rPr>
+          <w:rFonts w:ascii="CMU Serif" w:eastAsia="標楷體" w:hAnsi="CMU Serif" w:hint="eastAsia"/>
+        </w:rPr>
+        <w:t>如下圖</w:t>
+      </w:r>
+      <w:r>
+        <w:rPr>
+          <w:rFonts w:ascii="CMU Serif" w:eastAsia="標楷體" w:hAnsi="CMU Serif" w:hint="eastAsia"/>
+        </w:rPr>
+        <w:t>，可觀察到</w:t>
+      </w:r>
+      <w:r>
+        <w:rPr>
+          <w:rFonts w:ascii="CMU Serif" w:eastAsia="標楷體" w:hAnsi="CMU Serif" w:hint="eastAsia"/>
+        </w:rPr>
+        <w:t>HPI</w:t>
+      </w:r>
+      <w:r>
+        <w:rPr>
+          <w:rFonts w:ascii="CMU Serif" w:eastAsia="標楷體" w:hAnsi="CMU Serif" w:hint="eastAsia"/>
+        </w:rPr>
+        <w:t>在樣本期間內呈現明顯長期</w:t>
+      </w:r>
+      <w:r>
+        <w:rPr>
+          <w:rFonts w:ascii="CMU Serif" w:eastAsia="標楷體" w:hAnsi="CMU Serif" w:hint="eastAsia"/>
+        </w:rPr>
+        <w:t>趨勢</w:t>
+      </w:r>
+      <w:r>
+        <w:rPr>
+          <w:rFonts w:ascii="CMU Serif" w:eastAsia="標楷體" w:hAnsi="CMU Serif" w:hint="eastAsia"/>
+        </w:rPr>
+        <w:t>，</w:t>
+      </w:r>
+      <w:r>
+        <w:rPr>
+          <w:rFonts w:ascii="CMU Serif" w:eastAsia="標楷體" w:hAnsi="CMU Serif" w:hint="eastAsia"/>
+        </w:rPr>
+        <w:t>且隨著指數水準</w:t>
+      </w:r>
+      <w:r>
+        <w:rPr>
+          <w:rFonts w:ascii="CMU Serif" w:eastAsia="標楷體" w:hAnsi="CMU Serif" w:hint="eastAsia"/>
+        </w:rPr>
+        <w:t>變化</w:t>
+      </w:r>
+      <w:r>
+        <w:rPr>
+          <w:rFonts w:ascii="CMU Serif" w:eastAsia="標楷體" w:hAnsi="CMU Serif" w:hint="eastAsia"/>
+        </w:rPr>
+        <w:t>，數值變動幅度也有增加的情形。為了降低不同價格水準下變動幅度的差異，本研究對</w:t>
+      </w:r>
+      <w:r>
+        <w:rPr>
+          <w:rFonts w:ascii="CMU Serif" w:eastAsia="標楷體" w:hAnsi="CMU Serif" w:hint="eastAsia"/>
+        </w:rPr>
+        <w:t xml:space="preserve"> HPI </w:t>
+      </w:r>
+      <w:r>
+        <w:rPr>
+          <w:rFonts w:ascii="CMU Serif" w:eastAsia="標楷體" w:hAnsi="CMU Serif" w:hint="eastAsia"/>
+        </w:rPr>
+        <w:t>取自然對數，建立</w:t>
+      </w:r>
+      <w:r>
+        <w:rPr>
+          <w:rFonts w:ascii="CMU Serif" w:eastAsia="標楷體" w:hAnsi="CMU Serif" w:hint="eastAsia"/>
+        </w:rPr>
+        <w:t>log(HPI)</w:t>
+      </w:r>
+      <w:r>
+        <w:rPr>
+          <w:rFonts w:ascii="CMU Serif" w:eastAsia="標楷體" w:hAnsi="CMU Serif" w:hint="eastAsia"/>
+        </w:rPr>
+        <w:t>序</w:t>
+      </w:r>
+      <w:r>
+        <w:rPr>
+          <w:rFonts w:ascii="CMU Serif" w:eastAsia="標楷體" w:hAnsi="CMU Serif" w:hint="eastAsia"/>
+        </w:rPr>
+        <w:t>列。</w:t>
+      </w:r>
+    </w:p>
+    <w:p>
+      <w:pPr>
+        <w:jc w:val="both"/>
+        <w:rPr>
+          <w:rFonts w:ascii="CMU Serif" w:eastAsia="標楷體" w:hAnsi="CMU Serif"/>
+        </w:rPr>
+      </w:pPr>
+      <w:r>
+        <w:rPr>
+          <w:rFonts w:ascii="CMU Serif" w:eastAsia="標楷體" w:hAnsi="CMU Serif" w:hint="eastAsia"/>
+        </w:rPr>
+        <w:t>取對數後，序列整體型態與原始</w:t>
+      </w:r>
+      <w:r>
+        <w:rPr>
+          <w:rFonts w:ascii="CMU Serif" w:eastAsia="標楷體" w:hAnsi="CMU Serif" w:hint="eastAsia"/>
+        </w:rPr>
+        <w:t>HPI</w:t>
+      </w:r>
+      <w:r>
+        <w:rPr>
+          <w:rFonts w:ascii="CMU Serif" w:eastAsia="標楷體" w:hAnsi="CMU Serif" w:hint="eastAsia"/>
+        </w:rPr>
+        <w:t>相近，但變動較平滑，有助於後續分析。</w:t>
+      </w:r>
+      <w:proofErr w:type="gramStart"/>
+      <w:r>
+        <w:rPr>
+          <w:rFonts w:ascii="CMU Serif" w:eastAsia="標楷體" w:hAnsi="CMU Serif" w:hint="eastAsia"/>
+        </w:rPr>
+        <w:t>此外，</w:t>
+      </w:r>
+      <w:proofErr w:type="gramEnd"/>
+      <w:r>
+        <w:rPr>
+          <w:rFonts w:ascii="CMU Serif" w:eastAsia="標楷體" w:hAnsi="CMU Serif" w:hint="eastAsia"/>
+        </w:rPr>
+        <w:t>對數轉換後若進行一</w:t>
+      </w:r>
+      <w:proofErr w:type="gramStart"/>
+      <w:r>
+        <w:rPr>
+          <w:rFonts w:ascii="CMU Serif" w:eastAsia="標楷體" w:hAnsi="CMU Serif" w:hint="eastAsia"/>
+        </w:rPr>
+        <w:t>皆差分</w:t>
+      </w:r>
+      <w:proofErr w:type="gramEnd"/>
+      <w:r>
+        <w:rPr>
+          <w:rFonts w:ascii="CMU Serif" w:eastAsia="標楷體" w:hAnsi="CMU Serif" w:hint="eastAsia"/>
+        </w:rPr>
+        <w:t>，可解釋為住宅價格指數的月成長率，因此，後續分析將以</w:t>
+      </w:r>
+      <w:r>
+        <w:rPr>
+          <w:rFonts w:ascii="CMU Serif" w:eastAsia="標楷體" w:hAnsi="CMU Serif"/>
+        </w:rPr>
+        <w:t>l</w:t>
+      </w:r>
+      <w:r>
+        <w:rPr>
+          <w:rFonts w:ascii="CMU Serif" w:eastAsia="標楷體" w:hAnsi="CMU Serif" w:hint="eastAsia"/>
+        </w:rPr>
+        <w:t>og(HPI)</w:t>
+      </w:r>
+      <w:r>
+        <w:rPr>
+          <w:rFonts w:ascii="CMU Serif" w:eastAsia="標楷體" w:hAnsi="CMU Serif" w:hint="eastAsia"/>
+        </w:rPr>
+        <w:t>作為主要建模序列。</w:t>
+      </w:r>
+    </w:p>
+    <w:p>
+      <w:pPr>
         <w:jc w:val="center"/>
         <w:rPr>
           <w:rFonts w:ascii="CMU Serif" w:eastAsia="標楷體" w:hAnsi="CMU Serif"/>
@@ -8263,6 +12542,7 @@
           <w:rFonts w:ascii="CMU Serif" w:eastAsia="標楷體" w:hAnsi="CMU Serif" w:hint="eastAsia"/>
           <w:noProof/>
         </w:rPr>
+        <w:lastRenderedPageBreak/>
         <w:drawing>
           <wp:inline distT="0" distB="0" distL="0" distR="0" wp14:anchorId="6F47CF1F" wp14:editId="39341F8E">
             <wp:extent cx="5254466" cy="3491346"/>
@@ -9796,6 +14076,33 @@
       </w:tblBorders>
     </w:tblPr>
   </w:style>
+  <w:style w:type="paragraph" w:styleId="HTML">
+    <w:name w:val="HTML Preformatted"/>
+    <w:basedOn w:val="a"/>
+    <w:link w:val="HTML0"/>
+    <w:uiPriority w:val="99"/>
+    <w:semiHidden/>
+    <w:unhideWhenUsed/>
+    <w:rsid w:val="00CF4312"/>
+    <w:rPr>
+      <w:rFonts w:ascii="Courier New" w:hAnsi="Courier New" w:cs="Courier New"/>
+      <w:sz w:val="20"/>
+      <w:szCs w:val="20"/>
+    </w:rPr>
+  </w:style>
+  <w:style w:type="character" w:customStyle="1" w:styleId="HTML0">
+    <w:name w:val="HTML 預設格式 字元"/>
+    <w:basedOn w:val="a0"/>
+    <w:link w:val="HTML"/>
+    <w:uiPriority w:val="99"/>
+    <w:semiHidden/>
+    <w:rsid w:val="00CF4312"/>
+    <w:rPr>
+      <w:rFonts w:ascii="Courier New" w:hAnsi="Courier New" w:cs="Courier New"/>
+      <w:sz w:val="20"/>
+      <w:szCs w:val="20"/>
+    </w:rPr>
+  </w:style>
 </w:styles>
 </file>
 

--- a/report/時序期末報告_統碩一_藍永濬.docx
+++ b/report/時序期末報告_統碩一_藍永濬.docx
@@ -4301,7 +4301,7 @@
         </w:rPr>
         <w:lastRenderedPageBreak/>
         <w:drawing>
-          <wp:inline distT="0" distB="0" distL="0" distR="0" wp14:anchorId="240AAC45" wp14:editId="68E152CF">
+          <wp:inline distT="0" distB="0" distL="0" distR="0" wp14:anchorId="240AAC45" wp14:editId="683D38B3">
             <wp:extent cx="2944091" cy="1629973"/>
             <wp:effectExtent l="0" t="0" r="0" b="8890"/>
             <wp:docPr id="1442371378" name="圖片 5"/>
@@ -4348,7 +4348,7 @@
           <w:noProof/>
         </w:rPr>
         <w:drawing>
-          <wp:inline distT="0" distB="0" distL="0" distR="0" wp14:anchorId="0ECB7FE3" wp14:editId="6E666298">
+          <wp:inline distT="0" distB="0" distL="0" distR="0" wp14:anchorId="0ECB7FE3" wp14:editId="558847F4">
             <wp:extent cx="2951018" cy="1631663"/>
             <wp:effectExtent l="0" t="0" r="1905" b="6985"/>
             <wp:docPr id="1243826992" name="圖片 6"/>
@@ -6383,7 +6383,7 @@
         <w:widowControl/>
         <w:spacing w:after="0"/>
         <w:rPr>
-          <w:rFonts w:ascii="CMU Serif" w:eastAsia="標楷體" w:hAnsi="CMU Serif" w:hint="eastAsia"/>
+          <w:rFonts w:ascii="CMU Serif" w:eastAsia="標楷體" w:hAnsi="CMU Serif"/>
         </w:rPr>
       </w:pPr>
     </w:p>
@@ -6727,7 +6727,7 @@
         <w:widowControl/>
         <w:spacing w:after="0"/>
         <w:rPr>
-          <w:rFonts w:ascii="CMU Serif" w:eastAsia="標楷體" w:hAnsi="CMU Serif" w:hint="eastAsia"/>
+          <w:rFonts w:ascii="CMU Serif" w:eastAsia="標楷體" w:hAnsi="CMU Serif"/>
         </w:rPr>
       </w:pPr>
     </w:p>
@@ -6903,7 +6903,7 @@
         <w:widowControl/>
         <w:spacing w:after="0"/>
         <w:rPr>
-          <w:rFonts w:ascii="CMU Serif" w:eastAsia="標楷體" w:hAnsi="CMU Serif" w:hint="eastAsia"/>
+          <w:rFonts w:ascii="CMU Serif" w:eastAsia="標楷體" w:hAnsi="CMU Serif"/>
         </w:rPr>
       </w:pPr>
     </w:p>
@@ -7007,13 +7007,7 @@
         <w:rPr>
           <w:rFonts w:ascii="CMU Serif" w:eastAsia="標楷體" w:hAnsi="CMU Serif" w:hint="eastAsia"/>
         </w:rPr>
-        <w:t xml:space="preserve"> </w:t>
-      </w:r>
-      <w:r>
-        <w:rPr>
-          <w:rFonts w:ascii="CMU Serif" w:eastAsia="標楷體" w:hAnsi="CMU Serif" w:hint="eastAsia"/>
-        </w:rPr>
-        <w:t>with drift</w:t>
+        <w:t xml:space="preserve"> with drift</w:t>
       </w:r>
     </w:p>
     <w:p>
@@ -7089,7 +7083,7 @@
         </w:numPr>
         <w:spacing w:after="0"/>
         <w:rPr>
-          <w:rFonts w:ascii="CMU Serif" w:eastAsia="標楷體" w:hAnsi="CMU Serif" w:hint="eastAsia"/>
+          <w:rFonts w:ascii="CMU Serif" w:eastAsia="標楷體" w:hAnsi="CMU Serif"/>
         </w:rPr>
       </w:pPr>
       <w:proofErr w:type="gramStart"/>
@@ -7166,13 +7160,7 @@
         <w:rPr>
           <w:rFonts w:ascii="CMU Serif" w:eastAsia="標楷體" w:hAnsi="CMU Serif" w:hint="eastAsia"/>
         </w:rPr>
-        <w:t xml:space="preserve"> </w:t>
-      </w:r>
-      <w:r>
-        <w:rPr>
-          <w:rFonts w:ascii="CMU Serif" w:eastAsia="標楷體" w:hAnsi="CMU Serif" w:hint="eastAsia"/>
-        </w:rPr>
-        <w:t>with drift</w:t>
+        <w:t xml:space="preserve"> with drift</w:t>
       </w:r>
     </w:p>
     <w:p>
@@ -7240,13 +7228,7 @@
         <w:rPr>
           <w:rFonts w:ascii="CMU Serif" w:eastAsia="標楷體" w:hAnsi="CMU Serif" w:hint="eastAsia"/>
         </w:rPr>
-        <w:t>with drift</w:t>
-      </w:r>
-      <w:r>
-        <w:rPr>
-          <w:rFonts w:ascii="CMU Serif" w:eastAsia="標楷體" w:hAnsi="CMU Serif" w:hint="eastAsia"/>
-        </w:rPr>
-        <w:t xml:space="preserve"> </w:t>
+        <w:t xml:space="preserve">with drift </w:t>
       </w:r>
     </w:p>
     <w:p>
@@ -7333,7 +7315,7 @@
         </w:numPr>
         <w:spacing w:after="0"/>
         <w:rPr>
-          <w:rFonts w:ascii="CMU Serif" w:eastAsia="標楷體" w:hAnsi="CMU Serif" w:hint="eastAsia"/>
+          <w:rFonts w:ascii="CMU Serif" w:eastAsia="標楷體" w:hAnsi="CMU Serif"/>
         </w:rPr>
       </w:pPr>
       <w:proofErr w:type="gramStart"/>
@@ -7938,7 +7920,7 @@
         <w:widowControl/>
         <w:spacing w:after="0"/>
         <w:rPr>
-          <w:rFonts w:ascii="CMU Serif" w:eastAsia="標楷體" w:hAnsi="CMU Serif" w:hint="eastAsia"/>
+          <w:rFonts w:ascii="CMU Serif" w:eastAsia="標楷體" w:hAnsi="CMU Serif"/>
           <w:b/>
           <w:bCs/>
           <w:sz w:val="32"/>
@@ -8054,13 +8036,7 @@
         <w:rPr>
           <w:rFonts w:ascii="CMU Serif" w:eastAsia="標楷體" w:hAnsi="CMU Serif" w:hint="eastAsia"/>
         </w:rPr>
-        <w:t>。</w:t>
-      </w:r>
-      <w:r>
-        <w:rPr>
-          <w:rFonts w:ascii="CMU Serif" w:eastAsia="標楷體" w:hAnsi="CMU Serif" w:hint="eastAsia"/>
-        </w:rPr>
-        <w:t>表</w:t>
+        <w:t>。表</w:t>
       </w:r>
       <w:r>
         <w:rPr>
@@ -8086,7 +8062,7 @@
         <w:widowControl/>
         <w:spacing w:after="0"/>
         <w:rPr>
-          <w:rFonts w:ascii="CMU Serif" w:eastAsia="標楷體" w:hAnsi="CMU Serif" w:hint="eastAsia"/>
+          <w:rFonts w:ascii="CMU Serif" w:eastAsia="標楷體" w:hAnsi="CMU Serif"/>
         </w:rPr>
       </w:pPr>
     </w:p>
@@ -8095,7 +8071,7 @@
         <w:widowControl/>
         <w:spacing w:after="0"/>
         <w:rPr>
-          <w:rFonts w:ascii="CMU Serif" w:eastAsia="標楷體" w:hAnsi="CMU Serif" w:hint="eastAsia"/>
+          <w:rFonts w:ascii="CMU Serif" w:eastAsia="標楷體" w:hAnsi="CMU Serif"/>
         </w:rPr>
       </w:pPr>
       <w:r>
@@ -8223,7 +8199,7 @@
         <w:widowControl/>
         <w:spacing w:after="0"/>
         <w:rPr>
-          <w:rFonts w:ascii="CMU Serif" w:eastAsia="標楷體" w:hAnsi="CMU Serif" w:hint="eastAsia"/>
+          <w:rFonts w:ascii="CMU Serif" w:eastAsia="標楷體" w:hAnsi="CMU Serif"/>
         </w:rPr>
       </w:pPr>
       <w:r>
@@ -8397,7 +8373,7 @@
         <w:widowControl/>
         <w:spacing w:after="0"/>
         <w:rPr>
-          <w:rFonts w:ascii="CMU Serif" w:eastAsia="標楷體" w:hAnsi="CMU Serif" w:hint="eastAsia"/>
+          <w:rFonts w:ascii="CMU Serif" w:eastAsia="標楷體" w:hAnsi="CMU Serif"/>
         </w:rPr>
       </w:pPr>
       <w:r>
@@ -8445,14 +8421,12 @@
         </w:rPr>
         <w:t>2007</w:t>
       </w:r>
-      <w:proofErr w:type="gramStart"/>
       <w:r>
         <w:rPr>
           <w:rFonts w:ascii="CMU Serif" w:eastAsia="標楷體" w:hAnsi="CMU Serif" w:hint="eastAsia"/>
         </w:rPr>
         <w:t>–</w:t>
       </w:r>
-      <w:proofErr w:type="gramEnd"/>
       <w:r>
         <w:rPr>
           <w:rFonts w:ascii="CMU Serif" w:eastAsia="標楷體" w:hAnsi="CMU Serif" w:hint="eastAsia"/>
@@ -8638,7 +8612,7 @@
         <w:widowControl/>
         <w:spacing w:after="0"/>
         <w:rPr>
-          <w:rFonts w:ascii="CMU Serif" w:eastAsia="標楷體" w:hAnsi="CMU Serif" w:hint="eastAsia"/>
+          <w:rFonts w:ascii="CMU Serif" w:eastAsia="標楷體" w:hAnsi="CMU Serif"/>
         </w:rPr>
       </w:pPr>
       <w:r>
@@ -8884,7 +8858,19 @@
         <w:rPr>
           <w:rFonts w:ascii="CMU Serif" w:eastAsia="標楷體" w:hAnsi="CMU Serif" w:hint="eastAsia"/>
         </w:rPr>
-        <w:instrText>LINK Excel.Sheet.12 "C:\\Users\\use\\Desktop\\</w:instrText>
+        <w:instrText xml:space="preserve">LINK </w:instrText>
+      </w:r>
+      <w:r>
+        <w:rPr>
+          <w:rFonts w:ascii="CMU Serif" w:eastAsia="標楷體" w:hAnsi="CMU Serif"/>
+        </w:rPr>
+        <w:instrText>Excel.Sheet.12</w:instrText>
+      </w:r>
+      <w:r>
+        <w:rPr>
+          <w:rFonts w:ascii="CMU Serif" w:eastAsia="標楷體" w:hAnsi="CMU Serif" w:hint="eastAsia"/>
+        </w:rPr>
+        <w:instrText xml:space="preserve"> "C:\\Users\\use\\Desktop\\</w:instrText>
       </w:r>
       <w:r>
         <w:rPr>
@@ -8908,7 +8894,7 @@
         <w:rPr>
           <w:rFonts w:ascii="CMU Serif" w:eastAsia="標楷體" w:hAnsi="CMU Serif" w:hint="eastAsia"/>
         </w:rPr>
-        <w:instrText xml:space="preserve"> (3).xlsx" "</w:instrText>
+        <w:instrText xml:space="preserve"> (3).xlsx" </w:instrText>
       </w:r>
       <w:r>
         <w:rPr>
@@ -8920,7 +8906,13 @@
         <w:rPr>
           <w:rFonts w:ascii="CMU Serif" w:eastAsia="標楷體" w:hAnsi="CMU Serif" w:hint="eastAsia"/>
         </w:rPr>
-        <w:instrText>2!R2C2:R16C7" \a \f 5 \h</w:instrText>
+        <w:instrText xml:space="preserve">2!R2C2:R16C7 </w:instrText>
+      </w:r>
+      <w:r>
+        <w:rPr>
+          <w:rFonts w:ascii="CMU Serif" w:eastAsia="標楷體" w:hAnsi="CMU Serif" w:hint="eastAsia"/>
+        </w:rPr>
+        <w:instrText>\a \f 5 \h</w:instrText>
       </w:r>
       <w:r>
         <w:rPr>
@@ -8992,7 +8984,7 @@
               <w:widowControl/>
               <w:jc w:val="both"/>
               <w:rPr>
-                <w:rFonts w:ascii="CMU Serif" w:eastAsia="標楷體" w:hAnsi="CMU Serif" w:hint="eastAsia"/>
+                <w:rFonts w:ascii="CMU Serif" w:eastAsia="標楷體" w:hAnsi="CMU Serif"/>
                 <w:sz w:val="22"/>
                 <w:szCs w:val="22"/>
               </w:rPr>
@@ -9019,7 +9011,7 @@
               <w:widowControl/>
               <w:jc w:val="both"/>
               <w:rPr>
-                <w:rFonts w:ascii="CMU Serif" w:eastAsia="標楷體" w:hAnsi="CMU Serif" w:hint="eastAsia"/>
+                <w:rFonts w:ascii="CMU Serif" w:eastAsia="標楷體" w:hAnsi="CMU Serif"/>
                 <w:sz w:val="22"/>
                 <w:szCs w:val="22"/>
               </w:rPr>
@@ -9046,7 +9038,7 @@
               <w:widowControl/>
               <w:jc w:val="both"/>
               <w:rPr>
-                <w:rFonts w:ascii="CMU Serif" w:eastAsia="標楷體" w:hAnsi="CMU Serif" w:hint="eastAsia"/>
+                <w:rFonts w:ascii="CMU Serif" w:eastAsia="標楷體" w:hAnsi="CMU Serif"/>
                 <w:sz w:val="22"/>
                 <w:szCs w:val="22"/>
               </w:rPr>
@@ -9073,7 +9065,7 @@
               <w:widowControl/>
               <w:jc w:val="both"/>
               <w:rPr>
-                <w:rFonts w:ascii="CMU Serif" w:eastAsia="標楷體" w:hAnsi="CMU Serif" w:hint="eastAsia"/>
+                <w:rFonts w:ascii="CMU Serif" w:eastAsia="標楷體" w:hAnsi="CMU Serif"/>
                 <w:sz w:val="22"/>
                 <w:szCs w:val="22"/>
               </w:rPr>
@@ -9100,7 +9092,7 @@
               <w:widowControl/>
               <w:jc w:val="both"/>
               <w:rPr>
-                <w:rFonts w:ascii="CMU Serif" w:eastAsia="標楷體" w:hAnsi="CMU Serif" w:hint="eastAsia"/>
+                <w:rFonts w:ascii="CMU Serif" w:eastAsia="標楷體" w:hAnsi="CMU Serif"/>
                 <w:sz w:val="22"/>
                 <w:szCs w:val="22"/>
               </w:rPr>
@@ -9131,7 +9123,7 @@
               <w:widowControl/>
               <w:jc w:val="both"/>
               <w:rPr>
-                <w:rFonts w:ascii="CMU Serif" w:eastAsia="標楷體" w:hAnsi="CMU Serif" w:hint="eastAsia"/>
+                <w:rFonts w:ascii="CMU Serif" w:eastAsia="標楷體" w:hAnsi="CMU Serif"/>
                 <w:sz w:val="22"/>
                 <w:szCs w:val="22"/>
               </w:rPr>
@@ -9167,7 +9159,7 @@
               <w:widowControl/>
               <w:jc w:val="both"/>
               <w:rPr>
-                <w:rFonts w:ascii="CMU Serif" w:eastAsia="標楷體" w:hAnsi="CMU Serif" w:hint="eastAsia"/>
+                <w:rFonts w:ascii="CMU Serif" w:eastAsia="標楷體" w:hAnsi="CMU Serif"/>
                 <w:sz w:val="22"/>
                 <w:szCs w:val="22"/>
               </w:rPr>
@@ -9203,7 +9195,7 @@
               <w:widowControl/>
               <w:jc w:val="both"/>
               <w:rPr>
-                <w:rFonts w:ascii="CMU Serif" w:eastAsia="標楷體" w:hAnsi="CMU Serif" w:hint="eastAsia"/>
+                <w:rFonts w:ascii="CMU Serif" w:eastAsia="標楷體" w:hAnsi="CMU Serif"/>
                 <w:sz w:val="22"/>
                 <w:szCs w:val="22"/>
               </w:rPr>
@@ -9229,7 +9221,7 @@
               <w:widowControl/>
               <w:jc w:val="both"/>
               <w:rPr>
-                <w:rFonts w:ascii="CMU Serif" w:eastAsia="標楷體" w:hAnsi="CMU Serif" w:hint="eastAsia"/>
+                <w:rFonts w:ascii="CMU Serif" w:eastAsia="標楷體" w:hAnsi="CMU Serif"/>
                 <w:sz w:val="22"/>
                 <w:szCs w:val="22"/>
               </w:rPr>
@@ -9255,7 +9247,7 @@
               <w:widowControl/>
               <w:jc w:val="both"/>
               <w:rPr>
-                <w:rFonts w:ascii="CMU Serif" w:eastAsia="標楷體" w:hAnsi="CMU Serif" w:hint="eastAsia"/>
+                <w:rFonts w:ascii="CMU Serif" w:eastAsia="標楷體" w:hAnsi="CMU Serif"/>
                 <w:sz w:val="22"/>
                 <w:szCs w:val="22"/>
               </w:rPr>
@@ -9280,7 +9272,7 @@
             <w:pPr>
               <w:widowControl/>
               <w:rPr>
-                <w:rFonts w:ascii="CMU Serif" w:eastAsia="標楷體" w:hAnsi="CMU Serif" w:hint="eastAsia"/>
+                <w:rFonts w:ascii="CMU Serif" w:eastAsia="標楷體" w:hAnsi="CMU Serif"/>
                 <w:sz w:val="22"/>
                 <w:szCs w:val="22"/>
               </w:rPr>
@@ -9311,7 +9303,7 @@
               <w:widowControl/>
               <w:jc w:val="both"/>
               <w:rPr>
-                <w:rFonts w:ascii="CMU Serif" w:eastAsia="標楷體" w:hAnsi="CMU Serif" w:hint="eastAsia"/>
+                <w:rFonts w:ascii="CMU Serif" w:eastAsia="標楷體" w:hAnsi="CMU Serif"/>
                 <w:sz w:val="22"/>
                 <w:szCs w:val="22"/>
               </w:rPr>
@@ -9347,7 +9339,7 @@
               <w:widowControl/>
               <w:jc w:val="both"/>
               <w:rPr>
-                <w:rFonts w:ascii="CMU Serif" w:eastAsia="標楷體" w:hAnsi="CMU Serif" w:hint="eastAsia"/>
+                <w:rFonts w:ascii="CMU Serif" w:eastAsia="標楷體" w:hAnsi="CMU Serif"/>
                 <w:sz w:val="22"/>
                 <w:szCs w:val="22"/>
               </w:rPr>
@@ -9383,7 +9375,7 @@
               <w:widowControl/>
               <w:jc w:val="both"/>
               <w:rPr>
-                <w:rFonts w:ascii="CMU Serif" w:eastAsia="標楷體" w:hAnsi="CMU Serif" w:hint="eastAsia"/>
+                <w:rFonts w:ascii="CMU Serif" w:eastAsia="標楷體" w:hAnsi="CMU Serif"/>
                 <w:sz w:val="22"/>
                 <w:szCs w:val="22"/>
               </w:rPr>
@@ -9409,7 +9401,7 @@
               <w:widowControl/>
               <w:jc w:val="both"/>
               <w:rPr>
-                <w:rFonts w:ascii="CMU Serif" w:eastAsia="標楷體" w:hAnsi="CMU Serif" w:hint="eastAsia"/>
+                <w:rFonts w:ascii="CMU Serif" w:eastAsia="標楷體" w:hAnsi="CMU Serif"/>
                 <w:sz w:val="22"/>
                 <w:szCs w:val="22"/>
               </w:rPr>
@@ -9435,7 +9427,7 @@
               <w:widowControl/>
               <w:jc w:val="both"/>
               <w:rPr>
-                <w:rFonts w:ascii="CMU Serif" w:eastAsia="標楷體" w:hAnsi="CMU Serif" w:hint="eastAsia"/>
+                <w:rFonts w:ascii="CMU Serif" w:eastAsia="標楷體" w:hAnsi="CMU Serif"/>
                 <w:sz w:val="22"/>
                 <w:szCs w:val="22"/>
               </w:rPr>
@@ -9460,7 +9452,7 @@
             <w:pPr>
               <w:widowControl/>
               <w:rPr>
-                <w:rFonts w:ascii="CMU Serif" w:eastAsia="標楷體" w:hAnsi="CMU Serif" w:hint="eastAsia"/>
+                <w:rFonts w:ascii="CMU Serif" w:eastAsia="標楷體" w:hAnsi="CMU Serif"/>
                 <w:sz w:val="22"/>
                 <w:szCs w:val="22"/>
               </w:rPr>
@@ -9507,7 +9499,7 @@
               <w:widowControl/>
               <w:jc w:val="both"/>
               <w:rPr>
-                <w:rFonts w:ascii="CMU Serif" w:eastAsia="標楷體" w:hAnsi="CMU Serif" w:hint="eastAsia"/>
+                <w:rFonts w:ascii="CMU Serif" w:eastAsia="標楷體" w:hAnsi="CMU Serif"/>
                 <w:sz w:val="22"/>
                 <w:szCs w:val="22"/>
               </w:rPr>
@@ -9543,7 +9535,7 @@
               <w:widowControl/>
               <w:jc w:val="both"/>
               <w:rPr>
-                <w:rFonts w:ascii="CMU Serif" w:eastAsia="標楷體" w:hAnsi="CMU Serif" w:hint="eastAsia"/>
+                <w:rFonts w:ascii="CMU Serif" w:eastAsia="標楷體" w:hAnsi="CMU Serif"/>
                 <w:sz w:val="22"/>
                 <w:szCs w:val="22"/>
               </w:rPr>
@@ -9569,7 +9561,7 @@
               <w:widowControl/>
               <w:jc w:val="both"/>
               <w:rPr>
-                <w:rFonts w:ascii="CMU Serif" w:eastAsia="標楷體" w:hAnsi="CMU Serif" w:hint="eastAsia"/>
+                <w:rFonts w:ascii="CMU Serif" w:eastAsia="標楷體" w:hAnsi="CMU Serif"/>
                 <w:sz w:val="22"/>
                 <w:szCs w:val="22"/>
               </w:rPr>
@@ -9595,7 +9587,7 @@
               <w:widowControl/>
               <w:jc w:val="both"/>
               <w:rPr>
-                <w:rFonts w:ascii="CMU Serif" w:eastAsia="標楷體" w:hAnsi="CMU Serif" w:hint="eastAsia"/>
+                <w:rFonts w:ascii="CMU Serif" w:eastAsia="標楷體" w:hAnsi="CMU Serif"/>
                 <w:sz w:val="22"/>
                 <w:szCs w:val="22"/>
               </w:rPr>
@@ -9621,7 +9613,7 @@
               <w:widowControl/>
               <w:jc w:val="both"/>
               <w:rPr>
-                <w:rFonts w:ascii="CMU Serif" w:eastAsia="標楷體" w:hAnsi="CMU Serif" w:hint="eastAsia"/>
+                <w:rFonts w:ascii="CMU Serif" w:eastAsia="標楷體" w:hAnsi="CMU Serif"/>
                 <w:sz w:val="22"/>
                 <w:szCs w:val="22"/>
               </w:rPr>
@@ -9646,7 +9638,7 @@
             <w:pPr>
               <w:widowControl/>
               <w:rPr>
-                <w:rFonts w:ascii="CMU Serif" w:eastAsia="標楷體" w:hAnsi="CMU Serif" w:hint="eastAsia"/>
+                <w:rFonts w:ascii="CMU Serif" w:eastAsia="標楷體" w:hAnsi="CMU Serif"/>
                 <w:sz w:val="22"/>
                 <w:szCs w:val="22"/>
               </w:rPr>
@@ -9678,7 +9670,7 @@
               <w:widowControl/>
               <w:jc w:val="both"/>
               <w:rPr>
-                <w:rFonts w:ascii="CMU Serif" w:eastAsia="標楷體" w:hAnsi="CMU Serif" w:hint="eastAsia"/>
+                <w:rFonts w:ascii="CMU Serif" w:eastAsia="標楷體" w:hAnsi="CMU Serif"/>
                 <w:sz w:val="22"/>
                 <w:szCs w:val="22"/>
               </w:rPr>
@@ -9751,7 +9743,7 @@
               <w:widowControl/>
               <w:jc w:val="both"/>
               <w:rPr>
-                <w:rFonts w:ascii="CMU Serif" w:eastAsia="標楷體" w:hAnsi="CMU Serif" w:hint="eastAsia"/>
+                <w:rFonts w:ascii="CMU Serif" w:eastAsia="標楷體" w:hAnsi="CMU Serif"/>
                 <w:sz w:val="22"/>
                 <w:szCs w:val="22"/>
               </w:rPr>
@@ -9788,7 +9780,7 @@
               <w:widowControl/>
               <w:jc w:val="both"/>
               <w:rPr>
-                <w:rFonts w:ascii="CMU Serif" w:eastAsia="標楷體" w:hAnsi="CMU Serif" w:hint="eastAsia"/>
+                <w:rFonts w:ascii="CMU Serif" w:eastAsia="標楷體" w:hAnsi="CMU Serif"/>
                 <w:sz w:val="22"/>
                 <w:szCs w:val="22"/>
               </w:rPr>
@@ -9815,7 +9807,7 @@
               <w:widowControl/>
               <w:jc w:val="both"/>
               <w:rPr>
-                <w:rFonts w:ascii="CMU Serif" w:eastAsia="標楷體" w:hAnsi="CMU Serif" w:hint="eastAsia"/>
+                <w:rFonts w:ascii="CMU Serif" w:eastAsia="標楷體" w:hAnsi="CMU Serif"/>
                 <w:sz w:val="22"/>
                 <w:szCs w:val="22"/>
               </w:rPr>
@@ -9842,7 +9834,7 @@
               <w:widowControl/>
               <w:jc w:val="both"/>
               <w:rPr>
-                <w:rFonts w:ascii="CMU Serif" w:eastAsia="標楷體" w:hAnsi="CMU Serif" w:hint="eastAsia"/>
+                <w:rFonts w:ascii="CMU Serif" w:eastAsia="標楷體" w:hAnsi="CMU Serif"/>
                 <w:sz w:val="22"/>
                 <w:szCs w:val="22"/>
               </w:rPr>
@@ -9868,7 +9860,7 @@
             <w:pPr>
               <w:widowControl/>
               <w:rPr>
-                <w:rFonts w:ascii="CMU Serif" w:eastAsia="標楷體" w:hAnsi="CMU Serif" w:hint="eastAsia"/>
+                <w:rFonts w:ascii="CMU Serif" w:eastAsia="標楷體" w:hAnsi="CMU Serif"/>
                 <w:sz w:val="22"/>
                 <w:szCs w:val="22"/>
               </w:rPr>
@@ -9900,7 +9892,7 @@
               <w:widowControl/>
               <w:jc w:val="both"/>
               <w:rPr>
-                <w:rFonts w:ascii="CMU Serif" w:eastAsia="標楷體" w:hAnsi="CMU Serif" w:hint="eastAsia"/>
+                <w:rFonts w:ascii="CMU Serif" w:eastAsia="標楷體" w:hAnsi="CMU Serif"/>
                 <w:sz w:val="22"/>
                 <w:szCs w:val="22"/>
               </w:rPr>
@@ -9973,7 +9965,7 @@
               <w:widowControl/>
               <w:jc w:val="both"/>
               <w:rPr>
-                <w:rFonts w:ascii="CMU Serif" w:eastAsia="標楷體" w:hAnsi="CMU Serif" w:hint="eastAsia"/>
+                <w:rFonts w:ascii="CMU Serif" w:eastAsia="標楷體" w:hAnsi="CMU Serif"/>
                 <w:sz w:val="22"/>
                 <w:szCs w:val="22"/>
               </w:rPr>
@@ -10010,7 +10002,7 @@
               <w:widowControl/>
               <w:jc w:val="both"/>
               <w:rPr>
-                <w:rFonts w:ascii="CMU Serif" w:eastAsia="標楷體" w:hAnsi="CMU Serif" w:hint="eastAsia"/>
+                <w:rFonts w:ascii="CMU Serif" w:eastAsia="標楷體" w:hAnsi="CMU Serif"/>
                 <w:sz w:val="22"/>
                 <w:szCs w:val="22"/>
               </w:rPr>
@@ -10037,7 +10029,7 @@
               <w:widowControl/>
               <w:jc w:val="both"/>
               <w:rPr>
-                <w:rFonts w:ascii="CMU Serif" w:eastAsia="標楷體" w:hAnsi="CMU Serif" w:hint="eastAsia"/>
+                <w:rFonts w:ascii="CMU Serif" w:eastAsia="標楷體" w:hAnsi="CMU Serif"/>
                 <w:sz w:val="22"/>
                 <w:szCs w:val="22"/>
               </w:rPr>
@@ -10064,7 +10056,7 @@
               <w:widowControl/>
               <w:jc w:val="both"/>
               <w:rPr>
-                <w:rFonts w:ascii="CMU Serif" w:eastAsia="標楷體" w:hAnsi="CMU Serif" w:hint="eastAsia"/>
+                <w:rFonts w:ascii="CMU Serif" w:eastAsia="標楷體" w:hAnsi="CMU Serif"/>
                 <w:sz w:val="22"/>
                 <w:szCs w:val="22"/>
               </w:rPr>
@@ -10090,7 +10082,7 @@
             <w:pPr>
               <w:widowControl/>
               <w:rPr>
-                <w:rFonts w:ascii="CMU Serif" w:eastAsia="標楷體" w:hAnsi="CMU Serif" w:hint="eastAsia"/>
+                <w:rFonts w:ascii="CMU Serif" w:eastAsia="標楷體" w:hAnsi="CMU Serif"/>
                 <w:sz w:val="22"/>
                 <w:szCs w:val="22"/>
               </w:rPr>
@@ -10138,7 +10130,7 @@
               <w:widowControl/>
               <w:jc w:val="both"/>
               <w:rPr>
-                <w:rFonts w:ascii="CMU Serif" w:eastAsia="標楷體" w:hAnsi="CMU Serif" w:hint="eastAsia"/>
+                <w:rFonts w:ascii="CMU Serif" w:eastAsia="標楷體" w:hAnsi="CMU Serif"/>
                 <w:sz w:val="22"/>
                 <w:szCs w:val="22"/>
               </w:rPr>
@@ -10211,7 +10203,7 @@
               <w:widowControl/>
               <w:jc w:val="both"/>
               <w:rPr>
-                <w:rFonts w:ascii="CMU Serif" w:eastAsia="標楷體" w:hAnsi="CMU Serif" w:hint="eastAsia"/>
+                <w:rFonts w:ascii="CMU Serif" w:eastAsia="標楷體" w:hAnsi="CMU Serif"/>
                 <w:sz w:val="22"/>
                 <w:szCs w:val="22"/>
               </w:rPr>
@@ -10256,7 +10248,7 @@
               <w:widowControl/>
               <w:jc w:val="both"/>
               <w:rPr>
-                <w:rFonts w:ascii="CMU Serif" w:eastAsia="標楷體" w:hAnsi="CMU Serif" w:hint="eastAsia"/>
+                <w:rFonts w:ascii="CMU Serif" w:eastAsia="標楷體" w:hAnsi="CMU Serif"/>
                 <w:sz w:val="22"/>
                 <w:szCs w:val="22"/>
               </w:rPr>
@@ -10283,7 +10275,7 @@
               <w:widowControl/>
               <w:jc w:val="both"/>
               <w:rPr>
-                <w:rFonts w:ascii="CMU Serif" w:eastAsia="標楷體" w:hAnsi="CMU Serif" w:hint="eastAsia"/>
+                <w:rFonts w:ascii="CMU Serif" w:eastAsia="標楷體" w:hAnsi="CMU Serif"/>
                 <w:sz w:val="22"/>
                 <w:szCs w:val="22"/>
               </w:rPr>
@@ -10310,7 +10302,7 @@
               <w:widowControl/>
               <w:jc w:val="both"/>
               <w:rPr>
-                <w:rFonts w:ascii="CMU Serif" w:eastAsia="標楷體" w:hAnsi="CMU Serif" w:hint="eastAsia"/>
+                <w:rFonts w:ascii="CMU Serif" w:eastAsia="標楷體" w:hAnsi="CMU Serif"/>
                 <w:sz w:val="22"/>
                 <w:szCs w:val="22"/>
               </w:rPr>
@@ -10336,7 +10328,7 @@
             <w:pPr>
               <w:widowControl/>
               <w:rPr>
-                <w:rFonts w:ascii="CMU Serif" w:eastAsia="標楷體" w:hAnsi="CMU Serif" w:hint="eastAsia"/>
+                <w:rFonts w:ascii="CMU Serif" w:eastAsia="標楷體" w:hAnsi="CMU Serif"/>
                 <w:sz w:val="22"/>
                 <w:szCs w:val="22"/>
               </w:rPr>
@@ -10384,7 +10376,7 @@
               <w:widowControl/>
               <w:jc w:val="both"/>
               <w:rPr>
-                <w:rFonts w:ascii="CMU Serif" w:eastAsia="標楷體" w:hAnsi="CMU Serif" w:hint="eastAsia"/>
+                <w:rFonts w:ascii="CMU Serif" w:eastAsia="標楷體" w:hAnsi="CMU Serif"/>
                 <w:sz w:val="22"/>
                 <w:szCs w:val="22"/>
               </w:rPr>
@@ -10457,7 +10449,7 @@
               <w:widowControl/>
               <w:jc w:val="both"/>
               <w:rPr>
-                <w:rFonts w:ascii="CMU Serif" w:eastAsia="標楷體" w:hAnsi="CMU Serif" w:hint="eastAsia"/>
+                <w:rFonts w:ascii="CMU Serif" w:eastAsia="標楷體" w:hAnsi="CMU Serif"/>
                 <w:sz w:val="22"/>
                 <w:szCs w:val="22"/>
               </w:rPr>
@@ -10484,7 +10476,7 @@
               <w:widowControl/>
               <w:jc w:val="both"/>
               <w:rPr>
-                <w:rFonts w:ascii="CMU Serif" w:eastAsia="標楷體" w:hAnsi="CMU Serif" w:hint="eastAsia"/>
+                <w:rFonts w:ascii="CMU Serif" w:eastAsia="標楷體" w:hAnsi="CMU Serif"/>
                 <w:sz w:val="22"/>
                 <w:szCs w:val="22"/>
               </w:rPr>
@@ -10511,7 +10503,7 @@
               <w:widowControl/>
               <w:jc w:val="both"/>
               <w:rPr>
-                <w:rFonts w:ascii="CMU Serif" w:eastAsia="標楷體" w:hAnsi="CMU Serif" w:hint="eastAsia"/>
+                <w:rFonts w:ascii="CMU Serif" w:eastAsia="標楷體" w:hAnsi="CMU Serif"/>
                 <w:sz w:val="22"/>
                 <w:szCs w:val="22"/>
               </w:rPr>
@@ -10538,7 +10530,7 @@
               <w:widowControl/>
               <w:jc w:val="both"/>
               <w:rPr>
-                <w:rFonts w:ascii="CMU Serif" w:eastAsia="標楷體" w:hAnsi="CMU Serif" w:hint="eastAsia"/>
+                <w:rFonts w:ascii="CMU Serif" w:eastAsia="標楷體" w:hAnsi="CMU Serif"/>
                 <w:sz w:val="22"/>
                 <w:szCs w:val="22"/>
               </w:rPr>
@@ -10564,7 +10556,7 @@
             <w:pPr>
               <w:widowControl/>
               <w:rPr>
-                <w:rFonts w:ascii="CMU Serif" w:eastAsia="標楷體" w:hAnsi="CMU Serif" w:hint="eastAsia"/>
+                <w:rFonts w:ascii="CMU Serif" w:eastAsia="標楷體" w:hAnsi="CMU Serif"/>
                 <w:sz w:val="22"/>
                 <w:szCs w:val="22"/>
               </w:rPr>
@@ -10595,7 +10587,7 @@
               <w:widowControl/>
               <w:jc w:val="both"/>
               <w:rPr>
-                <w:rFonts w:ascii="CMU Serif" w:eastAsia="標楷體" w:hAnsi="CMU Serif" w:hint="eastAsia"/>
+                <w:rFonts w:ascii="CMU Serif" w:eastAsia="標楷體" w:hAnsi="CMU Serif"/>
                 <w:sz w:val="22"/>
                 <w:szCs w:val="22"/>
               </w:rPr>
@@ -10631,7 +10623,7 @@
               <w:widowControl/>
               <w:jc w:val="both"/>
               <w:rPr>
-                <w:rFonts w:ascii="CMU Serif" w:eastAsia="標楷體" w:hAnsi="CMU Serif" w:hint="eastAsia"/>
+                <w:rFonts w:ascii="CMU Serif" w:eastAsia="標楷體" w:hAnsi="CMU Serif"/>
                 <w:sz w:val="22"/>
                 <w:szCs w:val="22"/>
               </w:rPr>
@@ -10657,7 +10649,7 @@
               <w:widowControl/>
               <w:jc w:val="both"/>
               <w:rPr>
-                <w:rFonts w:ascii="CMU Serif" w:eastAsia="標楷體" w:hAnsi="CMU Serif" w:hint="eastAsia"/>
+                <w:rFonts w:ascii="CMU Serif" w:eastAsia="標楷體" w:hAnsi="CMU Serif"/>
                 <w:sz w:val="22"/>
                 <w:szCs w:val="22"/>
               </w:rPr>
@@ -10683,7 +10675,7 @@
               <w:widowControl/>
               <w:jc w:val="both"/>
               <w:rPr>
-                <w:rFonts w:ascii="CMU Serif" w:eastAsia="標楷體" w:hAnsi="CMU Serif" w:hint="eastAsia"/>
+                <w:rFonts w:ascii="CMU Serif" w:eastAsia="標楷體" w:hAnsi="CMU Serif"/>
                 <w:sz w:val="22"/>
                 <w:szCs w:val="22"/>
               </w:rPr>
@@ -10709,7 +10701,7 @@
               <w:widowControl/>
               <w:jc w:val="both"/>
               <w:rPr>
-                <w:rFonts w:ascii="CMU Serif" w:eastAsia="標楷體" w:hAnsi="CMU Serif" w:hint="eastAsia"/>
+                <w:rFonts w:ascii="CMU Serif" w:eastAsia="標楷體" w:hAnsi="CMU Serif"/>
                 <w:sz w:val="22"/>
                 <w:szCs w:val="22"/>
               </w:rPr>
@@ -10734,7 +10726,7 @@
             <w:pPr>
               <w:widowControl/>
               <w:rPr>
-                <w:rFonts w:ascii="CMU Serif" w:eastAsia="標楷體" w:hAnsi="CMU Serif" w:hint="eastAsia"/>
+                <w:rFonts w:ascii="CMU Serif" w:eastAsia="標楷體" w:hAnsi="CMU Serif"/>
                 <w:sz w:val="22"/>
                 <w:szCs w:val="22"/>
               </w:rPr>
@@ -10765,7 +10757,7 @@
               <w:widowControl/>
               <w:jc w:val="both"/>
               <w:rPr>
-                <w:rFonts w:ascii="CMU Serif" w:eastAsia="標楷體" w:hAnsi="CMU Serif" w:hint="eastAsia"/>
+                <w:rFonts w:ascii="CMU Serif" w:eastAsia="標楷體" w:hAnsi="CMU Serif"/>
                 <w:sz w:val="22"/>
                 <w:szCs w:val="22"/>
               </w:rPr>
@@ -10801,7 +10793,7 @@
               <w:widowControl/>
               <w:jc w:val="both"/>
               <w:rPr>
-                <w:rFonts w:ascii="CMU Serif" w:eastAsia="標楷體" w:hAnsi="CMU Serif" w:hint="eastAsia"/>
+                <w:rFonts w:ascii="CMU Serif" w:eastAsia="標楷體" w:hAnsi="CMU Serif"/>
                 <w:sz w:val="22"/>
                 <w:szCs w:val="22"/>
               </w:rPr>
@@ -10827,7 +10819,7 @@
               <w:widowControl/>
               <w:jc w:val="both"/>
               <w:rPr>
-                <w:rFonts w:ascii="CMU Serif" w:eastAsia="標楷體" w:hAnsi="CMU Serif" w:hint="eastAsia"/>
+                <w:rFonts w:ascii="CMU Serif" w:eastAsia="標楷體" w:hAnsi="CMU Serif"/>
                 <w:sz w:val="22"/>
                 <w:szCs w:val="22"/>
               </w:rPr>
@@ -10853,7 +10845,7 @@
               <w:widowControl/>
               <w:jc w:val="both"/>
               <w:rPr>
-                <w:rFonts w:ascii="CMU Serif" w:eastAsia="標楷體" w:hAnsi="CMU Serif" w:hint="eastAsia"/>
+                <w:rFonts w:ascii="CMU Serif" w:eastAsia="標楷體" w:hAnsi="CMU Serif"/>
                 <w:sz w:val="22"/>
                 <w:szCs w:val="22"/>
               </w:rPr>
@@ -10879,7 +10871,7 @@
               <w:widowControl/>
               <w:jc w:val="both"/>
               <w:rPr>
-                <w:rFonts w:ascii="CMU Serif" w:eastAsia="標楷體" w:hAnsi="CMU Serif" w:hint="eastAsia"/>
+                <w:rFonts w:ascii="CMU Serif" w:eastAsia="標楷體" w:hAnsi="CMU Serif"/>
                 <w:sz w:val="22"/>
                 <w:szCs w:val="22"/>
               </w:rPr>
@@ -10904,7 +10896,7 @@
             <w:pPr>
               <w:widowControl/>
               <w:rPr>
-                <w:rFonts w:ascii="CMU Serif" w:eastAsia="標楷體" w:hAnsi="CMU Serif" w:hint="eastAsia"/>
+                <w:rFonts w:ascii="CMU Serif" w:eastAsia="標楷體" w:hAnsi="CMU Serif"/>
                 <w:sz w:val="22"/>
                 <w:szCs w:val="22"/>
               </w:rPr>
@@ -10943,7 +10935,7 @@
               <w:widowControl/>
               <w:jc w:val="both"/>
               <w:rPr>
-                <w:rFonts w:ascii="CMU Serif" w:eastAsia="標楷體" w:hAnsi="CMU Serif" w:hint="eastAsia"/>
+                <w:rFonts w:ascii="CMU Serif" w:eastAsia="標楷體" w:hAnsi="CMU Serif"/>
                 <w:sz w:val="22"/>
                 <w:szCs w:val="22"/>
               </w:rPr>
@@ -10979,7 +10971,7 @@
               <w:widowControl/>
               <w:jc w:val="both"/>
               <w:rPr>
-                <w:rFonts w:ascii="CMU Serif" w:eastAsia="標楷體" w:hAnsi="CMU Serif" w:hint="eastAsia"/>
+                <w:rFonts w:ascii="CMU Serif" w:eastAsia="標楷體" w:hAnsi="CMU Serif"/>
                 <w:sz w:val="22"/>
                 <w:szCs w:val="22"/>
               </w:rPr>
@@ -11005,7 +10997,7 @@
               <w:widowControl/>
               <w:jc w:val="both"/>
               <w:rPr>
-                <w:rFonts w:ascii="CMU Serif" w:eastAsia="標楷體" w:hAnsi="CMU Serif" w:hint="eastAsia"/>
+                <w:rFonts w:ascii="CMU Serif" w:eastAsia="標楷體" w:hAnsi="CMU Serif"/>
                 <w:sz w:val="22"/>
                 <w:szCs w:val="22"/>
               </w:rPr>
@@ -11031,7 +11023,7 @@
               <w:widowControl/>
               <w:jc w:val="both"/>
               <w:rPr>
-                <w:rFonts w:ascii="CMU Serif" w:eastAsia="標楷體" w:hAnsi="CMU Serif" w:hint="eastAsia"/>
+                <w:rFonts w:ascii="CMU Serif" w:eastAsia="標楷體" w:hAnsi="CMU Serif"/>
                 <w:sz w:val="22"/>
                 <w:szCs w:val="22"/>
               </w:rPr>
@@ -11057,7 +11049,7 @@
               <w:widowControl/>
               <w:jc w:val="both"/>
               <w:rPr>
-                <w:rFonts w:ascii="CMU Serif" w:eastAsia="標楷體" w:hAnsi="CMU Serif" w:hint="eastAsia"/>
+                <w:rFonts w:ascii="CMU Serif" w:eastAsia="標楷體" w:hAnsi="CMU Serif"/>
                 <w:sz w:val="22"/>
                 <w:szCs w:val="22"/>
               </w:rPr>
@@ -11082,7 +11074,7 @@
             <w:pPr>
               <w:widowControl/>
               <w:rPr>
-                <w:rFonts w:ascii="CMU Serif" w:eastAsia="標楷體" w:hAnsi="CMU Serif" w:hint="eastAsia"/>
+                <w:rFonts w:ascii="CMU Serif" w:eastAsia="標楷體" w:hAnsi="CMU Serif"/>
                 <w:sz w:val="22"/>
                 <w:szCs w:val="22"/>
               </w:rPr>
@@ -11114,7 +11106,7 @@
               <w:widowControl/>
               <w:jc w:val="both"/>
               <w:rPr>
-                <w:rFonts w:ascii="CMU Serif" w:eastAsia="標楷體" w:hAnsi="CMU Serif" w:hint="eastAsia"/>
+                <w:rFonts w:ascii="CMU Serif" w:eastAsia="標楷體" w:hAnsi="CMU Serif"/>
                 <w:sz w:val="22"/>
                 <w:szCs w:val="22"/>
               </w:rPr>
@@ -11188,7 +11180,7 @@
               <w:widowControl/>
               <w:jc w:val="both"/>
               <w:rPr>
-                <w:rFonts w:ascii="CMU Serif" w:eastAsia="標楷體" w:hAnsi="CMU Serif" w:hint="eastAsia"/>
+                <w:rFonts w:ascii="CMU Serif" w:eastAsia="標楷體" w:hAnsi="CMU Serif"/>
                 <w:sz w:val="22"/>
                 <w:szCs w:val="22"/>
               </w:rPr>
@@ -11233,7 +11225,7 @@
               <w:widowControl/>
               <w:jc w:val="both"/>
               <w:rPr>
-                <w:rFonts w:ascii="CMU Serif" w:eastAsia="標楷體" w:hAnsi="CMU Serif" w:hint="eastAsia"/>
+                <w:rFonts w:ascii="CMU Serif" w:eastAsia="標楷體" w:hAnsi="CMU Serif"/>
                 <w:sz w:val="22"/>
                 <w:szCs w:val="22"/>
               </w:rPr>
@@ -11260,7 +11252,7 @@
               <w:widowControl/>
               <w:jc w:val="both"/>
               <w:rPr>
-                <w:rFonts w:ascii="CMU Serif" w:eastAsia="標楷體" w:hAnsi="CMU Serif" w:hint="eastAsia"/>
+                <w:rFonts w:ascii="CMU Serif" w:eastAsia="標楷體" w:hAnsi="CMU Serif"/>
                 <w:sz w:val="22"/>
                 <w:szCs w:val="22"/>
               </w:rPr>
@@ -11287,7 +11279,7 @@
               <w:widowControl/>
               <w:jc w:val="both"/>
               <w:rPr>
-                <w:rFonts w:ascii="CMU Serif" w:eastAsia="標楷體" w:hAnsi="CMU Serif" w:hint="eastAsia"/>
+                <w:rFonts w:ascii="CMU Serif" w:eastAsia="標楷體" w:hAnsi="CMU Serif"/>
                 <w:sz w:val="22"/>
                 <w:szCs w:val="22"/>
               </w:rPr>
@@ -11313,7 +11305,7 @@
             <w:pPr>
               <w:widowControl/>
               <w:rPr>
-                <w:rFonts w:ascii="CMU Serif" w:eastAsia="標楷體" w:hAnsi="CMU Serif" w:hint="eastAsia"/>
+                <w:rFonts w:ascii="CMU Serif" w:eastAsia="標楷體" w:hAnsi="CMU Serif"/>
                 <w:sz w:val="22"/>
                 <w:szCs w:val="22"/>
               </w:rPr>
@@ -11361,7 +11353,7 @@
               <w:widowControl/>
               <w:jc w:val="both"/>
               <w:rPr>
-                <w:rFonts w:ascii="CMU Serif" w:eastAsia="標楷體" w:hAnsi="CMU Serif" w:hint="eastAsia"/>
+                <w:rFonts w:ascii="CMU Serif" w:eastAsia="標楷體" w:hAnsi="CMU Serif"/>
                 <w:sz w:val="22"/>
                 <w:szCs w:val="22"/>
               </w:rPr>
@@ -11434,7 +11426,7 @@
               <w:widowControl/>
               <w:jc w:val="both"/>
               <w:rPr>
-                <w:rFonts w:ascii="CMU Serif" w:eastAsia="標楷體" w:hAnsi="CMU Serif" w:hint="eastAsia"/>
+                <w:rFonts w:ascii="CMU Serif" w:eastAsia="標楷體" w:hAnsi="CMU Serif"/>
                 <w:sz w:val="22"/>
                 <w:szCs w:val="22"/>
               </w:rPr>
@@ -11461,7 +11453,7 @@
               <w:widowControl/>
               <w:jc w:val="both"/>
               <w:rPr>
-                <w:rFonts w:ascii="CMU Serif" w:eastAsia="標楷體" w:hAnsi="CMU Serif" w:hint="eastAsia"/>
+                <w:rFonts w:ascii="CMU Serif" w:eastAsia="標楷體" w:hAnsi="CMU Serif"/>
                 <w:sz w:val="22"/>
                 <w:szCs w:val="22"/>
               </w:rPr>
@@ -11488,7 +11480,7 @@
               <w:widowControl/>
               <w:jc w:val="both"/>
               <w:rPr>
-                <w:rFonts w:ascii="CMU Serif" w:eastAsia="標楷體" w:hAnsi="CMU Serif" w:hint="eastAsia"/>
+                <w:rFonts w:ascii="CMU Serif" w:eastAsia="標楷體" w:hAnsi="CMU Serif"/>
                 <w:sz w:val="22"/>
                 <w:szCs w:val="22"/>
               </w:rPr>
@@ -11515,7 +11507,7 @@
               <w:widowControl/>
               <w:jc w:val="both"/>
               <w:rPr>
-                <w:rFonts w:ascii="CMU Serif" w:eastAsia="標楷體" w:hAnsi="CMU Serif" w:hint="eastAsia"/>
+                <w:rFonts w:ascii="CMU Serif" w:eastAsia="標楷體" w:hAnsi="CMU Serif"/>
                 <w:sz w:val="22"/>
                 <w:szCs w:val="22"/>
               </w:rPr>
@@ -11541,7 +11533,7 @@
             <w:pPr>
               <w:widowControl/>
               <w:rPr>
-                <w:rFonts w:ascii="CMU Serif" w:eastAsia="標楷體" w:hAnsi="CMU Serif" w:hint="eastAsia"/>
+                <w:rFonts w:ascii="CMU Serif" w:eastAsia="標楷體" w:hAnsi="CMU Serif"/>
                 <w:sz w:val="22"/>
                 <w:szCs w:val="22"/>
               </w:rPr>
@@ -11573,7 +11565,7 @@
               <w:widowControl/>
               <w:jc w:val="both"/>
               <w:rPr>
-                <w:rFonts w:ascii="CMU Serif" w:eastAsia="標楷體" w:hAnsi="CMU Serif" w:hint="eastAsia"/>
+                <w:rFonts w:ascii="CMU Serif" w:eastAsia="標楷體" w:hAnsi="CMU Serif"/>
                 <w:sz w:val="22"/>
                 <w:szCs w:val="22"/>
               </w:rPr>
@@ -11646,7 +11638,7 @@
               <w:widowControl/>
               <w:jc w:val="both"/>
               <w:rPr>
-                <w:rFonts w:ascii="CMU Serif" w:eastAsia="標楷體" w:hAnsi="CMU Serif" w:hint="eastAsia"/>
+                <w:rFonts w:ascii="CMU Serif" w:eastAsia="標楷體" w:hAnsi="CMU Serif"/>
                 <w:sz w:val="22"/>
                 <w:szCs w:val="22"/>
               </w:rPr>
@@ -11691,7 +11683,7 @@
               <w:widowControl/>
               <w:jc w:val="both"/>
               <w:rPr>
-                <w:rFonts w:ascii="CMU Serif" w:eastAsia="標楷體" w:hAnsi="CMU Serif" w:hint="eastAsia"/>
+                <w:rFonts w:ascii="CMU Serif" w:eastAsia="標楷體" w:hAnsi="CMU Serif"/>
                 <w:sz w:val="22"/>
                 <w:szCs w:val="22"/>
               </w:rPr>
@@ -11718,7 +11710,7 @@
               <w:widowControl/>
               <w:jc w:val="both"/>
               <w:rPr>
-                <w:rFonts w:ascii="CMU Serif" w:eastAsia="標楷體" w:hAnsi="CMU Serif" w:hint="eastAsia"/>
+                <w:rFonts w:ascii="CMU Serif" w:eastAsia="標楷體" w:hAnsi="CMU Serif"/>
                 <w:sz w:val="22"/>
                 <w:szCs w:val="22"/>
               </w:rPr>
@@ -11745,7 +11737,7 @@
               <w:widowControl/>
               <w:jc w:val="both"/>
               <w:rPr>
-                <w:rFonts w:ascii="CMU Serif" w:eastAsia="標楷體" w:hAnsi="CMU Serif" w:hint="eastAsia"/>
+                <w:rFonts w:ascii="CMU Serif" w:eastAsia="標楷體" w:hAnsi="CMU Serif"/>
                 <w:sz w:val="22"/>
                 <w:szCs w:val="22"/>
               </w:rPr>
@@ -11771,7 +11763,7 @@
             <w:pPr>
               <w:widowControl/>
               <w:rPr>
-                <w:rFonts w:ascii="CMU Serif" w:eastAsia="標楷體" w:hAnsi="CMU Serif" w:hint="eastAsia"/>
+                <w:rFonts w:ascii="CMU Serif" w:eastAsia="標楷體" w:hAnsi="CMU Serif"/>
                 <w:sz w:val="22"/>
                 <w:szCs w:val="22"/>
               </w:rPr>
@@ -11819,7 +11811,7 @@
               <w:widowControl/>
               <w:jc w:val="both"/>
               <w:rPr>
-                <w:rFonts w:ascii="CMU Serif" w:eastAsia="標楷體" w:hAnsi="CMU Serif" w:hint="eastAsia"/>
+                <w:rFonts w:ascii="CMU Serif" w:eastAsia="標楷體" w:hAnsi="CMU Serif"/>
                 <w:sz w:val="22"/>
                 <w:szCs w:val="22"/>
               </w:rPr>
@@ -11892,7 +11884,7 @@
               <w:widowControl/>
               <w:jc w:val="both"/>
               <w:rPr>
-                <w:rFonts w:ascii="CMU Serif" w:eastAsia="標楷體" w:hAnsi="CMU Serif" w:hint="eastAsia"/>
+                <w:rFonts w:ascii="CMU Serif" w:eastAsia="標楷體" w:hAnsi="CMU Serif"/>
                 <w:sz w:val="22"/>
                 <w:szCs w:val="22"/>
               </w:rPr>
@@ -11919,7 +11911,7 @@
               <w:widowControl/>
               <w:jc w:val="both"/>
               <w:rPr>
-                <w:rFonts w:ascii="CMU Serif" w:eastAsia="標楷體" w:hAnsi="CMU Serif" w:hint="eastAsia"/>
+                <w:rFonts w:ascii="CMU Serif" w:eastAsia="標楷體" w:hAnsi="CMU Serif"/>
                 <w:sz w:val="22"/>
                 <w:szCs w:val="22"/>
               </w:rPr>
@@ -11946,7 +11938,7 @@
               <w:widowControl/>
               <w:jc w:val="both"/>
               <w:rPr>
-                <w:rFonts w:ascii="CMU Serif" w:eastAsia="標楷體" w:hAnsi="CMU Serif" w:hint="eastAsia"/>
+                <w:rFonts w:ascii="CMU Serif" w:eastAsia="標楷體" w:hAnsi="CMU Serif"/>
                 <w:sz w:val="22"/>
                 <w:szCs w:val="22"/>
               </w:rPr>
@@ -11973,7 +11965,7 @@
               <w:widowControl/>
               <w:jc w:val="both"/>
               <w:rPr>
-                <w:rFonts w:ascii="CMU Serif" w:eastAsia="標楷體" w:hAnsi="CMU Serif" w:hint="eastAsia"/>
+                <w:rFonts w:ascii="CMU Serif" w:eastAsia="標楷體" w:hAnsi="CMU Serif"/>
                 <w:sz w:val="22"/>
                 <w:szCs w:val="22"/>
               </w:rPr>
@@ -11999,7 +11991,7 @@
             <w:pPr>
               <w:widowControl/>
               <w:rPr>
-                <w:rFonts w:ascii="CMU Serif" w:eastAsia="標楷體" w:hAnsi="CMU Serif" w:hint="eastAsia"/>
+                <w:rFonts w:ascii="CMU Serif" w:eastAsia="標楷體" w:hAnsi="CMU Serif"/>
                 <w:sz w:val="22"/>
                 <w:szCs w:val="22"/>
               </w:rPr>
@@ -12029,7 +12021,7 @@
         <w:widowControl/>
         <w:spacing w:after="0"/>
         <w:rPr>
-          <w:rFonts w:ascii="CMU Serif" w:eastAsia="標楷體" w:hAnsi="CMU Serif" w:hint="eastAsia"/>
+          <w:rFonts w:ascii="CMU Serif" w:eastAsia="標楷體" w:hAnsi="CMU Serif"/>
         </w:rPr>
       </w:pPr>
       <w:r>
@@ -13717,6 +13709,7 @@
   <w:style w:type="character" w:default="1" w:styleId="a0">
     <w:name w:val="Default Paragraph Font"/>
     <w:uiPriority w:val="1"/>
+    <w:semiHidden/>
     <w:unhideWhenUsed/>
   </w:style>
   <w:style w:type="table" w:default="1" w:styleId="a1">
